--- a/draft/survey_v1.docx
+++ b/draft/survey_v1.docx
@@ -4554,7 +4554,13 @@
         <w:t xml:space="preserve">)</w:t>
       </w:r>
       <w:r>
-        <w:t xml:space="preserve">, and a claim of 298 K in a ternary La-Sc-H system</w:t>
+        <w:t xml:space="preserve">, and a claim of superconductivity with onset between 271 and 298 K in</w:t>
+      </w:r>
+      <w:r>
+        <w:t xml:space="preserve"> </w:t>
+      </w:r>
+      <w:r>
+        <w:t xml:space="preserve">a La-Sc-H system at 195-266 GPa</w:t>
       </w:r>
       <w:r>
         <w:t xml:space="preserve"> </w:t>
@@ -4574,7 +4580,25 @@
         <w:t xml:space="preserve">)</w:t>
       </w:r>
       <w:r>
-        <w:t xml:space="preserve">.</w:t>
+        <w:t xml:space="preserve">. That last claim is recent, singular</w:t>
+      </w:r>
+      <w:r>
+        <w:t xml:space="preserve"> </w:t>
+      </w:r>
+      <w:r>
+        <w:t xml:space="preserve">and not independently replicated at the time of writing, and the retraction record</w:t>
+      </w:r>
+      <w:r>
+        <w:t xml:space="preserve"> </w:t>
+      </w:r>
+      <w:r>
+        <w:t xml:space="preserve">discussed below is the reason to say so explicitly rather than to quote the number</w:t>
+      </w:r>
+      <w:r>
+        <w:t xml:space="preserve"> </w:t>
+      </w:r>
+      <w:r>
+        <w:t xml:space="preserve">alone.</w:t>
       </w:r>
     </w:p>
     <w:p>
@@ -4622,13 +4646,19 @@
         <w:t xml:space="preserve">)</w:t>
       </w:r>
       <w:r>
-        <w:t xml:space="preserve">, and the Lu-N-H</w:t>
-      </w:r>
-      <w:r>
-        <w:t xml:space="preserve"> </w:t>
-      </w:r>
-      <w:r>
-        <w:t xml:space="preserve">episode</w:t>
+        <w:t xml:space="preserve">, The Lu-N-H episode is</w:t>
+      </w:r>
+      <w:r>
+        <w:t xml:space="preserve"> </w:t>
+      </w:r>
+      <w:r>
+        <w:t xml:space="preserve">still unsettled rather than closed: one group reported resistance measurements in good</w:t>
+      </w:r>
+      <w:r>
+        <w:t xml:space="preserve"> </w:t>
+      </w:r>
+      <w:r>
+        <w:t xml:space="preserve">agreement with the original transition temperature and its pressure dependence</w:t>
       </w:r>
       <w:r>
         <w:t xml:space="preserve"> </w:t>
@@ -4648,16 +4678,19 @@
         <w:t xml:space="preserve">)</w:t>
       </w:r>
       <w:r>
-        <w:t xml:space="preserve"> </w:t>
-      </w:r>
-      <w:r>
-        <w:t xml:space="preserve">drew both experimental and computational rebuttals:</w:t>
-      </w:r>
-      <w:r>
-        <w:t xml:space="preserve"> </w:t>
-      </w:r>
-      <w:r>
-        <w:t xml:space="preserve">first-principles modelling of the plausible parent structures concluded that the</w:t>
+        <w:t xml:space="preserve">, while several others reported no superconductivity in samples</w:t>
+      </w:r>
+      <w:r>
+        <w:t xml:space="preserve"> </w:t>
+      </w:r>
+      <w:r>
+        <w:t xml:space="preserve">they prepared, and first-principles modelling of the plausible parent structures</w:t>
+      </w:r>
+      <w:r>
+        <w:t xml:space="preserve"> </w:t>
+      </w:r>
+      <w:r>
+        <w:t xml:space="preserve">concluded that the</w:t>
       </w:r>
       <w:r>
         <w:t xml:space="preserve"> </w:t>
@@ -5033,19 +5066,25 @@
         <w:t xml:space="preserve">)</w:t>
       </w:r>
       <w:r>
-        <w:t xml:space="preserve">, while electronic-structure work</w:t>
-      </w:r>
-      <w:r>
-        <w:t xml:space="preserve"> </w:t>
-      </w:r>
-      <w:r>
-        <w:t xml:space="preserve">attributed the flat bands to correlated Cu states rather than to a superconducting</w:t>
-      </w:r>
-      <w:r>
-        <w:t xml:space="preserve"> </w:t>
-      </w:r>
-      <w:r>
-        <w:t xml:space="preserve">mechanism</w:t>
+        <w:t xml:space="preserve">. The episode is also a good example</w:t>
+      </w:r>
+      <w:r>
+        <w:t xml:space="preserve"> </w:t>
+      </w:r>
+      <w:r>
+        <w:t xml:space="preserve">of how first-principles work enters a live controversy on both sides: Griffin’s</w:t>
+      </w:r>
+      <w:r>
+        <w:t xml:space="preserve"> </w:t>
+      </w:r>
+      <w:r>
+        <w:t xml:space="preserve">density-functional calculations identified correlated isolated flat bands at the Fermi</w:t>
+      </w:r>
+      <w:r>
+        <w:t xml:space="preserve"> </w:t>
+      </w:r>
+      <w:r>
+        <w:t xml:space="preserve">level, noting these as a signature associated with high transition temperatures</w:t>
       </w:r>
       <w:r>
         <w:t xml:space="preserve"> </w:t>
@@ -5065,7 +5104,13 @@
         <w:t xml:space="preserve">)</w:t>
       </w:r>
       <w:r>
-        <w:t xml:space="preserve">. The replication burst is the most compressed example</w:t>
+        <w:t xml:space="preserve">, which made the compound worth taking seriously even as the</w:t>
+      </w:r>
+      <w:r>
+        <w:t xml:space="preserve"> </w:t>
+      </w:r>
+      <w:r>
+        <w:t xml:space="preserve">crystals were failing to superconduct. The replication burst is the most compressed example</w:t>
       </w:r>
       <w:r>
         <w:t xml:space="preserve"> </w:t>
@@ -5862,13 +5907,7 @@
         <w:t xml:space="preserve"> </w:t>
       </w:r>
       <w:r>
-        <w:t xml:space="preserve">triplet superconductivity and the fate of time-reversal-symmetry breaking are studied</w:t>
-      </w:r>
-      <w:r>
-        <w:t xml:space="preserve"> </w:t>
-      </w:r>
-      <w:r>
-        <w:t xml:space="preserve">in progressively cleaner crystals</w:t>
+        <w:t xml:space="preserve">triplet superconductivity is studied in progressively cleaner crystals</w:t>
       </w:r>
       <w:r>
         <w:t xml:space="preserve"> </w:t>
@@ -5876,55 +5915,73 @@
       <w:r>
         <w:t xml:space="preserve">(</w:t>
       </w:r>
+      <w:hyperlink w:anchor="ref-wu2023enhanced">
+        <w:r>
+          <w:rPr>
+            <w:rStyle w:val="Hyperlink"/>
+          </w:rPr>
+          <w:t xml:space="preserve">Wu et al. 2023</w:t>
+        </w:r>
+      </w:hyperlink>
+      <w:r>
+        <w:t xml:space="preserve">)</w:t>
+      </w:r>
+      <w:r>
+        <w:t xml:space="preserve"> </w:t>
+      </w:r>
+      <w:r>
+        <w:t xml:space="preserve">following the original spin-triplet report</w:t>
+      </w:r>
+      <w:r>
+        <w:t xml:space="preserve"> </w:t>
+      </w:r>
+      <w:r>
+        <w:t xml:space="preserve">(</w:t>
+      </w:r>
+      <w:hyperlink w:anchor="ref-ran2019nearly">
+        <w:r>
+          <w:rPr>
+            <w:rStyle w:val="Hyperlink"/>
+          </w:rPr>
+          <w:t xml:space="preserve">Ran et al. 2019</w:t>
+        </w:r>
+      </w:hyperlink>
+      <w:r>
+        <w:t xml:space="preserve">)</w:t>
+      </w:r>
+      <w:r>
+        <w:t xml:space="preserve">, and</w:t>
+      </w:r>
+      <w:r>
+        <w:t xml:space="preserve"> </w:t>
+      </w:r>
+      <w:r>
+        <w:t xml:space="preserve">where an earlier claim of time-reversal-symmetry breaking did not survive: Kerr</w:t>
+      </w:r>
+      <w:r>
+        <w:t xml:space="preserve"> </w:t>
+      </w:r>
+      <w:r>
+        <w:t xml:space="preserve">measurements across samples grown by two different routes found no evidence for a</w:t>
+      </w:r>
+      <w:r>
+        <w:t xml:space="preserve"> </w:t>
+      </w:r>
+      <w:r>
+        <w:t xml:space="preserve">spontaneous signal</w:t>
+      </w:r>
+      <w:r>
+        <w:t xml:space="preserve"> </w:t>
+      </w:r>
+      <w:r>
+        <w:t xml:space="preserve">(</w:t>
+      </w:r>
       <w:hyperlink w:anchor="ref-ajeesh2023fate">
         <w:r>
           <w:rPr>
             <w:rStyle w:val="Hyperlink"/>
           </w:rPr>
           <w:t xml:space="preserve">Ajeesh et al. 2023</w:t>
-        </w:r>
-      </w:hyperlink>
-      <w:r>
-        <w:t xml:space="preserve">;</w:t>
-      </w:r>
-      <w:r>
-        <w:t xml:space="preserve"> </w:t>
-      </w:r>
-      <w:hyperlink w:anchor="ref-wu2023enhanced">
-        <w:r>
-          <w:rPr>
-            <w:rStyle w:val="Hyperlink"/>
-          </w:rPr>
-          <w:t xml:space="preserve">Wu et al. 2023</w:t>
-        </w:r>
-      </w:hyperlink>
-      <w:r>
-        <w:t xml:space="preserve">)</w:t>
-      </w:r>
-      <w:r>
-        <w:t xml:space="preserve"> </w:t>
-      </w:r>
-      <w:r>
-        <w:t xml:space="preserve">following the</w:t>
-      </w:r>
-      <w:r>
-        <w:t xml:space="preserve"> </w:t>
-      </w:r>
-      <w:r>
-        <w:t xml:space="preserve">original spin-triplet report</w:t>
-      </w:r>
-      <w:r>
-        <w:t xml:space="preserve"> </w:t>
-      </w:r>
-      <w:r>
-        <w:t xml:space="preserve">(</w:t>
-      </w:r>
-      <w:hyperlink w:anchor="ref-ran2019nearly">
-        <w:r>
-          <w:rPr>
-            <w:rStyle w:val="Hyperlink"/>
-          </w:rPr>
-          <w:t xml:space="preserve">Ran et al. 2019</w:t>
         </w:r>
       </w:hyperlink>
       <w:r>
@@ -7640,19 +7697,25 @@
         <w:t xml:space="preserve"> </w:t>
       </w:r>
       <w:r>
-        <w:t xml:space="preserve">The count grows – 13 in</w:t>
-      </w:r>
-      <w:r>
-        <w:t xml:space="preserve"> </w:t>
-      </w:r>
-      <w:r>
-        <w:t xml:space="preserve">2022, 19 in 2023, 22 in 2024, 38 in 2025 – but from a base so low that even a</w:t>
-      </w:r>
-      <w:r>
-        <w:t xml:space="preserve"> </w:t>
-      </w:r>
-      <w:r>
-        <w:t xml:space="preserve">tripling leaves the field’s daily practice essentially untouched. A recent review of</w:t>
+        <w:t xml:space="preserve">The count grows across the four complete</w:t>
+      </w:r>
+      <w:r>
+        <w:t xml:space="preserve"> </w:t>
+      </w:r>
+      <w:r>
+        <w:t xml:space="preserve">calendar years in the window – 13 in 2022, 19 in 2023, 22 in 2024, 38 in 2025 – but</w:t>
+      </w:r>
+      <w:r>
+        <w:t xml:space="preserve"> </w:t>
+      </w:r>
+      <w:r>
+        <w:t xml:space="preserve">from a base so low that even a tripling leaves the field’s daily practice essentially</w:t>
+      </w:r>
+      <w:r>
+        <w:t xml:space="preserve"> </w:t>
+      </w:r>
+      <w:r>
+        <w:t xml:space="preserve">untouched. A recent review of</w:t>
       </w:r>
       <w:r>
         <w:t xml:space="preserve"> </w:t>

--- a/draft/survey_v1.docx
+++ b/draft/survey_v1.docx
@@ -2250,13 +2250,109 @@
           <w:b/>
           <w:bCs/>
         </w:rPr>
+        <w:t xml:space="preserve">Taxonomy revision, disclosed.</w:t>
+      </w:r>
+      <w:r>
+        <w:t xml:space="preserve"> </w:t>
+      </w:r>
+      <w:r>
+        <w:t xml:space="preserve">The two agreement figures above are not measured</w:t>
+      </w:r>
+      <w:r>
+        <w:t xml:space="preserve"> </w:t>
+      </w:r>
+      <w:r>
+        <w:t xml:space="preserve">against the same label set. The task axis originally carried a sixth value,</w:t>
+      </w:r>
+      <w:r>
+        <w:t xml:space="preserve"> </w:t>
+      </w:r>
+      <w:r>
+        <w:rPr>
+          <w:rStyle w:val="VerbatimChar"/>
+        </w:rPr>
+        <w:t xml:space="preserve">application</w:t>
+      </w:r>
+      <w:r>
+        <w:t xml:space="preserve">; the first labelling round showed that characterization-versus-</w:t>
+      </w:r>
+      <w:r>
+        <w:t xml:space="preserve"> </w:t>
+      </w:r>
+      <w:r>
+        <w:t xml:space="preserve">application was the dominant disagreement for the keyword rules and for both</w:t>
+      </w:r>
+      <w:r>
+        <w:t xml:space="preserve"> </w:t>
+      </w:r>
+      <w:r>
+        <w:t xml:space="preserve">benchmarked language models alike, which identified the value as conflating mode of</w:t>
+      </w:r>
+      <w:r>
+        <w:t xml:space="preserve"> </w:t>
+      </w:r>
+      <w:r>
+        <w:t xml:space="preserve">work with purpose rather than as a classifier failure. The value was removed, the 146</w:t>
+      </w:r>
+      <w:r>
+        <w:t xml:space="preserve"> </w:t>
+      </w:r>
+      <w:r>
+        <w:t xml:space="preserve">scored hand labels were remapped accordingly, and the models were re-scored against</w:t>
+      </w:r>
+      <w:r>
+        <w:t xml:space="preserve"> </w:t>
+      </w:r>
+      <w:r>
+        <w:t xml:space="preserve">the revised set. The 70.5% rule figure predates that revision and is reported for</w:t>
+      </w:r>
+      <w:r>
+        <w:t xml:space="preserve"> </w:t>
+      </w:r>
+      <w:r>
+        <w:t xml:space="preserve">completeness rather than as a like-for-like comparison. The prompt was also sharpened</w:t>
+      </w:r>
+      <w:r>
+        <w:t xml:space="preserve"> </w:t>
+      </w:r>
+      <w:r>
+        <w:t xml:space="preserve">once, after per-class recall showed synthesis at 55%, by adding explicit</w:t>
+      </w:r>
+      <w:r>
+        <w:t xml:space="preserve"> </w:t>
+      </w:r>
+      <w:r>
+        <w:t xml:space="preserve">synthesis-versus-characterization and discovery-versus-ab-initio boundary rules;</w:t>
+      </w:r>
+      <w:r>
+        <w:t xml:space="preserve"> </w:t>
+      </w:r>
+      <w:r>
+        <w:t xml:space="preserve">the corpus was then relabelled from scratch with the final prompt.</w:t>
+      </w:r>
+    </w:p>
+    <w:p>
+      <w:pPr>
+        <w:pStyle w:val="BodyText"/>
+      </w:pPr>
+      <w:r>
+        <w:rPr>
+          <w:b/>
+          <w:bCs/>
+        </w:rPr>
         <w:t xml:space="preserve">Annotator disclosure.</w:t>
       </w:r>
       <w:r>
         <w:t xml:space="preserve"> </w:t>
       </w:r>
       <w:r>
-        <w:t xml:space="preserve">All hand labels were produced by a single annotator. The</w:t>
+        <w:t xml:space="preserve">All hand labels were produced by a single annotator, in the</w:t>
+      </w:r>
+      <w:r>
+        <w:t xml:space="preserve"> </w:t>
+      </w:r>
+      <w:r>
+        <w:t xml:space="preserve">same working session that built the pipeline. The</w:t>
       </w:r>
       <w:r>
         <w:t xml:space="preserve"> </w:t>
@@ -7178,19 +7274,25 @@
         <w:t xml:space="preserve"> </w:t>
       </w:r>
       <w:r>
-        <w:t xml:space="preserve">are scarce: a database of materials that were tried and did not superconduct is worth</w:t>
-      </w:r>
-      <w:r>
-        <w:t xml:space="preserve"> </w:t>
-      </w:r>
-      <w:r>
-        <w:t xml:space="preserve">as much as one of those that did, and the one large compilation of non-superconductors</w:t>
-      </w:r>
-      <w:r>
-        <w:t xml:space="preserve"> </w:t>
-      </w:r>
-      <w:r>
-        <w:t xml:space="preserve">in this corpus was assembled as a deliberate remedy</w:t>
+        <w:t xml:space="preserve">are scarce, in two distinct senses that are easy to conflate. Computed</w:t>
+      </w:r>
+      <w:r>
+        <w:t xml:space="preserve"> </w:t>
+      </w:r>
+      <w:r>
+        <w:t xml:space="preserve">non-superconductors can be generated in bulk, and the one large compilation in this</w:t>
+      </w:r>
+      <w:r>
+        <w:t xml:space="preserve"> </w:t>
+      </w:r>
+      <w:r>
+        <w:t xml:space="preserve">corpus – 53,196 entries – was assembled as a deliberate remedy for classifier</w:t>
+      </w:r>
+      <w:r>
+        <w:t xml:space="preserve"> </w:t>
+      </w:r>
+      <w:r>
+        <w:t xml:space="preserve">training</w:t>
       </w:r>
       <w:r>
         <w:t xml:space="preserve"> </w:t>
@@ -7210,7 +7312,55 @@
         <w:t xml:space="preserve">)</w:t>
       </w:r>
       <w:r>
-        <w:t xml:space="preserve">. And the labels</w:t>
+        <w:t xml:space="preserve">; the 3DSC dataset likewise includes tested</w:t>
+      </w:r>
+      <w:r>
+        <w:t xml:space="preserve"> </w:t>
+      </w:r>
+      <w:r>
+        <w:t xml:space="preserve">non-superconductors</w:t>
+      </w:r>
+      <w:r>
+        <w:t xml:space="preserve"> </w:t>
+      </w:r>
+      <w:r>
+        <w:t xml:space="preserve">(</w:t>
+      </w:r>
+      <w:hyperlink w:anchor="ref-sommer20223dsc">
+        <w:r>
+          <w:rPr>
+            <w:rStyle w:val="Hyperlink"/>
+          </w:rPr>
+          <w:t xml:space="preserve">Sommer et al. 2022</w:t>
+        </w:r>
+      </w:hyperlink>
+      <w:r>
+        <w:t xml:space="preserve">)</w:t>
+      </w:r>
+      <w:r>
+        <w:t xml:space="preserve">. Experimentally</w:t>
+      </w:r>
+      <w:r>
+        <w:t xml:space="preserve"> </w:t>
+      </w:r>
+      <w:r>
+        <w:rPr>
+          <w:i/>
+          <w:iCs/>
+        </w:rPr>
+        <w:t xml:space="preserve">attempted and failed</w:t>
+      </w:r>
+      <w:r>
+        <w:t xml:space="preserve"> </w:t>
+      </w:r>
+      <w:r>
+        <w:t xml:space="preserve">syntheses are a different and almost entirely missing record, and it is that second</w:t>
+      </w:r>
+      <w:r>
+        <w:t xml:space="preserve"> </w:t>
+      </w:r>
+      <w:r>
+        <w:t xml:space="preserve">kind the synthesis mode needs. And the labels</w:t>
       </w:r>
       <w:r>
         <w:t xml:space="preserve"> </w:t>
@@ -7517,19 +7667,43 @@
         <w:t xml:space="preserve"> </w:t>
       </w:r>
       <w:r>
-        <w:t xml:space="preserve">spectra are rendered as figures in PDFs; per-group formats are undocumented;</w:t>
-      </w:r>
-      <w:r>
-        <w:t xml:space="preserve"> </w:t>
-      </w:r>
-      <w:r>
-        <w:t xml:space="preserve">supplementary files lack schemas; and there is no community convention for releasing</w:t>
-      </w:r>
-      <w:r>
-        <w:t xml:space="preserve"> </w:t>
-      </w:r>
-      <w:r>
-        <w:t xml:space="preserve">an ARPES cut or an STM map as an array with its acquisition parameters. Where such</w:t>
+        <w:t xml:space="preserve">spectra are rendered as figures in PDFs, per-group formats are undocumented, and</w:t>
+      </w:r>
+      <w:r>
+        <w:t xml:space="preserve"> </w:t>
+      </w:r>
+      <w:r>
+        <w:t xml:space="preserve">supplementary files lack schemas. We did not survey data-availability practice</w:t>
+      </w:r>
+      <w:r>
+        <w:t xml:space="preserve"> </w:t>
+      </w:r>
+      <w:r>
+        <w:t xml:space="preserve">directly, so we state the weaker claim this corpus supports: among the</w:t>
+      </w:r>
+      <w:r>
+        <w:t xml:space="preserve"> </w:t>
+      </w:r>
+      <w:r>
+        <w:t xml:space="preserve">characterization papers read for this survey we encountered no shared convention for</w:t>
+      </w:r>
+      <w:r>
+        <w:t xml:space="preserve"> </w:t>
+      </w:r>
+      <w:r>
+        <w:t xml:space="preserve">releasing an ARPES cut or an STM map as an array with its acquisition parameters, and</w:t>
+      </w:r>
+      <w:r>
+        <w:t xml:space="preserve"> </w:t>
+      </w:r>
+      <w:r>
+        <w:t xml:space="preserve">no repository playing the role that structural databases play for computed materials.</w:t>
+      </w:r>
+      <w:r>
+        <w:t xml:space="preserve"> </w:t>
+      </w:r>
+      <w:r>
+        <w:t xml:space="preserve">Where such</w:t>
       </w:r>
       <w:r>
         <w:t xml:space="preserve"> </w:t>

--- a/draft/survey_v1.docx
+++ b/draft/survey_v1.docx
@@ -500,13 +500,25 @@
         <w:t xml:space="preserve"> </w:t>
       </w:r>
       <w:r>
-        <w:t xml:space="preserve">the resulting priorities, and Section 7 offers three testable hypotheses about why the</w:t>
-      </w:r>
-      <w:r>
-        <w:t xml:space="preserve"> </w:t>
-      </w:r>
-      <w:r>
-        <w:t xml:space="preserve">field looks the way it does.</w:t>
+        <w:t xml:space="preserve">the resulting priorities. Section 7 asks what the emerging AI-for-science</w:t>
+      </w:r>
+      <w:r>
+        <w:t xml:space="preserve"> </w:t>
+      </w:r>
+      <w:r>
+        <w:t xml:space="preserve">infrastructure would have to deliver for the field’s central target to come within</w:t>
+      </w:r>
+      <w:r>
+        <w:t xml:space="preserve"> </w:t>
+      </w:r>
+      <w:r>
+        <w:t xml:space="preserve">reach, and what would falsify that route. Section 8 offers three testable hypotheses</w:t>
+      </w:r>
+      <w:r>
+        <w:t xml:space="preserve"> </w:t>
+      </w:r>
+      <w:r>
+        <w:t xml:space="preserve">about why the field looks the way it does.</w:t>
       </w:r>
     </w:p>
     <w:bookmarkEnd w:id="9"/>
@@ -10066,7 +10078,7 @@
         <w:t xml:space="preserve"> </w:t>
       </w:r>
       <w:r>
-        <w:t xml:space="preserve">Section 7 argues that several are.</w:t>
+        <w:t xml:space="preserve">Section 8 argues that several are.</w:t>
       </w:r>
     </w:p>
     <w:p>
@@ -11073,22 +11085,194 @@
     </w:p>
     <w:bookmarkEnd w:id="60"/>
     <w:bookmarkEnd w:id="61"/>
-    <w:bookmarkStart w:id="66" w:name="discussion"/>
+    <w:bookmarkStart w:id="66" w:name="X7177b6ffed021546abdff106c8c0ba7a013cbc9"/>
     <w:p>
       <w:pPr>
         <w:pStyle w:val="Heading1"/>
       </w:pPr>
       <w:r>
-        <w:t xml:space="preserve">Discussion</w:t>
-      </w:r>
-    </w:p>
-    <w:bookmarkStart w:id="62" w:name="reading-the-corpuss-own-shape"/>
+        <w:t xml:space="preserve">Outlook: a route to the grail, and what it requires</w:t>
+      </w:r>
+    </w:p>
+    <w:p>
+      <w:pPr>
+        <w:pStyle w:val="FirstParagraph"/>
+      </w:pPr>
+      <w:r>
+        <w:t xml:space="preserve">The preceding sections are deliberately deflationary. This one is not, but it earns</w:t>
+      </w:r>
+      <w:r>
+        <w:t xml:space="preserve"> </w:t>
+      </w:r>
+      <w:r>
+        <w:t xml:space="preserve">its optimism by being specific about what would have to be built.</w:t>
+      </w:r>
+    </w:p>
+    <w:p>
+      <w:pPr>
+        <w:pStyle w:val="BodyText"/>
+      </w:pPr>
+      <w:r>
+        <w:t xml:space="preserve">The target is easy to state and has been stated for a century: a superconductor that</w:t>
+      </w:r>
+      <w:r>
+        <w:t xml:space="preserve"> </w:t>
+      </w:r>
+      <w:r>
+        <w:t xml:space="preserve">works at room temperature and ambient pressure, in a material that can be made in</w:t>
+      </w:r>
+      <w:r>
+        <w:t xml:space="preserve"> </w:t>
+      </w:r>
+      <w:r>
+        <w:t xml:space="preserve">quantity. Every partial success so far has failed one of those three conditions.</w:t>
+      </w:r>
+      <w:r>
+        <w:t xml:space="preserve"> </w:t>
+      </w:r>
+      <w:r>
+        <w:t xml:space="preserve">Cuprates and nickelates reach high temperatures but not room temperature. Hydrides</w:t>
+      </w:r>
+      <w:r>
+        <w:t xml:space="preserve"> </w:t>
+      </w:r>
+      <w:r>
+        <w:t xml:space="preserve">reach near-room temperature but only under megabar pressure, and the claims that went</w:t>
+      </w:r>
+      <w:r>
+        <w:t xml:space="preserve"> </w:t>
+      </w:r>
+      <w:r>
+        <w:t xml:space="preserve">further were retracted</w:t>
+      </w:r>
+      <w:r>
+        <w:t xml:space="preserve"> </w:t>
+      </w:r>
+      <w:r>
+        <w:t xml:space="preserve">(</w:t>
+      </w:r>
+      <w:hyperlink w:anchor="ref-snider2020retracted">
+        <w:r>
+          <w:rPr>
+            <w:rStyle w:val="Hyperlink"/>
+          </w:rPr>
+          <w:t xml:space="preserve">Snider et al. 2020</w:t>
+        </w:r>
+      </w:hyperlink>
+      <w:r>
+        <w:t xml:space="preserve">;</w:t>
+      </w:r>
+      <w:r>
+        <w:t xml:space="preserve"> </w:t>
+      </w:r>
+      <w:hyperlink w:anchor="ref-dasenbrock2023retracted">
+        <w:r>
+          <w:rPr>
+            <w:rStyle w:val="Hyperlink"/>
+          </w:rPr>
+          <w:t xml:space="preserve">Dasenbrock-Gammon et al. 2023</w:t>
+        </w:r>
+      </w:hyperlink>
+      <w:r>
+        <w:t xml:space="preserve">)</w:t>
+      </w:r>
+      <w:r>
+        <w:t xml:space="preserve">. Nothing in</w:t>
+      </w:r>
+      <w:r>
+        <w:t xml:space="preserve"> </w:t>
+      </w:r>
+      <w:r>
+        <w:t xml:space="preserve">the AI literature surveyed in Section 5 has moved any of the three constraints.</w:t>
+      </w:r>
+    </w:p>
+    <w:p>
+      <w:pPr>
+        <w:pStyle w:val="BodyText"/>
+      </w:pPr>
+      <w:r>
+        <w:t xml:space="preserve">We take one recent industrial development as</w:t>
+      </w:r>
+      <w:r>
+        <w:t xml:space="preserve"> </w:t>
+      </w:r>
+      <w:r>
+        <w:rPr>
+          <w:i/>
+          <w:iCs/>
+        </w:rPr>
+        <w:t xml:space="preserve">framing</w:t>
+      </w:r>
+      <w:r>
+        <w:t xml:space="preserve"> </w:t>
+      </w:r>
+      <w:r>
+        <w:t xml:space="preserve">rather than as evidence, and</w:t>
+      </w:r>
+      <w:r>
+        <w:t xml:space="preserve"> </w:t>
+      </w:r>
+      <w:r>
+        <w:t xml:space="preserve">say so explicitly: Anthropic’s preview of a Model Hardware Standard, a shared</w:t>
+      </w:r>
+      <w:r>
+        <w:t xml:space="preserve"> </w:t>
+      </w:r>
+      <w:r>
+        <w:t xml:space="preserve">specification through which AI agents drive laboratory instruments directly</w:t>
+      </w:r>
+      <w:r>
+        <w:t xml:space="preserve"> </w:t>
+      </w:r>
+      <w:r>
+        <w:t xml:space="preserve">(</w:t>
+      </w:r>
+      <w:hyperlink w:anchor="ref-anthropic2026mhs">
+        <w:r>
+          <w:rPr>
+            <w:rStyle w:val="Hyperlink"/>
+          </w:rPr>
+          <w:t xml:space="preserve">Anthropic 2026</w:t>
+        </w:r>
+      </w:hyperlink>
+      <w:r>
+        <w:t xml:space="preserve">)</w:t>
+      </w:r>
+      <w:r>
+        <w:t xml:space="preserve">. It is a product announcement, not a peer-reviewed result, and we</w:t>
+      </w:r>
+      <w:r>
+        <w:t xml:space="preserve"> </w:t>
+      </w:r>
+      <w:r>
+        <w:t xml:space="preserve">cite it for what it signals about where infrastructure is heading rather than for any</w:t>
+      </w:r>
+      <w:r>
+        <w:t xml:space="preserve"> </w:t>
+      </w:r>
+      <w:r>
+        <w:t xml:space="preserve">claim about superconductivity. What it signals matters here, because Section 6</w:t>
+      </w:r>
+      <w:r>
+        <w:t xml:space="preserve"> </w:t>
+      </w:r>
+      <w:r>
+        <w:t xml:space="preserve">identified the instrument interface as the binding constraint in every</w:t>
+      </w:r>
+      <w:r>
+        <w:t xml:space="preserve"> </w:t>
+      </w:r>
+      <w:r>
+        <w:t xml:space="preserve">experiment-limited cell.</w:t>
+      </w:r>
+    </w:p>
+    <w:bookmarkStart w:id="62" w:name="X09263b8d1403e95da36824b14a820a3abc7876c"/>
     <w:p>
       <w:pPr>
         <w:pStyle w:val="Heading2"/>
       </w:pPr>
       <w:r>
-        <w:t xml:space="preserve">Reading the corpus’s own shape</w:t>
+        <w:t xml:space="preserve">Why the missing piece is the instrument interface, not the model</w:t>
       </w:r>
     </w:p>
     <w:p>
@@ -11096,13 +11280,25 @@
         <w:pStyle w:val="FirstParagraph"/>
       </w:pPr>
       <w:r>
-        <w:t xml:space="preserve">Before interpreting any proportion in this survey, three sampling facts have to be</w:t>
-      </w:r>
-      <w:r>
-        <w:t xml:space="preserve"> </w:t>
-      </w:r>
-      <w:r>
-        <w:t xml:space="preserve">stated, because each of them shapes the numbers.</w:t>
+        <w:t xml:space="preserve">The argument of this survey has been that AI penetrated superconductivity exactly</w:t>
+      </w:r>
+      <w:r>
+        <w:t xml:space="preserve"> </w:t>
+      </w:r>
+      <w:r>
+        <w:t xml:space="preserve">where a machine could grade its own work, and stopped where a physical experiment was</w:t>
+      </w:r>
+      <w:r>
+        <w:t xml:space="preserve"> </w:t>
+      </w:r>
+      <w:r>
+        <w:t xml:space="preserve">required. That boundary is not a statement about model capability. It is a statement</w:t>
+      </w:r>
+      <w:r>
+        <w:t xml:space="preserve"> </w:t>
+      </w:r>
+      <w:r>
+        <w:t xml:space="preserve">about what a model is connected to.</w:t>
       </w:r>
     </w:p>
     <w:p>
@@ -11110,37 +11306,129 @@
         <w:pStyle w:val="BodyText"/>
       </w:pPr>
       <w:r>
-        <w:t xml:space="preserve">First, the seed is a category harvest, not a topic harvest. A paper appears because</w:t>
-      </w:r>
-      <w:r>
-        <w:t xml:space="preserve"> </w:t>
-      </w:r>
-      <w:r>
-        <w:t xml:space="preserve">its authors chose</w:t>
-      </w:r>
-      <w:r>
-        <w:t xml:space="preserve"> </w:t>
-      </w:r>
-      <w:r>
-        <w:rPr>
-          <w:rStyle w:val="VerbatimChar"/>
-        </w:rPr>
-        <w:t xml:space="preserve">cond-mat.supr-con</w:t>
-      </w:r>
-      <w:r>
-        <w:t xml:space="preserve">, so the corpus measures what the community</w:t>
-      </w:r>
-      <w:r>
-        <w:t xml:space="preserve"> </w:t>
-      </w:r>
-      <w:r>
-        <w:t xml:space="preserve">files under superconductivity, which is not identical to what is about</w:t>
-      </w:r>
-      <w:r>
-        <w:t xml:space="preserve"> </w:t>
-      </w:r>
-      <w:r>
-        <w:t xml:space="preserve">superconductivity. The measured off-topic rate within the seed is 2.5%.</w:t>
+        <w:t xml:space="preserve">Three developments now bear on that boundary simultaneously. Autonomous-laboratory</w:t>
+      </w:r>
+      <w:r>
+        <w:t xml:space="preserve"> </w:t>
+      </w:r>
+      <w:r>
+        <w:t xml:space="preserve">software has matured from bespoke scripts toward operating systems with typed, stateful</w:t>
+      </w:r>
+      <w:r>
+        <w:t xml:space="preserve"> </w:t>
+      </w:r>
+      <w:r>
+        <w:t xml:space="preserve">device abstractions</w:t>
+      </w:r>
+      <w:r>
+        <w:t xml:space="preserve"> </w:t>
+      </w:r>
+      <w:r>
+        <w:t xml:space="preserve">(</w:t>
+      </w:r>
+      <w:hyperlink w:anchor="ref-gao2025unilabos">
+        <w:r>
+          <w:rPr>
+            <w:rStyle w:val="Hyperlink"/>
+          </w:rPr>
+          <w:t xml:space="preserve">Gao et al. 2025</w:t>
+        </w:r>
+      </w:hyperlink>
+      <w:r>
+        <w:t xml:space="preserve">)</w:t>
+      </w:r>
+      <w:r>
+        <w:t xml:space="preserve">, and the field has begun describing its own next</w:t>
+      </w:r>
+      <w:r>
+        <w:t xml:space="preserve"> </w:t>
+      </w:r>
+      <w:r>
+        <w:t xml:space="preserve">phase as integrating synthesis, characterization and theory under shared, community</w:t>
+      </w:r>
+      <w:r>
+        <w:t xml:space="preserve"> </w:t>
+      </w:r>
+      <w:r>
+        <w:t xml:space="preserve">standards rather than as isolated robotic cells</w:t>
+      </w:r>
+      <w:r>
+        <w:t xml:space="preserve"> </w:t>
+      </w:r>
+      <w:r>
+        <w:t xml:space="preserve">(</w:t>
+      </w:r>
+      <w:hyperlink w:anchor="ref-lee2026toward">
+        <w:r>
+          <w:rPr>
+            <w:rStyle w:val="Hyperlink"/>
+          </w:rPr>
+          <w:t xml:space="preserve">Lee et al. 2026</w:t>
+        </w:r>
+      </w:hyperlink>
+      <w:r>
+        <w:t xml:space="preserve">)</w:t>
+      </w:r>
+      <w:r>
+        <w:t xml:space="preserve">. Multi-agent</w:t>
+      </w:r>
+      <w:r>
+        <w:t xml:space="preserve"> </w:t>
+      </w:r>
+      <w:r>
+        <w:t xml:space="preserve">orchestration of laboratory resources is being studied as a management problem in its</w:t>
+      </w:r>
+      <w:r>
+        <w:t xml:space="preserve"> </w:t>
+      </w:r>
+      <w:r>
+        <w:t xml:space="preserve">own right</w:t>
+      </w:r>
+      <w:r>
+        <w:t xml:space="preserve"> </w:t>
+      </w:r>
+      <w:r>
+        <w:t xml:space="preserve">(</w:t>
+      </w:r>
+      <w:hyperlink w:anchor="ref-kusne2026managing">
+        <w:r>
+          <w:rPr>
+            <w:rStyle w:val="Hyperlink"/>
+          </w:rPr>
+          <w:t xml:space="preserve">Kusne and McDannald 2026</w:t>
+        </w:r>
+      </w:hyperlink>
+      <w:r>
+        <w:t xml:space="preserve">)</w:t>
+      </w:r>
+      <w:r>
+        <w:t xml:space="preserve">. And hardware-standardisation efforts aim to collapse</w:t>
+      </w:r>
+      <w:r>
+        <w:t xml:space="preserve"> </w:t>
+      </w:r>
+      <w:r>
+        <w:t xml:space="preserve">instrument integration from weeks to hours</w:t>
+      </w:r>
+      <w:r>
+        <w:t xml:space="preserve"> </w:t>
+      </w:r>
+      <w:r>
+        <w:t xml:space="preserve">(</w:t>
+      </w:r>
+      <w:hyperlink w:anchor="ref-anthropic2026mhs">
+        <w:r>
+          <w:rPr>
+            <w:rStyle w:val="Hyperlink"/>
+          </w:rPr>
+          <w:t xml:space="preserve">Anthropic 2026</w:t>
+        </w:r>
+      </w:hyperlink>
+      <w:r>
+        <w:t xml:space="preserve">)</w:t>
+      </w:r>
+      <w:r>
+        <w:t xml:space="preserve">.</w:t>
       </w:r>
     </w:p>
     <w:p>
@@ -11148,141 +11436,41 @@
         <w:pStyle w:val="BodyText"/>
       </w:pPr>
       <w:r>
-        <w:t xml:space="preserve">Second, the supplement is recency-biased by construction and is excluded from every</w:t>
-      </w:r>
-      <w:r>
-        <w:t xml:space="preserve"> </w:t>
-      </w:r>
-      <w:r>
-        <w:t xml:space="preserve">trend statement and from Table 1’s grid.</w:t>
-      </w:r>
-    </w:p>
-    <w:p>
-      <w:pPr>
-        <w:pStyle w:val="BodyText"/>
-      </w:pPr>
-      <w:r>
-        <w:t xml:space="preserve">Third, labels come from a model pass with 85.6% family and 88.4% mode agreement</w:t>
-      </w:r>
-      <w:r>
-        <w:t xml:space="preserve"> </w:t>
-      </w:r>
-      <w:r>
-        <w:t xml:space="preserve">against a single annotator’s hand labels, and the two smallest modes – synthesis at</w:t>
-      </w:r>
-      <w:r>
-        <w:t xml:space="preserve"> </w:t>
-      </w:r>
-      <w:r>
-        <w:t xml:space="preserve">64% recall and discovery at 54% – are the least reliable. Any statement below that</w:t>
-      </w:r>
-      <w:r>
-        <w:t xml:space="preserve"> </w:t>
-      </w:r>
-      <w:r>
-        <w:t xml:space="preserve">depends on those two counts is stated as a hypothesis.</w:t>
-      </w:r>
-    </w:p>
-    <w:p>
-      <w:pPr>
-        <w:pStyle w:val="BodyText"/>
-      </w:pPr>
-      <w:r>
-        <w:t xml:space="preserve">With those caveats, three features of the corpus seem worth explaining.</w:t>
-      </w:r>
-    </w:p>
-    <w:bookmarkEnd w:id="62"/>
-    <w:bookmarkStart w:id="63" w:name="three-hypotheses-about-the-fields-shape"/>
-    <w:p>
-      <w:pPr>
-        <w:pStyle w:val="Heading2"/>
-      </w:pPr>
-      <w:r>
-        <w:t xml:space="preserve">Three hypotheses about the field’s shape</w:t>
-      </w:r>
-    </w:p>
-    <w:p>
-      <w:pPr>
-        <w:pStyle w:val="FirstParagraph"/>
-      </w:pPr>
-      <w:r>
-        <w:rPr>
-          <w:b/>
-          <w:bCs/>
-        </w:rPr>
-        <w:t xml:space="preserve">The verifiability gradient.</w:t>
-      </w:r>
-      <w:r>
-        <w:t xml:space="preserve"> </w:t>
-      </w:r>
-      <w:r>
-        <w:t xml:space="preserve">AI methods appear in this corpus almost exactly where</w:t>
-      </w:r>
-      <w:r>
-        <w:t xml:space="preserve"> </w:t>
-      </w:r>
-      <w:r>
-        <w:t xml:space="preserve">a prediction can be checked without an experiment. Ab initio screening, where a DFT</w:t>
-      </w:r>
-      <w:r>
-        <w:t xml:space="preserve"> </w:t>
-      </w:r>
-      <w:r>
-        <w:t xml:space="preserve">calculation grades the model, and neural quantum states, where a variational energy</w:t>
-      </w:r>
-      <w:r>
-        <w:t xml:space="preserve"> </w:t>
-      </w:r>
-      <w:r>
-        <w:t xml:space="preserve">does, are the two populated cells; synthesis, where only a furnace can settle the</w:t>
-      </w:r>
-      <w:r>
-        <w:t xml:space="preserve"> </w:t>
-      </w:r>
-      <w:r>
-        <w:t xml:space="preserve">question, has one paper. The hypothesis is that adoption is governed by validation</w:t>
-      </w:r>
-      <w:r>
-        <w:t xml:space="preserve"> </w:t>
-      </w:r>
-      <w:r>
-        <w:t xml:space="preserve">cost rather than by data volume or scientific payoff. It is testable: if it holds,</w:t>
-      </w:r>
-      <w:r>
-        <w:t xml:space="preserve"> </w:t>
-      </w:r>
-      <w:r>
-        <w:t xml:space="preserve">the next AI methods to arrive in this field should show up in characterization</w:t>
-      </w:r>
-      <w:r>
-        <w:t xml:space="preserve"> </w:t>
-      </w:r>
-      <w:r>
-        <w:t xml:space="preserve">inversion tasks, where an independent measurement provides the check, before they</w:t>
-      </w:r>
-      <w:r>
-        <w:t xml:space="preserve"> </w:t>
-      </w:r>
-      <w:r>
-        <w:t xml:space="preserve">show up anywhere in synthesis.</w:t>
-      </w:r>
-    </w:p>
-    <w:p>
-      <w:pPr>
-        <w:pStyle w:val="BodyText"/>
-      </w:pPr>
-      <w:r>
-        <w:rPr>
-          <w:b/>
-          <w:bCs/>
-        </w:rPr>
-        <w:t xml:space="preserve">The label-quality trap at the top of the range.</w:t>
-      </w:r>
-      <w:r>
-        <w:t xml:space="preserve"> </w:t>
-      </w:r>
-      <w:r>
-        <w:t xml:space="preserve">A</w:t>
+        <w:t xml:space="preserve">If these hold, the practical consequence for superconductivity is narrow and</w:t>
+      </w:r>
+      <w:r>
+        <w:t xml:space="preserve"> </w:t>
+      </w:r>
+      <w:r>
+        <w:t xml:space="preserve">important: the cost of</w:t>
+      </w:r>
+      <w:r>
+        <w:t xml:space="preserve"> </w:t>
+      </w:r>
+      <w:r>
+        <w:rPr>
+          <w:i/>
+          <w:iCs/>
+        </w:rPr>
+        <w:t xml:space="preserve">one experimental iteration</w:t>
+      </w:r>
+      <w:r>
+        <w:t xml:space="preserve"> </w:t>
+      </w:r>
+      <w:r>
+        <w:t xml:space="preserve">falls, and with it the cost of the</w:t>
+      </w:r>
+      <w:r>
+        <w:t xml:space="preserve"> </w:t>
+      </w:r>
+      <w:r>
+        <w:t xml:space="preserve">validation step that Figure 5 identifies as the binding constraint in every synthesis</w:t>
+      </w:r>
+      <w:r>
+        <w:t xml:space="preserve"> </w:t>
+      </w:r>
+      <w:r>
+        <w:t xml:space="preserve">cell. Nothing about that requires a better</w:t>
       </w:r>
       <w:r>
         <w:t xml:space="preserve"> </w:t>
@@ -11305,13 +11493,601 @@
         <w:t xml:space="preserve"> </w:t>
       </w:r>
       <w:r>
-        <w:t xml:space="preserve">model is most valuable</w:t>
-      </w:r>
-      <w:r>
-        <w:t xml:space="preserve"> </w:t>
-      </w:r>
-      <w:r>
-        <w:t xml:space="preserve">where</w:t>
+        <w:t xml:space="preserve">regressor.</w:t>
+      </w:r>
+    </w:p>
+    <w:bookmarkEnd w:id="62"/>
+    <w:bookmarkStart w:id="63" w:name="four-things-that-would-have-to-be-built"/>
+    <w:p>
+      <w:pPr>
+        <w:pStyle w:val="Heading2"/>
+      </w:pPr>
+      <w:r>
+        <w:t xml:space="preserve">Four things that would have to be built</w:t>
+      </w:r>
+    </w:p>
+    <w:p>
+      <w:pPr>
+        <w:pStyle w:val="FirstParagraph"/>
+      </w:pPr>
+      <w:r>
+        <w:rPr>
+          <w:b/>
+          <w:bCs/>
+        </w:rPr>
+        <w:t xml:space="preserve">A synthesizability model trained on failures.</w:t>
+      </w:r>
+      <w:r>
+        <w:t xml:space="preserve"> </w:t>
+      </w:r>
+      <w:r>
+        <w:t xml:space="preserve">Section 4 established that the</w:t>
+      </w:r>
+      <w:r>
+        <w:t xml:space="preserve"> </w:t>
+      </w:r>
+      <w:r>
+        <w:t xml:space="preserve">negative half of the synthesis record does not exist: papers report the attempts that</w:t>
+      </w:r>
+      <w:r>
+        <w:t xml:space="preserve"> </w:t>
+      </w:r>
+      <w:r>
+        <w:t xml:space="preserve">worked. The screening literature has already generated the demand – candidate lists</w:t>
+      </w:r>
+      <w:r>
+        <w:t xml:space="preserve"> </w:t>
+      </w:r>
+      <w:r>
+        <w:t xml:space="preserve">in the hundreds, with thermodynamic stability as the only filter, and a known caveat</w:t>
+      </w:r>
+      <w:r>
+        <w:t xml:space="preserve"> </w:t>
+      </w:r>
+      <w:r>
+        <w:t xml:space="preserve">that promising compounds often sit slightly off the convex hull</w:t>
+      </w:r>
+      <w:r>
+        <w:t xml:space="preserve"> </w:t>
+      </w:r>
+      <w:r>
+        <w:t xml:space="preserve">(</w:t>
+      </w:r>
+      <w:hyperlink w:anchor="ref-cerqueira2024searching">
+        <w:r>
+          <w:rPr>
+            <w:rStyle w:val="Hyperlink"/>
+          </w:rPr>
+          <w:t xml:space="preserve">Cerqueira et al. 2024</w:t>
+        </w:r>
+      </w:hyperlink>
+      <w:r>
+        <w:t xml:space="preserve">)</w:t>
+      </w:r>
+      <w:r>
+        <w:t xml:space="preserve">. A registry of attempted syntheses with conditions and</w:t>
+      </w:r>
+      <w:r>
+        <w:t xml:space="preserve"> </w:t>
+      </w:r>
+      <w:r>
+        <w:t xml:space="preserve">outcomes, failures included, is a coordination problem rather than a research problem,</w:t>
+      </w:r>
+      <w:r>
+        <w:t xml:space="preserve"> </w:t>
+      </w:r>
+      <w:r>
+        <w:t xml:space="preserve">and it is the single highest-leverage dataset this survey can identify. Autonomous</w:t>
+      </w:r>
+      <w:r>
+        <w:t xml:space="preserve"> </w:t>
+      </w:r>
+      <w:r>
+        <w:t xml:space="preserve">platforms are attractive here for a reason usually left implicit:</w:t>
+      </w:r>
+      <w:r>
+        <w:t xml:space="preserve"> </w:t>
+      </w:r>
+      <w:r>
+        <w:rPr>
+          <w:b/>
+          <w:bCs/>
+        </w:rPr>
+        <w:t xml:space="preserve">a robot has no</w:t>
+      </w:r>
+      <w:r>
+        <w:rPr>
+          <w:b/>
+          <w:bCs/>
+        </w:rPr>
+        <w:t xml:space="preserve"> </w:t>
+      </w:r>
+      <w:r>
+        <w:rPr>
+          <w:b/>
+          <w:bCs/>
+        </w:rPr>
+        <w:t xml:space="preserve">incentive to withhold a failed run.</w:t>
+      </w:r>
+      <w:r>
+        <w:t xml:space="preserve"> </w:t>
+      </w:r>
+      <w:r>
+        <w:t xml:space="preserve">Instrumented synthesis generates the negative</w:t>
+      </w:r>
+      <w:r>
+        <w:t xml:space="preserve"> </w:t>
+      </w:r>
+      <w:r>
+        <w:t xml:space="preserve">data that human publication practice systematically destroys.</w:t>
+      </w:r>
+    </w:p>
+    <w:p>
+      <w:pPr>
+        <w:pStyle w:val="BodyText"/>
+      </w:pPr>
+      <w:r>
+        <w:rPr>
+          <w:b/>
+          <w:bCs/>
+        </w:rPr>
+        <w:t xml:space="preserve">Instrumented characterization as a first-class output.</w:t>
+      </w:r>
+      <w:r>
+        <w:t xml:space="preserve"> </w:t>
+      </w:r>
+      <w:r>
+        <w:t xml:space="preserve">The same argument applies</w:t>
+      </w:r>
+      <w:r>
+        <w:t xml:space="preserve"> </w:t>
+      </w:r>
+      <w:r>
+        <w:t xml:space="preserve">one step downstream. Section 6 ranked characterization inversion as the most</w:t>
+      </w:r>
+      <w:r>
+        <w:t xml:space="preserve"> </w:t>
+      </w:r>
+      <w:r>
+        <w:t xml:space="preserve">under-exploited opportunity in the field, blocked by data format rather than by</w:t>
+      </w:r>
+      <w:r>
+        <w:t xml:space="preserve"> </w:t>
+      </w:r>
+      <w:r>
+        <w:t xml:space="preserve">method. An instrument operating under a machine interface emits arrays with</w:t>
+      </w:r>
+      <w:r>
+        <w:t xml:space="preserve"> </w:t>
+      </w:r>
+      <w:r>
+        <w:t xml:space="preserve">acquisition parameters attached by construction. The dataset problem and the</w:t>
+      </w:r>
+      <w:r>
+        <w:t xml:space="preserve"> </w:t>
+      </w:r>
+      <w:r>
+        <w:t xml:space="preserve">automation problem have the same solution, and the automation is being built for other</w:t>
+      </w:r>
+      <w:r>
+        <w:t xml:space="preserve"> </w:t>
+      </w:r>
+      <w:r>
+        <w:t xml:space="preserve">reasons.</w:t>
+      </w:r>
+    </w:p>
+    <w:p>
+      <w:pPr>
+        <w:pStyle w:val="BodyText"/>
+      </w:pPr>
+      <w:r>
+        <w:rPr>
+          <w:b/>
+          <w:bCs/>
+        </w:rPr>
+        <w:t xml:space="preserve">Extreme-condition autonomy, which is the hard case.</w:t>
+      </w:r>
+      <w:r>
+        <w:t xml:space="preserve"> </w:t>
+      </w:r>
+      <w:r>
+        <w:t xml:space="preserve">Superconductivity’s important</w:t>
+      </w:r>
+      <w:r>
+        <w:t xml:space="preserve"> </w:t>
+      </w:r>
+      <w:r>
+        <w:t xml:space="preserve">syntheses are not pipetting. They are diamond anvil cells at 200 GPa, topotactic</w:t>
+      </w:r>
+      <w:r>
+        <w:t xml:space="preserve"> </w:t>
+      </w:r>
+      <w:r>
+        <w:t xml:space="preserve">reduction with calcium hydride, molecular-beam epitaxy under strain, and mechanical</w:t>
+      </w:r>
+      <w:r>
+        <w:t xml:space="preserve"> </w:t>
+      </w:r>
+      <w:r>
+        <w:t xml:space="preserve">stacking with angular precision. Existing autonomous platforms target bulk oxide</w:t>
+      </w:r>
+      <w:r>
+        <w:t xml:space="preserve"> </w:t>
+      </w:r>
+      <w:r>
+        <w:t xml:space="preserve">powders, and even there the claims have been contested</w:t>
+      </w:r>
+      <w:r>
+        <w:t xml:space="preserve"> </w:t>
+      </w:r>
+      <w:r>
+        <w:t xml:space="preserve">(</w:t>
+      </w:r>
+      <w:hyperlink w:anchor="ref-leeman2024challenges">
+        <w:r>
+          <w:rPr>
+            <w:rStyle w:val="Hyperlink"/>
+          </w:rPr>
+          <w:t xml:space="preserve">Leeman et al. 2024</w:t>
+        </w:r>
+      </w:hyperlink>
+      <w:r>
+        <w:t xml:space="preserve">)</w:t>
+      </w:r>
+      <w:r>
+        <w:t xml:space="preserve">. The</w:t>
+      </w:r>
+      <w:r>
+        <w:t xml:space="preserve"> </w:t>
+      </w:r>
+      <w:r>
+        <w:t xml:space="preserve">honest statement is that no current self-driving laboratory addresses the syntheses</w:t>
+      </w:r>
+      <w:r>
+        <w:t xml:space="preserve"> </w:t>
+      </w:r>
+      <w:r>
+        <w:t xml:space="preserve">this field actually needs, and that closing that gap is an instrumentation programme</w:t>
+      </w:r>
+      <w:r>
+        <w:t xml:space="preserve"> </w:t>
+      </w:r>
+      <w:r>
+        <w:t xml:space="preserve">measured in years. The diamond-anvil-cell case is the one worth attacking first: the</w:t>
+      </w:r>
+      <w:r>
+        <w:t xml:space="preserve"> </w:t>
+      </w:r>
+      <w:r>
+        <w:t xml:space="preserve">sample is tiny, the measurement is electrical, the parameter space is low-dimensional,</w:t>
+      </w:r>
+      <w:r>
+        <w:t xml:space="preserve"> </w:t>
+      </w:r>
+      <w:r>
+        <w:t xml:space="preserve">and the iteration is currently gated almost entirely by human attention.</w:t>
+      </w:r>
+    </w:p>
+    <w:p>
+      <w:pPr>
+        <w:pStyle w:val="BodyText"/>
+      </w:pPr>
+      <w:r>
+        <w:rPr>
+          <w:b/>
+          <w:bCs/>
+        </w:rPr>
+        <w:t xml:space="preserve">A benchmark with experimental resolution.</w:t>
+      </w:r>
+      <w:r>
+        <w:t xml:space="preserve"> </w:t>
+      </w:r>
+      <w:r>
+        <w:t xml:space="preserve">The AI-for-science field has begun</w:t>
+      </w:r>
+      <w:r>
+        <w:t xml:space="preserve"> </w:t>
+      </w:r>
+      <w:r>
+        <w:t xml:space="preserve">building serious evaluations – agent suites over research tasks</w:t>
+      </w:r>
+      <w:r>
+        <w:t xml:space="preserve"> </w:t>
+      </w:r>
+      <w:r>
+        <w:t xml:space="preserve">(</w:t>
+      </w:r>
+      <w:hyperlink w:anchor="ref-bragg2025astabench">
+        <w:r>
+          <w:rPr>
+            <w:rStyle w:val="Hyperlink"/>
+          </w:rPr>
+          <w:t xml:space="preserve">Bragg et al. 2025</w:t>
+        </w:r>
+      </w:hyperlink>
+      <w:r>
+        <w:t xml:space="preserve">)</w:t>
+      </w:r>
+      <w:r>
+        <w:t xml:space="preserve">,</w:t>
+      </w:r>
+      <w:r>
+        <w:t xml:space="preserve"> </w:t>
+      </w:r>
+      <w:r>
+        <w:t xml:space="preserve">physics-specific research benchmarks</w:t>
+      </w:r>
+      <w:r>
+        <w:t xml:space="preserve"> </w:t>
+      </w:r>
+      <w:r>
+        <w:t xml:space="preserve">(</w:t>
+      </w:r>
+      <w:hyperlink w:anchor="ref-miao2026prlbench">
+        <w:r>
+          <w:rPr>
+            <w:rStyle w:val="Hyperlink"/>
+          </w:rPr>
+          <w:t xml:space="preserve">Miao et al. 2026</w:t>
+        </w:r>
+      </w:hyperlink>
+      <w:r>
+        <w:t xml:space="preserve">)</w:t>
+      </w:r>
+      <w:r>
+        <w:t xml:space="preserve">, reproduction of</w:t>
+      </w:r>
+      <w:r>
+        <w:t xml:space="preserve"> </w:t>
+      </w:r>
+      <w:r>
+        <w:t xml:space="preserve">Nature-family results</w:t>
+      </w:r>
+      <w:r>
+        <w:t xml:space="preserve"> </w:t>
+      </w:r>
+      <w:r>
+        <w:t xml:space="preserve">(</w:t>
+      </w:r>
+      <w:hyperlink w:anchor="ref-wang2026naturebench">
+        <w:r>
+          <w:rPr>
+            <w:rStyle w:val="Hyperlink"/>
+          </w:rPr>
+          <w:t xml:space="preserve">Wang et al. 2026</w:t>
+        </w:r>
+      </w:hyperlink>
+      <w:r>
+        <w:t xml:space="preserve">)</w:t>
+      </w:r>
+      <w:r>
+        <w:t xml:space="preserve">, and particle-physics analysis</w:t>
+      </w:r>
+      <w:r>
+        <w:t xml:space="preserve"> </w:t>
+      </w:r>
+      <w:r>
+        <w:t xml:space="preserve">reproduction</w:t>
+      </w:r>
+      <w:r>
+        <w:t xml:space="preserve"> </w:t>
+      </w:r>
+      <w:r>
+        <w:t xml:space="preserve">(</w:t>
+      </w:r>
+      <w:hyperlink w:anchor="ref-faroughy2026colliderbench">
+        <w:r>
+          <w:rPr>
+            <w:rStyle w:val="Hyperlink"/>
+          </w:rPr>
+          <w:t xml:space="preserve">Faroughy et al. 2026</w:t>
+        </w:r>
+      </w:hyperlink>
+      <w:r>
+        <w:t xml:space="preserve">)</w:t>
+      </w:r>
+      <w:r>
+        <w:t xml:space="preserve">. Superconductivity has none. The version this</w:t>
+      </w:r>
+      <w:r>
+        <w:t xml:space="preserve"> </w:t>
+      </w:r>
+      <w:r>
+        <w:t xml:space="preserve">field needs is specific: a time-stamped registry in which candidate materials are</w:t>
+      </w:r>
+      <w:r>
+        <w:t xml:space="preserve"> </w:t>
+      </w:r>
+      <w:r>
+        <w:t xml:space="preserve">predicted before synthesis, and scored against what is subsequently made and measured.</w:t>
+      </w:r>
+      <w:r>
+        <w:t xml:space="preserve"> </w:t>
+      </w:r>
+      <w:r>
+        <w:t xml:space="preserve">Only such a benchmark can distinguish a method that generalises from one that</w:t>
+      </w:r>
+      <w:r>
+        <w:t xml:space="preserve"> </w:t>
+      </w:r>
+      <w:r>
+        <w:t xml:space="preserve">interpolates its training set, and its absence is why no cell in Figure 5 scores full</w:t>
+      </w:r>
+      <w:r>
+        <w:t xml:space="preserve"> </w:t>
+      </w:r>
+      <w:r>
+        <w:t xml:space="preserve">marks on benchmark maturity.</w:t>
+      </w:r>
+    </w:p>
+    <w:bookmarkEnd w:id="63"/>
+    <w:bookmarkStart w:id="64" w:name="what-would-falsify-the-optimism"/>
+    <w:p>
+      <w:pPr>
+        <w:pStyle w:val="Heading2"/>
+      </w:pPr>
+      <w:r>
+        <w:t xml:space="preserve">What would falsify the optimism</w:t>
+      </w:r>
+    </w:p>
+    <w:p>
+      <w:pPr>
+        <w:pStyle w:val="FirstParagraph"/>
+      </w:pPr>
+      <w:r>
+        <w:t xml:space="preserve">A position paper argues that agentic AI systems, whatever their capabilities as</w:t>
+      </w:r>
+      <w:r>
+        <w:t xml:space="preserve"> </w:t>
+      </w:r>
+      <w:r>
+        <w:t xml:space="preserve">co-scientists, are not built for autonomous discovery – problem selection is distorted</w:t>
+      </w:r>
+      <w:r>
+        <w:t xml:space="preserve"> </w:t>
+      </w:r>
+      <w:r>
+        <w:t xml:space="preserve">by what is measurable, and the loop from hypothesis to validated result is not closed</w:t>
+      </w:r>
+      <w:r>
+        <w:t xml:space="preserve"> </w:t>
+      </w:r>
+      <w:r>
+        <w:t xml:space="preserve">by adding autonomy</w:t>
+      </w:r>
+      <w:r>
+        <w:t xml:space="preserve"> </w:t>
+      </w:r>
+      <w:r>
+        <w:t xml:space="preserve">(</w:t>
+      </w:r>
+      <w:hyperlink w:anchor="ref-bisht2026agentic">
+        <w:r>
+          <w:rPr>
+            <w:rStyle w:val="Hyperlink"/>
+          </w:rPr>
+          <w:t xml:space="preserve">Bisht et al. 2026</w:t>
+        </w:r>
+      </w:hyperlink>
+      <w:r>
+        <w:t xml:space="preserve">)</w:t>
+      </w:r>
+      <w:r>
+        <w:t xml:space="preserve">. This survey’s corpus is consistent with that</w:t>
+      </w:r>
+      <w:r>
+        <w:t xml:space="preserve"> </w:t>
+      </w:r>
+      <w:r>
+        <w:t xml:space="preserve">argument rather than against it, and the failure mode it predicts is specific enough</w:t>
+      </w:r>
+      <w:r>
+        <w:t xml:space="preserve"> </w:t>
+      </w:r>
+      <w:r>
+        <w:t xml:space="preserve">to watch for.</w:t>
+      </w:r>
+    </w:p>
+    <w:p>
+      <w:pPr>
+        <w:pStyle w:val="BodyText"/>
+      </w:pPr>
+      <w:r>
+        <w:t xml:space="preserve">If the optimistic route is wrong, it will look like this: instrument standardisation</w:t>
+      </w:r>
+      <w:r>
+        <w:t xml:space="preserve"> </w:t>
+      </w:r>
+      <w:r>
+        <w:t xml:space="preserve">arrives, throughput rises, and the field produces more measurements of the compounds</w:t>
+      </w:r>
+      <w:r>
+        <w:t xml:space="preserve"> </w:t>
+      </w:r>
+      <w:r>
+        <w:t xml:space="preserve">it was already going to measure, while the candidate lists generated by screening</w:t>
+      </w:r>
+      <w:r>
+        <w:t xml:space="preserve"> </w:t>
+      </w:r>
+      <w:r>
+        <w:t xml:space="preserve">remain unsynthesised because the syntheses that matter stay bespoke. Cheap iteration</w:t>
+      </w:r>
+      <w:r>
+        <w:t xml:space="preserve"> </w:t>
+      </w:r>
+      <w:r>
+        <w:t xml:space="preserve">would then have accelerated the cells that were never the bottleneck. The</w:t>
+      </w:r>
+      <w:r>
+        <w:t xml:space="preserve"> </w:t>
+      </w:r>
+      <w:r>
+        <w:t xml:space="preserve">early indicator is measurable in this survey’s own terms: if the AI-tagged synthesis</w:t>
+      </w:r>
+      <w:r>
+        <w:t xml:space="preserve"> </w:t>
+      </w:r>
+      <w:r>
+        <w:t xml:space="preserve">count stays near one while AI-tagged characterization grows, automation has been</w:t>
+      </w:r>
+      <w:r>
+        <w:t xml:space="preserve"> </w:t>
+      </w:r>
+      <w:r>
+        <w:t xml:space="preserve">absorbed by the mode that was already tractable.</w:t>
+      </w:r>
+    </w:p>
+    <w:p>
+      <w:pPr>
+        <w:pStyle w:val="BodyText"/>
+      </w:pPr>
+      <w:r>
+        <w:t xml:space="preserve">The complementary risk is that the loop closes on the wrong targets. The one clearly</w:t>
+      </w:r>
+      <w:r>
+        <w:t xml:space="preserve"> </w:t>
+      </w:r>
+      <w:r>
+        <w:t xml:space="preserve">closed prediction-synthesis-measurement loop in this literature delivered</w:t>
+      </w:r>
+      <w:r>
+        <w:t xml:space="preserve"> </w:t>
+      </w:r>
+      <w:r>
+        <w:t xml:space="preserve">superconductors between 2.5 and 6.5 K</w:t>
+      </w:r>
+      <w:r>
+        <w:t xml:space="preserve"> </w:t>
+      </w:r>
+      <w:r>
+        <w:t xml:space="preserve">(</w:t>
+      </w:r>
+      <w:hyperlink w:anchor="ref-li2026agentic">
+        <w:r>
+          <w:rPr>
+            <w:rStyle w:val="Hyperlink"/>
+          </w:rPr>
+          <w:t xml:space="preserve">Li et al. 2026</w:t>
+        </w:r>
+      </w:hyperlink>
+      <w:r>
+        <w:t xml:space="preserve">)</w:t>
+      </w:r>
+      <w:r>
+        <w:t xml:space="preserve">. A faster loop that stays in</w:t>
+      </w:r>
+      <w:r>
+        <w:t xml:space="preserve"> </w:t>
+      </w:r>
+      <w:r>
+        <w:t xml:space="preserve">that temperature range would be a genuine engineering achievement and no progress at</w:t>
+      </w:r>
+      <w:r>
+        <w:t xml:space="preserve"> </w:t>
+      </w:r>
+      <w:r>
+        <w:t xml:space="preserve">all toward the grail, because the constraint at high</w:t>
       </w:r>
       <w:r>
         <w:t xml:space="preserve"> </w:t>
@@ -11334,13 +12110,155 @@
         <w:t xml:space="preserve"> </w:t>
       </w:r>
       <w:r>
-        <w:t xml:space="preserve">is highest, and that is precisely where this field’s experimental record</w:t>
-      </w:r>
-      <w:r>
-        <w:t xml:space="preserve"> </w:t>
-      </w:r>
-      <w:r>
-        <w:t xml:space="preserve">is least reliable – two retracted room-temperature claims</w:t>
+        <w:t xml:space="preserve">is not iteration speed but</w:t>
+      </w:r>
+      <w:r>
+        <w:t xml:space="preserve"> </w:t>
+      </w:r>
+      <w:r>
+        <w:t xml:space="preserve">the absence of a theory that says where to look in the correlated families.</w:t>
+      </w:r>
+    </w:p>
+    <w:bookmarkEnd w:id="64"/>
+    <w:bookmarkStart w:id="65" w:name="the-honest-statement-of-the-route"/>
+    <w:p>
+      <w:pPr>
+        <w:pStyle w:val="Heading2"/>
+      </w:pPr>
+      <w:r>
+        <w:t xml:space="preserve">The honest statement of the route</w:t>
+      </w:r>
+    </w:p>
+    <w:p>
+      <w:pPr>
+        <w:pStyle w:val="FirstParagraph"/>
+      </w:pPr>
+      <w:r>
+        <w:t xml:space="preserve">Putting Sections 4 through 7 together, the route this survey supports is not</w:t>
+      </w:r>
+      <w:r>
+        <w:t xml:space="preserve"> </w:t>
+      </w:r>
+      <w:r>
+        <w:t xml:space="preserve">“apply a</w:t>
+      </w:r>
+      <w:r>
+        <w:t xml:space="preserve"> </w:t>
+      </w:r>
+      <w:r>
+        <w:t xml:space="preserve">generative model to composition space.”</w:t>
+      </w:r>
+      <w:r>
+        <w:t xml:space="preserve"> </w:t>
+      </w:r>
+      <w:r>
+        <w:t xml:space="preserve">It is a sequence in which each step unblocks</w:t>
+      </w:r>
+      <w:r>
+        <w:t xml:space="preserve"> </w:t>
+      </w:r>
+      <w:r>
+        <w:t xml:space="preserve">the next:</w:t>
+      </w:r>
+    </w:p>
+    <w:p>
+      <w:pPr>
+        <w:pStyle w:val="Compact"/>
+        <w:numPr>
+          <w:ilvl w:val="0"/>
+          <w:numId w:val="1001"/>
+        </w:numPr>
+      </w:pPr>
+      <w:r>
+        <w:rPr>
+          <w:b/>
+          <w:bCs/>
+        </w:rPr>
+        <w:t xml:space="preserve">Instrument the experiments</w:t>
+      </w:r>
+      <w:r>
+        <w:t xml:space="preserve">, because that produces the negative data and the</w:t>
+      </w:r>
+      <w:r>
+        <w:t xml:space="preserve"> </w:t>
+      </w:r>
+      <w:r>
+        <w:t xml:space="preserve">machine-readable characterization records that nothing else will.</w:t>
+      </w:r>
+    </w:p>
+    <w:p>
+      <w:pPr>
+        <w:pStyle w:val="Compact"/>
+        <w:numPr>
+          <w:ilvl w:val="0"/>
+          <w:numId w:val="1001"/>
+        </w:numPr>
+      </w:pPr>
+      <w:r>
+        <w:rPr>
+          <w:b/>
+          <w:bCs/>
+        </w:rPr>
+        <w:t xml:space="preserve">Build the benchmark</w:t>
+      </w:r>
+      <w:r>
+        <w:t xml:space="preserve">, because without time-stamped experimental resolution the</w:t>
+      </w:r>
+      <w:r>
+        <w:t xml:space="preserve"> </w:t>
+      </w:r>
+      <w:r>
+        <w:t xml:space="preserve">screening literature cannot be compared and therefore cannot improve.</w:t>
+      </w:r>
+    </w:p>
+    <w:p>
+      <w:pPr>
+        <w:pStyle w:val="Compact"/>
+        <w:numPr>
+          <w:ilvl w:val="0"/>
+          <w:numId w:val="1001"/>
+        </w:numPr>
+      </w:pPr>
+      <w:r>
+        <w:rPr>
+          <w:b/>
+          <w:bCs/>
+        </w:rPr>
+        <w:t xml:space="preserve">Model synthesizability</w:t>
+      </w:r>
+      <w:r>
+        <w:t xml:space="preserve">, because that is the tractable form of the bottleneck</w:t>
+      </w:r>
+      <w:r>
+        <w:t xml:space="preserve"> </w:t>
+      </w:r>
+      <w:r>
+        <w:t xml:space="preserve">and it converts screening output into experimental input.</w:t>
+      </w:r>
+    </w:p>
+    <w:p>
+      <w:pPr>
+        <w:pStyle w:val="Compact"/>
+        <w:numPr>
+          <w:ilvl w:val="0"/>
+          <w:numId w:val="1001"/>
+        </w:numPr>
+      </w:pPr>
+      <w:r>
+        <w:rPr>
+          <w:b/>
+          <w:bCs/>
+        </w:rPr>
+        <w:t xml:space="preserve">Attack the theory bottleneck where it is well-posed</w:t>
+      </w:r>
+      <w:r>
+        <w:t xml:space="preserve">, meaning neural quantum</w:t>
+      </w:r>
+      <w:r>
+        <w:t xml:space="preserve"> </w:t>
+      </w:r>
+      <w:r>
+        <w:t xml:space="preserve">states on the correlated models</w:t>
       </w:r>
       <w:r>
         <w:t xml:space="preserve"> </w:t>
@@ -11348,12 +12266,12 @@
       <w:r>
         <w:t xml:space="preserve">(</w:t>
       </w:r>
-      <w:hyperlink w:anchor="ref-snider2020retracted">
-        <w:r>
-          <w:rPr>
-            <w:rStyle w:val="Hyperlink"/>
-          </w:rPr>
-          <w:t xml:space="preserve">Snider et al. 2020</w:t>
+      <w:hyperlink w:anchor="ref-lange2024simulating">
+        <w:r>
+          <w:rPr>
+            <w:rStyle w:val="Hyperlink"/>
+          </w:rPr>
+          <w:t xml:space="preserve">Lange et al. 2024</w:t>
         </w:r>
       </w:hyperlink>
       <w:r>
@@ -11362,89 +12280,286 @@
       <w:r>
         <w:t xml:space="preserve"> </w:t>
       </w:r>
-      <w:hyperlink w:anchor="ref-dasenbrock2023retracted">
-        <w:r>
-          <w:rPr>
-            <w:rStyle w:val="Hyperlink"/>
-          </w:rPr>
-          <w:t xml:space="preserve">Dasenbrock-Gammon et al. 2023</w:t>
+      <w:hyperlink w:anchor="ref-rende2026superconductivity">
+        <w:r>
+          <w:rPr>
+            <w:rStyle w:val="Hyperlink"/>
+          </w:rPr>
+          <w:t xml:space="preserve">Rende et al. 2026</w:t>
         </w:r>
       </w:hyperlink>
       <w:r>
         <w:t xml:space="preserve">)</w:t>
       </w:r>
       <w:r>
-        <w:t xml:space="preserve">, an unreplicated ambient-pressure</w:t>
-      </w:r>
-      <w:r>
-        <w:t xml:space="preserve"> </w:t>
-      </w:r>
-      <w:r>
-        <w:t xml:space="preserve">claim</w:t>
-      </w:r>
-      <w:r>
-        <w:t xml:space="preserve"> </w:t>
-      </w:r>
-      <w:r>
-        <w:t xml:space="preserve">(</w:t>
-      </w:r>
-      <w:hyperlink w:anchor="ref-lee2023lk99">
-        <w:r>
-          <w:rPr>
-            <w:rStyle w:val="Hyperlink"/>
-          </w:rPr>
-          <w:t xml:space="preserve">Lee, J.-H. Kim, et al. 2023</w:t>
-        </w:r>
-      </w:hyperlink>
-      <w:r>
-        <w:t xml:space="preserve">)</w:t>
-      </w:r>
-      <w:r>
-        <w:t xml:space="preserve">, and continuing methodological dispute about what constitutes</w:t>
-      </w:r>
-      <w:r>
-        <w:t xml:space="preserve"> </w:t>
-      </w:r>
-      <w:r>
-        <w:t xml:space="preserve">proof under megabar pressure</w:t>
-      </w:r>
-      <w:r>
-        <w:t xml:space="preserve"> </w:t>
-      </w:r>
-      <w:r>
-        <w:t xml:space="preserve">(</w:t>
-      </w:r>
-      <w:hyperlink w:anchor="ref-tallon2024flux">
-        <w:r>
-          <w:rPr>
-            <w:rStyle w:val="Hyperlink"/>
-          </w:rPr>
-          <w:t xml:space="preserve">Tallon 2024</w:t>
-        </w:r>
-      </w:hyperlink>
-      <w:r>
-        <w:t xml:space="preserve">)</w:t>
-      </w:r>
-      <w:r>
-        <w:t xml:space="preserve">. The hypothesis is that supervised</w:t>
-      </w:r>
-      <w:r>
-        <w:t xml:space="preserve"> </w:t>
-      </w:r>
-      <w:r>
-        <w:t xml:space="preserve">models in this domain inherit a systematically noisier label distribution in exactly</w:t>
-      </w:r>
-      <w:r>
-        <w:t xml:space="preserve"> </w:t>
-      </w:r>
-      <w:r>
-        <w:t xml:space="preserve">the region they are asked to extrapolate into. This too is testable: a model trained</w:t>
-      </w:r>
-      <w:r>
-        <w:t xml:space="preserve"> </w:t>
-      </w:r>
-      <w:r>
-        <w:t xml:space="preserve">with and without the contested high-</w:t>
+        <w:t xml:space="preserve">,</w:t>
+      </w:r>
+      <w:r>
+        <w:t xml:space="preserve"> </w:t>
+      </w:r>
+      <w:r>
+        <w:t xml:space="preserve">because in cuprates and nickelates the missing thing is a solved model, not a</w:t>
+      </w:r>
+      <w:r>
+        <w:t xml:space="preserve"> </w:t>
+      </w:r>
+      <w:r>
+        <w:t xml:space="preserve">larger dataset.</w:t>
+      </w:r>
+    </w:p>
+    <w:p>
+      <w:pPr>
+        <w:pStyle w:val="FirstParagraph"/>
+      </w:pPr>
+      <w:r>
+        <w:t xml:space="preserve">Room-temperature ambient-pressure superconductivity may or may not be reachable; that</w:t>
+      </w:r>
+      <w:r>
+        <w:t xml:space="preserve"> </w:t>
+      </w:r>
+      <w:r>
+        <w:t xml:space="preserve">is a question about nature. What this survey can say is that the field’s current</w:t>
+      </w:r>
+      <w:r>
+        <w:t xml:space="preserve"> </w:t>
+      </w:r>
+      <w:r>
+        <w:t xml:space="preserve">allocation of AI effort is not aimed at the steps above, that the steps are buildable</w:t>
+      </w:r>
+      <w:r>
+        <w:t xml:space="preserve"> </w:t>
+      </w:r>
+      <w:r>
+        <w:t xml:space="preserve">with infrastructure now emerging, and that the first three of them are dataset and</w:t>
+      </w:r>
+      <w:r>
+        <w:t xml:space="preserve"> </w:t>
+      </w:r>
+      <w:r>
+        <w:t xml:space="preserve">standards problems rather than modelling problems. That is an unglamorous conclusion,</w:t>
+      </w:r>
+      <w:r>
+        <w:t xml:space="preserve"> </w:t>
+      </w:r>
+      <w:r>
+        <w:t xml:space="preserve">and it is the one the evidence supports.</w:t>
+      </w:r>
+    </w:p>
+    <w:bookmarkEnd w:id="65"/>
+    <w:bookmarkEnd w:id="66"/>
+    <w:bookmarkStart w:id="71" w:name="discussion"/>
+    <w:p>
+      <w:pPr>
+        <w:pStyle w:val="Heading1"/>
+      </w:pPr>
+      <w:r>
+        <w:t xml:space="preserve">Discussion</w:t>
+      </w:r>
+    </w:p>
+    <w:bookmarkStart w:id="67" w:name="reading-the-corpuss-own-shape"/>
+    <w:p>
+      <w:pPr>
+        <w:pStyle w:val="Heading2"/>
+      </w:pPr>
+      <w:r>
+        <w:t xml:space="preserve">Reading the corpus’s own shape</w:t>
+      </w:r>
+    </w:p>
+    <w:p>
+      <w:pPr>
+        <w:pStyle w:val="FirstParagraph"/>
+      </w:pPr>
+      <w:r>
+        <w:t xml:space="preserve">Before interpreting any proportion in this survey, three sampling facts have to be</w:t>
+      </w:r>
+      <w:r>
+        <w:t xml:space="preserve"> </w:t>
+      </w:r>
+      <w:r>
+        <w:t xml:space="preserve">stated, because each of them shapes the numbers.</w:t>
+      </w:r>
+    </w:p>
+    <w:p>
+      <w:pPr>
+        <w:pStyle w:val="BodyText"/>
+      </w:pPr>
+      <w:r>
+        <w:t xml:space="preserve">First, the seed is a category harvest, not a topic harvest. A paper appears because</w:t>
+      </w:r>
+      <w:r>
+        <w:t xml:space="preserve"> </w:t>
+      </w:r>
+      <w:r>
+        <w:t xml:space="preserve">its authors chose</w:t>
+      </w:r>
+      <w:r>
+        <w:t xml:space="preserve"> </w:t>
+      </w:r>
+      <w:r>
+        <w:rPr>
+          <w:rStyle w:val="VerbatimChar"/>
+        </w:rPr>
+        <w:t xml:space="preserve">cond-mat.supr-con</w:t>
+      </w:r>
+      <w:r>
+        <w:t xml:space="preserve">, so the corpus measures what the community</w:t>
+      </w:r>
+      <w:r>
+        <w:t xml:space="preserve"> </w:t>
+      </w:r>
+      <w:r>
+        <w:t xml:space="preserve">files under superconductivity, which is not identical to what is about</w:t>
+      </w:r>
+      <w:r>
+        <w:t xml:space="preserve"> </w:t>
+      </w:r>
+      <w:r>
+        <w:t xml:space="preserve">superconductivity. The measured off-topic rate within the seed is 2.5%.</w:t>
+      </w:r>
+    </w:p>
+    <w:p>
+      <w:pPr>
+        <w:pStyle w:val="BodyText"/>
+      </w:pPr>
+      <w:r>
+        <w:t xml:space="preserve">Second, the supplement is recency-biased by construction and is excluded from every</w:t>
+      </w:r>
+      <w:r>
+        <w:t xml:space="preserve"> </w:t>
+      </w:r>
+      <w:r>
+        <w:t xml:space="preserve">trend statement and from Table 1’s grid.</w:t>
+      </w:r>
+    </w:p>
+    <w:p>
+      <w:pPr>
+        <w:pStyle w:val="BodyText"/>
+      </w:pPr>
+      <w:r>
+        <w:t xml:space="preserve">Third, labels come from a model pass with 85.6% family and 88.4% mode agreement</w:t>
+      </w:r>
+      <w:r>
+        <w:t xml:space="preserve"> </w:t>
+      </w:r>
+      <w:r>
+        <w:t xml:space="preserve">against a single annotator’s hand labels, and the two smallest modes – synthesis at</w:t>
+      </w:r>
+      <w:r>
+        <w:t xml:space="preserve"> </w:t>
+      </w:r>
+      <w:r>
+        <w:t xml:space="preserve">64% recall and discovery at 54% – are the least reliable. Any statement below that</w:t>
+      </w:r>
+      <w:r>
+        <w:t xml:space="preserve"> </w:t>
+      </w:r>
+      <w:r>
+        <w:t xml:space="preserve">depends on those two counts is stated as a hypothesis.</w:t>
+      </w:r>
+    </w:p>
+    <w:p>
+      <w:pPr>
+        <w:pStyle w:val="BodyText"/>
+      </w:pPr>
+      <w:r>
+        <w:t xml:space="preserve">With those caveats, three features of the corpus seem worth explaining.</w:t>
+      </w:r>
+    </w:p>
+    <w:bookmarkEnd w:id="67"/>
+    <w:bookmarkStart w:id="68" w:name="three-hypotheses-about-the-fields-shape"/>
+    <w:p>
+      <w:pPr>
+        <w:pStyle w:val="Heading2"/>
+      </w:pPr>
+      <w:r>
+        <w:t xml:space="preserve">Three hypotheses about the field’s shape</w:t>
+      </w:r>
+    </w:p>
+    <w:p>
+      <w:pPr>
+        <w:pStyle w:val="FirstParagraph"/>
+      </w:pPr>
+      <w:r>
+        <w:rPr>
+          <w:b/>
+          <w:bCs/>
+        </w:rPr>
+        <w:t xml:space="preserve">The verifiability gradient.</w:t>
+      </w:r>
+      <w:r>
+        <w:t xml:space="preserve"> </w:t>
+      </w:r>
+      <w:r>
+        <w:t xml:space="preserve">AI methods appear in this corpus almost exactly where</w:t>
+      </w:r>
+      <w:r>
+        <w:t xml:space="preserve"> </w:t>
+      </w:r>
+      <w:r>
+        <w:t xml:space="preserve">a prediction can be checked without an experiment. Ab initio screening, where a DFT</w:t>
+      </w:r>
+      <w:r>
+        <w:t xml:space="preserve"> </w:t>
+      </w:r>
+      <w:r>
+        <w:t xml:space="preserve">calculation grades the model, and neural quantum states, where a variational energy</w:t>
+      </w:r>
+      <w:r>
+        <w:t xml:space="preserve"> </w:t>
+      </w:r>
+      <w:r>
+        <w:t xml:space="preserve">does, are the two populated cells; synthesis, where only a furnace can settle the</w:t>
+      </w:r>
+      <w:r>
+        <w:t xml:space="preserve"> </w:t>
+      </w:r>
+      <w:r>
+        <w:t xml:space="preserve">question, has one paper. The hypothesis is that adoption is governed by validation</w:t>
+      </w:r>
+      <w:r>
+        <w:t xml:space="preserve"> </w:t>
+      </w:r>
+      <w:r>
+        <w:t xml:space="preserve">cost rather than by data volume or scientific payoff. It is testable: if it holds,</w:t>
+      </w:r>
+      <w:r>
+        <w:t xml:space="preserve"> </w:t>
+      </w:r>
+      <w:r>
+        <w:t xml:space="preserve">the next AI methods to arrive in this field should show up in characterization</w:t>
+      </w:r>
+      <w:r>
+        <w:t xml:space="preserve"> </w:t>
+      </w:r>
+      <w:r>
+        <w:t xml:space="preserve">inversion tasks, where an independent measurement provides the check, before they</w:t>
+      </w:r>
+      <w:r>
+        <w:t xml:space="preserve"> </w:t>
+      </w:r>
+      <w:r>
+        <w:t xml:space="preserve">show up anywhere in synthesis.</w:t>
+      </w:r>
+    </w:p>
+    <w:p>
+      <w:pPr>
+        <w:pStyle w:val="BodyText"/>
+      </w:pPr>
+      <w:r>
+        <w:rPr>
+          <w:b/>
+          <w:bCs/>
+        </w:rPr>
+        <w:t xml:space="preserve">The label-quality trap at the top of the range.</w:t>
+      </w:r>
+      <w:r>
+        <w:t xml:space="preserve"> </w:t>
+      </w:r>
+      <w:r>
+        <w:t xml:space="preserve">A</w:t>
+      </w:r>
+      <w:r>
+        <w:t xml:space="preserve"> </w:t>
       </w:r>
       <m:oMath>
         <m:sSub>
@@ -11464,6 +12579,165 @@
         <w:t xml:space="preserve"> </w:t>
       </w:r>
       <w:r>
+        <w:t xml:space="preserve">model is most valuable</w:t>
+      </w:r>
+      <w:r>
+        <w:t xml:space="preserve"> </w:t>
+      </w:r>
+      <w:r>
+        <w:t xml:space="preserve">where</w:t>
+      </w:r>
+      <w:r>
+        <w:t xml:space="preserve"> </w:t>
+      </w:r>
+      <m:oMath>
+        <m:sSub>
+          <m:e>
+            <m:r>
+              <m:t>T</m:t>
+            </m:r>
+          </m:e>
+          <m:sub>
+            <m:r>
+              <m:t>c</m:t>
+            </m:r>
+          </m:sub>
+        </m:sSub>
+      </m:oMath>
+      <w:r>
+        <w:t xml:space="preserve"> </w:t>
+      </w:r>
+      <w:r>
+        <w:t xml:space="preserve">is highest, and that is precisely where this field’s experimental record</w:t>
+      </w:r>
+      <w:r>
+        <w:t xml:space="preserve"> </w:t>
+      </w:r>
+      <w:r>
+        <w:t xml:space="preserve">is least reliable – two retracted room-temperature claims</w:t>
+      </w:r>
+      <w:r>
+        <w:t xml:space="preserve"> </w:t>
+      </w:r>
+      <w:r>
+        <w:t xml:space="preserve">(</w:t>
+      </w:r>
+      <w:hyperlink w:anchor="ref-snider2020retracted">
+        <w:r>
+          <w:rPr>
+            <w:rStyle w:val="Hyperlink"/>
+          </w:rPr>
+          <w:t xml:space="preserve">Snider et al. 2020</w:t>
+        </w:r>
+      </w:hyperlink>
+      <w:r>
+        <w:t xml:space="preserve">;</w:t>
+      </w:r>
+      <w:r>
+        <w:t xml:space="preserve"> </w:t>
+      </w:r>
+      <w:hyperlink w:anchor="ref-dasenbrock2023retracted">
+        <w:r>
+          <w:rPr>
+            <w:rStyle w:val="Hyperlink"/>
+          </w:rPr>
+          <w:t xml:space="preserve">Dasenbrock-Gammon et al. 2023</w:t>
+        </w:r>
+      </w:hyperlink>
+      <w:r>
+        <w:t xml:space="preserve">)</w:t>
+      </w:r>
+      <w:r>
+        <w:t xml:space="preserve">, an unreplicated ambient-pressure</w:t>
+      </w:r>
+      <w:r>
+        <w:t xml:space="preserve"> </w:t>
+      </w:r>
+      <w:r>
+        <w:t xml:space="preserve">claim</w:t>
+      </w:r>
+      <w:r>
+        <w:t xml:space="preserve"> </w:t>
+      </w:r>
+      <w:r>
+        <w:t xml:space="preserve">(</w:t>
+      </w:r>
+      <w:hyperlink w:anchor="ref-lee2023lk99">
+        <w:r>
+          <w:rPr>
+            <w:rStyle w:val="Hyperlink"/>
+          </w:rPr>
+          <w:t xml:space="preserve">Lee, J.-H. Kim, et al. 2023</w:t>
+        </w:r>
+      </w:hyperlink>
+      <w:r>
+        <w:t xml:space="preserve">)</w:t>
+      </w:r>
+      <w:r>
+        <w:t xml:space="preserve">, and continuing methodological dispute about what constitutes</w:t>
+      </w:r>
+      <w:r>
+        <w:t xml:space="preserve"> </w:t>
+      </w:r>
+      <w:r>
+        <w:t xml:space="preserve">proof under megabar pressure</w:t>
+      </w:r>
+      <w:r>
+        <w:t xml:space="preserve"> </w:t>
+      </w:r>
+      <w:r>
+        <w:t xml:space="preserve">(</w:t>
+      </w:r>
+      <w:hyperlink w:anchor="ref-tallon2024flux">
+        <w:r>
+          <w:rPr>
+            <w:rStyle w:val="Hyperlink"/>
+          </w:rPr>
+          <w:t xml:space="preserve">Tallon 2024</w:t>
+        </w:r>
+      </w:hyperlink>
+      <w:r>
+        <w:t xml:space="preserve">)</w:t>
+      </w:r>
+      <w:r>
+        <w:t xml:space="preserve">. The hypothesis is that supervised</w:t>
+      </w:r>
+      <w:r>
+        <w:t xml:space="preserve"> </w:t>
+      </w:r>
+      <w:r>
+        <w:t xml:space="preserve">models in this domain inherit a systematically noisier label distribution in exactly</w:t>
+      </w:r>
+      <w:r>
+        <w:t xml:space="preserve"> </w:t>
+      </w:r>
+      <w:r>
+        <w:t xml:space="preserve">the region they are asked to extrapolate into. This too is testable: a model trained</w:t>
+      </w:r>
+      <w:r>
+        <w:t xml:space="preserve"> </w:t>
+      </w:r>
+      <w:r>
+        <w:t xml:space="preserve">with and without the contested high-</w:t>
+      </w:r>
+      <m:oMath>
+        <m:sSub>
+          <m:e>
+            <m:r>
+              <m:t>T</m:t>
+            </m:r>
+          </m:e>
+          <m:sub>
+            <m:r>
+              <m:t>c</m:t>
+            </m:r>
+          </m:sub>
+        </m:sSub>
+      </m:oMath>
+      <w:r>
+        <w:t xml:space="preserve"> </w:t>
+      </w:r>
+      <w:r>
         <w:t xml:space="preserve">entries should differ measurably in its</w:t>
       </w:r>
       <w:r>
@@ -11559,8 +12833,8 @@
         <w:t xml:space="preserve">consistent with the corpus’s shape, offered so that they can be argued with.</w:t>
       </w:r>
     </w:p>
-    <w:bookmarkEnd w:id="63"/>
-    <w:bookmarkStart w:id="64" w:name="what-would-change-the-assessment"/>
+    <w:bookmarkEnd w:id="68"/>
+    <w:bookmarkStart w:id="69" w:name="what-would-change-the-assessment"/>
     <w:p>
       <w:pPr>
         <w:pStyle w:val="Heading2"/>
@@ -11649,8 +12923,8 @@
         <w:t xml:space="preserve">scores 3 on benchmark maturity.</w:t>
       </w:r>
     </w:p>
-    <w:bookmarkEnd w:id="64"/>
-    <w:bookmarkStart w:id="65" w:name="limitations-of-this-survey"/>
+    <w:bookmarkEnd w:id="69"/>
+    <w:bookmarkStart w:id="70" w:name="limitations-of-this-survey"/>
     <w:p>
       <w:pPr>
         <w:pStyle w:val="Heading2"/>
@@ -11721,9 +12995,9 @@
         <w:t xml:space="preserve">an external standard.</w:t>
       </w:r>
     </w:p>
-    <w:bookmarkEnd w:id="65"/>
-    <w:bookmarkEnd w:id="66"/>
-    <w:bookmarkStart w:id="67" w:name="conclusion"/>
+    <w:bookmarkEnd w:id="70"/>
+    <w:bookmarkEnd w:id="71"/>
+    <w:bookmarkStart w:id="72" w:name="conclusion"/>
     <w:p>
       <w:pPr>
         <w:pStyle w:val="Heading1"/>
@@ -11892,8 +13166,52 @@
         <w:t xml:space="preserve">superconductor, and they are what the structure of the field currently supports.</w:t>
       </w:r>
     </w:p>
-    <w:bookmarkEnd w:id="67"/>
-    <w:bookmarkStart w:id="68" w:name="data-availability"/>
+    <w:p>
+      <w:pPr>
+        <w:pStyle w:val="BodyText"/>
+      </w:pPr>
+      <w:r>
+        <w:t xml:space="preserve">Section 7 argues that the first two of these are becoming buildable for reasons</w:t>
+      </w:r>
+      <w:r>
+        <w:t xml:space="preserve"> </w:t>
+      </w:r>
+      <w:r>
+        <w:t xml:space="preserve">outside this field: laboratory hardware is being standardised for machine operation,</w:t>
+      </w:r>
+      <w:r>
+        <w:t xml:space="preserve"> </w:t>
+      </w:r>
+      <w:r>
+        <w:t xml:space="preserve">and an instrumented experiment emits the negative results and the machine-readable</w:t>
+      </w:r>
+      <w:r>
+        <w:t xml:space="preserve"> </w:t>
+      </w:r>
+      <w:r>
+        <w:t xml:space="preserve">spectra that human publication practice does not. That makes the instrument interface,</w:t>
+      </w:r>
+      <w:r>
+        <w:t xml:space="preserve"> </w:t>
+      </w:r>
+      <w:r>
+        <w:t xml:space="preserve">rather than model capability, the variable most likely to move this assessment. It</w:t>
+      </w:r>
+      <w:r>
+        <w:t xml:space="preserve"> </w:t>
+      </w:r>
+      <w:r>
+        <w:t xml:space="preserve">also sets the test: if throughput rises while the AI-tagged synthesis count stays near</w:t>
+      </w:r>
+      <w:r>
+        <w:t xml:space="preserve"> </w:t>
+      </w:r>
+      <w:r>
+        <w:t xml:space="preserve">one, automation will have accelerated the modes that were never the bottleneck.</w:t>
+      </w:r>
+    </w:p>
+    <w:bookmarkEnd w:id="72"/>
+    <w:bookmarkStart w:id="73" w:name="data-availability"/>
     <w:p>
       <w:pPr>
         <w:pStyle w:val="Heading1"/>
@@ -12000,8 +13318,8 @@
         <w:t xml:space="preserve">separately.</w:t>
       </w:r>
     </w:p>
-    <w:bookmarkEnd w:id="68"/>
-    <w:bookmarkStart w:id="270" w:name="X4478b5228bfecee8b22f08b71c1692fae0f8ddc"/>
+    <w:bookmarkEnd w:id="73"/>
+    <w:bookmarkStart w:id="293" w:name="X4478b5228bfecee8b22f08b71c1692fae0f8ddc"/>
     <w:p>
       <w:pPr>
         <w:pStyle w:val="Heading1"/>
@@ -12579,8 +13897,8 @@
         </w:tc>
       </w:tr>
     </w:tbl>
-    <w:bookmarkStart w:id="269" w:name="refs"/>
-    <w:bookmarkStart w:id="70" w:name="ref-aasen2025roadmap"/>
+    <w:bookmarkStart w:id="292" w:name="refs"/>
+    <w:bookmarkStart w:id="75" w:name="ref-aasen2025roadmap"/>
     <w:p>
       <w:pPr>
         <w:pStyle w:val="Bibliography"/>
@@ -12604,7 +13922,7 @@
       <w:r>
         <w:t xml:space="preserve"> </w:t>
       </w:r>
-      <w:hyperlink r:id="rId69">
+      <w:hyperlink r:id="rId74">
         <w:r>
           <w:rPr>
             <w:rStyle w:val="Hyperlink"/>
@@ -12616,8 +13934,8 @@
         <w:t xml:space="preserve">.</w:t>
       </w:r>
     </w:p>
-    <w:bookmarkEnd w:id="70"/>
-    <w:bookmarkStart w:id="72" w:name="ref-adiga2025accelerating"/>
+    <w:bookmarkEnd w:id="75"/>
+    <w:bookmarkStart w:id="77" w:name="ref-adiga2025accelerating"/>
     <w:p>
       <w:pPr>
         <w:pStyle w:val="Bibliography"/>
@@ -12647,7 +13965,7 @@
       <w:r>
         <w:t xml:space="preserve"> </w:t>
       </w:r>
-      <w:hyperlink r:id="rId71">
+      <w:hyperlink r:id="rId76">
         <w:r>
           <w:rPr>
             <w:rStyle w:val="Hyperlink"/>
@@ -12659,8 +13977,8 @@
         <w:t xml:space="preserve">.</w:t>
       </w:r>
     </w:p>
-    <w:bookmarkEnd w:id="72"/>
-    <w:bookmarkStart w:id="74" w:name="ref-ajeesh2023fate"/>
+    <w:bookmarkEnd w:id="77"/>
+    <w:bookmarkStart w:id="79" w:name="ref-ajeesh2023fate"/>
     <w:p>
       <w:pPr>
         <w:pStyle w:val="Bibliography"/>
@@ -12698,7 +14016,7 @@
       <w:r>
         <w:t xml:space="preserve"> </w:t>
       </w:r>
-      <w:hyperlink r:id="rId73">
+      <w:hyperlink r:id="rId78">
         <w:r>
           <w:rPr>
             <w:rStyle w:val="Hyperlink"/>
@@ -12710,8 +14028,8 @@
         <w:t xml:space="preserve">.</w:t>
       </w:r>
     </w:p>
-    <w:bookmarkEnd w:id="74"/>
-    <w:bookmarkStart w:id="76" w:name="ref-anthonypetersen2022stress"/>
+    <w:bookmarkEnd w:id="79"/>
+    <w:bookmarkStart w:id="81" w:name="ref-anthonypetersen2022stress"/>
     <w:p>
       <w:pPr>
         <w:pStyle w:val="Bibliography"/>
@@ -12741,7 +14059,7 @@
       <w:r>
         <w:t xml:space="preserve"> </w:t>
       </w:r>
-      <w:hyperlink r:id="rId75">
+      <w:hyperlink r:id="rId80">
         <w:r>
           <w:rPr>
             <w:rStyle w:val="Hyperlink"/>
@@ -12753,20 +14071,14 @@
         <w:t xml:space="preserve">.</w:t>
       </w:r>
     </w:p>
-    <w:bookmarkEnd w:id="76"/>
-    <w:bookmarkStart w:id="78" w:name="ref-bardeen1957theory"/>
+    <w:bookmarkEnd w:id="81"/>
+    <w:bookmarkStart w:id="83" w:name="ref-anthropic2026mhs"/>
     <w:p>
       <w:pPr>
         <w:pStyle w:val="Bibliography"/>
       </w:pPr>
       <w:r>
-        <w:t xml:space="preserve">Bardeen, J., L. N. Cooper, and J. R. Schrieffer. 1957.</w:t>
-      </w:r>
-      <w:r>
-        <w:t xml:space="preserve"> </w:t>
-      </w:r>
-      <w:r>
-        <w:t xml:space="preserve">“Theory of Superconductivity.”</w:t>
+        <w:t xml:space="preserve">Anthropic. 2026.</w:t>
       </w:r>
       <w:r>
         <w:t xml:space="preserve"> </w:t>
@@ -12776,37 +14088,40 @@
           <w:i/>
           <w:iCs/>
         </w:rPr>
-        <w:t xml:space="preserve">Physical Review</w:t>
-      </w:r>
-      <w:r>
-        <w:t xml:space="preserve"> </w:t>
-      </w:r>
-      <w:r>
-        <w:t xml:space="preserve">108: 1175–204.</w:t>
-      </w:r>
-      <w:r>
-        <w:t xml:space="preserve"> </w:t>
-      </w:r>
-      <w:hyperlink r:id="rId77">
-        <w:r>
-          <w:rPr>
-            <w:rStyle w:val="Hyperlink"/>
-          </w:rPr>
-          <w:t xml:space="preserve">https://doi.org/10.1103/PhysRev.108.1175</w:t>
+        <w:t xml:space="preserve">Previewing the Model Hardware Standard</w:t>
+      </w:r>
+      <w:r>
+        <w:t xml:space="preserve">. Anthropic news post.</w:t>
+      </w:r>
+      <w:r>
+        <w:t xml:space="preserve"> </w:t>
+      </w:r>
+      <w:hyperlink r:id="rId82">
+        <w:r>
+          <w:rPr>
+            <w:rStyle w:val="Hyperlink"/>
+          </w:rPr>
+          <w:t xml:space="preserve">https://www.anthropic.com/news/model-hardware-standard-research-preview</w:t>
         </w:r>
       </w:hyperlink>
       <w:r>
         <w:t xml:space="preserve">.</w:t>
       </w:r>
     </w:p>
-    <w:bookmarkEnd w:id="78"/>
-    <w:bookmarkStart w:id="80" w:name="ref-bartl2025evidence"/>
+    <w:bookmarkEnd w:id="83"/>
+    <w:bookmarkStart w:id="85" w:name="ref-bardeen1957theory"/>
     <w:p>
       <w:pPr>
         <w:pStyle w:val="Bibliography"/>
       </w:pPr>
       <w:r>
-        <w:t xml:space="preserve">Bärtl, Florian, Nadia Stegani, Federico Caglieris, et al. 2025.</w:t>
+        <w:t xml:space="preserve">Bardeen, J., L. N. Cooper, and J. R. Schrieffer. 1957.</w:t>
+      </w:r>
+      <w:r>
+        <w:t xml:space="preserve"> </w:t>
+      </w:r>
+      <w:r>
+        <w:t xml:space="preserve">“Theory of Superconductivity.”</w:t>
       </w:r>
       <w:r>
         <w:t xml:space="preserve"> </w:t>
@@ -12816,20 +14131,60 @@
           <w:i/>
           <w:iCs/>
         </w:rPr>
-        <w:t xml:space="preserve">Evidence of Pseudogap and Absence of Spin Magnetism in the Time-Reversal-Symmetry-Breaking State of Ba$_</w:t>
+        <w:t xml:space="preserve">Physical Review</w:t>
+      </w:r>
+      <w:r>
+        <w:t xml:space="preserve"> </w:t>
+      </w:r>
+      <w:r>
+        <w:t xml:space="preserve">108: 1175–204.</w:t>
+      </w:r>
+      <w:r>
+        <w:t xml:space="preserve"> </w:t>
+      </w:r>
+      <w:hyperlink r:id="rId84">
+        <w:r>
+          <w:rPr>
+            <w:rStyle w:val="Hyperlink"/>
+          </w:rPr>
+          <w:t xml:space="preserve">https://doi.org/10.1103/PhysRev.108.1175</w:t>
+        </w:r>
+      </w:hyperlink>
+      <w:r>
+        <w:t xml:space="preserve">.</w:t>
+      </w:r>
+    </w:p>
+    <w:bookmarkEnd w:id="85"/>
+    <w:bookmarkStart w:id="87" w:name="ref-bartl2025evidence"/>
+    <w:p>
+      <w:pPr>
+        <w:pStyle w:val="Bibliography"/>
+      </w:pPr>
+      <w:r>
+        <w:t xml:space="preserve">Bärtl, Florian, Nadia Stegani, Federico Caglieris, et al. 2025.</w:t>
+      </w:r>
+      <w:r>
+        <w:t xml:space="preserve"> </w:t>
       </w:r>
       <w:r>
         <w:rPr>
           <w:i/>
           <w:iCs/>
         </w:rPr>
-        <w:t xml:space="preserve">1-x</w:t>
+        <w:t xml:space="preserve">Evidence of Pseudogap and Absence of Spin Magnetism in the Time-Reversal-Symmetry-Breaking State of Ba$_</w:t>
       </w:r>
       <w:r>
         <w:rPr>
           <w:i/>
           <w:iCs/>
         </w:rPr>
+        <w:t xml:space="preserve">1-x</w:t>
+      </w:r>
+      <w:r>
+        <w:rPr>
+          <w:i/>
+          <w:iCs/>
+        </w:rPr>
         <w:t xml:space="preserve">$k$_x$fe$_2$as$_2$</w:t>
       </w:r>
       <w:r>
@@ -12838,7 +14193,7 @@
       <w:r>
         <w:t xml:space="preserve"> </w:t>
       </w:r>
-      <w:hyperlink r:id="rId79">
+      <w:hyperlink r:id="rId86">
         <w:r>
           <w:rPr>
             <w:rStyle w:val="Hyperlink"/>
@@ -12850,8 +14205,8 @@
         <w:t xml:space="preserve">.</w:t>
       </w:r>
     </w:p>
-    <w:bookmarkEnd w:id="80"/>
-    <w:bookmarkStart w:id="82" w:name="ref-bednorz1986possible"/>
+    <w:bookmarkEnd w:id="87"/>
+    <w:bookmarkStart w:id="89" w:name="ref-bednorz1986possible"/>
     <w:p>
       <w:pPr>
         <w:pStyle w:val="Bibliography"/>
@@ -12919,7 +14274,7 @@
       <w:r>
         <w:t xml:space="preserve"> </w:t>
       </w:r>
-      <w:hyperlink r:id="rId81">
+      <w:hyperlink r:id="rId88">
         <w:r>
           <w:rPr>
             <w:rStyle w:val="Hyperlink"/>
@@ -12931,20 +14286,14 @@
         <w:t xml:space="preserve">.</w:t>
       </w:r>
     </w:p>
-    <w:bookmarkEnd w:id="82"/>
-    <w:bookmarkStart w:id="84" w:name="ref-bordin2023crossed"/>
+    <w:bookmarkEnd w:id="89"/>
+    <w:bookmarkStart w:id="91" w:name="ref-bisht2026agentic"/>
     <w:p>
       <w:pPr>
         <w:pStyle w:val="Bibliography"/>
       </w:pPr>
       <w:r>
-        <w:t xml:space="preserve">Bordin, Alberto, Xiang Li, David van Driel, et al. 2023.</w:t>
-      </w:r>
-      <w:r>
-        <w:t xml:space="preserve"> </w:t>
-      </w:r>
-      <w:r>
-        <w:t xml:space="preserve">“Crossed Andreev Reflection and Elastic Co-Tunneling in a Three-Site Kitaev Chain Nanowire Device.”</w:t>
+        <w:t xml:space="preserve">Bisht, Harshit, Vinay Kumar, Kevin Maik Jablonka, Mausam, and N. M. Anoop Krishnan. 2026.</w:t>
       </w:r>
       <w:r>
         <w:t xml:space="preserve"> </w:t>
@@ -12954,79 +14303,13 @@
           <w:i/>
           <w:iCs/>
         </w:rPr>
-        <w:t xml:space="preserve">Physical Review Letters 132, 056602 (2024)</w:t>
-      </w:r>
-      <w:r>
-        <w:t xml:space="preserve">, ahead of print.</w:t>
-      </w:r>
-      <w:r>
-        <w:t xml:space="preserve"> </w:t>
-      </w:r>
-      <w:hyperlink r:id="rId83">
-        <w:r>
-          <w:rPr>
-            <w:rStyle w:val="Hyperlink"/>
-          </w:rPr>
-          <w:t xml:space="preserve">https://doi.org/10.48550/arxiv.2306.07696</w:t>
-        </w:r>
-      </w:hyperlink>
-      <w:r>
-        <w:t xml:space="preserve">.</w:t>
-      </w:r>
-    </w:p>
-    <w:bookmarkEnd w:id="84"/>
-    <w:bookmarkStart w:id="86" w:name="ref-cai2023superconductivity"/>
-    <w:p>
-      <w:pPr>
-        <w:pStyle w:val="Bibliography"/>
-      </w:pPr>
-      <w:r>
-        <w:t xml:space="preserve">Cai, Weizhao, Vasily S. Minkov, Ying Sun, et al. 2023.</w:t>
-      </w:r>
-      <w:r>
-        <w:t xml:space="preserve"> </w:t>
+        <w:t xml:space="preserve">Agentic</w:t>
       </w:r>
       <w:r>
         <w:rPr>
           <w:i/>
           <w:iCs/>
         </w:rPr>
-        <w:t xml:space="preserve">Superconductivity Above 180 k in Ca-Mg Ternary Superhydrides at Megabar Pressures</w:t>
-      </w:r>
-      <w:r>
-        <w:t xml:space="preserve">.</w:t>
-      </w:r>
-      <w:r>
-        <w:t xml:space="preserve"> </w:t>
-      </w:r>
-      <w:hyperlink r:id="rId85">
-        <w:r>
-          <w:rPr>
-            <w:rStyle w:val="Hyperlink"/>
-          </w:rPr>
-          <w:t xml:space="preserve">https://arxiv.org/abs/2312.06090</w:t>
-        </w:r>
-      </w:hyperlink>
-      <w:r>
-        <w:t xml:space="preserve">.</w:t>
-      </w:r>
-    </w:p>
-    <w:bookmarkEnd w:id="86"/>
-    <w:bookmarkStart w:id="88" w:name="ref-cao2018unconventional"/>
-    <w:p>
-      <w:pPr>
-        <w:pStyle w:val="Bibliography"/>
-      </w:pPr>
-      <w:r>
-        <w:t xml:space="preserve">Cao, Yuan, Valla Fatemi, Shiang Fang, et al. 2018.</w:t>
-      </w:r>
-      <w:r>
-        <w:t xml:space="preserve"> </w:t>
-      </w:r>
-      <w:r>
-        <w:t xml:space="preserve">“Unconventional Superconductivity in Magic-Angle Graphene Superlattices.”</w:t>
-      </w:r>
-      <w:r>
         <w:t xml:space="preserve"> </w:t>
       </w:r>
       <w:r>
@@ -13034,53 +14317,56 @@
           <w:i/>
           <w:iCs/>
         </w:rPr>
-        <w:t xml:space="preserve">Nature</w:t>
-      </w:r>
-      <w:r>
-        <w:t xml:space="preserve"> </w:t>
-      </w:r>
-      <w:r>
-        <w:t xml:space="preserve">556: 43–50.</w:t>
-      </w:r>
-      <w:r>
-        <w:t xml:space="preserve"> </w:t>
-      </w:r>
-      <w:hyperlink r:id="rId87">
-        <w:r>
-          <w:rPr>
-            <w:rStyle w:val="Hyperlink"/>
-          </w:rPr>
-          <w:t xml:space="preserve">https://doi.org/10.1038/nature26160</w:t>
-        </w:r>
-      </w:hyperlink>
-      <w:r>
-        <w:t xml:space="preserve">.</w:t>
-      </w:r>
-    </w:p>
-    <w:bookmarkEnd w:id="88"/>
-    <w:bookmarkStart w:id="90" w:name="ref-cao2024probing"/>
-    <w:p>
-      <w:pPr>
-        <w:pStyle w:val="Bibliography"/>
-      </w:pPr>
-      <w:r>
-        <w:t xml:space="preserve">Cao, Zi-Yu, Seokmin Choi, Liu-Cheng Chen, et al. 2024.</w:t>
-      </w:r>
-      <w:r>
-        <w:t xml:space="preserve"> </w:t>
+        <w:t xml:space="preserve">AI</w:t>
       </w:r>
       <w:r>
         <w:rPr>
           <w:i/>
           <w:iCs/>
         </w:rPr>
-        <w:t xml:space="preserve">Probing Superconducting Gap in</w:t>
+        <w:t xml:space="preserve"> </w:t>
       </w:r>
       <w:r>
         <w:rPr>
           <w:i/>
           <w:iCs/>
         </w:rPr>
+        <w:t xml:space="preserve">Scientists Are Not Built for Autonomous Scientific Discovery</w:t>
+      </w:r>
+      <w:r>
+        <w:t xml:space="preserve">.</w:t>
+      </w:r>
+      <w:r>
+        <w:t xml:space="preserve"> </w:t>
+      </w:r>
+      <w:hyperlink r:id="rId90">
+        <w:r>
+          <w:rPr>
+            <w:rStyle w:val="Hyperlink"/>
+          </w:rPr>
+          <w:t xml:space="preserve">https://arxiv.org/abs/2605.08956</w:t>
+        </w:r>
+      </w:hyperlink>
+      <w:r>
+        <w:t xml:space="preserve">.</w:t>
+      </w:r>
+    </w:p>
+    <w:bookmarkEnd w:id="91"/>
+    <w:bookmarkStart w:id="93" w:name="ref-bordin2023crossed"/>
+    <w:p>
+      <w:pPr>
+        <w:pStyle w:val="Bibliography"/>
+      </w:pPr>
+      <w:r>
+        <w:t xml:space="preserve">Bordin, Alberto, Xiang Li, David van Driel, et al. 2023.</w:t>
+      </w:r>
+      <w:r>
+        <w:t xml:space="preserve"> </w:t>
+      </w:r>
+      <w:r>
+        <w:t xml:space="preserve">“Crossed Andreev Reflection and Elastic Co-Tunneling in a Three-Site Kitaev Chain Nanowire Device.”</w:t>
+      </w:r>
+      <w:r>
         <w:t xml:space="preserve"> </w:t>
       </w:r>
       <w:r>
@@ -13088,126 +14374,57 @@
           <w:i/>
           <w:iCs/>
         </w:rPr>
-        <w:t xml:space="preserve">CeH</w:t>
+        <w:t xml:space="preserve">Physical Review Letters 132, 056602 (2024)</w:t>
+      </w:r>
+      <w:r>
+        <w:t xml:space="preserve">, ahead of print.</w:t>
+      </w:r>
+      <w:r>
+        <w:t xml:space="preserve"> </w:t>
+      </w:r>
+      <w:hyperlink r:id="rId92">
+        <w:r>
+          <w:rPr>
+            <w:rStyle w:val="Hyperlink"/>
+          </w:rPr>
+          <w:t xml:space="preserve">https://doi.org/10.48550/arxiv.2306.07696</w:t>
+        </w:r>
+      </w:hyperlink>
+      <w:r>
+        <w:t xml:space="preserve">.</w:t>
+      </w:r>
+    </w:p>
+    <w:bookmarkEnd w:id="93"/>
+    <w:bookmarkStart w:id="95" w:name="ref-bragg2025astabench"/>
+    <w:p>
+      <w:pPr>
+        <w:pStyle w:val="Bibliography"/>
+      </w:pPr>
+      <w:r>
+        <w:t xml:space="preserve">Bragg, Jonathan, Mike D’Arcy, Nishant Balepur, et al. 2025.</w:t>
+      </w:r>
+      <w:r>
+        <w:t xml:space="preserve"> </w:t>
       </w:r>
       <w:r>
         <w:rPr>
           <w:i/>
           <w:iCs/>
         </w:rPr>
-        <w:t xml:space="preserve">$_9$ Under Pressure</w:t>
-      </w:r>
-      <w:r>
-        <w:t xml:space="preserve">.</w:t>
-      </w:r>
-      <w:r>
-        <w:t xml:space="preserve"> </w:t>
-      </w:r>
-      <w:hyperlink r:id="rId89">
-        <w:r>
-          <w:rPr>
-            <w:rStyle w:val="Hyperlink"/>
-          </w:rPr>
-          <w:t xml:space="preserve">https://arxiv.org/abs/2401.12682</w:t>
-        </w:r>
-      </w:hyperlink>
-      <w:r>
-        <w:t xml:space="preserve">.</w:t>
-      </w:r>
-    </w:p>
-    <w:bookmarkEnd w:id="90"/>
-    <w:bookmarkStart w:id="92" w:name="ref-carleo2017solving"/>
-    <w:p>
-      <w:pPr>
-        <w:pStyle w:val="Bibliography"/>
-      </w:pPr>
-      <w:r>
-        <w:t xml:space="preserve">Carleo, Giuseppe, and Matthias Troyer. 2017.</w:t>
-      </w:r>
-      <w:r>
-        <w:t xml:space="preserve"> </w:t>
-      </w:r>
-      <w:r>
-        <w:t xml:space="preserve">“Solving the Quantum Many-Body Problem with Artificial Neural Networks.”</w:t>
-      </w:r>
-      <w:r>
-        <w:t xml:space="preserve"> </w:t>
+        <w:t xml:space="preserve">AstaBench</w:t>
       </w:r>
       <w:r>
         <w:rPr>
           <w:i/>
           <w:iCs/>
         </w:rPr>
-        <w:t xml:space="preserve">Science</w:t>
-      </w:r>
-      <w:r>
-        <w:t xml:space="preserve"> </w:t>
-      </w:r>
-      <w:r>
-        <w:t xml:space="preserve">355: 602–6.</w:t>
-      </w:r>
-      <w:r>
-        <w:t xml:space="preserve"> </w:t>
-      </w:r>
-      <w:hyperlink r:id="rId91">
-        <w:r>
-          <w:rPr>
-            <w:rStyle w:val="Hyperlink"/>
-          </w:rPr>
-          <w:t xml:space="preserve">https://doi.org/10.1126/science.aag2302</w:t>
-        </w:r>
-      </w:hyperlink>
-      <w:r>
-        <w:t xml:space="preserve">.</w:t>
-      </w:r>
-    </w:p>
-    <w:bookmarkEnd w:id="92"/>
-    <w:bookmarkStart w:id="94" w:name="ref-cerqueira2024searching"/>
-    <w:p>
-      <w:pPr>
-        <w:pStyle w:val="Bibliography"/>
-      </w:pPr>
-      <w:r>
-        <w:t xml:space="preserve">Cerqueira, Tiago F. T., Yue-Wen Fang, Ion Errea, Antonio Sanna, and Miguel A. L. Marques. 2024.</w:t>
-      </w:r>
-      <w:r>
-        <w:t xml:space="preserve"> </w:t>
+        <w:t xml:space="preserve">: Rigorous Benchmarking of</w:t>
       </w:r>
       <w:r>
         <w:rPr>
           <w:i/>
           <w:iCs/>
         </w:rPr>
-        <w:t xml:space="preserve">Searching Materials Space for Hydride Superconductors at Ambient Pressure</w:t>
-      </w:r>
-      <w:r>
-        <w:t xml:space="preserve">.</w:t>
-      </w:r>
-      <w:r>
-        <w:t xml:space="preserve"> </w:t>
-      </w:r>
-      <w:hyperlink r:id="rId93">
-        <w:r>
-          <w:rPr>
-            <w:rStyle w:val="Hyperlink"/>
-          </w:rPr>
-          <w:t xml:space="preserve">https://arxiv.org/abs/2403.13496</w:t>
-        </w:r>
-      </w:hyperlink>
-      <w:r>
-        <w:t xml:space="preserve">.</w:t>
-      </w:r>
-    </w:p>
-    <w:bookmarkEnd w:id="94"/>
-    <w:bookmarkStart w:id="96" w:name="ref-cerqueira2023sampling"/>
-    <w:p>
-      <w:pPr>
-        <w:pStyle w:val="Bibliography"/>
-      </w:pPr>
-      <w:r>
-        <w:t xml:space="preserve">Cerqueira, Tiago F. T., Antonio Sanna, and Miguel A. L. Marques. 2023.</w:t>
-      </w:r>
-      <w:r>
         <w:t xml:space="preserve"> </w:t>
       </w:r>
       <w:r>
@@ -13215,100 +14432,13 @@
           <w:i/>
           <w:iCs/>
         </w:rPr>
-        <w:t xml:space="preserve">Sampling the Whole Materials Space for Conventional Superconducting Materials</w:t>
-      </w:r>
-      <w:r>
-        <w:t xml:space="preserve">.</w:t>
-      </w:r>
-      <w:r>
-        <w:t xml:space="preserve"> </w:t>
-      </w:r>
-      <w:hyperlink r:id="rId95">
-        <w:r>
-          <w:rPr>
-            <w:rStyle w:val="Hyperlink"/>
-          </w:rPr>
-          <w:t xml:space="preserve">https://arxiv.org/abs/2307.10728</w:t>
-        </w:r>
-      </w:hyperlink>
-      <w:r>
-        <w:t xml:space="preserve">.</w:t>
-      </w:r>
-    </w:p>
-    <w:bookmarkEnd w:id="96"/>
-    <w:bookmarkStart w:id="98" w:name="ref-cheetham2024artificial"/>
-    <w:p>
-      <w:pPr>
-        <w:pStyle w:val="Bibliography"/>
-      </w:pPr>
-      <w:r>
-        <w:t xml:space="preserve">Cheetham, Anthony K., and Ram Seshadri. 2024.</w:t>
-      </w:r>
-      <w:r>
-        <w:t xml:space="preserve"> </w:t>
-      </w:r>
-      <w:r>
-        <w:t xml:space="preserve">“Artificial Intelligence Driving Materials Discovery?</w:t>
-      </w:r>
-      <w:r>
-        <w:t xml:space="preserve"> </w:t>
-      </w:r>
-      <w:r>
-        <w:t xml:space="preserve">P</w:t>
-      </w:r>
-      <w:r>
-        <w:t xml:space="preserve">erspective on the Article:</w:t>
-      </w:r>
-      <w:r>
-        <w:t xml:space="preserve"> </w:t>
-      </w:r>
-      <w:r>
-        <w:t xml:space="preserve">S</w:t>
-      </w:r>
-      <w:r>
-        <w:t xml:space="preserve">caling Deep Learning for Materials Discovery.”</w:t>
-      </w:r>
-      <w:r>
-        <w:t xml:space="preserve"> </w:t>
+        <w:t xml:space="preserve">AI</w:t>
       </w:r>
       <w:r>
         <w:rPr>
           <w:i/>
           <w:iCs/>
         </w:rPr>
-        <w:t xml:space="preserve">Chemistry of Materials</w:t>
-      </w:r>
-      <w:r>
-        <w:t xml:space="preserve"> </w:t>
-      </w:r>
-      <w:r>
-        <w:t xml:space="preserve">36: 3490–95.</w:t>
-      </w:r>
-      <w:r>
-        <w:t xml:space="preserve"> </w:t>
-      </w:r>
-      <w:hyperlink r:id="rId97">
-        <w:r>
-          <w:rPr>
-            <w:rStyle w:val="Hyperlink"/>
-          </w:rPr>
-          <w:t xml:space="preserve">https://doi.org/10.1021/acs.chemmater.4c00643</w:t>
-        </w:r>
-      </w:hyperlink>
-      <w:r>
-        <w:t xml:space="preserve">.</w:t>
-      </w:r>
-    </w:p>
-    <w:bookmarkEnd w:id="98"/>
-    <w:bookmarkStart w:id="100" w:name="ref-corbae2025hunds"/>
-    <w:p>
-      <w:pPr>
-        <w:pStyle w:val="Bibliography"/>
-      </w:pPr>
-      <w:r>
-        <w:t xml:space="preserve">Corbae, Elena, Rong Zhang, Cong Li, et al. 2025.</w:t>
-      </w:r>
-      <w:r>
         <w:t xml:space="preserve"> </w:t>
       </w:r>
       <w:r>
@@ -13316,13 +14446,79 @@
           <w:i/>
           <w:iCs/>
         </w:rPr>
-        <w:t xml:space="preserve">Hund’s Coupling Assisted Orbital-Selective Superconductivity in</w:t>
+        <w:t xml:space="preserve">Agents with a Scientific Research Suite</w:t>
+      </w:r>
+      <w:r>
+        <w:t xml:space="preserve">.</w:t>
+      </w:r>
+      <w:r>
+        <w:t xml:space="preserve"> </w:t>
+      </w:r>
+      <w:hyperlink r:id="rId94">
+        <w:r>
+          <w:rPr>
+            <w:rStyle w:val="Hyperlink"/>
+          </w:rPr>
+          <w:t xml:space="preserve">https://arxiv.org/abs/2510.21652</w:t>
+        </w:r>
+      </w:hyperlink>
+      <w:r>
+        <w:t xml:space="preserve">.</w:t>
+      </w:r>
+    </w:p>
+    <w:bookmarkEnd w:id="95"/>
+    <w:bookmarkStart w:id="97" w:name="ref-cai2023superconductivity"/>
+    <w:p>
+      <w:pPr>
+        <w:pStyle w:val="Bibliography"/>
+      </w:pPr>
+      <w:r>
+        <w:t xml:space="preserve">Cai, Weizhao, Vasily S. Minkov, Ying Sun, et al. 2023.</w:t>
+      </w:r>
+      <w:r>
+        <w:t xml:space="preserve"> </w:t>
       </w:r>
       <w:r>
         <w:rPr>
           <w:i/>
           <w:iCs/>
         </w:rPr>
+        <w:t xml:space="preserve">Superconductivity Above 180 k in Ca-Mg Ternary Superhydrides at Megabar Pressures</w:t>
+      </w:r>
+      <w:r>
+        <w:t xml:space="preserve">.</w:t>
+      </w:r>
+      <w:r>
+        <w:t xml:space="preserve"> </w:t>
+      </w:r>
+      <w:hyperlink r:id="rId96">
+        <w:r>
+          <w:rPr>
+            <w:rStyle w:val="Hyperlink"/>
+          </w:rPr>
+          <w:t xml:space="preserve">https://arxiv.org/abs/2312.06090</w:t>
+        </w:r>
+      </w:hyperlink>
+      <w:r>
+        <w:t xml:space="preserve">.</w:t>
+      </w:r>
+    </w:p>
+    <w:bookmarkEnd w:id="97"/>
+    <w:bookmarkStart w:id="99" w:name="ref-cao2018unconventional"/>
+    <w:p>
+      <w:pPr>
+        <w:pStyle w:val="Bibliography"/>
+      </w:pPr>
+      <w:r>
+        <w:t xml:space="preserve">Cao, Yuan, Valla Fatemi, Shiang Fang, et al. 2018.</w:t>
+      </w:r>
+      <w:r>
+        <w:t xml:space="preserve"> </w:t>
+      </w:r>
+      <w:r>
+        <w:t xml:space="preserve">“Unconventional Superconductivity in Magic-Angle Graphene Superlattices.”</w:t>
+      </w:r>
+      <w:r>
         <w:t xml:space="preserve"> </w:t>
       </w:r>
       <w:r>
@@ -13330,50 +14526,53 @@
           <w:i/>
           <w:iCs/>
         </w:rPr>
-        <w:t xml:space="preserve">Ba1</w:t>
+        <w:t xml:space="preserve">Nature</w:t>
+      </w:r>
+      <w:r>
+        <w:t xml:space="preserve"> </w:t>
+      </w:r>
+      <w:r>
+        <w:t xml:space="preserve">556: 43–50.</w:t>
+      </w:r>
+      <w:r>
+        <w:t xml:space="preserve"> </w:t>
+      </w:r>
+      <w:hyperlink r:id="rId98">
+        <w:r>
+          <w:rPr>
+            <w:rStyle w:val="Hyperlink"/>
+          </w:rPr>
+          <w:t xml:space="preserve">https://doi.org/10.1038/nature26160</w:t>
+        </w:r>
+      </w:hyperlink>
+      <w:r>
+        <w:t xml:space="preserve">.</w:t>
+      </w:r>
+    </w:p>
+    <w:bookmarkEnd w:id="99"/>
+    <w:bookmarkStart w:id="101" w:name="ref-cao2024probing"/>
+    <w:p>
+      <w:pPr>
+        <w:pStyle w:val="Bibliography"/>
+      </w:pPr>
+      <w:r>
+        <w:t xml:space="preserve">Cao, Zi-Yu, Seokmin Choi, Liu-Cheng Chen, et al. 2024.</w:t>
+      </w:r>
+      <w:r>
+        <w:t xml:space="preserve"> </w:t>
       </w:r>
       <w:r>
         <w:rPr>
           <w:i/>
           <w:iCs/>
         </w:rPr>
-        <w:t xml:space="preserve">-</w:t>
+        <w:t xml:space="preserve">Probing Superconducting Gap in</w:t>
       </w:r>
       <w:r>
         <w:rPr>
           <w:i/>
           <w:iCs/>
         </w:rPr>
-        <w:t xml:space="preserve">xKxFe2As2</w:t>
-      </w:r>
-      <w:r>
-        <w:t xml:space="preserve">.</w:t>
-      </w:r>
-      <w:r>
-        <w:t xml:space="preserve"> </w:t>
-      </w:r>
-      <w:hyperlink r:id="rId99">
-        <w:r>
-          <w:rPr>
-            <w:rStyle w:val="Hyperlink"/>
-          </w:rPr>
-          <w:t xml:space="preserve">https://arxiv.org/abs/2510.06435</w:t>
-        </w:r>
-      </w:hyperlink>
-      <w:r>
-        <w:t xml:space="preserve">.</w:t>
-      </w:r>
-    </w:p>
-    <w:bookmarkEnd w:id="100"/>
-    <w:bookmarkStart w:id="102" w:name="ref-dangic2023ab"/>
-    <w:p>
-      <w:pPr>
-        <w:pStyle w:val="Bibliography"/>
-      </w:pPr>
-      <w:r>
-        <w:t xml:space="preserve">Dangić, ore, Peio Garcia-Goiricelaya, Yue-Wen Fang, Julen Ibañez-Azpiroz, and Ion Errea. 2023.</w:t>
-      </w:r>
-      <w:r>
         <w:t xml:space="preserve"> </w:t>
       </w:r>
       <w:r>
@@ -13381,89 +14580,47 @@
           <w:i/>
           <w:iCs/>
         </w:rPr>
-        <w:t xml:space="preserve">Ab Initio Study of the Structural, Vibrational and Optical Properties of Potential Parent Structures of Nitrogen-Doped Lutetium Hydride</w:t>
-      </w:r>
-      <w:r>
-        <w:t xml:space="preserve">.</w:t>
-      </w:r>
-      <w:r>
-        <w:t xml:space="preserve"> </w:t>
-      </w:r>
-      <w:hyperlink r:id="rId101">
-        <w:r>
-          <w:rPr>
-            <w:rStyle w:val="Hyperlink"/>
-          </w:rPr>
-          <w:t xml:space="preserve">https://arxiv.org/abs/2305.06751</w:t>
-        </w:r>
-      </w:hyperlink>
-      <w:r>
-        <w:t xml:space="preserve">.</w:t>
-      </w:r>
-    </w:p>
-    <w:bookmarkEnd w:id="102"/>
-    <w:bookmarkStart w:id="104" w:name="ref-dasenbrock2023retracted"/>
-    <w:p>
-      <w:pPr>
-        <w:pStyle w:val="Bibliography"/>
-      </w:pPr>
-      <w:r>
-        <w:t xml:space="preserve">Dasenbrock-Gammon, Nathan, Elliot Snider, Raymond McBride, et al. 2023.</w:t>
-      </w:r>
-      <w:r>
-        <w:t xml:space="preserve"> </w:t>
-      </w:r>
-      <w:r>
-        <w:t xml:space="preserve">“Evidence of Near-Ambient Superconductivity in a</w:t>
-      </w:r>
-      <w:r>
-        <w:t xml:space="preserve"> </w:t>
-      </w:r>
-      <w:r>
-        <w:t xml:space="preserve">N</w:t>
-      </w:r>
-      <w:r>
-        <w:t xml:space="preserve">-Doped Lutetium Hydride.”</w:t>
-      </w:r>
-      <w:r>
-        <w:t xml:space="preserve"> </w:t>
+        <w:t xml:space="preserve">CeH</w:t>
       </w:r>
       <w:r>
         <w:rPr>
           <w:i/>
           <w:iCs/>
         </w:rPr>
-        <w:t xml:space="preserve">Nature</w:t>
-      </w:r>
-      <w:r>
-        <w:t xml:space="preserve"> </w:t>
-      </w:r>
-      <w:r>
-        <w:t xml:space="preserve">615: 244–50.</w:t>
-      </w:r>
-      <w:r>
-        <w:t xml:space="preserve"> </w:t>
-      </w:r>
-      <w:hyperlink r:id="rId103">
-        <w:r>
-          <w:rPr>
-            <w:rStyle w:val="Hyperlink"/>
-          </w:rPr>
-          <w:t xml:space="preserve">https://doi.org/10.1038/s41586-023-05742-0</w:t>
-        </w:r>
-      </w:hyperlink>
+        <w:t xml:space="preserve">$_9$ Under Pressure</w:t>
+      </w:r>
       <w:r>
         <w:t xml:space="preserve">.</w:t>
       </w:r>
-    </w:p>
-    <w:bookmarkEnd w:id="104"/>
-    <w:bookmarkStart w:id="106" w:name="ref-deng2022titanium"/>
+      <w:r>
+        <w:t xml:space="preserve"> </w:t>
+      </w:r>
+      <w:hyperlink r:id="rId100">
+        <w:r>
+          <w:rPr>
+            <w:rStyle w:val="Hyperlink"/>
+          </w:rPr>
+          <w:t xml:space="preserve">https://arxiv.org/abs/2401.12682</w:t>
+        </w:r>
+      </w:hyperlink>
+      <w:r>
+        <w:t xml:space="preserve">.</w:t>
+      </w:r>
+    </w:p>
+    <w:bookmarkEnd w:id="101"/>
+    <w:bookmarkStart w:id="103" w:name="ref-carleo2017solving"/>
     <w:p>
       <w:pPr>
         <w:pStyle w:val="Bibliography"/>
       </w:pPr>
       <w:r>
-        <w:t xml:space="preserve">Deng, Hao, Zhijun Song, Ran Gao, et al. 2022.</w:t>
+        <w:t xml:space="preserve">Carleo, Giuseppe, and Matthias Troyer. 2017.</w:t>
+      </w:r>
+      <w:r>
+        <w:t xml:space="preserve"> </w:t>
+      </w:r>
+      <w:r>
+        <w:t xml:space="preserve">“Solving the Quantum Many-Body Problem with Artificial Neural Networks.”</w:t>
       </w:r>
       <w:r>
         <w:t xml:space="preserve"> </w:t>
@@ -13473,34 +14630,37 @@
           <w:i/>
           <w:iCs/>
         </w:rPr>
-        <w:t xml:space="preserve">Titanium Nitride Film on Sapphire Substrate with Low Dielectric Loss for Superconducting Qubits</w:t>
-      </w:r>
+        <w:t xml:space="preserve">Science</w:t>
+      </w:r>
+      <w:r>
+        <w:t xml:space="preserve"> </w:t>
+      </w:r>
+      <w:r>
+        <w:t xml:space="preserve">355: 602–6.</w:t>
+      </w:r>
+      <w:r>
+        <w:t xml:space="preserve"> </w:t>
+      </w:r>
+      <w:hyperlink r:id="rId102">
+        <w:r>
+          <w:rPr>
+            <w:rStyle w:val="Hyperlink"/>
+          </w:rPr>
+          <w:t xml:space="preserve">https://doi.org/10.1126/science.aag2302</w:t>
+        </w:r>
+      </w:hyperlink>
       <w:r>
         <w:t xml:space="preserve">.</w:t>
       </w:r>
-      <w:r>
-        <w:t xml:space="preserve"> </w:t>
-      </w:r>
-      <w:hyperlink r:id="rId105">
-        <w:r>
-          <w:rPr>
-            <w:rStyle w:val="Hyperlink"/>
-          </w:rPr>
-          <w:t xml:space="preserve">https://arxiv.org/abs/2205.03528</w:t>
-        </w:r>
-      </w:hyperlink>
-      <w:r>
-        <w:t xml:space="preserve">.</w:t>
-      </w:r>
-    </w:p>
-    <w:bookmarkEnd w:id="106"/>
-    <w:bookmarkStart w:id="108" w:name="ref-drimmer2024effect"/>
+    </w:p>
+    <w:bookmarkEnd w:id="103"/>
+    <w:bookmarkStart w:id="105" w:name="ref-cerqueira2024searching"/>
     <w:p>
       <w:pPr>
         <w:pStyle w:val="Bibliography"/>
       </w:pPr>
       <w:r>
-        <w:t xml:space="preserve">Drimmer, Maxwell, Sjoerd Telkamp, Felix L. Fischer, et al. 2024.</w:t>
+        <w:t xml:space="preserve">Cerqueira, Tiago F. T., Yue-Wen Fang, Ion Errea, Antonio Sanna, and Miguel A. L. Marques. 2024.</w:t>
       </w:r>
       <w:r>
         <w:t xml:space="preserve"> </w:t>
@@ -13510,7 +14670,7 @@
           <w:i/>
           <w:iCs/>
         </w:rPr>
-        <w:t xml:space="preserve">The Effect of Niobium Thin Film Structure on Losses in Superconducting Circuits</w:t>
+        <w:t xml:space="preserve">Searching Materials Space for Hydride Superconductors at Ambient Pressure</w:t>
       </w:r>
       <w:r>
         <w:t xml:space="preserve">.</w:t>
@@ -13518,32 +14678,26 @@
       <w:r>
         <w:t xml:space="preserve"> </w:t>
       </w:r>
-      <w:hyperlink r:id="rId107">
-        <w:r>
-          <w:rPr>
-            <w:rStyle w:val="Hyperlink"/>
-          </w:rPr>
-          <w:t xml:space="preserve">https://arxiv.org/abs/2403.12164</w:t>
+      <w:hyperlink r:id="rId104">
+        <w:r>
+          <w:rPr>
+            <w:rStyle w:val="Hyperlink"/>
+          </w:rPr>
+          <w:t xml:space="preserve">https://arxiv.org/abs/2403.13496</w:t>
         </w:r>
       </w:hyperlink>
       <w:r>
         <w:t xml:space="preserve">.</w:t>
       </w:r>
     </w:p>
-    <w:bookmarkEnd w:id="108"/>
-    <w:bookmarkStart w:id="110" w:name="ref-drozdov2015conventional"/>
+    <w:bookmarkEnd w:id="105"/>
+    <w:bookmarkStart w:id="107" w:name="ref-cerqueira2023sampling"/>
     <w:p>
       <w:pPr>
         <w:pStyle w:val="Bibliography"/>
       </w:pPr>
       <w:r>
-        <w:t xml:space="preserve">Drozdov, A. P., M. I. Eremets, I. A. Troyan, V. Ksenofontov, and S. I. Shylin. 2015.</w:t>
-      </w:r>
-      <w:r>
-        <w:t xml:space="preserve"> </w:t>
-      </w:r>
-      <w:r>
-        <w:t xml:space="preserve">“Conventional Superconductivity at 203 Kelvin at High Pressures in the Sulfur Hydride System.”</w:t>
+        <w:t xml:space="preserve">Cerqueira, Tiago F. T., Antonio Sanna, and Miguel A. L. Marques. 2023.</w:t>
       </w:r>
       <w:r>
         <w:t xml:space="preserve"> </w:t>
@@ -13553,55 +14707,58 @@
           <w:i/>
           <w:iCs/>
         </w:rPr>
-        <w:t xml:space="preserve">Nature</w:t>
-      </w:r>
-      <w:r>
-        <w:t xml:space="preserve"> </w:t>
-      </w:r>
-      <w:r>
-        <w:t xml:space="preserve">525: 73–76.</w:t>
-      </w:r>
-      <w:r>
-        <w:t xml:space="preserve"> </w:t>
-      </w:r>
-      <w:hyperlink r:id="rId109">
-        <w:r>
-          <w:rPr>
-            <w:rStyle w:val="Hyperlink"/>
-          </w:rPr>
-          <w:t xml:space="preserve">https://doi.org/10.1038/nature14964</w:t>
-        </w:r>
-      </w:hyperlink>
+        <w:t xml:space="preserve">Sampling the Whole Materials Space for Conventional Superconducting Materials</w:t>
+      </w:r>
       <w:r>
         <w:t xml:space="preserve">.</w:t>
       </w:r>
-    </w:p>
-    <w:bookmarkEnd w:id="110"/>
-    <w:bookmarkStart w:id="112" w:name="ref-drozdov2019superconductivity"/>
+      <w:r>
+        <w:t xml:space="preserve"> </w:t>
+      </w:r>
+      <w:hyperlink r:id="rId106">
+        <w:r>
+          <w:rPr>
+            <w:rStyle w:val="Hyperlink"/>
+          </w:rPr>
+          <w:t xml:space="preserve">https://arxiv.org/abs/2307.10728</w:t>
+        </w:r>
+      </w:hyperlink>
+      <w:r>
+        <w:t xml:space="preserve">.</w:t>
+      </w:r>
+    </w:p>
+    <w:bookmarkEnd w:id="107"/>
+    <w:bookmarkStart w:id="109" w:name="ref-cheetham2024artificial"/>
     <w:p>
       <w:pPr>
         <w:pStyle w:val="Bibliography"/>
       </w:pPr>
       <w:r>
-        <w:t xml:space="preserve">Drozdov, A. P., P. P. Kong, V. S. Minkov, et al. 2019.</w:t>
-      </w:r>
-      <w:r>
-        <w:t xml:space="preserve"> </w:t>
-      </w:r>
-      <w:r>
-        <w:t xml:space="preserve">“Superconductivity at 250</w:t>
-      </w:r>
-      <w:r>
-        <w:t xml:space="preserve"> </w:t>
-      </w:r>
-      <w:r>
-        <w:t xml:space="preserve">K</w:t>
-      </w:r>
-      <w:r>
-        <w:t xml:space="preserve"> </w:t>
-      </w:r>
-      <w:r>
-        <w:t xml:space="preserve">in Lanthanum Hydride Under High Pressures.”</w:t>
+        <w:t xml:space="preserve">Cheetham, Anthony K., and Ram Seshadri. 2024.</w:t>
+      </w:r>
+      <w:r>
+        <w:t xml:space="preserve"> </w:t>
+      </w:r>
+      <w:r>
+        <w:t xml:space="preserve">“Artificial Intelligence Driving Materials Discovery?</w:t>
+      </w:r>
+      <w:r>
+        <w:t xml:space="preserve"> </w:t>
+      </w:r>
+      <w:r>
+        <w:t xml:space="preserve">P</w:t>
+      </w:r>
+      <w:r>
+        <w:t xml:space="preserve">erspective on the Article:</w:t>
+      </w:r>
+      <w:r>
+        <w:t xml:space="preserve"> </w:t>
+      </w:r>
+      <w:r>
+        <w:t xml:space="preserve">S</w:t>
+      </w:r>
+      <w:r>
+        <w:t xml:space="preserve">caling Deep Learning for Materials Discovery.”</w:t>
       </w:r>
       <w:r>
         <w:t xml:space="preserve"> </w:t>
@@ -13611,43 +14768,37 @@
           <w:i/>
           <w:iCs/>
         </w:rPr>
-        <w:t xml:space="preserve">Nature</w:t>
-      </w:r>
-      <w:r>
-        <w:t xml:space="preserve"> </w:t>
-      </w:r>
-      <w:r>
-        <w:t xml:space="preserve">569: 528–31.</w:t>
-      </w:r>
-      <w:r>
-        <w:t xml:space="preserve"> </w:t>
-      </w:r>
-      <w:hyperlink r:id="rId111">
-        <w:r>
-          <w:rPr>
-            <w:rStyle w:val="Hyperlink"/>
-          </w:rPr>
-          <w:t xml:space="preserve">https://doi.org/10.1038/s41586-019-1201-8</w:t>
+        <w:t xml:space="preserve">Chemistry of Materials</w:t>
+      </w:r>
+      <w:r>
+        <w:t xml:space="preserve"> </w:t>
+      </w:r>
+      <w:r>
+        <w:t xml:space="preserve">36: 3490–95.</w:t>
+      </w:r>
+      <w:r>
+        <w:t xml:space="preserve"> </w:t>
+      </w:r>
+      <w:hyperlink r:id="rId108">
+        <w:r>
+          <w:rPr>
+            <w:rStyle w:val="Hyperlink"/>
+          </w:rPr>
+          <w:t xml:space="preserve">https://doi.org/10.1021/acs.chemmater.4c00643</w:t>
         </w:r>
       </w:hyperlink>
       <w:r>
         <w:t xml:space="preserve">.</w:t>
       </w:r>
     </w:p>
-    <w:bookmarkEnd w:id="112"/>
-    <w:bookmarkStart w:id="114" w:name="ref-dvir2022realization"/>
+    <w:bookmarkEnd w:id="109"/>
+    <w:bookmarkStart w:id="111" w:name="ref-corbae2025hunds"/>
     <w:p>
       <w:pPr>
         <w:pStyle w:val="Bibliography"/>
       </w:pPr>
       <w:r>
-        <w:t xml:space="preserve">Dvir, Tom, Guanzhong Wang, Nick van Loo, et al. 2022.</w:t>
-      </w:r>
-      <w:r>
-        <w:t xml:space="preserve"> </w:t>
-      </w:r>
-      <w:r>
-        <w:t xml:space="preserve">“Realization of a Minimal Kitaev Chain in Coupled Quantum Dots.”</w:t>
+        <w:t xml:space="preserve">Corbae, Elena, Rong Zhang, Cong Li, et al. 2025.</w:t>
       </w:r>
       <w:r>
         <w:t xml:space="preserve"> </w:t>
@@ -13657,79 +14808,13 @@
           <w:i/>
           <w:iCs/>
         </w:rPr>
-        <w:t xml:space="preserve">Nature 614, 445-459 (2023)</w:t>
-      </w:r>
-      <w:r>
-        <w:t xml:space="preserve">, ahead of print.</w:t>
-      </w:r>
-      <w:r>
-        <w:t xml:space="preserve"> </w:t>
-      </w:r>
-      <w:hyperlink r:id="rId113">
-        <w:r>
-          <w:rPr>
-            <w:rStyle w:val="Hyperlink"/>
-          </w:rPr>
-          <w:t xml:space="preserve">https://doi.org/10.48550/arxiv.2206.08045</w:t>
-        </w:r>
-      </w:hyperlink>
-      <w:r>
-        <w:t xml:space="preserve">.</w:t>
-      </w:r>
-    </w:p>
-    <w:bookmarkEnd w:id="114"/>
-    <w:bookmarkStart w:id="116" w:name="ref-fang2023assessing"/>
-    <w:p>
-      <w:pPr>
-        <w:pStyle w:val="Bibliography"/>
-      </w:pPr>
-      <w:r>
-        <w:t xml:space="preserve">Fang, Yue-Wen, ore Dangić, and Ion Errea. 2023.</w:t>
-      </w:r>
-      <w:r>
-        <w:t xml:space="preserve"> </w:t>
-      </w:r>
-      <w:r>
-        <w:t xml:space="preserve">“Assessing the Feasibility of Near-Ambient Conditions Superconductivity in the Lu-n-h System.”</w:t>
-      </w:r>
-      <w:r>
-        <w:t xml:space="preserve"> </w:t>
+        <w:t xml:space="preserve">Hund’s Coupling Assisted Orbital-Selective Superconductivity in</w:t>
       </w:r>
       <w:r>
         <w:rPr>
           <w:i/>
           <w:iCs/>
         </w:rPr>
-        <w:t xml:space="preserve">Communications Materials 5, 61 (2024)</w:t>
-      </w:r>
-      <w:r>
-        <w:t xml:space="preserve">, ahead of print.</w:t>
-      </w:r>
-      <w:r>
-        <w:t xml:space="preserve"> </w:t>
-      </w:r>
-      <w:hyperlink r:id="rId115">
-        <w:r>
-          <w:rPr>
-            <w:rStyle w:val="Hyperlink"/>
-          </w:rPr>
-          <w:t xml:space="preserve">https://doi.org/10.48550/arxiv.2307.10699</w:t>
-        </w:r>
-      </w:hyperlink>
-      <w:r>
-        <w:t xml:space="preserve">.</w:t>
-      </w:r>
-    </w:p>
-    <w:bookmarkEnd w:id="116"/>
-    <w:bookmarkStart w:id="118" w:name="ref-gashmard2025ai"/>
-    <w:p>
-      <w:pPr>
-        <w:pStyle w:val="Bibliography"/>
-      </w:pPr>
-      <w:r>
-        <w:t xml:space="preserve">Gashmard, H., H. Shakeripour, and M. Alaei. 2025.</w:t>
-      </w:r>
-      <w:r>
         <w:t xml:space="preserve"> </w:t>
       </w:r>
       <w:r>
@@ -13737,51 +14822,21 @@
           <w:i/>
           <w:iCs/>
         </w:rPr>
-        <w:t xml:space="preserve">AI</w:t>
+        <w:t xml:space="preserve">Ba1</w:t>
       </w:r>
       <w:r>
         <w:rPr>
           <w:i/>
           <w:iCs/>
         </w:rPr>
-        <w:t xml:space="preserve">-Driven Discovery of High-Temperature Superconductors via Materials Genome Initiative and High-Throughput Screening</w:t>
-      </w:r>
-      <w:r>
-        <w:t xml:space="preserve">.</w:t>
-      </w:r>
-      <w:r>
-        <w:t xml:space="preserve"> </w:t>
-      </w:r>
-      <w:hyperlink r:id="rId117">
-        <w:r>
-          <w:rPr>
-            <w:rStyle w:val="Hyperlink"/>
-          </w:rPr>
-          <w:t xml:space="preserve">https://arxiv.org/abs/2511.03865</w:t>
-        </w:r>
-      </w:hyperlink>
-      <w:r>
-        <w:t xml:space="preserve">.</w:t>
-      </w:r>
-    </w:p>
-    <w:bookmarkEnd w:id="118"/>
-    <w:bookmarkStart w:id="120" w:name="ref-gaytanvillarreal2026real"/>
-    <w:p>
-      <w:pPr>
-        <w:pStyle w:val="Bibliography"/>
-      </w:pPr>
-      <w:r>
-        <w:t xml:space="preserve">Gaytan-Villarreal, Daniel, Peter Meiring, Daniel Baxter, et al. 2026.</w:t>
-      </w:r>
-      <w:r>
-        <w:t xml:space="preserve"> </w:t>
+        <w:t xml:space="preserve">-</w:t>
       </w:r>
       <w:r>
         <w:rPr>
           <w:i/>
           <w:iCs/>
         </w:rPr>
-        <w:t xml:space="preserve">Real-Time Detection of Charge Jumps in Superconducting Qubits with a Convolutional Neural Network</w:t>
+        <w:t xml:space="preserve">xKxFe2As2</w:t>
       </w:r>
       <w:r>
         <w:t xml:space="preserve">.</w:t>
@@ -13789,32 +14844,26 @@
       <w:r>
         <w:t xml:space="preserve"> </w:t>
       </w:r>
-      <w:hyperlink r:id="rId119">
-        <w:r>
-          <w:rPr>
-            <w:rStyle w:val="Hyperlink"/>
-          </w:rPr>
-          <w:t xml:space="preserve">https://arxiv.org/abs/2607.14293</w:t>
+      <w:hyperlink r:id="rId110">
+        <w:r>
+          <w:rPr>
+            <w:rStyle w:val="Hyperlink"/>
+          </w:rPr>
+          <w:t xml:space="preserve">https://arxiv.org/abs/2510.06435</w:t>
         </w:r>
       </w:hyperlink>
       <w:r>
         <w:t xml:space="preserve">.</w:t>
       </w:r>
     </w:p>
-    <w:bookmarkEnd w:id="120"/>
-    <w:bookmarkStart w:id="122" w:name="ref-ge2022charge"/>
+    <w:bookmarkEnd w:id="111"/>
+    <w:bookmarkStart w:id="113" w:name="ref-dangic2023ab"/>
     <w:p>
       <w:pPr>
         <w:pStyle w:val="Bibliography"/>
       </w:pPr>
       <w:r>
-        <w:t xml:space="preserve">Ge, Jun, Pinyuan Wang, Ying Xing, et al. 2022.</w:t>
-      </w:r>
-      <w:r>
-        <w:t xml:space="preserve"> </w:t>
-      </w:r>
-      <w:r>
-        <w:t xml:space="preserve">“Charge-4e and Charge-6e Flux Quantization and Higher Charge Superconductivity in Kagome Superconductor Ring Devices.”</w:t>
+        <w:t xml:space="preserve">Dangić, ore, Peio Garcia-Goiricelaya, Yue-Wen Fang, Julen Ibañez-Azpiroz, and Ion Errea. 2023.</w:t>
       </w:r>
       <w:r>
         <w:t xml:space="preserve"> </w:t>
@@ -13824,34 +14873,49 @@
           <w:i/>
           <w:iCs/>
         </w:rPr>
-        <w:t xml:space="preserve">Physical Review X 14, 021025 (2024)</w:t>
-      </w:r>
-      <w:r>
-        <w:t xml:space="preserve">, ahead of print.</w:t>
-      </w:r>
-      <w:r>
-        <w:t xml:space="preserve"> </w:t>
-      </w:r>
-      <w:hyperlink r:id="rId121">
-        <w:r>
-          <w:rPr>
-            <w:rStyle w:val="Hyperlink"/>
-          </w:rPr>
-          <w:t xml:space="preserve">https://doi.org/10.48550/arxiv.2201.10352</w:t>
-        </w:r>
-      </w:hyperlink>
+        <w:t xml:space="preserve">Ab Initio Study of the Structural, Vibrational and Optical Properties of Potential Parent Structures of Nitrogen-Doped Lutetium Hydride</w:t>
+      </w:r>
       <w:r>
         <w:t xml:space="preserve">.</w:t>
       </w:r>
-    </w:p>
-    <w:bookmarkEnd w:id="122"/>
-    <w:bookmarkStart w:id="124" w:name="ref-griffin2023origin"/>
+      <w:r>
+        <w:t xml:space="preserve"> </w:t>
+      </w:r>
+      <w:hyperlink r:id="rId112">
+        <w:r>
+          <w:rPr>
+            <w:rStyle w:val="Hyperlink"/>
+          </w:rPr>
+          <w:t xml:space="preserve">https://arxiv.org/abs/2305.06751</w:t>
+        </w:r>
+      </w:hyperlink>
+      <w:r>
+        <w:t xml:space="preserve">.</w:t>
+      </w:r>
+    </w:p>
+    <w:bookmarkEnd w:id="113"/>
+    <w:bookmarkStart w:id="115" w:name="ref-dasenbrock2023retracted"/>
     <w:p>
       <w:pPr>
         <w:pStyle w:val="Bibliography"/>
       </w:pPr>
       <w:r>
-        <w:t xml:space="preserve">Griffin, Sinéad M. 2023.</w:t>
+        <w:t xml:space="preserve">Dasenbrock-Gammon, Nathan, Elliot Snider, Raymond McBride, et al. 2023.</w:t>
+      </w:r>
+      <w:r>
+        <w:t xml:space="preserve"> </w:t>
+      </w:r>
+      <w:r>
+        <w:t xml:space="preserve">“Evidence of Near-Ambient Superconductivity in a</w:t>
+      </w:r>
+      <w:r>
+        <w:t xml:space="preserve"> </w:t>
+      </w:r>
+      <w:r>
+        <w:t xml:space="preserve">N</w:t>
+      </w:r>
+      <w:r>
+        <w:t xml:space="preserve">-Doped Lutetium Hydride.”</w:t>
       </w:r>
       <w:r>
         <w:t xml:space="preserve"> </w:t>
@@ -13861,40 +14925,37 @@
           <w:i/>
           <w:iCs/>
         </w:rPr>
-        <w:t xml:space="preserve">Origin of Correlated Isolated Flat Bands in Copper-Substituted Lead Phosphate Apatite</w:t>
-      </w:r>
+        <w:t xml:space="preserve">Nature</w:t>
+      </w:r>
+      <w:r>
+        <w:t xml:space="preserve"> </w:t>
+      </w:r>
+      <w:r>
+        <w:t xml:space="preserve">615: 244–50.</w:t>
+      </w:r>
+      <w:r>
+        <w:t xml:space="preserve"> </w:t>
+      </w:r>
+      <w:hyperlink r:id="rId114">
+        <w:r>
+          <w:rPr>
+            <w:rStyle w:val="Hyperlink"/>
+          </w:rPr>
+          <w:t xml:space="preserve">https://doi.org/10.1038/s41586-023-05742-0</w:t>
+        </w:r>
+      </w:hyperlink>
       <w:r>
         <w:t xml:space="preserve">.</w:t>
       </w:r>
-      <w:r>
-        <w:t xml:space="preserve"> </w:t>
-      </w:r>
-      <w:hyperlink r:id="rId123">
-        <w:r>
-          <w:rPr>
-            <w:rStyle w:val="Hyperlink"/>
-          </w:rPr>
-          <w:t xml:space="preserve">https://arxiv.org/abs/2307.16892</w:t>
-        </w:r>
-      </w:hyperlink>
-      <w:r>
-        <w:t xml:space="preserve">.</w:t>
-      </w:r>
-    </w:p>
-    <w:bookmarkEnd w:id="124"/>
-    <w:bookmarkStart w:id="126" w:name="ref-gu2023effective"/>
+    </w:p>
+    <w:bookmarkEnd w:id="115"/>
+    <w:bookmarkStart w:id="117" w:name="ref-deng2022titanium"/>
     <w:p>
       <w:pPr>
         <w:pStyle w:val="Bibliography"/>
       </w:pPr>
       <w:r>
-        <w:t xml:space="preserve">Gu, Yuhao, Congcong Le, Zhesen Yang, Xianxin Wu, and Jiangping Hu. 2023.</w:t>
-      </w:r>
-      <w:r>
-        <w:t xml:space="preserve"> </w:t>
-      </w:r>
-      <w:r>
-        <w:t xml:space="preserve">“Effective Model and Pairing Tendency in Bilayer Ni-Based Superconductor La$_3$ni$_2$o$_7$.”</w:t>
+        <w:t xml:space="preserve">Deng, Hao, Zhijun Song, Ran Gao, et al. 2022.</w:t>
       </w:r>
       <w:r>
         <w:t xml:space="preserve"> </w:t>
@@ -13904,40 +14965,34 @@
           <w:i/>
           <w:iCs/>
         </w:rPr>
-        <w:t xml:space="preserve">Phys. Rev. B 111, 174506 (2025)</w:t>
-      </w:r>
-      <w:r>
-        <w:t xml:space="preserve">, ahead of print.</w:t>
-      </w:r>
-      <w:r>
-        <w:t xml:space="preserve"> </w:t>
-      </w:r>
-      <w:hyperlink r:id="rId125">
-        <w:r>
-          <w:rPr>
-            <w:rStyle w:val="Hyperlink"/>
-          </w:rPr>
-          <w:t xml:space="preserve">https://doi.org/10.48550/arxiv.2306.07275</w:t>
-        </w:r>
-      </w:hyperlink>
+        <w:t xml:space="preserve">Titanium Nitride Film on Sapphire Substrate with Low Dielectric Loss for Superconducting Qubits</w:t>
+      </w:r>
       <w:r>
         <w:t xml:space="preserve">.</w:t>
       </w:r>
-    </w:p>
-    <w:bookmarkEnd w:id="126"/>
-    <w:bookmarkStart w:id="128" w:name="ref-hamidieh2018data"/>
+      <w:r>
+        <w:t xml:space="preserve"> </w:t>
+      </w:r>
+      <w:hyperlink r:id="rId116">
+        <w:r>
+          <w:rPr>
+            <w:rStyle w:val="Hyperlink"/>
+          </w:rPr>
+          <w:t xml:space="preserve">https://arxiv.org/abs/2205.03528</w:t>
+        </w:r>
+      </w:hyperlink>
+      <w:r>
+        <w:t xml:space="preserve">.</w:t>
+      </w:r>
+    </w:p>
+    <w:bookmarkEnd w:id="117"/>
+    <w:bookmarkStart w:id="119" w:name="ref-drimmer2024effect"/>
     <w:p>
       <w:pPr>
         <w:pStyle w:val="Bibliography"/>
       </w:pPr>
       <w:r>
-        <w:t xml:space="preserve">Hamidieh, Kam. 2018.</w:t>
-      </w:r>
-      <w:r>
-        <w:t xml:space="preserve"> </w:t>
-      </w:r>
-      <w:r>
-        <w:t xml:space="preserve">“A Data-Driven Statistical Model for Predicting the Critical Temperature of a Superconductor.”</w:t>
+        <w:t xml:space="preserve">Drimmer, Maxwell, Sjoerd Telkamp, Felix L. Fischer, et al. 2024.</w:t>
       </w:r>
       <w:r>
         <w:t xml:space="preserve"> </w:t>
@@ -13947,58 +15002,40 @@
           <w:i/>
           <w:iCs/>
         </w:rPr>
-        <w:t xml:space="preserve">Computational Materials Science</w:t>
-      </w:r>
-      <w:r>
-        <w:t xml:space="preserve"> </w:t>
-      </w:r>
-      <w:r>
-        <w:t xml:space="preserve">154: 346–54.</w:t>
-      </w:r>
-      <w:r>
-        <w:t xml:space="preserve"> </w:t>
-      </w:r>
-      <w:hyperlink r:id="rId127">
-        <w:r>
-          <w:rPr>
-            <w:rStyle w:val="Hyperlink"/>
-          </w:rPr>
-          <w:t xml:space="preserve">https://doi.org/10.1016/j.commatsci.2018.07.052</w:t>
-        </w:r>
-      </w:hyperlink>
+        <w:t xml:space="preserve">The Effect of Niobium Thin Film Structure on Losses in Superconducting Circuits</w:t>
+      </w:r>
       <w:r>
         <w:t xml:space="preserve">.</w:t>
       </w:r>
-    </w:p>
-    <w:bookmarkEnd w:id="128"/>
-    <w:bookmarkStart w:id="130" w:name="ref-han2024invdesflow"/>
+      <w:r>
+        <w:t xml:space="preserve"> </w:t>
+      </w:r>
+      <w:hyperlink r:id="rId118">
+        <w:r>
+          <w:rPr>
+            <w:rStyle w:val="Hyperlink"/>
+          </w:rPr>
+          <w:t xml:space="preserve">https://arxiv.org/abs/2403.12164</w:t>
+        </w:r>
+      </w:hyperlink>
+      <w:r>
+        <w:t xml:space="preserve">.</w:t>
+      </w:r>
+    </w:p>
+    <w:bookmarkEnd w:id="119"/>
+    <w:bookmarkStart w:id="121" w:name="ref-drozdov2015conventional"/>
     <w:p>
       <w:pPr>
         <w:pStyle w:val="Bibliography"/>
       </w:pPr>
       <w:r>
-        <w:t xml:space="preserve">Han, Xiao-Qi, Zhenfeng Ouyang, Peng-Jie Guo, Hao Sun, Ze-Feng Gao, and Zhong-Yi Lu. 2024.</w:t>
-      </w:r>
-      <w:r>
-        <w:t xml:space="preserve"> </w:t>
-      </w:r>
-      <w:r>
-        <w:t xml:space="preserve">“</w:t>
-      </w:r>
-      <w:r>
-        <w:t xml:space="preserve">InvDesFlow</w:t>
-      </w:r>
-      <w:r>
-        <w:t xml:space="preserve">: An</w:t>
-      </w:r>
-      <w:r>
-        <w:t xml:space="preserve"> </w:t>
-      </w:r>
-      <w:r>
-        <w:t xml:space="preserve">AI</w:t>
-      </w:r>
-      <w:r>
-        <w:t xml:space="preserve">-Driven Materials Inverse Design Workflow to Explore Possible High-Temperature Superconductors.”</w:t>
+        <w:t xml:space="preserve">Drozdov, A. P., M. I. Eremets, I. A. Troyan, V. Ksenofontov, and S. I. Shylin. 2015.</w:t>
+      </w:r>
+      <w:r>
+        <w:t xml:space="preserve"> </w:t>
+      </w:r>
+      <w:r>
+        <w:t xml:space="preserve">“Conventional Superconductivity at 203 Kelvin at High Pressures in the Sulfur Hydride System.”</w:t>
       </w:r>
       <w:r>
         <w:t xml:space="preserve"> </w:t>
@@ -14008,34 +15045,55 @@
           <w:i/>
           <w:iCs/>
         </w:rPr>
-        <w:t xml:space="preserve">Chin. Phys. Lett. 2025,42(4): 047301</w:t>
-      </w:r>
-      <w:r>
-        <w:t xml:space="preserve">, ahead of print.</w:t>
-      </w:r>
-      <w:r>
-        <w:t xml:space="preserve"> </w:t>
-      </w:r>
-      <w:hyperlink r:id="rId129">
-        <w:r>
-          <w:rPr>
-            <w:rStyle w:val="Hyperlink"/>
-          </w:rPr>
-          <w:t xml:space="preserve">https://doi.org/10.48550/arxiv.2409.08065</w:t>
+        <w:t xml:space="preserve">Nature</w:t>
+      </w:r>
+      <w:r>
+        <w:t xml:space="preserve"> </w:t>
+      </w:r>
+      <w:r>
+        <w:t xml:space="preserve">525: 73–76.</w:t>
+      </w:r>
+      <w:r>
+        <w:t xml:space="preserve"> </w:t>
+      </w:r>
+      <w:hyperlink r:id="rId120">
+        <w:r>
+          <w:rPr>
+            <w:rStyle w:val="Hyperlink"/>
+          </w:rPr>
+          <w:t xml:space="preserve">https://doi.org/10.1038/nature14964</w:t>
         </w:r>
       </w:hyperlink>
       <w:r>
         <w:t xml:space="preserve">.</w:t>
       </w:r>
     </w:p>
-    <w:bookmarkEnd w:id="130"/>
-    <w:bookmarkStart w:id="132" w:name="ref-holleis2023nematicity"/>
+    <w:bookmarkEnd w:id="121"/>
+    <w:bookmarkStart w:id="123" w:name="ref-drozdov2019superconductivity"/>
     <w:p>
       <w:pPr>
         <w:pStyle w:val="Bibliography"/>
       </w:pPr>
       <w:r>
-        <w:t xml:space="preserve">Holleis, Ludwig, Caitlin L. Patterson, Yiran Zhang, et al. 2023.</w:t>
+        <w:t xml:space="preserve">Drozdov, A. P., P. P. Kong, V. S. Minkov, et al. 2019.</w:t>
+      </w:r>
+      <w:r>
+        <w:t xml:space="preserve"> </w:t>
+      </w:r>
+      <w:r>
+        <w:t xml:space="preserve">“Superconductivity at 250</w:t>
+      </w:r>
+      <w:r>
+        <w:t xml:space="preserve"> </w:t>
+      </w:r>
+      <w:r>
+        <w:t xml:space="preserve">K</w:t>
+      </w:r>
+      <w:r>
+        <w:t xml:space="preserve"> </w:t>
+      </w:r>
+      <w:r>
+        <w:t xml:space="preserve">in Lanthanum Hydride Under High Pressures.”</w:t>
       </w:r>
       <w:r>
         <w:t xml:space="preserve"> </w:t>
@@ -14045,34 +15103,43 @@
           <w:i/>
           <w:iCs/>
         </w:rPr>
-        <w:t xml:space="preserve">Nematicity and Orbital Depairing in Superconducting Bernal Bilayer Graphene with Strong Spin Orbit Coupling</w:t>
-      </w:r>
+        <w:t xml:space="preserve">Nature</w:t>
+      </w:r>
+      <w:r>
+        <w:t xml:space="preserve"> </w:t>
+      </w:r>
+      <w:r>
+        <w:t xml:space="preserve">569: 528–31.</w:t>
+      </w:r>
+      <w:r>
+        <w:t xml:space="preserve"> </w:t>
+      </w:r>
+      <w:hyperlink r:id="rId122">
+        <w:r>
+          <w:rPr>
+            <w:rStyle w:val="Hyperlink"/>
+          </w:rPr>
+          <w:t xml:space="preserve">https://doi.org/10.1038/s41586-019-1201-8</w:t>
+        </w:r>
+      </w:hyperlink>
       <w:r>
         <w:t xml:space="preserve">.</w:t>
       </w:r>
-      <w:r>
-        <w:t xml:space="preserve"> </w:t>
-      </w:r>
-      <w:hyperlink r:id="rId131">
-        <w:r>
-          <w:rPr>
-            <w:rStyle w:val="Hyperlink"/>
-          </w:rPr>
-          <w:t xml:space="preserve">https://arxiv.org/abs/2303.00742</w:t>
-        </w:r>
-      </w:hyperlink>
-      <w:r>
-        <w:t xml:space="preserve">.</w:t>
-      </w:r>
-    </w:p>
-    <w:bookmarkEnd w:id="132"/>
-    <w:bookmarkStart w:id="134" w:name="ref-hou2025distinct"/>
+    </w:p>
+    <w:bookmarkEnd w:id="123"/>
+    <w:bookmarkStart w:id="125" w:name="ref-dvir2022realization"/>
     <w:p>
       <w:pPr>
         <w:pStyle w:val="Bibliography"/>
       </w:pPr>
       <w:r>
-        <w:t xml:space="preserve">Hou, Zhiyong, Zhiyuan Shang, Wen Duan, Wei Xie, Huan Yang, and Hai-Hu Wen. 2025.</w:t>
+        <w:t xml:space="preserve">Dvir, Tom, Guanzhong Wang, Nick van Loo, et al. 2022.</w:t>
+      </w:r>
+      <w:r>
+        <w:t xml:space="preserve"> </w:t>
+      </w:r>
+      <w:r>
+        <w:t xml:space="preserve">“Realization of a Minimal Kitaev Chain in Coupled Quantum Dots.”</w:t>
       </w:r>
       <w:r>
         <w:t xml:space="preserve"> </w:t>
@@ -14082,13 +15149,79 @@
           <w:i/>
           <w:iCs/>
         </w:rPr>
-        <w:t xml:space="preserve">Distinct Modulation Behavior of Superconducting Coherence Peaks Associated with Sign-Reversal Gaps in</w:t>
+        <w:t xml:space="preserve">Nature 614, 445-459 (2023)</w:t>
+      </w:r>
+      <w:r>
+        <w:t xml:space="preserve">, ahead of print.</w:t>
+      </w:r>
+      <w:r>
+        <w:t xml:space="preserve"> </w:t>
+      </w:r>
+      <w:hyperlink r:id="rId124">
+        <w:r>
+          <w:rPr>
+            <w:rStyle w:val="Hyperlink"/>
+          </w:rPr>
+          <w:t xml:space="preserve">https://doi.org/10.48550/arxiv.2206.08045</w:t>
+        </w:r>
+      </w:hyperlink>
+      <w:r>
+        <w:t xml:space="preserve">.</w:t>
+      </w:r>
+    </w:p>
+    <w:bookmarkEnd w:id="125"/>
+    <w:bookmarkStart w:id="127" w:name="ref-fang2023assessing"/>
+    <w:p>
+      <w:pPr>
+        <w:pStyle w:val="Bibliography"/>
+      </w:pPr>
+      <w:r>
+        <w:t xml:space="preserve">Fang, Yue-Wen, ore Dangić, and Ion Errea. 2023.</w:t>
+      </w:r>
+      <w:r>
+        <w:t xml:space="preserve"> </w:t>
+      </w:r>
+      <w:r>
+        <w:t xml:space="preserve">“Assessing the Feasibility of Near-Ambient Conditions Superconductivity in the Lu-n-h System.”</w:t>
+      </w:r>
+      <w:r>
+        <w:t xml:space="preserve"> </w:t>
       </w:r>
       <w:r>
         <w:rPr>
           <w:i/>
           <w:iCs/>
         </w:rPr>
+        <w:t xml:space="preserve">Communications Materials 5, 61 (2024)</w:t>
+      </w:r>
+      <w:r>
+        <w:t xml:space="preserve">, ahead of print.</w:t>
+      </w:r>
+      <w:r>
+        <w:t xml:space="preserve"> </w:t>
+      </w:r>
+      <w:hyperlink r:id="rId126">
+        <w:r>
+          <w:rPr>
+            <w:rStyle w:val="Hyperlink"/>
+          </w:rPr>
+          <w:t xml:space="preserve">https://doi.org/10.48550/arxiv.2307.10699</w:t>
+        </w:r>
+      </w:hyperlink>
+      <w:r>
+        <w:t xml:space="preserve">.</w:t>
+      </w:r>
+    </w:p>
+    <w:bookmarkEnd w:id="127"/>
+    <w:bookmarkStart w:id="129" w:name="ref-faroughy2026colliderbench"/>
+    <w:p>
+      <w:pPr>
+        <w:pStyle w:val="Bibliography"/>
+      </w:pPr>
+      <w:r>
+        <w:t xml:space="preserve">Faroughy, Darius A., Sofia Palacios Schweitzer, Ian Pang, Siddharth Mishra-Sharma, and David Shih. 2026.</w:t>
+      </w:r>
+      <w:r>
         <w:t xml:space="preserve"> </w:t>
       </w:r>
       <w:r>
@@ -14096,42 +15229,42 @@
           <w:i/>
           <w:iCs/>
         </w:rPr>
-        <w:t xml:space="preserve">FeTe</w:t>
+        <w:t xml:space="preserve">Collider-Bench</w:t>
       </w:r>
       <w:r>
         <w:rPr>
           <w:i/>
           <w:iCs/>
         </w:rPr>
-        <w:t xml:space="preserve">$_</w:t>
+        <w:t xml:space="preserve">: Benchmarking</w:t>
       </w:r>
       <w:r>
         <w:rPr>
           <w:i/>
           <w:iCs/>
         </w:rPr>
-        <w:t xml:space="preserve">0.55</w:t>
+        <w:t xml:space="preserve"> </w:t>
       </w:r>
       <w:r>
         <w:rPr>
           <w:i/>
           <w:iCs/>
         </w:rPr>
-        <w:t xml:space="preserve">$se$_</w:t>
+        <w:t xml:space="preserve">AI</w:t>
       </w:r>
       <w:r>
         <w:rPr>
           <w:i/>
           <w:iCs/>
         </w:rPr>
-        <w:t xml:space="preserve">0.45</w:t>
+        <w:t xml:space="preserve"> </w:t>
       </w:r>
       <w:r>
         <w:rPr>
           <w:i/>
           <w:iCs/>
         </w:rPr>
-        <w:t xml:space="preserve">$</w:t>
+        <w:t xml:space="preserve">Agents with Particle Physics Analysis Reproduction</w:t>
       </w:r>
       <w:r>
         <w:t xml:space="preserve">.</w:t>
@@ -14139,41 +15272,26 @@
       <w:r>
         <w:t xml:space="preserve"> </w:t>
       </w:r>
-      <w:hyperlink r:id="rId133">
-        <w:r>
-          <w:rPr>
-            <w:rStyle w:val="Hyperlink"/>
-          </w:rPr>
-          <w:t xml:space="preserve">https://arxiv.org/abs/2512.01703</w:t>
+      <w:hyperlink r:id="rId128">
+        <w:r>
+          <w:rPr>
+            <w:rStyle w:val="Hyperlink"/>
+          </w:rPr>
+          <w:t xml:space="preserve">https://arxiv.org/abs/2605.13950</w:t>
         </w:r>
       </w:hyperlink>
       <w:r>
         <w:t xml:space="preserve">.</w:t>
       </w:r>
     </w:p>
-    <w:bookmarkEnd w:id="134"/>
-    <w:bookmarkStart w:id="136" w:name="ref-hu2022coexistence"/>
+    <w:bookmarkEnd w:id="129"/>
+    <w:bookmarkStart w:id="131" w:name="ref-gao2025unilabos"/>
     <w:p>
       <w:pPr>
         <w:pStyle w:val="Bibliography"/>
       </w:pPr>
       <w:r>
-        <w:t xml:space="preserve">Hu, Yong, Xianxin Wu, Brenden R. Ortiz, et al. 2022.</w:t>
-      </w:r>
-      <w:r>
-        <w:t xml:space="preserve"> </w:t>
-      </w:r>
-      <w:r>
-        <w:t xml:space="preserve">“Coexistence of Tri-Hexagonal and Star-of-David Pattern in the Charge Density Wave of the Kagome Superconductor</w:t>
-      </w:r>
-      <w:r>
-        <w:t xml:space="preserve"> </w:t>
-      </w:r>
-      <w:r>
-        <w:t xml:space="preserve">AV</w:t>
-      </w:r>
-      <w:r>
-        <w:t xml:space="preserve">$_3$sb$_5$.”</w:t>
+        <w:t xml:space="preserve">Gao, Jing, Junhan Chang, Haohui Que, et al. 2025.</w:t>
       </w:r>
       <w:r>
         <w:t xml:space="preserve"> </w:t>
@@ -14183,131 +15301,20 @@
           <w:i/>
           <w:iCs/>
         </w:rPr>
-        <w:t xml:space="preserve">Physical Review B 106, L241106 (2022)</w:t>
-      </w:r>
-      <w:r>
-        <w:t xml:space="preserve">, ahead of print.</w:t>
-      </w:r>
-      <w:r>
-        <w:t xml:space="preserve"> </w:t>
-      </w:r>
-      <w:hyperlink r:id="rId135">
-        <w:r>
-          <w:rPr>
-            <w:rStyle w:val="Hyperlink"/>
-          </w:rPr>
-          <w:t xml:space="preserve">https://doi.org/10.48550/arxiv.2201.06477</w:t>
-        </w:r>
-      </w:hyperlink>
-      <w:r>
-        <w:t xml:space="preserve">.</w:t>
-      </w:r>
-    </w:p>
-    <w:bookmarkEnd w:id="136"/>
-    <w:bookmarkStart w:id="138" w:name="ref-iguchi2023observation"/>
-    <w:p>
-      <w:pPr>
-        <w:pStyle w:val="Bibliography"/>
-      </w:pPr>
-      <w:r>
-        <w:t xml:space="preserve">Iguchi, Yusuke, Ruby Shi, Kunihiro Kihou, et al. 2023.</w:t>
-      </w:r>
-      <w:r>
-        <w:t xml:space="preserve"> </w:t>
-      </w:r>
-      <w:r>
-        <w:t xml:space="preserve">“Observation of Superconducting Vortices Carrying a Temperature-Dependent Fraction of the Flux Quantum.”</w:t>
-      </w:r>
-      <w:r>
-        <w:t xml:space="preserve"> </w:t>
+        <w:t xml:space="preserve">UniLabOS</w:t>
       </w:r>
       <w:r>
         <w:rPr>
           <w:i/>
           <w:iCs/>
         </w:rPr>
-        <w:t xml:space="preserve">Science 0,eabp9979 (2023)</w:t>
-      </w:r>
-      <w:r>
-        <w:t xml:space="preserve">, ahead of print.</w:t>
-      </w:r>
-      <w:r>
-        <w:t xml:space="preserve"> </w:t>
-      </w:r>
-      <w:hyperlink r:id="rId137">
-        <w:r>
-          <w:rPr>
-            <w:rStyle w:val="Hyperlink"/>
-          </w:rPr>
-          <w:t xml:space="preserve">https://doi.org/10.48550/arxiv.2301.12368</w:t>
-        </w:r>
-      </w:hyperlink>
-      <w:r>
-        <w:t xml:space="preserve">.</w:t>
-      </w:r>
-    </w:p>
-    <w:bookmarkEnd w:id="138"/>
-    <w:bookmarkStart w:id="140" w:name="ref-itani2025large"/>
-    <w:p>
-      <w:pPr>
-        <w:pStyle w:val="Bibliography"/>
-      </w:pPr>
-      <w:r>
-        <w:t xml:space="preserve">Itani, Suman, Yibo Zhang, Ranjit Itani, and Jiadong Zang. 2025.</w:t>
-      </w:r>
-      <w:r>
-        <w:t xml:space="preserve"> </w:t>
+        <w:t xml:space="preserve">: An</w:t>
       </w:r>
       <w:r>
         <w:rPr>
           <w:i/>
           <w:iCs/>
         </w:rPr>
-        <w:t xml:space="preserve">Large Language Models for Superconductor Discovery</w:t>
-      </w:r>
-      <w:r>
-        <w:t xml:space="preserve">.</w:t>
-      </w:r>
-      <w:r>
-        <w:t xml:space="preserve"> </w:t>
-      </w:r>
-      <w:hyperlink r:id="rId139">
-        <w:r>
-          <w:rPr>
-            <w:rStyle w:val="Hyperlink"/>
-          </w:rPr>
-          <w:t xml:space="preserve">https://arxiv.org/abs/2512.10847</w:t>
-        </w:r>
-      </w:hyperlink>
-      <w:r>
-        <w:t xml:space="preserve">.</w:t>
-      </w:r>
-    </w:p>
-    <w:bookmarkEnd w:id="140"/>
-    <w:bookmarkStart w:id="142" w:name="ref-jiang2021kagome"/>
-    <w:p>
-      <w:pPr>
-        <w:pStyle w:val="Bibliography"/>
-      </w:pPr>
-      <w:r>
-        <w:t xml:space="preserve">Jiang, Kun, Tao Wu, Jia-Xin Yin, et al. 2021.</w:t>
-      </w:r>
-      <w:r>
-        <w:t xml:space="preserve"> </w:t>
-      </w:r>
-      <w:r>
-        <w:t xml:space="preserve">“Kagome Superconductors</w:t>
-      </w:r>
-      <w:r>
-        <w:t xml:space="preserve"> </w:t>
-      </w:r>
-      <w:r>
-        <w:t xml:space="preserve">AV</w:t>
-      </w:r>
-      <w:r>
-        <w:t xml:space="preserve">$_3$sb$_5$ (a=k, Rb, Cs).”</w:t>
-      </w:r>
-      <w:r>
         <w:t xml:space="preserve"> </w:t>
       </w:r>
       <w:r>
@@ -14315,6 +15322,628 @@
           <w:i/>
           <w:iCs/>
         </w:rPr>
+        <w:t xml:space="preserve">AI</w:t>
+      </w:r>
+      <w:r>
+        <w:rPr>
+          <w:i/>
+          <w:iCs/>
+        </w:rPr>
+        <w:t xml:space="preserve">-Native Operating System for Autonomous Laboratories</w:t>
+      </w:r>
+      <w:r>
+        <w:t xml:space="preserve">.</w:t>
+      </w:r>
+      <w:r>
+        <w:t xml:space="preserve"> </w:t>
+      </w:r>
+      <w:hyperlink r:id="rId130">
+        <w:r>
+          <w:rPr>
+            <w:rStyle w:val="Hyperlink"/>
+          </w:rPr>
+          <w:t xml:space="preserve">https://arxiv.org/abs/2512.21766</w:t>
+        </w:r>
+      </w:hyperlink>
+      <w:r>
+        <w:t xml:space="preserve">.</w:t>
+      </w:r>
+    </w:p>
+    <w:bookmarkEnd w:id="131"/>
+    <w:bookmarkStart w:id="133" w:name="ref-gashmard2025ai"/>
+    <w:p>
+      <w:pPr>
+        <w:pStyle w:val="Bibliography"/>
+      </w:pPr>
+      <w:r>
+        <w:t xml:space="preserve">Gashmard, H., H. Shakeripour, and M. Alaei. 2025.</w:t>
+      </w:r>
+      <w:r>
+        <w:t xml:space="preserve"> </w:t>
+      </w:r>
+      <w:r>
+        <w:rPr>
+          <w:i/>
+          <w:iCs/>
+        </w:rPr>
+        <w:t xml:space="preserve">AI</w:t>
+      </w:r>
+      <w:r>
+        <w:rPr>
+          <w:i/>
+          <w:iCs/>
+        </w:rPr>
+        <w:t xml:space="preserve">-Driven Discovery of High-Temperature Superconductors via Materials Genome Initiative and High-Throughput Screening</w:t>
+      </w:r>
+      <w:r>
+        <w:t xml:space="preserve">.</w:t>
+      </w:r>
+      <w:r>
+        <w:t xml:space="preserve"> </w:t>
+      </w:r>
+      <w:hyperlink r:id="rId132">
+        <w:r>
+          <w:rPr>
+            <w:rStyle w:val="Hyperlink"/>
+          </w:rPr>
+          <w:t xml:space="preserve">https://arxiv.org/abs/2511.03865</w:t>
+        </w:r>
+      </w:hyperlink>
+      <w:r>
+        <w:t xml:space="preserve">.</w:t>
+      </w:r>
+    </w:p>
+    <w:bookmarkEnd w:id="133"/>
+    <w:bookmarkStart w:id="135" w:name="ref-gaytanvillarreal2026real"/>
+    <w:p>
+      <w:pPr>
+        <w:pStyle w:val="Bibliography"/>
+      </w:pPr>
+      <w:r>
+        <w:t xml:space="preserve">Gaytan-Villarreal, Daniel, Peter Meiring, Daniel Baxter, et al. 2026.</w:t>
+      </w:r>
+      <w:r>
+        <w:t xml:space="preserve"> </w:t>
+      </w:r>
+      <w:r>
+        <w:rPr>
+          <w:i/>
+          <w:iCs/>
+        </w:rPr>
+        <w:t xml:space="preserve">Real-Time Detection of Charge Jumps in Superconducting Qubits with a Convolutional Neural Network</w:t>
+      </w:r>
+      <w:r>
+        <w:t xml:space="preserve">.</w:t>
+      </w:r>
+      <w:r>
+        <w:t xml:space="preserve"> </w:t>
+      </w:r>
+      <w:hyperlink r:id="rId134">
+        <w:r>
+          <w:rPr>
+            <w:rStyle w:val="Hyperlink"/>
+          </w:rPr>
+          <w:t xml:space="preserve">https://arxiv.org/abs/2607.14293</w:t>
+        </w:r>
+      </w:hyperlink>
+      <w:r>
+        <w:t xml:space="preserve">.</w:t>
+      </w:r>
+    </w:p>
+    <w:bookmarkEnd w:id="135"/>
+    <w:bookmarkStart w:id="137" w:name="ref-ge2022charge"/>
+    <w:p>
+      <w:pPr>
+        <w:pStyle w:val="Bibliography"/>
+      </w:pPr>
+      <w:r>
+        <w:t xml:space="preserve">Ge, Jun, Pinyuan Wang, Ying Xing, et al. 2022.</w:t>
+      </w:r>
+      <w:r>
+        <w:t xml:space="preserve"> </w:t>
+      </w:r>
+      <w:r>
+        <w:t xml:space="preserve">“Charge-4e and Charge-6e Flux Quantization and Higher Charge Superconductivity in Kagome Superconductor Ring Devices.”</w:t>
+      </w:r>
+      <w:r>
+        <w:t xml:space="preserve"> </w:t>
+      </w:r>
+      <w:r>
+        <w:rPr>
+          <w:i/>
+          <w:iCs/>
+        </w:rPr>
+        <w:t xml:space="preserve">Physical Review X 14, 021025 (2024)</w:t>
+      </w:r>
+      <w:r>
+        <w:t xml:space="preserve">, ahead of print.</w:t>
+      </w:r>
+      <w:r>
+        <w:t xml:space="preserve"> </w:t>
+      </w:r>
+      <w:hyperlink r:id="rId136">
+        <w:r>
+          <w:rPr>
+            <w:rStyle w:val="Hyperlink"/>
+          </w:rPr>
+          <w:t xml:space="preserve">https://doi.org/10.48550/arxiv.2201.10352</w:t>
+        </w:r>
+      </w:hyperlink>
+      <w:r>
+        <w:t xml:space="preserve">.</w:t>
+      </w:r>
+    </w:p>
+    <w:bookmarkEnd w:id="137"/>
+    <w:bookmarkStart w:id="139" w:name="ref-griffin2023origin"/>
+    <w:p>
+      <w:pPr>
+        <w:pStyle w:val="Bibliography"/>
+      </w:pPr>
+      <w:r>
+        <w:t xml:space="preserve">Griffin, Sinéad M. 2023.</w:t>
+      </w:r>
+      <w:r>
+        <w:t xml:space="preserve"> </w:t>
+      </w:r>
+      <w:r>
+        <w:rPr>
+          <w:i/>
+          <w:iCs/>
+        </w:rPr>
+        <w:t xml:space="preserve">Origin of Correlated Isolated Flat Bands in Copper-Substituted Lead Phosphate Apatite</w:t>
+      </w:r>
+      <w:r>
+        <w:t xml:space="preserve">.</w:t>
+      </w:r>
+      <w:r>
+        <w:t xml:space="preserve"> </w:t>
+      </w:r>
+      <w:hyperlink r:id="rId138">
+        <w:r>
+          <w:rPr>
+            <w:rStyle w:val="Hyperlink"/>
+          </w:rPr>
+          <w:t xml:space="preserve">https://arxiv.org/abs/2307.16892</w:t>
+        </w:r>
+      </w:hyperlink>
+      <w:r>
+        <w:t xml:space="preserve">.</w:t>
+      </w:r>
+    </w:p>
+    <w:bookmarkEnd w:id="139"/>
+    <w:bookmarkStart w:id="141" w:name="ref-gu2023effective"/>
+    <w:p>
+      <w:pPr>
+        <w:pStyle w:val="Bibliography"/>
+      </w:pPr>
+      <w:r>
+        <w:t xml:space="preserve">Gu, Yuhao, Congcong Le, Zhesen Yang, Xianxin Wu, and Jiangping Hu. 2023.</w:t>
+      </w:r>
+      <w:r>
+        <w:t xml:space="preserve"> </w:t>
+      </w:r>
+      <w:r>
+        <w:t xml:space="preserve">“Effective Model and Pairing Tendency in Bilayer Ni-Based Superconductor La$_3$ni$_2$o$_7$.”</w:t>
+      </w:r>
+      <w:r>
+        <w:t xml:space="preserve"> </w:t>
+      </w:r>
+      <w:r>
+        <w:rPr>
+          <w:i/>
+          <w:iCs/>
+        </w:rPr>
+        <w:t xml:space="preserve">Phys. Rev. B 111, 174506 (2025)</w:t>
+      </w:r>
+      <w:r>
+        <w:t xml:space="preserve">, ahead of print.</w:t>
+      </w:r>
+      <w:r>
+        <w:t xml:space="preserve"> </w:t>
+      </w:r>
+      <w:hyperlink r:id="rId140">
+        <w:r>
+          <w:rPr>
+            <w:rStyle w:val="Hyperlink"/>
+          </w:rPr>
+          <w:t xml:space="preserve">https://doi.org/10.48550/arxiv.2306.07275</w:t>
+        </w:r>
+      </w:hyperlink>
+      <w:r>
+        <w:t xml:space="preserve">.</w:t>
+      </w:r>
+    </w:p>
+    <w:bookmarkEnd w:id="141"/>
+    <w:bookmarkStart w:id="143" w:name="ref-hamidieh2018data"/>
+    <w:p>
+      <w:pPr>
+        <w:pStyle w:val="Bibliography"/>
+      </w:pPr>
+      <w:r>
+        <w:t xml:space="preserve">Hamidieh, Kam. 2018.</w:t>
+      </w:r>
+      <w:r>
+        <w:t xml:space="preserve"> </w:t>
+      </w:r>
+      <w:r>
+        <w:t xml:space="preserve">“A Data-Driven Statistical Model for Predicting the Critical Temperature of a Superconductor.”</w:t>
+      </w:r>
+      <w:r>
+        <w:t xml:space="preserve"> </w:t>
+      </w:r>
+      <w:r>
+        <w:rPr>
+          <w:i/>
+          <w:iCs/>
+        </w:rPr>
+        <w:t xml:space="preserve">Computational Materials Science</w:t>
+      </w:r>
+      <w:r>
+        <w:t xml:space="preserve"> </w:t>
+      </w:r>
+      <w:r>
+        <w:t xml:space="preserve">154: 346–54.</w:t>
+      </w:r>
+      <w:r>
+        <w:t xml:space="preserve"> </w:t>
+      </w:r>
+      <w:hyperlink r:id="rId142">
+        <w:r>
+          <w:rPr>
+            <w:rStyle w:val="Hyperlink"/>
+          </w:rPr>
+          <w:t xml:space="preserve">https://doi.org/10.1016/j.commatsci.2018.07.052</w:t>
+        </w:r>
+      </w:hyperlink>
+      <w:r>
+        <w:t xml:space="preserve">.</w:t>
+      </w:r>
+    </w:p>
+    <w:bookmarkEnd w:id="143"/>
+    <w:bookmarkStart w:id="145" w:name="ref-han2024invdesflow"/>
+    <w:p>
+      <w:pPr>
+        <w:pStyle w:val="Bibliography"/>
+      </w:pPr>
+      <w:r>
+        <w:t xml:space="preserve">Han, Xiao-Qi, Zhenfeng Ouyang, Peng-Jie Guo, Hao Sun, Ze-Feng Gao, and Zhong-Yi Lu. 2024.</w:t>
+      </w:r>
+      <w:r>
+        <w:t xml:space="preserve"> </w:t>
+      </w:r>
+      <w:r>
+        <w:t xml:space="preserve">“</w:t>
+      </w:r>
+      <w:r>
+        <w:t xml:space="preserve">InvDesFlow</w:t>
+      </w:r>
+      <w:r>
+        <w:t xml:space="preserve">: An</w:t>
+      </w:r>
+      <w:r>
+        <w:t xml:space="preserve"> </w:t>
+      </w:r>
+      <w:r>
+        <w:t xml:space="preserve">AI</w:t>
+      </w:r>
+      <w:r>
+        <w:t xml:space="preserve">-Driven Materials Inverse Design Workflow to Explore Possible High-Temperature Superconductors.”</w:t>
+      </w:r>
+      <w:r>
+        <w:t xml:space="preserve"> </w:t>
+      </w:r>
+      <w:r>
+        <w:rPr>
+          <w:i/>
+          <w:iCs/>
+        </w:rPr>
+        <w:t xml:space="preserve">Chin. Phys. Lett. 2025,42(4): 047301</w:t>
+      </w:r>
+      <w:r>
+        <w:t xml:space="preserve">, ahead of print.</w:t>
+      </w:r>
+      <w:r>
+        <w:t xml:space="preserve"> </w:t>
+      </w:r>
+      <w:hyperlink r:id="rId144">
+        <w:r>
+          <w:rPr>
+            <w:rStyle w:val="Hyperlink"/>
+          </w:rPr>
+          <w:t xml:space="preserve">https://doi.org/10.48550/arxiv.2409.08065</w:t>
+        </w:r>
+      </w:hyperlink>
+      <w:r>
+        <w:t xml:space="preserve">.</w:t>
+      </w:r>
+    </w:p>
+    <w:bookmarkEnd w:id="145"/>
+    <w:bookmarkStart w:id="147" w:name="ref-holleis2023nematicity"/>
+    <w:p>
+      <w:pPr>
+        <w:pStyle w:val="Bibliography"/>
+      </w:pPr>
+      <w:r>
+        <w:t xml:space="preserve">Holleis, Ludwig, Caitlin L. Patterson, Yiran Zhang, et al. 2023.</w:t>
+      </w:r>
+      <w:r>
+        <w:t xml:space="preserve"> </w:t>
+      </w:r>
+      <w:r>
+        <w:rPr>
+          <w:i/>
+          <w:iCs/>
+        </w:rPr>
+        <w:t xml:space="preserve">Nematicity and Orbital Depairing in Superconducting Bernal Bilayer Graphene with Strong Spin Orbit Coupling</w:t>
+      </w:r>
+      <w:r>
+        <w:t xml:space="preserve">.</w:t>
+      </w:r>
+      <w:r>
+        <w:t xml:space="preserve"> </w:t>
+      </w:r>
+      <w:hyperlink r:id="rId146">
+        <w:r>
+          <w:rPr>
+            <w:rStyle w:val="Hyperlink"/>
+          </w:rPr>
+          <w:t xml:space="preserve">https://arxiv.org/abs/2303.00742</w:t>
+        </w:r>
+      </w:hyperlink>
+      <w:r>
+        <w:t xml:space="preserve">.</w:t>
+      </w:r>
+    </w:p>
+    <w:bookmarkEnd w:id="147"/>
+    <w:bookmarkStart w:id="149" w:name="ref-hou2025distinct"/>
+    <w:p>
+      <w:pPr>
+        <w:pStyle w:val="Bibliography"/>
+      </w:pPr>
+      <w:r>
+        <w:t xml:space="preserve">Hou, Zhiyong, Zhiyuan Shang, Wen Duan, Wei Xie, Huan Yang, and Hai-Hu Wen. 2025.</w:t>
+      </w:r>
+      <w:r>
+        <w:t xml:space="preserve"> </w:t>
+      </w:r>
+      <w:r>
+        <w:rPr>
+          <w:i/>
+          <w:iCs/>
+        </w:rPr>
+        <w:t xml:space="preserve">Distinct Modulation Behavior of Superconducting Coherence Peaks Associated with Sign-Reversal Gaps in</w:t>
+      </w:r>
+      <w:r>
+        <w:rPr>
+          <w:i/>
+          <w:iCs/>
+        </w:rPr>
+        <w:t xml:space="preserve"> </w:t>
+      </w:r>
+      <w:r>
+        <w:rPr>
+          <w:i/>
+          <w:iCs/>
+        </w:rPr>
+        <w:t xml:space="preserve">FeTe</w:t>
+      </w:r>
+      <w:r>
+        <w:rPr>
+          <w:i/>
+          <w:iCs/>
+        </w:rPr>
+        <w:t xml:space="preserve">$_</w:t>
+      </w:r>
+      <w:r>
+        <w:rPr>
+          <w:i/>
+          <w:iCs/>
+        </w:rPr>
+        <w:t xml:space="preserve">0.55</w:t>
+      </w:r>
+      <w:r>
+        <w:rPr>
+          <w:i/>
+          <w:iCs/>
+        </w:rPr>
+        <w:t xml:space="preserve">$se$_</w:t>
+      </w:r>
+      <w:r>
+        <w:rPr>
+          <w:i/>
+          <w:iCs/>
+        </w:rPr>
+        <w:t xml:space="preserve">0.45</w:t>
+      </w:r>
+      <w:r>
+        <w:rPr>
+          <w:i/>
+          <w:iCs/>
+        </w:rPr>
+        <w:t xml:space="preserve">$</w:t>
+      </w:r>
+      <w:r>
+        <w:t xml:space="preserve">.</w:t>
+      </w:r>
+      <w:r>
+        <w:t xml:space="preserve"> </w:t>
+      </w:r>
+      <w:hyperlink r:id="rId148">
+        <w:r>
+          <w:rPr>
+            <w:rStyle w:val="Hyperlink"/>
+          </w:rPr>
+          <w:t xml:space="preserve">https://arxiv.org/abs/2512.01703</w:t>
+        </w:r>
+      </w:hyperlink>
+      <w:r>
+        <w:t xml:space="preserve">.</w:t>
+      </w:r>
+    </w:p>
+    <w:bookmarkEnd w:id="149"/>
+    <w:bookmarkStart w:id="151" w:name="ref-hu2022coexistence"/>
+    <w:p>
+      <w:pPr>
+        <w:pStyle w:val="Bibliography"/>
+      </w:pPr>
+      <w:r>
+        <w:t xml:space="preserve">Hu, Yong, Xianxin Wu, Brenden R. Ortiz, et al. 2022.</w:t>
+      </w:r>
+      <w:r>
+        <w:t xml:space="preserve"> </w:t>
+      </w:r>
+      <w:r>
+        <w:t xml:space="preserve">“Coexistence of Tri-Hexagonal and Star-of-David Pattern in the Charge Density Wave of the Kagome Superconductor</w:t>
+      </w:r>
+      <w:r>
+        <w:t xml:space="preserve"> </w:t>
+      </w:r>
+      <w:r>
+        <w:t xml:space="preserve">AV</w:t>
+      </w:r>
+      <w:r>
+        <w:t xml:space="preserve">$_3$sb$_5$.”</w:t>
+      </w:r>
+      <w:r>
+        <w:t xml:space="preserve"> </w:t>
+      </w:r>
+      <w:r>
+        <w:rPr>
+          <w:i/>
+          <w:iCs/>
+        </w:rPr>
+        <w:t xml:space="preserve">Physical Review B 106, L241106 (2022)</w:t>
+      </w:r>
+      <w:r>
+        <w:t xml:space="preserve">, ahead of print.</w:t>
+      </w:r>
+      <w:r>
+        <w:t xml:space="preserve"> </w:t>
+      </w:r>
+      <w:hyperlink r:id="rId150">
+        <w:r>
+          <w:rPr>
+            <w:rStyle w:val="Hyperlink"/>
+          </w:rPr>
+          <w:t xml:space="preserve">https://doi.org/10.48550/arxiv.2201.06477</w:t>
+        </w:r>
+      </w:hyperlink>
+      <w:r>
+        <w:t xml:space="preserve">.</w:t>
+      </w:r>
+    </w:p>
+    <w:bookmarkEnd w:id="151"/>
+    <w:bookmarkStart w:id="153" w:name="ref-iguchi2023observation"/>
+    <w:p>
+      <w:pPr>
+        <w:pStyle w:val="Bibliography"/>
+      </w:pPr>
+      <w:r>
+        <w:t xml:space="preserve">Iguchi, Yusuke, Ruby Shi, Kunihiro Kihou, et al. 2023.</w:t>
+      </w:r>
+      <w:r>
+        <w:t xml:space="preserve"> </w:t>
+      </w:r>
+      <w:r>
+        <w:t xml:space="preserve">“Observation of Superconducting Vortices Carrying a Temperature-Dependent Fraction of the Flux Quantum.”</w:t>
+      </w:r>
+      <w:r>
+        <w:t xml:space="preserve"> </w:t>
+      </w:r>
+      <w:r>
+        <w:rPr>
+          <w:i/>
+          <w:iCs/>
+        </w:rPr>
+        <w:t xml:space="preserve">Science 0,eabp9979 (2023)</w:t>
+      </w:r>
+      <w:r>
+        <w:t xml:space="preserve">, ahead of print.</w:t>
+      </w:r>
+      <w:r>
+        <w:t xml:space="preserve"> </w:t>
+      </w:r>
+      <w:hyperlink r:id="rId152">
+        <w:r>
+          <w:rPr>
+            <w:rStyle w:val="Hyperlink"/>
+          </w:rPr>
+          <w:t xml:space="preserve">https://doi.org/10.48550/arxiv.2301.12368</w:t>
+        </w:r>
+      </w:hyperlink>
+      <w:r>
+        <w:t xml:space="preserve">.</w:t>
+      </w:r>
+    </w:p>
+    <w:bookmarkEnd w:id="153"/>
+    <w:bookmarkStart w:id="155" w:name="ref-itani2025large"/>
+    <w:p>
+      <w:pPr>
+        <w:pStyle w:val="Bibliography"/>
+      </w:pPr>
+      <w:r>
+        <w:t xml:space="preserve">Itani, Suman, Yibo Zhang, Ranjit Itani, and Jiadong Zang. 2025.</w:t>
+      </w:r>
+      <w:r>
+        <w:t xml:space="preserve"> </w:t>
+      </w:r>
+      <w:r>
+        <w:rPr>
+          <w:i/>
+          <w:iCs/>
+        </w:rPr>
+        <w:t xml:space="preserve">Large Language Models for Superconductor Discovery</w:t>
+      </w:r>
+      <w:r>
+        <w:t xml:space="preserve">.</w:t>
+      </w:r>
+      <w:r>
+        <w:t xml:space="preserve"> </w:t>
+      </w:r>
+      <w:hyperlink r:id="rId154">
+        <w:r>
+          <w:rPr>
+            <w:rStyle w:val="Hyperlink"/>
+          </w:rPr>
+          <w:t xml:space="preserve">https://arxiv.org/abs/2512.10847</w:t>
+        </w:r>
+      </w:hyperlink>
+      <w:r>
+        <w:t xml:space="preserve">.</w:t>
+      </w:r>
+    </w:p>
+    <w:bookmarkEnd w:id="155"/>
+    <w:bookmarkStart w:id="157" w:name="ref-jiang2021kagome"/>
+    <w:p>
+      <w:pPr>
+        <w:pStyle w:val="Bibliography"/>
+      </w:pPr>
+      <w:r>
+        <w:t xml:space="preserve">Jiang, Kun, Tao Wu, Jia-Xin Yin, et al. 2021.</w:t>
+      </w:r>
+      <w:r>
+        <w:t xml:space="preserve"> </w:t>
+      </w:r>
+      <w:r>
+        <w:t xml:space="preserve">“Kagome Superconductors</w:t>
+      </w:r>
+      <w:r>
+        <w:t xml:space="preserve"> </w:t>
+      </w:r>
+      <w:r>
+        <w:t xml:space="preserve">AV</w:t>
+      </w:r>
+      <w:r>
+        <w:t xml:space="preserve">$_3$sb$_5$ (a=k, Rb, Cs).”</w:t>
+      </w:r>
+      <w:r>
+        <w:t xml:space="preserve"> </w:t>
+      </w:r>
+      <w:r>
+        <w:rPr>
+          <w:i/>
+          <w:iCs/>
+        </w:rPr>
         <w:t xml:space="preserve">National Science Review 10: Nwac199 (2023)</w:t>
       </w:r>
       <w:r>
@@ -14323,7 +15952,7 @@
       <w:r>
         <w:t xml:space="preserve"> </w:t>
       </w:r>
-      <w:hyperlink r:id="rId141">
+      <w:hyperlink r:id="rId156">
         <w:r>
           <w:rPr>
             <w:rStyle w:val="Hyperlink"/>
@@ -14335,8 +15964,8 @@
         <w:t xml:space="preserve">.</w:t>
       </w:r>
     </w:p>
-    <w:bookmarkEnd w:id="142"/>
-    <w:bookmarkStart w:id="144" w:name="ref-kamihara2008iron"/>
+    <w:bookmarkEnd w:id="157"/>
+    <w:bookmarkStart w:id="159" w:name="ref-kamihara2008iron"/>
     <w:p>
       <w:pPr>
         <w:pStyle w:val="Bibliography"/>
@@ -14481,7 +16110,7 @@
       <w:r>
         <w:t xml:space="preserve"> </w:t>
       </w:r>
-      <w:hyperlink r:id="rId143">
+      <w:hyperlink r:id="rId158">
         <w:r>
           <w:rPr>
             <w:rStyle w:val="Hyperlink"/>
@@ -14493,8 +16122,8 @@
         <w:t xml:space="preserve">.</w:t>
       </w:r>
     </w:p>
-    <w:bookmarkEnd w:id="144"/>
-    <w:bookmarkStart w:id="146" w:name="ref-kang2022charge"/>
+    <w:bookmarkEnd w:id="159"/>
+    <w:bookmarkStart w:id="161" w:name="ref-kang2022charge"/>
     <w:p>
       <w:pPr>
         <w:pStyle w:val="Bibliography"/>
@@ -14524,7 +16153,7 @@
       <w:r>
         <w:t xml:space="preserve"> </w:t>
       </w:r>
-      <w:hyperlink r:id="rId145">
+      <w:hyperlink r:id="rId160">
         <w:r>
           <w:rPr>
             <w:rStyle w:val="Hyperlink"/>
@@ -14536,8 +16165,8 @@
         <w:t xml:space="preserve">.</w:t>
       </w:r>
     </w:p>
-    <w:bookmarkEnd w:id="146"/>
-    <w:bookmarkStart w:id="148" w:name="ref-kochan2023phenomenological"/>
+    <w:bookmarkEnd w:id="161"/>
+    <w:bookmarkStart w:id="163" w:name="ref-kochan2023phenomenological"/>
     <w:p>
       <w:pPr>
         <w:pStyle w:val="Bibliography"/>
@@ -14561,7 +16190,7 @@
       <w:r>
         <w:t xml:space="preserve"> </w:t>
       </w:r>
-      <w:hyperlink r:id="rId147">
+      <w:hyperlink r:id="rId162">
         <w:r>
           <w:rPr>
             <w:rStyle w:val="Hyperlink"/>
@@ -14573,14 +16202,32 @@
         <w:t xml:space="preserve">.</w:t>
       </w:r>
     </w:p>
-    <w:bookmarkEnd w:id="148"/>
-    <w:bookmarkStart w:id="150" w:name="ref-lange2024simulating"/>
+    <w:bookmarkEnd w:id="163"/>
+    <w:bookmarkStart w:id="165" w:name="ref-kusne2026managing"/>
     <w:p>
       <w:pPr>
         <w:pStyle w:val="Bibliography"/>
       </w:pPr>
       <w:r>
-        <w:t xml:space="preserve">Lange, Hannah, Annika Böhler, Christopher Roth, and Annabelle Bohrdt. 2024.</w:t>
+        <w:t xml:space="preserve">Kusne, A. Gilad, and Austin McDannald. 2026.</w:t>
+      </w:r>
+      <w:r>
+        <w:t xml:space="preserve"> </w:t>
+      </w:r>
+      <w:r>
+        <w:t xml:space="preserve">“Managing Autonomous Materials Labs with Multi-Agent</w:t>
+      </w:r>
+      <w:r>
+        <w:t xml:space="preserve"> </w:t>
+      </w:r>
+      <w:r>
+        <w:t xml:space="preserve">AI</w:t>
+      </w:r>
+      <w:r>
+        <w:t xml:space="preserve"> </w:t>
+      </w:r>
+      <w:r>
+        <w:t xml:space="preserve">and Its Implications for the Science of Science.”</w:t>
       </w:r>
       <w:r>
         <w:t xml:space="preserve"> </w:t>
@@ -14590,40 +16237,37 @@
           <w:i/>
           <w:iCs/>
         </w:rPr>
-        <w:t xml:space="preserve">Simulating the Two-Dimensional $t-j$ Model at Finite Doping with Neural Quantum States</w:t>
-      </w:r>
+        <w:t xml:space="preserve">Communications Materials</w:t>
+      </w:r>
+      <w:r>
+        <w:t xml:space="preserve"> </w:t>
+      </w:r>
+      <w:r>
+        <w:t xml:space="preserve">7: 173.</w:t>
+      </w:r>
+      <w:r>
+        <w:t xml:space="preserve"> </w:t>
+      </w:r>
+      <w:hyperlink r:id="rId164">
+        <w:r>
+          <w:rPr>
+            <w:rStyle w:val="Hyperlink"/>
+          </w:rPr>
+          <w:t xml:space="preserve">https://doi.org/10.1038/s43246-026-01219-5</w:t>
+        </w:r>
+      </w:hyperlink>
       <w:r>
         <w:t xml:space="preserve">.</w:t>
       </w:r>
-      <w:r>
-        <w:t xml:space="preserve"> </w:t>
-      </w:r>
-      <w:hyperlink r:id="rId149">
-        <w:r>
-          <w:rPr>
-            <w:rStyle w:val="Hyperlink"/>
-          </w:rPr>
-          <w:t xml:space="preserve">https://arxiv.org/abs/2411.10430</w:t>
-        </w:r>
-      </w:hyperlink>
-      <w:r>
-        <w:t xml:space="preserve">.</w:t>
-      </w:r>
-    </w:p>
-    <w:bookmarkEnd w:id="150"/>
-    <w:bookmarkStart w:id="152" w:name="ref-lau2023topological"/>
+    </w:p>
+    <w:bookmarkEnd w:id="165"/>
+    <w:bookmarkStart w:id="167" w:name="ref-lange2024simulating"/>
     <w:p>
       <w:pPr>
         <w:pStyle w:val="Bibliography"/>
       </w:pPr>
       <w:r>
-        <w:t xml:space="preserve">Lau, Liam L. H., and Piers Coleman. 2023.</w:t>
-      </w:r>
-      <w:r>
-        <w:t xml:space="preserve"> </w:t>
-      </w:r>
-      <w:r>
-        <w:t xml:space="preserve">“Topological Mixed Valence Model for Twisted Bilayer Graphene.”</w:t>
+        <w:t xml:space="preserve">Lange, Hannah, Annika Böhler, Christopher Roth, and Annabelle Bohrdt. 2024.</w:t>
       </w:r>
       <w:r>
         <w:t xml:space="preserve"> </w:t>
@@ -14633,34 +16277,40 @@
           <w:i/>
           <w:iCs/>
         </w:rPr>
-        <w:t xml:space="preserve">Phys. Rev. X 15, 021028 (2025)</w:t>
-      </w:r>
-      <w:r>
-        <w:t xml:space="preserve">, ahead of print.</w:t>
-      </w:r>
-      <w:r>
-        <w:t xml:space="preserve"> </w:t>
-      </w:r>
-      <w:hyperlink r:id="rId151">
-        <w:r>
-          <w:rPr>
-            <w:rStyle w:val="Hyperlink"/>
-          </w:rPr>
-          <w:t xml:space="preserve">https://doi.org/10.48550/arxiv.2303.02670</w:t>
-        </w:r>
-      </w:hyperlink>
+        <w:t xml:space="preserve">Simulating the Two-Dimensional $t-j$ Model at Finite Doping with Neural Quantum States</w:t>
+      </w:r>
       <w:r>
         <w:t xml:space="preserve">.</w:t>
       </w:r>
-    </w:p>
-    <w:bookmarkEnd w:id="152"/>
-    <w:bookmarkStart w:id="154" w:name="ref-lee2023superconductor"/>
+      <w:r>
+        <w:t xml:space="preserve"> </w:t>
+      </w:r>
+      <w:hyperlink r:id="rId166">
+        <w:r>
+          <w:rPr>
+            <w:rStyle w:val="Hyperlink"/>
+          </w:rPr>
+          <w:t xml:space="preserve">https://arxiv.org/abs/2411.10430</w:t>
+        </w:r>
+      </w:hyperlink>
+      <w:r>
+        <w:t xml:space="preserve">.</w:t>
+      </w:r>
+    </w:p>
+    <w:bookmarkEnd w:id="167"/>
+    <w:bookmarkStart w:id="169" w:name="ref-lau2023topological"/>
     <w:p>
       <w:pPr>
         <w:pStyle w:val="Bibliography"/>
       </w:pPr>
       <w:r>
-        <w:t xml:space="preserve">Lee, Sukbae, Jihoon Kim, Hyun-Tak Kim, Sungyeon Im, SooMin An, and Keun Ho Auh. 2023.</w:t>
+        <w:t xml:space="preserve">Lau, Liam L. H., and Piers Coleman. 2023.</w:t>
+      </w:r>
+      <w:r>
+        <w:t xml:space="preserve"> </w:t>
+      </w:r>
+      <w:r>
+        <w:t xml:space="preserve">“Topological Mixed Valence Model for Twisted Bilayer Graphene.”</w:t>
       </w:r>
       <w:r>
         <w:t xml:space="preserve"> </w:t>
@@ -14670,151 +16320,145 @@
           <w:i/>
           <w:iCs/>
         </w:rPr>
-        <w:t xml:space="preserve">Superconductor Pb$_</w:t>
+        <w:t xml:space="preserve">Phys. Rev. X 15, 021028 (2025)</w:t>
+      </w:r>
+      <w:r>
+        <w:t xml:space="preserve">, ahead of print.</w:t>
+      </w:r>
+      <w:r>
+        <w:t xml:space="preserve"> </w:t>
+      </w:r>
+      <w:hyperlink r:id="rId168">
+        <w:r>
+          <w:rPr>
+            <w:rStyle w:val="Hyperlink"/>
+          </w:rPr>
+          <w:t xml:space="preserve">https://doi.org/10.48550/arxiv.2303.02670</w:t>
+        </w:r>
+      </w:hyperlink>
+      <w:r>
+        <w:t xml:space="preserve">.</w:t>
+      </w:r>
+    </w:p>
+    <w:bookmarkEnd w:id="169"/>
+    <w:bookmarkStart w:id="171" w:name="ref-lee2026toward"/>
+    <w:p>
+      <w:pPr>
+        <w:pStyle w:val="Bibliography"/>
+      </w:pPr>
+      <w:r>
+        <w:t xml:space="preserve">Lee, Heeseung, Hyuk Jun Yoo, Hye Su Jang, Byeongho Park, Yang Jeong Park, and Sang Soo Han. 2026.</w:t>
+      </w:r>
+      <w:r>
+        <w:t xml:space="preserve"> </w:t>
+      </w:r>
+      <w:r>
+        <w:t xml:space="preserve">“Toward Self-Driving Laboratory 2.0 for Chemistry and Materials Discovery.”</w:t>
+      </w:r>
+      <w:r>
+        <w:t xml:space="preserve"> </w:t>
       </w:r>
       <w:r>
         <w:rPr>
           <w:i/>
           <w:iCs/>
         </w:rPr>
-        <w:t xml:space="preserve">10-x</w:t>
+        <w:t xml:space="preserve">Materials Horizons</w:t>
+      </w:r>
+      <w:r>
+        <w:t xml:space="preserve"> </w:t>
+      </w:r>
+      <w:r>
+        <w:t xml:space="preserve">13: 4712–39.</w:t>
+      </w:r>
+      <w:r>
+        <w:t xml:space="preserve"> </w:t>
+      </w:r>
+      <w:hyperlink r:id="rId170">
+        <w:r>
+          <w:rPr>
+            <w:rStyle w:val="Hyperlink"/>
+          </w:rPr>
+          <w:t xml:space="preserve">https://doi.org/10.1039/D5MH01984B</w:t>
+        </w:r>
+      </w:hyperlink>
+      <w:r>
+        <w:t xml:space="preserve">.</w:t>
+      </w:r>
+    </w:p>
+    <w:bookmarkEnd w:id="171"/>
+    <w:bookmarkStart w:id="173" w:name="ref-lee2023superconductor"/>
+    <w:p>
+      <w:pPr>
+        <w:pStyle w:val="Bibliography"/>
+      </w:pPr>
+      <w:r>
+        <w:t xml:space="preserve">Lee, Sukbae, Jihoon Kim, Hyun-Tak Kim, Sungyeon Im, SooMin An, and Keun Ho Auh. 2023.</w:t>
+      </w:r>
+      <w:r>
+        <w:t xml:space="preserve"> </w:t>
       </w:r>
       <w:r>
         <w:rPr>
           <w:i/>
           <w:iCs/>
         </w:rPr>
-        <w:t xml:space="preserve">$cu$_x$(</w:t>
+        <w:t xml:space="preserve">Superconductor Pb$_</w:t>
       </w:r>
       <w:r>
         <w:rPr>
           <w:i/>
           <w:iCs/>
         </w:rPr>
-        <w:t xml:space="preserve">PO</w:t>
+        <w:t xml:space="preserve">10-x</w:t>
       </w:r>
       <w:r>
         <w:rPr>
           <w:i/>
           <w:iCs/>
         </w:rPr>
-        <w:t xml:space="preserve">$_4$)$_6$o Showing Levitation at Room Temperature and Atmospheric Pressure and Mechanism</w:t>
-      </w:r>
-      <w:r>
-        <w:t xml:space="preserve">.</w:t>
-      </w:r>
-      <w:r>
-        <w:t xml:space="preserve"> </w:t>
-      </w:r>
-      <w:hyperlink r:id="rId153">
-        <w:r>
-          <w:rPr>
-            <w:rStyle w:val="Hyperlink"/>
-          </w:rPr>
-          <w:t xml:space="preserve">https://arxiv.org/abs/2307.12037</w:t>
-        </w:r>
-      </w:hyperlink>
-      <w:r>
-        <w:t xml:space="preserve">.</w:t>
-      </w:r>
-    </w:p>
-    <w:bookmarkEnd w:id="154"/>
-    <w:bookmarkStart w:id="156" w:name="ref-lee2023lk99"/>
-    <w:p>
-      <w:pPr>
-        <w:pStyle w:val="Bibliography"/>
-      </w:pPr>
-      <w:r>
-        <w:t xml:space="preserve">Lee, Sukbae, Ji-Hoon Kim, and Young-Wan Kwon. 2023.</w:t>
-      </w:r>
-      <w:r>
-        <w:t xml:space="preserve"> </w:t>
+        <w:t xml:space="preserve">$cu$_x$(</w:t>
       </w:r>
       <w:r>
         <w:rPr>
           <w:i/>
           <w:iCs/>
         </w:rPr>
-        <w:t xml:space="preserve">The First Room-Temperature Ambient-Pressure Superconductor</w:t>
-      </w:r>
-      <w:r>
-        <w:t xml:space="preserve">.</w:t>
-      </w:r>
-      <w:r>
-        <w:t xml:space="preserve"> </w:t>
-      </w:r>
-      <w:hyperlink r:id="rId155">
-        <w:r>
-          <w:rPr>
-            <w:rStyle w:val="Hyperlink"/>
-          </w:rPr>
-          <w:t xml:space="preserve">https://arxiv.org/abs/2307.12008</w:t>
-        </w:r>
-      </w:hyperlink>
-      <w:r>
-        <w:t xml:space="preserve">.</w:t>
-      </w:r>
-    </w:p>
-    <w:bookmarkEnd w:id="156"/>
-    <w:bookmarkStart w:id="158" w:name="ref-leeman2024challenges"/>
-    <w:p>
-      <w:pPr>
-        <w:pStyle w:val="Bibliography"/>
-      </w:pPr>
-      <w:r>
-        <w:t xml:space="preserve">Leeman, Josh, Yuhan Liu, Joseph Stiles, et al. 2024.</w:t>
-      </w:r>
-      <w:r>
-        <w:t xml:space="preserve"> </w:t>
-      </w:r>
-      <w:r>
-        <w:t xml:space="preserve">“Challenges in High-Throughput Inorganic Materials Prediction and Autonomous Synthesis.”</w:t>
-      </w:r>
-      <w:r>
-        <w:t xml:space="preserve"> </w:t>
+        <w:t xml:space="preserve">PO</w:t>
       </w:r>
       <w:r>
         <w:rPr>
           <w:i/>
           <w:iCs/>
         </w:rPr>
-        <w:t xml:space="preserve">PRX Energy</w:t>
-      </w:r>
-      <w:r>
-        <w:t xml:space="preserve"> </w:t>
-      </w:r>
-      <w:r>
-        <w:t xml:space="preserve">3: 011002.</w:t>
-      </w:r>
-      <w:r>
-        <w:t xml:space="preserve"> </w:t>
-      </w:r>
-      <w:hyperlink r:id="rId157">
-        <w:r>
-          <w:rPr>
-            <w:rStyle w:val="Hyperlink"/>
-          </w:rPr>
-          <w:t xml:space="preserve">https://doi.org/10.1103/PRXEnergy.3.011002</w:t>
-        </w:r>
-      </w:hyperlink>
+        <w:t xml:space="preserve">$_4$)$_6$o Showing Levitation at Room Temperature and Atmospheric Pressure and Mechanism</w:t>
+      </w:r>
       <w:r>
         <w:t xml:space="preserve">.</w:t>
       </w:r>
-    </w:p>
-    <w:bookmarkEnd w:id="158"/>
-    <w:bookmarkStart w:id="160" w:name="ref-li2019superconductivity"/>
+      <w:r>
+        <w:t xml:space="preserve"> </w:t>
+      </w:r>
+      <w:hyperlink r:id="rId172">
+        <w:r>
+          <w:rPr>
+            <w:rStyle w:val="Hyperlink"/>
+          </w:rPr>
+          <w:t xml:space="preserve">https://arxiv.org/abs/2307.12037</w:t>
+        </w:r>
+      </w:hyperlink>
+      <w:r>
+        <w:t xml:space="preserve">.</w:t>
+      </w:r>
+    </w:p>
+    <w:bookmarkEnd w:id="173"/>
+    <w:bookmarkStart w:id="175" w:name="ref-lee2023lk99"/>
     <w:p>
       <w:pPr>
         <w:pStyle w:val="Bibliography"/>
       </w:pPr>
       <w:r>
-        <w:t xml:space="preserve">Li, Danfeng, Kyuho Lee, Bai Yang Wang, et al. 2019.</w:t>
-      </w:r>
-      <w:r>
-        <w:t xml:space="preserve"> </w:t>
-      </w:r>
-      <w:r>
-        <w:t xml:space="preserve">“Superconductivity in an Infinite-Layer Nickelate.”</w:t>
+        <w:t xml:space="preserve">Lee, Sukbae, Ji-Hoon Kim, and Young-Wan Kwon. 2023.</w:t>
       </w:r>
       <w:r>
         <w:t xml:space="preserve"> </w:t>
@@ -14824,43 +16468,40 @@
           <w:i/>
           <w:iCs/>
         </w:rPr>
-        <w:t xml:space="preserve">Nature</w:t>
-      </w:r>
-      <w:r>
-        <w:t xml:space="preserve"> </w:t>
-      </w:r>
-      <w:r>
-        <w:t xml:space="preserve">572: 624–27.</w:t>
-      </w:r>
-      <w:r>
-        <w:t xml:space="preserve"> </w:t>
-      </w:r>
-      <w:hyperlink r:id="rId159">
-        <w:r>
-          <w:rPr>
-            <w:rStyle w:val="Hyperlink"/>
-          </w:rPr>
-          <w:t xml:space="preserve">https://doi.org/10.1038/s41586-019-1496-5</w:t>
-        </w:r>
-      </w:hyperlink>
+        <w:t xml:space="preserve">The First Room-Temperature Ambient-Pressure Superconductor</w:t>
+      </w:r>
       <w:r>
         <w:t xml:space="preserve">.</w:t>
       </w:r>
-    </w:p>
-    <w:bookmarkEnd w:id="160"/>
-    <w:bookmarkStart w:id="162" w:name="ref-li2025bulk"/>
+      <w:r>
+        <w:t xml:space="preserve"> </w:t>
+      </w:r>
+      <w:hyperlink r:id="rId174">
+        <w:r>
+          <w:rPr>
+            <w:rStyle w:val="Hyperlink"/>
+          </w:rPr>
+          <w:t xml:space="preserve">https://arxiv.org/abs/2307.12008</w:t>
+        </w:r>
+      </w:hyperlink>
+      <w:r>
+        <w:t xml:space="preserve">.</w:t>
+      </w:r>
+    </w:p>
+    <w:bookmarkEnd w:id="175"/>
+    <w:bookmarkStart w:id="177" w:name="ref-leeman2024challenges"/>
     <w:p>
       <w:pPr>
         <w:pStyle w:val="Bibliography"/>
       </w:pPr>
       <w:r>
-        <w:t xml:space="preserve">Li, Feiyu, Zhenfang Xing, Di Peng, et al. 2025.</w:t>
-      </w:r>
-      <w:r>
-        <w:t xml:space="preserve"> </w:t>
-      </w:r>
-      <w:r>
-        <w:t xml:space="preserve">“Bulk Superconductivity up to 96 k in Pressurized Nickelate Single Crystals.”</w:t>
+        <w:t xml:space="preserve">Leeman, Josh, Yuhan Liu, Joseph Stiles, et al. 2024.</w:t>
+      </w:r>
+      <w:r>
+        <w:t xml:space="preserve"> </w:t>
+      </w:r>
+      <w:r>
+        <w:t xml:space="preserve">“Challenges in High-Throughput Inorganic Materials Prediction and Autonomous Synthesis.”</w:t>
       </w:r>
       <w:r>
         <w:t xml:space="preserve"> </w:t>
@@ -14870,34 +16511,43 @@
           <w:i/>
           <w:iCs/>
         </w:rPr>
-        <w:t xml:space="preserve">Nature 649, 871-878 (2026)</w:t>
-      </w:r>
-      <w:r>
-        <w:t xml:space="preserve">, ahead of print.</w:t>
-      </w:r>
-      <w:r>
-        <w:t xml:space="preserve"> </w:t>
-      </w:r>
-      <w:hyperlink r:id="rId161">
-        <w:r>
-          <w:rPr>
-            <w:rStyle w:val="Hyperlink"/>
-          </w:rPr>
-          <w:t xml:space="preserve">https://doi.org/10.48550/arxiv.2501.14584</w:t>
+        <w:t xml:space="preserve">PRX Energy</w:t>
+      </w:r>
+      <w:r>
+        <w:t xml:space="preserve"> </w:t>
+      </w:r>
+      <w:r>
+        <w:t xml:space="preserve">3: 011002.</w:t>
+      </w:r>
+      <w:r>
+        <w:t xml:space="preserve"> </w:t>
+      </w:r>
+      <w:hyperlink r:id="rId176">
+        <w:r>
+          <w:rPr>
+            <w:rStyle w:val="Hyperlink"/>
+          </w:rPr>
+          <w:t xml:space="preserve">https://doi.org/10.1103/PRXEnergy.3.011002</w:t>
         </w:r>
       </w:hyperlink>
       <w:r>
         <w:t xml:space="preserve">.</w:t>
       </w:r>
     </w:p>
-    <w:bookmarkEnd w:id="162"/>
-    <w:bookmarkStart w:id="164" w:name="ref-li2026agentic"/>
+    <w:bookmarkEnd w:id="177"/>
+    <w:bookmarkStart w:id="179" w:name="ref-li2019superconductivity"/>
     <w:p>
       <w:pPr>
         <w:pStyle w:val="Bibliography"/>
       </w:pPr>
       <w:r>
-        <w:t xml:space="preserve">Li, Mingze, Yu Rong, Songyou Li, et al. 2026.</w:t>
+        <w:t xml:space="preserve">Li, Danfeng, Kyuho Lee, Bai Yang Wang, et al. 2019.</w:t>
+      </w:r>
+      <w:r>
+        <w:t xml:space="preserve"> </w:t>
+      </w:r>
+      <w:r>
+        <w:t xml:space="preserve">“Superconductivity in an Infinite-Layer Nickelate.”</w:t>
       </w:r>
       <w:r>
         <w:t xml:space="preserve"> </w:t>
@@ -14907,49 +16557,43 @@
           <w:i/>
           <w:iCs/>
         </w:rPr>
-        <w:t xml:space="preserve">Agentic Fusion of Large Atomic and Language Models to Accelerate Superconductor Discovery</w:t>
-      </w:r>
+        <w:t xml:space="preserve">Nature</w:t>
+      </w:r>
+      <w:r>
+        <w:t xml:space="preserve"> </w:t>
+      </w:r>
+      <w:r>
+        <w:t xml:space="preserve">572: 624–27.</w:t>
+      </w:r>
+      <w:r>
+        <w:t xml:space="preserve"> </w:t>
+      </w:r>
+      <w:hyperlink r:id="rId178">
+        <w:r>
+          <w:rPr>
+            <w:rStyle w:val="Hyperlink"/>
+          </w:rPr>
+          <w:t xml:space="preserve">https://doi.org/10.1038/s41586-019-1496-5</w:t>
+        </w:r>
+      </w:hyperlink>
       <w:r>
         <w:t xml:space="preserve">.</w:t>
       </w:r>
-      <w:r>
-        <w:t xml:space="preserve"> </w:t>
-      </w:r>
-      <w:hyperlink r:id="rId163">
-        <w:r>
-          <w:rPr>
-            <w:rStyle w:val="Hyperlink"/>
-          </w:rPr>
-          <w:t xml:space="preserve">https://arxiv.org/abs/2604.23758</w:t>
-        </w:r>
-      </w:hyperlink>
-      <w:r>
-        <w:t xml:space="preserve">.</w:t>
-      </w:r>
-    </w:p>
-    <w:bookmarkEnd w:id="164"/>
-    <w:bookmarkStart w:id="166" w:name="ref-lotfizadeh2023superconducting"/>
+    </w:p>
+    <w:bookmarkEnd w:id="179"/>
+    <w:bookmarkStart w:id="181" w:name="ref-li2025bulk"/>
     <w:p>
       <w:pPr>
         <w:pStyle w:val="Bibliography"/>
       </w:pPr>
       <w:r>
-        <w:t xml:space="preserve">Lotfizadeh, Neda, William F. Schiela, Barış Pekerten, et al. 2023.</w:t>
-      </w:r>
-      <w:r>
-        <w:t xml:space="preserve"> </w:t>
-      </w:r>
-      <w:r>
-        <w:t xml:space="preserve">“Superconducting Diode Effect Sign Change in Epitaxial Al-</w:t>
-      </w:r>
-      <w:r>
-        <w:t xml:space="preserve">InAs</w:t>
-      </w:r>
-      <w:r>
-        <w:t xml:space="preserve"> </w:t>
-      </w:r>
-      <w:r>
-        <w:t xml:space="preserve">Josepshon Junctions.”</w:t>
+        <w:t xml:space="preserve">Li, Feiyu, Zhenfang Xing, Di Peng, et al. 2025.</w:t>
+      </w:r>
+      <w:r>
+        <w:t xml:space="preserve"> </w:t>
+      </w:r>
+      <w:r>
+        <w:t xml:space="preserve">“Bulk Superconductivity up to 96 k in Pressurized Nickelate Single Crystals.”</w:t>
       </w:r>
       <w:r>
         <w:t xml:space="preserve"> </w:t>
@@ -14959,7 +16603,7 @@
           <w:i/>
           <w:iCs/>
         </w:rPr>
-        <w:t xml:space="preserve">Communications Physics Volume 7, Article Number: 120 (2024)</w:t>
+        <w:t xml:space="preserve">Nature 649, 871-878 (2026)</w:t>
       </w:r>
       <w:r>
         <w:t xml:space="preserve">, ahead of print.</w:t>
@@ -14967,32 +16611,26 @@
       <w:r>
         <w:t xml:space="preserve"> </w:t>
       </w:r>
-      <w:hyperlink r:id="rId165">
-        <w:r>
-          <w:rPr>
-            <w:rStyle w:val="Hyperlink"/>
-          </w:rPr>
-          <w:t xml:space="preserve">https://doi.org/10.48550/arxiv.2303.01902</w:t>
+      <w:hyperlink r:id="rId180">
+        <w:r>
+          <w:rPr>
+            <w:rStyle w:val="Hyperlink"/>
+          </w:rPr>
+          <w:t xml:space="preserve">https://doi.org/10.48550/arxiv.2501.14584</w:t>
         </w:r>
       </w:hyperlink>
       <w:r>
         <w:t xml:space="preserve">.</w:t>
       </w:r>
     </w:p>
-    <w:bookmarkEnd w:id="166"/>
-    <w:bookmarkStart w:id="168" w:name="ref-luo2023bilayer"/>
+    <w:bookmarkEnd w:id="181"/>
+    <w:bookmarkStart w:id="183" w:name="ref-li2026agentic"/>
     <w:p>
       <w:pPr>
         <w:pStyle w:val="Bibliography"/>
       </w:pPr>
       <w:r>
-        <w:t xml:space="preserve">Luo, Zhihui, Xunwu Hu, Meng Wang, Wéi Wú, and Dao-Xin Yao. 2023.</w:t>
-      </w:r>
-      <w:r>
-        <w:t xml:space="preserve"> </w:t>
-      </w:r>
-      <w:r>
-        <w:t xml:space="preserve">“Bilayer Two-Orbital Model of La$_3$ni$_2$o$_7$ Under Pressure.”</w:t>
+        <w:t xml:space="preserve">Li, Mingze, Yu Rong, Songyou Li, et al. 2026.</w:t>
       </w:r>
       <w:r>
         <w:t xml:space="preserve"> </w:t>
@@ -15002,40 +16640,49 @@
           <w:i/>
           <w:iCs/>
         </w:rPr>
-        <w:t xml:space="preserve">PubMed</w:t>
-      </w:r>
-      <w:r>
-        <w:t xml:space="preserve">, ahead of print.</w:t>
-      </w:r>
-      <w:r>
-        <w:t xml:space="preserve"> </w:t>
-      </w:r>
-      <w:hyperlink r:id="rId167">
-        <w:r>
-          <w:rPr>
-            <w:rStyle w:val="Hyperlink"/>
-          </w:rPr>
-          <w:t xml:space="preserve">https://doi.org/10.48550/arxiv.2305.15564</w:t>
-        </w:r>
-      </w:hyperlink>
+        <w:t xml:space="preserve">Agentic Fusion of Large Atomic and Language Models to Accelerate Superconductor Discovery</w:t>
+      </w:r>
       <w:r>
         <w:t xml:space="preserve">.</w:t>
       </w:r>
-    </w:p>
-    <w:bookmarkEnd w:id="168"/>
-    <w:bookmarkStart w:id="170" w:name="ref-mazin2022notes"/>
+      <w:r>
+        <w:t xml:space="preserve"> </w:t>
+      </w:r>
+      <w:hyperlink r:id="rId182">
+        <w:r>
+          <w:rPr>
+            <w:rStyle w:val="Hyperlink"/>
+          </w:rPr>
+          <w:t xml:space="preserve">https://arxiv.org/abs/2604.23758</w:t>
+        </w:r>
+      </w:hyperlink>
+      <w:r>
+        <w:t xml:space="preserve">.</w:t>
+      </w:r>
+    </w:p>
+    <w:bookmarkEnd w:id="183"/>
+    <w:bookmarkStart w:id="185" w:name="ref-lotfizadeh2023superconducting"/>
     <w:p>
       <w:pPr>
         <w:pStyle w:val="Bibliography"/>
       </w:pPr>
       <w:r>
-        <w:t xml:space="preserve">Mazin, Igor I. 2022.</w:t>
-      </w:r>
-      <w:r>
-        <w:t xml:space="preserve"> </w:t>
-      </w:r>
-      <w:r>
-        <w:t xml:space="preserve">“Notes on Altermagnetism and Superconductivity.”</w:t>
+        <w:t xml:space="preserve">Lotfizadeh, Neda, William F. Schiela, Barış Pekerten, et al. 2023.</w:t>
+      </w:r>
+      <w:r>
+        <w:t xml:space="preserve"> </w:t>
+      </w:r>
+      <w:r>
+        <w:t xml:space="preserve">“Superconducting Diode Effect Sign Change in Epitaxial Al-</w:t>
+      </w:r>
+      <w:r>
+        <w:t xml:space="preserve">InAs</w:t>
+      </w:r>
+      <w:r>
+        <w:t xml:space="preserve"> </w:t>
+      </w:r>
+      <w:r>
+        <w:t xml:space="preserve">Josepshon Junctions.”</w:t>
       </w:r>
       <w:r>
         <w:t xml:space="preserve"> </w:t>
@@ -15045,7 +16692,7 @@
           <w:i/>
           <w:iCs/>
         </w:rPr>
-        <w:t xml:space="preserve">AAPPS Bull. 35, 18 (2025)</w:t>
+        <w:t xml:space="preserve">Communications Physics Volume 7, Article Number: 120 (2024)</w:t>
       </w:r>
       <w:r>
         <w:t xml:space="preserve">, ahead of print.</w:t>
@@ -15053,26 +16700,32 @@
       <w:r>
         <w:t xml:space="preserve"> </w:t>
       </w:r>
-      <w:hyperlink r:id="rId169">
-        <w:r>
-          <w:rPr>
-            <w:rStyle w:val="Hyperlink"/>
-          </w:rPr>
-          <w:t xml:space="preserve">https://doi.org/10.48550/arxiv.2203.05000</w:t>
+      <w:hyperlink r:id="rId184">
+        <w:r>
+          <w:rPr>
+            <w:rStyle w:val="Hyperlink"/>
+          </w:rPr>
+          <w:t xml:space="preserve">https://doi.org/10.48550/arxiv.2303.01902</w:t>
         </w:r>
       </w:hyperlink>
       <w:r>
         <w:t xml:space="preserve">.</w:t>
       </w:r>
     </w:p>
-    <w:bookmarkEnd w:id="170"/>
-    <w:bookmarkStart w:id="172" w:name="ref-mazur2022gate"/>
+    <w:bookmarkEnd w:id="185"/>
+    <w:bookmarkStart w:id="187" w:name="ref-luo2023bilayer"/>
     <w:p>
       <w:pPr>
         <w:pStyle w:val="Bibliography"/>
       </w:pPr>
       <w:r>
-        <w:t xml:space="preserve">Mazur, G. P., N. van Loo, D. van Driel, et al. 2022.</w:t>
+        <w:t xml:space="preserve">Luo, Zhihui, Xunwu Hu, Meng Wang, Wéi Wú, and Dao-Xin Yao. 2023.</w:t>
+      </w:r>
+      <w:r>
+        <w:t xml:space="preserve"> </w:t>
+      </w:r>
+      <w:r>
+        <w:t xml:space="preserve">“Bilayer Two-Orbital Model of La$_3$ni$_2$o$_7$ Under Pressure.”</w:t>
       </w:r>
       <w:r>
         <w:t xml:space="preserve"> </w:t>
@@ -15082,40 +16735,40 @@
           <w:i/>
           <w:iCs/>
         </w:rPr>
-        <w:t xml:space="preserve">The Gate-Tunable Josephson Diode</w:t>
-      </w:r>
+        <w:t xml:space="preserve">PubMed</w:t>
+      </w:r>
+      <w:r>
+        <w:t xml:space="preserve">, ahead of print.</w:t>
+      </w:r>
+      <w:r>
+        <w:t xml:space="preserve"> </w:t>
+      </w:r>
+      <w:hyperlink r:id="rId186">
+        <w:r>
+          <w:rPr>
+            <w:rStyle w:val="Hyperlink"/>
+          </w:rPr>
+          <w:t xml:space="preserve">https://doi.org/10.48550/arxiv.2305.15564</w:t>
+        </w:r>
+      </w:hyperlink>
       <w:r>
         <w:t xml:space="preserve">.</w:t>
       </w:r>
-      <w:r>
-        <w:t xml:space="preserve"> </w:t>
-      </w:r>
-      <w:hyperlink r:id="rId171">
-        <w:r>
-          <w:rPr>
-            <w:rStyle w:val="Hyperlink"/>
-          </w:rPr>
-          <w:t xml:space="preserve">https://arxiv.org/abs/2211.14283</w:t>
-        </w:r>
-      </w:hyperlink>
-      <w:r>
-        <w:t xml:space="preserve">.</w:t>
-      </w:r>
-    </w:p>
-    <w:bookmarkEnd w:id="172"/>
-    <w:bookmarkStart w:id="174" w:name="ref-merchant2023scaling"/>
+    </w:p>
+    <w:bookmarkEnd w:id="187"/>
+    <w:bookmarkStart w:id="189" w:name="ref-mazin2022notes"/>
     <w:p>
       <w:pPr>
         <w:pStyle w:val="Bibliography"/>
       </w:pPr>
       <w:r>
-        <w:t xml:space="preserve">Merchant, Amil, Simon Batzner, Samuel S. Schoenholz, Muratahan Aykol, Gowoon Cheon, and Ekin Dogus Cubuk. 2023.</w:t>
-      </w:r>
-      <w:r>
-        <w:t xml:space="preserve"> </w:t>
-      </w:r>
-      <w:r>
-        <w:t xml:space="preserve">“Scaling Deep Learning for Materials Discovery.”</w:t>
+        <w:t xml:space="preserve">Mazin, Igor I. 2022.</w:t>
+      </w:r>
+      <w:r>
+        <w:t xml:space="preserve"> </w:t>
+      </w:r>
+      <w:r>
+        <w:t xml:space="preserve">“Notes on Altermagnetism and Superconductivity.”</w:t>
       </w:r>
       <w:r>
         <w:t xml:space="preserve"> </w:t>
@@ -15125,37 +16778,34 @@
           <w:i/>
           <w:iCs/>
         </w:rPr>
-        <w:t xml:space="preserve">Nature</w:t>
-      </w:r>
-      <w:r>
-        <w:t xml:space="preserve"> </w:t>
-      </w:r>
-      <w:r>
-        <w:t xml:space="preserve">624: 80–85.</w:t>
-      </w:r>
-      <w:r>
-        <w:t xml:space="preserve"> </w:t>
-      </w:r>
-      <w:hyperlink r:id="rId173">
-        <w:r>
-          <w:rPr>
-            <w:rStyle w:val="Hyperlink"/>
-          </w:rPr>
-          <w:t xml:space="preserve">https://doi.org/10.1038/s41586-023-06735-9</w:t>
+        <w:t xml:space="preserve">AAPPS Bull. 35, 18 (2025)</w:t>
+      </w:r>
+      <w:r>
+        <w:t xml:space="preserve">, ahead of print.</w:t>
+      </w:r>
+      <w:r>
+        <w:t xml:space="preserve"> </w:t>
+      </w:r>
+      <w:hyperlink r:id="rId188">
+        <w:r>
+          <w:rPr>
+            <w:rStyle w:val="Hyperlink"/>
+          </w:rPr>
+          <w:t xml:space="preserve">https://doi.org/10.48550/arxiv.2203.05000</w:t>
         </w:r>
       </w:hyperlink>
       <w:r>
         <w:t xml:space="preserve">.</w:t>
       </w:r>
     </w:p>
-    <w:bookmarkEnd w:id="174"/>
-    <w:bookmarkStart w:id="176" w:name="ref-mohseni2024build"/>
+    <w:bookmarkEnd w:id="189"/>
+    <w:bookmarkStart w:id="191" w:name="ref-mazur2022gate"/>
     <w:p>
       <w:pPr>
         <w:pStyle w:val="Bibliography"/>
       </w:pPr>
       <w:r>
-        <w:t xml:space="preserve">Mohseni, Masoud, Artur Scherer, K. Grace Johnson, et al. 2024.</w:t>
+        <w:t xml:space="preserve">Mazur, G. P., N. van Loo, D. van Driel, et al. 2022.</w:t>
       </w:r>
       <w:r>
         <w:t xml:space="preserve"> </w:t>
@@ -15165,7 +16815,7 @@
           <w:i/>
           <w:iCs/>
         </w:rPr>
-        <w:t xml:space="preserve">How to Build a Quantum Supercomputer: Scaling from Hundreds to Millions of Qubits</w:t>
+        <w:t xml:space="preserve">The Gate-Tunable Josephson Diode</w:t>
       </w:r>
       <w:r>
         <w:t xml:space="preserve">.</w:t>
@@ -15173,26 +16823,32 @@
       <w:r>
         <w:t xml:space="preserve"> </w:t>
       </w:r>
-      <w:hyperlink r:id="rId175">
-        <w:r>
-          <w:rPr>
-            <w:rStyle w:val="Hyperlink"/>
-          </w:rPr>
-          <w:t xml:space="preserve">https://arxiv.org/abs/2411.10406</w:t>
+      <w:hyperlink r:id="rId190">
+        <w:r>
+          <w:rPr>
+            <w:rStyle w:val="Hyperlink"/>
+          </w:rPr>
+          <w:t xml:space="preserve">https://arxiv.org/abs/2211.14283</w:t>
         </w:r>
       </w:hyperlink>
       <w:r>
         <w:t xml:space="preserve">.</w:t>
       </w:r>
     </w:p>
-    <w:bookmarkEnd w:id="176"/>
-    <w:bookmarkStart w:id="178" w:name="ref-nadeem2023superconducting"/>
+    <w:bookmarkEnd w:id="191"/>
+    <w:bookmarkStart w:id="193" w:name="ref-merchant2023scaling"/>
     <w:p>
       <w:pPr>
         <w:pStyle w:val="Bibliography"/>
       </w:pPr>
       <w:r>
-        <w:t xml:space="preserve">Nadeem, Muhammad, Michael S. Fuhrer, and Xiaolin Wang. 2023.</w:t>
+        <w:t xml:space="preserve">Merchant, Amil, Simon Batzner, Samuel S. Schoenholz, Muratahan Aykol, Gowoon Cheon, and Ekin Dogus Cubuk. 2023.</w:t>
+      </w:r>
+      <w:r>
+        <w:t xml:space="preserve"> </w:t>
+      </w:r>
+      <w:r>
+        <w:t xml:space="preserve">“Scaling Deep Learning for Materials Discovery.”</w:t>
       </w:r>
       <w:r>
         <w:t xml:space="preserve"> </w:t>
@@ -15202,34 +16858,37 @@
           <w:i/>
           <w:iCs/>
         </w:rPr>
-        <w:t xml:space="preserve">Superconducting Diode Effect – Fundamental Concepts, Material Aspects, and Device Prospects</w:t>
-      </w:r>
+        <w:t xml:space="preserve">Nature</w:t>
+      </w:r>
+      <w:r>
+        <w:t xml:space="preserve"> </w:t>
+      </w:r>
+      <w:r>
+        <w:t xml:space="preserve">624: 80–85.</w:t>
+      </w:r>
+      <w:r>
+        <w:t xml:space="preserve"> </w:t>
+      </w:r>
+      <w:hyperlink r:id="rId192">
+        <w:r>
+          <w:rPr>
+            <w:rStyle w:val="Hyperlink"/>
+          </w:rPr>
+          <w:t xml:space="preserve">https://doi.org/10.1038/s41586-023-06735-9</w:t>
+        </w:r>
+      </w:hyperlink>
       <w:r>
         <w:t xml:space="preserve">.</w:t>
       </w:r>
-      <w:r>
-        <w:t xml:space="preserve"> </w:t>
-      </w:r>
-      <w:hyperlink r:id="rId177">
-        <w:r>
-          <w:rPr>
-            <w:rStyle w:val="Hyperlink"/>
-          </w:rPr>
-          <w:t xml:space="preserve">https://arxiv.org/abs/2301.13564</w:t>
-        </w:r>
-      </w:hyperlink>
-      <w:r>
-        <w:t xml:space="preserve">.</w:t>
-      </w:r>
-    </w:p>
-    <w:bookmarkEnd w:id="178"/>
-    <w:bookmarkStart w:id="180" w:name="ref-otting2026multi"/>
+    </w:p>
+    <w:bookmarkEnd w:id="193"/>
+    <w:bookmarkStart w:id="195" w:name="ref-miao2026prlbench"/>
     <w:p>
       <w:pPr>
         <w:pStyle w:val="Bibliography"/>
       </w:pPr>
       <w:r>
-        <w:t xml:space="preserve">Otting, Luca, Xiaorang Guo, Emmanouil Giortamis, Benjamin Lienhard, Pramod Bhatotia, and Martin Schulz. 2026.</w:t>
+        <w:t xml:space="preserve">Miao, Tingjia, Wenkai Jin, Muhua Zhang, et al. 2026.</w:t>
       </w:r>
       <w:r>
         <w:t xml:space="preserve"> </w:t>
@@ -15239,137 +16898,20 @@
           <w:i/>
           <w:iCs/>
         </w:rPr>
-        <w:t xml:space="preserve">Multi-Stage Mamba-Based Architecture for Fast and Scalable Superconducting Qubit Readout</w:t>
-      </w:r>
-      <w:r>
-        <w:t xml:space="preserve">.</w:t>
-      </w:r>
-      <w:r>
-        <w:t xml:space="preserve"> </w:t>
-      </w:r>
-      <w:hyperlink r:id="rId179">
-        <w:r>
-          <w:rPr>
-            <w:rStyle w:val="Hyperlink"/>
-          </w:rPr>
-          <w:t xml:space="preserve">https://arxiv.org/abs/2607.11668</w:t>
-        </w:r>
-      </w:hyperlink>
-      <w:r>
-        <w:t xml:space="preserve">.</w:t>
-      </w:r>
-    </w:p>
-    <w:bookmarkEnd w:id="180"/>
-    <w:bookmarkStart w:id="182" w:name="ref-ouyang2025high"/>
-    <w:p>
-      <w:pPr>
-        <w:pStyle w:val="Bibliography"/>
-      </w:pPr>
-      <w:r>
-        <w:t xml:space="preserve">Ouyang, Zhenfeng, Bo-Wen Yao, Xiao-Qi Han, Peng-Jie Guo, Ze-Feng Gao, and Zhong-Yi Lu. 2025.</w:t>
-      </w:r>
-      <w:r>
-        <w:t xml:space="preserve"> </w:t>
-      </w:r>
-      <w:r>
-        <w:t xml:space="preserve">“High-Temperature Superconductivity in Li$_2$</w:t>
-      </w:r>
-      <w:r>
-        <w:t xml:space="preserve">AuH</w:t>
-      </w:r>
-      <w:r>
-        <w:t xml:space="preserve">$_6$ Mediated by Strong Electron-Phonon Coupling Under Ambient Pressure.”</w:t>
-      </w:r>
-      <w:r>
-        <w:t xml:space="preserve"> </w:t>
+        <w:t xml:space="preserve">PRL-Bench</w:t>
       </w:r>
       <w:r>
         <w:rPr>
           <w:i/>
           <w:iCs/>
         </w:rPr>
-        <w:t xml:space="preserve">Phys. Rev. B 111, L140501, 2025</w:t>
-      </w:r>
-      <w:r>
-        <w:t xml:space="preserve">, ahead of print.</w:t>
-      </w:r>
-      <w:r>
-        <w:t xml:space="preserve"> </w:t>
-      </w:r>
-      <w:hyperlink r:id="rId181">
-        <w:r>
-          <w:rPr>
-            <w:rStyle w:val="Hyperlink"/>
-          </w:rPr>
-          <w:t xml:space="preserve">https://doi.org/10.48550/arxiv.2501.12222</w:t>
-        </w:r>
-      </w:hyperlink>
-      <w:r>
-        <w:t xml:space="preserve">.</w:t>
-      </w:r>
-    </w:p>
-    <w:bookmarkEnd w:id="182"/>
-    <w:bookmarkStart w:id="184" w:name="ref-peng2024flat"/>
-    <w:p>
-      <w:pPr>
-        <w:pStyle w:val="Bibliography"/>
-      </w:pPr>
-      <w:r>
-        <w:t xml:space="preserve">Peng, Shuting, Yulei Han, Yongkai Li, et al. 2024.</w:t>
-      </w:r>
-      <w:r>
-        <w:t xml:space="preserve"> </w:t>
-      </w:r>
-      <w:r>
-        <w:t xml:space="preserve">“Flat Bands and Distinct Density Wave Orders in Correlated Kagome Superconductor</w:t>
-      </w:r>
-      <w:r>
-        <w:t xml:space="preserve"> </w:t>
-      </w:r>
-      <w:r>
-        <w:t xml:space="preserve">CsCr</w:t>
-      </w:r>
-      <w:r>
-        <w:t xml:space="preserve">$_3$sb$_5$.”</w:t>
-      </w:r>
-      <w:r>
-        <w:t xml:space="preserve"> </w:t>
+        <w:t xml:space="preserve">: A Comprehensive Benchmark Evaluating</w:t>
       </w:r>
       <w:r>
         <w:rPr>
           <w:i/>
           <w:iCs/>
         </w:rPr>
-        <w:t xml:space="preserve">Sci. China Phys. Mech. Astron. 69, 217412 (2026)</w:t>
-      </w:r>
-      <w:r>
-        <w:t xml:space="preserve">, ahead of print.</w:t>
-      </w:r>
-      <w:r>
-        <w:t xml:space="preserve"> </w:t>
-      </w:r>
-      <w:hyperlink r:id="rId183">
-        <w:r>
-          <w:rPr>
-            <w:rStyle w:val="Hyperlink"/>
-          </w:rPr>
-          <w:t xml:space="preserve">https://doi.org/10.48550/arxiv.2406.17769</w:t>
-        </w:r>
-      </w:hyperlink>
-      <w:r>
-        <w:t xml:space="preserve">.</w:t>
-      </w:r>
-    </w:p>
-    <w:bookmarkEnd w:id="184"/>
-    <w:bookmarkStart w:id="186" w:name="ref-pogue2022closed"/>
-    <w:p>
-      <w:pPr>
-        <w:pStyle w:val="Bibliography"/>
-      </w:pPr>
-      <w:r>
-        <w:t xml:space="preserve">Pogue, Elizabeth A., Alexander New, Kyle McElroy, et al. 2022.</w:t>
-      </w:r>
-      <w:r>
         <w:t xml:space="preserve"> </w:t>
       </w:r>
       <w:r>
@@ -15377,105 +16919,216 @@
           <w:i/>
           <w:iCs/>
         </w:rPr>
-        <w:t xml:space="preserve">Closed-Loop Machine Learning for Discovery of Novel Superconductors</w:t>
-      </w:r>
-      <w:r>
-        <w:t xml:space="preserve">.</w:t>
-      </w:r>
-      <w:r>
-        <w:t xml:space="preserve"> </w:t>
-      </w:r>
-      <w:hyperlink r:id="rId185">
-        <w:r>
-          <w:rPr>
-            <w:rStyle w:val="Hyperlink"/>
-          </w:rPr>
-          <w:t xml:space="preserve">https://arxiv.org/abs/2212.11855</w:t>
-        </w:r>
-      </w:hyperlink>
-      <w:r>
-        <w:t xml:space="preserve">.</w:t>
-      </w:r>
-    </w:p>
-    <w:bookmarkEnd w:id="186"/>
-    <w:bookmarkStart w:id="188" w:name="ref-puphal2023single"/>
-    <w:p>
-      <w:pPr>
-        <w:pStyle w:val="Bibliography"/>
-      </w:pPr>
-      <w:r>
-        <w:t xml:space="preserve">Puphal, P., M. Y. P. Akbar, M. Hepting, et al. 2023.</w:t>
-      </w:r>
-      <w:r>
-        <w:t xml:space="preserve"> </w:t>
+        <w:t xml:space="preserve">LLMs</w:t>
       </w:r>
       <w:r>
         <w:rPr>
           <w:i/>
           <w:iCs/>
         </w:rPr>
-        <w:t xml:space="preserve">Single Crystal Synthesis, Structure, and Magnetism of Pb$_</w:t>
+        <w:t xml:space="preserve">’ Capabilities in Frontier Physics Research</w:t>
+      </w:r>
+      <w:r>
+        <w:t xml:space="preserve">.</w:t>
+      </w:r>
+      <w:r>
+        <w:t xml:space="preserve"> </w:t>
+      </w:r>
+      <w:hyperlink r:id="rId194">
+        <w:r>
+          <w:rPr>
+            <w:rStyle w:val="Hyperlink"/>
+          </w:rPr>
+          <w:t xml:space="preserve">https://arxiv.org/abs/2604.15411</w:t>
+        </w:r>
+      </w:hyperlink>
+      <w:r>
+        <w:t xml:space="preserve">.</w:t>
+      </w:r>
+    </w:p>
+    <w:bookmarkEnd w:id="195"/>
+    <w:bookmarkStart w:id="197" w:name="ref-mohseni2024build"/>
+    <w:p>
+      <w:pPr>
+        <w:pStyle w:val="Bibliography"/>
+      </w:pPr>
+      <w:r>
+        <w:t xml:space="preserve">Mohseni, Masoud, Artur Scherer, K. Grace Johnson, et al. 2024.</w:t>
+      </w:r>
+      <w:r>
+        <w:t xml:space="preserve"> </w:t>
       </w:r>
       <w:r>
         <w:rPr>
           <w:i/>
           <w:iCs/>
         </w:rPr>
-        <w:t xml:space="preserve">10-x</w:t>
+        <w:t xml:space="preserve">How to Build a Quantum Supercomputer: Scaling from Hundreds to Millions of Qubits</w:t>
+      </w:r>
+      <w:r>
+        <w:t xml:space="preserve">.</w:t>
+      </w:r>
+      <w:r>
+        <w:t xml:space="preserve"> </w:t>
+      </w:r>
+      <w:hyperlink r:id="rId196">
+        <w:r>
+          <w:rPr>
+            <w:rStyle w:val="Hyperlink"/>
+          </w:rPr>
+          <w:t xml:space="preserve">https://arxiv.org/abs/2411.10406</w:t>
+        </w:r>
+      </w:hyperlink>
+      <w:r>
+        <w:t xml:space="preserve">.</w:t>
+      </w:r>
+    </w:p>
+    <w:bookmarkEnd w:id="197"/>
+    <w:bookmarkStart w:id="199" w:name="ref-nadeem2023superconducting"/>
+    <w:p>
+      <w:pPr>
+        <w:pStyle w:val="Bibliography"/>
+      </w:pPr>
+      <w:r>
+        <w:t xml:space="preserve">Nadeem, Muhammad, Michael S. Fuhrer, and Xiaolin Wang. 2023.</w:t>
+      </w:r>
+      <w:r>
+        <w:t xml:space="preserve"> </w:t>
       </w:r>
       <w:r>
         <w:rPr>
           <w:i/>
           <w:iCs/>
         </w:rPr>
-        <w:t xml:space="preserve">$cu$_x$(</w:t>
+        <w:t xml:space="preserve">Superconducting Diode Effect – Fundamental Concepts, Material Aspects, and Device Prospects</w:t>
+      </w:r>
+      <w:r>
+        <w:t xml:space="preserve">.</w:t>
+      </w:r>
+      <w:r>
+        <w:t xml:space="preserve"> </w:t>
+      </w:r>
+      <w:hyperlink r:id="rId198">
+        <w:r>
+          <w:rPr>
+            <w:rStyle w:val="Hyperlink"/>
+          </w:rPr>
+          <w:t xml:space="preserve">https://arxiv.org/abs/2301.13564</w:t>
+        </w:r>
+      </w:hyperlink>
+      <w:r>
+        <w:t xml:space="preserve">.</w:t>
+      </w:r>
+    </w:p>
+    <w:bookmarkEnd w:id="199"/>
+    <w:bookmarkStart w:id="201" w:name="ref-otting2026multi"/>
+    <w:p>
+      <w:pPr>
+        <w:pStyle w:val="Bibliography"/>
+      </w:pPr>
+      <w:r>
+        <w:t xml:space="preserve">Otting, Luca, Xiaorang Guo, Emmanouil Giortamis, Benjamin Lienhard, Pramod Bhatotia, and Martin Schulz. 2026.</w:t>
+      </w:r>
+      <w:r>
+        <w:t xml:space="preserve"> </w:t>
       </w:r>
       <w:r>
         <w:rPr>
           <w:i/>
           <w:iCs/>
         </w:rPr>
-        <w:t xml:space="preserve">PO</w:t>
+        <w:t xml:space="preserve">Multi-Stage Mamba-Based Architecture for Fast and Scalable Superconducting Qubit Readout</w:t>
+      </w:r>
+      <w:r>
+        <w:t xml:space="preserve">.</w:t>
+      </w:r>
+      <w:r>
+        <w:t xml:space="preserve"> </w:t>
+      </w:r>
+      <w:hyperlink r:id="rId200">
+        <w:r>
+          <w:rPr>
+            <w:rStyle w:val="Hyperlink"/>
+          </w:rPr>
+          <w:t xml:space="preserve">https://arxiv.org/abs/2607.11668</w:t>
+        </w:r>
+      </w:hyperlink>
+      <w:r>
+        <w:t xml:space="preserve">.</w:t>
+      </w:r>
+    </w:p>
+    <w:bookmarkEnd w:id="201"/>
+    <w:bookmarkStart w:id="203" w:name="ref-ouyang2025high"/>
+    <w:p>
+      <w:pPr>
+        <w:pStyle w:val="Bibliography"/>
+      </w:pPr>
+      <w:r>
+        <w:t xml:space="preserve">Ouyang, Zhenfeng, Bo-Wen Yao, Xiao-Qi Han, Peng-Jie Guo, Ze-Feng Gao, and Zhong-Yi Lu. 2025.</w:t>
+      </w:r>
+      <w:r>
+        <w:t xml:space="preserve"> </w:t>
+      </w:r>
+      <w:r>
+        <w:t xml:space="preserve">“High-Temperature Superconductivity in Li$_2$</w:t>
+      </w:r>
+      <w:r>
+        <w:t xml:space="preserve">AuH</w:t>
+      </w:r>
+      <w:r>
+        <w:t xml:space="preserve">$_6$ Mediated by Strong Electron-Phonon Coupling Under Ambient Pressure.”</w:t>
+      </w:r>
+      <w:r>
+        <w:t xml:space="preserve"> </w:t>
       </w:r>
       <w:r>
         <w:rPr>
           <w:i/>
           <w:iCs/>
         </w:rPr>
-        <w:t xml:space="preserve">$_4$)$_6$o</w:t>
-      </w:r>
+        <w:t xml:space="preserve">Phys. Rev. B 111, L140501, 2025</w:t>
+      </w:r>
+      <w:r>
+        <w:t xml:space="preserve">, ahead of print.</w:t>
+      </w:r>
+      <w:r>
+        <w:t xml:space="preserve"> </w:t>
+      </w:r>
+      <w:hyperlink r:id="rId202">
+        <w:r>
+          <w:rPr>
+            <w:rStyle w:val="Hyperlink"/>
+          </w:rPr>
+          <w:t xml:space="preserve">https://doi.org/10.48550/arxiv.2501.12222</w:t>
+        </w:r>
+      </w:hyperlink>
       <w:r>
         <w:t xml:space="preserve">.</w:t>
       </w:r>
-      <w:r>
-        <w:t xml:space="preserve"> </w:t>
-      </w:r>
-      <w:hyperlink r:id="rId187">
-        <w:r>
-          <w:rPr>
-            <w:rStyle w:val="Hyperlink"/>
-          </w:rPr>
-          <w:t xml:space="preserve">https://arxiv.org/abs/2308.06256</w:t>
-        </w:r>
-      </w:hyperlink>
-      <w:r>
-        <w:t xml:space="preserve">.</w:t>
-      </w:r>
-    </w:p>
-    <w:bookmarkEnd w:id="188"/>
-    <w:bookmarkStart w:id="190" w:name="ref-ran2019nearly"/>
+    </w:p>
+    <w:bookmarkEnd w:id="203"/>
+    <w:bookmarkStart w:id="205" w:name="ref-peng2024flat"/>
     <w:p>
       <w:pPr>
         <w:pStyle w:val="Bibliography"/>
       </w:pPr>
       <w:r>
-        <w:t xml:space="preserve">Ran, Sheng, Chris Eckberg, Qing-Ping Ding, et al. 2019.</w:t>
-      </w:r>
-      <w:r>
-        <w:t xml:space="preserve"> </w:t>
-      </w:r>
-      <w:r>
-        <w:t xml:space="preserve">“Nearly Ferromagnetic Spin-Triplet Superconductivity.”</w:t>
+        <w:t xml:space="preserve">Peng, Shuting, Yulei Han, Yongkai Li, et al. 2024.</w:t>
+      </w:r>
+      <w:r>
+        <w:t xml:space="preserve"> </w:t>
+      </w:r>
+      <w:r>
+        <w:t xml:space="preserve">“Flat Bands and Distinct Density Wave Orders in Correlated Kagome Superconductor</w:t>
+      </w:r>
+      <w:r>
+        <w:t xml:space="preserve"> </w:t>
+      </w:r>
+      <w:r>
+        <w:t xml:space="preserve">CsCr</w:t>
+      </w:r>
+      <w:r>
+        <w:t xml:space="preserve">$_3$sb$_5$.”</w:t>
       </w:r>
       <w:r>
         <w:t xml:space="preserve"> </w:t>
@@ -15485,37 +17138,34 @@
           <w:i/>
           <w:iCs/>
         </w:rPr>
-        <w:t xml:space="preserve">Science</w:t>
-      </w:r>
-      <w:r>
-        <w:t xml:space="preserve"> </w:t>
-      </w:r>
-      <w:r>
-        <w:t xml:space="preserve">365: 684–87.</w:t>
-      </w:r>
-      <w:r>
-        <w:t xml:space="preserve"> </w:t>
-      </w:r>
-      <w:hyperlink r:id="rId189">
-        <w:r>
-          <w:rPr>
-            <w:rStyle w:val="Hyperlink"/>
-          </w:rPr>
-          <w:t xml:space="preserve">https://doi.org/10.1126/science.aav8645</w:t>
+        <w:t xml:space="preserve">Sci. China Phys. Mech. Astron. 69, 217412 (2026)</w:t>
+      </w:r>
+      <w:r>
+        <w:t xml:space="preserve">, ahead of print.</w:t>
+      </w:r>
+      <w:r>
+        <w:t xml:space="preserve"> </w:t>
+      </w:r>
+      <w:hyperlink r:id="rId204">
+        <w:r>
+          <w:rPr>
+            <w:rStyle w:val="Hyperlink"/>
+          </w:rPr>
+          <w:t xml:space="preserve">https://doi.org/10.48550/arxiv.2406.17769</w:t>
         </w:r>
       </w:hyperlink>
       <w:r>
         <w:t xml:space="preserve">.</w:t>
       </w:r>
     </w:p>
-    <w:bookmarkEnd w:id="190"/>
-    <w:bookmarkStart w:id="192" w:name="ref-rende2026superconductivity"/>
+    <w:bookmarkEnd w:id="205"/>
+    <w:bookmarkStart w:id="207" w:name="ref-pogue2022closed"/>
     <w:p>
       <w:pPr>
         <w:pStyle w:val="Bibliography"/>
       </w:pPr>
       <w:r>
-        <w:t xml:space="preserve">Rende, Riccardo, Luciano Loris Viteritti, and Antoine Georges. 2026.</w:t>
+        <w:t xml:space="preserve">Pogue, Elizabeth A., Alexander New, Kyle McElroy, et al. 2022.</w:t>
       </w:r>
       <w:r>
         <w:t xml:space="preserve"> </w:t>
@@ -15525,7 +17175,7 @@
           <w:i/>
           <w:iCs/>
         </w:rPr>
-        <w:t xml:space="preserve">Superconductivity in the $t$-$t’$ Hubbard Model from Symmetry-Preserving Neural-Network Quantum States</w:t>
+        <w:t xml:space="preserve">Closed-Loop Machine Learning for Discovery of Novel Superconductors</w:t>
       </w:r>
       <w:r>
         <w:t xml:space="preserve">.</w:t>
@@ -15533,26 +17183,26 @@
       <w:r>
         <w:t xml:space="preserve"> </w:t>
       </w:r>
-      <w:hyperlink r:id="rId191">
-        <w:r>
-          <w:rPr>
-            <w:rStyle w:val="Hyperlink"/>
-          </w:rPr>
-          <w:t xml:space="preserve">https://arxiv.org/abs/2608.12465</w:t>
+      <w:hyperlink r:id="rId206">
+        <w:r>
+          <w:rPr>
+            <w:rStyle w:val="Hyperlink"/>
+          </w:rPr>
+          <w:t xml:space="preserve">https://arxiv.org/abs/2212.11855</w:t>
         </w:r>
       </w:hyperlink>
       <w:r>
         <w:t xml:space="preserve">.</w:t>
       </w:r>
     </w:p>
-    <w:bookmarkEnd w:id="192"/>
-    <w:bookmarkStart w:id="194" w:name="ref-roth2026large"/>
+    <w:bookmarkEnd w:id="207"/>
+    <w:bookmarkStart w:id="209" w:name="ref-puphal2023single"/>
     <w:p>
       <w:pPr>
         <w:pStyle w:val="Bibliography"/>
       </w:pPr>
       <w:r>
-        <w:t xml:space="preserve">Roth, Christopher, Andrew Millis, and Tomohiro Soejima. 2026.</w:t>
+        <w:t xml:space="preserve">Puphal, P., M. Y. P. Akbar, M. Hepting, et al. 2023.</w:t>
       </w:r>
       <w:r>
         <w:t xml:space="preserve"> </w:t>
@@ -15562,130 +17212,70 @@
           <w:i/>
           <w:iCs/>
         </w:rPr>
-        <w:t xml:space="preserve">Large Scale Neural Quantum States Reveal the Interplay Between Superconductivity and Quantum Criticality in the Hofstadter-Hubbard Model</w:t>
-      </w:r>
-      <w:r>
-        <w:t xml:space="preserve">.</w:t>
-      </w:r>
-      <w:r>
-        <w:t xml:space="preserve"> </w:t>
-      </w:r>
-      <w:hyperlink r:id="rId193">
-        <w:r>
-          <w:rPr>
-            <w:rStyle w:val="Hyperlink"/>
-          </w:rPr>
-          <w:t xml:space="preserve">https://arxiv.org/abs/2608.02753</w:t>
-        </w:r>
-      </w:hyperlink>
-      <w:r>
-        <w:t xml:space="preserve">.</w:t>
-      </w:r>
-    </w:p>
-    <w:bookmarkEnd w:id="194"/>
-    <w:bookmarkStart w:id="196" w:name="ref-sakakibara2023possible"/>
-    <w:p>
-      <w:pPr>
-        <w:pStyle w:val="Bibliography"/>
-      </w:pPr>
-      <w:r>
-        <w:t xml:space="preserve">Sakakibara, Hirofumi, Naoya Kitamine, Masayuki Ochi, and Kazuhiko Kuroki. 2023.</w:t>
-      </w:r>
-      <w:r>
-        <w:t xml:space="preserve"> </w:t>
-      </w:r>
-      <w:r>
-        <w:t xml:space="preserve">“Possible High $t_c$ Superconductivity in La$_3$ni$_2$o$_7$ Under High Pressure Through Manifestation of a Nearly-Half-Filled Bilayer Hubbard Model.”</w:t>
-      </w:r>
-      <w:r>
-        <w:t xml:space="preserve"> </w:t>
+        <w:t xml:space="preserve">Single Crystal Synthesis, Structure, and Magnetism of Pb$_</w:t>
       </w:r>
       <w:r>
         <w:rPr>
           <w:i/>
           <w:iCs/>
         </w:rPr>
-        <w:t xml:space="preserve">Phys. Rev. Lett. 132, 106002 (2024)</w:t>
-      </w:r>
-      <w:r>
-        <w:t xml:space="preserve">, ahead of print.</w:t>
-      </w:r>
-      <w:r>
-        <w:t xml:space="preserve"> </w:t>
-      </w:r>
-      <w:hyperlink r:id="rId195">
-        <w:r>
-          <w:rPr>
-            <w:rStyle w:val="Hyperlink"/>
-          </w:rPr>
-          <w:t xml:space="preserve">https://doi.org/10.48550/arxiv.2306.06039</w:t>
-        </w:r>
-      </w:hyperlink>
-      <w:r>
-        <w:t xml:space="preserve">.</w:t>
-      </w:r>
-    </w:p>
-    <w:bookmarkEnd w:id="196"/>
-    <w:bookmarkStart w:id="198" w:name="ref-salke2023evidence"/>
-    <w:p>
-      <w:pPr>
-        <w:pStyle w:val="Bibliography"/>
-      </w:pPr>
-      <w:r>
-        <w:t xml:space="preserve">Salke, Nilesh P., Alexander C. Mark, Muhtar Ahart, and Russell J. Hemley. 2023.</w:t>
-      </w:r>
-      <w:r>
-        <w:t xml:space="preserve"> </w:t>
+        <w:t xml:space="preserve">10-x</w:t>
       </w:r>
       <w:r>
         <w:rPr>
           <w:i/>
           <w:iCs/>
         </w:rPr>
-        <w:t xml:space="preserve">Evidence for Near Ambient Superconductivity in the Lu-n-h System</w:t>
-      </w:r>
-      <w:r>
-        <w:t xml:space="preserve">.</w:t>
-      </w:r>
-      <w:r>
-        <w:t xml:space="preserve"> </w:t>
-      </w:r>
-      <w:hyperlink r:id="rId197">
-        <w:r>
-          <w:rPr>
-            <w:rStyle w:val="Hyperlink"/>
-          </w:rPr>
-          <w:t xml:space="preserve">https://arxiv.org/abs/2306.06301</w:t>
-        </w:r>
-      </w:hyperlink>
-      <w:r>
-        <w:t xml:space="preserve">.</w:t>
-      </w:r>
-    </w:p>
-    <w:bookmarkEnd w:id="198"/>
-    <w:bookmarkStart w:id="200" w:name="ref-sanchez2023disordered"/>
-    <w:p>
-      <w:pPr>
-        <w:pStyle w:val="Bibliography"/>
-      </w:pPr>
-      <w:r>
-        <w:t xml:space="preserve">Sánchez, Jazmín Aragón, Raúl Cortés Maldonado, María Lourdes Amigó, Gladys Nieva, Alejandro Kolton, and Yanina Fasano. 2023.</w:t>
-      </w:r>
-      <w:r>
-        <w:t xml:space="preserve"> </w:t>
+        <w:t xml:space="preserve">$cu$_x$(</w:t>
       </w:r>
       <w:r>
         <w:rPr>
           <w:i/>
           <w:iCs/>
         </w:rPr>
-        <w:t xml:space="preserve">Disordered Hyperuniform Vortex Matter with Rhombic Distortions in</w:t>
+        <w:t xml:space="preserve">PO</w:t>
       </w:r>
       <w:r>
         <w:rPr>
           <w:i/>
           <w:iCs/>
         </w:rPr>
+        <w:t xml:space="preserve">$_4$)$_6$o</w:t>
+      </w:r>
+      <w:r>
+        <w:t xml:space="preserve">.</w:t>
+      </w:r>
+      <w:r>
+        <w:t xml:space="preserve"> </w:t>
+      </w:r>
+      <w:hyperlink r:id="rId208">
+        <w:r>
+          <w:rPr>
+            <w:rStyle w:val="Hyperlink"/>
+          </w:rPr>
+          <w:t xml:space="preserve">https://arxiv.org/abs/2308.06256</w:t>
+        </w:r>
+      </w:hyperlink>
+      <w:r>
+        <w:t xml:space="preserve">.</w:t>
+      </w:r>
+    </w:p>
+    <w:bookmarkEnd w:id="209"/>
+    <w:bookmarkStart w:id="211" w:name="ref-ran2019nearly"/>
+    <w:p>
+      <w:pPr>
+        <w:pStyle w:val="Bibliography"/>
+      </w:pPr>
+      <w:r>
+        <w:t xml:space="preserve">Ran, Sheng, Chris Eckberg, Qing-Ping Ding, et al. 2019.</w:t>
+      </w:r>
+      <w:r>
+        <w:t xml:space="preserve"> </w:t>
+      </w:r>
+      <w:r>
+        <w:t xml:space="preserve">“Nearly Ferromagnetic Spin-Triplet Superconductivity.”</w:t>
+      </w:r>
+      <w:r>
         <w:t xml:space="preserve"> </w:t>
       </w:r>
       <w:r>
@@ -15693,13 +17283,76 @@
           <w:i/>
           <w:iCs/>
         </w:rPr>
-        <w:t xml:space="preserve">FeSe</w:t>
+        <w:t xml:space="preserve">Science</w:t>
+      </w:r>
+      <w:r>
+        <w:t xml:space="preserve"> </w:t>
+      </w:r>
+      <w:r>
+        <w:t xml:space="preserve">365: 684–87.</w:t>
+      </w:r>
+      <w:r>
+        <w:t xml:space="preserve"> </w:t>
+      </w:r>
+      <w:hyperlink r:id="rId210">
+        <w:r>
+          <w:rPr>
+            <w:rStyle w:val="Hyperlink"/>
+          </w:rPr>
+          <w:t xml:space="preserve">https://doi.org/10.1126/science.aav8645</w:t>
+        </w:r>
+      </w:hyperlink>
+      <w:r>
+        <w:t xml:space="preserve">.</w:t>
+      </w:r>
+    </w:p>
+    <w:bookmarkEnd w:id="211"/>
+    <w:bookmarkStart w:id="213" w:name="ref-rende2026superconductivity"/>
+    <w:p>
+      <w:pPr>
+        <w:pStyle w:val="Bibliography"/>
+      </w:pPr>
+      <w:r>
+        <w:t xml:space="preserve">Rende, Riccardo, Luciano Loris Viteritti, and Antoine Georges. 2026.</w:t>
+      </w:r>
+      <w:r>
+        <w:t xml:space="preserve"> </w:t>
       </w:r>
       <w:r>
         <w:rPr>
           <w:i/>
           <w:iCs/>
         </w:rPr>
+        <w:t xml:space="preserve">Superconductivity in the $t$-$t’$ Hubbard Model from Symmetry-Preserving Neural-Network Quantum States</w:t>
+      </w:r>
+      <w:r>
+        <w:t xml:space="preserve">.</w:t>
+      </w:r>
+      <w:r>
+        <w:t xml:space="preserve"> </w:t>
+      </w:r>
+      <w:hyperlink r:id="rId212">
+        <w:r>
+          <w:rPr>
+            <w:rStyle w:val="Hyperlink"/>
+          </w:rPr>
+          <w:t xml:space="preserve">https://arxiv.org/abs/2608.12465</w:t>
+        </w:r>
+      </w:hyperlink>
+      <w:r>
+        <w:t xml:space="preserve">.</w:t>
+      </w:r>
+    </w:p>
+    <w:bookmarkEnd w:id="213"/>
+    <w:bookmarkStart w:id="215" w:name="ref-roth2026large"/>
+    <w:p>
+      <w:pPr>
+        <w:pStyle w:val="Bibliography"/>
+      </w:pPr>
+      <w:r>
+        <w:t xml:space="preserve">Roth, Christopher, Andrew Millis, and Tomohiro Soejima. 2026.</w:t>
+      </w:r>
+      <w:r>
         <w:t xml:space="preserve"> </w:t>
       </w:r>
       <w:r>
@@ -15707,7 +17360,7 @@
           <w:i/>
           <w:iCs/>
         </w:rPr>
-        <w:t xml:space="preserve">at Low Fields</w:t>
+        <w:t xml:space="preserve">Large Scale Neural Quantum States Reveal the Interplay Between Superconductivity and Quantum Criticality in the Hofstadter-Hubbard Model</w:t>
       </w:r>
       <w:r>
         <w:t xml:space="preserve">.</w:t>
@@ -15715,32 +17368,32 @@
       <w:r>
         <w:t xml:space="preserve"> </w:t>
       </w:r>
-      <w:hyperlink r:id="rId199">
-        <w:r>
-          <w:rPr>
-            <w:rStyle w:val="Hyperlink"/>
-          </w:rPr>
-          <w:t xml:space="preserve">https://arxiv.org/abs/2303.00846</w:t>
+      <w:hyperlink r:id="rId214">
+        <w:r>
+          <w:rPr>
+            <w:rStyle w:val="Hyperlink"/>
+          </w:rPr>
+          <w:t xml:space="preserve">https://arxiv.org/abs/2608.02753</w:t>
         </w:r>
       </w:hyperlink>
       <w:r>
         <w:t xml:space="preserve">.</w:t>
       </w:r>
     </w:p>
-    <w:bookmarkEnd w:id="200"/>
-    <w:bookmarkStart w:id="202" w:name="ref-sanna2023prediction"/>
+    <w:bookmarkEnd w:id="215"/>
+    <w:bookmarkStart w:id="217" w:name="ref-sakakibara2023possible"/>
     <w:p>
       <w:pPr>
         <w:pStyle w:val="Bibliography"/>
       </w:pPr>
       <w:r>
-        <w:t xml:space="preserve">Sanna, Antonio, Tiago F. T. Cerqueira, Yue-Wen Fang, Ion Errea, Alfred Ludwig, and Miguel A. L. Marques. 2023.</w:t>
-      </w:r>
-      <w:r>
-        <w:t xml:space="preserve"> </w:t>
-      </w:r>
-      <w:r>
-        <w:t xml:space="preserve">“Prediction of Ambient Pressure Conventional Superconductivity Above 80K in Thermodynamically Stable Hydride Compounds.”</w:t>
+        <w:t xml:space="preserve">Sakakibara, Hirofumi, Naoya Kitamine, Masayuki Ochi, and Kazuhiko Kuroki. 2023.</w:t>
+      </w:r>
+      <w:r>
+        <w:t xml:space="preserve"> </w:t>
+      </w:r>
+      <w:r>
+        <w:t xml:space="preserve">“Possible High $t_c$ Superconductivity in La$_3$ni$_2$o$_7$ Under High Pressure Through Manifestation of a Nearly-Half-Filled Bilayer Hubbard Model.”</w:t>
       </w:r>
       <w:r>
         <w:t xml:space="preserve"> </w:t>
@@ -15750,7 +17403,7 @@
           <w:i/>
           <w:iCs/>
         </w:rPr>
-        <w:t xml:space="preserve">Npj Comput Mater 10, 44 (2024)</w:t>
+        <w:t xml:space="preserve">Phys. Rev. Lett. 132, 106002 (2024)</w:t>
       </w:r>
       <w:r>
         <w:t xml:space="preserve">, ahead of print.</w:t>
@@ -15758,26 +17411,26 @@
       <w:r>
         <w:t xml:space="preserve"> </w:t>
       </w:r>
-      <w:hyperlink r:id="rId201">
-        <w:r>
-          <w:rPr>
-            <w:rStyle w:val="Hyperlink"/>
-          </w:rPr>
-          <w:t xml:space="preserve">https://doi.org/10.48550/arxiv.2310.06804</w:t>
+      <w:hyperlink r:id="rId216">
+        <w:r>
+          <w:rPr>
+            <w:rStyle w:val="Hyperlink"/>
+          </w:rPr>
+          <w:t xml:space="preserve">https://doi.org/10.48550/arxiv.2306.06039</w:t>
         </w:r>
       </w:hyperlink>
       <w:r>
         <w:t xml:space="preserve">.</w:t>
       </w:r>
     </w:p>
-    <w:bookmarkEnd w:id="202"/>
-    <w:bookmarkStart w:id="204" w:name="ref-saykin2022high"/>
+    <w:bookmarkEnd w:id="217"/>
+    <w:bookmarkStart w:id="219" w:name="ref-salke2023evidence"/>
     <w:p>
       <w:pPr>
         <w:pStyle w:val="Bibliography"/>
       </w:pPr>
       <w:r>
-        <w:t xml:space="preserve">Saykin, David R., Camron Farhang, Erik D. Kountz, et al. 2022.</w:t>
+        <w:t xml:space="preserve">Salke, Nilesh P., Alexander C. Mark, Muhtar Ahart, and Russell J. Hemley. 2023.</w:t>
       </w:r>
       <w:r>
         <w:t xml:space="preserve"> </w:t>
@@ -15787,94 +17440,64 @@
           <w:i/>
           <w:iCs/>
         </w:rPr>
-        <w:t xml:space="preserve">High Resolution Polar Kerr Effect Studies of</w:t>
+        <w:t xml:space="preserve">Evidence for Near Ambient Superconductivity in the Lu-n-h System</w:t>
+      </w:r>
+      <w:r>
+        <w:t xml:space="preserve">.</w:t>
+      </w:r>
+      <w:r>
+        <w:t xml:space="preserve"> </w:t>
+      </w:r>
+      <w:hyperlink r:id="rId218">
+        <w:r>
+          <w:rPr>
+            <w:rStyle w:val="Hyperlink"/>
+          </w:rPr>
+          <w:t xml:space="preserve">https://arxiv.org/abs/2306.06301</w:t>
+        </w:r>
+      </w:hyperlink>
+      <w:r>
+        <w:t xml:space="preserve">.</w:t>
+      </w:r>
+    </w:p>
+    <w:bookmarkEnd w:id="219"/>
+    <w:bookmarkStart w:id="221" w:name="ref-sanchez2023disordered"/>
+    <w:p>
+      <w:pPr>
+        <w:pStyle w:val="Bibliography"/>
+      </w:pPr>
+      <w:r>
+        <w:t xml:space="preserve">Sánchez, Jazmín Aragón, Raúl Cortés Maldonado, María Lourdes Amigó, Gladys Nieva, Alejandro Kolton, and Yanina Fasano. 2023.</w:t>
+      </w:r>
+      <w:r>
+        <w:t xml:space="preserve"> </w:t>
       </w:r>
       <w:r>
         <w:rPr>
           <w:i/>
           <w:iCs/>
         </w:rPr>
-        <w:t xml:space="preserve"> </w:t>
+        <w:t xml:space="preserve">Disordered Hyperuniform Vortex Matter with Rhombic Distortions in</w:t>
       </w:r>
       <w:r>
         <w:rPr>
           <w:i/>
           <w:iCs/>
         </w:rPr>
-        <w:t xml:space="preserve">CsV</w:t>
+        <w:t xml:space="preserve"> </w:t>
       </w:r>
       <w:r>
         <w:rPr>
           <w:i/>
           <w:iCs/>
         </w:rPr>
-        <w:t xml:space="preserve">$_3$sb$_5$: Tests for Time Reversal Symmetry Breaking Below the Charge Order Transition</w:t>
-      </w:r>
-      <w:r>
-        <w:t xml:space="preserve">.</w:t>
-      </w:r>
-      <w:r>
-        <w:t xml:space="preserve"> </w:t>
-      </w:r>
-      <w:hyperlink r:id="rId203">
-        <w:r>
-          <w:rPr>
-            <w:rStyle w:val="Hyperlink"/>
-          </w:rPr>
-          <w:t xml:space="preserve">https://arxiv.org/abs/2209.10570</w:t>
-        </w:r>
-      </w:hyperlink>
-      <w:r>
-        <w:t xml:space="preserve">.</w:t>
-      </w:r>
-    </w:p>
-    <w:bookmarkEnd w:id="204"/>
-    <w:bookmarkStart w:id="206" w:name="ref-schrade2026altermagnetic"/>
-    <w:p>
-      <w:pPr>
-        <w:pStyle w:val="Bibliography"/>
-      </w:pPr>
-      <w:r>
-        <w:t xml:space="preserve">Schrade, Constantin, Sujit Manna, and Mathias S. Scheurer. 2026.</w:t>
-      </w:r>
-      <w:r>
-        <w:t xml:space="preserve"> </w:t>
+        <w:t xml:space="preserve">FeSe</w:t>
       </w:r>
       <w:r>
         <w:rPr>
           <w:i/>
           <w:iCs/>
         </w:rPr>
-        <w:t xml:space="preserve">Altermagnetic Superconducting Diode Effect from Non-Collinear Compensated Magnetism in Mn$_3$pt</w:t>
-      </w:r>
-      <w:r>
-        <w:t xml:space="preserve">.</w:t>
-      </w:r>
-      <w:r>
-        <w:t xml:space="preserve"> </w:t>
-      </w:r>
-      <w:hyperlink r:id="rId205">
-        <w:r>
-          <w:rPr>
-            <w:rStyle w:val="Hyperlink"/>
-          </w:rPr>
-          <w:t xml:space="preserve">https://arxiv.org/abs/2601.03348</w:t>
-        </w:r>
-      </w:hyperlink>
-      <w:r>
-        <w:t xml:space="preserve">.</w:t>
-      </w:r>
-    </w:p>
-    <w:bookmarkEnd w:id="206"/>
-    <w:bookmarkStart w:id="208" w:name="ref-semenok2023evidence"/>
-    <w:p>
-      <w:pPr>
-        <w:pStyle w:val="Bibliography"/>
-      </w:pPr>
-      <w:r>
-        <w:t xml:space="preserve">Semenok, Dmitrii, Jianning Guo, Di Zhou, et al. 2023.</w:t>
-      </w:r>
-      <w:r>
         <w:t xml:space="preserve"> </w:t>
       </w:r>
       <w:r>
@@ -15882,13 +17505,79 @@
           <w:i/>
           <w:iCs/>
         </w:rPr>
-        <w:t xml:space="preserve">Evidence for Pseudogap Phase in Cerium Superhydrides:</w:t>
+        <w:t xml:space="preserve">at Low Fields</w:t>
+      </w:r>
+      <w:r>
+        <w:t xml:space="preserve">.</w:t>
+      </w:r>
+      <w:r>
+        <w:t xml:space="preserve"> </w:t>
+      </w:r>
+      <w:hyperlink r:id="rId220">
+        <w:r>
+          <w:rPr>
+            <w:rStyle w:val="Hyperlink"/>
+          </w:rPr>
+          <w:t xml:space="preserve">https://arxiv.org/abs/2303.00846</w:t>
+        </w:r>
+      </w:hyperlink>
+      <w:r>
+        <w:t xml:space="preserve">.</w:t>
+      </w:r>
+    </w:p>
+    <w:bookmarkEnd w:id="221"/>
+    <w:bookmarkStart w:id="223" w:name="ref-sanna2023prediction"/>
+    <w:p>
+      <w:pPr>
+        <w:pStyle w:val="Bibliography"/>
+      </w:pPr>
+      <w:r>
+        <w:t xml:space="preserve">Sanna, Antonio, Tiago F. T. Cerqueira, Yue-Wen Fang, Ion Errea, Alfred Ludwig, and Miguel A. L. Marques. 2023.</w:t>
+      </w:r>
+      <w:r>
+        <w:t xml:space="preserve"> </w:t>
+      </w:r>
+      <w:r>
+        <w:t xml:space="preserve">“Prediction of Ambient Pressure Conventional Superconductivity Above 80K in Thermodynamically Stable Hydride Compounds.”</w:t>
+      </w:r>
+      <w:r>
+        <w:t xml:space="preserve"> </w:t>
       </w:r>
       <w:r>
         <w:rPr>
           <w:i/>
           <w:iCs/>
         </w:rPr>
+        <w:t xml:space="preserve">Npj Comput Mater 10, 44 (2024)</w:t>
+      </w:r>
+      <w:r>
+        <w:t xml:space="preserve">, ahead of print.</w:t>
+      </w:r>
+      <w:r>
+        <w:t xml:space="preserve"> </w:t>
+      </w:r>
+      <w:hyperlink r:id="rId222">
+        <w:r>
+          <w:rPr>
+            <w:rStyle w:val="Hyperlink"/>
+          </w:rPr>
+          <w:t xml:space="preserve">https://doi.org/10.48550/arxiv.2310.06804</w:t>
+        </w:r>
+      </w:hyperlink>
+      <w:r>
+        <w:t xml:space="preserve">.</w:t>
+      </w:r>
+    </w:p>
+    <w:bookmarkEnd w:id="223"/>
+    <w:bookmarkStart w:id="225" w:name="ref-saykin2022high"/>
+    <w:p>
+      <w:pPr>
+        <w:pStyle w:val="Bibliography"/>
+      </w:pPr>
+      <w:r>
+        <w:t xml:space="preserve">Saykin, David R., Camron Farhang, Erik D. Kountz, et al. 2022.</w:t>
+      </w:r>
+      <w:r>
         <w:t xml:space="preserve"> </w:t>
       </w:r>
       <w:r>
@@ -15896,34 +17585,94 @@
           <w:i/>
           <w:iCs/>
         </w:rPr>
-        <w:t xml:space="preserve">CeH</w:t>
+        <w:t xml:space="preserve">High Resolution Polar Kerr Effect Studies of</w:t>
       </w:r>
       <w:r>
         <w:rPr>
           <w:i/>
           <w:iCs/>
         </w:rPr>
-        <w:t xml:space="preserve">$_</w:t>
+        <w:t xml:space="preserve"> </w:t>
       </w:r>
       <w:r>
         <w:rPr>
           <w:i/>
           <w:iCs/>
         </w:rPr>
-        <w:t xml:space="preserve">10</w:t>
+        <w:t xml:space="preserve">CsV</w:t>
       </w:r>
       <w:r>
         <w:rPr>
           <w:i/>
           <w:iCs/>
         </w:rPr>
-        <w:t xml:space="preserve">$ and</w:t>
+        <w:t xml:space="preserve">$_3$sb$_5$: Tests for Time Reversal Symmetry Breaking Below the Charge Order Transition</w:t>
+      </w:r>
+      <w:r>
+        <w:t xml:space="preserve">.</w:t>
+      </w:r>
+      <w:r>
+        <w:t xml:space="preserve"> </w:t>
+      </w:r>
+      <w:hyperlink r:id="rId224">
+        <w:r>
+          <w:rPr>
+            <w:rStyle w:val="Hyperlink"/>
+          </w:rPr>
+          <w:t xml:space="preserve">https://arxiv.org/abs/2209.10570</w:t>
+        </w:r>
+      </w:hyperlink>
+      <w:r>
+        <w:t xml:space="preserve">.</w:t>
+      </w:r>
+    </w:p>
+    <w:bookmarkEnd w:id="225"/>
+    <w:bookmarkStart w:id="227" w:name="ref-schrade2026altermagnetic"/>
+    <w:p>
+      <w:pPr>
+        <w:pStyle w:val="Bibliography"/>
+      </w:pPr>
+      <w:r>
+        <w:t xml:space="preserve">Schrade, Constantin, Sujit Manna, and Mathias S. Scheurer. 2026.</w:t>
+      </w:r>
+      <w:r>
+        <w:t xml:space="preserve"> </w:t>
       </w:r>
       <w:r>
         <w:rPr>
           <w:i/>
           <w:iCs/>
         </w:rPr>
+        <w:t xml:space="preserve">Altermagnetic Superconducting Diode Effect from Non-Collinear Compensated Magnetism in Mn$_3$pt</w:t>
+      </w:r>
+      <w:r>
+        <w:t xml:space="preserve">.</w:t>
+      </w:r>
+      <w:r>
+        <w:t xml:space="preserve"> </w:t>
+      </w:r>
+      <w:hyperlink r:id="rId226">
+        <w:r>
+          <w:rPr>
+            <w:rStyle w:val="Hyperlink"/>
+          </w:rPr>
+          <w:t xml:space="preserve">https://arxiv.org/abs/2601.03348</w:t>
+        </w:r>
+      </w:hyperlink>
+      <w:r>
+        <w:t xml:space="preserve">.</w:t>
+      </w:r>
+    </w:p>
+    <w:bookmarkEnd w:id="227"/>
+    <w:bookmarkStart w:id="229" w:name="ref-semenok2023evidence"/>
+    <w:p>
+      <w:pPr>
+        <w:pStyle w:val="Bibliography"/>
+      </w:pPr>
+      <w:r>
+        <w:t xml:space="preserve">Semenok, Dmitrii, Jianning Guo, Di Zhou, et al. 2023.</w:t>
+      </w:r>
+      <w:r>
         <w:t xml:space="preserve"> </w:t>
       </w:r>
       <w:r>
@@ -15931,67 +17680,13 @@
           <w:i/>
           <w:iCs/>
         </w:rPr>
-        <w:t xml:space="preserve">CeH</w:t>
+        <w:t xml:space="preserve">Evidence for Pseudogap Phase in Cerium Superhydrides:</w:t>
       </w:r>
       <w:r>
         <w:rPr>
           <w:i/>
           <w:iCs/>
         </w:rPr>
-        <w:t xml:space="preserve">$_9$</w:t>
-      </w:r>
-      <w:r>
-        <w:t xml:space="preserve">.</w:t>
-      </w:r>
-      <w:r>
-        <w:t xml:space="preserve"> </w:t>
-      </w:r>
-      <w:hyperlink r:id="rId207">
-        <w:r>
-          <w:rPr>
-            <w:rStyle w:val="Hyperlink"/>
-          </w:rPr>
-          <w:t xml:space="preserve">https://arxiv.org/abs/2307.11742</w:t>
-        </w:r>
-      </w:hyperlink>
-      <w:r>
-        <w:t xml:space="preserve">.</w:t>
-      </w:r>
-    </w:p>
-    <w:bookmarkEnd w:id="208"/>
-    <w:bookmarkStart w:id="210" w:name="ref-shen2023effective"/>
-    <w:p>
-      <w:pPr>
-        <w:pStyle w:val="Bibliography"/>
-      </w:pPr>
-      <w:r>
-        <w:t xml:space="preserve">Shen, Yang, Mingpu Qin, and Guang-Ming Zhang. 2023.</w:t>
-      </w:r>
-      <w:r>
-        <w:t xml:space="preserve"> </w:t>
-      </w:r>
-      <w:r>
-        <w:t xml:space="preserve">“Effective Bi-Layer Model Hamiltonian and Density-Matrix Renormalization Group Study for the High-Tc Superconductivity in La$_</w:t>
-      </w:r>
-      <w:r>
-        <w:t xml:space="preserve">3</w:t>
-      </w:r>
-      <w:r>
-        <w:t xml:space="preserve">$ni$_</w:t>
-      </w:r>
-      <w:r>
-        <w:t xml:space="preserve">2</w:t>
-      </w:r>
-      <w:r>
-        <w:t xml:space="preserve">$o$_</w:t>
-      </w:r>
-      <w:r>
-        <w:t xml:space="preserve">7</w:t>
-      </w:r>
-      <w:r>
-        <w:t xml:space="preserve">$ Under High Pressure.”</w:t>
-      </w:r>
-      <w:r>
         <w:t xml:space="preserve"> </w:t>
       </w:r>
       <w:r>
@@ -15999,220 +17694,34 @@
           <w:i/>
           <w:iCs/>
         </w:rPr>
-        <w:t xml:space="preserve">Chinese Physical Letters 40, 127401 (2023)</w:t>
-      </w:r>
-      <w:r>
-        <w:t xml:space="preserve">, ahead of print.</w:t>
-      </w:r>
-      <w:r>
-        <w:t xml:space="preserve"> </w:t>
-      </w:r>
-      <w:hyperlink r:id="rId209">
-        <w:r>
-          <w:rPr>
-            <w:rStyle w:val="Hyperlink"/>
-          </w:rPr>
-          <w:t xml:space="preserve">https://doi.org/10.48550/arxiv.2306.07837</w:t>
-        </w:r>
-      </w:hyperlink>
-      <w:r>
-        <w:t xml:space="preserve">.</w:t>
-      </w:r>
-    </w:p>
-    <w:bookmarkEnd w:id="210"/>
-    <w:bookmarkStart w:id="212" w:name="ref-snider2020retracted"/>
-    <w:p>
-      <w:pPr>
-        <w:pStyle w:val="Bibliography"/>
-      </w:pPr>
-      <w:r>
-        <w:t xml:space="preserve">Snider, Elliot, Nathan Dasenbrock-Gammon, Raymond McBride, et al. 2020.</w:t>
-      </w:r>
-      <w:r>
-        <w:t xml:space="preserve"> </w:t>
-      </w:r>
-      <w:r>
-        <w:t xml:space="preserve">“Room-Temperature Superconductivity in a Carbonaceous Sulfur Hydride.”</w:t>
-      </w:r>
-      <w:r>
-        <w:t xml:space="preserve"> </w:t>
+        <w:t xml:space="preserve">CeH</w:t>
       </w:r>
       <w:r>
         <w:rPr>
           <w:i/>
           <w:iCs/>
         </w:rPr>
-        <w:t xml:space="preserve">Nature</w:t>
-      </w:r>
-      <w:r>
-        <w:t xml:space="preserve"> </w:t>
-      </w:r>
-      <w:r>
-        <w:t xml:space="preserve">586: 373–77.</w:t>
-      </w:r>
-      <w:r>
-        <w:t xml:space="preserve"> </w:t>
-      </w:r>
-      <w:hyperlink r:id="rId211">
-        <w:r>
-          <w:rPr>
-            <w:rStyle w:val="Hyperlink"/>
-          </w:rPr>
-          <w:t xml:space="preserve">https://doi.org/10.1038/s41586-020-2801-z</w:t>
-        </w:r>
-      </w:hyperlink>
-      <w:r>
-        <w:t xml:space="preserve">.</w:t>
-      </w:r>
-    </w:p>
-    <w:bookmarkEnd w:id="212"/>
-    <w:bookmarkStart w:id="214" w:name="ref-somayazulu2019evidence"/>
-    <w:p>
-      <w:pPr>
-        <w:pStyle w:val="Bibliography"/>
-      </w:pPr>
-      <w:r>
-        <w:t xml:space="preserve">Somayazulu, Maddury, Muhtar Ahart, Ajay K. Mishra, et al. 2019.</w:t>
-      </w:r>
-      <w:r>
-        <w:t xml:space="preserve"> </w:t>
-      </w:r>
-      <w:r>
-        <w:t xml:space="preserve">“Evidence for Superconductivity Above 260</w:t>
-      </w:r>
-      <w:r>
-        <w:t xml:space="preserve"> </w:t>
-      </w:r>
-      <w:r>
-        <w:t xml:space="preserve">K</w:t>
-      </w:r>
-      <w:r>
-        <w:t xml:space="preserve"> </w:t>
-      </w:r>
-      <w:r>
-        <w:t xml:space="preserve">in Lanthanum Superhydride at Megabar Pressures.”</w:t>
-      </w:r>
-      <w:r>
-        <w:t xml:space="preserve"> </w:t>
+        <w:t xml:space="preserve">$_</w:t>
       </w:r>
       <w:r>
         <w:rPr>
           <w:i/>
           <w:iCs/>
         </w:rPr>
-        <w:t xml:space="preserve">Physical Review Letters</w:t>
-      </w:r>
-      <w:r>
-        <w:t xml:space="preserve"> </w:t>
-      </w:r>
-      <w:r>
-        <w:t xml:space="preserve">122: 027001.</w:t>
-      </w:r>
-      <w:r>
-        <w:t xml:space="preserve"> </w:t>
-      </w:r>
-      <w:hyperlink r:id="rId213">
-        <w:r>
-          <w:rPr>
-            <w:rStyle w:val="Hyperlink"/>
-          </w:rPr>
-          <w:t xml:space="preserve">https://doi.org/10.1103/PhysRevLett.122.027001</w:t>
-        </w:r>
-      </w:hyperlink>
-      <w:r>
-        <w:t xml:space="preserve">.</w:t>
-      </w:r>
-    </w:p>
-    <w:bookmarkEnd w:id="214"/>
-    <w:bookmarkStart w:id="216" w:name="ref-sommer20223dsc"/>
-    <w:p>
-      <w:pPr>
-        <w:pStyle w:val="Bibliography"/>
-      </w:pPr>
-      <w:r>
-        <w:t xml:space="preserve">Sommer, Timo, Roland Willa, Jörg Schmalian, and Pascal Friederich. 2022.</w:t>
-      </w:r>
-      <w:r>
-        <w:t xml:space="preserve"> </w:t>
+        <w:t xml:space="preserve">10</w:t>
       </w:r>
       <w:r>
         <w:rPr>
           <w:i/>
           <w:iCs/>
         </w:rPr>
-        <w:t xml:space="preserve">3DSC - a New Dataset of Superconductors Including Crystal Structures</w:t>
-      </w:r>
-      <w:r>
-        <w:t xml:space="preserve">.</w:t>
-      </w:r>
-      <w:r>
-        <w:t xml:space="preserve"> </w:t>
-      </w:r>
-      <w:hyperlink r:id="rId215">
-        <w:r>
-          <w:rPr>
-            <w:rStyle w:val="Hyperlink"/>
-          </w:rPr>
-          <w:t xml:space="preserve">https://arxiv.org/abs/2212.06071</w:t>
-        </w:r>
-      </w:hyperlink>
-      <w:r>
-        <w:t xml:space="preserve">.</w:t>
-      </w:r>
-    </w:p>
-    <w:bookmarkEnd w:id="216"/>
-    <w:bookmarkStart w:id="218" w:name="ref-song2025room"/>
-    <w:p>
-      <w:pPr>
-        <w:pStyle w:val="Bibliography"/>
-      </w:pPr>
-      <w:r>
-        <w:t xml:space="preserve">Song, Yinggang, Chuanheng Ma, Hongbo Wang, et al. 2025.</w:t>
-      </w:r>
-      <w:r>
-        <w:t xml:space="preserve"> </w:t>
+        <w:t xml:space="preserve">$ and</w:t>
       </w:r>
       <w:r>
         <w:rPr>
           <w:i/>
           <w:iCs/>
         </w:rPr>
-        <w:t xml:space="preserve">Room-Temperature Superconductivity at 298 k in Ternary La-Sc-h System at High-Pressure Conditions</w:t>
-      </w:r>
-      <w:r>
-        <w:t xml:space="preserve">.</w:t>
-      </w:r>
-      <w:r>
-        <w:t xml:space="preserve"> </w:t>
-      </w:r>
-      <w:hyperlink r:id="rId217">
-        <w:r>
-          <w:rPr>
-            <w:rStyle w:val="Hyperlink"/>
-          </w:rPr>
-          <w:t xml:space="preserve">https://arxiv.org/abs/2510.01273</w:t>
-        </w:r>
-      </w:hyperlink>
-      <w:r>
-        <w:t xml:space="preserve">.</w:t>
-      </w:r>
-    </w:p>
-    <w:bookmarkEnd w:id="218"/>
-    <w:bookmarkStart w:id="220" w:name="ref-stanev2018machine"/>
-    <w:p>
-      <w:pPr>
-        <w:pStyle w:val="Bibliography"/>
-      </w:pPr>
-      <w:r>
-        <w:t xml:space="preserve">Stanev, Valentin, Corey Oses, A. Gilad Kusne, et al. 2018.</w:t>
-      </w:r>
-      <w:r>
-        <w:t xml:space="preserve"> </w:t>
-      </w:r>
-      <w:r>
-        <w:t xml:space="preserve">“Machine Learning Modeling of Superconducting Critical Temperature.”</w:t>
-      </w:r>
-      <w:r>
         <w:t xml:space="preserve"> </w:t>
       </w:r>
       <w:r>
@@ -16220,101 +17729,65 @@
           <w:i/>
           <w:iCs/>
         </w:rPr>
-        <w:t xml:space="preserve">Npj Computational Materials</w:t>
-      </w:r>
-      <w:r>
-        <w:t xml:space="preserve"> </w:t>
-      </w:r>
-      <w:r>
-        <w:t xml:space="preserve">4: 29.</w:t>
-      </w:r>
-      <w:r>
-        <w:t xml:space="preserve"> </w:t>
-      </w:r>
-      <w:hyperlink r:id="rId219">
-        <w:r>
-          <w:rPr>
-            <w:rStyle w:val="Hyperlink"/>
-          </w:rPr>
-          <w:t xml:space="preserve">https://doi.org/10.1038/s41524-018-0085-8</w:t>
-        </w:r>
-      </w:hyperlink>
-      <w:r>
-        <w:t xml:space="preserve">.</w:t>
-      </w:r>
-    </w:p>
-    <w:bookmarkEnd w:id="220"/>
-    <w:bookmarkStart w:id="222" w:name="ref-sun2023superconductivity"/>
-    <w:p>
-      <w:pPr>
-        <w:pStyle w:val="Bibliography"/>
-      </w:pPr>
-      <w:r>
-        <w:t xml:space="preserve">Sun, Hualei, Mengwu Huo, Xunwu Hu, et al. 2023.</w:t>
-      </w:r>
-      <w:r>
-        <w:t xml:space="preserve"> </w:t>
-      </w:r>
-      <w:r>
-        <w:t xml:space="preserve">“Signatures of Superconductivity Near 80</w:t>
-      </w:r>
-      <w:r>
-        <w:t xml:space="preserve"> </w:t>
-      </w:r>
-      <w:r>
-        <w:t xml:space="preserve">K</w:t>
-      </w:r>
-      <w:r>
-        <w:t xml:space="preserve"> </w:t>
-      </w:r>
-      <w:r>
-        <w:t xml:space="preserve">in a Nickelate Under High Pressure.”</w:t>
-      </w:r>
-      <w:r>
-        <w:t xml:space="preserve"> </w:t>
+        <w:t xml:space="preserve">CeH</w:t>
       </w:r>
       <w:r>
         <w:rPr>
           <w:i/>
           <w:iCs/>
         </w:rPr>
-        <w:t xml:space="preserve">Nature</w:t>
-      </w:r>
-      <w:r>
-        <w:t xml:space="preserve"> </w:t>
-      </w:r>
-      <w:r>
-        <w:t xml:space="preserve">621: 493–98.</w:t>
-      </w:r>
-      <w:r>
-        <w:t xml:space="preserve"> </w:t>
-      </w:r>
-      <w:hyperlink r:id="rId221">
-        <w:r>
-          <w:rPr>
-            <w:rStyle w:val="Hyperlink"/>
-          </w:rPr>
-          <w:t xml:space="preserve">https://doi.org/10.1038/s41586-023-06408-7</w:t>
-        </w:r>
-      </w:hyperlink>
+        <w:t xml:space="preserve">$_9$</w:t>
+      </w:r>
       <w:r>
         <w:t xml:space="preserve">.</w:t>
       </w:r>
-    </w:p>
-    <w:bookmarkEnd w:id="222"/>
-    <w:bookmarkStart w:id="224" w:name="ref-szymanski2023autonomous"/>
+      <w:r>
+        <w:t xml:space="preserve"> </w:t>
+      </w:r>
+      <w:hyperlink r:id="rId228">
+        <w:r>
+          <w:rPr>
+            <w:rStyle w:val="Hyperlink"/>
+          </w:rPr>
+          <w:t xml:space="preserve">https://arxiv.org/abs/2307.11742</w:t>
+        </w:r>
+      </w:hyperlink>
+      <w:r>
+        <w:t xml:space="preserve">.</w:t>
+      </w:r>
+    </w:p>
+    <w:bookmarkEnd w:id="229"/>
+    <w:bookmarkStart w:id="231" w:name="ref-shen2023effective"/>
     <w:p>
       <w:pPr>
         <w:pStyle w:val="Bibliography"/>
       </w:pPr>
       <w:r>
-        <w:t xml:space="preserve">Szymanski, Nathan J., Bernardus Rendy, Yuxing Fei, et al. 2023.</w:t>
-      </w:r>
-      <w:r>
-        <w:t xml:space="preserve"> </w:t>
-      </w:r>
-      <w:r>
-        <w:t xml:space="preserve">“An Autonomous Laboratory for the Accelerated Synthesis of Novel Materials.”</w:t>
+        <w:t xml:space="preserve">Shen, Yang, Mingpu Qin, and Guang-Ming Zhang. 2023.</w:t>
+      </w:r>
+      <w:r>
+        <w:t xml:space="preserve"> </w:t>
+      </w:r>
+      <w:r>
+        <w:t xml:space="preserve">“Effective Bi-Layer Model Hamiltonian and Density-Matrix Renormalization Group Study for the High-Tc Superconductivity in La$_</w:t>
+      </w:r>
+      <w:r>
+        <w:t xml:space="preserve">3</w:t>
+      </w:r>
+      <w:r>
+        <w:t xml:space="preserve">$ni$_</w:t>
+      </w:r>
+      <w:r>
+        <w:t xml:space="preserve">2</w:t>
+      </w:r>
+      <w:r>
+        <w:t xml:space="preserve">$o$_</w:t>
+      </w:r>
+      <w:r>
+        <w:t xml:space="preserve">7</w:t>
+      </w:r>
+      <w:r>
+        <w:t xml:space="preserve">$ Under High Pressure.”</w:t>
       </w:r>
       <w:r>
         <w:t xml:space="preserve"> </w:t>
@@ -16324,37 +17797,40 @@
           <w:i/>
           <w:iCs/>
         </w:rPr>
-        <w:t xml:space="preserve">Nature</w:t>
-      </w:r>
-      <w:r>
-        <w:t xml:space="preserve"> </w:t>
-      </w:r>
-      <w:r>
-        <w:t xml:space="preserve">624: 86–91.</w:t>
-      </w:r>
-      <w:r>
-        <w:t xml:space="preserve"> </w:t>
-      </w:r>
-      <w:hyperlink r:id="rId223">
-        <w:r>
-          <w:rPr>
-            <w:rStyle w:val="Hyperlink"/>
-          </w:rPr>
-          <w:t xml:space="preserve">https://doi.org/10.1038/s41586-023-06734-w</w:t>
+        <w:t xml:space="preserve">Chinese Physical Letters 40, 127401 (2023)</w:t>
+      </w:r>
+      <w:r>
+        <w:t xml:space="preserve">, ahead of print.</w:t>
+      </w:r>
+      <w:r>
+        <w:t xml:space="preserve"> </w:t>
+      </w:r>
+      <w:hyperlink r:id="rId230">
+        <w:r>
+          <w:rPr>
+            <w:rStyle w:val="Hyperlink"/>
+          </w:rPr>
+          <w:t xml:space="preserve">https://doi.org/10.48550/arxiv.2306.07837</w:t>
         </w:r>
       </w:hyperlink>
       <w:r>
         <w:t xml:space="preserve">.</w:t>
       </w:r>
     </w:p>
-    <w:bookmarkEnd w:id="224"/>
-    <w:bookmarkStart w:id="226" w:name="ref-tallon2024flux"/>
+    <w:bookmarkEnd w:id="231"/>
+    <w:bookmarkStart w:id="233" w:name="ref-snider2020retracted"/>
     <w:p>
       <w:pPr>
         <w:pStyle w:val="Bibliography"/>
       </w:pPr>
       <w:r>
-        <w:t xml:space="preserve">Tallon, Jeffery L. 2024.</w:t>
+        <w:t xml:space="preserve">Snider, Elliot, Nathan Dasenbrock-Gammon, Raymond McBride, et al. 2020.</w:t>
+      </w:r>
+      <w:r>
+        <w:t xml:space="preserve"> </w:t>
+      </w:r>
+      <w:r>
+        <w:t xml:space="preserve">“Room-Temperature Superconductivity in a Carbonaceous Sulfur Hydride.”</w:t>
       </w:r>
       <w:r>
         <w:t xml:space="preserve"> </w:t>
@@ -16364,34 +17840,55 @@
           <w:i/>
           <w:iCs/>
         </w:rPr>
-        <w:t xml:space="preserve">Flux-Trapping Experiments on Ultra-High Pressure Hydrides as Evidence of Superconductivity</w:t>
-      </w:r>
+        <w:t xml:space="preserve">Nature</w:t>
+      </w:r>
+      <w:r>
+        <w:t xml:space="preserve"> </w:t>
+      </w:r>
+      <w:r>
+        <w:t xml:space="preserve">586: 373–77.</w:t>
+      </w:r>
+      <w:r>
+        <w:t xml:space="preserve"> </w:t>
+      </w:r>
+      <w:hyperlink r:id="rId232">
+        <w:r>
+          <w:rPr>
+            <w:rStyle w:val="Hyperlink"/>
+          </w:rPr>
+          <w:t xml:space="preserve">https://doi.org/10.1038/s41586-020-2801-z</w:t>
+        </w:r>
+      </w:hyperlink>
       <w:r>
         <w:t xml:space="preserve">.</w:t>
       </w:r>
-      <w:r>
-        <w:t xml:space="preserve"> </w:t>
-      </w:r>
-      <w:hyperlink r:id="rId225">
-        <w:r>
-          <w:rPr>
-            <w:rStyle w:val="Hyperlink"/>
-          </w:rPr>
-          <w:t xml:space="preserve">https://arxiv.org/abs/2409.12351</w:t>
-        </w:r>
-      </w:hyperlink>
-      <w:r>
-        <w:t xml:space="preserve">.</w:t>
-      </w:r>
-    </w:p>
-    <w:bookmarkEnd w:id="226"/>
-    <w:bookmarkStart w:id="228" w:name="ref-taranto2022unsupervised"/>
+    </w:p>
+    <w:bookmarkEnd w:id="233"/>
+    <w:bookmarkStart w:id="235" w:name="ref-somayazulu2019evidence"/>
     <w:p>
       <w:pPr>
         <w:pStyle w:val="Bibliography"/>
       </w:pPr>
       <w:r>
-        <w:t xml:space="preserve">Taranto, William, Samuel Lederer, Youngjoon Choi, et al. 2022.</w:t>
+        <w:t xml:space="preserve">Somayazulu, Maddury, Muhtar Ahart, Ajay K. Mishra, et al. 2019.</w:t>
+      </w:r>
+      <w:r>
+        <w:t xml:space="preserve"> </w:t>
+      </w:r>
+      <w:r>
+        <w:t xml:space="preserve">“Evidence for Superconductivity Above 260</w:t>
+      </w:r>
+      <w:r>
+        <w:t xml:space="preserve"> </w:t>
+      </w:r>
+      <w:r>
+        <w:t xml:space="preserve">K</w:t>
+      </w:r>
+      <w:r>
+        <w:t xml:space="preserve"> </w:t>
+      </w:r>
+      <w:r>
+        <w:t xml:space="preserve">in Lanthanum Superhydride at Megabar Pressures.”</w:t>
       </w:r>
       <w:r>
         <w:t xml:space="preserve"> </w:t>
@@ -16401,13 +17898,76 @@
           <w:i/>
           <w:iCs/>
         </w:rPr>
-        <w:t xml:space="preserve">Unsupervised Learning of Two-Component Nematicity from</w:t>
+        <w:t xml:space="preserve">Physical Review Letters</w:t>
+      </w:r>
+      <w:r>
+        <w:t xml:space="preserve"> </w:t>
+      </w:r>
+      <w:r>
+        <w:t xml:space="preserve">122: 027001.</w:t>
+      </w:r>
+      <w:r>
+        <w:t xml:space="preserve"> </w:t>
+      </w:r>
+      <w:hyperlink r:id="rId234">
+        <w:r>
+          <w:rPr>
+            <w:rStyle w:val="Hyperlink"/>
+          </w:rPr>
+          <w:t xml:space="preserve">https://doi.org/10.1103/PhysRevLett.122.027001</w:t>
+        </w:r>
+      </w:hyperlink>
+      <w:r>
+        <w:t xml:space="preserve">.</w:t>
+      </w:r>
+    </w:p>
+    <w:bookmarkEnd w:id="235"/>
+    <w:bookmarkStart w:id="237" w:name="ref-sommer20223dsc"/>
+    <w:p>
+      <w:pPr>
+        <w:pStyle w:val="Bibliography"/>
+      </w:pPr>
+      <w:r>
+        <w:t xml:space="preserve">Sommer, Timo, Roland Willa, Jörg Schmalian, and Pascal Friederich. 2022.</w:t>
+      </w:r>
+      <w:r>
+        <w:t xml:space="preserve"> </w:t>
       </w:r>
       <w:r>
         <w:rPr>
           <w:i/>
           <w:iCs/>
         </w:rPr>
+        <w:t xml:space="preserve">3DSC - a New Dataset of Superconductors Including Crystal Structures</w:t>
+      </w:r>
+      <w:r>
+        <w:t xml:space="preserve">.</w:t>
+      </w:r>
+      <w:r>
+        <w:t xml:space="preserve"> </w:t>
+      </w:r>
+      <w:hyperlink r:id="rId236">
+        <w:r>
+          <w:rPr>
+            <w:rStyle w:val="Hyperlink"/>
+          </w:rPr>
+          <w:t xml:space="preserve">https://arxiv.org/abs/2212.06071</w:t>
+        </w:r>
+      </w:hyperlink>
+      <w:r>
+        <w:t xml:space="preserve">.</w:t>
+      </w:r>
+    </w:p>
+    <w:bookmarkEnd w:id="237"/>
+    <w:bookmarkStart w:id="239" w:name="ref-song2025room"/>
+    <w:p>
+      <w:pPr>
+        <w:pStyle w:val="Bibliography"/>
+      </w:pPr>
+      <w:r>
+        <w:t xml:space="preserve">Song, Yinggang, Chuanheng Ma, Hongbo Wang, et al. 2025.</w:t>
+      </w:r>
+      <w:r>
         <w:t xml:space="preserve"> </w:t>
       </w:r>
       <w:r>
@@ -16415,13 +17975,100 @@
           <w:i/>
           <w:iCs/>
         </w:rPr>
-        <w:t xml:space="preserve">STM</w:t>
+        <w:t xml:space="preserve">Room-Temperature Superconductivity at 298 k in Ternary La-Sc-h System at High-Pressure Conditions</w:t>
+      </w:r>
+      <w:r>
+        <w:t xml:space="preserve">.</w:t>
+      </w:r>
+      <w:r>
+        <w:t xml:space="preserve"> </w:t>
+      </w:r>
+      <w:hyperlink r:id="rId238">
+        <w:r>
+          <w:rPr>
+            <w:rStyle w:val="Hyperlink"/>
+          </w:rPr>
+          <w:t xml:space="preserve">https://arxiv.org/abs/2510.01273</w:t>
+        </w:r>
+      </w:hyperlink>
+      <w:r>
+        <w:t xml:space="preserve">.</w:t>
+      </w:r>
+    </w:p>
+    <w:bookmarkEnd w:id="239"/>
+    <w:bookmarkStart w:id="241" w:name="ref-stanev2018machine"/>
+    <w:p>
+      <w:pPr>
+        <w:pStyle w:val="Bibliography"/>
+      </w:pPr>
+      <w:r>
+        <w:t xml:space="preserve">Stanev, Valentin, Corey Oses, A. Gilad Kusne, et al. 2018.</w:t>
+      </w:r>
+      <w:r>
+        <w:t xml:space="preserve"> </w:t>
+      </w:r>
+      <w:r>
+        <w:t xml:space="preserve">“Machine Learning Modeling of Superconducting Critical Temperature.”</w:t>
+      </w:r>
+      <w:r>
+        <w:t xml:space="preserve"> </w:t>
       </w:r>
       <w:r>
         <w:rPr>
           <w:i/>
           <w:iCs/>
         </w:rPr>
+        <w:t xml:space="preserve">Npj Computational Materials</w:t>
+      </w:r>
+      <w:r>
+        <w:t xml:space="preserve"> </w:t>
+      </w:r>
+      <w:r>
+        <w:t xml:space="preserve">4: 29.</w:t>
+      </w:r>
+      <w:r>
+        <w:t xml:space="preserve"> </w:t>
+      </w:r>
+      <w:hyperlink r:id="rId240">
+        <w:r>
+          <w:rPr>
+            <w:rStyle w:val="Hyperlink"/>
+          </w:rPr>
+          <w:t xml:space="preserve">https://doi.org/10.1038/s41524-018-0085-8</w:t>
+        </w:r>
+      </w:hyperlink>
+      <w:r>
+        <w:t xml:space="preserve">.</w:t>
+      </w:r>
+    </w:p>
+    <w:bookmarkEnd w:id="241"/>
+    <w:bookmarkStart w:id="243" w:name="ref-sun2023superconductivity"/>
+    <w:p>
+      <w:pPr>
+        <w:pStyle w:val="Bibliography"/>
+      </w:pPr>
+      <w:r>
+        <w:t xml:space="preserve">Sun, Hualei, Mengwu Huo, Xunwu Hu, et al. 2023.</w:t>
+      </w:r>
+      <w:r>
+        <w:t xml:space="preserve"> </w:t>
+      </w:r>
+      <w:r>
+        <w:t xml:space="preserve">“Signatures of Superconductivity Near 80</w:t>
+      </w:r>
+      <w:r>
+        <w:t xml:space="preserve"> </w:t>
+      </w:r>
+      <w:r>
+        <w:t xml:space="preserve">K</w:t>
+      </w:r>
+      <w:r>
+        <w:t xml:space="preserve"> </w:t>
+      </w:r>
+      <w:r>
+        <w:t xml:space="preserve">in a Nickelate Under High Pressure.”</w:t>
+      </w:r>
+      <w:r>
         <w:t xml:space="preserve"> </w:t>
       </w:r>
       <w:r>
@@ -16429,34 +18076,43 @@
           <w:i/>
           <w:iCs/>
         </w:rPr>
-        <w:t xml:space="preserve">Data on Magic Angle Bilayer Graphene</w:t>
-      </w:r>
+        <w:t xml:space="preserve">Nature</w:t>
+      </w:r>
+      <w:r>
+        <w:t xml:space="preserve"> </w:t>
+      </w:r>
+      <w:r>
+        <w:t xml:space="preserve">621: 493–98.</w:t>
+      </w:r>
+      <w:r>
+        <w:t xml:space="preserve"> </w:t>
+      </w:r>
+      <w:hyperlink r:id="rId242">
+        <w:r>
+          <w:rPr>
+            <w:rStyle w:val="Hyperlink"/>
+          </w:rPr>
+          <w:t xml:space="preserve">https://doi.org/10.1038/s41586-023-06408-7</w:t>
+        </w:r>
+      </w:hyperlink>
       <w:r>
         <w:t xml:space="preserve">.</w:t>
       </w:r>
-      <w:r>
-        <w:t xml:space="preserve"> </w:t>
-      </w:r>
-      <w:hyperlink r:id="rId227">
-        <w:r>
-          <w:rPr>
-            <w:rStyle w:val="Hyperlink"/>
-          </w:rPr>
-          <w:t xml:space="preserve">https://arxiv.org/abs/2203.04449</w:t>
-        </w:r>
-      </w:hyperlink>
-      <w:r>
-        <w:t xml:space="preserve">.</w:t>
-      </w:r>
-    </w:p>
-    <w:bookmarkEnd w:id="228"/>
-    <w:bookmarkStart w:id="230" w:name="ref-thorngren2023higgs"/>
+    </w:p>
+    <w:bookmarkEnd w:id="243"/>
+    <w:bookmarkStart w:id="245" w:name="ref-szymanski2023autonomous"/>
     <w:p>
       <w:pPr>
         <w:pStyle w:val="Bibliography"/>
       </w:pPr>
       <w:r>
-        <w:t xml:space="preserve">Thorngren, Ryan, Tibor Rakovszky, Ruben Verresen, and Ashvin Vishwanath. 2023.</w:t>
+        <w:t xml:space="preserve">Szymanski, Nathan J., Bernardus Rendy, Yuxing Fei, et al. 2023.</w:t>
+      </w:r>
+      <w:r>
+        <w:t xml:space="preserve"> </w:t>
+      </w:r>
+      <w:r>
+        <w:t xml:space="preserve">“An Autonomous Laboratory for the Accelerated Synthesis of Novel Materials.”</w:t>
       </w:r>
       <w:r>
         <w:t xml:space="preserve"> </w:t>
@@ -16466,13 +18122,76 @@
           <w:i/>
           <w:iCs/>
         </w:rPr>
-        <w:t xml:space="preserve">Higgs Condensates Are Symmetry-Protected Topological Phases:</w:t>
+        <w:t xml:space="preserve">Nature</w:t>
+      </w:r>
+      <w:r>
+        <w:t xml:space="preserve"> </w:t>
+      </w:r>
+      <w:r>
+        <w:t xml:space="preserve">624: 86–91.</w:t>
+      </w:r>
+      <w:r>
+        <w:t xml:space="preserve"> </w:t>
+      </w:r>
+      <w:hyperlink r:id="rId244">
+        <w:r>
+          <w:rPr>
+            <w:rStyle w:val="Hyperlink"/>
+          </w:rPr>
+          <w:t xml:space="preserve">https://doi.org/10.1038/s41586-023-06734-w</w:t>
+        </w:r>
+      </w:hyperlink>
+      <w:r>
+        <w:t xml:space="preserve">.</w:t>
+      </w:r>
+    </w:p>
+    <w:bookmarkEnd w:id="245"/>
+    <w:bookmarkStart w:id="247" w:name="ref-tallon2024flux"/>
+    <w:p>
+      <w:pPr>
+        <w:pStyle w:val="Bibliography"/>
+      </w:pPr>
+      <w:r>
+        <w:t xml:space="preserve">Tallon, Jeffery L. 2024.</w:t>
+      </w:r>
+      <w:r>
+        <w:t xml:space="preserve"> </w:t>
       </w:r>
       <w:r>
         <w:rPr>
           <w:i/>
           <w:iCs/>
         </w:rPr>
+        <w:t xml:space="preserve">Flux-Trapping Experiments on Ultra-High Pressure Hydrides as Evidence of Superconductivity</w:t>
+      </w:r>
+      <w:r>
+        <w:t xml:space="preserve">.</w:t>
+      </w:r>
+      <w:r>
+        <w:t xml:space="preserve"> </w:t>
+      </w:r>
+      <w:hyperlink r:id="rId246">
+        <w:r>
+          <w:rPr>
+            <w:rStyle w:val="Hyperlink"/>
+          </w:rPr>
+          <w:t xml:space="preserve">https://arxiv.org/abs/2409.12351</w:t>
+        </w:r>
+      </w:hyperlink>
+      <w:r>
+        <w:t xml:space="preserve">.</w:t>
+      </w:r>
+    </w:p>
+    <w:bookmarkEnd w:id="247"/>
+    <w:bookmarkStart w:id="249" w:name="ref-taranto2022unsupervised"/>
+    <w:p>
+      <w:pPr>
+        <w:pStyle w:val="Bibliography"/>
+      </w:pPr>
+      <w:r>
+        <w:t xml:space="preserve">Taranto, William, Samuel Lederer, Youngjoon Choi, et al. 2022.</w:t>
+      </w:r>
+      <w:r>
         <w:t xml:space="preserve"> </w:t>
       </w:r>
       <w:r>
@@ -16480,49 +18199,13 @@
           <w:i/>
           <w:iCs/>
         </w:rPr>
-        <w:t xml:space="preserve">II</w:t>
+        <w:t xml:space="preserve">Unsupervised Learning of Two-Component Nematicity from</w:t>
       </w:r>
       <w:r>
         <w:rPr>
           <w:i/>
           <w:iCs/>
         </w:rPr>
-        <w:t xml:space="preserve">. $U(1)$ Gauge Theory and Superconductors</w:t>
-      </w:r>
-      <w:r>
-        <w:t xml:space="preserve">.</w:t>
-      </w:r>
-      <w:r>
-        <w:t xml:space="preserve"> </w:t>
-      </w:r>
-      <w:hyperlink r:id="rId229">
-        <w:r>
-          <w:rPr>
-            <w:rStyle w:val="Hyperlink"/>
-          </w:rPr>
-          <w:t xml:space="preserve">https://arxiv.org/abs/2303.08136</w:t>
-        </w:r>
-      </w:hyperlink>
-      <w:r>
-        <w:t xml:space="preserve">.</w:t>
-      </w:r>
-    </w:p>
-    <w:bookmarkEnd w:id="230"/>
-    <w:bookmarkStart w:id="232" w:name="ref-tran2025superconductor"/>
-    <w:p>
-      <w:pPr>
-        <w:pStyle w:val="Bibliography"/>
-      </w:pPr>
-      <w:r>
-        <w:t xml:space="preserve">Tran, Huan, Hieu-Chi Dam, Christopher Kuenneth, Tuoc N. Vu, and Hiori Kino. 2025.</w:t>
-      </w:r>
-      <w:r>
-        <w:t xml:space="preserve"> </w:t>
-      </w:r>
-      <w:r>
-        <w:t xml:space="preserve">“Superconductor Discovery in the Emerging Paradigm of Materials Informatics.”</w:t>
-      </w:r>
-      <w:r>
         <w:t xml:space="preserve"> </w:t>
       </w:r>
       <w:r>
@@ -16530,79 +18213,13 @@
           <w:i/>
           <w:iCs/>
         </w:rPr>
-        <w:t xml:space="preserve">Chem. Mater. 36, 10939-10966 (2024)</w:t>
-      </w:r>
-      <w:r>
-        <w:t xml:space="preserve">, ahead of print.</w:t>
-      </w:r>
-      <w:r>
-        <w:t xml:space="preserve"> </w:t>
-      </w:r>
-      <w:hyperlink r:id="rId231">
-        <w:r>
-          <w:rPr>
-            <w:rStyle w:val="Hyperlink"/>
-          </w:rPr>
-          <w:t xml:space="preserve">https://doi.org/10.1021/acs.chemmater.4c01757</w:t>
-        </w:r>
-      </w:hyperlink>
-      <w:r>
-        <w:t xml:space="preserve">.</w:t>
-      </w:r>
-    </w:p>
-    <w:bookmarkEnd w:id="232"/>
-    <w:bookmarkStart w:id="234" w:name="ref-tsintzis2023roadmap"/>
-    <w:p>
-      <w:pPr>
-        <w:pStyle w:val="Bibliography"/>
-      </w:pPr>
-      <w:r>
-        <w:t xml:space="preserve">Tsintzis, Athanasios, Rubén Seoane Souto, Karsten Flensberg, Jeroen Danon, and Martin Leijnse. 2023.</w:t>
-      </w:r>
-      <w:r>
-        <w:t xml:space="preserve"> </w:t>
-      </w:r>
-      <w:r>
-        <w:t xml:space="preserve">“Roadmap Towards Majorana Qubits and Nonabelian Physics in Quantum Dot-Based Minimal Kitaev Chains.”</w:t>
-      </w:r>
-      <w:r>
-        <w:t xml:space="preserve"> </w:t>
+        <w:t xml:space="preserve">STM</w:t>
       </w:r>
       <w:r>
         <w:rPr>
           <w:i/>
           <w:iCs/>
         </w:rPr>
-        <w:t xml:space="preserve">Phys. Rev. X Quantum 5, 010323 (2024)</w:t>
-      </w:r>
-      <w:r>
-        <w:t xml:space="preserve">, ahead of print.</w:t>
-      </w:r>
-      <w:r>
-        <w:t xml:space="preserve"> </w:t>
-      </w:r>
-      <w:hyperlink r:id="rId233">
-        <w:r>
-          <w:rPr>
-            <w:rStyle w:val="Hyperlink"/>
-          </w:rPr>
-          <w:t xml:space="preserve">https://doi.org/10.48550/arxiv.2306.16289</w:t>
-        </w:r>
-      </w:hyperlink>
-      <w:r>
-        <w:t xml:space="preserve">.</w:t>
-      </w:r>
-    </w:p>
-    <w:bookmarkEnd w:id="234"/>
-    <w:bookmarkStart w:id="236" w:name="ref-verresen2022higgs"/>
-    <w:p>
-      <w:pPr>
-        <w:pStyle w:val="Bibliography"/>
-      </w:pPr>
-      <w:r>
-        <w:t xml:space="preserve">Verresen, Ruben, Umberto Borla, Ashvin Vishwanath, Sergej Moroz, and Ryan Thorngren. 2022.</w:t>
-      </w:r>
-      <w:r>
         <w:t xml:space="preserve"> </w:t>
       </w:r>
       <w:r>
@@ -16610,7 +18227,7 @@
           <w:i/>
           <w:iCs/>
         </w:rPr>
-        <w:t xml:space="preserve">Higgs Condensates Are Symmetry-Protected Topological Phases: I. Discrete Symmetries</w:t>
+        <w:t xml:space="preserve">Data on Magic Angle Bilayer Graphene</w:t>
       </w:r>
       <w:r>
         <w:t xml:space="preserve">.</w:t>
@@ -16618,26 +18235,26 @@
       <w:r>
         <w:t xml:space="preserve"> </w:t>
       </w:r>
-      <w:hyperlink r:id="rId235">
-        <w:r>
-          <w:rPr>
-            <w:rStyle w:val="Hyperlink"/>
-          </w:rPr>
-          <w:t xml:space="preserve">https://arxiv.org/abs/2211.01376</w:t>
+      <w:hyperlink r:id="rId248">
+        <w:r>
+          <w:rPr>
+            <w:rStyle w:val="Hyperlink"/>
+          </w:rPr>
+          <w:t xml:space="preserve">https://arxiv.org/abs/2203.04449</w:t>
         </w:r>
       </w:hyperlink>
       <w:r>
         <w:t xml:space="preserve">.</w:t>
       </w:r>
     </w:p>
-    <w:bookmarkEnd w:id="236"/>
-    <w:bookmarkStart w:id="238" w:name="ref-vora2024ml"/>
+    <w:bookmarkEnd w:id="249"/>
+    <w:bookmarkStart w:id="251" w:name="ref-thorngren2023higgs"/>
     <w:p>
       <w:pPr>
         <w:pStyle w:val="Bibliography"/>
       </w:pPr>
       <w:r>
-        <w:t xml:space="preserve">Vora, Neel R., Yilun Xu, Akel Hashim, et al. 2024.</w:t>
+        <w:t xml:space="preserve">Thorngren, Ryan, Tibor Rakovszky, Ruben Verresen, and Ashvin Vishwanath. 2023.</w:t>
       </w:r>
       <w:r>
         <w:t xml:space="preserve"> </w:t>
@@ -16647,62 +18264,104 @@
           <w:i/>
           <w:iCs/>
         </w:rPr>
-        <w:t xml:space="preserve">ML</w:t>
+        <w:t xml:space="preserve">Higgs Condensates Are Symmetry-Protected Topological Phases:</w:t>
       </w:r>
       <w:r>
         <w:rPr>
           <w:i/>
           <w:iCs/>
         </w:rPr>
-        <w:t xml:space="preserve">-Powered</w:t>
+        <w:t xml:space="preserve"> </w:t>
       </w:r>
       <w:r>
         <w:rPr>
           <w:i/>
           <w:iCs/>
         </w:rPr>
-        <w:t xml:space="preserve"> </w:t>
+        <w:t xml:space="preserve">II</w:t>
       </w:r>
       <w:r>
         <w:rPr>
           <w:i/>
           <w:iCs/>
         </w:rPr>
-        <w:t xml:space="preserve">FPGA</w:t>
+        <w:t xml:space="preserve">. $U(1)$ Gauge Theory and Superconductors</w:t>
+      </w:r>
+      <w:r>
+        <w:t xml:space="preserve">.</w:t>
+      </w:r>
+      <w:r>
+        <w:t xml:space="preserve"> </w:t>
+      </w:r>
+      <w:hyperlink r:id="rId250">
+        <w:r>
+          <w:rPr>
+            <w:rStyle w:val="Hyperlink"/>
+          </w:rPr>
+          <w:t xml:space="preserve">https://arxiv.org/abs/2303.08136</w:t>
+        </w:r>
+      </w:hyperlink>
+      <w:r>
+        <w:t xml:space="preserve">.</w:t>
+      </w:r>
+    </w:p>
+    <w:bookmarkEnd w:id="251"/>
+    <w:bookmarkStart w:id="253" w:name="ref-tran2025superconductor"/>
+    <w:p>
+      <w:pPr>
+        <w:pStyle w:val="Bibliography"/>
+      </w:pPr>
+      <w:r>
+        <w:t xml:space="preserve">Tran, Huan, Hieu-Chi Dam, Christopher Kuenneth, Tuoc N. Vu, and Hiori Kino. 2025.</w:t>
+      </w:r>
+      <w:r>
+        <w:t xml:space="preserve"> </w:t>
+      </w:r>
+      <w:r>
+        <w:t xml:space="preserve">“Superconductor Discovery in the Emerging Paradigm of Materials Informatics.”</w:t>
+      </w:r>
+      <w:r>
+        <w:t xml:space="preserve"> </w:t>
       </w:r>
       <w:r>
         <w:rPr>
           <w:i/>
           <w:iCs/>
         </w:rPr>
-        <w:t xml:space="preserve">-Based Real-Time Quantum State Discrimination Enabling Mid-Circuit Measurements</w:t>
-      </w:r>
+        <w:t xml:space="preserve">Chem. Mater. 36, 10939-10966 (2024)</w:t>
+      </w:r>
+      <w:r>
+        <w:t xml:space="preserve">, ahead of print.</w:t>
+      </w:r>
+      <w:r>
+        <w:t xml:space="preserve"> </w:t>
+      </w:r>
+      <w:hyperlink r:id="rId252">
+        <w:r>
+          <w:rPr>
+            <w:rStyle w:val="Hyperlink"/>
+          </w:rPr>
+          <w:t xml:space="preserve">https://doi.org/10.1021/acs.chemmater.4c01757</w:t>
+        </w:r>
+      </w:hyperlink>
       <w:r>
         <w:t xml:space="preserve">.</w:t>
       </w:r>
-      <w:r>
-        <w:t xml:space="preserve"> </w:t>
-      </w:r>
-      <w:hyperlink r:id="rId237">
-        <w:r>
-          <w:rPr>
-            <w:rStyle w:val="Hyperlink"/>
-          </w:rPr>
-          <w:t xml:space="preserve">https://arxiv.org/abs/2406.18807</w:t>
-        </w:r>
-      </w:hyperlink>
-      <w:r>
-        <w:t xml:space="preserve">.</w:t>
-      </w:r>
-    </w:p>
-    <w:bookmarkEnd w:id="238"/>
-    <w:bookmarkStart w:id="240" w:name="ref-wang2022symmetry"/>
+    </w:p>
+    <w:bookmarkEnd w:id="253"/>
+    <w:bookmarkStart w:id="255" w:name="ref-tsintzis2023roadmap"/>
     <w:p>
       <w:pPr>
         <w:pStyle w:val="Bibliography"/>
       </w:pPr>
       <w:r>
-        <w:t xml:space="preserve">Wang, Da, Qiang-Hua Wang, and Congjun Wu. 2022.</w:t>
+        <w:t xml:space="preserve">Tsintzis, Athanasios, Rubén Seoane Souto, Karsten Flensberg, Jeroen Danon, and Martin Leijnse. 2023.</w:t>
+      </w:r>
+      <w:r>
+        <w:t xml:space="preserve"> </w:t>
+      </w:r>
+      <w:r>
+        <w:t xml:space="preserve">“Roadmap Towards Majorana Qubits and Nonabelian Physics in Quantum Dot-Based Minimal Kitaev Chains.”</w:t>
       </w:r>
       <w:r>
         <w:t xml:space="preserve"> </w:t>
@@ -16712,49 +18371,34 @@
           <w:i/>
           <w:iCs/>
         </w:rPr>
-        <w:t xml:space="preserve">Symmetry Constraints on Direct-Current Josephson Diodes</w:t>
-      </w:r>
+        <w:t xml:space="preserve">Phys. Rev. X Quantum 5, 010323 (2024)</w:t>
+      </w:r>
+      <w:r>
+        <w:t xml:space="preserve">, ahead of print.</w:t>
+      </w:r>
+      <w:r>
+        <w:t xml:space="preserve"> </w:t>
+      </w:r>
+      <w:hyperlink r:id="rId254">
+        <w:r>
+          <w:rPr>
+            <w:rStyle w:val="Hyperlink"/>
+          </w:rPr>
+          <w:t xml:space="preserve">https://doi.org/10.48550/arxiv.2306.16289</w:t>
+        </w:r>
+      </w:hyperlink>
       <w:r>
         <w:t xml:space="preserve">.</w:t>
       </w:r>
-      <w:r>
-        <w:t xml:space="preserve"> </w:t>
-      </w:r>
-      <w:hyperlink r:id="rId239">
-        <w:r>
-          <w:rPr>
-            <w:rStyle w:val="Hyperlink"/>
-          </w:rPr>
-          <w:t xml:space="preserve">https://arxiv.org/abs/2209.12646</w:t>
-        </w:r>
-      </w:hyperlink>
-      <w:r>
-        <w:t xml:space="preserve">.</w:t>
-      </w:r>
-    </w:p>
-    <w:bookmarkEnd w:id="240"/>
-    <w:bookmarkStart w:id="242" w:name="ref-wang2023pressurea"/>
+    </w:p>
+    <w:bookmarkEnd w:id="255"/>
+    <w:bookmarkStart w:id="257" w:name="ref-verresen2022higgs"/>
     <w:p>
       <w:pPr>
         <w:pStyle w:val="Bibliography"/>
       </w:pPr>
       <w:r>
-        <w:t xml:space="preserve">Wang, Gang, Ningning Wang, Jun Hou, et al. 2023.</w:t>
-      </w:r>
-      <w:r>
-        <w:t xml:space="preserve"> </w:t>
-      </w:r>
-      <w:r>
-        <w:t xml:space="preserve">“Pressure-Induced Superconductivity in Polycrystalline</w:t>
-      </w:r>
-      <w:r>
-        <w:t xml:space="preserve"> </w:t>
-      </w:r>
-      <w:r>
-        <w:t xml:space="preserve">La3Ni2O7</w:t>
-      </w:r>
-      <w:r>
-        <w:t xml:space="preserve">.”</w:t>
+        <w:t xml:space="preserve">Verresen, Ruben, Umberto Borla, Ashvin Vishwanath, Sergej Moroz, and Ryan Thorngren. 2022.</w:t>
       </w:r>
       <w:r>
         <w:t xml:space="preserve"> </w:t>
@@ -16764,34 +18408,34 @@
           <w:i/>
           <w:iCs/>
         </w:rPr>
-        <w:t xml:space="preserve">Physical Review X 14, 011040 (2024)</w:t>
-      </w:r>
-      <w:r>
-        <w:t xml:space="preserve">, ahead of print.</w:t>
-      </w:r>
-      <w:r>
-        <w:t xml:space="preserve"> </w:t>
-      </w:r>
-      <w:hyperlink r:id="rId241">
-        <w:r>
-          <w:rPr>
-            <w:rStyle w:val="Hyperlink"/>
-          </w:rPr>
-          <w:t xml:space="preserve">https://doi.org/10.48550/arxiv.2309.17378</w:t>
-        </w:r>
-      </w:hyperlink>
+        <w:t xml:space="preserve">Higgs Condensates Are Symmetry-Protected Topological Phases: I. Discrete Symmetries</w:t>
+      </w:r>
       <w:r>
         <w:t xml:space="preserve">.</w:t>
       </w:r>
-    </w:p>
-    <w:bookmarkEnd w:id="242"/>
-    <w:bookmarkStart w:id="244" w:name="ref-wang2025discoverya"/>
+      <w:r>
+        <w:t xml:space="preserve"> </w:t>
+      </w:r>
+      <w:hyperlink r:id="rId256">
+        <w:r>
+          <w:rPr>
+            <w:rStyle w:val="Hyperlink"/>
+          </w:rPr>
+          <w:t xml:space="preserve">https://arxiv.org/abs/2211.01376</w:t>
+        </w:r>
+      </w:hyperlink>
+      <w:r>
+        <w:t xml:space="preserve">.</w:t>
+      </w:r>
+    </w:p>
+    <w:bookmarkEnd w:id="257"/>
+    <w:bookmarkStart w:id="259" w:name="ref-vora2024ml"/>
     <w:p>
       <w:pPr>
         <w:pStyle w:val="Bibliography"/>
       </w:pPr>
       <w:r>
-        <w:t xml:space="preserve">Wang, Xiaoyang, Chengqian Zhang, Zhenyu Wang, et al. 2025.</w:t>
+        <w:t xml:space="preserve">Vora, Neel R., Yilun Xu, Akel Hashim, et al. 2024.</w:t>
       </w:r>
       <w:r>
         <w:t xml:space="preserve"> </w:t>
@@ -16801,149 +18445,20 @@
           <w:i/>
           <w:iCs/>
         </w:rPr>
-        <w:t xml:space="preserve">Discovery of High-Temperature Superconducting Ternary Hydrides via Deep Learning</w:t>
-      </w:r>
-      <w:r>
-        <w:t xml:space="preserve">.</w:t>
-      </w:r>
-      <w:r>
-        <w:t xml:space="preserve"> </w:t>
-      </w:r>
-      <w:hyperlink r:id="rId243">
-        <w:r>
-          <w:rPr>
-            <w:rStyle w:val="Hyperlink"/>
-          </w:rPr>
-          <w:t xml:space="preserve">https://arxiv.org/abs/2502.16558</w:t>
-        </w:r>
-      </w:hyperlink>
-      <w:r>
-        <w:t xml:space="preserve">.</w:t>
-      </w:r>
-    </w:p>
-    <w:bookmarkEnd w:id="244"/>
-    <w:bookmarkStart w:id="246" w:name="ref-wang2025recent"/>
-    <w:p>
-      <w:pPr>
-        <w:pStyle w:val="Bibliography"/>
-      </w:pPr>
-      <w:r>
-        <w:t xml:space="preserve">Wang, Yuxin, Kun Jiang, Jianjun Ying, et al. 2025.</w:t>
-      </w:r>
-      <w:r>
-        <w:t xml:space="preserve"> </w:t>
-      </w:r>
-      <w:r>
-        <w:t xml:space="preserve">“Recent Progress in Nickelate Superconductors.”</w:t>
-      </w:r>
-      <w:r>
-        <w:t xml:space="preserve"> </w:t>
+        <w:t xml:space="preserve">ML</w:t>
       </w:r>
       <w:r>
         <w:rPr>
           <w:i/>
           <w:iCs/>
         </w:rPr>
-        <w:t xml:space="preserve">National Science Review, Nwaf373 (2025)</w:t>
-      </w:r>
-      <w:r>
-        <w:t xml:space="preserve">, ahead of print.</w:t>
-      </w:r>
-      <w:r>
-        <w:t xml:space="preserve"> </w:t>
-      </w:r>
-      <w:hyperlink r:id="rId245">
-        <w:r>
-          <w:rPr>
-            <w:rStyle w:val="Hyperlink"/>
-          </w:rPr>
-          <w:t xml:space="preserve">https://doi.org/10.1093/nsr/nwaf373</w:t>
-        </w:r>
-      </w:hyperlink>
-      <w:r>
-        <w:t xml:space="preserve">.</w:t>
-      </w:r>
-    </w:p>
-    <w:bookmarkEnd w:id="246"/>
-    <w:bookmarkStart w:id="248" w:name="ref-wines2023recent"/>
-    <w:p>
-      <w:pPr>
-        <w:pStyle w:val="Bibliography"/>
-      </w:pPr>
-      <w:r>
-        <w:t xml:space="preserve">Wines, Daniel, Ramya Gurunathan, Kevin F. Garrity, et al. 2023.</w:t>
-      </w:r>
-      <w:r>
-        <w:t xml:space="preserve"> </w:t>
-      </w:r>
-      <w:r>
-        <w:t xml:space="preserve">“Recent Progress in the</w:t>
-      </w:r>
-      <w:r>
-        <w:t xml:space="preserve"> </w:t>
-      </w:r>
-      <w:r>
-        <w:t xml:space="preserve">JARVIS</w:t>
-      </w:r>
-      <w:r>
-        <w:t xml:space="preserve"> </w:t>
-      </w:r>
-      <w:r>
-        <w:t xml:space="preserve">Infrastructure for Next-Generation Data-Driven Materials Design.”</w:t>
-      </w:r>
-      <w:r>
-        <w:t xml:space="preserve"> </w:t>
+        <w:t xml:space="preserve">-Powered</w:t>
       </w:r>
       <w:r>
         <w:rPr>
           <w:i/>
           <w:iCs/>
         </w:rPr>
-        <w:t xml:space="preserve">Appl. Phys. Rev. 10, 041302 (2023)</w:t>
-      </w:r>
-      <w:r>
-        <w:t xml:space="preserve">, ahead of print.</w:t>
-      </w:r>
-      <w:r>
-        <w:t xml:space="preserve"> </w:t>
-      </w:r>
-      <w:hyperlink r:id="rId247">
-        <w:r>
-          <w:rPr>
-            <w:rStyle w:val="Hyperlink"/>
-          </w:rPr>
-          <w:t xml:space="preserve">https://doi.org/10.48550/arxiv.2305.11842</w:t>
-        </w:r>
-      </w:hyperlink>
-      <w:r>
-        <w:t xml:space="preserve">.</w:t>
-      </w:r>
-    </w:p>
-    <w:bookmarkEnd w:id="248"/>
-    <w:bookmarkStart w:id="250" w:name="ref-wu2023enhanced"/>
-    <w:p>
-      <w:pPr>
-        <w:pStyle w:val="Bibliography"/>
-      </w:pPr>
-      <w:r>
-        <w:t xml:space="preserve">Wu, Z., T. I. Weinberger, J. Chen, et al. 2023.</w:t>
-      </w:r>
-      <w:r>
-        <w:t xml:space="preserve"> </w:t>
-      </w:r>
-      <w:r>
-        <w:t xml:space="preserve">“Enhanced Triplet Superconductivity in Next Generation Ultraclean</w:t>
-      </w:r>
-      <w:r>
-        <w:t xml:space="preserve"> </w:t>
-      </w:r>
-      <w:r>
-        <w:t xml:space="preserve">UTe2</w:t>
-      </w:r>
-      <w:r>
-        <w:t xml:space="preserve">.”</w:t>
-      </w:r>
-      <w:r>
         <w:t xml:space="preserve"> </w:t>
       </w:r>
       <w:r>
@@ -16951,92 +18466,41 @@
           <w:i/>
           <w:iCs/>
         </w:rPr>
-        <w:t xml:space="preserve">PNAS 121 (37) E2403067121 (2024)</w:t>
-      </w:r>
-      <w:r>
-        <w:t xml:space="preserve">, ahead of print.</w:t>
-      </w:r>
-      <w:r>
-        <w:t xml:space="preserve"> </w:t>
-      </w:r>
-      <w:hyperlink r:id="rId249">
-        <w:r>
-          <w:rPr>
-            <w:rStyle w:val="Hyperlink"/>
-          </w:rPr>
-          <w:t xml:space="preserve">https://doi.org/10.48550/arxiv.2305.19033</w:t>
-        </w:r>
-      </w:hyperlink>
-      <w:r>
-        <w:t xml:space="preserve">.</w:t>
-      </w:r>
-    </w:p>
-    <w:bookmarkEnd w:id="250"/>
-    <w:bookmarkStart w:id="252" w:name="ref-xu2023altermagnetic"/>
-    <w:p>
-      <w:pPr>
-        <w:pStyle w:val="Bibliography"/>
-      </w:pPr>
-      <w:r>
-        <w:t xml:space="preserve">Xu, Chenchao, Siqi Wu, Guo-Xiang Zhi, et al. 2023.</w:t>
-      </w:r>
-      <w:r>
-        <w:t xml:space="preserve"> </w:t>
-      </w:r>
-      <w:r>
-        <w:t xml:space="preserve">“Altermagnetic Ground State in Distorted Kagome Metal</w:t>
-      </w:r>
-      <w:r>
-        <w:t xml:space="preserve"> </w:t>
-      </w:r>
-      <w:r>
-        <w:t xml:space="preserve">CsCr</w:t>
-      </w:r>
-      <w:r>
-        <w:t xml:space="preserve">$_3$sb$_5$.”</w:t>
-      </w:r>
-      <w:r>
-        <w:t xml:space="preserve"> </w:t>
+        <w:t xml:space="preserve">FPGA</w:t>
       </w:r>
       <w:r>
         <w:rPr>
           <w:i/>
           <w:iCs/>
         </w:rPr>
-        <w:t xml:space="preserve">Nature Communications 16, 3114(2025)</w:t>
-      </w:r>
-      <w:r>
-        <w:t xml:space="preserve">, ahead of print.</w:t>
-      </w:r>
-      <w:r>
-        <w:t xml:space="preserve"> </w:t>
-      </w:r>
-      <w:hyperlink r:id="rId251">
-        <w:r>
-          <w:rPr>
-            <w:rStyle w:val="Hyperlink"/>
-          </w:rPr>
-          <w:t xml:space="preserve">https://doi.org/10.48550/arxiv.2309.14812</w:t>
-        </w:r>
-      </w:hyperlink>
+        <w:t xml:space="preserve">-Based Real-Time Quantum State Discrimination Enabling Mid-Circuit Measurements</w:t>
+      </w:r>
       <w:r>
         <w:t xml:space="preserve">.</w:t>
       </w:r>
-    </w:p>
-    <w:bookmarkEnd w:id="252"/>
-    <w:bookmarkStart w:id="254" w:name="ref-xu2023coexistence"/>
+      <w:r>
+        <w:t xml:space="preserve"> </w:t>
+      </w:r>
+      <w:hyperlink r:id="rId258">
+        <w:r>
+          <w:rPr>
+            <w:rStyle w:val="Hyperlink"/>
+          </w:rPr>
+          <w:t xml:space="preserve">https://arxiv.org/abs/2406.18807</w:t>
+        </w:r>
+      </w:hyperlink>
+      <w:r>
+        <w:t xml:space="preserve">.</w:t>
+      </w:r>
+    </w:p>
+    <w:bookmarkEnd w:id="259"/>
+    <w:bookmarkStart w:id="261" w:name="ref-wang2022symmetry"/>
     <w:p>
       <w:pPr>
         <w:pStyle w:val="Bibliography"/>
       </w:pPr>
       <w:r>
-        <w:t xml:space="preserve">Xu, Hao, Chia-Min Chung, Mingpu Qin, Ulrich Schollwöck, Steven R. White, and Shiwei Zhang. 2023.</w:t>
-      </w:r>
-      <w:r>
-        <w:t xml:space="preserve"> </w:t>
-      </w:r>
-      <w:r>
-        <w:t xml:space="preserve">“Coexistence of Superconductivity with Partially Filled Stripes in the Hubbard Model.”</w:t>
+        <w:t xml:space="preserve">Wang, Da, Qiang-Hua Wang, and Congjun Wu. 2022.</w:t>
       </w:r>
       <w:r>
         <w:t xml:space="preserve"> </w:t>
@@ -17046,46 +18510,46 @@
           <w:i/>
           <w:iCs/>
         </w:rPr>
-        <w:t xml:space="preserve">Science 384, Adh7691 (2024)</w:t>
-      </w:r>
-      <w:r>
-        <w:t xml:space="preserve">, ahead of print.</w:t>
-      </w:r>
-      <w:r>
-        <w:t xml:space="preserve"> </w:t>
-      </w:r>
-      <w:hyperlink r:id="rId253">
-        <w:r>
-          <w:rPr>
-            <w:rStyle w:val="Hyperlink"/>
-          </w:rPr>
-          <w:t xml:space="preserve">https://doi.org/10.48550/arxiv.2303.08376</w:t>
-        </w:r>
-      </w:hyperlink>
+        <w:t xml:space="preserve">Symmetry Constraints on Direct-Current Josephson Diodes</w:t>
+      </w:r>
       <w:r>
         <w:t xml:space="preserve">.</w:t>
       </w:r>
-    </w:p>
-    <w:bookmarkEnd w:id="254"/>
-    <w:bookmarkStart w:id="256" w:name="ref-yang2022superconductivitya"/>
+      <w:r>
+        <w:t xml:space="preserve"> </w:t>
+      </w:r>
+      <w:hyperlink r:id="rId260">
+        <w:r>
+          <w:rPr>
+            <w:rStyle w:val="Hyperlink"/>
+          </w:rPr>
+          <w:t xml:space="preserve">https://arxiv.org/abs/2209.12646</w:t>
+        </w:r>
+      </w:hyperlink>
+      <w:r>
+        <w:t xml:space="preserve">.</w:t>
+      </w:r>
+    </w:p>
+    <w:bookmarkEnd w:id="261"/>
+    <w:bookmarkStart w:id="263" w:name="ref-wang2023pressurea"/>
     <w:p>
       <w:pPr>
         <w:pStyle w:val="Bibliography"/>
       </w:pPr>
       <w:r>
-        <w:t xml:space="preserve">Yang, Haitao, Yuhan Ye, Zhen Zhao, et al. 2022.</w:t>
-      </w:r>
-      <w:r>
-        <w:t xml:space="preserve"> </w:t>
-      </w:r>
-      <w:r>
-        <w:t xml:space="preserve">“Superconductivity and Orbital-Selective Nematic Order in a New Titanium-Based Kagome Metal</w:t>
-      </w:r>
-      <w:r>
-        <w:t xml:space="preserve"> </w:t>
-      </w:r>
-      <w:r>
-        <w:t xml:space="preserve">CsTi3Bi5</w:t>
+        <w:t xml:space="preserve">Wang, Gang, Ningning Wang, Jun Hou, et al. 2023.</w:t>
+      </w:r>
+      <w:r>
+        <w:t xml:space="preserve"> </w:t>
+      </w:r>
+      <w:r>
+        <w:t xml:space="preserve">“Pressure-Induced Superconductivity in Polycrystalline</w:t>
+      </w:r>
+      <w:r>
+        <w:t xml:space="preserve"> </w:t>
+      </w:r>
+      <w:r>
+        <w:t xml:space="preserve">La3Ni2O7</w:t>
       </w:r>
       <w:r>
         <w:t xml:space="preserve">.”</w:t>
@@ -17098,7 +18562,7 @@
           <w:i/>
           <w:iCs/>
         </w:rPr>
-        <w:t xml:space="preserve">Nat Commun 15, 9626 (2024)</w:t>
+        <w:t xml:space="preserve">Physical Review X 14, 011040 (2024)</w:t>
       </w:r>
       <w:r>
         <w:t xml:space="preserve">, ahead of print.</w:t>
@@ -17106,32 +18570,26 @@
       <w:r>
         <w:t xml:space="preserve"> </w:t>
       </w:r>
-      <w:hyperlink r:id="rId255">
-        <w:r>
-          <w:rPr>
-            <w:rStyle w:val="Hyperlink"/>
-          </w:rPr>
-          <w:t xml:space="preserve">https://doi.org/10.48550/arxiv.2211.12264</w:t>
+      <w:hyperlink r:id="rId262">
+        <w:r>
+          <w:rPr>
+            <w:rStyle w:val="Hyperlink"/>
+          </w:rPr>
+          <w:t xml:space="preserve">https://doi.org/10.48550/arxiv.2309.17378</w:t>
         </w:r>
       </w:hyperlink>
       <w:r>
         <w:t xml:space="preserve">.</w:t>
       </w:r>
     </w:p>
-    <w:bookmarkEnd w:id="256"/>
-    <w:bookmarkStart w:id="258" w:name="ref-yu2023nontrivial"/>
+    <w:bookmarkEnd w:id="263"/>
+    <w:bookmarkStart w:id="265" w:name="ref-wang2025discoverya"/>
     <w:p>
       <w:pPr>
         <w:pStyle w:val="Bibliography"/>
       </w:pPr>
       <w:r>
-        <w:t xml:space="preserve">Yu, Jiabin, Christopher J. Ciccarino, Raffaello Bianco, Ion Errea, Prineha Narang, and B. Andrei Bernevig. 2023.</w:t>
-      </w:r>
-      <w:r>
-        <w:t xml:space="preserve"> </w:t>
-      </w:r>
-      <w:r>
-        <w:t xml:space="preserve">“Nontrivial Quantum Geometry and the Strength of Electron-Phonon Coupling.”</w:t>
+        <w:t xml:space="preserve">Wang, Xiaoyang, Chengqian Zhang, Zhenyu Wang, et al. 2025.</w:t>
       </w:r>
       <w:r>
         <w:t xml:space="preserve"> </w:t>
@@ -17141,6 +18599,436 @@
           <w:i/>
           <w:iCs/>
         </w:rPr>
+        <w:t xml:space="preserve">Discovery of High-Temperature Superconducting Ternary Hydrides via Deep Learning</w:t>
+      </w:r>
+      <w:r>
+        <w:t xml:space="preserve">.</w:t>
+      </w:r>
+      <w:r>
+        <w:t xml:space="preserve"> </w:t>
+      </w:r>
+      <w:hyperlink r:id="rId264">
+        <w:r>
+          <w:rPr>
+            <w:rStyle w:val="Hyperlink"/>
+          </w:rPr>
+          <w:t xml:space="preserve">https://arxiv.org/abs/2502.16558</w:t>
+        </w:r>
+      </w:hyperlink>
+      <w:r>
+        <w:t xml:space="preserve">.</w:t>
+      </w:r>
+    </w:p>
+    <w:bookmarkEnd w:id="265"/>
+    <w:bookmarkStart w:id="267" w:name="ref-wang2026naturebench"/>
+    <w:p>
+      <w:pPr>
+        <w:pStyle w:val="Bibliography"/>
+      </w:pPr>
+      <w:r>
+        <w:t xml:space="preserve">Wang, Yuru, Lejun Cheng, Yuxin Zuo, et al. 2026.</w:t>
+      </w:r>
+      <w:r>
+        <w:t xml:space="preserve"> </w:t>
+      </w:r>
+      <w:r>
+        <w:rPr>
+          <w:i/>
+          <w:iCs/>
+        </w:rPr>
+        <w:t xml:space="preserve">NatureBench</w:t>
+      </w:r>
+      <w:r>
+        <w:rPr>
+          <w:i/>
+          <w:iCs/>
+        </w:rPr>
+        <w:t xml:space="preserve">: Can Coding Agents Match the Published</w:t>
+      </w:r>
+      <w:r>
+        <w:rPr>
+          <w:i/>
+          <w:iCs/>
+        </w:rPr>
+        <w:t xml:space="preserve"> </w:t>
+      </w:r>
+      <w:r>
+        <w:rPr>
+          <w:i/>
+          <w:iCs/>
+        </w:rPr>
+        <w:t xml:space="preserve">SOTA</w:t>
+      </w:r>
+      <w:r>
+        <w:rPr>
+          <w:i/>
+          <w:iCs/>
+        </w:rPr>
+        <w:t xml:space="preserve"> </w:t>
+      </w:r>
+      <w:r>
+        <w:rPr>
+          <w:i/>
+          <w:iCs/>
+        </w:rPr>
+        <w:t xml:space="preserve">of</w:t>
+      </w:r>
+      <w:r>
+        <w:rPr>
+          <w:i/>
+          <w:iCs/>
+        </w:rPr>
+        <w:t xml:space="preserve"> </w:t>
+      </w:r>
+      <w:r>
+        <w:rPr>
+          <w:i/>
+          <w:iCs/>
+        </w:rPr>
+        <w:t xml:space="preserve">Nature</w:t>
+      </w:r>
+      <w:r>
+        <w:rPr>
+          <w:i/>
+          <w:iCs/>
+        </w:rPr>
+        <w:t xml:space="preserve">-Family Papers?</w:t>
+      </w:r>
+      <w:r>
+        <w:t xml:space="preserve"> </w:t>
+      </w:r>
+      <w:hyperlink r:id="rId266">
+        <w:r>
+          <w:rPr>
+            <w:rStyle w:val="Hyperlink"/>
+          </w:rPr>
+          <w:t xml:space="preserve">https://arxiv.org/abs/2606.24530</w:t>
+        </w:r>
+      </w:hyperlink>
+      <w:r>
+        <w:t xml:space="preserve">.</w:t>
+      </w:r>
+    </w:p>
+    <w:bookmarkEnd w:id="267"/>
+    <w:bookmarkStart w:id="269" w:name="ref-wang2025recent"/>
+    <w:p>
+      <w:pPr>
+        <w:pStyle w:val="Bibliography"/>
+      </w:pPr>
+      <w:r>
+        <w:t xml:space="preserve">Wang, Yuxin, Kun Jiang, Jianjun Ying, et al. 2025.</w:t>
+      </w:r>
+      <w:r>
+        <w:t xml:space="preserve"> </w:t>
+      </w:r>
+      <w:r>
+        <w:t xml:space="preserve">“Recent Progress in Nickelate Superconductors.”</w:t>
+      </w:r>
+      <w:r>
+        <w:t xml:space="preserve"> </w:t>
+      </w:r>
+      <w:r>
+        <w:rPr>
+          <w:i/>
+          <w:iCs/>
+        </w:rPr>
+        <w:t xml:space="preserve">National Science Review, Nwaf373 (2025)</w:t>
+      </w:r>
+      <w:r>
+        <w:t xml:space="preserve">, ahead of print.</w:t>
+      </w:r>
+      <w:r>
+        <w:t xml:space="preserve"> </w:t>
+      </w:r>
+      <w:hyperlink r:id="rId268">
+        <w:r>
+          <w:rPr>
+            <w:rStyle w:val="Hyperlink"/>
+          </w:rPr>
+          <w:t xml:space="preserve">https://doi.org/10.1093/nsr/nwaf373</w:t>
+        </w:r>
+      </w:hyperlink>
+      <w:r>
+        <w:t xml:space="preserve">.</w:t>
+      </w:r>
+    </w:p>
+    <w:bookmarkEnd w:id="269"/>
+    <w:bookmarkStart w:id="271" w:name="ref-wines2023recent"/>
+    <w:p>
+      <w:pPr>
+        <w:pStyle w:val="Bibliography"/>
+      </w:pPr>
+      <w:r>
+        <w:t xml:space="preserve">Wines, Daniel, Ramya Gurunathan, Kevin F. Garrity, et al. 2023.</w:t>
+      </w:r>
+      <w:r>
+        <w:t xml:space="preserve"> </w:t>
+      </w:r>
+      <w:r>
+        <w:t xml:space="preserve">“Recent Progress in the</w:t>
+      </w:r>
+      <w:r>
+        <w:t xml:space="preserve"> </w:t>
+      </w:r>
+      <w:r>
+        <w:t xml:space="preserve">JARVIS</w:t>
+      </w:r>
+      <w:r>
+        <w:t xml:space="preserve"> </w:t>
+      </w:r>
+      <w:r>
+        <w:t xml:space="preserve">Infrastructure for Next-Generation Data-Driven Materials Design.”</w:t>
+      </w:r>
+      <w:r>
+        <w:t xml:space="preserve"> </w:t>
+      </w:r>
+      <w:r>
+        <w:rPr>
+          <w:i/>
+          <w:iCs/>
+        </w:rPr>
+        <w:t xml:space="preserve">Appl. Phys. Rev. 10, 041302 (2023)</w:t>
+      </w:r>
+      <w:r>
+        <w:t xml:space="preserve">, ahead of print.</w:t>
+      </w:r>
+      <w:r>
+        <w:t xml:space="preserve"> </w:t>
+      </w:r>
+      <w:hyperlink r:id="rId270">
+        <w:r>
+          <w:rPr>
+            <w:rStyle w:val="Hyperlink"/>
+          </w:rPr>
+          <w:t xml:space="preserve">https://doi.org/10.48550/arxiv.2305.11842</w:t>
+        </w:r>
+      </w:hyperlink>
+      <w:r>
+        <w:t xml:space="preserve">.</w:t>
+      </w:r>
+    </w:p>
+    <w:bookmarkEnd w:id="271"/>
+    <w:bookmarkStart w:id="273" w:name="ref-wu2023enhanced"/>
+    <w:p>
+      <w:pPr>
+        <w:pStyle w:val="Bibliography"/>
+      </w:pPr>
+      <w:r>
+        <w:t xml:space="preserve">Wu, Z., T. I. Weinberger, J. Chen, et al. 2023.</w:t>
+      </w:r>
+      <w:r>
+        <w:t xml:space="preserve"> </w:t>
+      </w:r>
+      <w:r>
+        <w:t xml:space="preserve">“Enhanced Triplet Superconductivity in Next Generation Ultraclean</w:t>
+      </w:r>
+      <w:r>
+        <w:t xml:space="preserve"> </w:t>
+      </w:r>
+      <w:r>
+        <w:t xml:space="preserve">UTe2</w:t>
+      </w:r>
+      <w:r>
+        <w:t xml:space="preserve">.”</w:t>
+      </w:r>
+      <w:r>
+        <w:t xml:space="preserve"> </w:t>
+      </w:r>
+      <w:r>
+        <w:rPr>
+          <w:i/>
+          <w:iCs/>
+        </w:rPr>
+        <w:t xml:space="preserve">PNAS 121 (37) E2403067121 (2024)</w:t>
+      </w:r>
+      <w:r>
+        <w:t xml:space="preserve">, ahead of print.</w:t>
+      </w:r>
+      <w:r>
+        <w:t xml:space="preserve"> </w:t>
+      </w:r>
+      <w:hyperlink r:id="rId272">
+        <w:r>
+          <w:rPr>
+            <w:rStyle w:val="Hyperlink"/>
+          </w:rPr>
+          <w:t xml:space="preserve">https://doi.org/10.48550/arxiv.2305.19033</w:t>
+        </w:r>
+      </w:hyperlink>
+      <w:r>
+        <w:t xml:space="preserve">.</w:t>
+      </w:r>
+    </w:p>
+    <w:bookmarkEnd w:id="273"/>
+    <w:bookmarkStart w:id="275" w:name="ref-xu2023altermagnetic"/>
+    <w:p>
+      <w:pPr>
+        <w:pStyle w:val="Bibliography"/>
+      </w:pPr>
+      <w:r>
+        <w:t xml:space="preserve">Xu, Chenchao, Siqi Wu, Guo-Xiang Zhi, et al. 2023.</w:t>
+      </w:r>
+      <w:r>
+        <w:t xml:space="preserve"> </w:t>
+      </w:r>
+      <w:r>
+        <w:t xml:space="preserve">“Altermagnetic Ground State in Distorted Kagome Metal</w:t>
+      </w:r>
+      <w:r>
+        <w:t xml:space="preserve"> </w:t>
+      </w:r>
+      <w:r>
+        <w:t xml:space="preserve">CsCr</w:t>
+      </w:r>
+      <w:r>
+        <w:t xml:space="preserve">$_3$sb$_5$.”</w:t>
+      </w:r>
+      <w:r>
+        <w:t xml:space="preserve"> </w:t>
+      </w:r>
+      <w:r>
+        <w:rPr>
+          <w:i/>
+          <w:iCs/>
+        </w:rPr>
+        <w:t xml:space="preserve">Nature Communications 16, 3114(2025)</w:t>
+      </w:r>
+      <w:r>
+        <w:t xml:space="preserve">, ahead of print.</w:t>
+      </w:r>
+      <w:r>
+        <w:t xml:space="preserve"> </w:t>
+      </w:r>
+      <w:hyperlink r:id="rId274">
+        <w:r>
+          <w:rPr>
+            <w:rStyle w:val="Hyperlink"/>
+          </w:rPr>
+          <w:t xml:space="preserve">https://doi.org/10.48550/arxiv.2309.14812</w:t>
+        </w:r>
+      </w:hyperlink>
+      <w:r>
+        <w:t xml:space="preserve">.</w:t>
+      </w:r>
+    </w:p>
+    <w:bookmarkEnd w:id="275"/>
+    <w:bookmarkStart w:id="277" w:name="ref-xu2023coexistence"/>
+    <w:p>
+      <w:pPr>
+        <w:pStyle w:val="Bibliography"/>
+      </w:pPr>
+      <w:r>
+        <w:t xml:space="preserve">Xu, Hao, Chia-Min Chung, Mingpu Qin, Ulrich Schollwöck, Steven R. White, and Shiwei Zhang. 2023.</w:t>
+      </w:r>
+      <w:r>
+        <w:t xml:space="preserve"> </w:t>
+      </w:r>
+      <w:r>
+        <w:t xml:space="preserve">“Coexistence of Superconductivity with Partially Filled Stripes in the Hubbard Model.”</w:t>
+      </w:r>
+      <w:r>
+        <w:t xml:space="preserve"> </w:t>
+      </w:r>
+      <w:r>
+        <w:rPr>
+          <w:i/>
+          <w:iCs/>
+        </w:rPr>
+        <w:t xml:space="preserve">Science 384, Adh7691 (2024)</w:t>
+      </w:r>
+      <w:r>
+        <w:t xml:space="preserve">, ahead of print.</w:t>
+      </w:r>
+      <w:r>
+        <w:t xml:space="preserve"> </w:t>
+      </w:r>
+      <w:hyperlink r:id="rId276">
+        <w:r>
+          <w:rPr>
+            <w:rStyle w:val="Hyperlink"/>
+          </w:rPr>
+          <w:t xml:space="preserve">https://doi.org/10.48550/arxiv.2303.08376</w:t>
+        </w:r>
+      </w:hyperlink>
+      <w:r>
+        <w:t xml:space="preserve">.</w:t>
+      </w:r>
+    </w:p>
+    <w:bookmarkEnd w:id="277"/>
+    <w:bookmarkStart w:id="279" w:name="ref-yang2022superconductivitya"/>
+    <w:p>
+      <w:pPr>
+        <w:pStyle w:val="Bibliography"/>
+      </w:pPr>
+      <w:r>
+        <w:t xml:space="preserve">Yang, Haitao, Yuhan Ye, Zhen Zhao, et al. 2022.</w:t>
+      </w:r>
+      <w:r>
+        <w:t xml:space="preserve"> </w:t>
+      </w:r>
+      <w:r>
+        <w:t xml:space="preserve">“Superconductivity and Orbital-Selective Nematic Order in a New Titanium-Based Kagome Metal</w:t>
+      </w:r>
+      <w:r>
+        <w:t xml:space="preserve"> </w:t>
+      </w:r>
+      <w:r>
+        <w:t xml:space="preserve">CsTi3Bi5</w:t>
+      </w:r>
+      <w:r>
+        <w:t xml:space="preserve">.”</w:t>
+      </w:r>
+      <w:r>
+        <w:t xml:space="preserve"> </w:t>
+      </w:r>
+      <w:r>
+        <w:rPr>
+          <w:i/>
+          <w:iCs/>
+        </w:rPr>
+        <w:t xml:space="preserve">Nat Commun 15, 9626 (2024)</w:t>
+      </w:r>
+      <w:r>
+        <w:t xml:space="preserve">, ahead of print.</w:t>
+      </w:r>
+      <w:r>
+        <w:t xml:space="preserve"> </w:t>
+      </w:r>
+      <w:hyperlink r:id="rId278">
+        <w:r>
+          <w:rPr>
+            <w:rStyle w:val="Hyperlink"/>
+          </w:rPr>
+          <w:t xml:space="preserve">https://doi.org/10.48550/arxiv.2211.12264</w:t>
+        </w:r>
+      </w:hyperlink>
+      <w:r>
+        <w:t xml:space="preserve">.</w:t>
+      </w:r>
+    </w:p>
+    <w:bookmarkEnd w:id="279"/>
+    <w:bookmarkStart w:id="281" w:name="ref-yu2023nontrivial"/>
+    <w:p>
+      <w:pPr>
+        <w:pStyle w:val="Bibliography"/>
+      </w:pPr>
+      <w:r>
+        <w:t xml:space="preserve">Yu, Jiabin, Christopher J. Ciccarino, Raffaello Bianco, Ion Errea, Prineha Narang, and B. Andrei Bernevig. 2023.</w:t>
+      </w:r>
+      <w:r>
+        <w:t xml:space="preserve"> </w:t>
+      </w:r>
+      <w:r>
+        <w:t xml:space="preserve">“Nontrivial Quantum Geometry and the Strength of Electron-Phonon Coupling.”</w:t>
+      </w:r>
+      <w:r>
+        <w:t xml:space="preserve"> </w:t>
+      </w:r>
+      <w:r>
+        <w:rPr>
+          <w:i/>
+          <w:iCs/>
+        </w:rPr>
         <w:t xml:space="preserve">Nat. Phys. (2024)</w:t>
       </w:r>
       <w:r>
@@ -17149,7 +19037,7 @@
       <w:r>
         <w:t xml:space="preserve"> </w:t>
       </w:r>
-      <w:hyperlink r:id="rId257">
+      <w:hyperlink r:id="rId280">
         <w:r>
           <w:rPr>
             <w:rStyle w:val="Hyperlink"/>
@@ -17161,8 +19049,8 @@
         <w:t xml:space="preserve">.</w:t>
       </w:r>
     </w:p>
-    <w:bookmarkEnd w:id="258"/>
-    <w:bookmarkStart w:id="260" w:name="ref-zhang2023high"/>
+    <w:bookmarkEnd w:id="281"/>
+    <w:bookmarkStart w:id="283" w:name="ref-zhang2023high"/>
     <w:p>
       <w:pPr>
         <w:pStyle w:val="Bibliography"/>
@@ -17215,7 +19103,7 @@
       <w:r>
         <w:t xml:space="preserve"> </w:t>
       </w:r>
-      <w:hyperlink r:id="rId259">
+      <w:hyperlink r:id="rId282">
         <w:r>
           <w:rPr>
             <w:rStyle w:val="Hyperlink"/>
@@ -17227,8 +19115,8 @@
         <w:t xml:space="preserve">.</w:t>
       </w:r>
     </w:p>
-    <w:bookmarkEnd w:id="260"/>
-    <w:bookmarkStart w:id="262" w:name="ref-zhang2026superconductivity"/>
+    <w:bookmarkEnd w:id="283"/>
+    <w:bookmarkStart w:id="285" w:name="ref-zhang2026superconductivity"/>
     <w:p>
       <w:pPr>
         <w:pStyle w:val="Bibliography"/>
@@ -17252,7 +19140,7 @@
       <w:r>
         <w:t xml:space="preserve"> </w:t>
       </w:r>
-      <w:hyperlink r:id="rId261">
+      <w:hyperlink r:id="rId284">
         <w:r>
           <w:rPr>
             <w:rStyle w:val="Hyperlink"/>
@@ -17264,8 +19152,8 @@
         <w:t xml:space="preserve">.</w:t>
       </w:r>
     </w:p>
-    <w:bookmarkEnd w:id="262"/>
-    <w:bookmarkStart w:id="264" w:name="ref-zhou2024ambient"/>
+    <w:bookmarkEnd w:id="285"/>
+    <w:bookmarkStart w:id="287" w:name="ref-zhou2024ambient"/>
     <w:p>
       <w:pPr>
         <w:pStyle w:val="Bibliography"/>
@@ -17295,7 +19183,7 @@
       <w:r>
         <w:t xml:space="preserve"> </w:t>
       </w:r>
-      <w:hyperlink r:id="rId263">
+      <w:hyperlink r:id="rId286">
         <w:r>
           <w:rPr>
             <w:rStyle w:val="Hyperlink"/>
@@ -17307,8 +19195,8 @@
         <w:t xml:space="preserve">.</w:t>
       </w:r>
     </w:p>
-    <w:bookmarkEnd w:id="264"/>
-    <w:bookmarkStart w:id="266" w:name="ref-zhou2025superconductivity"/>
+    <w:bookmarkEnd w:id="287"/>
+    <w:bookmarkStart w:id="289" w:name="ref-zhou2025superconductivity"/>
     <w:p>
       <w:pPr>
         <w:pStyle w:val="Bibliography"/>
@@ -17338,7 +19226,7 @@
       <w:r>
         <w:t xml:space="preserve"> </w:t>
       </w:r>
-      <w:hyperlink r:id="rId265">
+      <w:hyperlink r:id="rId288">
         <w:r>
           <w:rPr>
             <w:rStyle w:val="Hyperlink"/>
@@ -17350,8 +19238,8 @@
         <w:t xml:space="preserve">.</w:t>
       </w:r>
     </w:p>
-    <w:bookmarkEnd w:id="266"/>
-    <w:bookmarkStart w:id="268" w:name="ref-zhou2023investigations"/>
+    <w:bookmarkEnd w:id="289"/>
+    <w:bookmarkStart w:id="291" w:name="ref-zhou2023investigations"/>
     <w:p>
       <w:pPr>
         <w:pStyle w:val="Bibliography"/>
@@ -17390,7 +19278,7 @@
       <w:r>
         <w:t xml:space="preserve"> </w:t>
       </w:r>
-      <w:hyperlink r:id="rId267">
+      <w:hyperlink r:id="rId290">
         <w:r>
           <w:rPr>
             <w:rStyle w:val="Hyperlink"/>
@@ -17402,9 +19290,9 @@
         <w:t xml:space="preserve">.</w:t>
       </w:r>
     </w:p>
-    <w:bookmarkEnd w:id="268"/>
-    <w:bookmarkEnd w:id="269"/>
-    <w:bookmarkEnd w:id="270"/>
+    <w:bookmarkEnd w:id="291"/>
+    <w:bookmarkEnd w:id="292"/>
+    <w:bookmarkEnd w:id="293"/>
     <w:sectPr>
       <w:footnotePr>
         <w:numRestart w:val="eachSect"/>
@@ -17515,8 +19403,123 @@
       </w:pPr>
     </w:lvl>
   </w:abstractNum>
+  <w:abstractNum w:abstractNumId="99411">
+    <w:nsid w:val="00A99411"/>
+    <w:multiLevelType w:val="multilevel"/>
+    <w:lvl w:ilvl="0">
+      <w:start w:val="1"/>
+      <w:numFmt w:val="decimal"/>
+      <w:lvlText w:val="%1."/>
+      <w:lvlJc w:val="left"/>
+      <w:pPr>
+        <w:ind w:left="720" w:hanging="360"/>
+      </w:pPr>
+    </w:lvl>
+    <w:lvl w:ilvl="1">
+      <w:start w:val="1"/>
+      <w:numFmt w:val="decimal"/>
+      <w:lvlText w:val="%2."/>
+      <w:lvlJc w:val="left"/>
+      <w:pPr>
+        <w:ind w:left="1440" w:hanging="360"/>
+      </w:pPr>
+    </w:lvl>
+    <w:lvl w:ilvl="2">
+      <w:start w:val="1"/>
+      <w:numFmt w:val="decimal"/>
+      <w:lvlText w:val="%3."/>
+      <w:lvlJc w:val="left"/>
+      <w:pPr>
+        <w:ind w:left="2160" w:hanging="360"/>
+      </w:pPr>
+    </w:lvl>
+    <w:lvl w:ilvl="3">
+      <w:start w:val="1"/>
+      <w:numFmt w:val="decimal"/>
+      <w:lvlText w:val="%4."/>
+      <w:lvlJc w:val="left"/>
+      <w:pPr>
+        <w:ind w:left="2880" w:hanging="360"/>
+      </w:pPr>
+    </w:lvl>
+    <w:lvl w:ilvl="4">
+      <w:start w:val="1"/>
+      <w:numFmt w:val="decimal"/>
+      <w:lvlText w:val="%5."/>
+      <w:lvlJc w:val="left"/>
+      <w:pPr>
+        <w:ind w:left="3600" w:hanging="360"/>
+      </w:pPr>
+    </w:lvl>
+    <w:lvl w:ilvl="5">
+      <w:start w:val="1"/>
+      <w:numFmt w:val="decimal"/>
+      <w:lvlText w:val="%6."/>
+      <w:lvlJc w:val="left"/>
+      <w:pPr>
+        <w:ind w:left="4320" w:hanging="360"/>
+      </w:pPr>
+    </w:lvl>
+    <w:lvl w:ilvl="6">
+      <w:start w:val="1"/>
+      <w:numFmt w:val="decimal"/>
+      <w:lvlText w:val="%7."/>
+      <w:lvlJc w:val="left"/>
+      <w:pPr>
+        <w:ind w:left="5040" w:hanging="360"/>
+      </w:pPr>
+    </w:lvl>
+    <w:lvl w:ilvl="7">
+      <w:start w:val="1"/>
+      <w:numFmt w:val="decimal"/>
+      <w:lvlText w:val="%8."/>
+      <w:lvlJc w:val="left"/>
+      <w:pPr>
+        <w:ind w:left="5760" w:hanging="360"/>
+      </w:pPr>
+    </w:lvl>
+    <w:lvl w:ilvl="8">
+      <w:start w:val="1"/>
+      <w:numFmt w:val="decimal"/>
+      <w:lvlText w:val="%9."/>
+      <w:lvlJc w:val="left"/>
+      <w:pPr>
+        <w:ind w:left="6480" w:hanging="360"/>
+      </w:pPr>
+    </w:lvl>
+  </w:abstractNum>
   <w:num w:numId="1000">
     <w:abstractNumId w:val="990"/>
+  </w:num>
+  <w:num w:numId="1001">
+    <w:abstractNumId w:val="99411"/>
+    <w:lvlOverride w:ilvl="0">
+      <w:startOverride w:val="1"/>
+    </w:lvlOverride>
+    <w:lvlOverride w:ilvl="1">
+      <w:startOverride w:val="1"/>
+    </w:lvlOverride>
+    <w:lvlOverride w:ilvl="2">
+      <w:startOverride w:val="1"/>
+    </w:lvlOverride>
+    <w:lvlOverride w:ilvl="3">
+      <w:startOverride w:val="1"/>
+    </w:lvlOverride>
+    <w:lvlOverride w:ilvl="4">
+      <w:startOverride w:val="1"/>
+    </w:lvlOverride>
+    <w:lvlOverride w:ilvl="5">
+      <w:startOverride w:val="1"/>
+    </w:lvlOverride>
+    <w:lvlOverride w:ilvl="6">
+      <w:startOverride w:val="1"/>
+    </w:lvlOverride>
+    <w:lvlOverride w:ilvl="7">
+      <w:startOverride w:val="1"/>
+    </w:lvlOverride>
+    <w:lvlOverride w:ilvl="8">
+      <w:startOverride w:val="1"/>
+    </w:lvlOverride>
   </w:num>
 </w:numbering>
 </file>

--- a/draft/survey_v1.docx
+++ b/draft/survey_v1.docx
@@ -13211,7 +13211,7 @@
       </w:r>
     </w:p>
     <w:bookmarkEnd w:id="72"/>
-    <w:bookmarkStart w:id="73" w:name="data-availability"/>
+    <w:bookmarkStart w:id="74" w:name="data-availability"/>
     <w:p>
       <w:pPr>
         <w:pStyle w:val="Heading1"/>
@@ -13231,7 +13231,27 @@
         <w:t xml:space="preserve"> </w:t>
       </w:r>
       <w:r>
-        <w:t xml:space="preserve">released with this manuscript. The archive contains the frozen seed harvest</w:t>
+        <w:t xml:space="preserve">released at</w:t>
+      </w:r>
+      <w:r>
+        <w:t xml:space="preserve"> </w:t>
+      </w:r>
+      <w:hyperlink r:id="rId73">
+        <w:r>
+          <w:rPr>
+            <w:rStyle w:val="Hyperlink"/>
+          </w:rPr>
+          <w:t xml:space="preserve">https://github.com/deepgrounding/superconductivity-ai-survey</w:t>
+        </w:r>
+      </w:hyperlink>
+      <w:r>
+        <w:t xml:space="preserve">. The</w:t>
+      </w:r>
+      <w:r>
+        <w:t xml:space="preserve"> </w:t>
+      </w:r>
+      <w:r>
+        <w:t xml:space="preserve">repository contains the frozen seed harvest</w:t>
       </w:r>
       <w:r>
         <w:t xml:space="preserve"> </w:t>
@@ -13318,8 +13338,8 @@
         <w:t xml:space="preserve">separately.</w:t>
       </w:r>
     </w:p>
-    <w:bookmarkEnd w:id="73"/>
-    <w:bookmarkStart w:id="293" w:name="X4478b5228bfecee8b22f08b71c1692fae0f8ddc"/>
+    <w:bookmarkEnd w:id="74"/>
+    <w:bookmarkStart w:id="294" w:name="X4478b5228bfecee8b22f08b71c1692fae0f8ddc"/>
     <w:p>
       <w:pPr>
         <w:pStyle w:val="Heading1"/>
@@ -13897,8 +13917,8 @@
         </w:tc>
       </w:tr>
     </w:tbl>
-    <w:bookmarkStart w:id="292" w:name="refs"/>
-    <w:bookmarkStart w:id="75" w:name="ref-aasen2025roadmap"/>
+    <w:bookmarkStart w:id="293" w:name="refs"/>
+    <w:bookmarkStart w:id="76" w:name="ref-aasen2025roadmap"/>
     <w:p>
       <w:pPr>
         <w:pStyle w:val="Bibliography"/>
@@ -13922,7 +13942,7 @@
       <w:r>
         <w:t xml:space="preserve"> </w:t>
       </w:r>
-      <w:hyperlink r:id="rId74">
+      <w:hyperlink r:id="rId75">
         <w:r>
           <w:rPr>
             <w:rStyle w:val="Hyperlink"/>
@@ -13934,8 +13954,8 @@
         <w:t xml:space="preserve">.</w:t>
       </w:r>
     </w:p>
-    <w:bookmarkEnd w:id="75"/>
-    <w:bookmarkStart w:id="77" w:name="ref-adiga2025accelerating"/>
+    <w:bookmarkEnd w:id="76"/>
+    <w:bookmarkStart w:id="78" w:name="ref-adiga2025accelerating"/>
     <w:p>
       <w:pPr>
         <w:pStyle w:val="Bibliography"/>
@@ -13965,7 +13985,7 @@
       <w:r>
         <w:t xml:space="preserve"> </w:t>
       </w:r>
-      <w:hyperlink r:id="rId76">
+      <w:hyperlink r:id="rId77">
         <w:r>
           <w:rPr>
             <w:rStyle w:val="Hyperlink"/>
@@ -13977,8 +13997,8 @@
         <w:t xml:space="preserve">.</w:t>
       </w:r>
     </w:p>
-    <w:bookmarkEnd w:id="77"/>
-    <w:bookmarkStart w:id="79" w:name="ref-ajeesh2023fate"/>
+    <w:bookmarkEnd w:id="78"/>
+    <w:bookmarkStart w:id="80" w:name="ref-ajeesh2023fate"/>
     <w:p>
       <w:pPr>
         <w:pStyle w:val="Bibliography"/>
@@ -14016,7 +14036,7 @@
       <w:r>
         <w:t xml:space="preserve"> </w:t>
       </w:r>
-      <w:hyperlink r:id="rId78">
+      <w:hyperlink r:id="rId79">
         <w:r>
           <w:rPr>
             <w:rStyle w:val="Hyperlink"/>
@@ -14028,8 +14048,8 @@
         <w:t xml:space="preserve">.</w:t>
       </w:r>
     </w:p>
-    <w:bookmarkEnd w:id="79"/>
-    <w:bookmarkStart w:id="81" w:name="ref-anthonypetersen2022stress"/>
+    <w:bookmarkEnd w:id="80"/>
+    <w:bookmarkStart w:id="82" w:name="ref-anthonypetersen2022stress"/>
     <w:p>
       <w:pPr>
         <w:pStyle w:val="Bibliography"/>
@@ -14059,7 +14079,7 @@
       <w:r>
         <w:t xml:space="preserve"> </w:t>
       </w:r>
-      <w:hyperlink r:id="rId80">
+      <w:hyperlink r:id="rId81">
         <w:r>
           <w:rPr>
             <w:rStyle w:val="Hyperlink"/>
@@ -14071,8 +14091,8 @@
         <w:t xml:space="preserve">.</w:t>
       </w:r>
     </w:p>
-    <w:bookmarkEnd w:id="81"/>
-    <w:bookmarkStart w:id="83" w:name="ref-anthropic2026mhs"/>
+    <w:bookmarkEnd w:id="82"/>
+    <w:bookmarkStart w:id="84" w:name="ref-anthropic2026mhs"/>
     <w:p>
       <w:pPr>
         <w:pStyle w:val="Bibliography"/>
@@ -14096,7 +14116,7 @@
       <w:r>
         <w:t xml:space="preserve"> </w:t>
       </w:r>
-      <w:hyperlink r:id="rId82">
+      <w:hyperlink r:id="rId83">
         <w:r>
           <w:rPr>
             <w:rStyle w:val="Hyperlink"/>
@@ -14108,8 +14128,8 @@
         <w:t xml:space="preserve">.</w:t>
       </w:r>
     </w:p>
-    <w:bookmarkEnd w:id="83"/>
-    <w:bookmarkStart w:id="85" w:name="ref-bardeen1957theory"/>
+    <w:bookmarkEnd w:id="84"/>
+    <w:bookmarkStart w:id="86" w:name="ref-bardeen1957theory"/>
     <w:p>
       <w:pPr>
         <w:pStyle w:val="Bibliography"/>
@@ -14142,7 +14162,7 @@
       <w:r>
         <w:t xml:space="preserve"> </w:t>
       </w:r>
-      <w:hyperlink r:id="rId84">
+      <w:hyperlink r:id="rId85">
         <w:r>
           <w:rPr>
             <w:rStyle w:val="Hyperlink"/>
@@ -14154,8 +14174,8 @@
         <w:t xml:space="preserve">.</w:t>
       </w:r>
     </w:p>
-    <w:bookmarkEnd w:id="85"/>
-    <w:bookmarkStart w:id="87" w:name="ref-bartl2025evidence"/>
+    <w:bookmarkEnd w:id="86"/>
+    <w:bookmarkStart w:id="88" w:name="ref-bartl2025evidence"/>
     <w:p>
       <w:pPr>
         <w:pStyle w:val="Bibliography"/>
@@ -14193,7 +14213,7 @@
       <w:r>
         <w:t xml:space="preserve"> </w:t>
       </w:r>
-      <w:hyperlink r:id="rId86">
+      <w:hyperlink r:id="rId87">
         <w:r>
           <w:rPr>
             <w:rStyle w:val="Hyperlink"/>
@@ -14205,8 +14225,8 @@
         <w:t xml:space="preserve">.</w:t>
       </w:r>
     </w:p>
-    <w:bookmarkEnd w:id="87"/>
-    <w:bookmarkStart w:id="89" w:name="ref-bednorz1986possible"/>
+    <w:bookmarkEnd w:id="88"/>
+    <w:bookmarkStart w:id="90" w:name="ref-bednorz1986possible"/>
     <w:p>
       <w:pPr>
         <w:pStyle w:val="Bibliography"/>
@@ -14274,7 +14294,7 @@
       <w:r>
         <w:t xml:space="preserve"> </w:t>
       </w:r>
-      <w:hyperlink r:id="rId88">
+      <w:hyperlink r:id="rId89">
         <w:r>
           <w:rPr>
             <w:rStyle w:val="Hyperlink"/>
@@ -14286,8 +14306,8 @@
         <w:t xml:space="preserve">.</w:t>
       </w:r>
     </w:p>
-    <w:bookmarkEnd w:id="89"/>
-    <w:bookmarkStart w:id="91" w:name="ref-bisht2026agentic"/>
+    <w:bookmarkEnd w:id="90"/>
+    <w:bookmarkStart w:id="92" w:name="ref-bisht2026agentic"/>
     <w:p>
       <w:pPr>
         <w:pStyle w:val="Bibliography"/>
@@ -14339,7 +14359,7 @@
       <w:r>
         <w:t xml:space="preserve"> </w:t>
       </w:r>
-      <w:hyperlink r:id="rId90">
+      <w:hyperlink r:id="rId91">
         <w:r>
           <w:rPr>
             <w:rStyle w:val="Hyperlink"/>
@@ -14351,8 +14371,8 @@
         <w:t xml:space="preserve">.</w:t>
       </w:r>
     </w:p>
-    <w:bookmarkEnd w:id="91"/>
-    <w:bookmarkStart w:id="93" w:name="ref-bordin2023crossed"/>
+    <w:bookmarkEnd w:id="92"/>
+    <w:bookmarkStart w:id="94" w:name="ref-bordin2023crossed"/>
     <w:p>
       <w:pPr>
         <w:pStyle w:val="Bibliography"/>
@@ -14382,7 +14402,7 @@
       <w:r>
         <w:t xml:space="preserve"> </w:t>
       </w:r>
-      <w:hyperlink r:id="rId92">
+      <w:hyperlink r:id="rId93">
         <w:r>
           <w:rPr>
             <w:rStyle w:val="Hyperlink"/>
@@ -14394,8 +14414,8 @@
         <w:t xml:space="preserve">.</w:t>
       </w:r>
     </w:p>
-    <w:bookmarkEnd w:id="93"/>
-    <w:bookmarkStart w:id="95" w:name="ref-bragg2025astabench"/>
+    <w:bookmarkEnd w:id="94"/>
+    <w:bookmarkStart w:id="96" w:name="ref-bragg2025astabench"/>
     <w:p>
       <w:pPr>
         <w:pStyle w:val="Bibliography"/>
@@ -14454,7 +14474,7 @@
       <w:r>
         <w:t xml:space="preserve"> </w:t>
       </w:r>
-      <w:hyperlink r:id="rId94">
+      <w:hyperlink r:id="rId95">
         <w:r>
           <w:rPr>
             <w:rStyle w:val="Hyperlink"/>
@@ -14466,8 +14486,8 @@
         <w:t xml:space="preserve">.</w:t>
       </w:r>
     </w:p>
-    <w:bookmarkEnd w:id="95"/>
-    <w:bookmarkStart w:id="97" w:name="ref-cai2023superconductivity"/>
+    <w:bookmarkEnd w:id="96"/>
+    <w:bookmarkStart w:id="98" w:name="ref-cai2023superconductivity"/>
     <w:p>
       <w:pPr>
         <w:pStyle w:val="Bibliography"/>
@@ -14491,7 +14511,7 @@
       <w:r>
         <w:t xml:space="preserve"> </w:t>
       </w:r>
-      <w:hyperlink r:id="rId96">
+      <w:hyperlink r:id="rId97">
         <w:r>
           <w:rPr>
             <w:rStyle w:val="Hyperlink"/>
@@ -14503,8 +14523,8 @@
         <w:t xml:space="preserve">.</w:t>
       </w:r>
     </w:p>
-    <w:bookmarkEnd w:id="97"/>
-    <w:bookmarkStart w:id="99" w:name="ref-cao2018unconventional"/>
+    <w:bookmarkEnd w:id="98"/>
+    <w:bookmarkStart w:id="100" w:name="ref-cao2018unconventional"/>
     <w:p>
       <w:pPr>
         <w:pStyle w:val="Bibliography"/>
@@ -14537,7 +14557,7 @@
       <w:r>
         <w:t xml:space="preserve"> </w:t>
       </w:r>
-      <w:hyperlink r:id="rId98">
+      <w:hyperlink r:id="rId99">
         <w:r>
           <w:rPr>
             <w:rStyle w:val="Hyperlink"/>
@@ -14549,8 +14569,8 @@
         <w:t xml:space="preserve">.</w:t>
       </w:r>
     </w:p>
-    <w:bookmarkEnd w:id="99"/>
-    <w:bookmarkStart w:id="101" w:name="ref-cao2024probing"/>
+    <w:bookmarkEnd w:id="100"/>
+    <w:bookmarkStart w:id="102" w:name="ref-cao2024probing"/>
     <w:p>
       <w:pPr>
         <w:pStyle w:val="Bibliography"/>
@@ -14595,7 +14615,7 @@
       <w:r>
         <w:t xml:space="preserve"> </w:t>
       </w:r>
-      <w:hyperlink r:id="rId100">
+      <w:hyperlink r:id="rId101">
         <w:r>
           <w:rPr>
             <w:rStyle w:val="Hyperlink"/>
@@ -14607,8 +14627,8 @@
         <w:t xml:space="preserve">.</w:t>
       </w:r>
     </w:p>
-    <w:bookmarkEnd w:id="101"/>
-    <w:bookmarkStart w:id="103" w:name="ref-carleo2017solving"/>
+    <w:bookmarkEnd w:id="102"/>
+    <w:bookmarkStart w:id="104" w:name="ref-carleo2017solving"/>
     <w:p>
       <w:pPr>
         <w:pStyle w:val="Bibliography"/>
@@ -14641,7 +14661,7 @@
       <w:r>
         <w:t xml:space="preserve"> </w:t>
       </w:r>
-      <w:hyperlink r:id="rId102">
+      <w:hyperlink r:id="rId103">
         <w:r>
           <w:rPr>
             <w:rStyle w:val="Hyperlink"/>
@@ -14653,8 +14673,8 @@
         <w:t xml:space="preserve">.</w:t>
       </w:r>
     </w:p>
-    <w:bookmarkEnd w:id="103"/>
-    <w:bookmarkStart w:id="105" w:name="ref-cerqueira2024searching"/>
+    <w:bookmarkEnd w:id="104"/>
+    <w:bookmarkStart w:id="106" w:name="ref-cerqueira2024searching"/>
     <w:p>
       <w:pPr>
         <w:pStyle w:val="Bibliography"/>
@@ -14678,7 +14698,7 @@
       <w:r>
         <w:t xml:space="preserve"> </w:t>
       </w:r>
-      <w:hyperlink r:id="rId104">
+      <w:hyperlink r:id="rId105">
         <w:r>
           <w:rPr>
             <w:rStyle w:val="Hyperlink"/>
@@ -14690,8 +14710,8 @@
         <w:t xml:space="preserve">.</w:t>
       </w:r>
     </w:p>
-    <w:bookmarkEnd w:id="105"/>
-    <w:bookmarkStart w:id="107" w:name="ref-cerqueira2023sampling"/>
+    <w:bookmarkEnd w:id="106"/>
+    <w:bookmarkStart w:id="108" w:name="ref-cerqueira2023sampling"/>
     <w:p>
       <w:pPr>
         <w:pStyle w:val="Bibliography"/>
@@ -14715,7 +14735,7 @@
       <w:r>
         <w:t xml:space="preserve"> </w:t>
       </w:r>
-      <w:hyperlink r:id="rId106">
+      <w:hyperlink r:id="rId107">
         <w:r>
           <w:rPr>
             <w:rStyle w:val="Hyperlink"/>
@@ -14727,8 +14747,8 @@
         <w:t xml:space="preserve">.</w:t>
       </w:r>
     </w:p>
-    <w:bookmarkEnd w:id="107"/>
-    <w:bookmarkStart w:id="109" w:name="ref-cheetham2024artificial"/>
+    <w:bookmarkEnd w:id="108"/>
+    <w:bookmarkStart w:id="110" w:name="ref-cheetham2024artificial"/>
     <w:p>
       <w:pPr>
         <w:pStyle w:val="Bibliography"/>
@@ -14779,7 +14799,7 @@
       <w:r>
         <w:t xml:space="preserve"> </w:t>
       </w:r>
-      <w:hyperlink r:id="rId108">
+      <w:hyperlink r:id="rId109">
         <w:r>
           <w:rPr>
             <w:rStyle w:val="Hyperlink"/>
@@ -14791,8 +14811,8 @@
         <w:t xml:space="preserve">.</w:t>
       </w:r>
     </w:p>
-    <w:bookmarkEnd w:id="109"/>
-    <w:bookmarkStart w:id="111" w:name="ref-corbae2025hunds"/>
+    <w:bookmarkEnd w:id="110"/>
+    <w:bookmarkStart w:id="112" w:name="ref-corbae2025hunds"/>
     <w:p>
       <w:pPr>
         <w:pStyle w:val="Bibliography"/>
@@ -14844,7 +14864,7 @@
       <w:r>
         <w:t xml:space="preserve"> </w:t>
       </w:r>
-      <w:hyperlink r:id="rId110">
+      <w:hyperlink r:id="rId111">
         <w:r>
           <w:rPr>
             <w:rStyle w:val="Hyperlink"/>
@@ -14856,8 +14876,8 @@
         <w:t xml:space="preserve">.</w:t>
       </w:r>
     </w:p>
-    <w:bookmarkEnd w:id="111"/>
-    <w:bookmarkStart w:id="113" w:name="ref-dangic2023ab"/>
+    <w:bookmarkEnd w:id="112"/>
+    <w:bookmarkStart w:id="114" w:name="ref-dangic2023ab"/>
     <w:p>
       <w:pPr>
         <w:pStyle w:val="Bibliography"/>
@@ -14881,7 +14901,7 @@
       <w:r>
         <w:t xml:space="preserve"> </w:t>
       </w:r>
-      <w:hyperlink r:id="rId112">
+      <w:hyperlink r:id="rId113">
         <w:r>
           <w:rPr>
             <w:rStyle w:val="Hyperlink"/>
@@ -14893,8 +14913,8 @@
         <w:t xml:space="preserve">.</w:t>
       </w:r>
     </w:p>
-    <w:bookmarkEnd w:id="113"/>
-    <w:bookmarkStart w:id="115" w:name="ref-dasenbrock2023retracted"/>
+    <w:bookmarkEnd w:id="114"/>
+    <w:bookmarkStart w:id="116" w:name="ref-dasenbrock2023retracted"/>
     <w:p>
       <w:pPr>
         <w:pStyle w:val="Bibliography"/>
@@ -14936,7 +14956,7 @@
       <w:r>
         <w:t xml:space="preserve"> </w:t>
       </w:r>
-      <w:hyperlink r:id="rId114">
+      <w:hyperlink r:id="rId115">
         <w:r>
           <w:rPr>
             <w:rStyle w:val="Hyperlink"/>
@@ -14948,8 +14968,8 @@
         <w:t xml:space="preserve">.</w:t>
       </w:r>
     </w:p>
-    <w:bookmarkEnd w:id="115"/>
-    <w:bookmarkStart w:id="117" w:name="ref-deng2022titanium"/>
+    <w:bookmarkEnd w:id="116"/>
+    <w:bookmarkStart w:id="118" w:name="ref-deng2022titanium"/>
     <w:p>
       <w:pPr>
         <w:pStyle w:val="Bibliography"/>
@@ -14973,7 +14993,7 @@
       <w:r>
         <w:t xml:space="preserve"> </w:t>
       </w:r>
-      <w:hyperlink r:id="rId116">
+      <w:hyperlink r:id="rId117">
         <w:r>
           <w:rPr>
             <w:rStyle w:val="Hyperlink"/>
@@ -14985,8 +15005,8 @@
         <w:t xml:space="preserve">.</w:t>
       </w:r>
     </w:p>
-    <w:bookmarkEnd w:id="117"/>
-    <w:bookmarkStart w:id="119" w:name="ref-drimmer2024effect"/>
+    <w:bookmarkEnd w:id="118"/>
+    <w:bookmarkStart w:id="120" w:name="ref-drimmer2024effect"/>
     <w:p>
       <w:pPr>
         <w:pStyle w:val="Bibliography"/>
@@ -15010,7 +15030,7 @@
       <w:r>
         <w:t xml:space="preserve"> </w:t>
       </w:r>
-      <w:hyperlink r:id="rId118">
+      <w:hyperlink r:id="rId119">
         <w:r>
           <w:rPr>
             <w:rStyle w:val="Hyperlink"/>
@@ -15022,8 +15042,8 @@
         <w:t xml:space="preserve">.</w:t>
       </w:r>
     </w:p>
-    <w:bookmarkEnd w:id="119"/>
-    <w:bookmarkStart w:id="121" w:name="ref-drozdov2015conventional"/>
+    <w:bookmarkEnd w:id="120"/>
+    <w:bookmarkStart w:id="122" w:name="ref-drozdov2015conventional"/>
     <w:p>
       <w:pPr>
         <w:pStyle w:val="Bibliography"/>
@@ -15056,7 +15076,7 @@
       <w:r>
         <w:t xml:space="preserve"> </w:t>
       </w:r>
-      <w:hyperlink r:id="rId120">
+      <w:hyperlink r:id="rId121">
         <w:r>
           <w:rPr>
             <w:rStyle w:val="Hyperlink"/>
@@ -15068,8 +15088,8 @@
         <w:t xml:space="preserve">.</w:t>
       </w:r>
     </w:p>
-    <w:bookmarkEnd w:id="121"/>
-    <w:bookmarkStart w:id="123" w:name="ref-drozdov2019superconductivity"/>
+    <w:bookmarkEnd w:id="122"/>
+    <w:bookmarkStart w:id="124" w:name="ref-drozdov2019superconductivity"/>
     <w:p>
       <w:pPr>
         <w:pStyle w:val="Bibliography"/>
@@ -15114,7 +15134,7 @@
       <w:r>
         <w:t xml:space="preserve"> </w:t>
       </w:r>
-      <w:hyperlink r:id="rId122">
+      <w:hyperlink r:id="rId123">
         <w:r>
           <w:rPr>
             <w:rStyle w:val="Hyperlink"/>
@@ -15126,8 +15146,8 @@
         <w:t xml:space="preserve">.</w:t>
       </w:r>
     </w:p>
-    <w:bookmarkEnd w:id="123"/>
-    <w:bookmarkStart w:id="125" w:name="ref-dvir2022realization"/>
+    <w:bookmarkEnd w:id="124"/>
+    <w:bookmarkStart w:id="126" w:name="ref-dvir2022realization"/>
     <w:p>
       <w:pPr>
         <w:pStyle w:val="Bibliography"/>
@@ -15157,7 +15177,7 @@
       <w:r>
         <w:t xml:space="preserve"> </w:t>
       </w:r>
-      <w:hyperlink r:id="rId124">
+      <w:hyperlink r:id="rId125">
         <w:r>
           <w:rPr>
             <w:rStyle w:val="Hyperlink"/>
@@ -15169,8 +15189,8 @@
         <w:t xml:space="preserve">.</w:t>
       </w:r>
     </w:p>
-    <w:bookmarkEnd w:id="125"/>
-    <w:bookmarkStart w:id="127" w:name="ref-fang2023assessing"/>
+    <w:bookmarkEnd w:id="126"/>
+    <w:bookmarkStart w:id="128" w:name="ref-fang2023assessing"/>
     <w:p>
       <w:pPr>
         <w:pStyle w:val="Bibliography"/>
@@ -15200,7 +15220,7 @@
       <w:r>
         <w:t xml:space="preserve"> </w:t>
       </w:r>
-      <w:hyperlink r:id="rId126">
+      <w:hyperlink r:id="rId127">
         <w:r>
           <w:rPr>
             <w:rStyle w:val="Hyperlink"/>
@@ -15212,8 +15232,8 @@
         <w:t xml:space="preserve">.</w:t>
       </w:r>
     </w:p>
-    <w:bookmarkEnd w:id="127"/>
-    <w:bookmarkStart w:id="129" w:name="ref-faroughy2026colliderbench"/>
+    <w:bookmarkEnd w:id="128"/>
+    <w:bookmarkStart w:id="130" w:name="ref-faroughy2026colliderbench"/>
     <w:p>
       <w:pPr>
         <w:pStyle w:val="Bibliography"/>
@@ -15272,7 +15292,7 @@
       <w:r>
         <w:t xml:space="preserve"> </w:t>
       </w:r>
-      <w:hyperlink r:id="rId128">
+      <w:hyperlink r:id="rId129">
         <w:r>
           <w:rPr>
             <w:rStyle w:val="Hyperlink"/>
@@ -15284,8 +15304,8 @@
         <w:t xml:space="preserve">.</w:t>
       </w:r>
     </w:p>
-    <w:bookmarkEnd w:id="129"/>
-    <w:bookmarkStart w:id="131" w:name="ref-gao2025unilabos"/>
+    <w:bookmarkEnd w:id="130"/>
+    <w:bookmarkStart w:id="132" w:name="ref-gao2025unilabos"/>
     <w:p>
       <w:pPr>
         <w:pStyle w:val="Bibliography"/>
@@ -15337,7 +15357,7 @@
       <w:r>
         <w:t xml:space="preserve"> </w:t>
       </w:r>
-      <w:hyperlink r:id="rId130">
+      <w:hyperlink r:id="rId131">
         <w:r>
           <w:rPr>
             <w:rStyle w:val="Hyperlink"/>
@@ -15349,8 +15369,8 @@
         <w:t xml:space="preserve">.</w:t>
       </w:r>
     </w:p>
-    <w:bookmarkEnd w:id="131"/>
-    <w:bookmarkStart w:id="133" w:name="ref-gashmard2025ai"/>
+    <w:bookmarkEnd w:id="132"/>
+    <w:bookmarkStart w:id="134" w:name="ref-gashmard2025ai"/>
     <w:p>
       <w:pPr>
         <w:pStyle w:val="Bibliography"/>
@@ -15381,7 +15401,7 @@
       <w:r>
         <w:t xml:space="preserve"> </w:t>
       </w:r>
-      <w:hyperlink r:id="rId132">
+      <w:hyperlink r:id="rId133">
         <w:r>
           <w:rPr>
             <w:rStyle w:val="Hyperlink"/>
@@ -15393,8 +15413,8 @@
         <w:t xml:space="preserve">.</w:t>
       </w:r>
     </w:p>
-    <w:bookmarkEnd w:id="133"/>
-    <w:bookmarkStart w:id="135" w:name="ref-gaytanvillarreal2026real"/>
+    <w:bookmarkEnd w:id="134"/>
+    <w:bookmarkStart w:id="136" w:name="ref-gaytanvillarreal2026real"/>
     <w:p>
       <w:pPr>
         <w:pStyle w:val="Bibliography"/>
@@ -15418,7 +15438,7 @@
       <w:r>
         <w:t xml:space="preserve"> </w:t>
       </w:r>
-      <w:hyperlink r:id="rId134">
+      <w:hyperlink r:id="rId135">
         <w:r>
           <w:rPr>
             <w:rStyle w:val="Hyperlink"/>
@@ -15430,8 +15450,8 @@
         <w:t xml:space="preserve">.</w:t>
       </w:r>
     </w:p>
-    <w:bookmarkEnd w:id="135"/>
-    <w:bookmarkStart w:id="137" w:name="ref-ge2022charge"/>
+    <w:bookmarkEnd w:id="136"/>
+    <w:bookmarkStart w:id="138" w:name="ref-ge2022charge"/>
     <w:p>
       <w:pPr>
         <w:pStyle w:val="Bibliography"/>
@@ -15461,7 +15481,7 @@
       <w:r>
         <w:t xml:space="preserve"> </w:t>
       </w:r>
-      <w:hyperlink r:id="rId136">
+      <w:hyperlink r:id="rId137">
         <w:r>
           <w:rPr>
             <w:rStyle w:val="Hyperlink"/>
@@ -15473,8 +15493,8 @@
         <w:t xml:space="preserve">.</w:t>
       </w:r>
     </w:p>
-    <w:bookmarkEnd w:id="137"/>
-    <w:bookmarkStart w:id="139" w:name="ref-griffin2023origin"/>
+    <w:bookmarkEnd w:id="138"/>
+    <w:bookmarkStart w:id="140" w:name="ref-griffin2023origin"/>
     <w:p>
       <w:pPr>
         <w:pStyle w:val="Bibliography"/>
@@ -15498,7 +15518,7 @@
       <w:r>
         <w:t xml:space="preserve"> </w:t>
       </w:r>
-      <w:hyperlink r:id="rId138">
+      <w:hyperlink r:id="rId139">
         <w:r>
           <w:rPr>
             <w:rStyle w:val="Hyperlink"/>
@@ -15510,8 +15530,8 @@
         <w:t xml:space="preserve">.</w:t>
       </w:r>
     </w:p>
-    <w:bookmarkEnd w:id="139"/>
-    <w:bookmarkStart w:id="141" w:name="ref-gu2023effective"/>
+    <w:bookmarkEnd w:id="140"/>
+    <w:bookmarkStart w:id="142" w:name="ref-gu2023effective"/>
     <w:p>
       <w:pPr>
         <w:pStyle w:val="Bibliography"/>
@@ -15541,7 +15561,7 @@
       <w:r>
         <w:t xml:space="preserve"> </w:t>
       </w:r>
-      <w:hyperlink r:id="rId140">
+      <w:hyperlink r:id="rId141">
         <w:r>
           <w:rPr>
             <w:rStyle w:val="Hyperlink"/>
@@ -15553,8 +15573,8 @@
         <w:t xml:space="preserve">.</w:t>
       </w:r>
     </w:p>
-    <w:bookmarkEnd w:id="141"/>
-    <w:bookmarkStart w:id="143" w:name="ref-hamidieh2018data"/>
+    <w:bookmarkEnd w:id="142"/>
+    <w:bookmarkStart w:id="144" w:name="ref-hamidieh2018data"/>
     <w:p>
       <w:pPr>
         <w:pStyle w:val="Bibliography"/>
@@ -15587,7 +15607,7 @@
       <w:r>
         <w:t xml:space="preserve"> </w:t>
       </w:r>
-      <w:hyperlink r:id="rId142">
+      <w:hyperlink r:id="rId143">
         <w:r>
           <w:rPr>
             <w:rStyle w:val="Hyperlink"/>
@@ -15599,8 +15619,8 @@
         <w:t xml:space="preserve">.</w:t>
       </w:r>
     </w:p>
-    <w:bookmarkEnd w:id="143"/>
-    <w:bookmarkStart w:id="145" w:name="ref-han2024invdesflow"/>
+    <w:bookmarkEnd w:id="144"/>
+    <w:bookmarkStart w:id="146" w:name="ref-han2024invdesflow"/>
     <w:p>
       <w:pPr>
         <w:pStyle w:val="Bibliography"/>
@@ -15645,7 +15665,7 @@
       <w:r>
         <w:t xml:space="preserve"> </w:t>
       </w:r>
-      <w:hyperlink r:id="rId144">
+      <w:hyperlink r:id="rId145">
         <w:r>
           <w:rPr>
             <w:rStyle w:val="Hyperlink"/>
@@ -15657,8 +15677,8 @@
         <w:t xml:space="preserve">.</w:t>
       </w:r>
     </w:p>
-    <w:bookmarkEnd w:id="145"/>
-    <w:bookmarkStart w:id="147" w:name="ref-holleis2023nematicity"/>
+    <w:bookmarkEnd w:id="146"/>
+    <w:bookmarkStart w:id="148" w:name="ref-holleis2023nematicity"/>
     <w:p>
       <w:pPr>
         <w:pStyle w:val="Bibliography"/>
@@ -15682,7 +15702,7 @@
       <w:r>
         <w:t xml:space="preserve"> </w:t>
       </w:r>
-      <w:hyperlink r:id="rId146">
+      <w:hyperlink r:id="rId147">
         <w:r>
           <w:rPr>
             <w:rStyle w:val="Hyperlink"/>
@@ -15694,8 +15714,8 @@
         <w:t xml:space="preserve">.</w:t>
       </w:r>
     </w:p>
-    <w:bookmarkEnd w:id="147"/>
-    <w:bookmarkStart w:id="149" w:name="ref-hou2025distinct"/>
+    <w:bookmarkEnd w:id="148"/>
+    <w:bookmarkStart w:id="150" w:name="ref-hou2025distinct"/>
     <w:p>
       <w:pPr>
         <w:pStyle w:val="Bibliography"/>
@@ -15768,7 +15788,7 @@
       <w:r>
         <w:t xml:space="preserve"> </w:t>
       </w:r>
-      <w:hyperlink r:id="rId148">
+      <w:hyperlink r:id="rId149">
         <w:r>
           <w:rPr>
             <w:rStyle w:val="Hyperlink"/>
@@ -15780,8 +15800,8 @@
         <w:t xml:space="preserve">.</w:t>
       </w:r>
     </w:p>
-    <w:bookmarkEnd w:id="149"/>
-    <w:bookmarkStart w:id="151" w:name="ref-hu2022coexistence"/>
+    <w:bookmarkEnd w:id="150"/>
+    <w:bookmarkStart w:id="152" w:name="ref-hu2022coexistence"/>
     <w:p>
       <w:pPr>
         <w:pStyle w:val="Bibliography"/>
@@ -15820,7 +15840,7 @@
       <w:r>
         <w:t xml:space="preserve"> </w:t>
       </w:r>
-      <w:hyperlink r:id="rId150">
+      <w:hyperlink r:id="rId151">
         <w:r>
           <w:rPr>
             <w:rStyle w:val="Hyperlink"/>
@@ -15832,8 +15852,8 @@
         <w:t xml:space="preserve">.</w:t>
       </w:r>
     </w:p>
-    <w:bookmarkEnd w:id="151"/>
-    <w:bookmarkStart w:id="153" w:name="ref-iguchi2023observation"/>
+    <w:bookmarkEnd w:id="152"/>
+    <w:bookmarkStart w:id="154" w:name="ref-iguchi2023observation"/>
     <w:p>
       <w:pPr>
         <w:pStyle w:val="Bibliography"/>
@@ -15863,7 +15883,7 @@
       <w:r>
         <w:t xml:space="preserve"> </w:t>
       </w:r>
-      <w:hyperlink r:id="rId152">
+      <w:hyperlink r:id="rId153">
         <w:r>
           <w:rPr>
             <w:rStyle w:val="Hyperlink"/>
@@ -15875,8 +15895,8 @@
         <w:t xml:space="preserve">.</w:t>
       </w:r>
     </w:p>
-    <w:bookmarkEnd w:id="153"/>
-    <w:bookmarkStart w:id="155" w:name="ref-itani2025large"/>
+    <w:bookmarkEnd w:id="154"/>
+    <w:bookmarkStart w:id="156" w:name="ref-itani2025large"/>
     <w:p>
       <w:pPr>
         <w:pStyle w:val="Bibliography"/>
@@ -15900,7 +15920,7 @@
       <w:r>
         <w:t xml:space="preserve"> </w:t>
       </w:r>
-      <w:hyperlink r:id="rId154">
+      <w:hyperlink r:id="rId155">
         <w:r>
           <w:rPr>
             <w:rStyle w:val="Hyperlink"/>
@@ -15912,8 +15932,8 @@
         <w:t xml:space="preserve">.</w:t>
       </w:r>
     </w:p>
-    <w:bookmarkEnd w:id="155"/>
-    <w:bookmarkStart w:id="157" w:name="ref-jiang2021kagome"/>
+    <w:bookmarkEnd w:id="156"/>
+    <w:bookmarkStart w:id="158" w:name="ref-jiang2021kagome"/>
     <w:p>
       <w:pPr>
         <w:pStyle w:val="Bibliography"/>
@@ -15952,7 +15972,7 @@
       <w:r>
         <w:t xml:space="preserve"> </w:t>
       </w:r>
-      <w:hyperlink r:id="rId156">
+      <w:hyperlink r:id="rId157">
         <w:r>
           <w:rPr>
             <w:rStyle w:val="Hyperlink"/>
@@ -15964,8 +15984,8 @@
         <w:t xml:space="preserve">.</w:t>
       </w:r>
     </w:p>
-    <w:bookmarkEnd w:id="157"/>
-    <w:bookmarkStart w:id="159" w:name="ref-kamihara2008iron"/>
+    <w:bookmarkEnd w:id="158"/>
+    <w:bookmarkStart w:id="160" w:name="ref-kamihara2008iron"/>
     <w:p>
       <w:pPr>
         <w:pStyle w:val="Bibliography"/>
@@ -16110,7 +16130,7 @@
       <w:r>
         <w:t xml:space="preserve"> </w:t>
       </w:r>
-      <w:hyperlink r:id="rId158">
+      <w:hyperlink r:id="rId159">
         <w:r>
           <w:rPr>
             <w:rStyle w:val="Hyperlink"/>
@@ -16122,8 +16142,8 @@
         <w:t xml:space="preserve">.</w:t>
       </w:r>
     </w:p>
-    <w:bookmarkEnd w:id="159"/>
-    <w:bookmarkStart w:id="161" w:name="ref-kang2022charge"/>
+    <w:bookmarkEnd w:id="160"/>
+    <w:bookmarkStart w:id="162" w:name="ref-kang2022charge"/>
     <w:p>
       <w:pPr>
         <w:pStyle w:val="Bibliography"/>
@@ -16153,7 +16173,7 @@
       <w:r>
         <w:t xml:space="preserve"> </w:t>
       </w:r>
-      <w:hyperlink r:id="rId160">
+      <w:hyperlink r:id="rId161">
         <w:r>
           <w:rPr>
             <w:rStyle w:val="Hyperlink"/>
@@ -16165,8 +16185,8 @@
         <w:t xml:space="preserve">.</w:t>
       </w:r>
     </w:p>
-    <w:bookmarkEnd w:id="161"/>
-    <w:bookmarkStart w:id="163" w:name="ref-kochan2023phenomenological"/>
+    <w:bookmarkEnd w:id="162"/>
+    <w:bookmarkStart w:id="164" w:name="ref-kochan2023phenomenological"/>
     <w:p>
       <w:pPr>
         <w:pStyle w:val="Bibliography"/>
@@ -16190,7 +16210,7 @@
       <w:r>
         <w:t xml:space="preserve"> </w:t>
       </w:r>
-      <w:hyperlink r:id="rId162">
+      <w:hyperlink r:id="rId163">
         <w:r>
           <w:rPr>
             <w:rStyle w:val="Hyperlink"/>
@@ -16202,8 +16222,8 @@
         <w:t xml:space="preserve">.</w:t>
       </w:r>
     </w:p>
-    <w:bookmarkEnd w:id="163"/>
-    <w:bookmarkStart w:id="165" w:name="ref-kusne2026managing"/>
+    <w:bookmarkEnd w:id="164"/>
+    <w:bookmarkStart w:id="166" w:name="ref-kusne2026managing"/>
     <w:p>
       <w:pPr>
         <w:pStyle w:val="Bibliography"/>
@@ -16248,7 +16268,7 @@
       <w:r>
         <w:t xml:space="preserve"> </w:t>
       </w:r>
-      <w:hyperlink r:id="rId164">
+      <w:hyperlink r:id="rId165">
         <w:r>
           <w:rPr>
             <w:rStyle w:val="Hyperlink"/>
@@ -16260,8 +16280,8 @@
         <w:t xml:space="preserve">.</w:t>
       </w:r>
     </w:p>
-    <w:bookmarkEnd w:id="165"/>
-    <w:bookmarkStart w:id="167" w:name="ref-lange2024simulating"/>
+    <w:bookmarkEnd w:id="166"/>
+    <w:bookmarkStart w:id="168" w:name="ref-lange2024simulating"/>
     <w:p>
       <w:pPr>
         <w:pStyle w:val="Bibliography"/>
@@ -16285,7 +16305,7 @@
       <w:r>
         <w:t xml:space="preserve"> </w:t>
       </w:r>
-      <w:hyperlink r:id="rId166">
+      <w:hyperlink r:id="rId167">
         <w:r>
           <w:rPr>
             <w:rStyle w:val="Hyperlink"/>
@@ -16297,8 +16317,8 @@
         <w:t xml:space="preserve">.</w:t>
       </w:r>
     </w:p>
-    <w:bookmarkEnd w:id="167"/>
-    <w:bookmarkStart w:id="169" w:name="ref-lau2023topological"/>
+    <w:bookmarkEnd w:id="168"/>
+    <w:bookmarkStart w:id="170" w:name="ref-lau2023topological"/>
     <w:p>
       <w:pPr>
         <w:pStyle w:val="Bibliography"/>
@@ -16328,7 +16348,7 @@
       <w:r>
         <w:t xml:space="preserve"> </w:t>
       </w:r>
-      <w:hyperlink r:id="rId168">
+      <w:hyperlink r:id="rId169">
         <w:r>
           <w:rPr>
             <w:rStyle w:val="Hyperlink"/>
@@ -16340,8 +16360,8 @@
         <w:t xml:space="preserve">.</w:t>
       </w:r>
     </w:p>
-    <w:bookmarkEnd w:id="169"/>
-    <w:bookmarkStart w:id="171" w:name="ref-lee2026toward"/>
+    <w:bookmarkEnd w:id="170"/>
+    <w:bookmarkStart w:id="172" w:name="ref-lee2026toward"/>
     <w:p>
       <w:pPr>
         <w:pStyle w:val="Bibliography"/>
@@ -16374,7 +16394,7 @@
       <w:r>
         <w:t xml:space="preserve"> </w:t>
       </w:r>
-      <w:hyperlink r:id="rId170">
+      <w:hyperlink r:id="rId171">
         <w:r>
           <w:rPr>
             <w:rStyle w:val="Hyperlink"/>
@@ -16386,8 +16406,8 @@
         <w:t xml:space="preserve">.</w:t>
       </w:r>
     </w:p>
-    <w:bookmarkEnd w:id="171"/>
-    <w:bookmarkStart w:id="173" w:name="ref-lee2023superconductor"/>
+    <w:bookmarkEnd w:id="172"/>
+    <w:bookmarkStart w:id="174" w:name="ref-lee2023superconductor"/>
     <w:p>
       <w:pPr>
         <w:pStyle w:val="Bibliography"/>
@@ -16439,7 +16459,7 @@
       <w:r>
         <w:t xml:space="preserve"> </w:t>
       </w:r>
-      <w:hyperlink r:id="rId172">
+      <w:hyperlink r:id="rId173">
         <w:r>
           <w:rPr>
             <w:rStyle w:val="Hyperlink"/>
@@ -16451,8 +16471,8 @@
         <w:t xml:space="preserve">.</w:t>
       </w:r>
     </w:p>
-    <w:bookmarkEnd w:id="173"/>
-    <w:bookmarkStart w:id="175" w:name="ref-lee2023lk99"/>
+    <w:bookmarkEnd w:id="174"/>
+    <w:bookmarkStart w:id="176" w:name="ref-lee2023lk99"/>
     <w:p>
       <w:pPr>
         <w:pStyle w:val="Bibliography"/>
@@ -16476,7 +16496,7 @@
       <w:r>
         <w:t xml:space="preserve"> </w:t>
       </w:r>
-      <w:hyperlink r:id="rId174">
+      <w:hyperlink r:id="rId175">
         <w:r>
           <w:rPr>
             <w:rStyle w:val="Hyperlink"/>
@@ -16488,8 +16508,8 @@
         <w:t xml:space="preserve">.</w:t>
       </w:r>
     </w:p>
-    <w:bookmarkEnd w:id="175"/>
-    <w:bookmarkStart w:id="177" w:name="ref-leeman2024challenges"/>
+    <w:bookmarkEnd w:id="176"/>
+    <w:bookmarkStart w:id="178" w:name="ref-leeman2024challenges"/>
     <w:p>
       <w:pPr>
         <w:pStyle w:val="Bibliography"/>
@@ -16522,7 +16542,7 @@
       <w:r>
         <w:t xml:space="preserve"> </w:t>
       </w:r>
-      <w:hyperlink r:id="rId176">
+      <w:hyperlink r:id="rId177">
         <w:r>
           <w:rPr>
             <w:rStyle w:val="Hyperlink"/>
@@ -16534,8 +16554,8 @@
         <w:t xml:space="preserve">.</w:t>
       </w:r>
     </w:p>
-    <w:bookmarkEnd w:id="177"/>
-    <w:bookmarkStart w:id="179" w:name="ref-li2019superconductivity"/>
+    <w:bookmarkEnd w:id="178"/>
+    <w:bookmarkStart w:id="180" w:name="ref-li2019superconductivity"/>
     <w:p>
       <w:pPr>
         <w:pStyle w:val="Bibliography"/>
@@ -16568,7 +16588,7 @@
       <w:r>
         <w:t xml:space="preserve"> </w:t>
       </w:r>
-      <w:hyperlink r:id="rId178">
+      <w:hyperlink r:id="rId179">
         <w:r>
           <w:rPr>
             <w:rStyle w:val="Hyperlink"/>
@@ -16580,8 +16600,8 @@
         <w:t xml:space="preserve">.</w:t>
       </w:r>
     </w:p>
-    <w:bookmarkEnd w:id="179"/>
-    <w:bookmarkStart w:id="181" w:name="ref-li2025bulk"/>
+    <w:bookmarkEnd w:id="180"/>
+    <w:bookmarkStart w:id="182" w:name="ref-li2025bulk"/>
     <w:p>
       <w:pPr>
         <w:pStyle w:val="Bibliography"/>
@@ -16611,7 +16631,7 @@
       <w:r>
         <w:t xml:space="preserve"> </w:t>
       </w:r>
-      <w:hyperlink r:id="rId180">
+      <w:hyperlink r:id="rId181">
         <w:r>
           <w:rPr>
             <w:rStyle w:val="Hyperlink"/>
@@ -16623,8 +16643,8 @@
         <w:t xml:space="preserve">.</w:t>
       </w:r>
     </w:p>
-    <w:bookmarkEnd w:id="181"/>
-    <w:bookmarkStart w:id="183" w:name="ref-li2026agentic"/>
+    <w:bookmarkEnd w:id="182"/>
+    <w:bookmarkStart w:id="184" w:name="ref-li2026agentic"/>
     <w:p>
       <w:pPr>
         <w:pStyle w:val="Bibliography"/>
@@ -16648,7 +16668,7 @@
       <w:r>
         <w:t xml:space="preserve"> </w:t>
       </w:r>
-      <w:hyperlink r:id="rId182">
+      <w:hyperlink r:id="rId183">
         <w:r>
           <w:rPr>
             <w:rStyle w:val="Hyperlink"/>
@@ -16660,8 +16680,8 @@
         <w:t xml:space="preserve">.</w:t>
       </w:r>
     </w:p>
-    <w:bookmarkEnd w:id="183"/>
-    <w:bookmarkStart w:id="185" w:name="ref-lotfizadeh2023superconducting"/>
+    <w:bookmarkEnd w:id="184"/>
+    <w:bookmarkStart w:id="186" w:name="ref-lotfizadeh2023superconducting"/>
     <w:p>
       <w:pPr>
         <w:pStyle w:val="Bibliography"/>
@@ -16700,7 +16720,7 @@
       <w:r>
         <w:t xml:space="preserve"> </w:t>
       </w:r>
-      <w:hyperlink r:id="rId184">
+      <w:hyperlink r:id="rId185">
         <w:r>
           <w:rPr>
             <w:rStyle w:val="Hyperlink"/>
@@ -16712,8 +16732,8 @@
         <w:t xml:space="preserve">.</w:t>
       </w:r>
     </w:p>
-    <w:bookmarkEnd w:id="185"/>
-    <w:bookmarkStart w:id="187" w:name="ref-luo2023bilayer"/>
+    <w:bookmarkEnd w:id="186"/>
+    <w:bookmarkStart w:id="188" w:name="ref-luo2023bilayer"/>
     <w:p>
       <w:pPr>
         <w:pStyle w:val="Bibliography"/>
@@ -16743,7 +16763,7 @@
       <w:r>
         <w:t xml:space="preserve"> </w:t>
       </w:r>
-      <w:hyperlink r:id="rId186">
+      <w:hyperlink r:id="rId187">
         <w:r>
           <w:rPr>
             <w:rStyle w:val="Hyperlink"/>
@@ -16755,8 +16775,8 @@
         <w:t xml:space="preserve">.</w:t>
       </w:r>
     </w:p>
-    <w:bookmarkEnd w:id="187"/>
-    <w:bookmarkStart w:id="189" w:name="ref-mazin2022notes"/>
+    <w:bookmarkEnd w:id="188"/>
+    <w:bookmarkStart w:id="190" w:name="ref-mazin2022notes"/>
     <w:p>
       <w:pPr>
         <w:pStyle w:val="Bibliography"/>
@@ -16786,7 +16806,7 @@
       <w:r>
         <w:t xml:space="preserve"> </w:t>
       </w:r>
-      <w:hyperlink r:id="rId188">
+      <w:hyperlink r:id="rId189">
         <w:r>
           <w:rPr>
             <w:rStyle w:val="Hyperlink"/>
@@ -16798,8 +16818,8 @@
         <w:t xml:space="preserve">.</w:t>
       </w:r>
     </w:p>
-    <w:bookmarkEnd w:id="189"/>
-    <w:bookmarkStart w:id="191" w:name="ref-mazur2022gate"/>
+    <w:bookmarkEnd w:id="190"/>
+    <w:bookmarkStart w:id="192" w:name="ref-mazur2022gate"/>
     <w:p>
       <w:pPr>
         <w:pStyle w:val="Bibliography"/>
@@ -16823,7 +16843,7 @@
       <w:r>
         <w:t xml:space="preserve"> </w:t>
       </w:r>
-      <w:hyperlink r:id="rId190">
+      <w:hyperlink r:id="rId191">
         <w:r>
           <w:rPr>
             <w:rStyle w:val="Hyperlink"/>
@@ -16835,8 +16855,8 @@
         <w:t xml:space="preserve">.</w:t>
       </w:r>
     </w:p>
-    <w:bookmarkEnd w:id="191"/>
-    <w:bookmarkStart w:id="193" w:name="ref-merchant2023scaling"/>
+    <w:bookmarkEnd w:id="192"/>
+    <w:bookmarkStart w:id="194" w:name="ref-merchant2023scaling"/>
     <w:p>
       <w:pPr>
         <w:pStyle w:val="Bibliography"/>
@@ -16869,7 +16889,7 @@
       <w:r>
         <w:t xml:space="preserve"> </w:t>
       </w:r>
-      <w:hyperlink r:id="rId192">
+      <w:hyperlink r:id="rId193">
         <w:r>
           <w:rPr>
             <w:rStyle w:val="Hyperlink"/>
@@ -16881,8 +16901,8 @@
         <w:t xml:space="preserve">.</w:t>
       </w:r>
     </w:p>
-    <w:bookmarkEnd w:id="193"/>
-    <w:bookmarkStart w:id="195" w:name="ref-miao2026prlbench"/>
+    <w:bookmarkEnd w:id="194"/>
+    <w:bookmarkStart w:id="196" w:name="ref-miao2026prlbench"/>
     <w:p>
       <w:pPr>
         <w:pStyle w:val="Bibliography"/>
@@ -16934,7 +16954,7 @@
       <w:r>
         <w:t xml:space="preserve"> </w:t>
       </w:r>
-      <w:hyperlink r:id="rId194">
+      <w:hyperlink r:id="rId195">
         <w:r>
           <w:rPr>
             <w:rStyle w:val="Hyperlink"/>
@@ -16946,8 +16966,8 @@
         <w:t xml:space="preserve">.</w:t>
       </w:r>
     </w:p>
-    <w:bookmarkEnd w:id="195"/>
-    <w:bookmarkStart w:id="197" w:name="ref-mohseni2024build"/>
+    <w:bookmarkEnd w:id="196"/>
+    <w:bookmarkStart w:id="198" w:name="ref-mohseni2024build"/>
     <w:p>
       <w:pPr>
         <w:pStyle w:val="Bibliography"/>
@@ -16971,7 +16991,7 @@
       <w:r>
         <w:t xml:space="preserve"> </w:t>
       </w:r>
-      <w:hyperlink r:id="rId196">
+      <w:hyperlink r:id="rId197">
         <w:r>
           <w:rPr>
             <w:rStyle w:val="Hyperlink"/>
@@ -16983,8 +17003,8 @@
         <w:t xml:space="preserve">.</w:t>
       </w:r>
     </w:p>
-    <w:bookmarkEnd w:id="197"/>
-    <w:bookmarkStart w:id="199" w:name="ref-nadeem2023superconducting"/>
+    <w:bookmarkEnd w:id="198"/>
+    <w:bookmarkStart w:id="200" w:name="ref-nadeem2023superconducting"/>
     <w:p>
       <w:pPr>
         <w:pStyle w:val="Bibliography"/>
@@ -17008,7 +17028,7 @@
       <w:r>
         <w:t xml:space="preserve"> </w:t>
       </w:r>
-      <w:hyperlink r:id="rId198">
+      <w:hyperlink r:id="rId199">
         <w:r>
           <w:rPr>
             <w:rStyle w:val="Hyperlink"/>
@@ -17020,8 +17040,8 @@
         <w:t xml:space="preserve">.</w:t>
       </w:r>
     </w:p>
-    <w:bookmarkEnd w:id="199"/>
-    <w:bookmarkStart w:id="201" w:name="ref-otting2026multi"/>
+    <w:bookmarkEnd w:id="200"/>
+    <w:bookmarkStart w:id="202" w:name="ref-otting2026multi"/>
     <w:p>
       <w:pPr>
         <w:pStyle w:val="Bibliography"/>
@@ -17045,7 +17065,7 @@
       <w:r>
         <w:t xml:space="preserve"> </w:t>
       </w:r>
-      <w:hyperlink r:id="rId200">
+      <w:hyperlink r:id="rId201">
         <w:r>
           <w:rPr>
             <w:rStyle w:val="Hyperlink"/>
@@ -17057,8 +17077,8 @@
         <w:t xml:space="preserve">.</w:t>
       </w:r>
     </w:p>
-    <w:bookmarkEnd w:id="201"/>
-    <w:bookmarkStart w:id="203" w:name="ref-ouyang2025high"/>
+    <w:bookmarkEnd w:id="202"/>
+    <w:bookmarkStart w:id="204" w:name="ref-ouyang2025high"/>
     <w:p>
       <w:pPr>
         <w:pStyle w:val="Bibliography"/>
@@ -17094,7 +17114,7 @@
       <w:r>
         <w:t xml:space="preserve"> </w:t>
       </w:r>
-      <w:hyperlink r:id="rId202">
+      <w:hyperlink r:id="rId203">
         <w:r>
           <w:rPr>
             <w:rStyle w:val="Hyperlink"/>
@@ -17106,8 +17126,8 @@
         <w:t xml:space="preserve">.</w:t>
       </w:r>
     </w:p>
-    <w:bookmarkEnd w:id="203"/>
-    <w:bookmarkStart w:id="205" w:name="ref-peng2024flat"/>
+    <w:bookmarkEnd w:id="204"/>
+    <w:bookmarkStart w:id="206" w:name="ref-peng2024flat"/>
     <w:p>
       <w:pPr>
         <w:pStyle w:val="Bibliography"/>
@@ -17146,7 +17166,7 @@
       <w:r>
         <w:t xml:space="preserve"> </w:t>
       </w:r>
-      <w:hyperlink r:id="rId204">
+      <w:hyperlink r:id="rId205">
         <w:r>
           <w:rPr>
             <w:rStyle w:val="Hyperlink"/>
@@ -17158,8 +17178,8 @@
         <w:t xml:space="preserve">.</w:t>
       </w:r>
     </w:p>
-    <w:bookmarkEnd w:id="205"/>
-    <w:bookmarkStart w:id="207" w:name="ref-pogue2022closed"/>
+    <w:bookmarkEnd w:id="206"/>
+    <w:bookmarkStart w:id="208" w:name="ref-pogue2022closed"/>
     <w:p>
       <w:pPr>
         <w:pStyle w:val="Bibliography"/>
@@ -17183,7 +17203,7 @@
       <w:r>
         <w:t xml:space="preserve"> </w:t>
       </w:r>
-      <w:hyperlink r:id="rId206">
+      <w:hyperlink r:id="rId207">
         <w:r>
           <w:rPr>
             <w:rStyle w:val="Hyperlink"/>
@@ -17195,8 +17215,8 @@
         <w:t xml:space="preserve">.</w:t>
       </w:r>
     </w:p>
-    <w:bookmarkEnd w:id="207"/>
-    <w:bookmarkStart w:id="209" w:name="ref-puphal2023single"/>
+    <w:bookmarkEnd w:id="208"/>
+    <w:bookmarkStart w:id="210" w:name="ref-puphal2023single"/>
     <w:p>
       <w:pPr>
         <w:pStyle w:val="Bibliography"/>
@@ -17248,7 +17268,7 @@
       <w:r>
         <w:t xml:space="preserve"> </w:t>
       </w:r>
-      <w:hyperlink r:id="rId208">
+      <w:hyperlink r:id="rId209">
         <w:r>
           <w:rPr>
             <w:rStyle w:val="Hyperlink"/>
@@ -17260,8 +17280,8 @@
         <w:t xml:space="preserve">.</w:t>
       </w:r>
     </w:p>
-    <w:bookmarkEnd w:id="209"/>
-    <w:bookmarkStart w:id="211" w:name="ref-ran2019nearly"/>
+    <w:bookmarkEnd w:id="210"/>
+    <w:bookmarkStart w:id="212" w:name="ref-ran2019nearly"/>
     <w:p>
       <w:pPr>
         <w:pStyle w:val="Bibliography"/>
@@ -17294,7 +17314,7 @@
       <w:r>
         <w:t xml:space="preserve"> </w:t>
       </w:r>
-      <w:hyperlink r:id="rId210">
+      <w:hyperlink r:id="rId211">
         <w:r>
           <w:rPr>
             <w:rStyle w:val="Hyperlink"/>
@@ -17306,8 +17326,8 @@
         <w:t xml:space="preserve">.</w:t>
       </w:r>
     </w:p>
-    <w:bookmarkEnd w:id="211"/>
-    <w:bookmarkStart w:id="213" w:name="ref-rende2026superconductivity"/>
+    <w:bookmarkEnd w:id="212"/>
+    <w:bookmarkStart w:id="214" w:name="ref-rende2026superconductivity"/>
     <w:p>
       <w:pPr>
         <w:pStyle w:val="Bibliography"/>
@@ -17331,7 +17351,7 @@
       <w:r>
         <w:t xml:space="preserve"> </w:t>
       </w:r>
-      <w:hyperlink r:id="rId212">
+      <w:hyperlink r:id="rId213">
         <w:r>
           <w:rPr>
             <w:rStyle w:val="Hyperlink"/>
@@ -17343,8 +17363,8 @@
         <w:t xml:space="preserve">.</w:t>
       </w:r>
     </w:p>
-    <w:bookmarkEnd w:id="213"/>
-    <w:bookmarkStart w:id="215" w:name="ref-roth2026large"/>
+    <w:bookmarkEnd w:id="214"/>
+    <w:bookmarkStart w:id="216" w:name="ref-roth2026large"/>
     <w:p>
       <w:pPr>
         <w:pStyle w:val="Bibliography"/>
@@ -17368,7 +17388,7 @@
       <w:r>
         <w:t xml:space="preserve"> </w:t>
       </w:r>
-      <w:hyperlink r:id="rId214">
+      <w:hyperlink r:id="rId215">
         <w:r>
           <w:rPr>
             <w:rStyle w:val="Hyperlink"/>
@@ -17380,8 +17400,8 @@
         <w:t xml:space="preserve">.</w:t>
       </w:r>
     </w:p>
-    <w:bookmarkEnd w:id="215"/>
-    <w:bookmarkStart w:id="217" w:name="ref-sakakibara2023possible"/>
+    <w:bookmarkEnd w:id="216"/>
+    <w:bookmarkStart w:id="218" w:name="ref-sakakibara2023possible"/>
     <w:p>
       <w:pPr>
         <w:pStyle w:val="Bibliography"/>
@@ -17411,7 +17431,7 @@
       <w:r>
         <w:t xml:space="preserve"> </w:t>
       </w:r>
-      <w:hyperlink r:id="rId216">
+      <w:hyperlink r:id="rId217">
         <w:r>
           <w:rPr>
             <w:rStyle w:val="Hyperlink"/>
@@ -17423,8 +17443,8 @@
         <w:t xml:space="preserve">.</w:t>
       </w:r>
     </w:p>
-    <w:bookmarkEnd w:id="217"/>
-    <w:bookmarkStart w:id="219" w:name="ref-salke2023evidence"/>
+    <w:bookmarkEnd w:id="218"/>
+    <w:bookmarkStart w:id="220" w:name="ref-salke2023evidence"/>
     <w:p>
       <w:pPr>
         <w:pStyle w:val="Bibliography"/>
@@ -17448,7 +17468,7 @@
       <w:r>
         <w:t xml:space="preserve"> </w:t>
       </w:r>
-      <w:hyperlink r:id="rId218">
+      <w:hyperlink r:id="rId219">
         <w:r>
           <w:rPr>
             <w:rStyle w:val="Hyperlink"/>
@@ -17460,8 +17480,8 @@
         <w:t xml:space="preserve">.</w:t>
       </w:r>
     </w:p>
-    <w:bookmarkEnd w:id="219"/>
-    <w:bookmarkStart w:id="221" w:name="ref-sanchez2023disordered"/>
+    <w:bookmarkEnd w:id="220"/>
+    <w:bookmarkStart w:id="222" w:name="ref-sanchez2023disordered"/>
     <w:p>
       <w:pPr>
         <w:pStyle w:val="Bibliography"/>
@@ -17513,7 +17533,7 @@
       <w:r>
         <w:t xml:space="preserve"> </w:t>
       </w:r>
-      <w:hyperlink r:id="rId220">
+      <w:hyperlink r:id="rId221">
         <w:r>
           <w:rPr>
             <w:rStyle w:val="Hyperlink"/>
@@ -17525,8 +17545,8 @@
         <w:t xml:space="preserve">.</w:t>
       </w:r>
     </w:p>
-    <w:bookmarkEnd w:id="221"/>
-    <w:bookmarkStart w:id="223" w:name="ref-sanna2023prediction"/>
+    <w:bookmarkEnd w:id="222"/>
+    <w:bookmarkStart w:id="224" w:name="ref-sanna2023prediction"/>
     <w:p>
       <w:pPr>
         <w:pStyle w:val="Bibliography"/>
@@ -17556,7 +17576,7 @@
       <w:r>
         <w:t xml:space="preserve"> </w:t>
       </w:r>
-      <w:hyperlink r:id="rId222">
+      <w:hyperlink r:id="rId223">
         <w:r>
           <w:rPr>
             <w:rStyle w:val="Hyperlink"/>
@@ -17568,8 +17588,8 @@
         <w:t xml:space="preserve">.</w:t>
       </w:r>
     </w:p>
-    <w:bookmarkEnd w:id="223"/>
-    <w:bookmarkStart w:id="225" w:name="ref-saykin2022high"/>
+    <w:bookmarkEnd w:id="224"/>
+    <w:bookmarkStart w:id="226" w:name="ref-saykin2022high"/>
     <w:p>
       <w:pPr>
         <w:pStyle w:val="Bibliography"/>
@@ -17614,7 +17634,7 @@
       <w:r>
         <w:t xml:space="preserve"> </w:t>
       </w:r>
-      <w:hyperlink r:id="rId224">
+      <w:hyperlink r:id="rId225">
         <w:r>
           <w:rPr>
             <w:rStyle w:val="Hyperlink"/>
@@ -17626,8 +17646,8 @@
         <w:t xml:space="preserve">.</w:t>
       </w:r>
     </w:p>
-    <w:bookmarkEnd w:id="225"/>
-    <w:bookmarkStart w:id="227" w:name="ref-schrade2026altermagnetic"/>
+    <w:bookmarkEnd w:id="226"/>
+    <w:bookmarkStart w:id="228" w:name="ref-schrade2026altermagnetic"/>
     <w:p>
       <w:pPr>
         <w:pStyle w:val="Bibliography"/>
@@ -17651,7 +17671,7 @@
       <w:r>
         <w:t xml:space="preserve"> </w:t>
       </w:r>
-      <w:hyperlink r:id="rId226">
+      <w:hyperlink r:id="rId227">
         <w:r>
           <w:rPr>
             <w:rStyle w:val="Hyperlink"/>
@@ -17663,8 +17683,8 @@
         <w:t xml:space="preserve">.</w:t>
       </w:r>
     </w:p>
-    <w:bookmarkEnd w:id="227"/>
-    <w:bookmarkStart w:id="229" w:name="ref-semenok2023evidence"/>
+    <w:bookmarkEnd w:id="228"/>
+    <w:bookmarkStart w:id="230" w:name="ref-semenok2023evidence"/>
     <w:p>
       <w:pPr>
         <w:pStyle w:val="Bibliography"/>
@@ -17744,7 +17764,7 @@
       <w:r>
         <w:t xml:space="preserve"> </w:t>
       </w:r>
-      <w:hyperlink r:id="rId228">
+      <w:hyperlink r:id="rId229">
         <w:r>
           <w:rPr>
             <w:rStyle w:val="Hyperlink"/>
@@ -17756,8 +17776,8 @@
         <w:t xml:space="preserve">.</w:t>
       </w:r>
     </w:p>
-    <w:bookmarkEnd w:id="229"/>
-    <w:bookmarkStart w:id="231" w:name="ref-shen2023effective"/>
+    <w:bookmarkEnd w:id="230"/>
+    <w:bookmarkStart w:id="232" w:name="ref-shen2023effective"/>
     <w:p>
       <w:pPr>
         <w:pStyle w:val="Bibliography"/>
@@ -17805,7 +17825,7 @@
       <w:r>
         <w:t xml:space="preserve"> </w:t>
       </w:r>
-      <w:hyperlink r:id="rId230">
+      <w:hyperlink r:id="rId231">
         <w:r>
           <w:rPr>
             <w:rStyle w:val="Hyperlink"/>
@@ -17817,8 +17837,8 @@
         <w:t xml:space="preserve">.</w:t>
       </w:r>
     </w:p>
-    <w:bookmarkEnd w:id="231"/>
-    <w:bookmarkStart w:id="233" w:name="ref-snider2020retracted"/>
+    <w:bookmarkEnd w:id="232"/>
+    <w:bookmarkStart w:id="234" w:name="ref-snider2020retracted"/>
     <w:p>
       <w:pPr>
         <w:pStyle w:val="Bibliography"/>
@@ -17851,7 +17871,7 @@
       <w:r>
         <w:t xml:space="preserve"> </w:t>
       </w:r>
-      <w:hyperlink r:id="rId232">
+      <w:hyperlink r:id="rId233">
         <w:r>
           <w:rPr>
             <w:rStyle w:val="Hyperlink"/>
@@ -17863,8 +17883,8 @@
         <w:t xml:space="preserve">.</w:t>
       </w:r>
     </w:p>
-    <w:bookmarkEnd w:id="233"/>
-    <w:bookmarkStart w:id="235" w:name="ref-somayazulu2019evidence"/>
+    <w:bookmarkEnd w:id="234"/>
+    <w:bookmarkStart w:id="236" w:name="ref-somayazulu2019evidence"/>
     <w:p>
       <w:pPr>
         <w:pStyle w:val="Bibliography"/>
@@ -17909,7 +17929,7 @@
       <w:r>
         <w:t xml:space="preserve"> </w:t>
       </w:r>
-      <w:hyperlink r:id="rId234">
+      <w:hyperlink r:id="rId235">
         <w:r>
           <w:rPr>
             <w:rStyle w:val="Hyperlink"/>
@@ -17921,8 +17941,8 @@
         <w:t xml:space="preserve">.</w:t>
       </w:r>
     </w:p>
-    <w:bookmarkEnd w:id="235"/>
-    <w:bookmarkStart w:id="237" w:name="ref-sommer20223dsc"/>
+    <w:bookmarkEnd w:id="236"/>
+    <w:bookmarkStart w:id="238" w:name="ref-sommer20223dsc"/>
     <w:p>
       <w:pPr>
         <w:pStyle w:val="Bibliography"/>
@@ -17946,7 +17966,7 @@
       <w:r>
         <w:t xml:space="preserve"> </w:t>
       </w:r>
-      <w:hyperlink r:id="rId236">
+      <w:hyperlink r:id="rId237">
         <w:r>
           <w:rPr>
             <w:rStyle w:val="Hyperlink"/>
@@ -17958,8 +17978,8 @@
         <w:t xml:space="preserve">.</w:t>
       </w:r>
     </w:p>
-    <w:bookmarkEnd w:id="237"/>
-    <w:bookmarkStart w:id="239" w:name="ref-song2025room"/>
+    <w:bookmarkEnd w:id="238"/>
+    <w:bookmarkStart w:id="240" w:name="ref-song2025room"/>
     <w:p>
       <w:pPr>
         <w:pStyle w:val="Bibliography"/>
@@ -17983,7 +18003,7 @@
       <w:r>
         <w:t xml:space="preserve"> </w:t>
       </w:r>
-      <w:hyperlink r:id="rId238">
+      <w:hyperlink r:id="rId239">
         <w:r>
           <w:rPr>
             <w:rStyle w:val="Hyperlink"/>
@@ -17995,8 +18015,8 @@
         <w:t xml:space="preserve">.</w:t>
       </w:r>
     </w:p>
-    <w:bookmarkEnd w:id="239"/>
-    <w:bookmarkStart w:id="241" w:name="ref-stanev2018machine"/>
+    <w:bookmarkEnd w:id="240"/>
+    <w:bookmarkStart w:id="242" w:name="ref-stanev2018machine"/>
     <w:p>
       <w:pPr>
         <w:pStyle w:val="Bibliography"/>
@@ -18029,7 +18049,7 @@
       <w:r>
         <w:t xml:space="preserve"> </w:t>
       </w:r>
-      <w:hyperlink r:id="rId240">
+      <w:hyperlink r:id="rId241">
         <w:r>
           <w:rPr>
             <w:rStyle w:val="Hyperlink"/>
@@ -18041,8 +18061,8 @@
         <w:t xml:space="preserve">.</w:t>
       </w:r>
     </w:p>
-    <w:bookmarkEnd w:id="241"/>
-    <w:bookmarkStart w:id="243" w:name="ref-sun2023superconductivity"/>
+    <w:bookmarkEnd w:id="242"/>
+    <w:bookmarkStart w:id="244" w:name="ref-sun2023superconductivity"/>
     <w:p>
       <w:pPr>
         <w:pStyle w:val="Bibliography"/>
@@ -18087,7 +18107,7 @@
       <w:r>
         <w:t xml:space="preserve"> </w:t>
       </w:r>
-      <w:hyperlink r:id="rId242">
+      <w:hyperlink r:id="rId243">
         <w:r>
           <w:rPr>
             <w:rStyle w:val="Hyperlink"/>
@@ -18099,8 +18119,8 @@
         <w:t xml:space="preserve">.</w:t>
       </w:r>
     </w:p>
-    <w:bookmarkEnd w:id="243"/>
-    <w:bookmarkStart w:id="245" w:name="ref-szymanski2023autonomous"/>
+    <w:bookmarkEnd w:id="244"/>
+    <w:bookmarkStart w:id="246" w:name="ref-szymanski2023autonomous"/>
     <w:p>
       <w:pPr>
         <w:pStyle w:val="Bibliography"/>
@@ -18133,7 +18153,7 @@
       <w:r>
         <w:t xml:space="preserve"> </w:t>
       </w:r>
-      <w:hyperlink r:id="rId244">
+      <w:hyperlink r:id="rId245">
         <w:r>
           <w:rPr>
             <w:rStyle w:val="Hyperlink"/>
@@ -18145,8 +18165,8 @@
         <w:t xml:space="preserve">.</w:t>
       </w:r>
     </w:p>
-    <w:bookmarkEnd w:id="245"/>
-    <w:bookmarkStart w:id="247" w:name="ref-tallon2024flux"/>
+    <w:bookmarkEnd w:id="246"/>
+    <w:bookmarkStart w:id="248" w:name="ref-tallon2024flux"/>
     <w:p>
       <w:pPr>
         <w:pStyle w:val="Bibliography"/>
@@ -18170,7 +18190,7 @@
       <w:r>
         <w:t xml:space="preserve"> </w:t>
       </w:r>
-      <w:hyperlink r:id="rId246">
+      <w:hyperlink r:id="rId247">
         <w:r>
           <w:rPr>
             <w:rStyle w:val="Hyperlink"/>
@@ -18182,8 +18202,8 @@
         <w:t xml:space="preserve">.</w:t>
       </w:r>
     </w:p>
-    <w:bookmarkEnd w:id="247"/>
-    <w:bookmarkStart w:id="249" w:name="ref-taranto2022unsupervised"/>
+    <w:bookmarkEnd w:id="248"/>
+    <w:bookmarkStart w:id="250" w:name="ref-taranto2022unsupervised"/>
     <w:p>
       <w:pPr>
         <w:pStyle w:val="Bibliography"/>
@@ -18235,7 +18255,7 @@
       <w:r>
         <w:t xml:space="preserve"> </w:t>
       </w:r>
-      <w:hyperlink r:id="rId248">
+      <w:hyperlink r:id="rId249">
         <w:r>
           <w:rPr>
             <w:rStyle w:val="Hyperlink"/>
@@ -18247,8 +18267,8 @@
         <w:t xml:space="preserve">.</w:t>
       </w:r>
     </w:p>
-    <w:bookmarkEnd w:id="249"/>
-    <w:bookmarkStart w:id="251" w:name="ref-thorngren2023higgs"/>
+    <w:bookmarkEnd w:id="250"/>
+    <w:bookmarkStart w:id="252" w:name="ref-thorngren2023higgs"/>
     <w:p>
       <w:pPr>
         <w:pStyle w:val="Bibliography"/>
@@ -18293,7 +18313,7 @@
       <w:r>
         <w:t xml:space="preserve"> </w:t>
       </w:r>
-      <w:hyperlink r:id="rId250">
+      <w:hyperlink r:id="rId251">
         <w:r>
           <w:rPr>
             <w:rStyle w:val="Hyperlink"/>
@@ -18305,8 +18325,8 @@
         <w:t xml:space="preserve">.</w:t>
       </w:r>
     </w:p>
-    <w:bookmarkEnd w:id="251"/>
-    <w:bookmarkStart w:id="253" w:name="ref-tran2025superconductor"/>
+    <w:bookmarkEnd w:id="252"/>
+    <w:bookmarkStart w:id="254" w:name="ref-tran2025superconductor"/>
     <w:p>
       <w:pPr>
         <w:pStyle w:val="Bibliography"/>
@@ -18336,7 +18356,7 @@
       <w:r>
         <w:t xml:space="preserve"> </w:t>
       </w:r>
-      <w:hyperlink r:id="rId252">
+      <w:hyperlink r:id="rId253">
         <w:r>
           <w:rPr>
             <w:rStyle w:val="Hyperlink"/>
@@ -18348,8 +18368,8 @@
         <w:t xml:space="preserve">.</w:t>
       </w:r>
     </w:p>
-    <w:bookmarkEnd w:id="253"/>
-    <w:bookmarkStart w:id="255" w:name="ref-tsintzis2023roadmap"/>
+    <w:bookmarkEnd w:id="254"/>
+    <w:bookmarkStart w:id="256" w:name="ref-tsintzis2023roadmap"/>
     <w:p>
       <w:pPr>
         <w:pStyle w:val="Bibliography"/>
@@ -18379,7 +18399,7 @@
       <w:r>
         <w:t xml:space="preserve"> </w:t>
       </w:r>
-      <w:hyperlink r:id="rId254">
+      <w:hyperlink r:id="rId255">
         <w:r>
           <w:rPr>
             <w:rStyle w:val="Hyperlink"/>
@@ -18391,8 +18411,8 @@
         <w:t xml:space="preserve">.</w:t>
       </w:r>
     </w:p>
-    <w:bookmarkEnd w:id="255"/>
-    <w:bookmarkStart w:id="257" w:name="ref-verresen2022higgs"/>
+    <w:bookmarkEnd w:id="256"/>
+    <w:bookmarkStart w:id="258" w:name="ref-verresen2022higgs"/>
     <w:p>
       <w:pPr>
         <w:pStyle w:val="Bibliography"/>
@@ -18416,7 +18436,7 @@
       <w:r>
         <w:t xml:space="preserve"> </w:t>
       </w:r>
-      <w:hyperlink r:id="rId256">
+      <w:hyperlink r:id="rId257">
         <w:r>
           <w:rPr>
             <w:rStyle w:val="Hyperlink"/>
@@ -18428,8 +18448,8 @@
         <w:t xml:space="preserve">.</w:t>
       </w:r>
     </w:p>
-    <w:bookmarkEnd w:id="257"/>
-    <w:bookmarkStart w:id="259" w:name="ref-vora2024ml"/>
+    <w:bookmarkEnd w:id="258"/>
+    <w:bookmarkStart w:id="260" w:name="ref-vora2024ml"/>
     <w:p>
       <w:pPr>
         <w:pStyle w:val="Bibliography"/>
@@ -18481,7 +18501,7 @@
       <w:r>
         <w:t xml:space="preserve"> </w:t>
       </w:r>
-      <w:hyperlink r:id="rId258">
+      <w:hyperlink r:id="rId259">
         <w:r>
           <w:rPr>
             <w:rStyle w:val="Hyperlink"/>
@@ -18493,8 +18513,8 @@
         <w:t xml:space="preserve">.</w:t>
       </w:r>
     </w:p>
-    <w:bookmarkEnd w:id="259"/>
-    <w:bookmarkStart w:id="261" w:name="ref-wang2022symmetry"/>
+    <w:bookmarkEnd w:id="260"/>
+    <w:bookmarkStart w:id="262" w:name="ref-wang2022symmetry"/>
     <w:p>
       <w:pPr>
         <w:pStyle w:val="Bibliography"/>
@@ -18518,7 +18538,7 @@
       <w:r>
         <w:t xml:space="preserve"> </w:t>
       </w:r>
-      <w:hyperlink r:id="rId260">
+      <w:hyperlink r:id="rId261">
         <w:r>
           <w:rPr>
             <w:rStyle w:val="Hyperlink"/>
@@ -18530,8 +18550,8 @@
         <w:t xml:space="preserve">.</w:t>
       </w:r>
     </w:p>
-    <w:bookmarkEnd w:id="261"/>
-    <w:bookmarkStart w:id="263" w:name="ref-wang2023pressurea"/>
+    <w:bookmarkEnd w:id="262"/>
+    <w:bookmarkStart w:id="264" w:name="ref-wang2023pressurea"/>
     <w:p>
       <w:pPr>
         <w:pStyle w:val="Bibliography"/>
@@ -18570,7 +18590,7 @@
       <w:r>
         <w:t xml:space="preserve"> </w:t>
       </w:r>
-      <w:hyperlink r:id="rId262">
+      <w:hyperlink r:id="rId263">
         <w:r>
           <w:rPr>
             <w:rStyle w:val="Hyperlink"/>
@@ -18582,8 +18602,8 @@
         <w:t xml:space="preserve">.</w:t>
       </w:r>
     </w:p>
-    <w:bookmarkEnd w:id="263"/>
-    <w:bookmarkStart w:id="265" w:name="ref-wang2025discoverya"/>
+    <w:bookmarkEnd w:id="264"/>
+    <w:bookmarkStart w:id="266" w:name="ref-wang2025discoverya"/>
     <w:p>
       <w:pPr>
         <w:pStyle w:val="Bibliography"/>
@@ -18607,7 +18627,7 @@
       <w:r>
         <w:t xml:space="preserve"> </w:t>
       </w:r>
-      <w:hyperlink r:id="rId264">
+      <w:hyperlink r:id="rId265">
         <w:r>
           <w:rPr>
             <w:rStyle w:val="Hyperlink"/>
@@ -18619,8 +18639,8 @@
         <w:t xml:space="preserve">.</w:t>
       </w:r>
     </w:p>
-    <w:bookmarkEnd w:id="265"/>
-    <w:bookmarkStart w:id="267" w:name="ref-wang2026naturebench"/>
+    <w:bookmarkEnd w:id="266"/>
+    <w:bookmarkStart w:id="268" w:name="ref-wang2026naturebench"/>
     <w:p>
       <w:pPr>
         <w:pStyle w:val="Bibliography"/>
@@ -18697,7 +18717,7 @@
       <w:r>
         <w:t xml:space="preserve"> </w:t>
       </w:r>
-      <w:hyperlink r:id="rId266">
+      <w:hyperlink r:id="rId267">
         <w:r>
           <w:rPr>
             <w:rStyle w:val="Hyperlink"/>
@@ -18709,8 +18729,8 @@
         <w:t xml:space="preserve">.</w:t>
       </w:r>
     </w:p>
-    <w:bookmarkEnd w:id="267"/>
-    <w:bookmarkStart w:id="269" w:name="ref-wang2025recent"/>
+    <w:bookmarkEnd w:id="268"/>
+    <w:bookmarkStart w:id="270" w:name="ref-wang2025recent"/>
     <w:p>
       <w:pPr>
         <w:pStyle w:val="Bibliography"/>
@@ -18740,7 +18760,7 @@
       <w:r>
         <w:t xml:space="preserve"> </w:t>
       </w:r>
-      <w:hyperlink r:id="rId268">
+      <w:hyperlink r:id="rId269">
         <w:r>
           <w:rPr>
             <w:rStyle w:val="Hyperlink"/>
@@ -18752,8 +18772,8 @@
         <w:t xml:space="preserve">.</w:t>
       </w:r>
     </w:p>
-    <w:bookmarkEnd w:id="269"/>
-    <w:bookmarkStart w:id="271" w:name="ref-wines2023recent"/>
+    <w:bookmarkEnd w:id="270"/>
+    <w:bookmarkStart w:id="272" w:name="ref-wines2023recent"/>
     <w:p>
       <w:pPr>
         <w:pStyle w:val="Bibliography"/>
@@ -18795,7 +18815,7 @@
       <w:r>
         <w:t xml:space="preserve"> </w:t>
       </w:r>
-      <w:hyperlink r:id="rId270">
+      <w:hyperlink r:id="rId271">
         <w:r>
           <w:rPr>
             <w:rStyle w:val="Hyperlink"/>
@@ -18807,8 +18827,8 @@
         <w:t xml:space="preserve">.</w:t>
       </w:r>
     </w:p>
-    <w:bookmarkEnd w:id="271"/>
-    <w:bookmarkStart w:id="273" w:name="ref-wu2023enhanced"/>
+    <w:bookmarkEnd w:id="272"/>
+    <w:bookmarkStart w:id="274" w:name="ref-wu2023enhanced"/>
     <w:p>
       <w:pPr>
         <w:pStyle w:val="Bibliography"/>
@@ -18847,7 +18867,7 @@
       <w:r>
         <w:t xml:space="preserve"> </w:t>
       </w:r>
-      <w:hyperlink r:id="rId272">
+      <w:hyperlink r:id="rId273">
         <w:r>
           <w:rPr>
             <w:rStyle w:val="Hyperlink"/>
@@ -18859,8 +18879,8 @@
         <w:t xml:space="preserve">.</w:t>
       </w:r>
     </w:p>
-    <w:bookmarkEnd w:id="273"/>
-    <w:bookmarkStart w:id="275" w:name="ref-xu2023altermagnetic"/>
+    <w:bookmarkEnd w:id="274"/>
+    <w:bookmarkStart w:id="276" w:name="ref-xu2023altermagnetic"/>
     <w:p>
       <w:pPr>
         <w:pStyle w:val="Bibliography"/>
@@ -18899,7 +18919,7 @@
       <w:r>
         <w:t xml:space="preserve"> </w:t>
       </w:r>
-      <w:hyperlink r:id="rId274">
+      <w:hyperlink r:id="rId275">
         <w:r>
           <w:rPr>
             <w:rStyle w:val="Hyperlink"/>
@@ -18911,8 +18931,8 @@
         <w:t xml:space="preserve">.</w:t>
       </w:r>
     </w:p>
-    <w:bookmarkEnd w:id="275"/>
-    <w:bookmarkStart w:id="277" w:name="ref-xu2023coexistence"/>
+    <w:bookmarkEnd w:id="276"/>
+    <w:bookmarkStart w:id="278" w:name="ref-xu2023coexistence"/>
     <w:p>
       <w:pPr>
         <w:pStyle w:val="Bibliography"/>
@@ -18942,7 +18962,7 @@
       <w:r>
         <w:t xml:space="preserve"> </w:t>
       </w:r>
-      <w:hyperlink r:id="rId276">
+      <w:hyperlink r:id="rId277">
         <w:r>
           <w:rPr>
             <w:rStyle w:val="Hyperlink"/>
@@ -18954,8 +18974,8 @@
         <w:t xml:space="preserve">.</w:t>
       </w:r>
     </w:p>
-    <w:bookmarkEnd w:id="277"/>
-    <w:bookmarkStart w:id="279" w:name="ref-yang2022superconductivitya"/>
+    <w:bookmarkEnd w:id="278"/>
+    <w:bookmarkStart w:id="280" w:name="ref-yang2022superconductivitya"/>
     <w:p>
       <w:pPr>
         <w:pStyle w:val="Bibliography"/>
@@ -18994,7 +19014,7 @@
       <w:r>
         <w:t xml:space="preserve"> </w:t>
       </w:r>
-      <w:hyperlink r:id="rId278">
+      <w:hyperlink r:id="rId279">
         <w:r>
           <w:rPr>
             <w:rStyle w:val="Hyperlink"/>
@@ -19006,8 +19026,8 @@
         <w:t xml:space="preserve">.</w:t>
       </w:r>
     </w:p>
-    <w:bookmarkEnd w:id="279"/>
-    <w:bookmarkStart w:id="281" w:name="ref-yu2023nontrivial"/>
+    <w:bookmarkEnd w:id="280"/>
+    <w:bookmarkStart w:id="282" w:name="ref-yu2023nontrivial"/>
     <w:p>
       <w:pPr>
         <w:pStyle w:val="Bibliography"/>
@@ -19037,7 +19057,7 @@
       <w:r>
         <w:t xml:space="preserve"> </w:t>
       </w:r>
-      <w:hyperlink r:id="rId280">
+      <w:hyperlink r:id="rId281">
         <w:r>
           <w:rPr>
             <w:rStyle w:val="Hyperlink"/>
@@ -19049,8 +19069,8 @@
         <w:t xml:space="preserve">.</w:t>
       </w:r>
     </w:p>
-    <w:bookmarkEnd w:id="281"/>
-    <w:bookmarkStart w:id="283" w:name="ref-zhang2023high"/>
+    <w:bookmarkEnd w:id="282"/>
+    <w:bookmarkStart w:id="284" w:name="ref-zhang2023high"/>
     <w:p>
       <w:pPr>
         <w:pStyle w:val="Bibliography"/>
@@ -19103,7 +19123,7 @@
       <w:r>
         <w:t xml:space="preserve"> </w:t>
       </w:r>
-      <w:hyperlink r:id="rId282">
+      <w:hyperlink r:id="rId283">
         <w:r>
           <w:rPr>
             <w:rStyle w:val="Hyperlink"/>
@@ -19115,8 +19135,8 @@
         <w:t xml:space="preserve">.</w:t>
       </w:r>
     </w:p>
-    <w:bookmarkEnd w:id="283"/>
-    <w:bookmarkStart w:id="285" w:name="ref-zhang2026superconductivity"/>
+    <w:bookmarkEnd w:id="284"/>
+    <w:bookmarkStart w:id="286" w:name="ref-zhang2026superconductivity"/>
     <w:p>
       <w:pPr>
         <w:pStyle w:val="Bibliography"/>
@@ -19140,7 +19160,7 @@
       <w:r>
         <w:t xml:space="preserve"> </w:t>
       </w:r>
-      <w:hyperlink r:id="rId284">
+      <w:hyperlink r:id="rId285">
         <w:r>
           <w:rPr>
             <w:rStyle w:val="Hyperlink"/>
@@ -19152,8 +19172,8 @@
         <w:t xml:space="preserve">.</w:t>
       </w:r>
     </w:p>
-    <w:bookmarkEnd w:id="285"/>
-    <w:bookmarkStart w:id="287" w:name="ref-zhou2024ambient"/>
+    <w:bookmarkEnd w:id="286"/>
+    <w:bookmarkStart w:id="288" w:name="ref-zhou2024ambient"/>
     <w:p>
       <w:pPr>
         <w:pStyle w:val="Bibliography"/>
@@ -19183,7 +19203,7 @@
       <w:r>
         <w:t xml:space="preserve"> </w:t>
       </w:r>
-      <w:hyperlink r:id="rId286">
+      <w:hyperlink r:id="rId287">
         <w:r>
           <w:rPr>
             <w:rStyle w:val="Hyperlink"/>
@@ -19195,8 +19215,8 @@
         <w:t xml:space="preserve">.</w:t>
       </w:r>
     </w:p>
-    <w:bookmarkEnd w:id="287"/>
-    <w:bookmarkStart w:id="289" w:name="ref-zhou2025superconductivity"/>
+    <w:bookmarkEnd w:id="288"/>
+    <w:bookmarkStart w:id="290" w:name="ref-zhou2025superconductivity"/>
     <w:p>
       <w:pPr>
         <w:pStyle w:val="Bibliography"/>
@@ -19226,7 +19246,7 @@
       <w:r>
         <w:t xml:space="preserve"> </w:t>
       </w:r>
-      <w:hyperlink r:id="rId288">
+      <w:hyperlink r:id="rId289">
         <w:r>
           <w:rPr>
             <w:rStyle w:val="Hyperlink"/>
@@ -19238,8 +19258,8 @@
         <w:t xml:space="preserve">.</w:t>
       </w:r>
     </w:p>
-    <w:bookmarkEnd w:id="289"/>
-    <w:bookmarkStart w:id="291" w:name="ref-zhou2023investigations"/>
+    <w:bookmarkEnd w:id="290"/>
+    <w:bookmarkStart w:id="292" w:name="ref-zhou2023investigations"/>
     <w:p>
       <w:pPr>
         <w:pStyle w:val="Bibliography"/>
@@ -19278,7 +19298,7 @@
       <w:r>
         <w:t xml:space="preserve"> </w:t>
       </w:r>
-      <w:hyperlink r:id="rId290">
+      <w:hyperlink r:id="rId291">
         <w:r>
           <w:rPr>
             <w:rStyle w:val="Hyperlink"/>
@@ -19290,9 +19310,9 @@
         <w:t xml:space="preserve">.</w:t>
       </w:r>
     </w:p>
-    <w:bookmarkEnd w:id="291"/>
     <w:bookmarkEnd w:id="292"/>
     <w:bookmarkEnd w:id="293"/>
+    <w:bookmarkEnd w:id="294"/>
     <w:sectPr>
       <w:footnotePr>
         <w:numRestart w:val="eachSect"/>

--- a/draft/survey_v1.docx
+++ b/draft/survey_v1.docx
@@ -1593,7 +1593,7 @@
           <w:rPr>
             <w:rStyle w:val="Hyperlink"/>
           </w:rPr>
-          <w:t xml:space="preserve">Tran et al. 2025</w:t>
+          <w:t xml:space="preserve">Tran et al. 2024</w:t>
         </w:r>
       </w:hyperlink>
       <w:r>
@@ -1619,7 +1619,7 @@
           <w:rPr>
             <w:rStyle w:val="Hyperlink"/>
           </w:rPr>
-          <w:t xml:space="preserve">Adiga and Waghmare 2025</w:t>
+          <w:t xml:space="preserve">Adiga and Waghmare 2026</w:t>
         </w:r>
       </w:hyperlink>
       <w:r>
@@ -4018,7 +4018,7 @@
           <w:rPr>
             <w:rStyle w:val="Hyperlink"/>
           </w:rPr>
-          <w:t xml:space="preserve">Zhang et al. 2023</w:t>
+          <w:t xml:space="preserve">Zhang et al. 2024</w:t>
         </w:r>
       </w:hyperlink>
       <w:r>
@@ -4050,7 +4050,7 @@
           <w:rPr>
             <w:rStyle w:val="Hyperlink"/>
           </w:rPr>
-          <w:t xml:space="preserve">Wang et al. 2023</w:t>
+          <w:t xml:space="preserve">Wang et al. 2024</w:t>
         </w:r>
       </w:hyperlink>
       <w:r>
@@ -4297,7 +4297,7 @@
           <w:rPr>
             <w:rStyle w:val="Hyperlink"/>
           </w:rPr>
-          <w:t xml:space="preserve">Zhou et al. 2024</w:t>
+          <w:t xml:space="preserve">Zhou et al. 2025</w:t>
         </w:r>
       </w:hyperlink>
       <w:r>
@@ -4329,7 +4329,7 @@
           <w:rPr>
             <w:rStyle w:val="Hyperlink"/>
           </w:rPr>
-          <w:t xml:space="preserve">Zhou et al. 2025</w:t>
+          <w:t xml:space="preserve">Zhou et al. 2026</w:t>
         </w:r>
       </w:hyperlink>
       <w:r>
@@ -4433,7 +4433,7 @@
           <w:rPr>
             <w:rStyle w:val="Hyperlink"/>
           </w:rPr>
-          <w:t xml:space="preserve">Gu et al. 2023</w:t>
+          <w:t xml:space="preserve">Gu et al. 2025</w:t>
         </w:r>
       </w:hyperlink>
       <w:r>
@@ -4461,7 +4461,7 @@
           <w:rPr>
             <w:rStyle w:val="Hyperlink"/>
           </w:rPr>
-          <w:t xml:space="preserve">Sakakibara et al. 2023</w:t>
+          <w:t xml:space="preserve">Sakakibara et al. 2024</w:t>
         </w:r>
       </w:hyperlink>
       <w:r>
@@ -5373,7 +5373,7 @@
           <w:rPr>
             <w:rStyle w:val="Hyperlink"/>
           </w:rPr>
-          <w:t xml:space="preserve">Corbae et al. 2025</w:t>
+          <w:t xml:space="preserve">Corbae et al. 2026</w:t>
         </w:r>
       </w:hyperlink>
       <w:r>
@@ -5581,7 +5581,7 @@
           <w:rPr>
             <w:rStyle w:val="Hyperlink"/>
           </w:rPr>
-          <w:t xml:space="preserve">Holleis et al. 2023</w:t>
+          <w:t xml:space="preserve">Holleis et al. 2025</w:t>
         </w:r>
       </w:hyperlink>
       <w:r>
@@ -5613,7 +5613,7 @@
           <w:rPr>
             <w:rStyle w:val="Hyperlink"/>
           </w:rPr>
-          <w:t xml:space="preserve">Lau and Coleman 2023</w:t>
+          <w:t xml:space="preserve">Lau and Coleman 2025</w:t>
         </w:r>
       </w:hyperlink>
       <w:r>
@@ -5664,7 +5664,7 @@
           <w:rPr>
             <w:rStyle w:val="Hyperlink"/>
           </w:rPr>
-          <w:t xml:space="preserve">Jiang et al. 2021</w:t>
+          <w:t xml:space="preserve">Jiang et al. 2022</w:t>
         </w:r>
       </w:hyperlink>
       <w:r>
@@ -5711,13 +5711,65 @@
         <w:t xml:space="preserve">)</w:t>
       </w:r>
       <w:r>
-        <w:t xml:space="preserve">, time-reversal-symmetry breaking is</w:t>
-      </w:r>
-      <w:r>
-        <w:t xml:space="preserve"> </w:t>
-      </w:r>
-      <w:r>
-        <w:t xml:space="preserve">contested</w:t>
+        <w:t xml:space="preserve">, and unusual flux quantization in units</w:t>
+      </w:r>
+      <w:r>
+        <w:t xml:space="preserve"> </w:t>
+      </w:r>
+      <w:r>
+        <w:t xml:space="preserve">of</w:t>
+      </w:r>
+      <w:r>
+        <w:t xml:space="preserve"> </w:t>
+      </w:r>
+      <m:oMath>
+        <m:r>
+          <m:t>h</m:t>
+        </m:r>
+        <m:r>
+          <m:rPr>
+            <m:sty m:val="p"/>
+          </m:rPr>
+          <m:t>/</m:t>
+        </m:r>
+        <m:r>
+          <m:t>4</m:t>
+        </m:r>
+        <m:r>
+          <m:t>e</m:t>
+        </m:r>
+      </m:oMath>
+      <w:r>
+        <w:t xml:space="preserve"> </w:t>
+      </w:r>
+      <w:r>
+        <w:t xml:space="preserve">and</w:t>
+      </w:r>
+      <w:r>
+        <w:t xml:space="preserve"> </w:t>
+      </w:r>
+      <m:oMath>
+        <m:r>
+          <m:t>h</m:t>
+        </m:r>
+        <m:r>
+          <m:rPr>
+            <m:sty m:val="p"/>
+          </m:rPr>
+          <m:t>/</m:t>
+        </m:r>
+        <m:r>
+          <m:t>6</m:t>
+        </m:r>
+        <m:r>
+          <m:t>e</m:t>
+        </m:r>
+      </m:oMath>
+      <w:r>
+        <w:t xml:space="preserve"> </w:t>
+      </w:r>
+      <w:r>
+        <w:t xml:space="preserve">has been reported in ring devices</w:t>
       </w:r>
       <w:r>
         <w:t xml:space="preserve"> </w:t>
@@ -5725,25 +5777,100 @@
       <w:r>
         <w:t xml:space="preserve">(</w:t>
       </w:r>
+      <w:hyperlink w:anchor="ref-ge2022charge">
+        <w:r>
+          <w:rPr>
+            <w:rStyle w:val="Hyperlink"/>
+          </w:rPr>
+          <w:t xml:space="preserve">Ge et al. 2024</w:t>
+        </w:r>
+      </w:hyperlink>
+      <w:r>
+        <w:t xml:space="preserve">)</w:t>
+      </w:r>
+      <w:r>
+        <w:t xml:space="preserve">. Whether the</w:t>
+      </w:r>
+      <w:r>
+        <w:t xml:space="preserve"> </w:t>
+      </w:r>
+      <w:r>
+        <w:t xml:space="preserve">charge-ordered state breaks time-reversal symmetry remains disputed: high-resolution</w:t>
+      </w:r>
+      <w:r>
+        <w:t xml:space="preserve"> </w:t>
+      </w:r>
+      <w:r>
+        <w:t xml:space="preserve">Sagnac Kerr measurements on CsV</w:t>
+      </w:r>
+      <m:oMath>
+        <m:sSub>
+          <m:e>
+            <m:r>
+              <m:t>​</m:t>
+            </m:r>
+          </m:e>
+          <m:sub>
+            <m:r>
+              <m:t>3</m:t>
+            </m:r>
+          </m:sub>
+        </m:sSub>
+      </m:oMath>
+      <w:r>
+        <w:t xml:space="preserve">Sb</w:t>
+      </w:r>
+      <m:oMath>
+        <m:sSub>
+          <m:e>
+            <m:r>
+              <m:t>​</m:t>
+            </m:r>
+          </m:e>
+          <m:sub>
+            <m:r>
+              <m:t>5</m:t>
+            </m:r>
+          </m:sub>
+        </m:sSub>
+      </m:oMath>
+      <w:r>
+        <w:t xml:space="preserve"> </w:t>
+      </w:r>
+      <w:r>
+        <w:t xml:space="preserve">found no signal to a 30 nanoradian noise</w:t>
+      </w:r>
+      <w:r>
+        <w:t xml:space="preserve"> </w:t>
+      </w:r>
+      <w:r>
+        <w:t xml:space="preserve">floor, leading those authors to conclude that time-reversal-symmetry breaking in the</w:t>
+      </w:r>
+      <w:r>
+        <w:t xml:space="preserve"> </w:t>
+      </w:r>
+      <w:r>
+        <w:t xml:space="preserve">charge-ordered state is highly unlikely</w:t>
+      </w:r>
+      <w:r>
+        <w:t xml:space="preserve"> </w:t>
+      </w:r>
+      <w:r>
+        <w:t xml:space="preserve">(</w:t>
+      </w:r>
       <w:hyperlink w:anchor="ref-saykin2022high">
         <w:r>
           <w:rPr>
             <w:rStyle w:val="Hyperlink"/>
           </w:rPr>
-          <w:t xml:space="preserve">Saykin et al. 2022</w:t>
+          <w:t xml:space="preserve">Saykin et al. 2023</w:t>
         </w:r>
       </w:hyperlink>
       <w:r>
         <w:t xml:space="preserve">)</w:t>
       </w:r>
       <w:r>
-        <w:t xml:space="preserve">, and unusual flux quantization has been reported in ring</w:t>
-      </w:r>
-      <w:r>
-        <w:t xml:space="preserve"> </w:t>
-      </w:r>
-      <w:r>
-        <w:t xml:space="preserve">devices</w:t>
+        <w:t xml:space="preserve">. Titanium-based analogues extend the family</w:t>
       </w:r>
       <w:r>
         <w:t xml:space="preserve"> </w:t>
@@ -5751,32 +5878,12 @@
       <w:r>
         <w:t xml:space="preserve">(</w:t>
       </w:r>
-      <w:hyperlink w:anchor="ref-ge2022charge">
-        <w:r>
-          <w:rPr>
-            <w:rStyle w:val="Hyperlink"/>
-          </w:rPr>
-          <w:t xml:space="preserve">Ge et al. 2022</w:t>
-        </w:r>
-      </w:hyperlink>
-      <w:r>
-        <w:t xml:space="preserve">)</w:t>
-      </w:r>
-      <w:r>
-        <w:t xml:space="preserve">. Titanium-based analogues extend the family</w:t>
-      </w:r>
-      <w:r>
-        <w:t xml:space="preserve"> </w:t>
-      </w:r>
-      <w:r>
-        <w:t xml:space="preserve">(</w:t>
-      </w:r>
       <w:hyperlink w:anchor="ref-yang2022superconductivitya">
         <w:r>
           <w:rPr>
             <w:rStyle w:val="Hyperlink"/>
           </w:rPr>
-          <w:t xml:space="preserve">Yang et al. 2022</w:t>
+          <w:t xml:space="preserve">Yang et al. 2024</w:t>
         </w:r>
       </w:hyperlink>
       <w:r>
@@ -5858,7 +5965,7 @@
           <w:rPr>
             <w:rStyle w:val="Hyperlink"/>
           </w:rPr>
-          <w:t xml:space="preserve">Dvir et al. 2022</w:t>
+          <w:t xml:space="preserve">Dvir et al. 2023</w:t>
         </w:r>
       </w:hyperlink>
       <w:r>
@@ -5872,7 +5979,7 @@
           <w:rPr>
             <w:rStyle w:val="Hyperlink"/>
           </w:rPr>
-          <w:t xml:space="preserve">Tsintzis et al. 2023</w:t>
+          <w:t xml:space="preserve">Tsintzis et al. 2024</w:t>
         </w:r>
       </w:hyperlink>
       <w:r>
@@ -5886,7 +5993,7 @@
           <w:rPr>
             <w:rStyle w:val="Hyperlink"/>
           </w:rPr>
-          <w:t xml:space="preserve">Bordin et al. 2023</w:t>
+          <w:t xml:space="preserve">Bordin et al. 2024</w:t>
         </w:r>
       </w:hyperlink>
       <w:r>
@@ -5935,7 +6042,7 @@
           <w:rPr>
             <w:rStyle w:val="Hyperlink"/>
           </w:rPr>
-          <w:t xml:space="preserve">Lotfizadeh et al. 2023</w:t>
+          <w:t xml:space="preserve">Lotfizadeh et al. 2024</w:t>
         </w:r>
       </w:hyperlink>
       <w:r>
@@ -6028,7 +6135,7 @@
           <w:rPr>
             <w:rStyle w:val="Hyperlink"/>
           </w:rPr>
-          <w:t xml:space="preserve">Wu et al. 2023</w:t>
+          <w:t xml:space="preserve">Wu et al. 2024</w:t>
         </w:r>
       </w:hyperlink>
       <w:r>
@@ -6115,7 +6222,7 @@
           <w:rPr>
             <w:rStyle w:val="Hyperlink"/>
           </w:rPr>
-          <w:t xml:space="preserve">Mazin 2022</w:t>
+          <w:t xml:space="preserve">Mazin 2025</w:t>
         </w:r>
       </w:hyperlink>
       <w:r>
@@ -6158,7 +6265,7 @@
           <w:rPr>
             <w:rStyle w:val="Hyperlink"/>
           </w:rPr>
-          <w:t xml:space="preserve">C. Xu et al. 2023</w:t>
+          <w:t xml:space="preserve">Xu et al. 2025</w:t>
         </w:r>
       </w:hyperlink>
       <w:r>
@@ -6172,7 +6279,7 @@
           <w:rPr>
             <w:rStyle w:val="Hyperlink"/>
           </w:rPr>
-          <w:t xml:space="preserve">Peng et al. 2024</w:t>
+          <w:t xml:space="preserve">Peng et al. 2025</w:t>
         </w:r>
       </w:hyperlink>
       <w:r>
@@ -6313,7 +6420,7 @@
           <w:rPr>
             <w:rStyle w:val="Hyperlink"/>
           </w:rPr>
-          <w:t xml:space="preserve">Anthony-Petersen et al. 2022</w:t>
+          <w:t xml:space="preserve">Anthony-Petersen et al. 2024</w:t>
         </w:r>
       </w:hyperlink>
       <w:r>
@@ -6486,7 +6593,7 @@
           <w:rPr>
             <w:rStyle w:val="Hyperlink"/>
           </w:rPr>
-          <w:t xml:space="preserve">H. Xu et al. 2023</w:t>
+          <w:t xml:space="preserve">Xu et al. 2024</w:t>
         </w:r>
       </w:hyperlink>
       <w:r>
@@ -6552,7 +6659,7 @@
           <w:rPr>
             <w:rStyle w:val="Hyperlink"/>
           </w:rPr>
-          <w:t xml:space="preserve">Yu et al. 2023</w:t>
+          <w:t xml:space="preserve">Yu et al. 2024</w:t>
         </w:r>
       </w:hyperlink>
       <w:r>
@@ -6972,7 +7079,7 @@
           <w:rPr>
             <w:rStyle w:val="Hyperlink"/>
           </w:rPr>
-          <w:t xml:space="preserve">Sanna et al. 2023</w:t>
+          <w:t xml:space="preserve">Sanna et al. 2024</w:t>
         </w:r>
       </w:hyperlink>
       <w:r>
@@ -7950,7 +8057,7 @@
           <w:rPr>
             <w:rStyle w:val="Hyperlink"/>
           </w:rPr>
-          <w:t xml:space="preserve">Tran et al. 2025</w:t>
+          <w:t xml:space="preserve">Tran et al. 2024</w:t>
         </w:r>
       </w:hyperlink>
       <w:r>
@@ -8380,7 +8487,7 @@
           <w:rPr>
             <w:rStyle w:val="Hyperlink"/>
           </w:rPr>
-          <w:t xml:space="preserve">Sanna et al. 2023</w:t>
+          <w:t xml:space="preserve">Sanna et al. 2024</w:t>
         </w:r>
       </w:hyperlink>
       <w:r>
@@ -8621,7 +8728,7 @@
           <w:rPr>
             <w:rStyle w:val="Hyperlink"/>
           </w:rPr>
-          <w:t xml:space="preserve">Han et al. 2024</w:t>
+          <w:t xml:space="preserve">Han et al. 2025</w:t>
         </w:r>
       </w:hyperlink>
       <w:r>
@@ -9545,25 +9652,46 @@
         <w:t xml:space="preserve"> </w:t>
       </w:r>
       <w:r>
-        <w:t xml:space="preserve">is worth. A perspective on the</w:t>
-      </w:r>
-      <w:r>
-        <w:t xml:space="preserve"> </w:t>
-      </w:r>
-      <w:r>
-        <w:t xml:space="preserve">GNoME result argued that scaled-up stability prediction had not been shown to yield</w:t>
-      </w:r>
-      <w:r>
-        <w:t xml:space="preserve"> </w:t>
-      </w:r>
-      <w:r>
-        <w:t xml:space="preserve">the compounds an experimentalist would call new, and questioned how many of the</w:t>
-      </w:r>
-      <w:r>
-        <w:t xml:space="preserve"> </w:t>
-      </w:r>
-      <w:r>
-        <w:t xml:space="preserve">predicted structures are meaningfully distinct</w:t>
+        <w:t xml:space="preserve">is worth. Examining the claims of</w:t>
+      </w:r>
+      <w:r>
+        <w:t xml:space="preserve"> </w:t>
+      </w:r>
+      <w:r>
+        <w:t xml:space="preserve">the GNoME work, Cheetham and Seshadri report</w:t>
+      </w:r>
+      <w:r>
+        <w:t xml:space="preserve"> </w:t>
+      </w:r>
+      <w:r>
+        <w:t xml:space="preserve">“scant evidence for compounds that</w:t>
+      </w:r>
+      <w:r>
+        <w:t xml:space="preserve"> </w:t>
+      </w:r>
+      <w:r>
+        <w:t xml:space="preserve">fulfill the trifecta of novelty, credibility, and utility”</w:t>
+      </w:r>
+      <w:r>
+        <w:t xml:space="preserve">, and conclude that while</w:t>
+      </w:r>
+      <w:r>
+        <w:t xml:space="preserve"> </w:t>
+      </w:r>
+      <w:r>
+        <w:t xml:space="preserve">the methods hold promise there is</w:t>
+      </w:r>
+      <w:r>
+        <w:t xml:space="preserve"> </w:t>
+      </w:r>
+      <w:r>
+        <w:t xml:space="preserve">“a great need to incorporate domain expertise in</w:t>
+      </w:r>
+      <w:r>
+        <w:t xml:space="preserve"> </w:t>
+      </w:r>
+      <w:r>
+        <w:t xml:space="preserve">materials synthesis and crystallography”</w:t>
       </w:r>
       <w:r>
         <w:t xml:space="preserve"> </w:t>
@@ -9589,7 +9717,13 @@
         <w:t xml:space="preserve"> </w:t>
       </w:r>
       <w:r>
-        <w:t xml:space="preserve">concerns autonomous synthesis: an analysis of the A-Lab result</w:t>
+        <w:t xml:space="preserve">concerns autonomous synthesis. Taking the A-Lab report of 43 autonomously discovered</w:t>
+      </w:r>
+      <w:r>
+        <w:t xml:space="preserve"> </w:t>
+      </w:r>
+      <w:r>
+        <w:t xml:space="preserve">novel materials</w:t>
       </w:r>
       <w:r>
         <w:t xml:space="preserve"> </w:t>
@@ -9612,19 +9746,19 @@
         <w:t xml:space="preserve"> </w:t>
       </w:r>
       <w:r>
-        <w:t xml:space="preserve">disputed the claim of autonomously discovered novel</w:t>
-      </w:r>
-      <w:r>
-        <w:t xml:space="preserve"> </w:t>
-      </w:r>
-      <w:r>
-        <w:t xml:space="preserve">materials, arguing that the automated phase identification did not support the</w:t>
-      </w:r>
-      <w:r>
-        <w:t xml:space="preserve"> </w:t>
-      </w:r>
-      <w:r>
-        <w:t xml:space="preserve">conclusions drawn from it</w:t>
+        <w:t xml:space="preserve">as their example, Leeman and co-workers</w:t>
+      </w:r>
+      <w:r>
+        <w:t xml:space="preserve"> </w:t>
+      </w:r>
+      <w:r>
+        <w:t xml:space="preserve">examined all 43 synthetic products, identified four recurring shortfalls in the</w:t>
+      </w:r>
+      <w:r>
+        <w:t xml:space="preserve"> </w:t>
+      </w:r>
+      <w:r>
+        <w:t xml:space="preserve">analysis, and concluded that no new materials had been discovered in that work</w:t>
       </w:r>
       <w:r>
         <w:t xml:space="preserve"> </w:t>
@@ -9805,7 +9939,7 @@
           <w:rPr>
             <w:rStyle w:val="Hyperlink"/>
           </w:rPr>
-          <w:t xml:space="preserve">Fang et al. 2023</w:t>
+          <w:t xml:space="preserve">Fang et al. 2024</w:t>
         </w:r>
       </w:hyperlink>
       <w:r>
@@ -11338,19 +11472,19 @@
         <w:t xml:space="preserve">)</w:t>
       </w:r>
       <w:r>
-        <w:t xml:space="preserve">, and the field has begun describing its own next</w:t>
-      </w:r>
-      <w:r>
-        <w:t xml:space="preserve"> </w:t>
-      </w:r>
-      <w:r>
-        <w:t xml:space="preserve">phase as integrating synthesis, characterization and theory under shared, community</w:t>
-      </w:r>
-      <w:r>
-        <w:t xml:space="preserve"> </w:t>
-      </w:r>
-      <w:r>
-        <w:t xml:space="preserve">standards rather than as isolated robotic cells</w:t>
+        <w:t xml:space="preserve">, and the field now frames its next phase around</w:t>
+      </w:r>
+      <w:r>
+        <w:t xml:space="preserve"> </w:t>
+      </w:r>
+      <w:r>
+        <w:t xml:space="preserve">six properties – interoperable, collaborative, generalizable, orchestrated, safe and</w:t>
+      </w:r>
+      <w:r>
+        <w:t xml:space="preserve"> </w:t>
+      </w:r>
+      <w:r>
+        <w:t xml:space="preserve">creative – rather than around isolated robotic cells</w:t>
       </w:r>
       <w:r>
         <w:t xml:space="preserve"> </w:t>
@@ -13961,7 +14095,7 @@
         <w:pStyle w:val="Bibliography"/>
       </w:pPr>
       <w:r>
-        <w:t xml:space="preserve">Adiga, Suhas, and Umesh V. Waghmare. 2025.</w:t>
+        <w:t xml:space="preserve">Adiga, Suhas, and Umesh V. Waghmare. 2026.</w:t>
       </w:r>
       <w:r>
         <w:t xml:space="preserve"> </w:t>
@@ -13977,10 +14111,13 @@
           <w:i/>
           <w:iCs/>
         </w:rPr>
-        <w:t xml:space="preserve">Comput. Mater. Sci., 263, 114453 (2026)</w:t>
-      </w:r>
-      <w:r>
-        <w:t xml:space="preserve">, ahead of print.</w:t>
+        <w:t xml:space="preserve">Computational Materials Science</w:t>
+      </w:r>
+      <w:r>
+        <w:t xml:space="preserve"> </w:t>
+      </w:r>
+      <w:r>
+        <w:t xml:space="preserve">263: 114453.</w:t>
       </w:r>
       <w:r>
         <w:t xml:space="preserve"> </w:t>
@@ -14010,71 +14147,78 @@
         <w:t xml:space="preserve"> </w:t>
       </w:r>
       <w:r>
+        <w:t xml:space="preserve">“The Fate of Time-Reversal Symmetry Breaking in</w:t>
+      </w:r>
+      <w:r>
+        <w:t xml:space="preserve"> </w:t>
+      </w:r>
+      <w:r>
+        <w:t xml:space="preserve">UTe2</w:t>
+      </w:r>
+      <w:r>
+        <w:t xml:space="preserve">.”</w:t>
+      </w:r>
+      <w:r>
+        <w:t xml:space="preserve"> </w:t>
+      </w:r>
+      <w:r>
         <w:rPr>
           <w:i/>
           <w:iCs/>
         </w:rPr>
-        <w:t xml:space="preserve">The Fate of Time-Reversal Symmetry Breaking in</w:t>
+        <w:t xml:space="preserve">Physical Review X</w:t>
+      </w:r>
+      <w:r>
+        <w:t xml:space="preserve"> </w:t>
+      </w:r>
+      <w:r>
+        <w:t xml:space="preserve">13: 041019.</w:t>
+      </w:r>
+      <w:r>
+        <w:t xml:space="preserve"> </w:t>
+      </w:r>
+      <w:hyperlink r:id="rId79">
+        <w:r>
+          <w:rPr>
+            <w:rStyle w:val="Hyperlink"/>
+          </w:rPr>
+          <w:t xml:space="preserve">https://doi.org/10.1103/PhysRevX.13.041019</w:t>
+        </w:r>
+      </w:hyperlink>
+      <w:r>
+        <w:t xml:space="preserve">.</w:t>
+      </w:r>
+    </w:p>
+    <w:bookmarkEnd w:id="80"/>
+    <w:bookmarkStart w:id="82" w:name="ref-anthonypetersen2022stress"/>
+    <w:p>
+      <w:pPr>
+        <w:pStyle w:val="Bibliography"/>
+      </w:pPr>
+      <w:r>
+        <w:t xml:space="preserve">Anthony-Petersen, Robin, Andreas Biekert, Raymond Bunker, et al. 2024.</w:t>
+      </w:r>
+      <w:r>
+        <w:t xml:space="preserve"> </w:t>
+      </w:r>
+      <w:r>
+        <w:t xml:space="preserve">“A Stress Induced Source of Phonon Bursts and Quasiparticle Poisoning.”</w:t>
+      </w:r>
+      <w:r>
+        <w:t xml:space="preserve"> </w:t>
       </w:r>
       <w:r>
         <w:rPr>
           <w:i/>
           <w:iCs/>
         </w:rPr>
-        <w:t xml:space="preserve"> </w:t>
-      </w:r>
-      <w:r>
-        <w:rPr>
-          <w:i/>
-          <w:iCs/>
-        </w:rPr>
-        <w:t xml:space="preserve">UTe2</w:t>
-      </w:r>
-      <w:r>
-        <w:t xml:space="preserve">.</w:t>
-      </w:r>
-      <w:r>
-        <w:t xml:space="preserve"> </w:t>
-      </w:r>
-      <w:hyperlink r:id="rId79">
-        <w:r>
-          <w:rPr>
-            <w:rStyle w:val="Hyperlink"/>
-          </w:rPr>
-          <w:t xml:space="preserve">https://arxiv.org/abs/2305.00589</w:t>
-        </w:r>
-      </w:hyperlink>
-      <w:r>
-        <w:t xml:space="preserve">.</w:t>
-      </w:r>
-    </w:p>
-    <w:bookmarkEnd w:id="80"/>
-    <w:bookmarkStart w:id="82" w:name="ref-anthonypetersen2022stress"/>
-    <w:p>
-      <w:pPr>
-        <w:pStyle w:val="Bibliography"/>
-      </w:pPr>
-      <w:r>
-        <w:t xml:space="preserve">Anthony-Petersen, Robin, Andreas Biekert, Raymond Bunker, et al. 2022.</w:t>
-      </w:r>
-      <w:r>
-        <w:t xml:space="preserve"> </w:t>
-      </w:r>
-      <w:r>
-        <w:t xml:space="preserve">“A Stress Induced Source of Phonon Bursts and Quasiparticle Poisoning.”</w:t>
-      </w:r>
-      <w:r>
-        <w:t xml:space="preserve"> </w:t>
-      </w:r>
-      <w:r>
-        <w:rPr>
-          <w:i/>
-          <w:iCs/>
-        </w:rPr>
-        <w:t xml:space="preserve">Nat. Commun. 15, 6444 (2024)</w:t>
-      </w:r>
-      <w:r>
-        <w:t xml:space="preserve">, ahead of print.</w:t>
+        <w:t xml:space="preserve">Nature Communications</w:t>
+      </w:r>
+      <w:r>
+        <w:t xml:space="preserve"> </w:t>
+      </w:r>
+      <w:r>
+        <w:t xml:space="preserve">15: 6444.</w:t>
       </w:r>
       <w:r>
         <w:t xml:space="preserve"> </w:t>
@@ -14084,7 +14228,7 @@
           <w:rPr>
             <w:rStyle w:val="Hyperlink"/>
           </w:rPr>
-          <w:t xml:space="preserve">https://doi.org/10.48550/arxiv.2208.02790</w:t>
+          <w:t xml:space="preserve">https://doi.org/10.1038/s41467-024-50173-8</w:t>
         </w:r>
       </w:hyperlink>
       <w:r>
@@ -14378,7 +14522,7 @@
         <w:pStyle w:val="Bibliography"/>
       </w:pPr>
       <w:r>
-        <w:t xml:space="preserve">Bordin, Alberto, Xiang Li, David van Driel, et al. 2023.</w:t>
+        <w:t xml:space="preserve">Bordin, Alberto, Xiang Li, David van Driel, et al. 2024.</w:t>
       </w:r>
       <w:r>
         <w:t xml:space="preserve"> </w:t>
@@ -14394,10 +14538,13 @@
           <w:i/>
           <w:iCs/>
         </w:rPr>
-        <w:t xml:space="preserve">Physical Review Letters 132, 056602 (2024)</w:t>
-      </w:r>
-      <w:r>
-        <w:t xml:space="preserve">, ahead of print.</w:t>
+        <w:t xml:space="preserve">Physical Review Letters</w:t>
+      </w:r>
+      <w:r>
+        <w:t xml:space="preserve"> </w:t>
+      </w:r>
+      <w:r>
+        <w:t xml:space="preserve">132: 056602.</w:t>
       </w:r>
       <w:r>
         <w:t xml:space="preserve"> </w:t>
@@ -14407,7 +14554,7 @@
           <w:rPr>
             <w:rStyle w:val="Hyperlink"/>
           </w:rPr>
-          <w:t xml:space="preserve">https://doi.org/10.48550/arxiv.2306.07696</w:t>
+          <w:t xml:space="preserve">https://doi.org/10.1103/PhysRevLett.132.056602</w:t>
         </w:r>
       </w:hyperlink>
       <w:r>
@@ -14818,7 +14965,28 @@
         <w:pStyle w:val="Bibliography"/>
       </w:pPr>
       <w:r>
-        <w:t xml:space="preserve">Corbae, Elena, Rong Zhang, Cong Li, et al. 2025.</w:t>
+        <w:t xml:space="preserve">Corbae, Elena, Rong Zhang, Cong Li, et al. 2026.</w:t>
+      </w:r>
+      <w:r>
+        <w:t xml:space="preserve"> </w:t>
+      </w:r>
+      <w:r>
+        <w:t xml:space="preserve">“Hund’s Coupling Assisted Orbital-Selective Superconductivity in</w:t>
+      </w:r>
+      <w:r>
+        <w:t xml:space="preserve"> </w:t>
+      </w:r>
+      <w:r>
+        <w:t xml:space="preserve">Ba1</w:t>
+      </w:r>
+      <w:r>
+        <w:t xml:space="preserve">-</w:t>
+      </w:r>
+      <w:r>
+        <w:t xml:space="preserve">xKxFe2As2</w:t>
+      </w:r>
+      <w:r>
+        <w:t xml:space="preserve">.”</w:t>
       </w:r>
       <w:r>
         <w:t xml:space="preserve"> </w:t>
@@ -14828,13 +14996,100 @@
           <w:i/>
           <w:iCs/>
         </w:rPr>
-        <w:t xml:space="preserve">Hund’s Coupling Assisted Orbital-Selective Superconductivity in</w:t>
+        <w:t xml:space="preserve">Physical Review B</w:t>
+      </w:r>
+      <w:r>
+        <w:t xml:space="preserve"> </w:t>
+      </w:r>
+      <w:r>
+        <w:t xml:space="preserve">113: 224517.</w:t>
+      </w:r>
+      <w:r>
+        <w:t xml:space="preserve"> </w:t>
+      </w:r>
+      <w:hyperlink r:id="rId111">
+        <w:r>
+          <w:rPr>
+            <w:rStyle w:val="Hyperlink"/>
+          </w:rPr>
+          <w:t xml:space="preserve">https://doi.org/10.1103/yry8-qdm6</w:t>
+        </w:r>
+      </w:hyperlink>
+      <w:r>
+        <w:t xml:space="preserve">.</w:t>
+      </w:r>
+    </w:p>
+    <w:bookmarkEnd w:id="112"/>
+    <w:bookmarkStart w:id="114" w:name="ref-dangic2023ab"/>
+    <w:p>
+      <w:pPr>
+        <w:pStyle w:val="Bibliography"/>
+      </w:pPr>
+      <w:r>
+        <w:t xml:space="preserve">Dangić, ore, Peio Garcia-Goiricelaya, Yue-Wen Fang, Julen Ibañez-Azpiroz, and Ion Errea. 2023.</w:t>
+      </w:r>
+      <w:r>
+        <w:t xml:space="preserve"> </w:t>
+      </w:r>
+      <w:r>
+        <w:t xml:space="preserve">“Ab Initio Study of the Structural, Vibrational and Optical Properties of Potential Parent Structures of Nitrogen-Doped Lutetium Hydride.”</w:t>
+      </w:r>
+      <w:r>
+        <w:t xml:space="preserve"> </w:t>
       </w:r>
       <w:r>
         <w:rPr>
           <w:i/>
           <w:iCs/>
         </w:rPr>
+        <w:t xml:space="preserve">Physical Review B</w:t>
+      </w:r>
+      <w:r>
+        <w:t xml:space="preserve"> </w:t>
+      </w:r>
+      <w:r>
+        <w:t xml:space="preserve">108: 064517.</w:t>
+      </w:r>
+      <w:r>
+        <w:t xml:space="preserve"> </w:t>
+      </w:r>
+      <w:hyperlink r:id="rId113">
+        <w:r>
+          <w:rPr>
+            <w:rStyle w:val="Hyperlink"/>
+          </w:rPr>
+          <w:t xml:space="preserve">https://doi.org/10.1103/PhysRevB.108.064517</w:t>
+        </w:r>
+      </w:hyperlink>
+      <w:r>
+        <w:t xml:space="preserve">.</w:t>
+      </w:r>
+    </w:p>
+    <w:bookmarkEnd w:id="114"/>
+    <w:bookmarkStart w:id="116" w:name="ref-dasenbrock2023retracted"/>
+    <w:p>
+      <w:pPr>
+        <w:pStyle w:val="Bibliography"/>
+      </w:pPr>
+      <w:r>
+        <w:t xml:space="preserve">Dasenbrock-Gammon, Nathan, Elliot Snider, Raymond McBride, et al. 2023.</w:t>
+      </w:r>
+      <w:r>
+        <w:t xml:space="preserve"> </w:t>
+      </w:r>
+      <w:r>
+        <w:t xml:space="preserve">“Evidence of Near-Ambient Superconductivity in a</w:t>
+      </w:r>
+      <w:r>
+        <w:t xml:space="preserve"> </w:t>
+      </w:r>
+      <w:r>
+        <w:t xml:space="preserve">N</w:t>
+      </w:r>
+      <w:r>
+        <w:t xml:space="preserve">-Doped Lutetium Hydride.”</w:t>
+      </w:r>
+      <w:r>
         <w:t xml:space="preserve"> </w:t>
       </w:r>
       <w:r>
@@ -14842,21 +15097,84 @@
           <w:i/>
           <w:iCs/>
         </w:rPr>
-        <w:t xml:space="preserve">Ba1</w:t>
+        <w:t xml:space="preserve">Nature</w:t>
+      </w:r>
+      <w:r>
+        <w:t xml:space="preserve"> </w:t>
+      </w:r>
+      <w:r>
+        <w:t xml:space="preserve">615: 244–50.</w:t>
+      </w:r>
+      <w:r>
+        <w:t xml:space="preserve"> </w:t>
+      </w:r>
+      <w:hyperlink r:id="rId115">
+        <w:r>
+          <w:rPr>
+            <w:rStyle w:val="Hyperlink"/>
+          </w:rPr>
+          <w:t xml:space="preserve">https://doi.org/10.1038/s41586-023-05742-0</w:t>
+        </w:r>
+      </w:hyperlink>
+      <w:r>
+        <w:t xml:space="preserve">.</w:t>
+      </w:r>
+    </w:p>
+    <w:bookmarkEnd w:id="116"/>
+    <w:bookmarkStart w:id="118" w:name="ref-deng2022titanium"/>
+    <w:p>
+      <w:pPr>
+        <w:pStyle w:val="Bibliography"/>
+      </w:pPr>
+      <w:r>
+        <w:t xml:space="preserve">Deng, Hao, Zhijun Song, Ran Gao, et al. 2022.</w:t>
+      </w:r>
+      <w:r>
+        <w:t xml:space="preserve"> </w:t>
       </w:r>
       <w:r>
         <w:rPr>
           <w:i/>
           <w:iCs/>
         </w:rPr>
-        <w:t xml:space="preserve">-</w:t>
+        <w:t xml:space="preserve">Titanium Nitride Film on Sapphire Substrate with Low Dielectric Loss for Superconducting Qubits</w:t>
+      </w:r>
+      <w:r>
+        <w:t xml:space="preserve">.</w:t>
+      </w:r>
+      <w:r>
+        <w:t xml:space="preserve"> </w:t>
+      </w:r>
+      <w:hyperlink r:id="rId117">
+        <w:r>
+          <w:rPr>
+            <w:rStyle w:val="Hyperlink"/>
+          </w:rPr>
+          <w:t xml:space="preserve">https://arxiv.org/abs/2205.03528</w:t>
+        </w:r>
+      </w:hyperlink>
+      <w:r>
+        <w:t xml:space="preserve">.</w:t>
+      </w:r>
+    </w:p>
+    <w:bookmarkEnd w:id="118"/>
+    <w:bookmarkStart w:id="120" w:name="ref-drimmer2024effect"/>
+    <w:p>
+      <w:pPr>
+        <w:pStyle w:val="Bibliography"/>
+      </w:pPr>
+      <w:r>
+        <w:t xml:space="preserve">Drimmer, Maxwell, Sjoerd Telkamp, Felix L. Fischer, et al. 2024.</w:t>
+      </w:r>
+      <w:r>
+        <w:t xml:space="preserve"> </w:t>
       </w:r>
       <w:r>
         <w:rPr>
           <w:i/>
           <w:iCs/>
         </w:rPr>
-        <w:t xml:space="preserve">xKxFe2As2</w:t>
+        <w:t xml:space="preserve">The Effect of Niobium Thin Film Structure on Losses in Superconducting Circuits</w:t>
       </w:r>
       <w:r>
         <w:t xml:space="preserve">.</w:t>
@@ -14864,26 +15182,32 @@
       <w:r>
         <w:t xml:space="preserve"> </w:t>
       </w:r>
-      <w:hyperlink r:id="rId111">
-        <w:r>
-          <w:rPr>
-            <w:rStyle w:val="Hyperlink"/>
-          </w:rPr>
-          <w:t xml:space="preserve">https://arxiv.org/abs/2510.06435</w:t>
+      <w:hyperlink r:id="rId119">
+        <w:r>
+          <w:rPr>
+            <w:rStyle w:val="Hyperlink"/>
+          </w:rPr>
+          <w:t xml:space="preserve">https://arxiv.org/abs/2403.12164</w:t>
         </w:r>
       </w:hyperlink>
       <w:r>
         <w:t xml:space="preserve">.</w:t>
       </w:r>
     </w:p>
-    <w:bookmarkEnd w:id="112"/>
-    <w:bookmarkStart w:id="114" w:name="ref-dangic2023ab"/>
+    <w:bookmarkEnd w:id="120"/>
+    <w:bookmarkStart w:id="122" w:name="ref-drozdov2015conventional"/>
     <w:p>
       <w:pPr>
         <w:pStyle w:val="Bibliography"/>
       </w:pPr>
       <w:r>
-        <w:t xml:space="preserve">Dangić, ore, Peio Garcia-Goiricelaya, Yue-Wen Fang, Julen Ibañez-Azpiroz, and Ion Errea. 2023.</w:t>
+        <w:t xml:space="preserve">Drozdov, A. P., M. I. Eremets, I. A. Troyan, V. Ksenofontov, and S. I. Shylin. 2015.</w:t>
+      </w:r>
+      <w:r>
+        <w:t xml:space="preserve"> </w:t>
+      </w:r>
+      <w:r>
+        <w:t xml:space="preserve">“Conventional Superconductivity at 203 Kelvin at High Pressures in the Sulfur Hydride System.”</w:t>
       </w:r>
       <w:r>
         <w:t xml:space="preserve"> </w:t>
@@ -14893,49 +15217,55 @@
           <w:i/>
           <w:iCs/>
         </w:rPr>
-        <w:t xml:space="preserve">Ab Initio Study of the Structural, Vibrational and Optical Properties of Potential Parent Structures of Nitrogen-Doped Lutetium Hydride</w:t>
-      </w:r>
+        <w:t xml:space="preserve">Nature</w:t>
+      </w:r>
+      <w:r>
+        <w:t xml:space="preserve"> </w:t>
+      </w:r>
+      <w:r>
+        <w:t xml:space="preserve">525: 73–76.</w:t>
+      </w:r>
+      <w:r>
+        <w:t xml:space="preserve"> </w:t>
+      </w:r>
+      <w:hyperlink r:id="rId121">
+        <w:r>
+          <w:rPr>
+            <w:rStyle w:val="Hyperlink"/>
+          </w:rPr>
+          <w:t xml:space="preserve">https://doi.org/10.1038/nature14964</w:t>
+        </w:r>
+      </w:hyperlink>
       <w:r>
         <w:t xml:space="preserve">.</w:t>
       </w:r>
-      <w:r>
-        <w:t xml:space="preserve"> </w:t>
-      </w:r>
-      <w:hyperlink r:id="rId113">
-        <w:r>
-          <w:rPr>
-            <w:rStyle w:val="Hyperlink"/>
-          </w:rPr>
-          <w:t xml:space="preserve">https://arxiv.org/abs/2305.06751</w:t>
-        </w:r>
-      </w:hyperlink>
-      <w:r>
-        <w:t xml:space="preserve">.</w:t>
-      </w:r>
-    </w:p>
-    <w:bookmarkEnd w:id="114"/>
-    <w:bookmarkStart w:id="116" w:name="ref-dasenbrock2023retracted"/>
+    </w:p>
+    <w:bookmarkEnd w:id="122"/>
+    <w:bookmarkStart w:id="124" w:name="ref-drozdov2019superconductivity"/>
     <w:p>
       <w:pPr>
         <w:pStyle w:val="Bibliography"/>
       </w:pPr>
       <w:r>
-        <w:t xml:space="preserve">Dasenbrock-Gammon, Nathan, Elliot Snider, Raymond McBride, et al. 2023.</w:t>
-      </w:r>
-      <w:r>
-        <w:t xml:space="preserve"> </w:t>
-      </w:r>
-      <w:r>
-        <w:t xml:space="preserve">“Evidence of Near-Ambient Superconductivity in a</w:t>
-      </w:r>
-      <w:r>
-        <w:t xml:space="preserve"> </w:t>
-      </w:r>
-      <w:r>
-        <w:t xml:space="preserve">N</w:t>
-      </w:r>
-      <w:r>
-        <w:t xml:space="preserve">-Doped Lutetium Hydride.”</w:t>
+        <w:t xml:space="preserve">Drozdov, A. P., P. P. Kong, V. S. Minkov, et al. 2019.</w:t>
+      </w:r>
+      <w:r>
+        <w:t xml:space="preserve"> </w:t>
+      </w:r>
+      <w:r>
+        <w:t xml:space="preserve">“Superconductivity at 250</w:t>
+      </w:r>
+      <w:r>
+        <w:t xml:space="preserve"> </w:t>
+      </w:r>
+      <w:r>
+        <w:t xml:space="preserve">K</w:t>
+      </w:r>
+      <w:r>
+        <w:t xml:space="preserve"> </w:t>
+      </w:r>
+      <w:r>
+        <w:t xml:space="preserve">in Lanthanum Hydride Under High Pressures.”</w:t>
       </w:r>
       <w:r>
         <w:t xml:space="preserve"> </w:t>
@@ -14951,31 +15281,37 @@
         <w:t xml:space="preserve"> </w:t>
       </w:r>
       <w:r>
-        <w:t xml:space="preserve">615: 244–50.</w:t>
-      </w:r>
-      <w:r>
-        <w:t xml:space="preserve"> </w:t>
-      </w:r>
-      <w:hyperlink r:id="rId115">
-        <w:r>
-          <w:rPr>
-            <w:rStyle w:val="Hyperlink"/>
-          </w:rPr>
-          <w:t xml:space="preserve">https://doi.org/10.1038/s41586-023-05742-0</w:t>
+        <w:t xml:space="preserve">569: 528–31.</w:t>
+      </w:r>
+      <w:r>
+        <w:t xml:space="preserve"> </w:t>
+      </w:r>
+      <w:hyperlink r:id="rId123">
+        <w:r>
+          <w:rPr>
+            <w:rStyle w:val="Hyperlink"/>
+          </w:rPr>
+          <w:t xml:space="preserve">https://doi.org/10.1038/s41586-019-1201-8</w:t>
         </w:r>
       </w:hyperlink>
       <w:r>
         <w:t xml:space="preserve">.</w:t>
       </w:r>
     </w:p>
-    <w:bookmarkEnd w:id="116"/>
-    <w:bookmarkStart w:id="118" w:name="ref-deng2022titanium"/>
+    <w:bookmarkEnd w:id="124"/>
+    <w:bookmarkStart w:id="126" w:name="ref-dvir2022realization"/>
     <w:p>
       <w:pPr>
         <w:pStyle w:val="Bibliography"/>
       </w:pPr>
       <w:r>
-        <w:t xml:space="preserve">Deng, Hao, Zhijun Song, Ran Gao, et al. 2022.</w:t>
+        <w:t xml:space="preserve">Dvir, Tom, Guanzhong Wang, Nick van Loo, et al. 2023.</w:t>
+      </w:r>
+      <w:r>
+        <w:t xml:space="preserve"> </w:t>
+      </w:r>
+      <w:r>
+        <w:t xml:space="preserve">“Realization of a Minimal Kitaev Chain in Coupled Quantum Dots.”</w:t>
       </w:r>
       <w:r>
         <w:t xml:space="preserve"> </w:t>
@@ -14985,34 +15321,43 @@
           <w:i/>
           <w:iCs/>
         </w:rPr>
-        <w:t xml:space="preserve">Titanium Nitride Film on Sapphire Substrate with Low Dielectric Loss for Superconducting Qubits</w:t>
-      </w:r>
+        <w:t xml:space="preserve">Nature</w:t>
+      </w:r>
+      <w:r>
+        <w:t xml:space="preserve"> </w:t>
+      </w:r>
+      <w:r>
+        <w:t xml:space="preserve">614: 445–50.</w:t>
+      </w:r>
+      <w:r>
+        <w:t xml:space="preserve"> </w:t>
+      </w:r>
+      <w:hyperlink r:id="rId125">
+        <w:r>
+          <w:rPr>
+            <w:rStyle w:val="Hyperlink"/>
+          </w:rPr>
+          <w:t xml:space="preserve">https://doi.org/10.1038/s41586-022-05585-1</w:t>
+        </w:r>
+      </w:hyperlink>
       <w:r>
         <w:t xml:space="preserve">.</w:t>
       </w:r>
-      <w:r>
-        <w:t xml:space="preserve"> </w:t>
-      </w:r>
-      <w:hyperlink r:id="rId117">
-        <w:r>
-          <w:rPr>
-            <w:rStyle w:val="Hyperlink"/>
-          </w:rPr>
-          <w:t xml:space="preserve">https://arxiv.org/abs/2205.03528</w:t>
-        </w:r>
-      </w:hyperlink>
-      <w:r>
-        <w:t xml:space="preserve">.</w:t>
-      </w:r>
-    </w:p>
-    <w:bookmarkEnd w:id="118"/>
-    <w:bookmarkStart w:id="120" w:name="ref-drimmer2024effect"/>
+    </w:p>
+    <w:bookmarkEnd w:id="126"/>
+    <w:bookmarkStart w:id="128" w:name="ref-fang2023assessing"/>
     <w:p>
       <w:pPr>
         <w:pStyle w:val="Bibliography"/>
       </w:pPr>
       <w:r>
-        <w:t xml:space="preserve">Drimmer, Maxwell, Sjoerd Telkamp, Felix L. Fischer, et al. 2024.</w:t>
+        <w:t xml:space="preserve">Fang, Yue-Wen, ore Dangić, and Ion Errea. 2024.</w:t>
+      </w:r>
+      <w:r>
+        <w:t xml:space="preserve"> </w:t>
+      </w:r>
+      <w:r>
+        <w:t xml:space="preserve">“Assessing the Feasibility of Near-Ambient Conditions Superconductivity in the Lu-n-h System.”</w:t>
       </w:r>
       <w:r>
         <w:t xml:space="preserve"> </w:t>
@@ -15022,40 +15367,37 @@
           <w:i/>
           <w:iCs/>
         </w:rPr>
-        <w:t xml:space="preserve">The Effect of Niobium Thin Film Structure on Losses in Superconducting Circuits</w:t>
-      </w:r>
+        <w:t xml:space="preserve">Communications Materials</w:t>
+      </w:r>
+      <w:r>
+        <w:t xml:space="preserve"> </w:t>
+      </w:r>
+      <w:r>
+        <w:t xml:space="preserve">5: 61.</w:t>
+      </w:r>
+      <w:r>
+        <w:t xml:space="preserve"> </w:t>
+      </w:r>
+      <w:hyperlink r:id="rId127">
+        <w:r>
+          <w:rPr>
+            <w:rStyle w:val="Hyperlink"/>
+          </w:rPr>
+          <w:t xml:space="preserve">https://doi.org/10.1038/s43246-024-00500-9</w:t>
+        </w:r>
+      </w:hyperlink>
       <w:r>
         <w:t xml:space="preserve">.</w:t>
       </w:r>
-      <w:r>
-        <w:t xml:space="preserve"> </w:t>
-      </w:r>
-      <w:hyperlink r:id="rId119">
-        <w:r>
-          <w:rPr>
-            <w:rStyle w:val="Hyperlink"/>
-          </w:rPr>
-          <w:t xml:space="preserve">https://arxiv.org/abs/2403.12164</w:t>
-        </w:r>
-      </w:hyperlink>
-      <w:r>
-        <w:t xml:space="preserve">.</w:t>
-      </w:r>
-    </w:p>
-    <w:bookmarkEnd w:id="120"/>
-    <w:bookmarkStart w:id="122" w:name="ref-drozdov2015conventional"/>
+    </w:p>
+    <w:bookmarkEnd w:id="128"/>
+    <w:bookmarkStart w:id="130" w:name="ref-faroughy2026colliderbench"/>
     <w:p>
       <w:pPr>
         <w:pStyle w:val="Bibliography"/>
       </w:pPr>
       <w:r>
-        <w:t xml:space="preserve">Drozdov, A. P., M. I. Eremets, I. A. Troyan, V. Ksenofontov, and S. I. Shylin. 2015.</w:t>
-      </w:r>
-      <w:r>
-        <w:t xml:space="preserve"> </w:t>
-      </w:r>
-      <w:r>
-        <w:t xml:space="preserve">“Conventional Superconductivity at 203 Kelvin at High Pressures in the Sulfur Hydride System.”</w:t>
+        <w:t xml:space="preserve">Faroughy, Darius A., Sofia Palacios Schweitzer, Ian Pang, Siddharth Mishra-Sharma, and David Shih. 2026.</w:t>
       </w:r>
       <w:r>
         <w:t xml:space="preserve"> </w:t>
@@ -15065,146 +15407,20 @@
           <w:i/>
           <w:iCs/>
         </w:rPr>
-        <w:t xml:space="preserve">Nature</w:t>
-      </w:r>
-      <w:r>
-        <w:t xml:space="preserve"> </w:t>
-      </w:r>
-      <w:r>
-        <w:t xml:space="preserve">525: 73–76.</w:t>
-      </w:r>
-      <w:r>
-        <w:t xml:space="preserve"> </w:t>
-      </w:r>
-      <w:hyperlink r:id="rId121">
-        <w:r>
-          <w:rPr>
-            <w:rStyle w:val="Hyperlink"/>
-          </w:rPr>
-          <w:t xml:space="preserve">https://doi.org/10.1038/nature14964</w:t>
-        </w:r>
-      </w:hyperlink>
-      <w:r>
-        <w:t xml:space="preserve">.</w:t>
-      </w:r>
-    </w:p>
-    <w:bookmarkEnd w:id="122"/>
-    <w:bookmarkStart w:id="124" w:name="ref-drozdov2019superconductivity"/>
-    <w:p>
-      <w:pPr>
-        <w:pStyle w:val="Bibliography"/>
-      </w:pPr>
-      <w:r>
-        <w:t xml:space="preserve">Drozdov, A. P., P. P. Kong, V. S. Minkov, et al. 2019.</w:t>
-      </w:r>
-      <w:r>
-        <w:t xml:space="preserve"> </w:t>
-      </w:r>
-      <w:r>
-        <w:t xml:space="preserve">“Superconductivity at 250</w:t>
-      </w:r>
-      <w:r>
-        <w:t xml:space="preserve"> </w:t>
-      </w:r>
-      <w:r>
-        <w:t xml:space="preserve">K</w:t>
-      </w:r>
-      <w:r>
-        <w:t xml:space="preserve"> </w:t>
-      </w:r>
-      <w:r>
-        <w:t xml:space="preserve">in Lanthanum Hydride Under High Pressures.”</w:t>
-      </w:r>
-      <w:r>
-        <w:t xml:space="preserve"> </w:t>
+        <w:t xml:space="preserve">Collider-Bench</w:t>
       </w:r>
       <w:r>
         <w:rPr>
           <w:i/>
           <w:iCs/>
         </w:rPr>
-        <w:t xml:space="preserve">Nature</w:t>
-      </w:r>
-      <w:r>
-        <w:t xml:space="preserve"> </w:t>
-      </w:r>
-      <w:r>
-        <w:t xml:space="preserve">569: 528–31.</w:t>
-      </w:r>
-      <w:r>
-        <w:t xml:space="preserve"> </w:t>
-      </w:r>
-      <w:hyperlink r:id="rId123">
-        <w:r>
-          <w:rPr>
-            <w:rStyle w:val="Hyperlink"/>
-          </w:rPr>
-          <w:t xml:space="preserve">https://doi.org/10.1038/s41586-019-1201-8</w:t>
-        </w:r>
-      </w:hyperlink>
-      <w:r>
-        <w:t xml:space="preserve">.</w:t>
-      </w:r>
-    </w:p>
-    <w:bookmarkEnd w:id="124"/>
-    <w:bookmarkStart w:id="126" w:name="ref-dvir2022realization"/>
-    <w:p>
-      <w:pPr>
-        <w:pStyle w:val="Bibliography"/>
-      </w:pPr>
-      <w:r>
-        <w:t xml:space="preserve">Dvir, Tom, Guanzhong Wang, Nick van Loo, et al. 2022.</w:t>
-      </w:r>
-      <w:r>
-        <w:t xml:space="preserve"> </w:t>
-      </w:r>
-      <w:r>
-        <w:t xml:space="preserve">“Realization of a Minimal Kitaev Chain in Coupled Quantum Dots.”</w:t>
-      </w:r>
-      <w:r>
-        <w:t xml:space="preserve"> </w:t>
+        <w:t xml:space="preserve">: Benchmarking</w:t>
       </w:r>
       <w:r>
         <w:rPr>
           <w:i/>
           <w:iCs/>
         </w:rPr>
-        <w:t xml:space="preserve">Nature 614, 445-459 (2023)</w:t>
-      </w:r>
-      <w:r>
-        <w:t xml:space="preserve">, ahead of print.</w:t>
-      </w:r>
-      <w:r>
-        <w:t xml:space="preserve"> </w:t>
-      </w:r>
-      <w:hyperlink r:id="rId125">
-        <w:r>
-          <w:rPr>
-            <w:rStyle w:val="Hyperlink"/>
-          </w:rPr>
-          <w:t xml:space="preserve">https://doi.org/10.48550/arxiv.2206.08045</w:t>
-        </w:r>
-      </w:hyperlink>
-      <w:r>
-        <w:t xml:space="preserve">.</w:t>
-      </w:r>
-    </w:p>
-    <w:bookmarkEnd w:id="126"/>
-    <w:bookmarkStart w:id="128" w:name="ref-fang2023assessing"/>
-    <w:p>
-      <w:pPr>
-        <w:pStyle w:val="Bibliography"/>
-      </w:pPr>
-      <w:r>
-        <w:t xml:space="preserve">Fang, Yue-Wen, ore Dangić, and Ion Errea. 2023.</w:t>
-      </w:r>
-      <w:r>
-        <w:t xml:space="preserve"> </w:t>
-      </w:r>
-      <w:r>
-        <w:t xml:space="preserve">“Assessing the Feasibility of Near-Ambient Conditions Superconductivity in the Lu-n-h System.”</w:t>
-      </w:r>
-      <w:r>
         <w:t xml:space="preserve"> </w:t>
       </w:r>
       <w:r>
@@ -15212,65 +15428,65 @@
           <w:i/>
           <w:iCs/>
         </w:rPr>
-        <w:t xml:space="preserve">Communications Materials 5, 61 (2024)</w:t>
-      </w:r>
-      <w:r>
-        <w:t xml:space="preserve">, ahead of print.</w:t>
-      </w:r>
-      <w:r>
-        <w:t xml:space="preserve"> </w:t>
-      </w:r>
-      <w:hyperlink r:id="rId127">
-        <w:r>
-          <w:rPr>
-            <w:rStyle w:val="Hyperlink"/>
-          </w:rPr>
-          <w:t xml:space="preserve">https://doi.org/10.48550/arxiv.2307.10699</w:t>
-        </w:r>
-      </w:hyperlink>
-      <w:r>
-        <w:t xml:space="preserve">.</w:t>
-      </w:r>
-    </w:p>
-    <w:bookmarkEnd w:id="128"/>
-    <w:bookmarkStart w:id="130" w:name="ref-faroughy2026colliderbench"/>
-    <w:p>
-      <w:pPr>
-        <w:pStyle w:val="Bibliography"/>
-      </w:pPr>
-      <w:r>
-        <w:t xml:space="preserve">Faroughy, Darius A., Sofia Palacios Schweitzer, Ian Pang, Siddharth Mishra-Sharma, and David Shih. 2026.</w:t>
-      </w:r>
-      <w:r>
-        <w:t xml:space="preserve"> </w:t>
+        <w:t xml:space="preserve">AI</w:t>
       </w:r>
       <w:r>
         <w:rPr>
           <w:i/>
           <w:iCs/>
         </w:rPr>
-        <w:t xml:space="preserve">Collider-Bench</w:t>
+        <w:t xml:space="preserve"> </w:t>
       </w:r>
       <w:r>
         <w:rPr>
           <w:i/>
           <w:iCs/>
         </w:rPr>
-        <w:t xml:space="preserve">: Benchmarking</w:t>
+        <w:t xml:space="preserve">Agents with Particle Physics Analysis Reproduction</w:t>
+      </w:r>
+      <w:r>
+        <w:t xml:space="preserve">.</w:t>
+      </w:r>
+      <w:r>
+        <w:t xml:space="preserve"> </w:t>
+      </w:r>
+      <w:hyperlink r:id="rId129">
+        <w:r>
+          <w:rPr>
+            <w:rStyle w:val="Hyperlink"/>
+          </w:rPr>
+          <w:t xml:space="preserve">https://arxiv.org/abs/2605.13950</w:t>
+        </w:r>
+      </w:hyperlink>
+      <w:r>
+        <w:t xml:space="preserve">.</w:t>
+      </w:r>
+    </w:p>
+    <w:bookmarkEnd w:id="130"/>
+    <w:bookmarkStart w:id="132" w:name="ref-gao2025unilabos"/>
+    <w:p>
+      <w:pPr>
+        <w:pStyle w:val="Bibliography"/>
+      </w:pPr>
+      <w:r>
+        <w:t xml:space="preserve">Gao, Jing, Junhan Chang, Haohui Que, et al. 2025.</w:t>
+      </w:r>
+      <w:r>
+        <w:t xml:space="preserve"> </w:t>
       </w:r>
       <w:r>
         <w:rPr>
           <w:i/>
           <w:iCs/>
         </w:rPr>
-        <w:t xml:space="preserve"> </w:t>
+        <w:t xml:space="preserve">UniLabOS</w:t>
       </w:r>
       <w:r>
         <w:rPr>
           <w:i/>
           <w:iCs/>
         </w:rPr>
-        <w:t xml:space="preserve">AI</w:t>
+        <w:t xml:space="preserve">: An</w:t>
       </w:r>
       <w:r>
         <w:rPr>
@@ -15284,57 +15500,87 @@
           <w:i/>
           <w:iCs/>
         </w:rPr>
-        <w:t xml:space="preserve">Agents with Particle Physics Analysis Reproduction</w:t>
-      </w:r>
-      <w:r>
-        <w:t xml:space="preserve">.</w:t>
-      </w:r>
-      <w:r>
-        <w:t xml:space="preserve"> </w:t>
-      </w:r>
-      <w:hyperlink r:id="rId129">
-        <w:r>
-          <w:rPr>
-            <w:rStyle w:val="Hyperlink"/>
-          </w:rPr>
-          <w:t xml:space="preserve">https://arxiv.org/abs/2605.13950</w:t>
-        </w:r>
-      </w:hyperlink>
-      <w:r>
-        <w:t xml:space="preserve">.</w:t>
-      </w:r>
-    </w:p>
-    <w:bookmarkEnd w:id="130"/>
-    <w:bookmarkStart w:id="132" w:name="ref-gao2025unilabos"/>
-    <w:p>
-      <w:pPr>
-        <w:pStyle w:val="Bibliography"/>
-      </w:pPr>
-      <w:r>
-        <w:t xml:space="preserve">Gao, Jing, Junhan Chang, Haohui Que, et al. 2025.</w:t>
-      </w:r>
-      <w:r>
-        <w:t xml:space="preserve"> </w:t>
+        <w:t xml:space="preserve">AI</w:t>
       </w:r>
       <w:r>
         <w:rPr>
           <w:i/>
           <w:iCs/>
         </w:rPr>
-        <w:t xml:space="preserve">UniLabOS</w:t>
+        <w:t xml:space="preserve">-Native Operating System for Autonomous Laboratories</w:t>
+      </w:r>
+      <w:r>
+        <w:t xml:space="preserve">.</w:t>
+      </w:r>
+      <w:r>
+        <w:t xml:space="preserve"> </w:t>
+      </w:r>
+      <w:hyperlink r:id="rId131">
+        <w:r>
+          <w:rPr>
+            <w:rStyle w:val="Hyperlink"/>
+          </w:rPr>
+          <w:t xml:space="preserve">https://arxiv.org/abs/2512.21766</w:t>
+        </w:r>
+      </w:hyperlink>
+      <w:r>
+        <w:t xml:space="preserve">.</w:t>
+      </w:r>
+    </w:p>
+    <w:bookmarkEnd w:id="132"/>
+    <w:bookmarkStart w:id="134" w:name="ref-gashmard2025ai"/>
+    <w:p>
+      <w:pPr>
+        <w:pStyle w:val="Bibliography"/>
+      </w:pPr>
+      <w:r>
+        <w:t xml:space="preserve">Gashmard, H., H. Shakeripour, and M. Alaei. 2025.</w:t>
+      </w:r>
+      <w:r>
+        <w:t xml:space="preserve"> </w:t>
       </w:r>
       <w:r>
         <w:rPr>
           <w:i/>
           <w:iCs/>
         </w:rPr>
-        <w:t xml:space="preserve">: An</w:t>
+        <w:t xml:space="preserve">AI</w:t>
       </w:r>
       <w:r>
         <w:rPr>
           <w:i/>
           <w:iCs/>
         </w:rPr>
+        <w:t xml:space="preserve">-Driven Discovery of High-Temperature Superconductors via Materials Genome Initiative and High-Throughput Screening</w:t>
+      </w:r>
+      <w:r>
+        <w:t xml:space="preserve">.</w:t>
+      </w:r>
+      <w:r>
+        <w:t xml:space="preserve"> </w:t>
+      </w:r>
+      <w:hyperlink r:id="rId133">
+        <w:r>
+          <w:rPr>
+            <w:rStyle w:val="Hyperlink"/>
+          </w:rPr>
+          <w:t xml:space="preserve">https://arxiv.org/abs/2511.03865</w:t>
+        </w:r>
+      </w:hyperlink>
+      <w:r>
+        <w:t xml:space="preserve">.</w:t>
+      </w:r>
+    </w:p>
+    <w:bookmarkEnd w:id="134"/>
+    <w:bookmarkStart w:id="136" w:name="ref-gaytanvillarreal2026real"/>
+    <w:p>
+      <w:pPr>
+        <w:pStyle w:val="Bibliography"/>
+      </w:pPr>
+      <w:r>
+        <w:t xml:space="preserve">Gaytan-Villarreal, Daniel, Peter Meiring, Daniel Baxter, et al. 2026.</w:t>
+      </w:r>
+      <w:r>
         <w:t xml:space="preserve"> </w:t>
       </w:r>
       <w:r>
@@ -15342,41 +15588,80 @@
           <w:i/>
           <w:iCs/>
         </w:rPr>
-        <w:t xml:space="preserve">AI</w:t>
+        <w:t xml:space="preserve">Real-Time Detection of Charge Jumps in Superconducting Qubits with a Convolutional Neural Network</w:t>
+      </w:r>
+      <w:r>
+        <w:t xml:space="preserve">.</w:t>
+      </w:r>
+      <w:r>
+        <w:t xml:space="preserve"> </w:t>
+      </w:r>
+      <w:hyperlink r:id="rId135">
+        <w:r>
+          <w:rPr>
+            <w:rStyle w:val="Hyperlink"/>
+          </w:rPr>
+          <w:t xml:space="preserve">https://arxiv.org/abs/2607.14293</w:t>
+        </w:r>
+      </w:hyperlink>
+      <w:r>
+        <w:t xml:space="preserve">.</w:t>
+      </w:r>
+    </w:p>
+    <w:bookmarkEnd w:id="136"/>
+    <w:bookmarkStart w:id="138" w:name="ref-ge2022charge"/>
+    <w:p>
+      <w:pPr>
+        <w:pStyle w:val="Bibliography"/>
+      </w:pPr>
+      <w:r>
+        <w:t xml:space="preserve">Ge, Jun, Pinyuan Wang, Ying Xing, et al. 2024.</w:t>
+      </w:r>
+      <w:r>
+        <w:t xml:space="preserve"> </w:t>
+      </w:r>
+      <w:r>
+        <w:t xml:space="preserve">“Charge-4e and Charge-6e Flux Quantization and Higher Charge Superconductivity in Kagome Superconductor Ring Devices.”</w:t>
+      </w:r>
+      <w:r>
+        <w:t xml:space="preserve"> </w:t>
       </w:r>
       <w:r>
         <w:rPr>
           <w:i/>
           <w:iCs/>
         </w:rPr>
-        <w:t xml:space="preserve">-Native Operating System for Autonomous Laboratories</w:t>
-      </w:r>
+        <w:t xml:space="preserve">Physical Review X</w:t>
+      </w:r>
+      <w:r>
+        <w:t xml:space="preserve"> </w:t>
+      </w:r>
+      <w:r>
+        <w:t xml:space="preserve">14: 021025.</w:t>
+      </w:r>
+      <w:r>
+        <w:t xml:space="preserve"> </w:t>
+      </w:r>
+      <w:hyperlink r:id="rId137">
+        <w:r>
+          <w:rPr>
+            <w:rStyle w:val="Hyperlink"/>
+          </w:rPr>
+          <w:t xml:space="preserve">https://doi.org/10.1103/PhysRevX.14.021025</w:t>
+        </w:r>
+      </w:hyperlink>
       <w:r>
         <w:t xml:space="preserve">.</w:t>
       </w:r>
-      <w:r>
-        <w:t xml:space="preserve"> </w:t>
-      </w:r>
-      <w:hyperlink r:id="rId131">
-        <w:r>
-          <w:rPr>
-            <w:rStyle w:val="Hyperlink"/>
-          </w:rPr>
-          <w:t xml:space="preserve">https://arxiv.org/abs/2512.21766</w:t>
-        </w:r>
-      </w:hyperlink>
-      <w:r>
-        <w:t xml:space="preserve">.</w:t>
-      </w:r>
-    </w:p>
-    <w:bookmarkEnd w:id="132"/>
-    <w:bookmarkStart w:id="134" w:name="ref-gashmard2025ai"/>
+    </w:p>
+    <w:bookmarkEnd w:id="138"/>
+    <w:bookmarkStart w:id="140" w:name="ref-griffin2023origin"/>
     <w:p>
       <w:pPr>
         <w:pStyle w:val="Bibliography"/>
       </w:pPr>
       <w:r>
-        <w:t xml:space="preserve">Gashmard, H., H. Shakeripour, and M. Alaei. 2025.</w:t>
+        <w:t xml:space="preserve">Griffin, Sinéad M. 2023.</w:t>
       </w:r>
       <w:r>
         <w:t xml:space="preserve"> </w:t>
@@ -15386,41 +15671,86 @@
           <w:i/>
           <w:iCs/>
         </w:rPr>
-        <w:t xml:space="preserve">AI</w:t>
+        <w:t xml:space="preserve">Origin of Correlated Isolated Flat Bands in Copper-Substituted Lead Phosphate Apatite</w:t>
+      </w:r>
+      <w:r>
+        <w:t xml:space="preserve">.</w:t>
+      </w:r>
+      <w:r>
+        <w:t xml:space="preserve"> </w:t>
+      </w:r>
+      <w:hyperlink r:id="rId139">
+        <w:r>
+          <w:rPr>
+            <w:rStyle w:val="Hyperlink"/>
+          </w:rPr>
+          <w:t xml:space="preserve">https://arxiv.org/abs/2307.16892</w:t>
+        </w:r>
+      </w:hyperlink>
+      <w:r>
+        <w:t xml:space="preserve">.</w:t>
+      </w:r>
+    </w:p>
+    <w:bookmarkEnd w:id="140"/>
+    <w:bookmarkStart w:id="142" w:name="ref-gu2023effective"/>
+    <w:p>
+      <w:pPr>
+        <w:pStyle w:val="Bibliography"/>
+      </w:pPr>
+      <w:r>
+        <w:t xml:space="preserve">Gu, Yuhao, Congcong Le, Zhesen Yang, Xianxin Wu, and Jiangping Hu. 2025.</w:t>
+      </w:r>
+      <w:r>
+        <w:t xml:space="preserve"> </w:t>
+      </w:r>
+      <w:r>
+        <w:t xml:space="preserve">“Effective Model and Pairing Tendency in Bilayer Ni-Based Superconductor La$_3$ni$_2$o$_7$.”</w:t>
+      </w:r>
+      <w:r>
+        <w:t xml:space="preserve"> </w:t>
       </w:r>
       <w:r>
         <w:rPr>
           <w:i/>
           <w:iCs/>
         </w:rPr>
-        <w:t xml:space="preserve">-Driven Discovery of High-Temperature Superconductors via Materials Genome Initiative and High-Throughput Screening</w:t>
-      </w:r>
+        <w:t xml:space="preserve">Physical Review B</w:t>
+      </w:r>
+      <w:r>
+        <w:t xml:space="preserve"> </w:t>
+      </w:r>
+      <w:r>
+        <w:t xml:space="preserve">111: 174506.</w:t>
+      </w:r>
+      <w:r>
+        <w:t xml:space="preserve"> </w:t>
+      </w:r>
+      <w:hyperlink r:id="rId141">
+        <w:r>
+          <w:rPr>
+            <w:rStyle w:val="Hyperlink"/>
+          </w:rPr>
+          <w:t xml:space="preserve">https://doi.org/10.1103/PhysRevB.111.174506</w:t>
+        </w:r>
+      </w:hyperlink>
       <w:r>
         <w:t xml:space="preserve">.</w:t>
       </w:r>
-      <w:r>
-        <w:t xml:space="preserve"> </w:t>
-      </w:r>
-      <w:hyperlink r:id="rId133">
-        <w:r>
-          <w:rPr>
-            <w:rStyle w:val="Hyperlink"/>
-          </w:rPr>
-          <w:t xml:space="preserve">https://arxiv.org/abs/2511.03865</w:t>
-        </w:r>
-      </w:hyperlink>
-      <w:r>
-        <w:t xml:space="preserve">.</w:t>
-      </w:r>
-    </w:p>
-    <w:bookmarkEnd w:id="134"/>
-    <w:bookmarkStart w:id="136" w:name="ref-gaytanvillarreal2026real"/>
+    </w:p>
+    <w:bookmarkEnd w:id="142"/>
+    <w:bookmarkStart w:id="144" w:name="ref-hamidieh2018data"/>
     <w:p>
       <w:pPr>
         <w:pStyle w:val="Bibliography"/>
       </w:pPr>
       <w:r>
-        <w:t xml:space="preserve">Gaytan-Villarreal, Daniel, Peter Meiring, Daniel Baxter, et al. 2026.</w:t>
+        <w:t xml:space="preserve">Hamidieh, Kam. 2018.</w:t>
+      </w:r>
+      <w:r>
+        <w:t xml:space="preserve"> </w:t>
+      </w:r>
+      <w:r>
+        <w:t xml:space="preserve">“A Data-Driven Statistical Model for Predicting the Critical Temperature of a Superconductor.”</w:t>
       </w:r>
       <w:r>
         <w:t xml:space="preserve"> </w:t>
@@ -15430,40 +15760,58 @@
           <w:i/>
           <w:iCs/>
         </w:rPr>
-        <w:t xml:space="preserve">Real-Time Detection of Charge Jumps in Superconducting Qubits with a Convolutional Neural Network</w:t>
-      </w:r>
+        <w:t xml:space="preserve">Computational Materials Science</w:t>
+      </w:r>
+      <w:r>
+        <w:t xml:space="preserve"> </w:t>
+      </w:r>
+      <w:r>
+        <w:t xml:space="preserve">154: 346–54.</w:t>
+      </w:r>
+      <w:r>
+        <w:t xml:space="preserve"> </w:t>
+      </w:r>
+      <w:hyperlink r:id="rId143">
+        <w:r>
+          <w:rPr>
+            <w:rStyle w:val="Hyperlink"/>
+          </w:rPr>
+          <w:t xml:space="preserve">https://doi.org/10.1016/j.commatsci.2018.07.052</w:t>
+        </w:r>
+      </w:hyperlink>
       <w:r>
         <w:t xml:space="preserve">.</w:t>
       </w:r>
-      <w:r>
-        <w:t xml:space="preserve"> </w:t>
-      </w:r>
-      <w:hyperlink r:id="rId135">
-        <w:r>
-          <w:rPr>
-            <w:rStyle w:val="Hyperlink"/>
-          </w:rPr>
-          <w:t xml:space="preserve">https://arxiv.org/abs/2607.14293</w:t>
-        </w:r>
-      </w:hyperlink>
-      <w:r>
-        <w:t xml:space="preserve">.</w:t>
-      </w:r>
-    </w:p>
-    <w:bookmarkEnd w:id="136"/>
-    <w:bookmarkStart w:id="138" w:name="ref-ge2022charge"/>
+    </w:p>
+    <w:bookmarkEnd w:id="144"/>
+    <w:bookmarkStart w:id="146" w:name="ref-han2024invdesflow"/>
     <w:p>
       <w:pPr>
         <w:pStyle w:val="Bibliography"/>
       </w:pPr>
       <w:r>
-        <w:t xml:space="preserve">Ge, Jun, Pinyuan Wang, Ying Xing, et al. 2022.</w:t>
-      </w:r>
-      <w:r>
-        <w:t xml:space="preserve"> </w:t>
-      </w:r>
-      <w:r>
-        <w:t xml:space="preserve">“Charge-4e and Charge-6e Flux Quantization and Higher Charge Superconductivity in Kagome Superconductor Ring Devices.”</w:t>
+        <w:t xml:space="preserve">Han, Xiao-Qi, Zhenfeng Ouyang, Peng-Jie Guo, Hao Sun, Ze-Feng Gao, and Zhong-Yi Lu. 2025.</w:t>
+      </w:r>
+      <w:r>
+        <w:t xml:space="preserve"> </w:t>
+      </w:r>
+      <w:r>
+        <w:t xml:space="preserve">“</w:t>
+      </w:r>
+      <w:r>
+        <w:t xml:space="preserve">InvDesFlow</w:t>
+      </w:r>
+      <w:r>
+        <w:t xml:space="preserve">: An</w:t>
+      </w:r>
+      <w:r>
+        <w:t xml:space="preserve"> </w:t>
+      </w:r>
+      <w:r>
+        <w:t xml:space="preserve">AI</w:t>
+      </w:r>
+      <w:r>
+        <w:t xml:space="preserve">-Driven Materials Inverse Design Workflow to Explore Possible High-Temperature Superconductors.”</w:t>
       </w:r>
       <w:r>
         <w:t xml:space="preserve"> </w:t>
@@ -15473,34 +15821,43 @@
           <w:i/>
           <w:iCs/>
         </w:rPr>
-        <w:t xml:space="preserve">Physical Review X 14, 021025 (2024)</w:t>
-      </w:r>
-      <w:r>
-        <w:t xml:space="preserve">, ahead of print.</w:t>
-      </w:r>
-      <w:r>
-        <w:t xml:space="preserve"> </w:t>
-      </w:r>
-      <w:hyperlink r:id="rId137">
-        <w:r>
-          <w:rPr>
-            <w:rStyle w:val="Hyperlink"/>
-          </w:rPr>
-          <w:t xml:space="preserve">https://doi.org/10.48550/arxiv.2201.10352</w:t>
+        <w:t xml:space="preserve">Chinese Physics Letters</w:t>
+      </w:r>
+      <w:r>
+        <w:t xml:space="preserve"> </w:t>
+      </w:r>
+      <w:r>
+        <w:t xml:space="preserve">42: 047301.</w:t>
+      </w:r>
+      <w:r>
+        <w:t xml:space="preserve"> </w:t>
+      </w:r>
+      <w:hyperlink r:id="rId145">
+        <w:r>
+          <w:rPr>
+            <w:rStyle w:val="Hyperlink"/>
+          </w:rPr>
+          <w:t xml:space="preserve">https://doi.org/10.1088/0256-307X/42/4/047301</w:t>
         </w:r>
       </w:hyperlink>
       <w:r>
         <w:t xml:space="preserve">.</w:t>
       </w:r>
     </w:p>
-    <w:bookmarkEnd w:id="138"/>
-    <w:bookmarkStart w:id="140" w:name="ref-griffin2023origin"/>
+    <w:bookmarkEnd w:id="146"/>
+    <w:bookmarkStart w:id="148" w:name="ref-holleis2023nematicity"/>
     <w:p>
       <w:pPr>
         <w:pStyle w:val="Bibliography"/>
       </w:pPr>
       <w:r>
-        <w:t xml:space="preserve">Griffin, Sinéad M. 2023.</w:t>
+        <w:t xml:space="preserve">Holleis, Ludwig, Caitlin L. Patterson, Yiran Zhang, et al. 2025.</w:t>
+      </w:r>
+      <w:r>
+        <w:t xml:space="preserve"> </w:t>
+      </w:r>
+      <w:r>
+        <w:t xml:space="preserve">“Nematicity and Orbital Depairing in Superconducting Bernal Bilayer Graphene with Strong Spin Orbit Coupling.”</w:t>
       </w:r>
       <w:r>
         <w:t xml:space="preserve"> </w:t>
@@ -15510,40 +15867,37 @@
           <w:i/>
           <w:iCs/>
         </w:rPr>
-        <w:t xml:space="preserve">Origin of Correlated Isolated Flat Bands in Copper-Substituted Lead Phosphate Apatite</w:t>
-      </w:r>
+        <w:t xml:space="preserve">Nature Physics</w:t>
+      </w:r>
+      <w:r>
+        <w:t xml:space="preserve"> </w:t>
+      </w:r>
+      <w:r>
+        <w:t xml:space="preserve">21: 444–50.</w:t>
+      </w:r>
+      <w:r>
+        <w:t xml:space="preserve"> </w:t>
+      </w:r>
+      <w:hyperlink r:id="rId147">
+        <w:r>
+          <w:rPr>
+            <w:rStyle w:val="Hyperlink"/>
+          </w:rPr>
+          <w:t xml:space="preserve">https://doi.org/10.1038/s41567-024-02776-7</w:t>
+        </w:r>
+      </w:hyperlink>
       <w:r>
         <w:t xml:space="preserve">.</w:t>
       </w:r>
-      <w:r>
-        <w:t xml:space="preserve"> </w:t>
-      </w:r>
-      <w:hyperlink r:id="rId139">
-        <w:r>
-          <w:rPr>
-            <w:rStyle w:val="Hyperlink"/>
-          </w:rPr>
-          <w:t xml:space="preserve">https://arxiv.org/abs/2307.16892</w:t>
-        </w:r>
-      </w:hyperlink>
-      <w:r>
-        <w:t xml:space="preserve">.</w:t>
-      </w:r>
-    </w:p>
-    <w:bookmarkEnd w:id="140"/>
-    <w:bookmarkStart w:id="142" w:name="ref-gu2023effective"/>
+    </w:p>
+    <w:bookmarkEnd w:id="148"/>
+    <w:bookmarkStart w:id="150" w:name="ref-hou2025distinct"/>
     <w:p>
       <w:pPr>
         <w:pStyle w:val="Bibliography"/>
       </w:pPr>
       <w:r>
-        <w:t xml:space="preserve">Gu, Yuhao, Congcong Le, Zhesen Yang, Xianxin Wu, and Jiangping Hu. 2023.</w:t>
-      </w:r>
-      <w:r>
-        <w:t xml:space="preserve"> </w:t>
-      </w:r>
-      <w:r>
-        <w:t xml:space="preserve">“Effective Model and Pairing Tendency in Bilayer Ni-Based Superconductor La$_3$ni$_2$o$_7$.”</w:t>
+        <w:t xml:space="preserve">Hou, Zhiyong, Zhiyuan Shang, Wen Duan, Wei Xie, Huan Yang, and Hai-Hu Wen. 2025.</w:t>
       </w:r>
       <w:r>
         <w:t xml:space="preserve"> </w:t>
@@ -15553,103 +15907,13 @@
           <w:i/>
           <w:iCs/>
         </w:rPr>
-        <w:t xml:space="preserve">Phys. Rev. B 111, 174506 (2025)</w:t>
-      </w:r>
-      <w:r>
-        <w:t xml:space="preserve">, ahead of print.</w:t>
-      </w:r>
-      <w:r>
-        <w:t xml:space="preserve"> </w:t>
-      </w:r>
-      <w:hyperlink r:id="rId141">
-        <w:r>
-          <w:rPr>
-            <w:rStyle w:val="Hyperlink"/>
-          </w:rPr>
-          <w:t xml:space="preserve">https://doi.org/10.48550/arxiv.2306.07275</w:t>
-        </w:r>
-      </w:hyperlink>
-      <w:r>
-        <w:t xml:space="preserve">.</w:t>
-      </w:r>
-    </w:p>
-    <w:bookmarkEnd w:id="142"/>
-    <w:bookmarkStart w:id="144" w:name="ref-hamidieh2018data"/>
-    <w:p>
-      <w:pPr>
-        <w:pStyle w:val="Bibliography"/>
-      </w:pPr>
-      <w:r>
-        <w:t xml:space="preserve">Hamidieh, Kam. 2018.</w:t>
-      </w:r>
-      <w:r>
-        <w:t xml:space="preserve"> </w:t>
-      </w:r>
-      <w:r>
-        <w:t xml:space="preserve">“A Data-Driven Statistical Model for Predicting the Critical Temperature of a Superconductor.”</w:t>
-      </w:r>
-      <w:r>
-        <w:t xml:space="preserve"> </w:t>
+        <w:t xml:space="preserve">Distinct Modulation Behavior of Superconducting Coherence Peaks Associated with Sign-Reversal Gaps in</w:t>
       </w:r>
       <w:r>
         <w:rPr>
           <w:i/>
           <w:iCs/>
         </w:rPr>
-        <w:t xml:space="preserve">Computational Materials Science</w:t>
-      </w:r>
-      <w:r>
-        <w:t xml:space="preserve"> </w:t>
-      </w:r>
-      <w:r>
-        <w:t xml:space="preserve">154: 346–54.</w:t>
-      </w:r>
-      <w:r>
-        <w:t xml:space="preserve"> </w:t>
-      </w:r>
-      <w:hyperlink r:id="rId143">
-        <w:r>
-          <w:rPr>
-            <w:rStyle w:val="Hyperlink"/>
-          </w:rPr>
-          <w:t xml:space="preserve">https://doi.org/10.1016/j.commatsci.2018.07.052</w:t>
-        </w:r>
-      </w:hyperlink>
-      <w:r>
-        <w:t xml:space="preserve">.</w:t>
-      </w:r>
-    </w:p>
-    <w:bookmarkEnd w:id="144"/>
-    <w:bookmarkStart w:id="146" w:name="ref-han2024invdesflow"/>
-    <w:p>
-      <w:pPr>
-        <w:pStyle w:val="Bibliography"/>
-      </w:pPr>
-      <w:r>
-        <w:t xml:space="preserve">Han, Xiao-Qi, Zhenfeng Ouyang, Peng-Jie Guo, Hao Sun, Ze-Feng Gao, and Zhong-Yi Lu. 2024.</w:t>
-      </w:r>
-      <w:r>
-        <w:t xml:space="preserve"> </w:t>
-      </w:r>
-      <w:r>
-        <w:t xml:space="preserve">“</w:t>
-      </w:r>
-      <w:r>
-        <w:t xml:space="preserve">InvDesFlow</w:t>
-      </w:r>
-      <w:r>
-        <w:t xml:space="preserve">: An</w:t>
-      </w:r>
-      <w:r>
-        <w:t xml:space="preserve"> </w:t>
-      </w:r>
-      <w:r>
-        <w:t xml:space="preserve">AI</w:t>
-      </w:r>
-      <w:r>
-        <w:t xml:space="preserve">-Driven Materials Inverse Design Workflow to Explore Possible High-Temperature Superconductors.”</w:t>
-      </w:r>
-      <w:r>
         <w:t xml:space="preserve"> </w:t>
       </w:r>
       <w:r>
@@ -15657,317 +15921,238 @@
           <w:i/>
           <w:iCs/>
         </w:rPr>
-        <w:t xml:space="preserve">Chin. Phys. Lett. 2025,42(4): 047301</w:t>
-      </w:r>
-      <w:r>
-        <w:t xml:space="preserve">, ahead of print.</w:t>
-      </w:r>
-      <w:r>
-        <w:t xml:space="preserve"> </w:t>
-      </w:r>
-      <w:hyperlink r:id="rId145">
-        <w:r>
-          <w:rPr>
-            <w:rStyle w:val="Hyperlink"/>
-          </w:rPr>
-          <w:t xml:space="preserve">https://doi.org/10.48550/arxiv.2409.08065</w:t>
-        </w:r>
-      </w:hyperlink>
-      <w:r>
-        <w:t xml:space="preserve">.</w:t>
-      </w:r>
-    </w:p>
-    <w:bookmarkEnd w:id="146"/>
-    <w:bookmarkStart w:id="148" w:name="ref-holleis2023nematicity"/>
-    <w:p>
-      <w:pPr>
-        <w:pStyle w:val="Bibliography"/>
-      </w:pPr>
-      <w:r>
-        <w:t xml:space="preserve">Holleis, Ludwig, Caitlin L. Patterson, Yiran Zhang, et al. 2023.</w:t>
-      </w:r>
-      <w:r>
-        <w:t xml:space="preserve"> </w:t>
+        <w:t xml:space="preserve">FeTe</w:t>
       </w:r>
       <w:r>
         <w:rPr>
           <w:i/>
           <w:iCs/>
         </w:rPr>
-        <w:t xml:space="preserve">Nematicity and Orbital Depairing in Superconducting Bernal Bilayer Graphene with Strong Spin Orbit Coupling</w:t>
-      </w:r>
-      <w:r>
-        <w:t xml:space="preserve">.</w:t>
-      </w:r>
-      <w:r>
-        <w:t xml:space="preserve"> </w:t>
-      </w:r>
-      <w:hyperlink r:id="rId147">
-        <w:r>
-          <w:rPr>
-            <w:rStyle w:val="Hyperlink"/>
-          </w:rPr>
-          <w:t xml:space="preserve">https://arxiv.org/abs/2303.00742</w:t>
-        </w:r>
-      </w:hyperlink>
-      <w:r>
-        <w:t xml:space="preserve">.</w:t>
-      </w:r>
-    </w:p>
-    <w:bookmarkEnd w:id="148"/>
-    <w:bookmarkStart w:id="150" w:name="ref-hou2025distinct"/>
-    <w:p>
-      <w:pPr>
-        <w:pStyle w:val="Bibliography"/>
-      </w:pPr>
-      <w:r>
-        <w:t xml:space="preserve">Hou, Zhiyong, Zhiyuan Shang, Wen Duan, Wei Xie, Huan Yang, and Hai-Hu Wen. 2025.</w:t>
-      </w:r>
-      <w:r>
-        <w:t xml:space="preserve"> </w:t>
+        <w:t xml:space="preserve">$_</w:t>
       </w:r>
       <w:r>
         <w:rPr>
           <w:i/>
           <w:iCs/>
         </w:rPr>
-        <w:t xml:space="preserve">Distinct Modulation Behavior of Superconducting Coherence Peaks Associated with Sign-Reversal Gaps in</w:t>
+        <w:t xml:space="preserve">0.55</w:t>
       </w:r>
       <w:r>
         <w:rPr>
           <w:i/>
           <w:iCs/>
         </w:rPr>
-        <w:t xml:space="preserve"> </w:t>
+        <w:t xml:space="preserve">$se$_</w:t>
       </w:r>
       <w:r>
         <w:rPr>
           <w:i/>
           <w:iCs/>
         </w:rPr>
-        <w:t xml:space="preserve">FeTe</w:t>
+        <w:t xml:space="preserve">0.45</w:t>
       </w:r>
       <w:r>
         <w:rPr>
           <w:i/>
           <w:iCs/>
         </w:rPr>
-        <w:t xml:space="preserve">$_</w:t>
+        <w:t xml:space="preserve">$</w:t>
+      </w:r>
+      <w:r>
+        <w:t xml:space="preserve">.</w:t>
+      </w:r>
+      <w:r>
+        <w:t xml:space="preserve"> </w:t>
+      </w:r>
+      <w:hyperlink r:id="rId149">
+        <w:r>
+          <w:rPr>
+            <w:rStyle w:val="Hyperlink"/>
+          </w:rPr>
+          <w:t xml:space="preserve">https://arxiv.org/abs/2512.01703</w:t>
+        </w:r>
+      </w:hyperlink>
+      <w:r>
+        <w:t xml:space="preserve">.</w:t>
+      </w:r>
+    </w:p>
+    <w:bookmarkEnd w:id="150"/>
+    <w:bookmarkStart w:id="152" w:name="ref-hu2022coexistence"/>
+    <w:p>
+      <w:pPr>
+        <w:pStyle w:val="Bibliography"/>
+      </w:pPr>
+      <w:r>
+        <w:t xml:space="preserve">Hu, Yong, Xianxin Wu, Brenden R. Ortiz, et al. 2022.</w:t>
+      </w:r>
+      <w:r>
+        <w:t xml:space="preserve"> </w:t>
+      </w:r>
+      <w:r>
+        <w:t xml:space="preserve">“Coexistence of Tri-Hexagonal and Star-of-David Pattern in the Charge Density Wave of the Kagome Superconductor</w:t>
+      </w:r>
+      <w:r>
+        <w:t xml:space="preserve"> </w:t>
+      </w:r>
+      <w:r>
+        <w:t xml:space="preserve">AV</w:t>
+      </w:r>
+      <w:r>
+        <w:t xml:space="preserve">$_3$sb$_5$.”</w:t>
+      </w:r>
+      <w:r>
+        <w:t xml:space="preserve"> </w:t>
       </w:r>
       <w:r>
         <w:rPr>
           <w:i/>
           <w:iCs/>
         </w:rPr>
-        <w:t xml:space="preserve">0.55</w:t>
+        <w:t xml:space="preserve">Physical Review B</w:t>
+      </w:r>
+      <w:r>
+        <w:t xml:space="preserve"> </w:t>
+      </w:r>
+      <w:r>
+        <w:t xml:space="preserve">106: L241106.</w:t>
+      </w:r>
+      <w:r>
+        <w:t xml:space="preserve"> </w:t>
+      </w:r>
+      <w:hyperlink r:id="rId151">
+        <w:r>
+          <w:rPr>
+            <w:rStyle w:val="Hyperlink"/>
+          </w:rPr>
+          <w:t xml:space="preserve">https://doi.org/10.1103/PhysRevB.106.L241106</w:t>
+        </w:r>
+      </w:hyperlink>
+      <w:r>
+        <w:t xml:space="preserve">.</w:t>
+      </w:r>
+    </w:p>
+    <w:bookmarkEnd w:id="152"/>
+    <w:bookmarkStart w:id="154" w:name="ref-iguchi2023observation"/>
+    <w:p>
+      <w:pPr>
+        <w:pStyle w:val="Bibliography"/>
+      </w:pPr>
+      <w:r>
+        <w:t xml:space="preserve">Iguchi, Yusuke, Ruby Shi, Kunihiro Kihou, et al. 2023.</w:t>
+      </w:r>
+      <w:r>
+        <w:t xml:space="preserve"> </w:t>
+      </w:r>
+      <w:r>
+        <w:t xml:space="preserve">“Observation of Superconducting Vortices Carrying a Temperature-Dependent Fraction of the Flux Quantum.”</w:t>
+      </w:r>
+      <w:r>
+        <w:t xml:space="preserve"> </w:t>
       </w:r>
       <w:r>
         <w:rPr>
           <w:i/>
           <w:iCs/>
         </w:rPr>
-        <w:t xml:space="preserve">$se$_</w:t>
+        <w:t xml:space="preserve">Science</w:t>
+      </w:r>
+      <w:r>
+        <w:t xml:space="preserve"> </w:t>
+      </w:r>
+      <w:r>
+        <w:t xml:space="preserve">380: 1244–47.</w:t>
+      </w:r>
+      <w:r>
+        <w:t xml:space="preserve"> </w:t>
+      </w:r>
+      <w:hyperlink r:id="rId153">
+        <w:r>
+          <w:rPr>
+            <w:rStyle w:val="Hyperlink"/>
+          </w:rPr>
+          <w:t xml:space="preserve">https://doi.org/10.1126/science.abp9979</w:t>
+        </w:r>
+      </w:hyperlink>
+      <w:r>
+        <w:t xml:space="preserve">.</w:t>
+      </w:r>
+    </w:p>
+    <w:bookmarkEnd w:id="154"/>
+    <w:bookmarkStart w:id="156" w:name="ref-itani2025large"/>
+    <w:p>
+      <w:pPr>
+        <w:pStyle w:val="Bibliography"/>
+      </w:pPr>
+      <w:r>
+        <w:t xml:space="preserve">Itani, Suman, Yibo Zhang, Ranjit Itani, and Jiadong Zang. 2025.</w:t>
+      </w:r>
+      <w:r>
+        <w:t xml:space="preserve"> </w:t>
       </w:r>
       <w:r>
         <w:rPr>
           <w:i/>
           <w:iCs/>
         </w:rPr>
-        <w:t xml:space="preserve">0.45</w:t>
+        <w:t xml:space="preserve">Large Language Models for Superconductor Discovery</w:t>
+      </w:r>
+      <w:r>
+        <w:t xml:space="preserve">.</w:t>
+      </w:r>
+      <w:r>
+        <w:t xml:space="preserve"> </w:t>
+      </w:r>
+      <w:hyperlink r:id="rId155">
+        <w:r>
+          <w:rPr>
+            <w:rStyle w:val="Hyperlink"/>
+          </w:rPr>
+          <w:t xml:space="preserve">https://arxiv.org/abs/2512.10847</w:t>
+        </w:r>
+      </w:hyperlink>
+      <w:r>
+        <w:t xml:space="preserve">.</w:t>
+      </w:r>
+    </w:p>
+    <w:bookmarkEnd w:id="156"/>
+    <w:bookmarkStart w:id="158" w:name="ref-jiang2021kagome"/>
+    <w:p>
+      <w:pPr>
+        <w:pStyle w:val="Bibliography"/>
+      </w:pPr>
+      <w:r>
+        <w:t xml:space="preserve">Jiang, Kun, Tao Wu, Jia-Xin Yin, et al. 2022.</w:t>
+      </w:r>
+      <w:r>
+        <w:t xml:space="preserve"> </w:t>
+      </w:r>
+      <w:r>
+        <w:t xml:space="preserve">“Kagome Superconductors</w:t>
+      </w:r>
+      <w:r>
+        <w:t xml:space="preserve"> </w:t>
+      </w:r>
+      <w:r>
+        <w:t xml:space="preserve">AV</w:t>
+      </w:r>
+      <w:r>
+        <w:t xml:space="preserve">$_3$sb$_5$ (a=k, Rb, Cs).”</w:t>
+      </w:r>
+      <w:r>
+        <w:t xml:space="preserve"> </w:t>
       </w:r>
       <w:r>
         <w:rPr>
           <w:i/>
           <w:iCs/>
         </w:rPr>
-        <w:t xml:space="preserve">$</w:t>
-      </w:r>
-      <w:r>
-        <w:t xml:space="preserve">.</w:t>
-      </w:r>
-      <w:r>
-        <w:t xml:space="preserve"> </w:t>
-      </w:r>
-      <w:hyperlink r:id="rId149">
-        <w:r>
-          <w:rPr>
-            <w:rStyle w:val="Hyperlink"/>
-          </w:rPr>
-          <w:t xml:space="preserve">https://arxiv.org/abs/2512.01703</w:t>
-        </w:r>
-      </w:hyperlink>
-      <w:r>
-        <w:t xml:space="preserve">.</w:t>
-      </w:r>
-    </w:p>
-    <w:bookmarkEnd w:id="150"/>
-    <w:bookmarkStart w:id="152" w:name="ref-hu2022coexistence"/>
-    <w:p>
-      <w:pPr>
-        <w:pStyle w:val="Bibliography"/>
-      </w:pPr>
-      <w:r>
-        <w:t xml:space="preserve">Hu, Yong, Xianxin Wu, Brenden R. Ortiz, et al. 2022.</w:t>
-      </w:r>
-      <w:r>
-        <w:t xml:space="preserve"> </w:t>
-      </w:r>
-      <w:r>
-        <w:t xml:space="preserve">“Coexistence of Tri-Hexagonal and Star-of-David Pattern in the Charge Density Wave of the Kagome Superconductor</w:t>
-      </w:r>
-      <w:r>
-        <w:t xml:space="preserve"> </w:t>
-      </w:r>
-      <w:r>
-        <w:t xml:space="preserve">AV</w:t>
-      </w:r>
-      <w:r>
-        <w:t xml:space="preserve">$_3$sb$_5$.”</w:t>
-      </w:r>
-      <w:r>
-        <w:t xml:space="preserve"> </w:t>
-      </w:r>
-      <w:r>
-        <w:rPr>
-          <w:i/>
-          <w:iCs/>
-        </w:rPr>
-        <w:t xml:space="preserve">Physical Review B 106, L241106 (2022)</w:t>
-      </w:r>
-      <w:r>
-        <w:t xml:space="preserve">, ahead of print.</w:t>
-      </w:r>
-      <w:r>
-        <w:t xml:space="preserve"> </w:t>
-      </w:r>
-      <w:hyperlink r:id="rId151">
-        <w:r>
-          <w:rPr>
-            <w:rStyle w:val="Hyperlink"/>
-          </w:rPr>
-          <w:t xml:space="preserve">https://doi.org/10.48550/arxiv.2201.06477</w:t>
-        </w:r>
-      </w:hyperlink>
-      <w:r>
-        <w:t xml:space="preserve">.</w:t>
-      </w:r>
-    </w:p>
-    <w:bookmarkEnd w:id="152"/>
-    <w:bookmarkStart w:id="154" w:name="ref-iguchi2023observation"/>
-    <w:p>
-      <w:pPr>
-        <w:pStyle w:val="Bibliography"/>
-      </w:pPr>
-      <w:r>
-        <w:t xml:space="preserve">Iguchi, Yusuke, Ruby Shi, Kunihiro Kihou, et al. 2023.</w:t>
-      </w:r>
-      <w:r>
-        <w:t xml:space="preserve"> </w:t>
-      </w:r>
-      <w:r>
-        <w:t xml:space="preserve">“Observation of Superconducting Vortices Carrying a Temperature-Dependent Fraction of the Flux Quantum.”</w:t>
-      </w:r>
-      <w:r>
-        <w:t xml:space="preserve"> </w:t>
-      </w:r>
-      <w:r>
-        <w:rPr>
-          <w:i/>
-          <w:iCs/>
-        </w:rPr>
-        <w:t xml:space="preserve">Science 0,eabp9979 (2023)</w:t>
-      </w:r>
-      <w:r>
-        <w:t xml:space="preserve">, ahead of print.</w:t>
-      </w:r>
-      <w:r>
-        <w:t xml:space="preserve"> </w:t>
-      </w:r>
-      <w:hyperlink r:id="rId153">
-        <w:r>
-          <w:rPr>
-            <w:rStyle w:val="Hyperlink"/>
-          </w:rPr>
-          <w:t xml:space="preserve">https://doi.org/10.48550/arxiv.2301.12368</w:t>
-        </w:r>
-      </w:hyperlink>
-      <w:r>
-        <w:t xml:space="preserve">.</w:t>
-      </w:r>
-    </w:p>
-    <w:bookmarkEnd w:id="154"/>
-    <w:bookmarkStart w:id="156" w:name="ref-itani2025large"/>
-    <w:p>
-      <w:pPr>
-        <w:pStyle w:val="Bibliography"/>
-      </w:pPr>
-      <w:r>
-        <w:t xml:space="preserve">Itani, Suman, Yibo Zhang, Ranjit Itani, and Jiadong Zang. 2025.</w:t>
-      </w:r>
-      <w:r>
-        <w:t xml:space="preserve"> </w:t>
-      </w:r>
-      <w:r>
-        <w:rPr>
-          <w:i/>
-          <w:iCs/>
-        </w:rPr>
-        <w:t xml:space="preserve">Large Language Models for Superconductor Discovery</w:t>
-      </w:r>
-      <w:r>
-        <w:t xml:space="preserve">.</w:t>
-      </w:r>
-      <w:r>
-        <w:t xml:space="preserve"> </w:t>
-      </w:r>
-      <w:hyperlink r:id="rId155">
-        <w:r>
-          <w:rPr>
-            <w:rStyle w:val="Hyperlink"/>
-          </w:rPr>
-          <w:t xml:space="preserve">https://arxiv.org/abs/2512.10847</w:t>
-        </w:r>
-      </w:hyperlink>
-      <w:r>
-        <w:t xml:space="preserve">.</w:t>
-      </w:r>
-    </w:p>
-    <w:bookmarkEnd w:id="156"/>
-    <w:bookmarkStart w:id="158" w:name="ref-jiang2021kagome"/>
-    <w:p>
-      <w:pPr>
-        <w:pStyle w:val="Bibliography"/>
-      </w:pPr>
-      <w:r>
-        <w:t xml:space="preserve">Jiang, Kun, Tao Wu, Jia-Xin Yin, et al. 2021.</w:t>
-      </w:r>
-      <w:r>
-        <w:t xml:space="preserve"> </w:t>
-      </w:r>
-      <w:r>
-        <w:t xml:space="preserve">“Kagome Superconductors</w:t>
-      </w:r>
-      <w:r>
-        <w:t xml:space="preserve"> </w:t>
-      </w:r>
-      <w:r>
-        <w:t xml:space="preserve">AV</w:t>
-      </w:r>
-      <w:r>
-        <w:t xml:space="preserve">$_3$sb$_5$ (a=k, Rb, Cs).”</w:t>
-      </w:r>
-      <w:r>
-        <w:t xml:space="preserve"> </w:t>
-      </w:r>
-      <w:r>
-        <w:rPr>
-          <w:i/>
-          <w:iCs/>
-        </w:rPr>
-        <w:t xml:space="preserve">National Science Review 10: Nwac199 (2023)</w:t>
-      </w:r>
-      <w:r>
-        <w:t xml:space="preserve">, ahead of print.</w:t>
+        <w:t xml:space="preserve">National Science Review</w:t>
+      </w:r>
+      <w:r>
+        <w:t xml:space="preserve"> </w:t>
+      </w:r>
+      <w:r>
+        <w:t xml:space="preserve">10: nwac199.</w:t>
       </w:r>
       <w:r>
         <w:t xml:space="preserve"> </w:t>
@@ -15977,7 +16162,7 @@
           <w:rPr>
             <w:rStyle w:val="Hyperlink"/>
           </w:rPr>
-          <w:t xml:space="preserve">https://doi.org/10.48550/arxiv.2109.10809</w:t>
+          <w:t xml:space="preserve">https://doi.org/10.1093/nsr/nwac199</w:t>
         </w:r>
       </w:hyperlink>
       <w:r>
@@ -16165,7 +16350,7 @@
           <w:i/>
           <w:iCs/>
         </w:rPr>
-        <w:t xml:space="preserve">Nature Materials (2022)</w:t>
+        <w:t xml:space="preserve">Nature Materials</w:t>
       </w:r>
       <w:r>
         <w:t xml:space="preserve">, ahead of print.</w:t>
@@ -16178,7 +16363,7 @@
           <w:rPr>
             <w:rStyle w:val="Hyperlink"/>
           </w:rPr>
-          <w:t xml:space="preserve">https://doi.org/10.48550/arxiv.2202.01902</w:t>
+          <w:t xml:space="preserve">https://doi.org/10.1038/s41563-022-01375-2</w:t>
         </w:r>
       </w:hyperlink>
       <w:r>
@@ -16324,7 +16509,7 @@
         <w:pStyle w:val="Bibliography"/>
       </w:pPr>
       <w:r>
-        <w:t xml:space="preserve">Lau, Liam L. H., and Piers Coleman. 2023.</w:t>
+        <w:t xml:space="preserve">Lau, Liam L. H., and Piers Coleman. 2025.</w:t>
       </w:r>
       <w:r>
         <w:t xml:space="preserve"> </w:t>
@@ -16340,10 +16525,13 @@
           <w:i/>
           <w:iCs/>
         </w:rPr>
-        <w:t xml:space="preserve">Phys. Rev. X 15, 021028 (2025)</w:t>
-      </w:r>
-      <w:r>
-        <w:t xml:space="preserve">, ahead of print.</w:t>
+        <w:t xml:space="preserve">Physical Review X</w:t>
+      </w:r>
+      <w:r>
+        <w:t xml:space="preserve"> </w:t>
+      </w:r>
+      <w:r>
+        <w:t xml:space="preserve">15: 021028.</w:t>
       </w:r>
       <w:r>
         <w:t xml:space="preserve"> </w:t>
@@ -16353,7 +16541,7 @@
           <w:rPr>
             <w:rStyle w:val="Hyperlink"/>
           </w:rPr>
-          <w:t xml:space="preserve">https://doi.org/10.48550/arxiv.2303.02670</w:t>
+          <w:t xml:space="preserve">https://doi.org/10.1103/PhysRevX.15.021028</w:t>
         </w:r>
       </w:hyperlink>
       <w:r>
@@ -16623,10 +16811,13 @@
           <w:i/>
           <w:iCs/>
         </w:rPr>
-        <w:t xml:space="preserve">Nature 649, 871-878 (2026)</w:t>
-      </w:r>
-      <w:r>
-        <w:t xml:space="preserve">, ahead of print.</w:t>
+        <w:t xml:space="preserve">Nature</w:t>
+      </w:r>
+      <w:r>
+        <w:t xml:space="preserve"> </w:t>
+      </w:r>
+      <w:r>
+        <w:t xml:space="preserve">649: 871–78.</w:t>
       </w:r>
       <w:r>
         <w:t xml:space="preserve"> </w:t>
@@ -16636,7 +16827,7 @@
           <w:rPr>
             <w:rStyle w:val="Hyperlink"/>
           </w:rPr>
-          <w:t xml:space="preserve">https://doi.org/10.48550/arxiv.2501.14584</w:t>
+          <w:t xml:space="preserve">https://doi.org/10.1038/s41586-025-09954-4</w:t>
         </w:r>
       </w:hyperlink>
       <w:r>
@@ -16687,7 +16878,7 @@
         <w:pStyle w:val="Bibliography"/>
       </w:pPr>
       <w:r>
-        <w:t xml:space="preserve">Lotfizadeh, Neda, William F. Schiela, Barış Pekerten, et al. 2023.</w:t>
+        <w:t xml:space="preserve">Lotfizadeh, Neda, William F. Schiela, Barış Pekerten, et al. 2024.</w:t>
       </w:r>
       <w:r>
         <w:t xml:space="preserve"> </w:t>
@@ -16712,10 +16903,13 @@
           <w:i/>
           <w:iCs/>
         </w:rPr>
-        <w:t xml:space="preserve">Communications Physics Volume 7, Article Number: 120 (2024)</w:t>
-      </w:r>
-      <w:r>
-        <w:t xml:space="preserve">, ahead of print.</w:t>
+        <w:t xml:space="preserve">Communications Physics</w:t>
+      </w:r>
+      <w:r>
+        <w:t xml:space="preserve"> </w:t>
+      </w:r>
+      <w:r>
+        <w:t xml:space="preserve">7: 120.</w:t>
       </w:r>
       <w:r>
         <w:t xml:space="preserve"> </w:t>
@@ -16725,7 +16919,7 @@
           <w:rPr>
             <w:rStyle w:val="Hyperlink"/>
           </w:rPr>
-          <w:t xml:space="preserve">https://doi.org/10.48550/arxiv.2303.01902</w:t>
+          <w:t xml:space="preserve">https://doi.org/10.1038/s42005-024-01618-5</w:t>
         </w:r>
       </w:hyperlink>
       <w:r>
@@ -16755,10 +16949,13 @@
           <w:i/>
           <w:iCs/>
         </w:rPr>
-        <w:t xml:space="preserve">PubMed</w:t>
-      </w:r>
-      <w:r>
-        <w:t xml:space="preserve">, ahead of print.</w:t>
+        <w:t xml:space="preserve">Physical Review Letters</w:t>
+      </w:r>
+      <w:r>
+        <w:t xml:space="preserve"> </w:t>
+      </w:r>
+      <w:r>
+        <w:t xml:space="preserve">131: 126001.</w:t>
       </w:r>
       <w:r>
         <w:t xml:space="preserve"> </w:t>
@@ -16768,7 +16965,7 @@
           <w:rPr>
             <w:rStyle w:val="Hyperlink"/>
           </w:rPr>
-          <w:t xml:space="preserve">https://doi.org/10.48550/arxiv.2305.15564</w:t>
+          <w:t xml:space="preserve">https://doi.org/10.1103/PhysRevLett.131.126001</w:t>
         </w:r>
       </w:hyperlink>
       <w:r>
@@ -16782,7 +16979,7 @@
         <w:pStyle w:val="Bibliography"/>
       </w:pPr>
       <w:r>
-        <w:t xml:space="preserve">Mazin, Igor I. 2022.</w:t>
+        <w:t xml:space="preserve">Mazin, Igor I. 2025.</w:t>
       </w:r>
       <w:r>
         <w:t xml:space="preserve"> </w:t>
@@ -16798,10 +16995,13 @@
           <w:i/>
           <w:iCs/>
         </w:rPr>
-        <w:t xml:space="preserve">AAPPS Bull. 35, 18 (2025)</w:t>
-      </w:r>
-      <w:r>
-        <w:t xml:space="preserve">, ahead of print.</w:t>
+        <w:t xml:space="preserve">AAPPS Bulletin</w:t>
+      </w:r>
+      <w:r>
+        <w:t xml:space="preserve"> </w:t>
+      </w:r>
+      <w:r>
+        <w:t xml:space="preserve">35: 18.</w:t>
       </w:r>
       <w:r>
         <w:t xml:space="preserve"> </w:t>
@@ -16811,7 +17011,7 @@
           <w:rPr>
             <w:rStyle w:val="Hyperlink"/>
           </w:rPr>
-          <w:t xml:space="preserve">https://doi.org/10.48550/arxiv.2203.05000</w:t>
+          <w:t xml:space="preserve">https://doi.org/10.1007/s43673-025-00158-6</w:t>
         </w:r>
       </w:hyperlink>
       <w:r>
@@ -17106,10 +17306,13 @@
           <w:i/>
           <w:iCs/>
         </w:rPr>
-        <w:t xml:space="preserve">Phys. Rev. B 111, L140501, 2025</w:t>
-      </w:r>
-      <w:r>
-        <w:t xml:space="preserve">, ahead of print.</w:t>
+        <w:t xml:space="preserve">Physical Review B</w:t>
+      </w:r>
+      <w:r>
+        <w:t xml:space="preserve"> </w:t>
+      </w:r>
+      <w:r>
+        <w:t xml:space="preserve">111: L140501.</w:t>
       </w:r>
       <w:r>
         <w:t xml:space="preserve"> </w:t>
@@ -17119,7 +17322,7 @@
           <w:rPr>
             <w:rStyle w:val="Hyperlink"/>
           </w:rPr>
-          <w:t xml:space="preserve">https://doi.org/10.48550/arxiv.2501.12222</w:t>
+          <w:t xml:space="preserve">https://doi.org/10.1103/PhysRevB.111.L140501</w:t>
         </w:r>
       </w:hyperlink>
       <w:r>
@@ -17133,7 +17336,7 @@
         <w:pStyle w:val="Bibliography"/>
       </w:pPr>
       <w:r>
-        <w:t xml:space="preserve">Peng, Shuting, Yulei Han, Yongkai Li, et al. 2024.</w:t>
+        <w:t xml:space="preserve">Peng, Shuting, Yulei Han, Yongkai Li, et al. 2025.</w:t>
       </w:r>
       <w:r>
         <w:t xml:space="preserve"> </w:t>
@@ -17158,10 +17361,13 @@
           <w:i/>
           <w:iCs/>
         </w:rPr>
-        <w:t xml:space="preserve">Sci. China Phys. Mech. Astron. 69, 217412 (2026)</w:t>
-      </w:r>
-      <w:r>
-        <w:t xml:space="preserve">, ahead of print.</w:t>
+        <w:t xml:space="preserve">Science China Physics, Mechanics &amp;Amp; Astronomy</w:t>
+      </w:r>
+      <w:r>
+        <w:t xml:space="preserve"> </w:t>
+      </w:r>
+      <w:r>
+        <w:t xml:space="preserve">69: 217412.</w:t>
       </w:r>
       <w:r>
         <w:t xml:space="preserve"> </w:t>
@@ -17171,7 +17377,7 @@
           <w:rPr>
             <w:rStyle w:val="Hyperlink"/>
           </w:rPr>
-          <w:t xml:space="preserve">https://doi.org/10.48550/arxiv.2406.17769</w:t>
+          <w:t xml:space="preserve">https://doi.org/10.1007/s11433-025-2773-3</w:t>
         </w:r>
       </w:hyperlink>
       <w:r>
@@ -17228,72 +17434,225 @@
         <w:t xml:space="preserve"> </w:t>
       </w:r>
       <w:r>
+        <w:t xml:space="preserve">“Single Crystal Synthesis, Structure, and Magnetism of Pb$_</w:t>
+      </w:r>
+      <w:r>
+        <w:t xml:space="preserve">10-x</w:t>
+      </w:r>
+      <w:r>
+        <w:t xml:space="preserve">$cu$_x$(</w:t>
+      </w:r>
+      <w:r>
+        <w:t xml:space="preserve">PO</w:t>
+      </w:r>
+      <w:r>
+        <w:t xml:space="preserve">$_4$)$_6$o.”</w:t>
+      </w:r>
+      <w:r>
+        <w:t xml:space="preserve"> </w:t>
+      </w:r>
+      <w:r>
         <w:rPr>
           <w:i/>
           <w:iCs/>
         </w:rPr>
-        <w:t xml:space="preserve">Single Crystal Synthesis, Structure, and Magnetism of Pb$_</w:t>
+        <w:t xml:space="preserve">APL Materials</w:t>
+      </w:r>
+      <w:r>
+        <w:t xml:space="preserve"> </w:t>
+      </w:r>
+      <w:r>
+        <w:t xml:space="preserve">11: 101128.</w:t>
+      </w:r>
+      <w:r>
+        <w:t xml:space="preserve"> </w:t>
+      </w:r>
+      <w:hyperlink r:id="rId209">
+        <w:r>
+          <w:rPr>
+            <w:rStyle w:val="Hyperlink"/>
+          </w:rPr>
+          <w:t xml:space="preserve">https://doi.org/10.1063/5.0172755</w:t>
+        </w:r>
+      </w:hyperlink>
+      <w:r>
+        <w:t xml:space="preserve">.</w:t>
+      </w:r>
+    </w:p>
+    <w:bookmarkEnd w:id="210"/>
+    <w:bookmarkStart w:id="212" w:name="ref-ran2019nearly"/>
+    <w:p>
+      <w:pPr>
+        <w:pStyle w:val="Bibliography"/>
+      </w:pPr>
+      <w:r>
+        <w:t xml:space="preserve">Ran, Sheng, Chris Eckberg, Qing-Ping Ding, et al. 2019.</w:t>
+      </w:r>
+      <w:r>
+        <w:t xml:space="preserve"> </w:t>
+      </w:r>
+      <w:r>
+        <w:t xml:space="preserve">“Nearly Ferromagnetic Spin-Triplet Superconductivity.”</w:t>
+      </w:r>
+      <w:r>
+        <w:t xml:space="preserve"> </w:t>
       </w:r>
       <w:r>
         <w:rPr>
           <w:i/>
           <w:iCs/>
         </w:rPr>
-        <w:t xml:space="preserve">10-x</w:t>
+        <w:t xml:space="preserve">Science</w:t>
+      </w:r>
+      <w:r>
+        <w:t xml:space="preserve"> </w:t>
+      </w:r>
+      <w:r>
+        <w:t xml:space="preserve">365: 684–87.</w:t>
+      </w:r>
+      <w:r>
+        <w:t xml:space="preserve"> </w:t>
+      </w:r>
+      <w:hyperlink r:id="rId211">
+        <w:r>
+          <w:rPr>
+            <w:rStyle w:val="Hyperlink"/>
+          </w:rPr>
+          <w:t xml:space="preserve">https://doi.org/10.1126/science.aav8645</w:t>
+        </w:r>
+      </w:hyperlink>
+      <w:r>
+        <w:t xml:space="preserve">.</w:t>
+      </w:r>
+    </w:p>
+    <w:bookmarkEnd w:id="212"/>
+    <w:bookmarkStart w:id="214" w:name="ref-rende2026superconductivity"/>
+    <w:p>
+      <w:pPr>
+        <w:pStyle w:val="Bibliography"/>
+      </w:pPr>
+      <w:r>
+        <w:t xml:space="preserve">Rende, Riccardo, Luciano Loris Viteritti, and Antoine Georges. 2026.</w:t>
+      </w:r>
+      <w:r>
+        <w:t xml:space="preserve"> </w:t>
       </w:r>
       <w:r>
         <w:rPr>
           <w:i/>
           <w:iCs/>
         </w:rPr>
-        <w:t xml:space="preserve">$cu$_x$(</w:t>
+        <w:t xml:space="preserve">Superconductivity in the $t$-$t’$ Hubbard Model from Symmetry-Preserving Neural-Network Quantum States</w:t>
+      </w:r>
+      <w:r>
+        <w:t xml:space="preserve">.</w:t>
+      </w:r>
+      <w:r>
+        <w:t xml:space="preserve"> </w:t>
+      </w:r>
+      <w:hyperlink r:id="rId213">
+        <w:r>
+          <w:rPr>
+            <w:rStyle w:val="Hyperlink"/>
+          </w:rPr>
+          <w:t xml:space="preserve">https://arxiv.org/abs/2608.12465</w:t>
+        </w:r>
+      </w:hyperlink>
+      <w:r>
+        <w:t xml:space="preserve">.</w:t>
+      </w:r>
+    </w:p>
+    <w:bookmarkEnd w:id="214"/>
+    <w:bookmarkStart w:id="216" w:name="ref-roth2026large"/>
+    <w:p>
+      <w:pPr>
+        <w:pStyle w:val="Bibliography"/>
+      </w:pPr>
+      <w:r>
+        <w:t xml:space="preserve">Roth, Christopher, Andrew Millis, and Tomohiro Soejima. 2026.</w:t>
+      </w:r>
+      <w:r>
+        <w:t xml:space="preserve"> </w:t>
       </w:r>
       <w:r>
         <w:rPr>
           <w:i/>
           <w:iCs/>
         </w:rPr>
-        <w:t xml:space="preserve">PO</w:t>
+        <w:t xml:space="preserve">Large Scale Neural Quantum States Reveal the Interplay Between Superconductivity and Quantum Criticality in the Hofstadter-Hubbard Model</w:t>
+      </w:r>
+      <w:r>
+        <w:t xml:space="preserve">.</w:t>
+      </w:r>
+      <w:r>
+        <w:t xml:space="preserve"> </w:t>
+      </w:r>
+      <w:hyperlink r:id="rId215">
+        <w:r>
+          <w:rPr>
+            <w:rStyle w:val="Hyperlink"/>
+          </w:rPr>
+          <w:t xml:space="preserve">https://arxiv.org/abs/2608.02753</w:t>
+        </w:r>
+      </w:hyperlink>
+      <w:r>
+        <w:t xml:space="preserve">.</w:t>
+      </w:r>
+    </w:p>
+    <w:bookmarkEnd w:id="216"/>
+    <w:bookmarkStart w:id="218" w:name="ref-sakakibara2023possible"/>
+    <w:p>
+      <w:pPr>
+        <w:pStyle w:val="Bibliography"/>
+      </w:pPr>
+      <w:r>
+        <w:t xml:space="preserve">Sakakibara, Hirofumi, Naoya Kitamine, Masayuki Ochi, and Kazuhiko Kuroki. 2024.</w:t>
+      </w:r>
+      <w:r>
+        <w:t xml:space="preserve"> </w:t>
+      </w:r>
+      <w:r>
+        <w:t xml:space="preserve">“Possible High $t_c$ Superconductivity in La$_3$ni$_2$o$_7$ Under High Pressure Through Manifestation of a Nearly-Half-Filled Bilayer Hubbard Model.”</w:t>
+      </w:r>
+      <w:r>
+        <w:t xml:space="preserve"> </w:t>
       </w:r>
       <w:r>
         <w:rPr>
           <w:i/>
           <w:iCs/>
         </w:rPr>
-        <w:t xml:space="preserve">$_4$)$_6$o</w:t>
-      </w:r>
+        <w:t xml:space="preserve">Physical Review Letters</w:t>
+      </w:r>
+      <w:r>
+        <w:t xml:space="preserve"> </w:t>
+      </w:r>
+      <w:r>
+        <w:t xml:space="preserve">132: 106002.</w:t>
+      </w:r>
+      <w:r>
+        <w:t xml:space="preserve"> </w:t>
+      </w:r>
+      <w:hyperlink r:id="rId217">
+        <w:r>
+          <w:rPr>
+            <w:rStyle w:val="Hyperlink"/>
+          </w:rPr>
+          <w:t xml:space="preserve">https://doi.org/10.1103/PhysRevLett.132.106002</w:t>
+        </w:r>
+      </w:hyperlink>
       <w:r>
         <w:t xml:space="preserve">.</w:t>
       </w:r>
-      <w:r>
-        <w:t xml:space="preserve"> </w:t>
-      </w:r>
-      <w:hyperlink r:id="rId209">
-        <w:r>
-          <w:rPr>
-            <w:rStyle w:val="Hyperlink"/>
-          </w:rPr>
-          <w:t xml:space="preserve">https://arxiv.org/abs/2308.06256</w:t>
-        </w:r>
-      </w:hyperlink>
-      <w:r>
-        <w:t xml:space="preserve">.</w:t>
-      </w:r>
-    </w:p>
-    <w:bookmarkEnd w:id="210"/>
-    <w:bookmarkStart w:id="212" w:name="ref-ran2019nearly"/>
+    </w:p>
+    <w:bookmarkEnd w:id="218"/>
+    <w:bookmarkStart w:id="220" w:name="ref-salke2023evidence"/>
     <w:p>
       <w:pPr>
         <w:pStyle w:val="Bibliography"/>
       </w:pPr>
       <w:r>
-        <w:t xml:space="preserve">Ran, Sheng, Chris Eckberg, Qing-Ping Ding, et al. 2019.</w:t>
-      </w:r>
-      <w:r>
-        <w:t xml:space="preserve"> </w:t>
-      </w:r>
-      <w:r>
-        <w:t xml:space="preserve">“Nearly Ferromagnetic Spin-Triplet Superconductivity.”</w:t>
+        <w:t xml:space="preserve">Salke, Nilesh P., Alexander C. Mark, Muhtar Ahart, and Russell J. Hemley. 2023.</w:t>
       </w:r>
       <w:r>
         <w:t xml:space="preserve"> </w:t>
@@ -17303,37 +17662,52 @@
           <w:i/>
           <w:iCs/>
         </w:rPr>
-        <w:t xml:space="preserve">Science</w:t>
-      </w:r>
-      <w:r>
-        <w:t xml:space="preserve"> </w:t>
-      </w:r>
-      <w:r>
-        <w:t xml:space="preserve">365: 684–87.</w:t>
-      </w:r>
-      <w:r>
-        <w:t xml:space="preserve"> </w:t>
-      </w:r>
-      <w:hyperlink r:id="rId211">
-        <w:r>
-          <w:rPr>
-            <w:rStyle w:val="Hyperlink"/>
-          </w:rPr>
-          <w:t xml:space="preserve">https://doi.org/10.1126/science.aav8645</w:t>
-        </w:r>
-      </w:hyperlink>
+        <w:t xml:space="preserve">Evidence for Near Ambient Superconductivity in the Lu-n-h System</w:t>
+      </w:r>
       <w:r>
         <w:t xml:space="preserve">.</w:t>
       </w:r>
-    </w:p>
-    <w:bookmarkEnd w:id="212"/>
-    <w:bookmarkStart w:id="214" w:name="ref-rende2026superconductivity"/>
+      <w:r>
+        <w:t xml:space="preserve"> </w:t>
+      </w:r>
+      <w:hyperlink r:id="rId219">
+        <w:r>
+          <w:rPr>
+            <w:rStyle w:val="Hyperlink"/>
+          </w:rPr>
+          <w:t xml:space="preserve">https://arxiv.org/abs/2306.06301</w:t>
+        </w:r>
+      </w:hyperlink>
+      <w:r>
+        <w:t xml:space="preserve">.</w:t>
+      </w:r>
+    </w:p>
+    <w:bookmarkEnd w:id="220"/>
+    <w:bookmarkStart w:id="222" w:name="ref-sanchez2023disordered"/>
     <w:p>
       <w:pPr>
         <w:pStyle w:val="Bibliography"/>
       </w:pPr>
       <w:r>
-        <w:t xml:space="preserve">Rende, Riccardo, Luciano Loris Viteritti, and Antoine Georges. 2026.</w:t>
+        <w:t xml:space="preserve">Sánchez, Jazmín Aragón, Raúl Cortés Maldonado, María Lourdes Amigó, Gladys Nieva, Alejandro Kolton, and Yanina Fasano. 2023.</w:t>
+      </w:r>
+      <w:r>
+        <w:t xml:space="preserve"> </w:t>
+      </w:r>
+      <w:r>
+        <w:t xml:space="preserve">“Disordered Hyperuniform Vortex Matter with Rhombic Distortions in</w:t>
+      </w:r>
+      <w:r>
+        <w:t xml:space="preserve"> </w:t>
+      </w:r>
+      <w:r>
+        <w:t xml:space="preserve">FeSe</w:t>
+      </w:r>
+      <w:r>
+        <w:t xml:space="preserve"> </w:t>
+      </w:r>
+      <w:r>
+        <w:t xml:space="preserve">at Low Fields.”</w:t>
       </w:r>
       <w:r>
         <w:t xml:space="preserve"> </w:t>
@@ -17343,34 +17717,43 @@
           <w:i/>
           <w:iCs/>
         </w:rPr>
-        <w:t xml:space="preserve">Superconductivity in the $t$-$t’$ Hubbard Model from Symmetry-Preserving Neural-Network Quantum States</w:t>
-      </w:r>
+        <w:t xml:space="preserve">Physical Review B</w:t>
+      </w:r>
+      <w:r>
+        <w:t xml:space="preserve"> </w:t>
+      </w:r>
+      <w:r>
+        <w:t xml:space="preserve">107: 094508.</w:t>
+      </w:r>
+      <w:r>
+        <w:t xml:space="preserve"> </w:t>
+      </w:r>
+      <w:hyperlink r:id="rId221">
+        <w:r>
+          <w:rPr>
+            <w:rStyle w:val="Hyperlink"/>
+          </w:rPr>
+          <w:t xml:space="preserve">https://doi.org/10.1103/PhysRevB.107.094508</w:t>
+        </w:r>
+      </w:hyperlink>
       <w:r>
         <w:t xml:space="preserve">.</w:t>
       </w:r>
-      <w:r>
-        <w:t xml:space="preserve"> </w:t>
-      </w:r>
-      <w:hyperlink r:id="rId213">
-        <w:r>
-          <w:rPr>
-            <w:rStyle w:val="Hyperlink"/>
-          </w:rPr>
-          <w:t xml:space="preserve">https://arxiv.org/abs/2608.12465</w:t>
-        </w:r>
-      </w:hyperlink>
-      <w:r>
-        <w:t xml:space="preserve">.</w:t>
-      </w:r>
-    </w:p>
-    <w:bookmarkEnd w:id="214"/>
-    <w:bookmarkStart w:id="216" w:name="ref-roth2026large"/>
+    </w:p>
+    <w:bookmarkEnd w:id="222"/>
+    <w:bookmarkStart w:id="224" w:name="ref-sanna2023prediction"/>
     <w:p>
       <w:pPr>
         <w:pStyle w:val="Bibliography"/>
       </w:pPr>
       <w:r>
-        <w:t xml:space="preserve">Roth, Christopher, Andrew Millis, and Tomohiro Soejima. 2026.</w:t>
+        <w:t xml:space="preserve">Sanna, Antonio, Tiago F. T. Cerqueira, Yue-Wen Fang, Ion Errea, Alfred Ludwig, and Miguel A. L. Marques. 2024.</w:t>
+      </w:r>
+      <w:r>
+        <w:t xml:space="preserve"> </w:t>
+      </w:r>
+      <w:r>
+        <w:t xml:space="preserve">“Prediction of Ambient Pressure Conventional Superconductivity Above 80K in Thermodynamically Stable Hydride Compounds.”</w:t>
       </w:r>
       <w:r>
         <w:t xml:space="preserve"> </w:t>
@@ -17380,40 +17763,52 @@
           <w:i/>
           <w:iCs/>
         </w:rPr>
-        <w:t xml:space="preserve">Large Scale Neural Quantum States Reveal the Interplay Between Superconductivity and Quantum Criticality in the Hofstadter-Hubbard Model</w:t>
-      </w:r>
+        <w:t xml:space="preserve">Npj Computational Materials</w:t>
+      </w:r>
+      <w:r>
+        <w:t xml:space="preserve"> </w:t>
+      </w:r>
+      <w:r>
+        <w:t xml:space="preserve">10: 44.</w:t>
+      </w:r>
+      <w:r>
+        <w:t xml:space="preserve"> </w:t>
+      </w:r>
+      <w:hyperlink r:id="rId223">
+        <w:r>
+          <w:rPr>
+            <w:rStyle w:val="Hyperlink"/>
+          </w:rPr>
+          <w:t xml:space="preserve">https://doi.org/10.1038/s41524-024-01214-9</w:t>
+        </w:r>
+      </w:hyperlink>
       <w:r>
         <w:t xml:space="preserve">.</w:t>
       </w:r>
-      <w:r>
-        <w:t xml:space="preserve"> </w:t>
-      </w:r>
-      <w:hyperlink r:id="rId215">
-        <w:r>
-          <w:rPr>
-            <w:rStyle w:val="Hyperlink"/>
-          </w:rPr>
-          <w:t xml:space="preserve">https://arxiv.org/abs/2608.02753</w:t>
-        </w:r>
-      </w:hyperlink>
-      <w:r>
-        <w:t xml:space="preserve">.</w:t>
-      </w:r>
-    </w:p>
-    <w:bookmarkEnd w:id="216"/>
-    <w:bookmarkStart w:id="218" w:name="ref-sakakibara2023possible"/>
+    </w:p>
+    <w:bookmarkEnd w:id="224"/>
+    <w:bookmarkStart w:id="226" w:name="ref-saykin2022high"/>
     <w:p>
       <w:pPr>
         <w:pStyle w:val="Bibliography"/>
       </w:pPr>
       <w:r>
-        <w:t xml:space="preserve">Sakakibara, Hirofumi, Naoya Kitamine, Masayuki Ochi, and Kazuhiko Kuroki. 2023.</w:t>
-      </w:r>
-      <w:r>
-        <w:t xml:space="preserve"> </w:t>
-      </w:r>
-      <w:r>
-        <w:t xml:space="preserve">“Possible High $t_c$ Superconductivity in La$_3$ni$_2$o$_7$ Under High Pressure Through Manifestation of a Nearly-Half-Filled Bilayer Hubbard Model.”</w:t>
+        <w:t xml:space="preserve">Saykin, David R., Camron Farhang, Erik D. Kountz, et al. 2023.</w:t>
+      </w:r>
+      <w:r>
+        <w:t xml:space="preserve"> </w:t>
+      </w:r>
+      <w:r>
+        <w:t xml:space="preserve">“High Resolution Polar Kerr Effect Studies of</w:t>
+      </w:r>
+      <w:r>
+        <w:t xml:space="preserve"> </w:t>
+      </w:r>
+      <w:r>
+        <w:t xml:space="preserve">CsV</w:t>
+      </w:r>
+      <w:r>
+        <w:t xml:space="preserve">$_3$sb$_5$: Tests for Time Reversal Symmetry Breaking Below the Charge Order Transition.”</w:t>
       </w:r>
       <w:r>
         <w:t xml:space="preserve"> </w:t>
@@ -17423,34 +17818,37 @@
           <w:i/>
           <w:iCs/>
         </w:rPr>
-        <w:t xml:space="preserve">Phys. Rev. Lett. 132, 106002 (2024)</w:t>
-      </w:r>
-      <w:r>
-        <w:t xml:space="preserve">, ahead of print.</w:t>
-      </w:r>
-      <w:r>
-        <w:t xml:space="preserve"> </w:t>
-      </w:r>
-      <w:hyperlink r:id="rId217">
-        <w:r>
-          <w:rPr>
-            <w:rStyle w:val="Hyperlink"/>
-          </w:rPr>
-          <w:t xml:space="preserve">https://doi.org/10.48550/arxiv.2306.06039</w:t>
+        <w:t xml:space="preserve">Physical Review Letters</w:t>
+      </w:r>
+      <w:r>
+        <w:t xml:space="preserve"> </w:t>
+      </w:r>
+      <w:r>
+        <w:t xml:space="preserve">131: 016901.</w:t>
+      </w:r>
+      <w:r>
+        <w:t xml:space="preserve"> </w:t>
+      </w:r>
+      <w:hyperlink r:id="rId225">
+        <w:r>
+          <w:rPr>
+            <w:rStyle w:val="Hyperlink"/>
+          </w:rPr>
+          <w:t xml:space="preserve">https://doi.org/10.1103/PhysRevLett.131.016901</w:t>
         </w:r>
       </w:hyperlink>
       <w:r>
         <w:t xml:space="preserve">.</w:t>
       </w:r>
     </w:p>
-    <w:bookmarkEnd w:id="218"/>
-    <w:bookmarkStart w:id="220" w:name="ref-salke2023evidence"/>
+    <w:bookmarkEnd w:id="226"/>
+    <w:bookmarkStart w:id="228" w:name="ref-schrade2026altermagnetic"/>
     <w:p>
       <w:pPr>
         <w:pStyle w:val="Bibliography"/>
       </w:pPr>
       <w:r>
-        <w:t xml:space="preserve">Salke, Nilesh P., Alexander C. Mark, Muhtar Ahart, and Russell J. Hemley. 2023.</w:t>
+        <w:t xml:space="preserve">Schrade, Constantin, Sujit Manna, and Mathias S. Scheurer. 2026.</w:t>
       </w:r>
       <w:r>
         <w:t xml:space="preserve"> </w:t>
@@ -17460,7 +17858,7 @@
           <w:i/>
           <w:iCs/>
         </w:rPr>
-        <w:t xml:space="preserve">Evidence for Near Ambient Superconductivity in the Lu-n-h System</w:t>
+        <w:t xml:space="preserve">Altermagnetic Superconducting Diode Effect from Non-Collinear Compensated Magnetism in Mn$_3$pt</w:t>
       </w:r>
       <w:r>
         <w:t xml:space="preserve">.</w:t>
@@ -17468,26 +17866,26 @@
       <w:r>
         <w:t xml:space="preserve"> </w:t>
       </w:r>
-      <w:hyperlink r:id="rId219">
-        <w:r>
-          <w:rPr>
-            <w:rStyle w:val="Hyperlink"/>
-          </w:rPr>
-          <w:t xml:space="preserve">https://arxiv.org/abs/2306.06301</w:t>
+      <w:hyperlink r:id="rId227">
+        <w:r>
+          <w:rPr>
+            <w:rStyle w:val="Hyperlink"/>
+          </w:rPr>
+          <w:t xml:space="preserve">https://arxiv.org/abs/2601.03348</w:t>
         </w:r>
       </w:hyperlink>
       <w:r>
         <w:t xml:space="preserve">.</w:t>
       </w:r>
     </w:p>
-    <w:bookmarkEnd w:id="220"/>
-    <w:bookmarkStart w:id="222" w:name="ref-sanchez2023disordered"/>
+    <w:bookmarkEnd w:id="228"/>
+    <w:bookmarkStart w:id="230" w:name="ref-semenok2023evidence"/>
     <w:p>
       <w:pPr>
         <w:pStyle w:val="Bibliography"/>
       </w:pPr>
       <w:r>
-        <w:t xml:space="preserve">Sánchez, Jazmín Aragón, Raúl Cortés Maldonado, María Lourdes Amigó, Gladys Nieva, Alejandro Kolton, and Yanina Fasano. 2023.</w:t>
+        <w:t xml:space="preserve">Semenok, Dmitrii, Jianning Guo, Di Zhou, et al. 2023.</w:t>
       </w:r>
       <w:r>
         <w:t xml:space="preserve"> </w:t>
@@ -17497,7 +17895,7 @@
           <w:i/>
           <w:iCs/>
         </w:rPr>
-        <w:t xml:space="preserve">Disordered Hyperuniform Vortex Matter with Rhombic Distortions in</w:t>
+        <w:t xml:space="preserve">Evidence for Pseudogap Phase in Cerium Superhydrides:</w:t>
       </w:r>
       <w:r>
         <w:rPr>
@@ -17511,149 +17909,146 @@
           <w:i/>
           <w:iCs/>
         </w:rPr>
-        <w:t xml:space="preserve">FeSe</w:t>
+        <w:t xml:space="preserve">CeH</w:t>
       </w:r>
       <w:r>
         <w:rPr>
           <w:i/>
           <w:iCs/>
         </w:rPr>
-        <w:t xml:space="preserve"> </w:t>
+        <w:t xml:space="preserve">$_</w:t>
       </w:r>
       <w:r>
         <w:rPr>
           <w:i/>
           <w:iCs/>
         </w:rPr>
-        <w:t xml:space="preserve">at Low Fields</w:t>
-      </w:r>
-      <w:r>
-        <w:t xml:space="preserve">.</w:t>
-      </w:r>
-      <w:r>
-        <w:t xml:space="preserve"> </w:t>
-      </w:r>
-      <w:hyperlink r:id="rId221">
-        <w:r>
-          <w:rPr>
-            <w:rStyle w:val="Hyperlink"/>
-          </w:rPr>
-          <w:t xml:space="preserve">https://arxiv.org/abs/2303.00846</w:t>
-        </w:r>
-      </w:hyperlink>
-      <w:r>
-        <w:t xml:space="preserve">.</w:t>
-      </w:r>
-    </w:p>
-    <w:bookmarkEnd w:id="222"/>
-    <w:bookmarkStart w:id="224" w:name="ref-sanna2023prediction"/>
-    <w:p>
-      <w:pPr>
-        <w:pStyle w:val="Bibliography"/>
-      </w:pPr>
-      <w:r>
-        <w:t xml:space="preserve">Sanna, Antonio, Tiago F. T. Cerqueira, Yue-Wen Fang, Ion Errea, Alfred Ludwig, and Miguel A. L. Marques. 2023.</w:t>
-      </w:r>
-      <w:r>
-        <w:t xml:space="preserve"> </w:t>
-      </w:r>
-      <w:r>
-        <w:t xml:space="preserve">“Prediction of Ambient Pressure Conventional Superconductivity Above 80K in Thermodynamically Stable Hydride Compounds.”</w:t>
-      </w:r>
-      <w:r>
-        <w:t xml:space="preserve"> </w:t>
+        <w:t xml:space="preserve">10</w:t>
       </w:r>
       <w:r>
         <w:rPr>
           <w:i/>
           <w:iCs/>
         </w:rPr>
-        <w:t xml:space="preserve">Npj Comput Mater 10, 44 (2024)</w:t>
-      </w:r>
-      <w:r>
-        <w:t xml:space="preserve">, ahead of print.</w:t>
-      </w:r>
-      <w:r>
-        <w:t xml:space="preserve"> </w:t>
-      </w:r>
-      <w:hyperlink r:id="rId223">
-        <w:r>
-          <w:rPr>
-            <w:rStyle w:val="Hyperlink"/>
-          </w:rPr>
-          <w:t xml:space="preserve">https://doi.org/10.48550/arxiv.2310.06804</w:t>
-        </w:r>
-      </w:hyperlink>
-      <w:r>
-        <w:t xml:space="preserve">.</w:t>
-      </w:r>
-    </w:p>
-    <w:bookmarkEnd w:id="224"/>
-    <w:bookmarkStart w:id="226" w:name="ref-saykin2022high"/>
-    <w:p>
-      <w:pPr>
-        <w:pStyle w:val="Bibliography"/>
-      </w:pPr>
-      <w:r>
-        <w:t xml:space="preserve">Saykin, David R., Camron Farhang, Erik D. Kountz, et al. 2022.</w:t>
-      </w:r>
-      <w:r>
-        <w:t xml:space="preserve"> </w:t>
+        <w:t xml:space="preserve">$ and</w:t>
       </w:r>
       <w:r>
         <w:rPr>
           <w:i/>
           <w:iCs/>
         </w:rPr>
-        <w:t xml:space="preserve">High Resolution Polar Kerr Effect Studies of</w:t>
+        <w:t xml:space="preserve"> </w:t>
       </w:r>
       <w:r>
         <w:rPr>
           <w:i/>
           <w:iCs/>
         </w:rPr>
-        <w:t xml:space="preserve"> </w:t>
+        <w:t xml:space="preserve">CeH</w:t>
       </w:r>
       <w:r>
         <w:rPr>
           <w:i/>
           <w:iCs/>
         </w:rPr>
-        <w:t xml:space="preserve">CsV</w:t>
+        <w:t xml:space="preserve">$_9$</w:t>
+      </w:r>
+      <w:r>
+        <w:t xml:space="preserve">.</w:t>
+      </w:r>
+      <w:r>
+        <w:t xml:space="preserve"> </w:t>
+      </w:r>
+      <w:hyperlink r:id="rId229">
+        <w:r>
+          <w:rPr>
+            <w:rStyle w:val="Hyperlink"/>
+          </w:rPr>
+          <w:t xml:space="preserve">https://arxiv.org/abs/2307.11742</w:t>
+        </w:r>
+      </w:hyperlink>
+      <w:r>
+        <w:t xml:space="preserve">.</w:t>
+      </w:r>
+    </w:p>
+    <w:bookmarkEnd w:id="230"/>
+    <w:bookmarkStart w:id="232" w:name="ref-shen2023effective"/>
+    <w:p>
+      <w:pPr>
+        <w:pStyle w:val="Bibliography"/>
+      </w:pPr>
+      <w:r>
+        <w:t xml:space="preserve">Shen, Yang, Mingpu Qin, and Guang-Ming Zhang. 2023.</w:t>
+      </w:r>
+      <w:r>
+        <w:t xml:space="preserve"> </w:t>
+      </w:r>
+      <w:r>
+        <w:t xml:space="preserve">“Effective Bi-Layer Model Hamiltonian and Density-Matrix Renormalization Group Study for the High-Tc Superconductivity in La$_</w:t>
+      </w:r>
+      <w:r>
+        <w:t xml:space="preserve">3</w:t>
+      </w:r>
+      <w:r>
+        <w:t xml:space="preserve">$ni$_</w:t>
+      </w:r>
+      <w:r>
+        <w:t xml:space="preserve">2</w:t>
+      </w:r>
+      <w:r>
+        <w:t xml:space="preserve">$o$_</w:t>
+      </w:r>
+      <w:r>
+        <w:t xml:space="preserve">7</w:t>
+      </w:r>
+      <w:r>
+        <w:t xml:space="preserve">$ Under High Pressure.”</w:t>
+      </w:r>
+      <w:r>
+        <w:t xml:space="preserve"> </w:t>
       </w:r>
       <w:r>
         <w:rPr>
           <w:i/>
           <w:iCs/>
         </w:rPr>
-        <w:t xml:space="preserve">$_3$sb$_5$: Tests for Time Reversal Symmetry Breaking Below the Charge Order Transition</w:t>
-      </w:r>
+        <w:t xml:space="preserve">Chinese Physics Letters</w:t>
+      </w:r>
+      <w:r>
+        <w:t xml:space="preserve"> </w:t>
+      </w:r>
+      <w:r>
+        <w:t xml:space="preserve">40: 127401.</w:t>
+      </w:r>
+      <w:r>
+        <w:t xml:space="preserve"> </w:t>
+      </w:r>
+      <w:hyperlink r:id="rId231">
+        <w:r>
+          <w:rPr>
+            <w:rStyle w:val="Hyperlink"/>
+          </w:rPr>
+          <w:t xml:space="preserve">https://doi.org/10.1088/0256-307X/40/12/127401</w:t>
+        </w:r>
+      </w:hyperlink>
       <w:r>
         <w:t xml:space="preserve">.</w:t>
       </w:r>
-      <w:r>
-        <w:t xml:space="preserve"> </w:t>
-      </w:r>
-      <w:hyperlink r:id="rId225">
-        <w:r>
-          <w:rPr>
-            <w:rStyle w:val="Hyperlink"/>
-          </w:rPr>
-          <w:t xml:space="preserve">https://arxiv.org/abs/2209.10570</w:t>
-        </w:r>
-      </w:hyperlink>
-      <w:r>
-        <w:t xml:space="preserve">.</w:t>
-      </w:r>
-    </w:p>
-    <w:bookmarkEnd w:id="226"/>
-    <w:bookmarkStart w:id="228" w:name="ref-schrade2026altermagnetic"/>
+    </w:p>
+    <w:bookmarkEnd w:id="232"/>
+    <w:bookmarkStart w:id="234" w:name="ref-snider2020retracted"/>
     <w:p>
       <w:pPr>
         <w:pStyle w:val="Bibliography"/>
       </w:pPr>
       <w:r>
-        <w:t xml:space="preserve">Schrade, Constantin, Sujit Manna, and Mathias S. Scheurer. 2026.</w:t>
+        <w:t xml:space="preserve">Snider, Elliot, Nathan Dasenbrock-Gammon, Raymond McBride, et al. 2020.</w:t>
+      </w:r>
+      <w:r>
+        <w:t xml:space="preserve"> </w:t>
+      </w:r>
+      <w:r>
+        <w:t xml:space="preserve">“Room-Temperature Superconductivity in a Carbonaceous Sulfur Hydride.”</w:t>
       </w:r>
       <w:r>
         <w:t xml:space="preserve"> </w:t>
@@ -17663,34 +18058,55 @@
           <w:i/>
           <w:iCs/>
         </w:rPr>
-        <w:t xml:space="preserve">Altermagnetic Superconducting Diode Effect from Non-Collinear Compensated Magnetism in Mn$_3$pt</w:t>
-      </w:r>
+        <w:t xml:space="preserve">Nature</w:t>
+      </w:r>
+      <w:r>
+        <w:t xml:space="preserve"> </w:t>
+      </w:r>
+      <w:r>
+        <w:t xml:space="preserve">586: 373–77.</w:t>
+      </w:r>
+      <w:r>
+        <w:t xml:space="preserve"> </w:t>
+      </w:r>
+      <w:hyperlink r:id="rId233">
+        <w:r>
+          <w:rPr>
+            <w:rStyle w:val="Hyperlink"/>
+          </w:rPr>
+          <w:t xml:space="preserve">https://doi.org/10.1038/s41586-020-2801-z</w:t>
+        </w:r>
+      </w:hyperlink>
       <w:r>
         <w:t xml:space="preserve">.</w:t>
       </w:r>
-      <w:r>
-        <w:t xml:space="preserve"> </w:t>
-      </w:r>
-      <w:hyperlink r:id="rId227">
-        <w:r>
-          <w:rPr>
-            <w:rStyle w:val="Hyperlink"/>
-          </w:rPr>
-          <w:t xml:space="preserve">https://arxiv.org/abs/2601.03348</w:t>
-        </w:r>
-      </w:hyperlink>
-      <w:r>
-        <w:t xml:space="preserve">.</w:t>
-      </w:r>
-    </w:p>
-    <w:bookmarkEnd w:id="228"/>
-    <w:bookmarkStart w:id="230" w:name="ref-semenok2023evidence"/>
+    </w:p>
+    <w:bookmarkEnd w:id="234"/>
+    <w:bookmarkStart w:id="236" w:name="ref-somayazulu2019evidence"/>
     <w:p>
       <w:pPr>
         <w:pStyle w:val="Bibliography"/>
       </w:pPr>
       <w:r>
-        <w:t xml:space="preserve">Semenok, Dmitrii, Jianning Guo, Di Zhou, et al. 2023.</w:t>
+        <w:t xml:space="preserve">Somayazulu, Maddury, Muhtar Ahart, Ajay K. Mishra, et al. 2019.</w:t>
+      </w:r>
+      <w:r>
+        <w:t xml:space="preserve"> </w:t>
+      </w:r>
+      <w:r>
+        <w:t xml:space="preserve">“Evidence for Superconductivity Above 260</w:t>
+      </w:r>
+      <w:r>
+        <w:t xml:space="preserve"> </w:t>
+      </w:r>
+      <w:r>
+        <w:t xml:space="preserve">K</w:t>
+      </w:r>
+      <w:r>
+        <w:t xml:space="preserve"> </w:t>
+      </w:r>
+      <w:r>
+        <w:t xml:space="preserve">in Lanthanum Superhydride at Megabar Pressures.”</w:t>
       </w:r>
       <w:r>
         <w:t xml:space="preserve"> </w:t>
@@ -17700,13 +18116,76 @@
           <w:i/>
           <w:iCs/>
         </w:rPr>
-        <w:t xml:space="preserve">Evidence for Pseudogap Phase in Cerium Superhydrides:</w:t>
+        <w:t xml:space="preserve">Physical Review Letters</w:t>
+      </w:r>
+      <w:r>
+        <w:t xml:space="preserve"> </w:t>
+      </w:r>
+      <w:r>
+        <w:t xml:space="preserve">122: 027001.</w:t>
+      </w:r>
+      <w:r>
+        <w:t xml:space="preserve"> </w:t>
+      </w:r>
+      <w:hyperlink r:id="rId235">
+        <w:r>
+          <w:rPr>
+            <w:rStyle w:val="Hyperlink"/>
+          </w:rPr>
+          <w:t xml:space="preserve">https://doi.org/10.1103/PhysRevLett.122.027001</w:t>
+        </w:r>
+      </w:hyperlink>
+      <w:r>
+        <w:t xml:space="preserve">.</w:t>
+      </w:r>
+    </w:p>
+    <w:bookmarkEnd w:id="236"/>
+    <w:bookmarkStart w:id="238" w:name="ref-sommer20223dsc"/>
+    <w:p>
+      <w:pPr>
+        <w:pStyle w:val="Bibliography"/>
+      </w:pPr>
+      <w:r>
+        <w:t xml:space="preserve">Sommer, Timo, Roland Willa, Jörg Schmalian, and Pascal Friederich. 2022.</w:t>
+      </w:r>
+      <w:r>
+        <w:t xml:space="preserve"> </w:t>
       </w:r>
       <w:r>
         <w:rPr>
           <w:i/>
           <w:iCs/>
         </w:rPr>
+        <w:t xml:space="preserve">3DSC - a New Dataset of Superconductors Including Crystal Structures</w:t>
+      </w:r>
+      <w:r>
+        <w:t xml:space="preserve">.</w:t>
+      </w:r>
+      <w:r>
+        <w:t xml:space="preserve"> </w:t>
+      </w:r>
+      <w:hyperlink r:id="rId237">
+        <w:r>
+          <w:rPr>
+            <w:rStyle w:val="Hyperlink"/>
+          </w:rPr>
+          <w:t xml:space="preserve">https://arxiv.org/abs/2212.06071</w:t>
+        </w:r>
+      </w:hyperlink>
+      <w:r>
+        <w:t xml:space="preserve">.</w:t>
+      </w:r>
+    </w:p>
+    <w:bookmarkEnd w:id="238"/>
+    <w:bookmarkStart w:id="240" w:name="ref-song2025room"/>
+    <w:p>
+      <w:pPr>
+        <w:pStyle w:val="Bibliography"/>
+      </w:pPr>
+      <w:r>
+        <w:t xml:space="preserve">Song, Yinggang, Chuanheng Ma, Hongbo Wang, et al. 2025.</w:t>
+      </w:r>
+      <w:r>
         <w:t xml:space="preserve"> </w:t>
       </w:r>
       <w:r>
@@ -17714,34 +18193,223 @@
           <w:i/>
           <w:iCs/>
         </w:rPr>
-        <w:t xml:space="preserve">CeH</w:t>
+        <w:t xml:space="preserve">Room-Temperature Superconductivity at 298 k in Ternary La-Sc-h System at High-Pressure Conditions</w:t>
+      </w:r>
+      <w:r>
+        <w:t xml:space="preserve">.</w:t>
+      </w:r>
+      <w:r>
+        <w:t xml:space="preserve"> </w:t>
+      </w:r>
+      <w:hyperlink r:id="rId239">
+        <w:r>
+          <w:rPr>
+            <w:rStyle w:val="Hyperlink"/>
+          </w:rPr>
+          <w:t xml:space="preserve">https://arxiv.org/abs/2510.01273</w:t>
+        </w:r>
+      </w:hyperlink>
+      <w:r>
+        <w:t xml:space="preserve">.</w:t>
+      </w:r>
+    </w:p>
+    <w:bookmarkEnd w:id="240"/>
+    <w:bookmarkStart w:id="242" w:name="ref-stanev2018machine"/>
+    <w:p>
+      <w:pPr>
+        <w:pStyle w:val="Bibliography"/>
+      </w:pPr>
+      <w:r>
+        <w:t xml:space="preserve">Stanev, Valentin, Corey Oses, A. Gilad Kusne, et al. 2018.</w:t>
+      </w:r>
+      <w:r>
+        <w:t xml:space="preserve"> </w:t>
+      </w:r>
+      <w:r>
+        <w:t xml:space="preserve">“Machine Learning Modeling of Superconducting Critical Temperature.”</w:t>
+      </w:r>
+      <w:r>
+        <w:t xml:space="preserve"> </w:t>
       </w:r>
       <w:r>
         <w:rPr>
           <w:i/>
           <w:iCs/>
         </w:rPr>
-        <w:t xml:space="preserve">$_</w:t>
+        <w:t xml:space="preserve">Npj Computational Materials</w:t>
+      </w:r>
+      <w:r>
+        <w:t xml:space="preserve"> </w:t>
+      </w:r>
+      <w:r>
+        <w:t xml:space="preserve">4: 29.</w:t>
+      </w:r>
+      <w:r>
+        <w:t xml:space="preserve"> </w:t>
+      </w:r>
+      <w:hyperlink r:id="rId241">
+        <w:r>
+          <w:rPr>
+            <w:rStyle w:val="Hyperlink"/>
+          </w:rPr>
+          <w:t xml:space="preserve">https://doi.org/10.1038/s41524-018-0085-8</w:t>
+        </w:r>
+      </w:hyperlink>
+      <w:r>
+        <w:t xml:space="preserve">.</w:t>
+      </w:r>
+    </w:p>
+    <w:bookmarkEnd w:id="242"/>
+    <w:bookmarkStart w:id="244" w:name="ref-sun2023superconductivity"/>
+    <w:p>
+      <w:pPr>
+        <w:pStyle w:val="Bibliography"/>
+      </w:pPr>
+      <w:r>
+        <w:t xml:space="preserve">Sun, Hualei, Mengwu Huo, Xunwu Hu, et al. 2023.</w:t>
+      </w:r>
+      <w:r>
+        <w:t xml:space="preserve"> </w:t>
+      </w:r>
+      <w:r>
+        <w:t xml:space="preserve">“Signatures of Superconductivity Near 80</w:t>
+      </w:r>
+      <w:r>
+        <w:t xml:space="preserve"> </w:t>
+      </w:r>
+      <w:r>
+        <w:t xml:space="preserve">K</w:t>
+      </w:r>
+      <w:r>
+        <w:t xml:space="preserve"> </w:t>
+      </w:r>
+      <w:r>
+        <w:t xml:space="preserve">in a Nickelate Under High Pressure.”</w:t>
+      </w:r>
+      <w:r>
+        <w:t xml:space="preserve"> </w:t>
       </w:r>
       <w:r>
         <w:rPr>
           <w:i/>
           <w:iCs/>
         </w:rPr>
-        <w:t xml:space="preserve">10</w:t>
+        <w:t xml:space="preserve">Nature</w:t>
+      </w:r>
+      <w:r>
+        <w:t xml:space="preserve"> </w:t>
+      </w:r>
+      <w:r>
+        <w:t xml:space="preserve">621: 493–98.</w:t>
+      </w:r>
+      <w:r>
+        <w:t xml:space="preserve"> </w:t>
+      </w:r>
+      <w:hyperlink r:id="rId243">
+        <w:r>
+          <w:rPr>
+            <w:rStyle w:val="Hyperlink"/>
+          </w:rPr>
+          <w:t xml:space="preserve">https://doi.org/10.1038/s41586-023-06408-7</w:t>
+        </w:r>
+      </w:hyperlink>
+      <w:r>
+        <w:t xml:space="preserve">.</w:t>
+      </w:r>
+    </w:p>
+    <w:bookmarkEnd w:id="244"/>
+    <w:bookmarkStart w:id="246" w:name="ref-szymanski2023autonomous"/>
+    <w:p>
+      <w:pPr>
+        <w:pStyle w:val="Bibliography"/>
+      </w:pPr>
+      <w:r>
+        <w:t xml:space="preserve">Szymanski, Nathan J., Bernardus Rendy, Yuxing Fei, et al. 2023.</w:t>
+      </w:r>
+      <w:r>
+        <w:t xml:space="preserve"> </w:t>
+      </w:r>
+      <w:r>
+        <w:t xml:space="preserve">“An Autonomous Laboratory for the Accelerated Synthesis of Inorganic Materials.”</w:t>
+      </w:r>
+      <w:r>
+        <w:t xml:space="preserve"> </w:t>
       </w:r>
       <w:r>
         <w:rPr>
           <w:i/>
           <w:iCs/>
         </w:rPr>
-        <w:t xml:space="preserve">$ and</w:t>
+        <w:t xml:space="preserve">Nature</w:t>
+      </w:r>
+      <w:r>
+        <w:t xml:space="preserve"> </w:t>
+      </w:r>
+      <w:r>
+        <w:t xml:space="preserve">624: 86–91.</w:t>
+      </w:r>
+      <w:r>
+        <w:t xml:space="preserve"> </w:t>
+      </w:r>
+      <w:hyperlink r:id="rId245">
+        <w:r>
+          <w:rPr>
+            <w:rStyle w:val="Hyperlink"/>
+          </w:rPr>
+          <w:t xml:space="preserve">https://doi.org/10.1038/s41586-023-06734-w</w:t>
+        </w:r>
+      </w:hyperlink>
+      <w:r>
+        <w:t xml:space="preserve">.</w:t>
+      </w:r>
+    </w:p>
+    <w:bookmarkEnd w:id="246"/>
+    <w:bookmarkStart w:id="248" w:name="ref-tallon2024flux"/>
+    <w:p>
+      <w:pPr>
+        <w:pStyle w:val="Bibliography"/>
+      </w:pPr>
+      <w:r>
+        <w:t xml:space="preserve">Tallon, Jeffery L. 2024.</w:t>
+      </w:r>
+      <w:r>
+        <w:t xml:space="preserve"> </w:t>
       </w:r>
       <w:r>
         <w:rPr>
           <w:i/>
           <w:iCs/>
         </w:rPr>
+        <w:t xml:space="preserve">Flux-Trapping Experiments on Ultra-High Pressure Hydrides as Evidence of Superconductivity</w:t>
+      </w:r>
+      <w:r>
+        <w:t xml:space="preserve">.</w:t>
+      </w:r>
+      <w:r>
+        <w:t xml:space="preserve"> </w:t>
+      </w:r>
+      <w:hyperlink r:id="rId247">
+        <w:r>
+          <w:rPr>
+            <w:rStyle w:val="Hyperlink"/>
+          </w:rPr>
+          <w:t xml:space="preserve">https://arxiv.org/abs/2409.12351</w:t>
+        </w:r>
+      </w:hyperlink>
+      <w:r>
+        <w:t xml:space="preserve">.</w:t>
+      </w:r>
+    </w:p>
+    <w:bookmarkEnd w:id="248"/>
+    <w:bookmarkStart w:id="250" w:name="ref-taranto2022unsupervised"/>
+    <w:p>
+      <w:pPr>
+        <w:pStyle w:val="Bibliography"/>
+      </w:pPr>
+      <w:r>
+        <w:t xml:space="preserve">Taranto, William, Samuel Lederer, Youngjoon Choi, et al. 2022.</w:t>
+      </w:r>
+      <w:r>
         <w:t xml:space="preserve"> </w:t>
       </w:r>
       <w:r>
@@ -17749,67 +18417,13 @@
           <w:i/>
           <w:iCs/>
         </w:rPr>
-        <w:t xml:space="preserve">CeH</w:t>
+        <w:t xml:space="preserve">Unsupervised Learning of Two-Component Nematicity from</w:t>
       </w:r>
       <w:r>
         <w:rPr>
           <w:i/>
           <w:iCs/>
         </w:rPr>
-        <w:t xml:space="preserve">$_9$</w:t>
-      </w:r>
-      <w:r>
-        <w:t xml:space="preserve">.</w:t>
-      </w:r>
-      <w:r>
-        <w:t xml:space="preserve"> </w:t>
-      </w:r>
-      <w:hyperlink r:id="rId229">
-        <w:r>
-          <w:rPr>
-            <w:rStyle w:val="Hyperlink"/>
-          </w:rPr>
-          <w:t xml:space="preserve">https://arxiv.org/abs/2307.11742</w:t>
-        </w:r>
-      </w:hyperlink>
-      <w:r>
-        <w:t xml:space="preserve">.</w:t>
-      </w:r>
-    </w:p>
-    <w:bookmarkEnd w:id="230"/>
-    <w:bookmarkStart w:id="232" w:name="ref-shen2023effective"/>
-    <w:p>
-      <w:pPr>
-        <w:pStyle w:val="Bibliography"/>
-      </w:pPr>
-      <w:r>
-        <w:t xml:space="preserve">Shen, Yang, Mingpu Qin, and Guang-Ming Zhang. 2023.</w:t>
-      </w:r>
-      <w:r>
-        <w:t xml:space="preserve"> </w:t>
-      </w:r>
-      <w:r>
-        <w:t xml:space="preserve">“Effective Bi-Layer Model Hamiltonian and Density-Matrix Renormalization Group Study for the High-Tc Superconductivity in La$_</w:t>
-      </w:r>
-      <w:r>
-        <w:t xml:space="preserve">3</w:t>
-      </w:r>
-      <w:r>
-        <w:t xml:space="preserve">$ni$_</w:t>
-      </w:r>
-      <w:r>
-        <w:t xml:space="preserve">2</w:t>
-      </w:r>
-      <w:r>
-        <w:t xml:space="preserve">$o$_</w:t>
-      </w:r>
-      <w:r>
-        <w:t xml:space="preserve">7</w:t>
-      </w:r>
-      <w:r>
-        <w:t xml:space="preserve">$ Under High Pressure.”</w:t>
-      </w:r>
-      <w:r>
         <w:t xml:space="preserve"> </w:t>
       </w:r>
       <w:r>
@@ -17817,100 +18431,13 @@
           <w:i/>
           <w:iCs/>
         </w:rPr>
-        <w:t xml:space="preserve">Chinese Physical Letters 40, 127401 (2023)</w:t>
-      </w:r>
-      <w:r>
-        <w:t xml:space="preserve">, ahead of print.</w:t>
-      </w:r>
-      <w:r>
-        <w:t xml:space="preserve"> </w:t>
-      </w:r>
-      <w:hyperlink r:id="rId231">
-        <w:r>
-          <w:rPr>
-            <w:rStyle w:val="Hyperlink"/>
-          </w:rPr>
-          <w:t xml:space="preserve">https://doi.org/10.48550/arxiv.2306.07837</w:t>
-        </w:r>
-      </w:hyperlink>
-      <w:r>
-        <w:t xml:space="preserve">.</w:t>
-      </w:r>
-    </w:p>
-    <w:bookmarkEnd w:id="232"/>
-    <w:bookmarkStart w:id="234" w:name="ref-snider2020retracted"/>
-    <w:p>
-      <w:pPr>
-        <w:pStyle w:val="Bibliography"/>
-      </w:pPr>
-      <w:r>
-        <w:t xml:space="preserve">Snider, Elliot, Nathan Dasenbrock-Gammon, Raymond McBride, et al. 2020.</w:t>
-      </w:r>
-      <w:r>
-        <w:t xml:space="preserve"> </w:t>
-      </w:r>
-      <w:r>
-        <w:t xml:space="preserve">“Room-Temperature Superconductivity in a Carbonaceous Sulfur Hydride.”</w:t>
-      </w:r>
-      <w:r>
-        <w:t xml:space="preserve"> </w:t>
+        <w:t xml:space="preserve">STM</w:t>
       </w:r>
       <w:r>
         <w:rPr>
           <w:i/>
           <w:iCs/>
         </w:rPr>
-        <w:t xml:space="preserve">Nature</w:t>
-      </w:r>
-      <w:r>
-        <w:t xml:space="preserve"> </w:t>
-      </w:r>
-      <w:r>
-        <w:t xml:space="preserve">586: 373–77.</w:t>
-      </w:r>
-      <w:r>
-        <w:t xml:space="preserve"> </w:t>
-      </w:r>
-      <w:hyperlink r:id="rId233">
-        <w:r>
-          <w:rPr>
-            <w:rStyle w:val="Hyperlink"/>
-          </w:rPr>
-          <w:t xml:space="preserve">https://doi.org/10.1038/s41586-020-2801-z</w:t>
-        </w:r>
-      </w:hyperlink>
-      <w:r>
-        <w:t xml:space="preserve">.</w:t>
-      </w:r>
-    </w:p>
-    <w:bookmarkEnd w:id="234"/>
-    <w:bookmarkStart w:id="236" w:name="ref-somayazulu2019evidence"/>
-    <w:p>
-      <w:pPr>
-        <w:pStyle w:val="Bibliography"/>
-      </w:pPr>
-      <w:r>
-        <w:t xml:space="preserve">Somayazulu, Maddury, Muhtar Ahart, Ajay K. Mishra, et al. 2019.</w:t>
-      </w:r>
-      <w:r>
-        <w:t xml:space="preserve"> </w:t>
-      </w:r>
-      <w:r>
-        <w:t xml:space="preserve">“Evidence for Superconductivity Above 260</w:t>
-      </w:r>
-      <w:r>
-        <w:t xml:space="preserve"> </w:t>
-      </w:r>
-      <w:r>
-        <w:t xml:space="preserve">K</w:t>
-      </w:r>
-      <w:r>
-        <w:t xml:space="preserve"> </w:t>
-      </w:r>
-      <w:r>
-        <w:t xml:space="preserve">in Lanthanum Superhydride at Megabar Pressures.”</w:t>
-      </w:r>
-      <w:r>
         <w:t xml:space="preserve"> </w:t>
       </w:r>
       <w:r>
@@ -17918,37 +18445,34 @@
           <w:i/>
           <w:iCs/>
         </w:rPr>
-        <w:t xml:space="preserve">Physical Review Letters</w:t>
-      </w:r>
-      <w:r>
-        <w:t xml:space="preserve"> </w:t>
-      </w:r>
-      <w:r>
-        <w:t xml:space="preserve">122: 027001.</w:t>
-      </w:r>
-      <w:r>
-        <w:t xml:space="preserve"> </w:t>
-      </w:r>
-      <w:hyperlink r:id="rId235">
-        <w:r>
-          <w:rPr>
-            <w:rStyle w:val="Hyperlink"/>
-          </w:rPr>
-          <w:t xml:space="preserve">https://doi.org/10.1103/PhysRevLett.122.027001</w:t>
-        </w:r>
-      </w:hyperlink>
+        <w:t xml:space="preserve">Data on Magic Angle Bilayer Graphene</w:t>
+      </w:r>
       <w:r>
         <w:t xml:space="preserve">.</w:t>
       </w:r>
-    </w:p>
-    <w:bookmarkEnd w:id="236"/>
-    <w:bookmarkStart w:id="238" w:name="ref-sommer20223dsc"/>
+      <w:r>
+        <w:t xml:space="preserve"> </w:t>
+      </w:r>
+      <w:hyperlink r:id="rId249">
+        <w:r>
+          <w:rPr>
+            <w:rStyle w:val="Hyperlink"/>
+          </w:rPr>
+          <w:t xml:space="preserve">https://arxiv.org/abs/2203.04449</w:t>
+        </w:r>
+      </w:hyperlink>
+      <w:r>
+        <w:t xml:space="preserve">.</w:t>
+      </w:r>
+    </w:p>
+    <w:bookmarkEnd w:id="250"/>
+    <w:bookmarkStart w:id="252" w:name="ref-thorngren2023higgs"/>
     <w:p>
       <w:pPr>
         <w:pStyle w:val="Bibliography"/>
       </w:pPr>
       <w:r>
-        <w:t xml:space="preserve">Sommer, Timo, Roland Willa, Jörg Schmalian, and Pascal Friederich. 2022.</w:t>
+        <w:t xml:space="preserve">Thorngren, Ryan, Tibor Rakovszky, Ruben Verresen, and Ashvin Vishwanath. 2023.</w:t>
       </w:r>
       <w:r>
         <w:t xml:space="preserve"> </w:t>
@@ -17958,79 +18482,13 @@
           <w:i/>
           <w:iCs/>
         </w:rPr>
-        <w:t xml:space="preserve">3DSC - a New Dataset of Superconductors Including Crystal Structures</w:t>
-      </w:r>
-      <w:r>
-        <w:t xml:space="preserve">.</w:t>
-      </w:r>
-      <w:r>
-        <w:t xml:space="preserve"> </w:t>
-      </w:r>
-      <w:hyperlink r:id="rId237">
-        <w:r>
-          <w:rPr>
-            <w:rStyle w:val="Hyperlink"/>
-          </w:rPr>
-          <w:t xml:space="preserve">https://arxiv.org/abs/2212.06071</w:t>
-        </w:r>
-      </w:hyperlink>
-      <w:r>
-        <w:t xml:space="preserve">.</w:t>
-      </w:r>
-    </w:p>
-    <w:bookmarkEnd w:id="238"/>
-    <w:bookmarkStart w:id="240" w:name="ref-song2025room"/>
-    <w:p>
-      <w:pPr>
-        <w:pStyle w:val="Bibliography"/>
-      </w:pPr>
-      <w:r>
-        <w:t xml:space="preserve">Song, Yinggang, Chuanheng Ma, Hongbo Wang, et al. 2025.</w:t>
-      </w:r>
-      <w:r>
-        <w:t xml:space="preserve"> </w:t>
+        <w:t xml:space="preserve">Higgs Condensates Are Symmetry-Protected Topological Phases:</w:t>
       </w:r>
       <w:r>
         <w:rPr>
           <w:i/>
           <w:iCs/>
         </w:rPr>
-        <w:t xml:space="preserve">Room-Temperature Superconductivity at 298 k in Ternary La-Sc-h System at High-Pressure Conditions</w:t>
-      </w:r>
-      <w:r>
-        <w:t xml:space="preserve">.</w:t>
-      </w:r>
-      <w:r>
-        <w:t xml:space="preserve"> </w:t>
-      </w:r>
-      <w:hyperlink r:id="rId239">
-        <w:r>
-          <w:rPr>
-            <w:rStyle w:val="Hyperlink"/>
-          </w:rPr>
-          <w:t xml:space="preserve">https://arxiv.org/abs/2510.01273</w:t>
-        </w:r>
-      </w:hyperlink>
-      <w:r>
-        <w:t xml:space="preserve">.</w:t>
-      </w:r>
-    </w:p>
-    <w:bookmarkEnd w:id="240"/>
-    <w:bookmarkStart w:id="242" w:name="ref-stanev2018machine"/>
-    <w:p>
-      <w:pPr>
-        <w:pStyle w:val="Bibliography"/>
-      </w:pPr>
-      <w:r>
-        <w:t xml:space="preserve">Stanev, Valentin, Corey Oses, A. Gilad Kusne, et al. 2018.</w:t>
-      </w:r>
-      <w:r>
-        <w:t xml:space="preserve"> </w:t>
-      </w:r>
-      <w:r>
-        <w:t xml:space="preserve">“Machine Learning Modeling of Superconducting Critical Temperature.”</w:t>
-      </w:r>
-      <w:r>
         <w:t xml:space="preserve"> </w:t>
       </w:r>
       <w:r>
@@ -18038,101 +18496,47 @@
           <w:i/>
           <w:iCs/>
         </w:rPr>
-        <w:t xml:space="preserve">Npj Computational Materials</w:t>
-      </w:r>
-      <w:r>
-        <w:t xml:space="preserve"> </w:t>
-      </w:r>
-      <w:r>
-        <w:t xml:space="preserve">4: 29.</w:t>
-      </w:r>
-      <w:r>
-        <w:t xml:space="preserve"> </w:t>
-      </w:r>
-      <w:hyperlink r:id="rId241">
-        <w:r>
-          <w:rPr>
-            <w:rStyle w:val="Hyperlink"/>
-          </w:rPr>
-          <w:t xml:space="preserve">https://doi.org/10.1038/s41524-018-0085-8</w:t>
-        </w:r>
-      </w:hyperlink>
-      <w:r>
-        <w:t xml:space="preserve">.</w:t>
-      </w:r>
-    </w:p>
-    <w:bookmarkEnd w:id="242"/>
-    <w:bookmarkStart w:id="244" w:name="ref-sun2023superconductivity"/>
-    <w:p>
-      <w:pPr>
-        <w:pStyle w:val="Bibliography"/>
-      </w:pPr>
-      <w:r>
-        <w:t xml:space="preserve">Sun, Hualei, Mengwu Huo, Xunwu Hu, et al. 2023.</w:t>
-      </w:r>
-      <w:r>
-        <w:t xml:space="preserve"> </w:t>
-      </w:r>
-      <w:r>
-        <w:t xml:space="preserve">“Signatures of Superconductivity Near 80</w:t>
-      </w:r>
-      <w:r>
-        <w:t xml:space="preserve"> </w:t>
-      </w:r>
-      <w:r>
-        <w:t xml:space="preserve">K</w:t>
-      </w:r>
-      <w:r>
-        <w:t xml:space="preserve"> </w:t>
-      </w:r>
-      <w:r>
-        <w:t xml:space="preserve">in a Nickelate Under High Pressure.”</w:t>
-      </w:r>
-      <w:r>
-        <w:t xml:space="preserve"> </w:t>
+        <w:t xml:space="preserve">II</w:t>
       </w:r>
       <w:r>
         <w:rPr>
           <w:i/>
           <w:iCs/>
         </w:rPr>
-        <w:t xml:space="preserve">Nature</w:t>
-      </w:r>
-      <w:r>
-        <w:t xml:space="preserve"> </w:t>
-      </w:r>
-      <w:r>
-        <w:t xml:space="preserve">621: 493–98.</w:t>
-      </w:r>
-      <w:r>
-        <w:t xml:space="preserve"> </w:t>
-      </w:r>
-      <w:hyperlink r:id="rId243">
-        <w:r>
-          <w:rPr>
-            <w:rStyle w:val="Hyperlink"/>
-          </w:rPr>
-          <w:t xml:space="preserve">https://doi.org/10.1038/s41586-023-06408-7</w:t>
-        </w:r>
-      </w:hyperlink>
+        <w:t xml:space="preserve">. $U(1)$ Gauge Theory and Superconductors</w:t>
+      </w:r>
       <w:r>
         <w:t xml:space="preserve">.</w:t>
       </w:r>
-    </w:p>
-    <w:bookmarkEnd w:id="244"/>
-    <w:bookmarkStart w:id="246" w:name="ref-szymanski2023autonomous"/>
+      <w:r>
+        <w:t xml:space="preserve"> </w:t>
+      </w:r>
+      <w:hyperlink r:id="rId251">
+        <w:r>
+          <w:rPr>
+            <w:rStyle w:val="Hyperlink"/>
+          </w:rPr>
+          <w:t xml:space="preserve">https://arxiv.org/abs/2303.08136</w:t>
+        </w:r>
+      </w:hyperlink>
+      <w:r>
+        <w:t xml:space="preserve">.</w:t>
+      </w:r>
+    </w:p>
+    <w:bookmarkEnd w:id="252"/>
+    <w:bookmarkStart w:id="254" w:name="ref-tran2025superconductor"/>
     <w:p>
       <w:pPr>
         <w:pStyle w:val="Bibliography"/>
       </w:pPr>
       <w:r>
-        <w:t xml:space="preserve">Szymanski, Nathan J., Bernardus Rendy, Yuxing Fei, et al. 2023.</w:t>
-      </w:r>
-      <w:r>
-        <w:t xml:space="preserve"> </w:t>
-      </w:r>
-      <w:r>
-        <w:t xml:space="preserve">“An Autonomous Laboratory for the Accelerated Synthesis of Novel Materials.”</w:t>
+        <w:t xml:space="preserve">Tran, Huan, Hieu-Chi Dam, Christopher Kuenneth, Tuoc N. Vu, and Hiori Kino. 2024.</w:t>
+      </w:r>
+      <w:r>
+        <w:t xml:space="preserve"> </w:t>
+      </w:r>
+      <w:r>
+        <w:t xml:space="preserve">“Superconductor Discovery in the Emerging Paradigm of Materials Informatics.”</w:t>
       </w:r>
       <w:r>
         <w:t xml:space="preserve"> </w:t>
@@ -18142,37 +18546,43 @@
           <w:i/>
           <w:iCs/>
         </w:rPr>
-        <w:t xml:space="preserve">Nature</w:t>
-      </w:r>
-      <w:r>
-        <w:t xml:space="preserve"> </w:t>
-      </w:r>
-      <w:r>
-        <w:t xml:space="preserve">624: 86–91.</w:t>
-      </w:r>
-      <w:r>
-        <w:t xml:space="preserve"> </w:t>
-      </w:r>
-      <w:hyperlink r:id="rId245">
-        <w:r>
-          <w:rPr>
-            <w:rStyle w:val="Hyperlink"/>
-          </w:rPr>
-          <w:t xml:space="preserve">https://doi.org/10.1038/s41586-023-06734-w</w:t>
+        <w:t xml:space="preserve">Chemistry of Materials</w:t>
+      </w:r>
+      <w:r>
+        <w:t xml:space="preserve"> </w:t>
+      </w:r>
+      <w:r>
+        <w:t xml:space="preserve">36: 10939–66.</w:t>
+      </w:r>
+      <w:r>
+        <w:t xml:space="preserve"> </w:t>
+      </w:r>
+      <w:hyperlink r:id="rId253">
+        <w:r>
+          <w:rPr>
+            <w:rStyle w:val="Hyperlink"/>
+          </w:rPr>
+          <w:t xml:space="preserve">https://doi.org/10.1021/acs.chemmater.4c01757</w:t>
         </w:r>
       </w:hyperlink>
       <w:r>
         <w:t xml:space="preserve">.</w:t>
       </w:r>
     </w:p>
-    <w:bookmarkEnd w:id="246"/>
-    <w:bookmarkStart w:id="248" w:name="ref-tallon2024flux"/>
+    <w:bookmarkEnd w:id="254"/>
+    <w:bookmarkStart w:id="256" w:name="ref-tsintzis2023roadmap"/>
     <w:p>
       <w:pPr>
         <w:pStyle w:val="Bibliography"/>
       </w:pPr>
       <w:r>
-        <w:t xml:space="preserve">Tallon, Jeffery L. 2024.</w:t>
+        <w:t xml:space="preserve">Tsintzis, Athanasios, Rubén Seoane Souto, Karsten Flensberg, Jeroen Danon, and Martin Leijnse. 2024.</w:t>
+      </w:r>
+      <w:r>
+        <w:t xml:space="preserve"> </w:t>
+      </w:r>
+      <w:r>
+        <w:t xml:space="preserve">“Roadmap Towards Majorana Qubits and Nonabelian Physics in Quantum Dot-Based Minimal Kitaev Chains.”</w:t>
       </w:r>
       <w:r>
         <w:t xml:space="preserve"> </w:t>
@@ -18182,34 +18592,37 @@
           <w:i/>
           <w:iCs/>
         </w:rPr>
-        <w:t xml:space="preserve">Flux-Trapping Experiments on Ultra-High Pressure Hydrides as Evidence of Superconductivity</w:t>
-      </w:r>
+        <w:t xml:space="preserve">PRX Quantum</w:t>
+      </w:r>
+      <w:r>
+        <w:t xml:space="preserve"> </w:t>
+      </w:r>
+      <w:r>
+        <w:t xml:space="preserve">5: 010323.</w:t>
+      </w:r>
+      <w:r>
+        <w:t xml:space="preserve"> </w:t>
+      </w:r>
+      <w:hyperlink r:id="rId255">
+        <w:r>
+          <w:rPr>
+            <w:rStyle w:val="Hyperlink"/>
+          </w:rPr>
+          <w:t xml:space="preserve">https://doi.org/10.1103/PRXQuantum.5.010323</w:t>
+        </w:r>
+      </w:hyperlink>
       <w:r>
         <w:t xml:space="preserve">.</w:t>
       </w:r>
-      <w:r>
-        <w:t xml:space="preserve"> </w:t>
-      </w:r>
-      <w:hyperlink r:id="rId247">
-        <w:r>
-          <w:rPr>
-            <w:rStyle w:val="Hyperlink"/>
-          </w:rPr>
-          <w:t xml:space="preserve">https://arxiv.org/abs/2409.12351</w:t>
-        </w:r>
-      </w:hyperlink>
-      <w:r>
-        <w:t xml:space="preserve">.</w:t>
-      </w:r>
-    </w:p>
-    <w:bookmarkEnd w:id="248"/>
-    <w:bookmarkStart w:id="250" w:name="ref-taranto2022unsupervised"/>
+    </w:p>
+    <w:bookmarkEnd w:id="256"/>
+    <w:bookmarkStart w:id="258" w:name="ref-verresen2022higgs"/>
     <w:p>
       <w:pPr>
         <w:pStyle w:val="Bibliography"/>
       </w:pPr>
       <w:r>
-        <w:t xml:space="preserve">Taranto, William, Samuel Lederer, Youngjoon Choi, et al. 2022.</w:t>
+        <w:t xml:space="preserve">Verresen, Ruben, Umberto Borla, Ashvin Vishwanath, Sergej Moroz, and Ryan Thorngren. 2022.</w:t>
       </w:r>
       <w:r>
         <w:t xml:space="preserve"> </w:t>
@@ -18219,21 +18632,51 @@
           <w:i/>
           <w:iCs/>
         </w:rPr>
-        <w:t xml:space="preserve">Unsupervised Learning of Two-Component Nematicity from</w:t>
+        <w:t xml:space="preserve">Higgs Condensates Are Symmetry-Protected Topological Phases: I. Discrete Symmetries</w:t>
+      </w:r>
+      <w:r>
+        <w:t xml:space="preserve">.</w:t>
+      </w:r>
+      <w:r>
+        <w:t xml:space="preserve"> </w:t>
+      </w:r>
+      <w:hyperlink r:id="rId257">
+        <w:r>
+          <w:rPr>
+            <w:rStyle w:val="Hyperlink"/>
+          </w:rPr>
+          <w:t xml:space="preserve">https://arxiv.org/abs/2211.01376</w:t>
+        </w:r>
+      </w:hyperlink>
+      <w:r>
+        <w:t xml:space="preserve">.</w:t>
+      </w:r>
+    </w:p>
+    <w:bookmarkEnd w:id="258"/>
+    <w:bookmarkStart w:id="260" w:name="ref-vora2024ml"/>
+    <w:p>
+      <w:pPr>
+        <w:pStyle w:val="Bibliography"/>
+      </w:pPr>
+      <w:r>
+        <w:t xml:space="preserve">Vora, Neel R., Yilun Xu, Akel Hashim, et al. 2024.</w:t>
+      </w:r>
+      <w:r>
+        <w:t xml:space="preserve"> </w:t>
       </w:r>
       <w:r>
         <w:rPr>
           <w:i/>
           <w:iCs/>
         </w:rPr>
-        <w:t xml:space="preserve"> </w:t>
+        <w:t xml:space="preserve">ML</w:t>
       </w:r>
       <w:r>
         <w:rPr>
           <w:i/>
           <w:iCs/>
         </w:rPr>
-        <w:t xml:space="preserve">STM</w:t>
+        <w:t xml:space="preserve">-Powered</w:t>
       </w:r>
       <w:r>
         <w:rPr>
@@ -18247,50 +18690,95 @@
           <w:i/>
           <w:iCs/>
         </w:rPr>
-        <w:t xml:space="preserve">Data on Magic Angle Bilayer Graphene</w:t>
-      </w:r>
-      <w:r>
-        <w:t xml:space="preserve">.</w:t>
-      </w:r>
-      <w:r>
-        <w:t xml:space="preserve"> </w:t>
-      </w:r>
-      <w:hyperlink r:id="rId249">
-        <w:r>
-          <w:rPr>
-            <w:rStyle w:val="Hyperlink"/>
-          </w:rPr>
-          <w:t xml:space="preserve">https://arxiv.org/abs/2203.04449</w:t>
-        </w:r>
-      </w:hyperlink>
-      <w:r>
-        <w:t xml:space="preserve">.</w:t>
-      </w:r>
-    </w:p>
-    <w:bookmarkEnd w:id="250"/>
-    <w:bookmarkStart w:id="252" w:name="ref-thorngren2023higgs"/>
-    <w:p>
-      <w:pPr>
-        <w:pStyle w:val="Bibliography"/>
-      </w:pPr>
-      <w:r>
-        <w:t xml:space="preserve">Thorngren, Ryan, Tibor Rakovszky, Ruben Verresen, and Ashvin Vishwanath. 2023.</w:t>
-      </w:r>
-      <w:r>
-        <w:t xml:space="preserve"> </w:t>
+        <w:t xml:space="preserve">FPGA</w:t>
       </w:r>
       <w:r>
         <w:rPr>
           <w:i/>
           <w:iCs/>
         </w:rPr>
-        <w:t xml:space="preserve">Higgs Condensates Are Symmetry-Protected Topological Phases:</w:t>
+        <w:t xml:space="preserve">-Based Real-Time Quantum State Discrimination Enabling Mid-Circuit Measurements</w:t>
+      </w:r>
+      <w:r>
+        <w:t xml:space="preserve">.</w:t>
+      </w:r>
+      <w:r>
+        <w:t xml:space="preserve"> </w:t>
+      </w:r>
+      <w:hyperlink r:id="rId259">
+        <w:r>
+          <w:rPr>
+            <w:rStyle w:val="Hyperlink"/>
+          </w:rPr>
+          <w:t xml:space="preserve">https://arxiv.org/abs/2406.18807</w:t>
+        </w:r>
+      </w:hyperlink>
+      <w:r>
+        <w:t xml:space="preserve">.</w:t>
+      </w:r>
+    </w:p>
+    <w:bookmarkEnd w:id="260"/>
+    <w:bookmarkStart w:id="262" w:name="ref-wang2022symmetry"/>
+    <w:p>
+      <w:pPr>
+        <w:pStyle w:val="Bibliography"/>
+      </w:pPr>
+      <w:r>
+        <w:t xml:space="preserve">Wang, Da, Qiang-Hua Wang, and Congjun Wu. 2022.</w:t>
+      </w:r>
+      <w:r>
+        <w:t xml:space="preserve"> </w:t>
       </w:r>
       <w:r>
         <w:rPr>
           <w:i/>
           <w:iCs/>
         </w:rPr>
+        <w:t xml:space="preserve">Symmetry Constraints on Direct-Current Josephson Diodes</w:t>
+      </w:r>
+      <w:r>
+        <w:t xml:space="preserve">.</w:t>
+      </w:r>
+      <w:r>
+        <w:t xml:space="preserve"> </w:t>
+      </w:r>
+      <w:hyperlink r:id="rId261">
+        <w:r>
+          <w:rPr>
+            <w:rStyle w:val="Hyperlink"/>
+          </w:rPr>
+          <w:t xml:space="preserve">https://arxiv.org/abs/2209.12646</w:t>
+        </w:r>
+      </w:hyperlink>
+      <w:r>
+        <w:t xml:space="preserve">.</w:t>
+      </w:r>
+    </w:p>
+    <w:bookmarkEnd w:id="262"/>
+    <w:bookmarkStart w:id="264" w:name="ref-wang2023pressurea"/>
+    <w:p>
+      <w:pPr>
+        <w:pStyle w:val="Bibliography"/>
+      </w:pPr>
+      <w:r>
+        <w:t xml:space="preserve">Wang, Gang, Ningning Wang, Jun Hou, et al. 2024.</w:t>
+      </w:r>
+      <w:r>
+        <w:t xml:space="preserve"> </w:t>
+      </w:r>
+      <w:r>
+        <w:t xml:space="preserve">“Pressure-Induced Superconductivity in Polycrystalline</w:t>
+      </w:r>
+      <w:r>
+        <w:t xml:space="preserve"> </w:t>
+      </w:r>
+      <w:r>
+        <w:t xml:space="preserve">La3Ni2O7</w:t>
+      </w:r>
+      <w:r>
+        <w:t xml:space="preserve">.”</w:t>
+      </w:r>
+      <w:r>
         <w:t xml:space="preserve"> </w:t>
       </w:r>
       <w:r>
@@ -18298,14 +18786,47 @@
           <w:i/>
           <w:iCs/>
         </w:rPr>
-        <w:t xml:space="preserve">II</w:t>
+        <w:t xml:space="preserve">Physical Review X</w:t>
+      </w:r>
+      <w:r>
+        <w:t xml:space="preserve"> </w:t>
+      </w:r>
+      <w:r>
+        <w:t xml:space="preserve">14: 011040.</w:t>
+      </w:r>
+      <w:r>
+        <w:t xml:space="preserve"> </w:t>
+      </w:r>
+      <w:hyperlink r:id="rId263">
+        <w:r>
+          <w:rPr>
+            <w:rStyle w:val="Hyperlink"/>
+          </w:rPr>
+          <w:t xml:space="preserve">https://doi.org/10.1103/PhysRevX.14.011040</w:t>
+        </w:r>
+      </w:hyperlink>
+      <w:r>
+        <w:t xml:space="preserve">.</w:t>
+      </w:r>
+    </w:p>
+    <w:bookmarkEnd w:id="264"/>
+    <w:bookmarkStart w:id="266" w:name="ref-wang2025discoverya"/>
+    <w:p>
+      <w:pPr>
+        <w:pStyle w:val="Bibliography"/>
+      </w:pPr>
+      <w:r>
+        <w:t xml:space="preserve">Wang, Xiaoyang, Chengqian Zhang, Zhenyu Wang, et al. 2025.</w:t>
+      </w:r>
+      <w:r>
+        <w:t xml:space="preserve"> </w:t>
       </w:r>
       <w:r>
         <w:rPr>
           <w:i/>
           <w:iCs/>
         </w:rPr>
-        <w:t xml:space="preserve">. $U(1)$ Gauge Theory and Superconductors</w:t>
+        <w:t xml:space="preserve">Discovery of High-Temperature Superconducting Ternary Hydrides via Deep Learning</w:t>
       </w:r>
       <w:r>
         <w:t xml:space="preserve">.</w:t>
@@ -18313,32 +18834,26 @@
       <w:r>
         <w:t xml:space="preserve"> </w:t>
       </w:r>
-      <w:hyperlink r:id="rId251">
-        <w:r>
-          <w:rPr>
-            <w:rStyle w:val="Hyperlink"/>
-          </w:rPr>
-          <w:t xml:space="preserve">https://arxiv.org/abs/2303.08136</w:t>
+      <w:hyperlink r:id="rId265">
+        <w:r>
+          <w:rPr>
+            <w:rStyle w:val="Hyperlink"/>
+          </w:rPr>
+          <w:t xml:space="preserve">https://arxiv.org/abs/2502.16558</w:t>
         </w:r>
       </w:hyperlink>
       <w:r>
         <w:t xml:space="preserve">.</w:t>
       </w:r>
     </w:p>
-    <w:bookmarkEnd w:id="252"/>
-    <w:bookmarkStart w:id="254" w:name="ref-tran2025superconductor"/>
+    <w:bookmarkEnd w:id="266"/>
+    <w:bookmarkStart w:id="268" w:name="ref-wang2026naturebench"/>
     <w:p>
       <w:pPr>
         <w:pStyle w:val="Bibliography"/>
       </w:pPr>
       <w:r>
-        <w:t xml:space="preserve">Tran, Huan, Hieu-Chi Dam, Christopher Kuenneth, Tuoc N. Vu, and Hiori Kino. 2025.</w:t>
-      </w:r>
-      <w:r>
-        <w:t xml:space="preserve"> </w:t>
-      </w:r>
-      <w:r>
-        <w:t xml:space="preserve">“Superconductor Discovery in the Emerging Paradigm of Materials Informatics.”</w:t>
+        <w:t xml:space="preserve">Wang, Yuru, Lejun Cheng, Yuxin Zuo, et al. 2026.</w:t>
       </w:r>
       <w:r>
         <w:t xml:space="preserve"> </w:t>
@@ -18348,116 +18863,20 @@
           <w:i/>
           <w:iCs/>
         </w:rPr>
-        <w:t xml:space="preserve">Chem. Mater. 36, 10939-10966 (2024)</w:t>
-      </w:r>
-      <w:r>
-        <w:t xml:space="preserve">, ahead of print.</w:t>
-      </w:r>
-      <w:r>
-        <w:t xml:space="preserve"> </w:t>
-      </w:r>
-      <w:hyperlink r:id="rId253">
-        <w:r>
-          <w:rPr>
-            <w:rStyle w:val="Hyperlink"/>
-          </w:rPr>
-          <w:t xml:space="preserve">https://doi.org/10.1021/acs.chemmater.4c01757</w:t>
-        </w:r>
-      </w:hyperlink>
-      <w:r>
-        <w:t xml:space="preserve">.</w:t>
-      </w:r>
-    </w:p>
-    <w:bookmarkEnd w:id="254"/>
-    <w:bookmarkStart w:id="256" w:name="ref-tsintzis2023roadmap"/>
-    <w:p>
-      <w:pPr>
-        <w:pStyle w:val="Bibliography"/>
-      </w:pPr>
-      <w:r>
-        <w:t xml:space="preserve">Tsintzis, Athanasios, Rubén Seoane Souto, Karsten Flensberg, Jeroen Danon, and Martin Leijnse. 2023.</w:t>
-      </w:r>
-      <w:r>
-        <w:t xml:space="preserve"> </w:t>
-      </w:r>
-      <w:r>
-        <w:t xml:space="preserve">“Roadmap Towards Majorana Qubits and Nonabelian Physics in Quantum Dot-Based Minimal Kitaev Chains.”</w:t>
-      </w:r>
-      <w:r>
-        <w:t xml:space="preserve"> </w:t>
+        <w:t xml:space="preserve">NatureBench</w:t>
       </w:r>
       <w:r>
         <w:rPr>
           <w:i/>
           <w:iCs/>
         </w:rPr>
-        <w:t xml:space="preserve">Phys. Rev. X Quantum 5, 010323 (2024)</w:t>
-      </w:r>
-      <w:r>
-        <w:t xml:space="preserve">, ahead of print.</w:t>
-      </w:r>
-      <w:r>
-        <w:t xml:space="preserve"> </w:t>
-      </w:r>
-      <w:hyperlink r:id="rId255">
-        <w:r>
-          <w:rPr>
-            <w:rStyle w:val="Hyperlink"/>
-          </w:rPr>
-          <w:t xml:space="preserve">https://doi.org/10.48550/arxiv.2306.16289</w:t>
-        </w:r>
-      </w:hyperlink>
-      <w:r>
-        <w:t xml:space="preserve">.</w:t>
-      </w:r>
-    </w:p>
-    <w:bookmarkEnd w:id="256"/>
-    <w:bookmarkStart w:id="258" w:name="ref-verresen2022higgs"/>
-    <w:p>
-      <w:pPr>
-        <w:pStyle w:val="Bibliography"/>
-      </w:pPr>
-      <w:r>
-        <w:t xml:space="preserve">Verresen, Ruben, Umberto Borla, Ashvin Vishwanath, Sergej Moroz, and Ryan Thorngren. 2022.</w:t>
-      </w:r>
-      <w:r>
-        <w:t xml:space="preserve"> </w:t>
+        <w:t xml:space="preserve">: Can Coding Agents Match the Published</w:t>
       </w:r>
       <w:r>
         <w:rPr>
           <w:i/>
           <w:iCs/>
         </w:rPr>
-        <w:t xml:space="preserve">Higgs Condensates Are Symmetry-Protected Topological Phases: I. Discrete Symmetries</w:t>
-      </w:r>
-      <w:r>
-        <w:t xml:space="preserve">.</w:t>
-      </w:r>
-      <w:r>
-        <w:t xml:space="preserve"> </w:t>
-      </w:r>
-      <w:hyperlink r:id="rId257">
-        <w:r>
-          <w:rPr>
-            <w:rStyle w:val="Hyperlink"/>
-          </w:rPr>
-          <w:t xml:space="preserve">https://arxiv.org/abs/2211.01376</w:t>
-        </w:r>
-      </w:hyperlink>
-      <w:r>
-        <w:t xml:space="preserve">.</w:t>
-      </w:r>
-    </w:p>
-    <w:bookmarkEnd w:id="258"/>
-    <w:bookmarkStart w:id="260" w:name="ref-vora2024ml"/>
-    <w:p>
-      <w:pPr>
-        <w:pStyle w:val="Bibliography"/>
-      </w:pPr>
-      <w:r>
-        <w:t xml:space="preserve">Vora, Neel R., Yilun Xu, Akel Hashim, et al. 2024.</w:t>
-      </w:r>
-      <w:r>
         <w:t xml:space="preserve"> </w:t>
       </w:r>
       <w:r>
@@ -18465,114 +18884,72 @@
           <w:i/>
           <w:iCs/>
         </w:rPr>
-        <w:t xml:space="preserve">ML</w:t>
+        <w:t xml:space="preserve">SOTA</w:t>
       </w:r>
       <w:r>
         <w:rPr>
           <w:i/>
           <w:iCs/>
         </w:rPr>
-        <w:t xml:space="preserve">-Powered</w:t>
+        <w:t xml:space="preserve"> </w:t>
       </w:r>
       <w:r>
         <w:rPr>
           <w:i/>
           <w:iCs/>
         </w:rPr>
-        <w:t xml:space="preserve"> </w:t>
+        <w:t xml:space="preserve">of</w:t>
       </w:r>
       <w:r>
         <w:rPr>
           <w:i/>
           <w:iCs/>
         </w:rPr>
-        <w:t xml:space="preserve">FPGA</w:t>
+        <w:t xml:space="preserve"> </w:t>
       </w:r>
       <w:r>
         <w:rPr>
           <w:i/>
           <w:iCs/>
         </w:rPr>
-        <w:t xml:space="preserve">-Based Real-Time Quantum State Discrimination Enabling Mid-Circuit Measurements</w:t>
-      </w:r>
-      <w:r>
-        <w:t xml:space="preserve">.</w:t>
-      </w:r>
-      <w:r>
-        <w:t xml:space="preserve"> </w:t>
-      </w:r>
-      <w:hyperlink r:id="rId259">
-        <w:r>
-          <w:rPr>
-            <w:rStyle w:val="Hyperlink"/>
-          </w:rPr>
-          <w:t xml:space="preserve">https://arxiv.org/abs/2406.18807</w:t>
-        </w:r>
-      </w:hyperlink>
-      <w:r>
-        <w:t xml:space="preserve">.</w:t>
-      </w:r>
-    </w:p>
-    <w:bookmarkEnd w:id="260"/>
-    <w:bookmarkStart w:id="262" w:name="ref-wang2022symmetry"/>
-    <w:p>
-      <w:pPr>
-        <w:pStyle w:val="Bibliography"/>
-      </w:pPr>
-      <w:r>
-        <w:t xml:space="preserve">Wang, Da, Qiang-Hua Wang, and Congjun Wu. 2022.</w:t>
-      </w:r>
-      <w:r>
-        <w:t xml:space="preserve"> </w:t>
+        <w:t xml:space="preserve">Nature</w:t>
       </w:r>
       <w:r>
         <w:rPr>
           <w:i/>
           <w:iCs/>
         </w:rPr>
-        <w:t xml:space="preserve">Symmetry Constraints on Direct-Current Josephson Diodes</w:t>
-      </w:r>
+        <w:t xml:space="preserve">-Family Papers?</w:t>
+      </w:r>
+      <w:r>
+        <w:t xml:space="preserve"> </w:t>
+      </w:r>
+      <w:hyperlink r:id="rId267">
+        <w:r>
+          <w:rPr>
+            <w:rStyle w:val="Hyperlink"/>
+          </w:rPr>
+          <w:t xml:space="preserve">https://arxiv.org/abs/2606.24530</w:t>
+        </w:r>
+      </w:hyperlink>
       <w:r>
         <w:t xml:space="preserve">.</w:t>
       </w:r>
-      <w:r>
-        <w:t xml:space="preserve"> </w:t>
-      </w:r>
-      <w:hyperlink r:id="rId261">
-        <w:r>
-          <w:rPr>
-            <w:rStyle w:val="Hyperlink"/>
-          </w:rPr>
-          <w:t xml:space="preserve">https://arxiv.org/abs/2209.12646</w:t>
-        </w:r>
-      </w:hyperlink>
-      <w:r>
-        <w:t xml:space="preserve">.</w:t>
-      </w:r>
-    </w:p>
-    <w:bookmarkEnd w:id="262"/>
-    <w:bookmarkStart w:id="264" w:name="ref-wang2023pressurea"/>
+    </w:p>
+    <w:bookmarkEnd w:id="268"/>
+    <w:bookmarkStart w:id="270" w:name="ref-wang2025recent"/>
     <w:p>
       <w:pPr>
         <w:pStyle w:val="Bibliography"/>
       </w:pPr>
       <w:r>
-        <w:t xml:space="preserve">Wang, Gang, Ningning Wang, Jun Hou, et al. 2023.</w:t>
-      </w:r>
-      <w:r>
-        <w:t xml:space="preserve"> </w:t>
-      </w:r>
-      <w:r>
-        <w:t xml:space="preserve">“Pressure-Induced Superconductivity in Polycrystalline</w:t>
-      </w:r>
-      <w:r>
-        <w:t xml:space="preserve"> </w:t>
-      </w:r>
-      <w:r>
-        <w:t xml:space="preserve">La3Ni2O7</w:t>
-      </w:r>
-      <w:r>
-        <w:t xml:space="preserve">.”</w:t>
+        <w:t xml:space="preserve">Wang, Yuxin, Kun Jiang, Jianjun Ying, et al. 2025.</w:t>
+      </w:r>
+      <w:r>
+        <w:t xml:space="preserve"> </w:t>
+      </w:r>
+      <w:r>
+        <w:t xml:space="preserve">“Recent Progress in Nickelate Superconductors.”</w:t>
       </w:r>
       <w:r>
         <w:t xml:space="preserve"> </w:t>
@@ -18582,34 +18959,55 @@
           <w:i/>
           <w:iCs/>
         </w:rPr>
-        <w:t xml:space="preserve">Physical Review X 14, 011040 (2024)</w:t>
-      </w:r>
-      <w:r>
-        <w:t xml:space="preserve">, ahead of print.</w:t>
-      </w:r>
-      <w:r>
-        <w:t xml:space="preserve"> </w:t>
-      </w:r>
-      <w:hyperlink r:id="rId263">
-        <w:r>
-          <w:rPr>
-            <w:rStyle w:val="Hyperlink"/>
-          </w:rPr>
-          <w:t xml:space="preserve">https://doi.org/10.48550/arxiv.2309.17378</w:t>
+        <w:t xml:space="preserve">National Science Review</w:t>
+      </w:r>
+      <w:r>
+        <w:t xml:space="preserve"> </w:t>
+      </w:r>
+      <w:r>
+        <w:t xml:space="preserve">12: nwaf373.</w:t>
+      </w:r>
+      <w:r>
+        <w:t xml:space="preserve"> </w:t>
+      </w:r>
+      <w:hyperlink r:id="rId269">
+        <w:r>
+          <w:rPr>
+            <w:rStyle w:val="Hyperlink"/>
+          </w:rPr>
+          <w:t xml:space="preserve">https://doi.org/10.1093/nsr/nwaf373</w:t>
         </w:r>
       </w:hyperlink>
       <w:r>
         <w:t xml:space="preserve">.</w:t>
       </w:r>
     </w:p>
-    <w:bookmarkEnd w:id="264"/>
-    <w:bookmarkStart w:id="266" w:name="ref-wang2025discoverya"/>
+    <w:bookmarkEnd w:id="270"/>
+    <w:bookmarkStart w:id="272" w:name="ref-wines2023recent"/>
     <w:p>
       <w:pPr>
         <w:pStyle w:val="Bibliography"/>
       </w:pPr>
       <w:r>
-        <w:t xml:space="preserve">Wang, Xiaoyang, Chengqian Zhang, Zhenyu Wang, et al. 2025.</w:t>
+        <w:t xml:space="preserve">Wines, Daniel, Ramya Gurunathan, Kevin F. Garrity, et al. 2023.</w:t>
+      </w:r>
+      <w:r>
+        <w:t xml:space="preserve"> </w:t>
+      </w:r>
+      <w:r>
+        <w:t xml:space="preserve">“Recent Progress in the</w:t>
+      </w:r>
+      <w:r>
+        <w:t xml:space="preserve"> </w:t>
+      </w:r>
+      <w:r>
+        <w:t xml:space="preserve">JARVIS</w:t>
+      </w:r>
+      <w:r>
+        <w:t xml:space="preserve"> </w:t>
+      </w:r>
+      <w:r>
+        <w:t xml:space="preserve">Infrastructure for Next-Generation Data-Driven Materials Design.”</w:t>
       </w:r>
       <w:r>
         <w:t xml:space="preserve"> </w:t>
@@ -18619,34 +19017,52 @@
           <w:i/>
           <w:iCs/>
         </w:rPr>
-        <w:t xml:space="preserve">Discovery of High-Temperature Superconducting Ternary Hydrides via Deep Learning</w:t>
-      </w:r>
+        <w:t xml:space="preserve">Applied Physics Reviews</w:t>
+      </w:r>
+      <w:r>
+        <w:t xml:space="preserve"> </w:t>
+      </w:r>
+      <w:r>
+        <w:t xml:space="preserve">10: 041302.</w:t>
+      </w:r>
+      <w:r>
+        <w:t xml:space="preserve"> </w:t>
+      </w:r>
+      <w:hyperlink r:id="rId271">
+        <w:r>
+          <w:rPr>
+            <w:rStyle w:val="Hyperlink"/>
+          </w:rPr>
+          <w:t xml:space="preserve">https://doi.org/10.1063/5.0159299</w:t>
+        </w:r>
+      </w:hyperlink>
       <w:r>
         <w:t xml:space="preserve">.</w:t>
       </w:r>
-      <w:r>
-        <w:t xml:space="preserve"> </w:t>
-      </w:r>
-      <w:hyperlink r:id="rId265">
-        <w:r>
-          <w:rPr>
-            <w:rStyle w:val="Hyperlink"/>
-          </w:rPr>
-          <w:t xml:space="preserve">https://arxiv.org/abs/2502.16558</w:t>
-        </w:r>
-      </w:hyperlink>
-      <w:r>
-        <w:t xml:space="preserve">.</w:t>
-      </w:r>
-    </w:p>
-    <w:bookmarkEnd w:id="266"/>
-    <w:bookmarkStart w:id="268" w:name="ref-wang2026naturebench"/>
+    </w:p>
+    <w:bookmarkEnd w:id="272"/>
+    <w:bookmarkStart w:id="274" w:name="ref-wu2023enhanced"/>
     <w:p>
       <w:pPr>
         <w:pStyle w:val="Bibliography"/>
       </w:pPr>
       <w:r>
-        <w:t xml:space="preserve">Wang, Yuru, Lejun Cheng, Yuxin Zuo, et al. 2026.</w:t>
+        <w:t xml:space="preserve">Wu, Z., T. I. Weinberger, J. Chen, et al. 2024.</w:t>
+      </w:r>
+      <w:r>
+        <w:t xml:space="preserve"> </w:t>
+      </w:r>
+      <w:r>
+        <w:t xml:space="preserve">“Enhanced Triplet Superconductivity in Next Generation Ultraclean</w:t>
+      </w:r>
+      <w:r>
+        <w:t xml:space="preserve"> </w:t>
+      </w:r>
+      <w:r>
+        <w:t xml:space="preserve">UTe2</w:t>
+      </w:r>
+      <w:r>
+        <w:t xml:space="preserve">.”</w:t>
       </w:r>
       <w:r>
         <w:t xml:space="preserve"> </w:t>
@@ -18656,20 +19072,155 @@
           <w:i/>
           <w:iCs/>
         </w:rPr>
-        <w:t xml:space="preserve">NatureBench</w:t>
+        <w:t xml:space="preserve">Proceedings of the National Academy of Sciences</w:t>
+      </w:r>
+      <w:r>
+        <w:t xml:space="preserve"> </w:t>
+      </w:r>
+      <w:r>
+        <w:t xml:space="preserve">121: e2403067121.</w:t>
+      </w:r>
+      <w:r>
+        <w:t xml:space="preserve"> </w:t>
+      </w:r>
+      <w:hyperlink r:id="rId273">
+        <w:r>
+          <w:rPr>
+            <w:rStyle w:val="Hyperlink"/>
+          </w:rPr>
+          <w:t xml:space="preserve">https://doi.org/10.1073/pnas.2403067121</w:t>
+        </w:r>
+      </w:hyperlink>
+      <w:r>
+        <w:t xml:space="preserve">.</w:t>
+      </w:r>
+    </w:p>
+    <w:bookmarkEnd w:id="274"/>
+    <w:bookmarkStart w:id="276" w:name="ref-xu2023altermagnetic"/>
+    <w:p>
+      <w:pPr>
+        <w:pStyle w:val="Bibliography"/>
+      </w:pPr>
+      <w:r>
+        <w:t xml:space="preserve">Xu, Chenchao, Siqi Wu, Guo-Xiang Zhi, et al. 2025.</w:t>
+      </w:r>
+      <w:r>
+        <w:t xml:space="preserve"> </w:t>
+      </w:r>
+      <w:r>
+        <w:t xml:space="preserve">“Altermagnetic Ground State in Distorted Kagome Metal</w:t>
+      </w:r>
+      <w:r>
+        <w:t xml:space="preserve"> </w:t>
+      </w:r>
+      <w:r>
+        <w:t xml:space="preserve">CsCr</w:t>
+      </w:r>
+      <w:r>
+        <w:t xml:space="preserve">$_3$sb$_5$.”</w:t>
+      </w:r>
+      <w:r>
+        <w:t xml:space="preserve"> </w:t>
       </w:r>
       <w:r>
         <w:rPr>
           <w:i/>
           <w:iCs/>
         </w:rPr>
-        <w:t xml:space="preserve">: Can Coding Agents Match the Published</w:t>
+        <w:t xml:space="preserve">Nature Communications</w:t>
+      </w:r>
+      <w:r>
+        <w:t xml:space="preserve"> </w:t>
+      </w:r>
+      <w:r>
+        <w:t xml:space="preserve">16: 3114.</w:t>
+      </w:r>
+      <w:r>
+        <w:t xml:space="preserve"> </w:t>
+      </w:r>
+      <w:hyperlink r:id="rId275">
+        <w:r>
+          <w:rPr>
+            <w:rStyle w:val="Hyperlink"/>
+          </w:rPr>
+          <w:t xml:space="preserve">https://doi.org/10.1038/s41467-025-58446-6</w:t>
+        </w:r>
+      </w:hyperlink>
+      <w:r>
+        <w:t xml:space="preserve">.</w:t>
+      </w:r>
+    </w:p>
+    <w:bookmarkEnd w:id="276"/>
+    <w:bookmarkStart w:id="278" w:name="ref-xu2023coexistence"/>
+    <w:p>
+      <w:pPr>
+        <w:pStyle w:val="Bibliography"/>
+      </w:pPr>
+      <w:r>
+        <w:t xml:space="preserve">Xu, Hao, Chia-Min Chung, Mingpu Qin, Ulrich Schollwöck, Steven R. White, and Shiwei Zhang. 2024.</w:t>
+      </w:r>
+      <w:r>
+        <w:t xml:space="preserve"> </w:t>
+      </w:r>
+      <w:r>
+        <w:t xml:space="preserve">“Coexistence of Superconductivity with Partially Filled Stripes in the Hubbard Model.”</w:t>
+      </w:r>
+      <w:r>
+        <w:t xml:space="preserve"> </w:t>
       </w:r>
       <w:r>
         <w:rPr>
           <w:i/>
           <w:iCs/>
         </w:rPr>
+        <w:t xml:space="preserve">Science</w:t>
+      </w:r>
+      <w:r>
+        <w:t xml:space="preserve"> </w:t>
+      </w:r>
+      <w:r>
+        <w:t xml:space="preserve">384: eadh7691.</w:t>
+      </w:r>
+      <w:r>
+        <w:t xml:space="preserve"> </w:t>
+      </w:r>
+      <w:hyperlink r:id="rId277">
+        <w:r>
+          <w:rPr>
+            <w:rStyle w:val="Hyperlink"/>
+          </w:rPr>
+          <w:t xml:space="preserve">https://doi.org/10.1126/science.adh7691</w:t>
+        </w:r>
+      </w:hyperlink>
+      <w:r>
+        <w:t xml:space="preserve">.</w:t>
+      </w:r>
+    </w:p>
+    <w:bookmarkEnd w:id="278"/>
+    <w:bookmarkStart w:id="280" w:name="ref-yang2022superconductivitya"/>
+    <w:p>
+      <w:pPr>
+        <w:pStyle w:val="Bibliography"/>
+      </w:pPr>
+      <w:r>
+        <w:t xml:space="preserve">Yang, Haitao, Yuhan Ye, Zhen Zhao, et al. 2024.</w:t>
+      </w:r>
+      <w:r>
+        <w:t xml:space="preserve"> </w:t>
+      </w:r>
+      <w:r>
+        <w:t xml:space="preserve">“Superconductivity and Orbital-Selective Nematic Order in a New Titanium-Based Kagome Metal</w:t>
+      </w:r>
+      <w:r>
+        <w:t xml:space="preserve"> </w:t>
+      </w:r>
+      <w:r>
+        <w:t xml:space="preserve">CsTi3Bi5</w:t>
+      </w:r>
+      <w:r>
+        <w:t xml:space="preserve">.”</w:t>
+      </w:r>
+      <w:r>
         <w:t xml:space="preserve"> </w:t>
       </w:r>
       <w:r>
@@ -18677,382 +19228,59 @@
           <w:i/>
           <w:iCs/>
         </w:rPr>
-        <w:t xml:space="preserve">SOTA</w:t>
+        <w:t xml:space="preserve">Nature Communications</w:t>
+      </w:r>
+      <w:r>
+        <w:t xml:space="preserve"> </w:t>
+      </w:r>
+      <w:r>
+        <w:t xml:space="preserve">15: 9626.</w:t>
+      </w:r>
+      <w:r>
+        <w:t xml:space="preserve"> </w:t>
+      </w:r>
+      <w:hyperlink r:id="rId279">
+        <w:r>
+          <w:rPr>
+            <w:rStyle w:val="Hyperlink"/>
+          </w:rPr>
+          <w:t xml:space="preserve">https://doi.org/10.1038/s41467-024-53870-6</w:t>
+        </w:r>
+      </w:hyperlink>
+      <w:r>
+        <w:t xml:space="preserve">.</w:t>
+      </w:r>
+    </w:p>
+    <w:bookmarkEnd w:id="280"/>
+    <w:bookmarkStart w:id="282" w:name="ref-yu2023nontrivial"/>
+    <w:p>
+      <w:pPr>
+        <w:pStyle w:val="Bibliography"/>
+      </w:pPr>
+      <w:r>
+        <w:t xml:space="preserve">Yu, Jiabin, Christopher J. Ciccarino, Raffaello Bianco, Ion Errea, Prineha Narang, and B. Andrei Bernevig. 2024.</w:t>
+      </w:r>
+      <w:r>
+        <w:t xml:space="preserve"> </w:t>
+      </w:r>
+      <w:r>
+        <w:t xml:space="preserve">“Nontrivial Quantum Geometry and the Strength of Electron-Phonon Coupling.”</w:t>
+      </w:r>
+      <w:r>
+        <w:t xml:space="preserve"> </w:t>
       </w:r>
       <w:r>
         <w:rPr>
           <w:i/>
           <w:iCs/>
         </w:rPr>
-        <w:t xml:space="preserve"> </w:t>
-      </w:r>
-      <w:r>
-        <w:rPr>
-          <w:i/>
-          <w:iCs/>
-        </w:rPr>
-        <w:t xml:space="preserve">of</w:t>
-      </w:r>
-      <w:r>
-        <w:rPr>
-          <w:i/>
-          <w:iCs/>
-        </w:rPr>
-        <w:t xml:space="preserve"> </w:t>
-      </w:r>
-      <w:r>
-        <w:rPr>
-          <w:i/>
-          <w:iCs/>
-        </w:rPr>
-        <w:t xml:space="preserve">Nature</w:t>
-      </w:r>
-      <w:r>
-        <w:rPr>
-          <w:i/>
-          <w:iCs/>
-        </w:rPr>
-        <w:t xml:space="preserve">-Family Papers?</w:t>
-      </w:r>
-      <w:r>
-        <w:t xml:space="preserve"> </w:t>
-      </w:r>
-      <w:hyperlink r:id="rId267">
-        <w:r>
-          <w:rPr>
-            <w:rStyle w:val="Hyperlink"/>
-          </w:rPr>
-          <w:t xml:space="preserve">https://arxiv.org/abs/2606.24530</w:t>
-        </w:r>
-      </w:hyperlink>
-      <w:r>
-        <w:t xml:space="preserve">.</w:t>
-      </w:r>
-    </w:p>
-    <w:bookmarkEnd w:id="268"/>
-    <w:bookmarkStart w:id="270" w:name="ref-wang2025recent"/>
-    <w:p>
-      <w:pPr>
-        <w:pStyle w:val="Bibliography"/>
-      </w:pPr>
-      <w:r>
-        <w:t xml:space="preserve">Wang, Yuxin, Kun Jiang, Jianjun Ying, et al. 2025.</w:t>
-      </w:r>
-      <w:r>
-        <w:t xml:space="preserve"> </w:t>
-      </w:r>
-      <w:r>
-        <w:t xml:space="preserve">“Recent Progress in Nickelate Superconductors.”</w:t>
-      </w:r>
-      <w:r>
-        <w:t xml:space="preserve"> </w:t>
-      </w:r>
-      <w:r>
-        <w:rPr>
-          <w:i/>
-          <w:iCs/>
-        </w:rPr>
-        <w:t xml:space="preserve">National Science Review, Nwaf373 (2025)</w:t>
-      </w:r>
-      <w:r>
-        <w:t xml:space="preserve">, ahead of print.</w:t>
-      </w:r>
-      <w:r>
-        <w:t xml:space="preserve"> </w:t>
-      </w:r>
-      <w:hyperlink r:id="rId269">
-        <w:r>
-          <w:rPr>
-            <w:rStyle w:val="Hyperlink"/>
-          </w:rPr>
-          <w:t xml:space="preserve">https://doi.org/10.1093/nsr/nwaf373</w:t>
-        </w:r>
-      </w:hyperlink>
-      <w:r>
-        <w:t xml:space="preserve">.</w:t>
-      </w:r>
-    </w:p>
-    <w:bookmarkEnd w:id="270"/>
-    <w:bookmarkStart w:id="272" w:name="ref-wines2023recent"/>
-    <w:p>
-      <w:pPr>
-        <w:pStyle w:val="Bibliography"/>
-      </w:pPr>
-      <w:r>
-        <w:t xml:space="preserve">Wines, Daniel, Ramya Gurunathan, Kevin F. Garrity, et al. 2023.</w:t>
-      </w:r>
-      <w:r>
-        <w:t xml:space="preserve"> </w:t>
-      </w:r>
-      <w:r>
-        <w:t xml:space="preserve">“Recent Progress in the</w:t>
-      </w:r>
-      <w:r>
-        <w:t xml:space="preserve"> </w:t>
-      </w:r>
-      <w:r>
-        <w:t xml:space="preserve">JARVIS</w:t>
-      </w:r>
-      <w:r>
-        <w:t xml:space="preserve"> </w:t>
-      </w:r>
-      <w:r>
-        <w:t xml:space="preserve">Infrastructure for Next-Generation Data-Driven Materials Design.”</w:t>
-      </w:r>
-      <w:r>
-        <w:t xml:space="preserve"> </w:t>
-      </w:r>
-      <w:r>
-        <w:rPr>
-          <w:i/>
-          <w:iCs/>
-        </w:rPr>
-        <w:t xml:space="preserve">Appl. Phys. Rev. 10, 041302 (2023)</w:t>
-      </w:r>
-      <w:r>
-        <w:t xml:space="preserve">, ahead of print.</w:t>
-      </w:r>
-      <w:r>
-        <w:t xml:space="preserve"> </w:t>
-      </w:r>
-      <w:hyperlink r:id="rId271">
-        <w:r>
-          <w:rPr>
-            <w:rStyle w:val="Hyperlink"/>
-          </w:rPr>
-          <w:t xml:space="preserve">https://doi.org/10.48550/arxiv.2305.11842</w:t>
-        </w:r>
-      </w:hyperlink>
-      <w:r>
-        <w:t xml:space="preserve">.</w:t>
-      </w:r>
-    </w:p>
-    <w:bookmarkEnd w:id="272"/>
-    <w:bookmarkStart w:id="274" w:name="ref-wu2023enhanced"/>
-    <w:p>
-      <w:pPr>
-        <w:pStyle w:val="Bibliography"/>
-      </w:pPr>
-      <w:r>
-        <w:t xml:space="preserve">Wu, Z., T. I. Weinberger, J. Chen, et al. 2023.</w:t>
-      </w:r>
-      <w:r>
-        <w:t xml:space="preserve"> </w:t>
-      </w:r>
-      <w:r>
-        <w:t xml:space="preserve">“Enhanced Triplet Superconductivity in Next Generation Ultraclean</w:t>
-      </w:r>
-      <w:r>
-        <w:t xml:space="preserve"> </w:t>
-      </w:r>
-      <w:r>
-        <w:t xml:space="preserve">UTe2</w:t>
-      </w:r>
-      <w:r>
-        <w:t xml:space="preserve">.”</w:t>
-      </w:r>
-      <w:r>
-        <w:t xml:space="preserve"> </w:t>
-      </w:r>
-      <w:r>
-        <w:rPr>
-          <w:i/>
-          <w:iCs/>
-        </w:rPr>
-        <w:t xml:space="preserve">PNAS 121 (37) E2403067121 (2024)</w:t>
-      </w:r>
-      <w:r>
-        <w:t xml:space="preserve">, ahead of print.</w:t>
-      </w:r>
-      <w:r>
-        <w:t xml:space="preserve"> </w:t>
-      </w:r>
-      <w:hyperlink r:id="rId273">
-        <w:r>
-          <w:rPr>
-            <w:rStyle w:val="Hyperlink"/>
-          </w:rPr>
-          <w:t xml:space="preserve">https://doi.org/10.48550/arxiv.2305.19033</w:t>
-        </w:r>
-      </w:hyperlink>
-      <w:r>
-        <w:t xml:space="preserve">.</w:t>
-      </w:r>
-    </w:p>
-    <w:bookmarkEnd w:id="274"/>
-    <w:bookmarkStart w:id="276" w:name="ref-xu2023altermagnetic"/>
-    <w:p>
-      <w:pPr>
-        <w:pStyle w:val="Bibliography"/>
-      </w:pPr>
-      <w:r>
-        <w:t xml:space="preserve">Xu, Chenchao, Siqi Wu, Guo-Xiang Zhi, et al. 2023.</w:t>
-      </w:r>
-      <w:r>
-        <w:t xml:space="preserve"> </w:t>
-      </w:r>
-      <w:r>
-        <w:t xml:space="preserve">“Altermagnetic Ground State in Distorted Kagome Metal</w:t>
-      </w:r>
-      <w:r>
-        <w:t xml:space="preserve"> </w:t>
-      </w:r>
-      <w:r>
-        <w:t xml:space="preserve">CsCr</w:t>
-      </w:r>
-      <w:r>
-        <w:t xml:space="preserve">$_3$sb$_5$.”</w:t>
-      </w:r>
-      <w:r>
-        <w:t xml:space="preserve"> </w:t>
-      </w:r>
-      <w:r>
-        <w:rPr>
-          <w:i/>
-          <w:iCs/>
-        </w:rPr>
-        <w:t xml:space="preserve">Nature Communications 16, 3114(2025)</w:t>
-      </w:r>
-      <w:r>
-        <w:t xml:space="preserve">, ahead of print.</w:t>
-      </w:r>
-      <w:r>
-        <w:t xml:space="preserve"> </w:t>
-      </w:r>
-      <w:hyperlink r:id="rId275">
-        <w:r>
-          <w:rPr>
-            <w:rStyle w:val="Hyperlink"/>
-          </w:rPr>
-          <w:t xml:space="preserve">https://doi.org/10.48550/arxiv.2309.14812</w:t>
-        </w:r>
-      </w:hyperlink>
-      <w:r>
-        <w:t xml:space="preserve">.</w:t>
-      </w:r>
-    </w:p>
-    <w:bookmarkEnd w:id="276"/>
-    <w:bookmarkStart w:id="278" w:name="ref-xu2023coexistence"/>
-    <w:p>
-      <w:pPr>
-        <w:pStyle w:val="Bibliography"/>
-      </w:pPr>
-      <w:r>
-        <w:t xml:space="preserve">Xu, Hao, Chia-Min Chung, Mingpu Qin, Ulrich Schollwöck, Steven R. White, and Shiwei Zhang. 2023.</w:t>
-      </w:r>
-      <w:r>
-        <w:t xml:space="preserve"> </w:t>
-      </w:r>
-      <w:r>
-        <w:t xml:space="preserve">“Coexistence of Superconductivity with Partially Filled Stripes in the Hubbard Model.”</w:t>
-      </w:r>
-      <w:r>
-        <w:t xml:space="preserve"> </w:t>
-      </w:r>
-      <w:r>
-        <w:rPr>
-          <w:i/>
-          <w:iCs/>
-        </w:rPr>
-        <w:t xml:space="preserve">Science 384, Adh7691 (2024)</w:t>
-      </w:r>
-      <w:r>
-        <w:t xml:space="preserve">, ahead of print.</w:t>
-      </w:r>
-      <w:r>
-        <w:t xml:space="preserve"> </w:t>
-      </w:r>
-      <w:hyperlink r:id="rId277">
-        <w:r>
-          <w:rPr>
-            <w:rStyle w:val="Hyperlink"/>
-          </w:rPr>
-          <w:t xml:space="preserve">https://doi.org/10.48550/arxiv.2303.08376</w:t>
-        </w:r>
-      </w:hyperlink>
-      <w:r>
-        <w:t xml:space="preserve">.</w:t>
-      </w:r>
-    </w:p>
-    <w:bookmarkEnd w:id="278"/>
-    <w:bookmarkStart w:id="280" w:name="ref-yang2022superconductivitya"/>
-    <w:p>
-      <w:pPr>
-        <w:pStyle w:val="Bibliography"/>
-      </w:pPr>
-      <w:r>
-        <w:t xml:space="preserve">Yang, Haitao, Yuhan Ye, Zhen Zhao, et al. 2022.</w:t>
-      </w:r>
-      <w:r>
-        <w:t xml:space="preserve"> </w:t>
-      </w:r>
-      <w:r>
-        <w:t xml:space="preserve">“Superconductivity and Orbital-Selective Nematic Order in a New Titanium-Based Kagome Metal</w:t>
-      </w:r>
-      <w:r>
-        <w:t xml:space="preserve"> </w:t>
-      </w:r>
-      <w:r>
-        <w:t xml:space="preserve">CsTi3Bi5</w:t>
-      </w:r>
-      <w:r>
-        <w:t xml:space="preserve">.”</w:t>
-      </w:r>
-      <w:r>
-        <w:t xml:space="preserve"> </w:t>
-      </w:r>
-      <w:r>
-        <w:rPr>
-          <w:i/>
-          <w:iCs/>
-        </w:rPr>
-        <w:t xml:space="preserve">Nat Commun 15, 9626 (2024)</w:t>
-      </w:r>
-      <w:r>
-        <w:t xml:space="preserve">, ahead of print.</w:t>
-      </w:r>
-      <w:r>
-        <w:t xml:space="preserve"> </w:t>
-      </w:r>
-      <w:hyperlink r:id="rId279">
-        <w:r>
-          <w:rPr>
-            <w:rStyle w:val="Hyperlink"/>
-          </w:rPr>
-          <w:t xml:space="preserve">https://doi.org/10.48550/arxiv.2211.12264</w:t>
-        </w:r>
-      </w:hyperlink>
-      <w:r>
-        <w:t xml:space="preserve">.</w:t>
-      </w:r>
-    </w:p>
-    <w:bookmarkEnd w:id="280"/>
-    <w:bookmarkStart w:id="282" w:name="ref-yu2023nontrivial"/>
-    <w:p>
-      <w:pPr>
-        <w:pStyle w:val="Bibliography"/>
-      </w:pPr>
-      <w:r>
-        <w:t xml:space="preserve">Yu, Jiabin, Christopher J. Ciccarino, Raffaello Bianco, Ion Errea, Prineha Narang, and B. Andrei Bernevig. 2023.</w:t>
-      </w:r>
-      <w:r>
-        <w:t xml:space="preserve"> </w:t>
-      </w:r>
-      <w:r>
-        <w:t xml:space="preserve">“Nontrivial Quantum Geometry and the Strength of Electron-Phonon Coupling.”</w:t>
-      </w:r>
-      <w:r>
-        <w:t xml:space="preserve"> </w:t>
-      </w:r>
-      <w:r>
-        <w:rPr>
-          <w:i/>
-          <w:iCs/>
-        </w:rPr>
-        <w:t xml:space="preserve">Nat. Phys. (2024)</w:t>
-      </w:r>
-      <w:r>
-        <w:t xml:space="preserve">, ahead of print.</w:t>
+        <w:t xml:space="preserve">Nature Physics</w:t>
+      </w:r>
+      <w:r>
+        <w:t xml:space="preserve"> </w:t>
+      </w:r>
+      <w:r>
+        <w:t xml:space="preserve">20: 1262–68.</w:t>
       </w:r>
       <w:r>
         <w:t xml:space="preserve"> </w:t>
@@ -19062,7 +19290,7 @@
           <w:rPr>
             <w:rStyle w:val="Hyperlink"/>
           </w:rPr>
-          <w:t xml:space="preserve">https://doi.org/10.48550/arxiv.2305.02340</w:t>
+          <w:t xml:space="preserve">https://doi.org/10.1038/s41567-024-02486-0</w:t>
         </w:r>
       </w:hyperlink>
       <w:r>
@@ -19076,7 +19304,7 @@
         <w:pStyle w:val="Bibliography"/>
       </w:pPr>
       <w:r>
-        <w:t xml:space="preserve">Zhang, Yanan, Dajun Su, Yanen Huang, et al. 2023.</w:t>
+        <w:t xml:space="preserve">Zhang, Yanan, Dajun Su, Yanen Huang, et al. 2024.</w:t>
       </w:r>
       <w:r>
         <w:t xml:space="preserve"> </w:t>
@@ -19115,10 +19343,13 @@
           <w:i/>
           <w:iCs/>
         </w:rPr>
-        <w:t xml:space="preserve">Nature Physics 20, 1269-1273 (2024)</w:t>
-      </w:r>
-      <w:r>
-        <w:t xml:space="preserve">, ahead of print.</w:t>
+        <w:t xml:space="preserve">Nature Physics</w:t>
+      </w:r>
+      <w:r>
+        <w:t xml:space="preserve"> </w:t>
+      </w:r>
+      <w:r>
+        <w:t xml:space="preserve">20: 1269–73.</w:t>
       </w:r>
       <w:r>
         <w:t xml:space="preserve"> </w:t>
@@ -19128,7 +19359,7 @@
           <w:rPr>
             <w:rStyle w:val="Hyperlink"/>
           </w:rPr>
-          <w:t xml:space="preserve">https://doi.org/10.48550/arxiv.2307.14819</w:t>
+          <w:t xml:space="preserve">https://doi.org/10.1038/s41567-024-02515-y</w:t>
         </w:r>
       </w:hyperlink>
       <w:r>
@@ -19179,7 +19410,7 @@
         <w:pStyle w:val="Bibliography"/>
       </w:pPr>
       <w:r>
-        <w:t xml:space="preserve">Zhou, Guangdi, Wei Lv, Heng Wang, et al. 2024.</w:t>
+        <w:t xml:space="preserve">Zhou, Guangdi, Wei Lv, Heng Wang, et al. 2025.</w:t>
       </w:r>
       <w:r>
         <w:t xml:space="preserve"> </w:t>
@@ -19195,10 +19426,13 @@
           <w:i/>
           <w:iCs/>
         </w:rPr>
-        <w:t xml:space="preserve">Nature 640, 641-646 (2025)</w:t>
-      </w:r>
-      <w:r>
-        <w:t xml:space="preserve">, ahead of print.</w:t>
+        <w:t xml:space="preserve">Nature</w:t>
+      </w:r>
+      <w:r>
+        <w:t xml:space="preserve"> </w:t>
+      </w:r>
+      <w:r>
+        <w:t xml:space="preserve">640: 641–46.</w:t>
       </w:r>
       <w:r>
         <w:t xml:space="preserve"> </w:t>
@@ -19208,7 +19442,7 @@
           <w:rPr>
             <w:rStyle w:val="Hyperlink"/>
           </w:rPr>
-          <w:t xml:space="preserve">https://doi.org/10.48550/arxiv.2412.16622</w:t>
+          <w:t xml:space="preserve">https://doi.org/10.1038/s41586-025-08755-z</w:t>
         </w:r>
       </w:hyperlink>
       <w:r>
@@ -19222,7 +19456,7 @@
         <w:pStyle w:val="Bibliography"/>
       </w:pPr>
       <w:r>
-        <w:t xml:space="preserve">Zhou, Guangdi, Heng Wang, Haoliang Huang, et al. 2025.</w:t>
+        <w:t xml:space="preserve">Zhou, Guangdi, Heng Wang, Haoliang Huang, et al. 2026.</w:t>
       </w:r>
       <w:r>
         <w:t xml:space="preserve"> </w:t>
@@ -19238,10 +19472,13 @@
           <w:i/>
           <w:iCs/>
         </w:rPr>
-        <w:t xml:space="preserve">National Science Review, Nwag151 (2026)</w:t>
-      </w:r>
-      <w:r>
-        <w:t xml:space="preserve">, ahead of print.</w:t>
+        <w:t xml:space="preserve">National Science Review</w:t>
+      </w:r>
+      <w:r>
+        <w:t xml:space="preserve"> </w:t>
+      </w:r>
+      <w:r>
+        <w:t xml:space="preserve">13: nwag151.</w:t>
       </w:r>
       <w:r>
         <w:t xml:space="preserve"> </w:t>
@@ -19271,29 +19508,28 @@
         <w:t xml:space="preserve"> </w:t>
       </w:r>
       <w:r>
-        <w:t xml:space="preserve">“Investigations of Key Issues on the Reproducibility of High-Tc Superconductivity Emerging from Compressed</w:t>
-      </w:r>
-      <w:r>
-        <w:t xml:space="preserve"> </w:t>
-      </w:r>
-      <w:r>
-        <w:t xml:space="preserve">La3Ni2O7</w:t>
-      </w:r>
-      <w:r>
-        <w:t xml:space="preserve">.”</w:t>
-      </w:r>
-      <w:r>
-        <w:t xml:space="preserve"> </w:t>
-      </w:r>
-      <w:r>
         <w:rPr>
           <w:i/>
           <w:iCs/>
         </w:rPr>
-        <w:t xml:space="preserve">Matter and Radiation at Extremes 10, 027801(2025)</w:t>
-      </w:r>
-      <w:r>
-        <w:t xml:space="preserve">, ahead of print.</w:t>
+        <w:t xml:space="preserve">Investigations of Key Issues on the Reproducibility of High-Tc Superconductivity Emerging from Compressed</w:t>
+      </w:r>
+      <w:r>
+        <w:rPr>
+          <w:i/>
+          <w:iCs/>
+        </w:rPr>
+        <w:t xml:space="preserve"> </w:t>
+      </w:r>
+      <w:r>
+        <w:rPr>
+          <w:i/>
+          <w:iCs/>
+        </w:rPr>
+        <w:t xml:space="preserve">La3Ni2O7</w:t>
+      </w:r>
+      <w:r>
+        <w:t xml:space="preserve">.</w:t>
       </w:r>
       <w:r>
         <w:t xml:space="preserve"> </w:t>
@@ -19303,7 +19539,7 @@
           <w:rPr>
             <w:rStyle w:val="Hyperlink"/>
           </w:rPr>
-          <w:t xml:space="preserve">https://doi.org/10.48550/arxiv.2311.12361</w:t>
+          <w:t xml:space="preserve">https://arxiv.org/abs/2311.12361</w:t>
         </w:r>
       </w:hyperlink>
       <w:r>

--- a/draft/survey_v1.docx
+++ b/draft/survey_v1.docx
@@ -4754,7 +4754,7 @@
         <w:t xml:space="preserve">)</w:t>
       </w:r>
       <w:r>
-        <w:t xml:space="preserve">, The Lu-N-H episode is</w:t>
+        <w:t xml:space="preserve">. The Lu-N-H episode is</w:t>
       </w:r>
       <w:r>
         <w:t xml:space="preserve"> </w:t>
@@ -8600,13 +8600,45 @@
         <w:t xml:space="preserve"> </w:t>
       </w:r>
       <w:r>
-        <w:t xml:space="preserve">generally. An inverse-design workflow combining pre-trained models, diffusion and</w:t>
-      </w:r>
-      <w:r>
-        <w:t xml:space="preserve"> </w:t>
-      </w:r>
-      <w:r>
-        <w:t xml:space="preserve">first-principles calculation reported 74 dynamically stable materials with</w:t>
+        <w:t xml:space="preserve">generally, where diffusion models over atom types, coordinates and the periodic</w:t>
+      </w:r>
+      <w:r>
+        <w:t xml:space="preserve"> </w:t>
+      </w:r>
+      <w:r>
+        <w:t xml:space="preserve">lattice became the standard instrument for proposing crystal structures under property</w:t>
+      </w:r>
+      <w:r>
+        <w:t xml:space="preserve"> </w:t>
+      </w:r>
+      <w:r>
+        <w:t xml:space="preserve">constraints</w:t>
+      </w:r>
+      <w:r>
+        <w:t xml:space="preserve"> </w:t>
+      </w:r>
+      <w:r>
+        <w:t xml:space="preserve">(</w:t>
+      </w:r>
+      <w:hyperlink w:anchor="ref-zeni2025mattergen">
+        <w:r>
+          <w:rPr>
+            <w:rStyle w:val="Hyperlink"/>
+          </w:rPr>
+          <w:t xml:space="preserve">Zeni et al. 2025</w:t>
+        </w:r>
+      </w:hyperlink>
+      <w:r>
+        <w:t xml:space="preserve">)</w:t>
+      </w:r>
+      <w:r>
+        <w:t xml:space="preserve">. An inverse-design workflow combining pre-trained</w:t>
+      </w:r>
+      <w:r>
+        <w:t xml:space="preserve"> </w:t>
+      </w:r>
+      <w:r>
+        <w:t xml:space="preserve">models, diffusion and first-principles calculation reported 74 dynamically stable materials with</w:t>
       </w:r>
       <w:r>
         <w:t xml:space="preserve"> </w:t>
@@ -13473,7 +13505,7 @@
       </w:r>
     </w:p>
     <w:bookmarkEnd w:id="74"/>
-    <w:bookmarkStart w:id="294" w:name="X4478b5228bfecee8b22f08b71c1692fae0f8ddc"/>
+    <w:bookmarkStart w:id="296" w:name="X4478b5228bfecee8b22f08b71c1692fae0f8ddc"/>
     <w:p>
       <w:pPr>
         <w:pStyle w:val="Heading1"/>
@@ -14051,7 +14083,7 @@
         </w:tc>
       </w:tr>
     </w:tbl>
-    <w:bookmarkStart w:id="293" w:name="refs"/>
+    <w:bookmarkStart w:id="295" w:name="refs"/>
     <w:bookmarkStart w:id="76" w:name="ref-aasen2025roadmap"/>
     <w:p>
       <w:pPr>
@@ -19298,7 +19330,53 @@
       </w:r>
     </w:p>
     <w:bookmarkEnd w:id="282"/>
-    <w:bookmarkStart w:id="284" w:name="ref-zhang2023high"/>
+    <w:bookmarkStart w:id="284" w:name="ref-zeni2025mattergen"/>
+    <w:p>
+      <w:pPr>
+        <w:pStyle w:val="Bibliography"/>
+      </w:pPr>
+      <w:r>
+        <w:t xml:space="preserve">Zeni, Claudio, Robert Pinsler, Daniel Zügner, et al. 2025.</w:t>
+      </w:r>
+      <w:r>
+        <w:t xml:space="preserve"> </w:t>
+      </w:r>
+      <w:r>
+        <w:t xml:space="preserve">“A Generative Model for Inorganic Materials Design.”</w:t>
+      </w:r>
+      <w:r>
+        <w:t xml:space="preserve"> </w:t>
+      </w:r>
+      <w:r>
+        <w:rPr>
+          <w:i/>
+          <w:iCs/>
+        </w:rPr>
+        <w:t xml:space="preserve">Nature</w:t>
+      </w:r>
+      <w:r>
+        <w:t xml:space="preserve"> </w:t>
+      </w:r>
+      <w:r>
+        <w:t xml:space="preserve">639: 624–32.</w:t>
+      </w:r>
+      <w:r>
+        <w:t xml:space="preserve"> </w:t>
+      </w:r>
+      <w:hyperlink r:id="rId283">
+        <w:r>
+          <w:rPr>
+            <w:rStyle w:val="Hyperlink"/>
+          </w:rPr>
+          <w:t xml:space="preserve">https://doi.org/10.1038/s41586-025-08628-5</w:t>
+        </w:r>
+      </w:hyperlink>
+      <w:r>
+        <w:t xml:space="preserve">.</w:t>
+      </w:r>
+    </w:p>
+    <w:bookmarkEnd w:id="284"/>
+    <w:bookmarkStart w:id="286" w:name="ref-zhang2023high"/>
     <w:p>
       <w:pPr>
         <w:pStyle w:val="Bibliography"/>
@@ -19354,7 +19432,7 @@
       <w:r>
         <w:t xml:space="preserve"> </w:t>
       </w:r>
-      <w:hyperlink r:id="rId283">
+      <w:hyperlink r:id="rId285">
         <w:r>
           <w:rPr>
             <w:rStyle w:val="Hyperlink"/>
@@ -19366,8 +19444,8 @@
         <w:t xml:space="preserve">.</w:t>
       </w:r>
     </w:p>
-    <w:bookmarkEnd w:id="284"/>
-    <w:bookmarkStart w:id="286" w:name="ref-zhang2026superconductivity"/>
+    <w:bookmarkEnd w:id="286"/>
+    <w:bookmarkStart w:id="288" w:name="ref-zhang2026superconductivity"/>
     <w:p>
       <w:pPr>
         <w:pStyle w:val="Bibliography"/>
@@ -19391,7 +19469,7 @@
       <w:r>
         <w:t xml:space="preserve"> </w:t>
       </w:r>
-      <w:hyperlink r:id="rId285">
+      <w:hyperlink r:id="rId287">
         <w:r>
           <w:rPr>
             <w:rStyle w:val="Hyperlink"/>
@@ -19403,8 +19481,8 @@
         <w:t xml:space="preserve">.</w:t>
       </w:r>
     </w:p>
-    <w:bookmarkEnd w:id="286"/>
-    <w:bookmarkStart w:id="288" w:name="ref-zhou2024ambient"/>
+    <w:bookmarkEnd w:id="288"/>
+    <w:bookmarkStart w:id="290" w:name="ref-zhou2024ambient"/>
     <w:p>
       <w:pPr>
         <w:pStyle w:val="Bibliography"/>
@@ -19437,7 +19515,7 @@
       <w:r>
         <w:t xml:space="preserve"> </w:t>
       </w:r>
-      <w:hyperlink r:id="rId287">
+      <w:hyperlink r:id="rId289">
         <w:r>
           <w:rPr>
             <w:rStyle w:val="Hyperlink"/>
@@ -19449,8 +19527,8 @@
         <w:t xml:space="preserve">.</w:t>
       </w:r>
     </w:p>
-    <w:bookmarkEnd w:id="288"/>
-    <w:bookmarkStart w:id="290" w:name="ref-zhou2025superconductivity"/>
+    <w:bookmarkEnd w:id="290"/>
+    <w:bookmarkStart w:id="292" w:name="ref-zhou2025superconductivity"/>
     <w:p>
       <w:pPr>
         <w:pStyle w:val="Bibliography"/>
@@ -19483,7 +19561,7 @@
       <w:r>
         <w:t xml:space="preserve"> </w:t>
       </w:r>
-      <w:hyperlink r:id="rId289">
+      <w:hyperlink r:id="rId291">
         <w:r>
           <w:rPr>
             <w:rStyle w:val="Hyperlink"/>
@@ -19495,8 +19573,8 @@
         <w:t xml:space="preserve">.</w:t>
       </w:r>
     </w:p>
-    <w:bookmarkEnd w:id="290"/>
-    <w:bookmarkStart w:id="292" w:name="ref-zhou2023investigations"/>
+    <w:bookmarkEnd w:id="292"/>
+    <w:bookmarkStart w:id="294" w:name="ref-zhou2023investigations"/>
     <w:p>
       <w:pPr>
         <w:pStyle w:val="Bibliography"/>
@@ -19534,7 +19612,7 @@
       <w:r>
         <w:t xml:space="preserve"> </w:t>
       </w:r>
-      <w:hyperlink r:id="rId291">
+      <w:hyperlink r:id="rId293">
         <w:r>
           <w:rPr>
             <w:rStyle w:val="Hyperlink"/>
@@ -19546,9 +19624,9 @@
         <w:t xml:space="preserve">.</w:t>
       </w:r>
     </w:p>
-    <w:bookmarkEnd w:id="292"/>
-    <w:bookmarkEnd w:id="293"/>
     <w:bookmarkEnd w:id="294"/>
+    <w:bookmarkEnd w:id="295"/>
+    <w:bookmarkEnd w:id="296"/>
     <w:sectPr>
       <w:footnotePr>
         <w:numRestart w:val="eachSect"/>

--- a/draft/survey_v1.docx
+++ b/draft/survey_v1.docx
@@ -1416,9 +1416,9 @@
       <w:r>
         <w:drawing>
           <wp:inline>
-            <wp:extent cx="5334000" cy="4781968"/>
+            <wp:extent cx="5334000" cy="4916526"/>
             <wp:effectExtent b="0" l="0" r="0" t="0"/>
-            <wp:docPr descr="Figure 1: The taxonomy. Every corpus record carries one label from Axis 1 and one from Axis 2; the AI lens applies only to records that use a machine-learning method in their own work." title="" id="12" name="Picture"/>
+            <wp:docPr descr="Figure 1: The taxonomy, with its occupancy. Every corpus record carries one label from Axis 1 and one from Axis 2; the AI lens applies only to records that use a machine-learning method in their own work. Counts are seed-corpus papers per label on the same basis as Table 1, so the two agree; the AI-lens counts are over the whole working corpus." title="" id="12" name="Picture"/>
             <a:graphic>
               <a:graphicData uri="http://schemas.openxmlformats.org/drawingml/2006/picture">
                 <pic:pic>
@@ -1437,7 +1437,7 @@
                   <pic:spPr bwMode="auto">
                     <a:xfrm>
                       <a:off x="0" y="0"/>
-                      <a:ext cx="5334000" cy="4781968"/>
+                      <a:ext cx="5334000" cy="4916526"/>
                     </a:xfrm>
                     <a:prstGeom prst="rect">
                       <a:avLst/>
@@ -1461,19 +1461,31 @@
         <w:pStyle w:val="ImageCaption"/>
       </w:pPr>
       <w:r>
-        <w:t xml:space="preserve">Figure 1: The taxonomy. Every corpus record carries one label from Axis 1 and one</w:t>
-      </w:r>
-      <w:r>
-        <w:t xml:space="preserve"> </w:t>
-      </w:r>
-      <w:r>
-        <w:t xml:space="preserve">from Axis 2; the AI lens applies only to records that use a machine-learning method in</w:t>
-      </w:r>
-      <w:r>
-        <w:t xml:space="preserve"> </w:t>
-      </w:r>
-      <w:r>
-        <w:t xml:space="preserve">their own work.</w:t>
+        <w:t xml:space="preserve">Figure 1: The taxonomy, with its occupancy. Every corpus record carries one label</w:t>
+      </w:r>
+      <w:r>
+        <w:t xml:space="preserve"> </w:t>
+      </w:r>
+      <w:r>
+        <w:t xml:space="preserve">from Axis 1 and one from Axis 2; the AI lens applies only to records that use a</w:t>
+      </w:r>
+      <w:r>
+        <w:t xml:space="preserve"> </w:t>
+      </w:r>
+      <w:r>
+        <w:t xml:space="preserve">machine-learning method in their own work. Counts are seed-corpus papers per label on</w:t>
+      </w:r>
+      <w:r>
+        <w:t xml:space="preserve"> </w:t>
+      </w:r>
+      <w:r>
+        <w:t xml:space="preserve">the same basis as Table 1, so the two agree; the AI-lens counts are over the whole</w:t>
+      </w:r>
+      <w:r>
+        <w:t xml:space="preserve"> </w:t>
+      </w:r>
+      <w:r>
+        <w:t xml:space="preserve">working corpus.</w:t>
       </w:r>
     </w:p>
     <w:bookmarkEnd w:id="14"/>
@@ -3615,9 +3627,9 @@
       <w:r>
         <w:drawing>
           <wp:inline>
-            <wp:extent cx="5334000" cy="4442502"/>
+            <wp:extent cx="5334000" cy="4466860"/>
             <wp:effectExtent b="0" l="0" r="0" t="0"/>
-            <wp:docPr descr="Figure 2: Semantic map of the seed corpus (TF-IDF, truncated SVD, t-SNE), coloured by material family. Per-family counts match Table 1." title="" id="17" name="Picture"/>
+            <wp:docPr descr="Figure 2: Semantic map of the seed corpus (TF-IDF, truncated SVD, t-SNE), coloured by material family. Each family is labelled at its density peak, with a leader line where the label had to be moved to avoid a collision; nine categorical hues cannot be told apart reliably, so the labels rather than the colours carry identity. Per-family counts match Table 1." title="" id="17" name="Picture"/>
             <a:graphic>
               <a:graphicData uri="http://schemas.openxmlformats.org/drawingml/2006/picture">
                 <pic:pic>
@@ -3636,7 +3648,7 @@
                   <pic:spPr bwMode="auto">
                     <a:xfrm>
                       <a:off x="0" y="0"/>
-                      <a:ext cx="5334000" cy="4442502"/>
+                      <a:ext cx="5334000" cy="4466860"/>
                     </a:xfrm>
                     <a:prstGeom prst="rect">
                       <a:avLst/>
@@ -3666,7 +3678,25 @@
         <w:t xml:space="preserve"> </w:t>
       </w:r>
       <w:r>
-        <w:t xml:space="preserve">by material family. Per-family counts match Table 1.</w:t>
+        <w:t xml:space="preserve">by material family. Each family is labelled at its density peak, with a leader line</w:t>
+      </w:r>
+      <w:r>
+        <w:t xml:space="preserve"> </w:t>
+      </w:r>
+      <w:r>
+        <w:t xml:space="preserve">where the label had to be moved to avoid a collision; nine categorical hues cannot be</w:t>
+      </w:r>
+      <w:r>
+        <w:t xml:space="preserve"> </w:t>
+      </w:r>
+      <w:r>
+        <w:t xml:space="preserve">told apart reliably, so the labels rather than the colours carry identity. Per-family</w:t>
+      </w:r>
+      <w:r>
+        <w:t xml:space="preserve"> </w:t>
+      </w:r>
+      <w:r>
+        <w:t xml:space="preserve">counts match Table 1.</w:t>
       </w:r>
     </w:p>
     <w:p>
@@ -3782,9 +3812,9 @@
       <w:r>
         <w:drawing>
           <wp:inline>
-            <wp:extent cx="5334000" cy="4742165"/>
+            <wp:extent cx="5334000" cy="5775211"/>
             <wp:effectExtent b="0" l="0" r="0" t="0"/>
-            <wp:docPr descr="Figure 3: Quarterly submissions by material family (a) and mode of inquiry (b), seed records only. Both partial endpoint quarters are omitted. The cuprate spike in 2023Q3 is the LK-99 replication burst discussed in Section 3." title="" id="22" name="Picture"/>
+            <wp:docPr descr="Figure 3: Quarterly submissions, seed records only, drawn as small multiples rather than as one nine-line overlay. Panels are ordered by growth, measured as the change from the first four to the last four complete quarters, and that figure is printed on each panel. The nine family panels (a) share one vertical scale so magnitudes stay comparable; the five mode panels (b) use independent scales, each with its maximum printed, because a shared scale renders the three smaller modes as flat lines. Both partial endpoint quarters are omitted. The marked cuprate spike in 2023Q3 is the LK-99 replication burst discussed in the text." title="" id="22" name="Picture"/>
             <a:graphic>
               <a:graphicData uri="http://schemas.openxmlformats.org/drawingml/2006/picture">
                 <pic:pic>
@@ -3803,7 +3833,7 @@
                   <pic:spPr bwMode="auto">
                     <a:xfrm>
                       <a:off x="0" y="0"/>
-                      <a:ext cx="5334000" cy="4742165"/>
+                      <a:ext cx="5334000" cy="5775211"/>
                     </a:xfrm>
                     <a:prstGeom prst="rect">
                       <a:avLst/>
@@ -3827,19 +3857,49 @@
         <w:pStyle w:val="ImageCaption"/>
       </w:pPr>
       <w:r>
-        <w:t xml:space="preserve">Figure 3: Quarterly submissions by material family (a) and mode of inquiry (b),</w:t>
-      </w:r>
-      <w:r>
-        <w:t xml:space="preserve"> </w:t>
-      </w:r>
-      <w:r>
-        <w:t xml:space="preserve">seed records only. Both partial endpoint quarters are omitted. The cuprate spike in</w:t>
-      </w:r>
-      <w:r>
-        <w:t xml:space="preserve"> </w:t>
-      </w:r>
-      <w:r>
-        <w:t xml:space="preserve">2023Q3 is the LK-99 replication burst discussed in Section 3.</w:t>
+        <w:t xml:space="preserve">Figure 3: Quarterly submissions, seed records only, drawn as small multiples rather</w:t>
+      </w:r>
+      <w:r>
+        <w:t xml:space="preserve"> </w:t>
+      </w:r>
+      <w:r>
+        <w:t xml:space="preserve">than as one nine-line overlay. Panels are ordered by growth, measured as the change</w:t>
+      </w:r>
+      <w:r>
+        <w:t xml:space="preserve"> </w:t>
+      </w:r>
+      <w:r>
+        <w:t xml:space="preserve">from the first four to the last four complete quarters, and that figure is printed on</w:t>
+      </w:r>
+      <w:r>
+        <w:t xml:space="preserve"> </w:t>
+      </w:r>
+      <w:r>
+        <w:t xml:space="preserve">each panel. The nine family panels (a) share one vertical scale so magnitudes stay</w:t>
+      </w:r>
+      <w:r>
+        <w:t xml:space="preserve"> </w:t>
+      </w:r>
+      <w:r>
+        <w:t xml:space="preserve">comparable; the five mode panels (b) use independent scales, each with its maximum</w:t>
+      </w:r>
+      <w:r>
+        <w:t xml:space="preserve"> </w:t>
+      </w:r>
+      <w:r>
+        <w:t xml:space="preserve">printed, because a shared scale renders the three smaller modes as flat lines. Both</w:t>
+      </w:r>
+      <w:r>
+        <w:t xml:space="preserve"> </w:t>
+      </w:r>
+      <w:r>
+        <w:t xml:space="preserve">partial endpoint quarters are omitted. The marked cuprate spike in 2023Q3 is the LK-99</w:t>
+      </w:r>
+      <w:r>
+        <w:t xml:space="preserve"> </w:t>
+      </w:r>
+      <w:r>
+        <w:t xml:space="preserve">replication burst discussed in the text.</w:t>
       </w:r>
     </w:p>
     <w:bookmarkStart w:id="24" w:name="nickelates-the-fast-moving-family"/>
@@ -3856,13 +3916,19 @@
         <w:pStyle w:val="FirstParagraph"/>
       </w:pPr>
       <w:r>
-        <w:t xml:space="preserve">Nickelates are the smallest of the named families in this corpus (628 seed records)</w:t>
-      </w:r>
-      <w:r>
-        <w:t xml:space="preserve"> </w:t>
-      </w:r>
-      <w:r>
-        <w:t xml:space="preserve">and the fastest-growing (Figure 3a). The line begins outside the window with</w:t>
+        <w:t xml:space="preserve">Nickelates are among the smaller named families in this corpus (628 seed records) and</w:t>
+      </w:r>
+      <w:r>
+        <w:t xml:space="preserve"> </w:t>
+      </w:r>
+      <w:r>
+        <w:t xml:space="preserve">by a wide margin the fastest-growing: quarterly output rose 203% between the first and</w:t>
+      </w:r>
+      <w:r>
+        <w:t xml:space="preserve"> </w:t>
+      </w:r>
+      <w:r>
+        <w:t xml:space="preserve">last four quarters of the window, against +55% for the next fastest (Figure 3a). The line begins outside the window with</w:t>
       </w:r>
       <w:r>
         <w:t xml:space="preserve"> </w:t>
@@ -5248,13 +5314,19 @@
         <w:pStyle w:val="FirstParagraph"/>
       </w:pPr>
       <w:r>
-        <w:t xml:space="preserve">At 489 seed records, iron-based systems are the smallest named family and the most</w:t>
-      </w:r>
-      <w:r>
-        <w:t xml:space="preserve"> </w:t>
-      </w:r>
-      <w:r>
-        <w:t xml:space="preserve">stable in Figure 3a. Fifteen years after the founding report</w:t>
+        <w:t xml:space="preserve">At 489 seed records, iron-based systems are the smallest named family and show the</w:t>
+      </w:r>
+      <w:r>
+        <w:t xml:space="preserve"> </w:t>
+      </w:r>
+      <w:r>
+        <w:t xml:space="preserve">steepest decline in quarterly output over the window, at -10%; topological (-8%) and</w:t>
+      </w:r>
+      <w:r>
+        <w:t xml:space="preserve"> </w:t>
+      </w:r>
+      <w:r>
+        <w:t xml:space="preserve">other unconventional systems (-5%) are the only others that fall at all (Figure 3a). Fifteen years after the founding report</w:t>
       </w:r>
       <w:r>
         <w:t xml:space="preserve"> </w:t>
@@ -10254,7 +10326,7 @@
       <w:r>
         <w:drawing>
           <wp:inline>
-            <wp:extent cx="5334000" cy="4234245"/>
+            <wp:extent cx="5334000" cy="4195323"/>
             <wp:effectExtent b="0" l="0" r="0" t="0"/>
             <wp:docPr descr="Figure 5: AI readiness by taxonomy cell. Scores are the author’s judgement on a 0-3 scale, not measurements; the appendix states the reasoning for each cell." title="" id="54" name="Picture"/>
             <a:graphic>
@@ -10275,7 +10347,7 @@
                   <pic:spPr bwMode="auto">
                     <a:xfrm>
                       <a:off x="0" y="0"/>
-                      <a:ext cx="5334000" cy="4234245"/>
+                      <a:ext cx="5334000" cy="4195323"/>
                     </a:xfrm>
                     <a:prstGeom prst="rect">
                       <a:avLst/>

--- a/draft/survey_v1.docx
+++ b/draft/survey_v1.docx
@@ -1416,9 +1416,9 @@
       <w:r>
         <w:drawing>
           <wp:inline>
-            <wp:extent cx="5334000" cy="4916526"/>
+            <wp:extent cx="5334000" cy="6037839"/>
             <wp:effectExtent b="0" l="0" r="0" t="0"/>
-            <wp:docPr descr="Figure 1: The taxonomy, with its occupancy. Every corpus record carries one label from Axis 1 and one from Axis 2; the AI lens applies only to records that use a machine-learning method in their own work. Counts are seed-corpus papers per label on the same basis as Table 1, so the two agree; the AI-lens counts are over the whole working corpus." title="" id="12" name="Picture"/>
+            <wp:docPr descr="Figure 1: The taxonomy and its occupancy. Every corpus record carries one label from Axis 1 and one from Axis 2; the AI lens applies only to records that use a machine-learning method in their own work. Labels are sorted by count within each block and bars are scaled within a block, since the three blocks are different populations. Family and mode counts are seed-corpus papers on the same basis as Table 1, so the two agree; the AI-lens counts are over the whole working corpus. Two features carry into later sections: theory alone is 51.2% of the corpus, and the entire AI lens is 253 papers, of which one is an autonomous experiment." title="" id="12" name="Picture"/>
             <a:graphic>
               <a:graphicData uri="http://schemas.openxmlformats.org/drawingml/2006/picture">
                 <pic:pic>
@@ -1437,7 +1437,7 @@
                   <pic:spPr bwMode="auto">
                     <a:xfrm>
                       <a:off x="0" y="0"/>
-                      <a:ext cx="5334000" cy="4916526"/>
+                      <a:ext cx="5334000" cy="6037839"/>
                     </a:xfrm>
                     <a:prstGeom prst="rect">
                       <a:avLst/>
@@ -1461,31 +1461,55 @@
         <w:pStyle w:val="ImageCaption"/>
       </w:pPr>
       <w:r>
-        <w:t xml:space="preserve">Figure 1: The taxonomy, with its occupancy. Every corpus record carries one label</w:t>
-      </w:r>
-      <w:r>
-        <w:t xml:space="preserve"> </w:t>
-      </w:r>
-      <w:r>
-        <w:t xml:space="preserve">from Axis 1 and one from Axis 2; the AI lens applies only to records that use a</w:t>
-      </w:r>
-      <w:r>
-        <w:t xml:space="preserve"> </w:t>
-      </w:r>
-      <w:r>
-        <w:t xml:space="preserve">machine-learning method in their own work. Counts are seed-corpus papers per label on</w:t>
-      </w:r>
-      <w:r>
-        <w:t xml:space="preserve"> </w:t>
-      </w:r>
-      <w:r>
-        <w:t xml:space="preserve">the same basis as Table 1, so the two agree; the AI-lens counts are over the whole</w:t>
-      </w:r>
-      <w:r>
-        <w:t xml:space="preserve"> </w:t>
-      </w:r>
-      <w:r>
-        <w:t xml:space="preserve">working corpus.</w:t>
+        <w:t xml:space="preserve">Figure 1: The taxonomy and its occupancy. Every corpus record carries one label from</w:t>
+      </w:r>
+      <w:r>
+        <w:t xml:space="preserve"> </w:t>
+      </w:r>
+      <w:r>
+        <w:t xml:space="preserve">Axis 1 and one from Axis 2; the AI lens applies only to records that use a</w:t>
+      </w:r>
+      <w:r>
+        <w:t xml:space="preserve"> </w:t>
+      </w:r>
+      <w:r>
+        <w:t xml:space="preserve">machine-learning method in their own work. Labels are sorted by count within each</w:t>
+      </w:r>
+      <w:r>
+        <w:t xml:space="preserve"> </w:t>
+      </w:r>
+      <w:r>
+        <w:t xml:space="preserve">block and bars are scaled within a block, since the three blocks are different</w:t>
+      </w:r>
+      <w:r>
+        <w:t xml:space="preserve"> </w:t>
+      </w:r>
+      <w:r>
+        <w:t xml:space="preserve">populations. Family and mode counts are seed-corpus papers on the same basis as Table</w:t>
+      </w:r>
+      <w:r>
+        <w:t xml:space="preserve"> </w:t>
+      </w:r>
+      <w:r>
+        <w:t xml:space="preserve">1, so the two agree; the AI-lens counts are over the whole working corpus. Two</w:t>
+      </w:r>
+      <w:r>
+        <w:t xml:space="preserve"> </w:t>
+      </w:r>
+      <w:r>
+        <w:t xml:space="preserve">features carry into later sections: theory alone is 51.2% of the corpus, and the</w:t>
+      </w:r>
+      <w:r>
+        <w:t xml:space="preserve"> </w:t>
+      </w:r>
+      <w:r>
+        <w:t xml:space="preserve">entire AI lens is 253 papers, of which one is an autonomous</w:t>
+      </w:r>
+      <w:r>
+        <w:t xml:space="preserve"> </w:t>
+      </w:r>
+      <w:r>
+        <w:t xml:space="preserve">experiment.</w:t>
       </w:r>
     </w:p>
     <w:bookmarkEnd w:id="14"/>

--- a/draft/survey_v1.docx
+++ b/draft/survey_v1.docx
@@ -87,7 +87,7 @@
         <w:t xml:space="preserve"> </w:t>
       </w:r>
       <w:r>
-        <w:t xml:space="preserve">against hand labels at 85.6% and 88.4% agreement, with per-class recall reported.</w:t>
+        <w:t xml:space="preserve">against hand labels at 86.3% and 87.0% agreement, with per-class recall reported.</w:t>
       </w:r>
       <w:r>
         <w:t xml:space="preserve"> </w:t>
@@ -147,13 +147,19 @@
         <w:t xml:space="preserve"> </w:t>
       </w:r>
       <w:r>
-        <w:t xml:space="preserve">200 K, while the one closed prediction-synthesis-measurement loop in the recent</w:t>
-      </w:r>
-      <w:r>
-        <w:t xml:space="preserve"> </w:t>
-      </w:r>
-      <w:r>
-        <w:t xml:space="preserve">literature delivered superconductors between 2.5 and 6.5 K. We conclude that the</w:t>
+        <w:t xml:space="preserve">200 K at 200 GPa, while the one closed prediction-synthesis-measurement loop in the</w:t>
+      </w:r>
+      <w:r>
+        <w:t xml:space="preserve"> </w:t>
+      </w:r>
+      <w:r>
+        <w:t xml:space="preserve">recent literature delivered intermetallics between 2.5 and 6.5 K with no applied</w:t>
+      </w:r>
+      <w:r>
+        <w:t xml:space="preserve"> </w:t>
+      </w:r>
+      <w:r>
+        <w:t xml:space="preserve">pressure reported. We conclude that the</w:t>
       </w:r>
       <w:r>
         <w:t xml:space="preserve"> </w:t>
@@ -2234,7 +2240,7 @@
               <w:pStyle w:val="Compact"/>
             </w:pPr>
             <w:r>
-              <w:t xml:space="preserve">85.6%</w:t>
+              <w:t xml:space="preserve">86.3%</w:t>
             </w:r>
           </w:p>
         </w:tc>
@@ -2245,7 +2251,7 @@
               <w:pStyle w:val="Compact"/>
             </w:pPr>
             <w:r>
-              <w:t xml:space="preserve">88.4%</w:t>
+              <w:t xml:space="preserve">87.0%</w:t>
             </w:r>
           </w:p>
         </w:tc>
@@ -2256,37 +2262,112 @@
         <w:pStyle w:val="BodyText"/>
       </w:pPr>
       <w:r>
-        <w:t xml:space="preserve">Per-class recall for the model is 96% (theory), 92% (characterization), 92% (ab</w:t>
-      </w:r>
-      <w:r>
-        <w:t xml:space="preserve"> </w:t>
-      </w:r>
-      <w:r>
-        <w:t xml:space="preserve">initio), 64% (synthesis) and 54% (discovery). The two small classes are the weak</w:t>
-      </w:r>
-      <w:r>
-        <w:t xml:space="preserve"> </w:t>
-      </w:r>
-      <w:r>
-        <w:t xml:space="preserve">ones, and no claim in this survey rests on their counts alone. The AI lens was</w:t>
-      </w:r>
-      <w:r>
-        <w:t xml:space="preserve"> </w:t>
-      </w:r>
-      <w:r>
-        <w:t xml:space="preserve">validated separately against 120 hand-labelled records, half drawn from each side of</w:t>
-      </w:r>
-      <w:r>
-        <w:t xml:space="preserve"> </w:t>
-      </w:r>
-      <w:r>
-        <w:t xml:space="preserve">the rule-based tag: 88% precision and 81% recall on the AI-versus-not decision, 84%</w:t>
-      </w:r>
-      <w:r>
-        <w:t xml:space="preserve"> </w:t>
-      </w:r>
-      <w:r>
-        <w:t xml:space="preserve">exact agreement on which method.</w:t>
+        <w:t xml:space="preserve">Per-class recall is 100% (theory, 57/57), 90% (characterization, 47/52), 85% (ab</w:t>
+      </w:r>
+      <w:r>
+        <w:t xml:space="preserve"> </w:t>
+      </w:r>
+      <w:r>
+        <w:t xml:space="preserve">initio, 11/13), 64% (synthesis, 7/11) and 38% (discovery, 5/13). The two small classes</w:t>
+      </w:r>
+      <w:r>
+        <w:t xml:space="preserve"> </w:t>
+      </w:r>
+      <w:r>
+        <w:t xml:space="preserve">are the weak ones, and the denominators are the reason to be careful with them: on</w:t>
+      </w:r>
+      <w:r>
+        <w:t xml:space="preserve"> </w:t>
+      </w:r>
+      <w:r>
+        <w:t xml:space="preserve">thirteen papers a single reclassification moves recall by eight points, so these</w:t>
+      </w:r>
+      <w:r>
+        <w:t xml:space="preserve"> </w:t>
+      </w:r>
+      <w:r>
+        <w:t xml:space="preserve">percentages carry roughly the information of the counts beside them and no claim in</w:t>
+      </w:r>
+      <w:r>
+        <w:t xml:space="preserve"> </w:t>
+      </w:r>
+      <w:r>
+        <w:t xml:space="preserve">this survey rests on them. The AI lens was validated separately against 120</w:t>
+      </w:r>
+      <w:r>
+        <w:t xml:space="preserve"> </w:t>
+      </w:r>
+      <w:r>
+        <w:t xml:space="preserve">hand-labelled records, half drawn from each side of the rule-based tag: 88% precision</w:t>
+      </w:r>
+      <w:r>
+        <w:t xml:space="preserve"> </w:t>
+      </w:r>
+      <w:r>
+        <w:t xml:space="preserve">and 77% recall on the AI-versus-not decision, 82% exact agreement on which method.</w:t>
+      </w:r>
+    </w:p>
+    <w:p>
+      <w:pPr>
+        <w:pStyle w:val="BodyText"/>
+      </w:pPr>
+      <w:r>
+        <w:rPr>
+          <w:b/>
+          <w:bCs/>
+        </w:rPr>
+        <w:t xml:space="preserve">These figures score the labels that ship with this paper</w:t>
+      </w:r>
+      <w:r>
+        <w:t xml:space="preserve">, not a fresh model run.</w:t>
+      </w:r>
+      <w:r>
+        <w:t xml:space="preserve"> </w:t>
+      </w:r>
+      <w:r>
+        <w:rPr>
+          <w:rStyle w:val="VerbatimChar"/>
+        </w:rPr>
+        <w:t xml:space="preserve">llm_label.py --score-published</w:t>
+      </w:r>
+      <w:r>
+        <w:t xml:space="preserve"> </w:t>
+      </w:r>
+      <w:r>
+        <w:t xml:space="preserve">reads the released label cache and the released truth</w:t>
+      </w:r>
+      <w:r>
+        <w:t xml:space="preserve"> </w:t>
+      </w:r>
+      <w:r>
+        <w:t xml:space="preserve">set and reproduces every number above; the</w:t>
+      </w:r>
+      <w:r>
+        <w:t xml:space="preserve"> </w:t>
+      </w:r>
+      <w:r>
+        <w:rPr>
+          <w:rStyle w:val="VerbatimChar"/>
+        </w:rPr>
+        <w:t xml:space="preserve">--benchmark</w:t>
+      </w:r>
+      <w:r>
+        <w:t xml:space="preserve"> </w:t>
+      </w:r>
+      <w:r>
+        <w:t xml:space="preserve">mode re-queries the model and</w:t>
+      </w:r>
+      <w:r>
+        <w:t xml:space="preserve"> </w:t>
+      </w:r>
+      <w:r>
+        <w:t xml:space="preserve">is used only for choosing between models, since its result depends on a run the reader</w:t>
+      </w:r>
+      <w:r>
+        <w:t xml:space="preserve"> </w:t>
+      </w:r>
+      <w:r>
+        <w:t xml:space="preserve">cannot repeat.</w:t>
       </w:r>
     </w:p>
     <w:p>
@@ -2616,7 +2697,7 @@
               <w:jc w:val="right"/>
             </w:pPr>
             <w:r>
-              <w:t xml:space="preserve">199</w:t>
+              <w:t xml:space="preserve">197</w:t>
             </w:r>
           </w:p>
         </w:tc>
@@ -2680,7 +2761,7 @@
                 <w:b/>
                 <w:bCs/>
               </w:rPr>
-              <w:t xml:space="preserve">1489</w:t>
+              <w:t xml:space="preserve">1487</w:t>
             </w:r>
           </w:p>
         </w:tc>
@@ -3432,7 +3513,7 @@
               <w:jc w:val="right"/>
             </w:pPr>
             <w:r>
-              <w:t xml:space="preserve">1761</w:t>
+              <w:t xml:space="preserve">1763</w:t>
             </w:r>
           </w:p>
         </w:tc>
@@ -3496,7 +3577,7 @@
                 <w:b/>
                 <w:bCs/>
               </w:rPr>
-              <w:t xml:space="preserve">1859</w:t>
+              <w:t xml:space="preserve">1861</w:t>
             </w:r>
           </w:p>
         </w:tc>
@@ -4623,7 +4704,7 @@
         <w:pStyle w:val="FirstParagraph"/>
       </w:pPr>
       <w:r>
-        <w:t xml:space="preserve">The conventional family is the corpus’s largest single-material grouping (1,489 seed</w:t>
+        <w:t xml:space="preserve">The conventional family is the corpus’s largest single-material grouping (1,487 seed</w:t>
       </w:r>
       <w:r>
         <w:t xml:space="preserve"> </w:t>
@@ -6604,7 +6685,7 @@
         <w:pStyle w:val="FirstParagraph"/>
       </w:pPr>
       <w:r>
-        <w:t xml:space="preserve">The largest single label in the corpus is not a material at all: 1,859 seed records</w:t>
+        <w:t xml:space="preserve">The largest single label in the corpus is not a material at all: 1,861 seed records</w:t>
       </w:r>
       <w:r>
         <w:t xml:space="preserve"> </w:t>
@@ -10154,19 +10235,37 @@
         <w:t xml:space="preserve"> </w:t>
       </w:r>
       <w:r>
-        <w:t xml:space="preserve">synthesis paper, and exactly one recent closed loop – delivering compounds at 2.5 to</w:t>
-      </w:r>
-      <w:r>
-        <w:t xml:space="preserve"> </w:t>
-      </w:r>
-      <w:r>
-        <w:t xml:space="preserve">6.5 K while the screening literature advertises predictions above 200 K. The next</w:t>
-      </w:r>
-      <w:r>
-        <w:t xml:space="preserve"> </w:t>
-      </w:r>
-      <w:r>
-        <w:t xml:space="preserve">section asks, cell by cell, what would have to change.</w:t>
+        <w:t xml:space="preserve">synthesis paper, and exactly one recent closed loop – delivering intermetallics at 2.5</w:t>
+      </w:r>
+      <w:r>
+        <w:t xml:space="preserve"> </w:t>
+      </w:r>
+      <w:r>
+        <w:t xml:space="preserve">to 6.5 K, with no applied pressure reported, while the screening literature advertises</w:t>
+      </w:r>
+      <w:r>
+        <w:t xml:space="preserve"> </w:t>
+      </w:r>
+      <w:r>
+        <w:t xml:space="preserve">predictions above 200 K at 200 GPa. The two numbers describe different regimes, and</w:t>
+      </w:r>
+      <w:r>
+        <w:t xml:space="preserve"> </w:t>
+      </w:r>
+      <w:r>
+        <w:t xml:space="preserve">the point is not that one refutes the other: the loop closed where the synthesis was</w:t>
+      </w:r>
+      <w:r>
+        <w:t xml:space="preserve"> </w:t>
+      </w:r>
+      <w:r>
+        <w:t xml:space="preserve">routine and stays open where the headline predictions live. The next section asks,</w:t>
+      </w:r>
+      <w:r>
+        <w:t xml:space="preserve"> </w:t>
+      </w:r>
+      <w:r>
+        <w:t xml:space="preserve">cell by cell, what would have to change.</w:t>
       </w:r>
     </w:p>
     <w:bookmarkEnd w:id="51"/>
@@ -11324,25 +11423,19 @@
         <w:t xml:space="preserve"> </w:t>
       </w:r>
       <w:r>
-        <w:t xml:space="preserve">needed, they have not, regardless of how much has been written about the cell. If</w:t>
-      </w:r>
-      <w:r>
-        <w:t xml:space="preserve"> </w:t>
-      </w:r>
-      <w:r>
-        <w:t xml:space="preserve">that reading is right, the highest-leverage interventions are the unglamorous ones:</w:t>
-      </w:r>
-      <w:r>
-        <w:t xml:space="preserve"> </w:t>
-      </w:r>
-      <w:r>
-        <w:t xml:space="preserve">release labelled characterization data, build a time-stamped benchmark, and model</w:t>
-      </w:r>
-      <w:r>
-        <w:t xml:space="preserve"> </w:t>
-      </w:r>
-      <w:r>
-        <w:t xml:space="preserve">synthesizability rather than synthesis.</w:t>
+        <w:t xml:space="preserve">needed, they have not, regardless of how much has been written about the cell. The</w:t>
+      </w:r>
+      <w:r>
+        <w:t xml:space="preserve"> </w:t>
+      </w:r>
+      <w:r>
+        <w:t xml:space="preserve">three priorities that follow are stated above; each is a dataset or standards problem</w:t>
+      </w:r>
+      <w:r>
+        <w:t xml:space="preserve"> </w:t>
+      </w:r>
+      <w:r>
+        <w:t xml:space="preserve">rather than a modelling one, which is why none of them is glamorous.</w:t>
       </w:r>
     </w:p>
     <w:bookmarkEnd w:id="60"/>
@@ -12317,7 +12410,7 @@
         <w:t xml:space="preserve"> </w:t>
       </w:r>
       <w:r>
-        <w:t xml:space="preserve">superconductors between 2.5 and 6.5 K</w:t>
+        <w:t xml:space="preserve">intermetallics between 2.5 and 6.5 K, with no applied pressure reported</w:t>
       </w:r>
       <w:r>
         <w:t xml:space="preserve"> </w:t>
@@ -12337,19 +12430,28 @@
         <w:t xml:space="preserve">)</w:t>
       </w:r>
       <w:r>
-        <w:t xml:space="preserve">. A faster loop that stays in</w:t>
-      </w:r>
-      <w:r>
-        <w:t xml:space="preserve"> </w:t>
-      </w:r>
-      <w:r>
-        <w:t xml:space="preserve">that temperature range would be a genuine engineering achievement and no progress at</w:t>
-      </w:r>
-      <w:r>
-        <w:t xml:space="preserve"> </w:t>
-      </w:r>
-      <w:r>
-        <w:t xml:space="preserve">all toward the grail, because the constraint at high</w:t>
+        <w:t xml:space="preserve"> </w:t>
+      </w:r>
+      <w:r>
+        <w:t xml:space="preserve">– compounds whose synthesis is routine, which is part of why the</w:t>
+      </w:r>
+      <w:r>
+        <w:t xml:space="preserve"> </w:t>
+      </w:r>
+      <w:r>
+        <w:t xml:space="preserve">loop could close at all. A faster loop that stays in that regime would be a genuine</w:t>
+      </w:r>
+      <w:r>
+        <w:t xml:space="preserve"> </w:t>
+      </w:r>
+      <w:r>
+        <w:t xml:space="preserve">engineering achievement and no progress toward the grail, because the constraint at</w:t>
+      </w:r>
+      <w:r>
+        <w:t xml:space="preserve"> </w:t>
+      </w:r>
+      <w:r>
+        <w:t xml:space="preserve">high</w:t>
       </w:r>
       <w:r>
         <w:t xml:space="preserve"> </w:t>
@@ -12372,13 +12474,13 @@
         <w:t xml:space="preserve"> </w:t>
       </w:r>
       <w:r>
-        <w:t xml:space="preserve">is not iteration speed but</w:t>
-      </w:r>
-      <w:r>
-        <w:t xml:space="preserve"> </w:t>
-      </w:r>
-      <w:r>
-        <w:t xml:space="preserve">the absence of a theory that says where to look in the correlated families.</w:t>
+        <w:t xml:space="preserve">is not iteration speed but extreme-condition synthesis and the absence of a</w:t>
+      </w:r>
+      <w:r>
+        <w:t xml:space="preserve"> </w:t>
+      </w:r>
+      <w:r>
+        <w:t xml:space="preserve">theory that says where to look in the correlated families.</w:t>
       </w:r>
     </w:p>
     <w:bookmarkEnd w:id="64"/>
@@ -12414,13 +12516,13 @@
         <w:t xml:space="preserve"> </w:t>
       </w:r>
       <w:r>
-        <w:t xml:space="preserve">It is a sequence in which each step unblocks</w:t>
-      </w:r>
-      <w:r>
-        <w:t xml:space="preserve"> </w:t>
-      </w:r>
-      <w:r>
-        <w:t xml:space="preserve">the next:</w:t>
+        <w:t xml:space="preserve">It is the three priorities of Section 6, with</w:t>
+      </w:r>
+      <w:r>
+        <w:t xml:space="preserve"> </w:t>
+      </w:r>
+      <w:r>
+        <w:t xml:space="preserve">one step placed in front of them, ordered so that each unblocks the next:</w:t>
       </w:r>
     </w:p>
     <w:p>
@@ -12436,16 +12538,31 @@
           <w:b/>
           <w:bCs/>
         </w:rPr>
-        <w:t xml:space="preserve">Instrument the experiments</w:t>
-      </w:r>
-      <w:r>
-        <w:t xml:space="preserve">, because that produces the negative data and the</w:t>
-      </w:r>
-      <w:r>
-        <w:t xml:space="preserve"> </w:t>
-      </w:r>
-      <w:r>
-        <w:t xml:space="preserve">machine-readable characterization records that nothing else will.</w:t>
+        <w:t xml:space="preserve">Instrument the experiments.</w:t>
+      </w:r>
+      <w:r>
+        <w:t xml:space="preserve"> </w:t>
+      </w:r>
+      <w:r>
+        <w:t xml:space="preserve">This step is new here, and it is prior to the other</w:t>
+      </w:r>
+      <w:r>
+        <w:t xml:space="preserve"> </w:t>
+      </w:r>
+      <w:r>
+        <w:t xml:space="preserve">three: machine-operated apparatus is what produces the negative results and the</w:t>
+      </w:r>
+      <w:r>
+        <w:t xml:space="preserve"> </w:t>
+      </w:r>
+      <w:r>
+        <w:t xml:space="preserve">machine-readable characterization records that the other three steps consume, and</w:t>
+      </w:r>
+      <w:r>
+        <w:t xml:space="preserve"> </w:t>
+      </w:r>
+      <w:r>
+        <w:t xml:space="preserve">nothing in current publication practice produces them.</w:t>
       </w:r>
     </w:p>
     <w:p>
@@ -12698,7 +12815,7 @@
         <w:pStyle w:val="BodyText"/>
       </w:pPr>
       <w:r>
-        <w:t xml:space="preserve">Third, labels come from a model pass with 85.6% family and 88.4% mode agreement</w:t>
+        <w:t xml:space="preserve">Third, labels come from a model pass with 86.3% family and 87.0% mode agreement</w:t>
       </w:r>
       <w:r>
         <w:t xml:space="preserve"> </w:t>
@@ -12710,7 +12827,13 @@
         <w:t xml:space="preserve"> </w:t>
       </w:r>
       <w:r>
-        <w:t xml:space="preserve">64% recall and discovery at 54% – are the least reliable. Any statement below that</w:t>
+        <w:t xml:space="preserve">7 of 11 and discovery at 5 of 13 – are the least reliable, on denominators small</w:t>
+      </w:r>
+      <w:r>
+        <w:t xml:space="preserve"> </w:t>
+      </w:r>
+      <w:r>
+        <w:t xml:space="preserve">enough that two papers move the rate by fifteen points. Any statement below that</w:t>
       </w:r>
       <w:r>
         <w:t xml:space="preserve"> </w:t>
@@ -13018,67 +13141,170 @@
           <w:b/>
           <w:bCs/>
         </w:rPr>
-        <w:t xml:space="preserve">Institutional role assignment.</w:t>
-      </w:r>
-      <w:r>
-        <w:t xml:space="preserve"> </w:t>
-      </w:r>
-      <w:r>
-        <w:t xml:space="preserve">The AI-tagged work in this corpus is concentrated</w:t>
-      </w:r>
-      <w:r>
-        <w:t xml:space="preserve"> </w:t>
-      </w:r>
-      <w:r>
-        <w:t xml:space="preserve">in the material-agnostic and device families rather than in the correlated-material</w:t>
-      </w:r>
-      <w:r>
-        <w:t xml:space="preserve"> </w:t>
-      </w:r>
-      <w:r>
-        <w:t xml:space="preserve">families, and its authors are frequently from computational or</w:t>
-      </w:r>
-      <w:r>
-        <w:t xml:space="preserve"> </w:t>
-      </w:r>
-      <w:r>
-        <w:t xml:space="preserve">machine-learning-methods groups rather than from the synthesis and spectroscopy</w:t>
-      </w:r>
-      <w:r>
-        <w:t xml:space="preserve"> </w:t>
-      </w:r>
-      <w:r>
-        <w:t xml:space="preserve">groups whose data the methods would need. The hypothesis is that the field’s</w:t>
-      </w:r>
-      <w:r>
-        <w:t xml:space="preserve"> </w:t>
-      </w:r>
-      <w:r>
-        <w:t xml:space="preserve">AI adoption is limited less by method availability than by the absence of overlap</w:t>
-      </w:r>
-      <w:r>
-        <w:t xml:space="preserve"> </w:t>
-      </w:r>
-      <w:r>
-        <w:t xml:space="preserve">between the people who hold the data and the people who build the models. The</w:t>
-      </w:r>
-      <w:r>
-        <w:t xml:space="preserve"> </w:t>
-      </w:r>
-      <w:r>
-        <w:t xml:space="preserve">prediction is that the fastest progress will come from instrument groups adopting</w:t>
-      </w:r>
-      <w:r>
-        <w:t xml:space="preserve"> </w:t>
-      </w:r>
-      <w:r>
-        <w:t xml:space="preserve">methods internally – which is what the qubit-readout literature already looks like</w:t>
-      </w:r>
-      <w:r>
-        <w:t xml:space="preserve"> </w:t>
-      </w:r>
-      <w:r>
-        <w:t xml:space="preserve">– rather than from methods groups acquiring physics data.</w:t>
+        <w:t xml:space="preserve">AI work is being done inside the field, not imported into it.</w:t>
+      </w:r>
+      <w:r>
+        <w:t xml:space="preserve"> </w:t>
+      </w:r>
+      <w:r>
+        <w:t xml:space="preserve">We expected the</w:t>
+      </w:r>
+      <w:r>
+        <w:t xml:space="preserve"> </w:t>
+      </w:r>
+      <w:r>
+        <w:t xml:space="preserve">opposite, and the corpus says otherwise. If AI methods were arriving with</w:t>
+      </w:r>
+      <w:r>
+        <w:t xml:space="preserve"> </w:t>
+      </w:r>
+      <w:r>
+        <w:t xml:space="preserve">machine-learning groups from outside, AI-tagged preprints should be filed under</w:t>
+      </w:r>
+      <w:r>
+        <w:t xml:space="preserve"> </w:t>
+      </w:r>
+      <w:r>
+        <w:t xml:space="preserve">different primary categories from the rest of the corpus. They are not: 68% of</w:t>
+      </w:r>
+      <w:r>
+        <w:t xml:space="preserve"> </w:t>
+      </w:r>
+      <w:r>
+        <w:t xml:space="preserve">AI-tagged seed papers carry</w:t>
+      </w:r>
+      <w:r>
+        <w:t xml:space="preserve"> </w:t>
+      </w:r>
+      <w:r>
+        <w:rPr>
+          <w:rStyle w:val="VerbatimChar"/>
+        </w:rPr>
+        <w:t xml:space="preserve">cond-mat.supr-con</w:t>
+      </w:r>
+      <w:r>
+        <w:t xml:space="preserve"> </w:t>
+      </w:r>
+      <w:r>
+        <w:t xml:space="preserve">as their primary category, against</w:t>
+      </w:r>
+      <w:r>
+        <w:t xml:space="preserve"> </w:t>
+      </w:r>
+      <w:r>
+        <w:t xml:space="preserve">69% of everything else. What does separate them is reach in the other direction –</w:t>
+      </w:r>
+      <w:r>
+        <w:t xml:space="preserve"> </w:t>
+      </w:r>
+      <w:r>
+        <w:t xml:space="preserve">16% of AI-tagged papers cross-list to a</w:t>
+      </w:r>
+      <w:r>
+        <w:t xml:space="preserve"> </w:t>
+      </w:r>
+      <w:r>
+        <w:rPr>
+          <w:rStyle w:val="VerbatimChar"/>
+        </w:rPr>
+        <w:t xml:space="preserve">cs.*</w:t>
+      </w:r>
+      <w:r>
+        <w:t xml:space="preserve"> </w:t>
+      </w:r>
+      <w:r>
+        <w:t xml:space="preserve">or</w:t>
+      </w:r>
+      <w:r>
+        <w:t xml:space="preserve"> </w:t>
+      </w:r>
+      <w:r>
+        <w:rPr>
+          <w:rStyle w:val="VerbatimChar"/>
+        </w:rPr>
+        <w:t xml:space="preserve">stat.*</w:t>
+      </w:r>
+      <w:r>
+        <w:t xml:space="preserve"> </w:t>
+      </w:r>
+      <w:r>
+        <w:t xml:space="preserve">category, against 0.3% of</w:t>
+      </w:r>
+      <w:r>
+        <w:t xml:space="preserve"> </w:t>
+      </w:r>
+      <w:r>
+        <w:t xml:space="preserve">the rest, a fifty-fold difference.</w:t>
+      </w:r>
+    </w:p>
+    <w:p>
+      <w:pPr>
+        <w:pStyle w:val="BodyText"/>
+      </w:pPr>
+      <w:r>
+        <w:t xml:space="preserve">The reading we take from this is that the people doing this work are</w:t>
+      </w:r>
+      <w:r>
+        <w:t xml:space="preserve"> </w:t>
+      </w:r>
+      <w:r>
+        <w:t xml:space="preserve">superconductivity researchers adopting methods, not methods researchers adopting</w:t>
+      </w:r>
+      <w:r>
+        <w:t xml:space="preserve"> </w:t>
+      </w:r>
+      <w:r>
+        <w:t xml:space="preserve">superconductivity. That makes the shortage one of method fluency and of usable data</w:t>
+      </w:r>
+      <w:r>
+        <w:t xml:space="preserve"> </w:t>
+      </w:r>
+      <w:r>
+        <w:t xml:space="preserve">inside the field rather than of contact between two communities, and it predicts that</w:t>
+      </w:r>
+      <w:r>
+        <w:t xml:space="preserve"> </w:t>
+      </w:r>
+      <w:r>
+        <w:t xml:space="preserve">progress comes from instrument and materials groups taking methods up internally –</w:t>
+      </w:r>
+      <w:r>
+        <w:t xml:space="preserve"> </w:t>
+      </w:r>
+      <w:r>
+        <w:t xml:space="preserve">which is what the qubit-readout literature already looks like – rather than from</w:t>
+      </w:r>
+      <w:r>
+        <w:t xml:space="preserve"> </w:t>
+      </w:r>
+      <w:r>
+        <w:t xml:space="preserve">methods groups acquiring physics data.</w:t>
+      </w:r>
+    </w:p>
+    <w:p>
+      <w:pPr>
+        <w:pStyle w:val="BodyText"/>
+      </w:pPr>
+      <w:r>
+        <w:t xml:space="preserve">We note the limit of this measurement: arXiv records carry no affiliations, so it</w:t>
+      </w:r>
+      <w:r>
+        <w:t xml:space="preserve"> </w:t>
+      </w:r>
+      <w:r>
+        <w:t xml:space="preserve">speaks to where authors file their papers, not to what department they sit in. An</w:t>
+      </w:r>
+      <w:r>
+        <w:t xml:space="preserve"> </w:t>
+      </w:r>
+      <w:r>
+        <w:t xml:space="preserve">earlier draft of this hypothesis asserted the affiliation claim directly; nothing in</w:t>
+      </w:r>
+      <w:r>
+        <w:t xml:space="preserve"> </w:t>
+      </w:r>
+      <w:r>
+        <w:t xml:space="preserve">this corpus supports that, and the category evidence points the other way.</w:t>
       </w:r>
     </w:p>
     <w:p>
@@ -13110,13 +13336,55 @@
         <w:pStyle w:val="FirstParagraph"/>
       </w:pPr>
       <w:r>
-        <w:t xml:space="preserve">Three developments would substantially revise Section 6’s conclusions, and it is</w:t>
-      </w:r>
-      <w:r>
-        <w:t xml:space="preserve"> </w:t>
-      </w:r>
-      <w:r>
-        <w:t xml:space="preserve">worth naming them in advance.</w:t>
+        <w:t xml:space="preserve">The three priorities of Section 6 are also the three tests of it, and each fails in a</w:t>
+      </w:r>
+      <w:r>
+        <w:t xml:space="preserve"> </w:t>
+      </w:r>
+      <w:r>
+        <w:t xml:space="preserve">way that would be visible. If a public, standardised corpus of labelled</w:t>
+      </w:r>
+      <w:r>
+        <w:t xml:space="preserve"> </w:t>
+      </w:r>
+      <w:r>
+        <w:t xml:space="preserve">characterization data appeared and the data-limited cells did not move toward</w:t>
+      </w:r>
+      <w:r>
+        <w:t xml:space="preserve"> </w:t>
+      </w:r>
+      <w:r>
+        <w:t xml:space="preserve">method-limited, then format was not what was blocking them. If a registry of attempted</w:t>
+      </w:r>
+      <w:r>
+        <w:t xml:space="preserve"> </w:t>
+      </w:r>
+      <w:r>
+        <w:t xml:space="preserve">syntheses were assembled and synthesizability models trained on it did not improve the</w:t>
+      </w:r>
+      <w:r>
+        <w:t xml:space="preserve"> </w:t>
+      </w:r>
+      <w:r>
+        <w:t xml:space="preserve">hit rate of the screening pipelines, then the missing negative results were not the</w:t>
+      </w:r>
+      <w:r>
+        <w:t xml:space="preserve"> </w:t>
+      </w:r>
+      <w:r>
+        <w:t xml:space="preserve">binding constraint. And if a time-stamped benchmark showed the current screening</w:t>
+      </w:r>
+      <w:r>
+        <w:t xml:space="preserve"> </w:t>
+      </w:r>
+      <w:r>
+        <w:t xml:space="preserve">methods generalising to post-2024 experimental confirmations, then the label-quality</w:t>
+      </w:r>
+      <w:r>
+        <w:t xml:space="preserve"> </w:t>
+      </w:r>
+      <w:r>
+        <w:t xml:space="preserve">problem this survey emphasises is smaller than argued.</w:t>
       </w:r>
     </w:p>
     <w:p>
@@ -13124,65 +13392,25 @@
         <w:pStyle w:val="BodyText"/>
       </w:pPr>
       <w:r>
-        <w:t xml:space="preserve">A public, standardised corpus of labelled characterization data – ARPES cuts, STM</w:t>
-      </w:r>
-      <w:r>
-        <w:t xml:space="preserve"> </w:t>
-      </w:r>
-      <w:r>
-        <w:t xml:space="preserve">maps, diffraction patterns with acquisition metadata – would move several cells from</w:t>
-      </w:r>
-      <w:r>
-        <w:t xml:space="preserve"> </w:t>
-      </w:r>
-      <w:r>
-        <w:t xml:space="preserve">data-limited to method-limited in one step, and would be the single highest-value</w:t>
-      </w:r>
-      <w:r>
-        <w:t xml:space="preserve"> </w:t>
-      </w:r>
-      <w:r>
-        <w:t xml:space="preserve">intervention identified here.</w:t>
-      </w:r>
-    </w:p>
-    <w:p>
-      <w:pPr>
-        <w:pStyle w:val="BodyText"/>
-      </w:pPr>
-      <w:r>
-        <w:t xml:space="preserve">A registry of attempted syntheses including failures would make synthesizability</w:t>
-      </w:r>
-      <w:r>
-        <w:t xml:space="preserve"> </w:t>
-      </w:r>
-      <w:r>
-        <w:t xml:space="preserve">prediction trainable, which is the tractable form of the synthesis problem.</w:t>
-      </w:r>
-    </w:p>
-    <w:p>
-      <w:pPr>
-        <w:pStyle w:val="BodyText"/>
-      </w:pPr>
-      <w:r>
-        <w:t xml:space="preserve">A time-stamped benchmark of experimentally confirmed superconductors, with model</w:t>
-      </w:r>
-      <w:r>
-        <w:t xml:space="preserve"> </w:t>
-      </w:r>
-      <w:r>
-        <w:t xml:space="preserve">predictions recorded before confirmation, would let the screening literature be</w:t>
-      </w:r>
-      <w:r>
-        <w:t xml:space="preserve"> </w:t>
-      </w:r>
-      <w:r>
-        <w:t xml:space="preserve">compared rather than merely accumulated. Its absence is why no cell in Figure 5</w:t>
-      </w:r>
-      <w:r>
-        <w:t xml:space="preserve"> </w:t>
-      </w:r>
-      <w:r>
-        <w:t xml:space="preserve">scores 3 on benchmark maturity.</w:t>
+        <w:t xml:space="preserve">We would rather this section be checkable than comprehensive, so we state the</w:t>
+      </w:r>
+      <w:r>
+        <w:t xml:space="preserve"> </w:t>
+      </w:r>
+      <w:r>
+        <w:t xml:space="preserve">prediction it rests on plainly: the assessment in Figure 5 is a claim about validation</w:t>
+      </w:r>
+      <w:r>
+        <w:t xml:space="preserve"> </w:t>
+      </w:r>
+      <w:r>
+        <w:t xml:space="preserve">cost, and it is wrong if AI methods arrive in the experiment-limited cells before the</w:t>
+      </w:r>
+      <w:r>
+        <w:t xml:space="preserve"> </w:t>
+      </w:r>
+      <w:r>
+        <w:t xml:space="preserve">data and benchmark problems in them are solved.</w:t>
       </w:r>
     </w:p>
     <w:bookmarkEnd w:id="69"/>
@@ -13349,13 +13577,19 @@
         <w:t xml:space="preserve"> </w:t>
       </w:r>
       <w:r>
-        <w:t xml:space="preserve">200 K; the one clearly closed prediction-synthesis-measurement loop in the recent</w:t>
-      </w:r>
-      <w:r>
-        <w:t xml:space="preserve"> </w:t>
-      </w:r>
-      <w:r>
-        <w:t xml:space="preserve">literature delivered superconductors between 2.5 and 6.5 K</w:t>
+        <w:t xml:space="preserve">200 K at 200 GPa; the one clearly closed prediction-synthesis-measurement loop in the</w:t>
+      </w:r>
+      <w:r>
+        <w:t xml:space="preserve"> </w:t>
+      </w:r>
+      <w:r>
+        <w:t xml:space="preserve">recent literature delivered intermetallics between 2.5 and 6.5 K, with no applied</w:t>
+      </w:r>
+      <w:r>
+        <w:t xml:space="preserve"> </w:t>
+      </w:r>
+      <w:r>
+        <w:t xml:space="preserve">pressure reported</w:t>
       </w:r>
       <w:r>
         <w:t xml:space="preserve"> </w:t>
@@ -13375,7 +13609,13 @@
         <w:t xml:space="preserve">)</w:t>
       </w:r>
       <w:r>
-        <w:t xml:space="preserve">. Both</w:t>
+        <w:t xml:space="preserve">. The two sit in different regimes, and that is the substance of the</w:t>
+      </w:r>
+      <w:r>
+        <w:t xml:space="preserve"> </w:t>
+      </w:r>
+      <w:r>
+        <w:t xml:space="preserve">gap rather than a caveat to it: the loop closed where the synthesis was easy. Both</w:t>
       </w:r>
       <w:r>
         <w:t xml:space="preserve"> </w:t>

--- a/draft/survey_v1.docx
+++ b/draft/survey_v1.docx
@@ -7,7 +7,7 @@
         <w:pStyle w:val="Title"/>
       </w:pPr>
       <w:r>
-        <w:t xml:space="preserve">Mapping Superconductivity Research for AI: A Two-Axis Survey of 10,249 Preprints and Where Machine Learning Can Actually Help</w:t>
+        <w:t xml:space="preserve">Mapping Superconductivity Research for AI</w:t>
       </w:r>
     </w:p>
     <w:p>

--- a/draft/survey_v1.docx
+++ b/draft/survey_v1.docx
@@ -7,7 +7,7 @@
         <w:pStyle w:val="Title"/>
       </w:pPr>
       <w:r>
-        <w:t xml:space="preserve">Mapping Superconductivity Research for AI</w:t>
+        <w:t xml:space="preserve">AI for Superconductivity: A Systematic Map and Readiness Assessment</w:t>
       </w:r>
     </w:p>
     <w:p>
@@ -15,7 +15,7 @@
         <w:pStyle w:val="Author"/>
       </w:pPr>
       <w:r>
-        <w:t xml:space="preserve">Mingguang Chen</w:t>
+        <w:t xml:space="preserve">Mingguang Chen — DeepGrounding — deepgroundingai@gmail.com</w:t>
       </w:r>
     </w:p>
     <w:p>
@@ -367,53 +367,19 @@
         <w:pStyle w:val="BodyText"/>
       </w:pPr>
       <w:r>
-        <w:t xml:space="preserve">Three results follow.</w:t>
-      </w:r>
-      <w:r>
-        <w:t xml:space="preserve"> </w:t>
-      </w:r>
-      <w:r>
-        <w:rPr>
-          <w:b/>
-          <w:bCs/>
-        </w:rPr>
-        <w:t xml:space="preserve">Machine learning has barely entered this field</w:t>
-      </w:r>
-      <w:r>
-        <w:t xml:space="preserve">: 1.2% of the</w:t>
-      </w:r>
-      <w:r>
-        <w:t xml:space="preserve"> </w:t>
-      </w:r>
-      <w:r>
-        <w:t xml:space="preserve">systematically harvested corpus uses an AI method in its own work.</w:t>
-      </w:r>
-      <w:r>
-        <w:t xml:space="preserve"> </w:t>
-      </w:r>
-      <w:r>
-        <w:rPr>
-          <w:b/>
-          <w:bCs/>
-        </w:rPr>
-        <w:t xml:space="preserve">Where it has</w:t>
-      </w:r>
-      <w:r>
-        <w:rPr>
-          <w:b/>
-          <w:bCs/>
-        </w:rPr>
-        <w:t xml:space="preserve"> </w:t>
-      </w:r>
-      <w:r>
-        <w:rPr>
-          <w:b/>
-          <w:bCs/>
-        </w:rPr>
-        <w:t xml:space="preserve">entered, it tracks validation cost</w:t>
-      </w:r>
-      <w:r>
-        <w:t xml:space="preserve">, clustering in the cells where a calculation can</w:t>
+        <w:t xml:space="preserve">Three results follow. Machine learning has barely entered this field: 1.2% of the</w:t>
+      </w:r>
+      <w:r>
+        <w:t xml:space="preserve"> </w:t>
+      </w:r>
+      <w:r>
+        <w:t xml:space="preserve">systematically harvested corpus uses an AI method in its own work. Where it has</w:t>
+      </w:r>
+      <w:r>
+        <w:t xml:space="preserve"> </w:t>
+      </w:r>
+      <w:r>
+        <w:t xml:space="preserve">entered, it tracks validation cost, clustering in the cells where a calculation can</w:t>
       </w:r>
       <w:r>
         <w:t xml:space="preserve"> </w:t>
@@ -431,20 +397,7 @@
         <w:t xml:space="preserve"> </w:t>
       </w:r>
       <w:r>
-        <w:t xml:space="preserve">And</w:t>
-      </w:r>
-      <w:r>
-        <w:t xml:space="preserve"> </w:t>
-      </w:r>
-      <w:r>
-        <w:rPr>
-          <w:b/>
-          <w:bCs/>
-        </w:rPr>
-        <w:t xml:space="preserve">the field’s actual bottleneck is the emptiest cell</w:t>
-      </w:r>
-      <w:r>
-        <w:t xml:space="preserve">: synthesis, where the</w:t>
+        <w:t xml:space="preserve">And the field’s actual bottleneck is the emptiest cell: synthesis, where the</w:t>
       </w:r>
       <w:r>
         <w:t xml:space="preserve"> </w:t>
@@ -572,8 +525,8 @@
       </w:pPr>
       <w:r>
         <w:rPr>
-          <w:b/>
-          <w:bCs/>
+          <w:i/>
+          <w:iCs/>
         </w:rPr>
         <w:t xml:space="preserve">Critical temperature.</w:t>
       </w:r>
@@ -649,8 +602,8 @@
       </w:pPr>
       <w:r>
         <w:rPr>
-          <w:b/>
-          <w:bCs/>
+          <w:i/>
+          <w:iCs/>
         </w:rPr>
         <w:t xml:space="preserve">Conventional and unconventional.</w:t>
       </w:r>
@@ -769,8 +722,8 @@
       </w:pPr>
       <w:r>
         <w:rPr>
-          <w:b/>
-          <w:bCs/>
+          <w:i/>
+          <w:iCs/>
         </w:rPr>
         <w:t xml:space="preserve">Prediction versus discovery.</w:t>
       </w:r>
@@ -872,8 +825,8 @@
       </w:pPr>
       <w:r>
         <w:rPr>
-          <w:b/>
-          <w:bCs/>
+          <w:i/>
+          <w:iCs/>
         </w:rPr>
         <w:t xml:space="preserve">AI-discovered.</w:t>
       </w:r>
@@ -955,8 +908,8 @@
       </w:pPr>
       <w:r>
         <w:rPr>
-          <w:b/>
-          <w:bCs/>
+          <w:i/>
+          <w:iCs/>
         </w:rPr>
         <w:t xml:space="preserve">Axis 1, material family</w:t>
       </w:r>
@@ -1120,8 +1073,8 @@
       </w:pPr>
       <w:r>
         <w:rPr>
-          <w:b/>
-          <w:bCs/>
+          <w:i/>
+          <w:iCs/>
         </w:rPr>
         <w:t xml:space="preserve">Axis 2, mode of inquiry</w:t>
       </w:r>
@@ -1293,8 +1246,8 @@
       </w:pPr>
       <w:r>
         <w:rPr>
-          <w:b/>
-          <w:bCs/>
+          <w:i/>
+          <w:iCs/>
         </w:rPr>
         <w:t xml:space="preserve">The AI lens</w:t>
       </w:r>
@@ -1839,8 +1792,8 @@
       </w:pPr>
       <w:r>
         <w:rPr>
-          <w:b/>
-          <w:bCs/>
+          <w:i/>
+          <w:iCs/>
         </w:rPr>
         <w:t xml:space="preserve">Seed harvest.</w:t>
       </w:r>
@@ -1920,8 +1873,8 @@
       </w:pPr>
       <w:r>
         <w:rPr>
-          <w:b/>
-          <w:bCs/>
+          <w:i/>
+          <w:iCs/>
         </w:rPr>
         <w:t xml:space="preserve">Targeted supplement.</w:t>
       </w:r>
@@ -1974,37 +1927,13 @@
         <w:t xml:space="preserve">supplement_t2</w:t>
       </w:r>
       <w:r>
-        <w:t xml:space="preserve">.</w:t>
-      </w:r>
-      <w:r>
-        <w:t xml:space="preserve"> </w:t>
-      </w:r>
-      <w:r>
-        <w:rPr>
-          <w:b/>
-          <w:bCs/>
-        </w:rPr>
-        <w:t xml:space="preserve">The supplement is recency-biased by</w:t>
-      </w:r>
-      <w:r>
-        <w:rPr>
-          <w:b/>
-          <w:bCs/>
-        </w:rPr>
-        <w:t xml:space="preserve"> </w:t>
-      </w:r>
-      <w:r>
-        <w:rPr>
-          <w:b/>
-          <w:bCs/>
-        </w:rPr>
-        <w:t xml:space="preserve">construction</w:t>
-      </w:r>
-      <w:r>
-        <w:t xml:space="preserve"> </w:t>
-      </w:r>
-      <w:r>
-        <w:t xml:space="preserve">– its queries are capped and sorted by submission date – so it is</w:t>
+        <w:t xml:space="preserve">. The supplement is recency-biased by</w:t>
+      </w:r>
+      <w:r>
+        <w:t xml:space="preserve"> </w:t>
+      </w:r>
+      <w:r>
+        <w:t xml:space="preserve">construction – its queries are capped and sorted by submission date – so it is</w:t>
       </w:r>
       <w:r>
         <w:t xml:space="preserve"> </w:t>
@@ -2025,8 +1954,8 @@
       </w:pPr>
       <w:r>
         <w:rPr>
-          <w:b/>
-          <w:bCs/>
+          <w:i/>
+          <w:iCs/>
         </w:rPr>
         <w:t xml:space="preserve">Off-topic filtering.</w:t>
       </w:r>
@@ -2046,20 +1975,7 @@
         <w:t xml:space="preserve"> </w:t>
       </w:r>
       <w:r>
-        <w:t xml:space="preserve">254 of 10,303, or</w:t>
-      </w:r>
-      <w:r>
-        <w:t xml:space="preserve"> </w:t>
-      </w:r>
-      <w:r>
-        <w:rPr>
-          <w:b/>
-          <w:bCs/>
-        </w:rPr>
-        <w:t xml:space="preserve">2.5%</w:t>
-      </w:r>
-      <w:r>
-        <w:t xml:space="preserve">, which is this corpus’s measured query-bleed. The rate is</w:t>
+        <w:t xml:space="preserve">254 of 10,303, or 2.5%, which is this corpus’s measured query-bleed. The rate is</w:t>
       </w:r>
       <w:r>
         <w:t xml:space="preserve"> </w:t>
@@ -2071,30 +1987,12 @@
         <w:t xml:space="preserve"> </w:t>
       </w:r>
       <w:r>
-        <w:t xml:space="preserve">designed to reach outside the field. After exclusion the working corpus is</w:t>
-      </w:r>
-      <w:r>
-        <w:t xml:space="preserve"> </w:t>
-      </w:r>
-      <w:r>
-        <w:rPr>
-          <w:b/>
-          <w:bCs/>
-        </w:rPr>
-        <w:t xml:space="preserve">10,249</w:t>
-      </w:r>
-      <w:r>
-        <w:rPr>
-          <w:b/>
-          <w:bCs/>
-        </w:rPr>
-        <w:t xml:space="preserve"> </w:t>
-      </w:r>
-      <w:r>
-        <w:rPr>
-          <w:b/>
-          <w:bCs/>
-        </w:rPr>
+        <w:t xml:space="preserve">designed to reach outside the field. After exclusion the working corpus is 10,249</w:t>
+      </w:r>
+      <w:r>
+        <w:t xml:space="preserve"> </w:t>
+      </w:r>
+      <w:r>
         <w:t xml:space="preserve">records: 10,049 seed and 200 supplement.</w:t>
       </w:r>
     </w:p>
@@ -2104,8 +2002,8 @@
       </w:pPr>
       <w:r>
         <w:rPr>
-          <w:b/>
-          <w:bCs/>
+          <w:i/>
+          <w:iCs/>
         </w:rPr>
         <w:t xml:space="preserve">Labelling.</w:t>
       </w:r>
@@ -2313,8 +2211,8 @@
       </w:pPr>
       <w:r>
         <w:rPr>
-          <w:b/>
-          <w:bCs/>
+          <w:i/>
+          <w:iCs/>
         </w:rPr>
         <w:t xml:space="preserve">These figures score the labels that ship with this paper</w:t>
       </w:r>
@@ -2376,8 +2274,8 @@
       </w:pPr>
       <w:r>
         <w:rPr>
-          <w:b/>
-          <w:bCs/>
+          <w:i/>
+          <w:iCs/>
         </w:rPr>
         <w:t xml:space="preserve">Taxonomy revision, disclosed.</w:t>
       </w:r>
@@ -2466,8 +2364,8 @@
       </w:pPr>
       <w:r>
         <w:rPr>
-          <w:b/>
-          <w:bCs/>
+          <w:i/>
+          <w:iCs/>
         </w:rPr>
         <w:t xml:space="preserve">Annotator disclosure.</w:t>
       </w:r>
@@ -2508,8 +2406,8 @@
       </w:pPr>
       <w:r>
         <w:rPr>
-          <w:b/>
-          <w:bCs/>
+          <w:i/>
+          <w:iCs/>
         </w:rPr>
         <w:t xml:space="preserve">Citation counts.</w:t>
       </w:r>
@@ -3810,8 +3708,8 @@
       </w:pPr>
       <w:r>
         <w:rPr>
-          <w:b/>
-          <w:bCs/>
+          <w:i/>
+          <w:iCs/>
         </w:rPr>
         <w:t xml:space="preserve">Limitations.</w:t>
       </w:r>
@@ -4653,34 +4551,13 @@
         <w:t xml:space="preserve">)</w:t>
       </w:r>
       <w:r>
-        <w:t xml:space="preserve">.</w:t>
-      </w:r>
-      <w:r>
-        <w:t xml:space="preserve"> </w:t>
-      </w:r>
-      <w:r>
-        <w:rPr>
-          <w:b/>
-          <w:bCs/>
-        </w:rPr>
-        <w:t xml:space="preserve">For AI purposes the nickelate story is</w:t>
-      </w:r>
-      <w:r>
-        <w:rPr>
-          <w:b/>
-          <w:bCs/>
-        </w:rPr>
-        <w:t xml:space="preserve"> </w:t>
-      </w:r>
-      <w:r>
-        <w:rPr>
-          <w:b/>
-          <w:bCs/>
-        </w:rPr>
-        <w:t xml:space="preserve">instructive in a discouraging way</w:t>
-      </w:r>
-      <w:r>
-        <w:t xml:space="preserve">: the rate-limiting steps were sample quality,</w:t>
+        <w:t xml:space="preserve">. For AI purposes the nickelate story is</w:t>
+      </w:r>
+      <w:r>
+        <w:t xml:space="preserve"> </w:t>
+      </w:r>
+      <w:r>
+        <w:t xml:space="preserve">instructive in a discouraging way: the rate-limiting steps were sample quality,</w:t>
       </w:r>
       <w:r>
         <w:t xml:space="preserve"> </w:t>
@@ -7292,37 +7169,13 @@
         <w:t xml:space="preserve">)</w:t>
       </w:r>
       <w:r>
-        <w:t xml:space="preserve">.</w:t>
-      </w:r>
-      <w:r>
-        <w:t xml:space="preserve"> </w:t>
-      </w:r>
-      <w:r>
-        <w:rPr>
-          <w:b/>
-          <w:bCs/>
-        </w:rPr>
-        <w:t xml:space="preserve">No other mode in</w:t>
-      </w:r>
-      <w:r>
-        <w:rPr>
-          <w:b/>
-          <w:bCs/>
-        </w:rPr>
-        <w:t xml:space="preserve"> </w:t>
-      </w:r>
-      <w:r>
-        <w:rPr>
-          <w:b/>
-          <w:bCs/>
-        </w:rPr>
-        <w:t xml:space="preserve">this survey has a comparable substrate.</w:t>
-      </w:r>
-      <w:r>
-        <w:t xml:space="preserve"> </w:t>
-      </w:r>
-      <w:r>
-        <w:t xml:space="preserve">The cost is the well-known one: the pipeline</w:t>
+        <w:t xml:space="preserve">. No other mode in</w:t>
+      </w:r>
+      <w:r>
+        <w:t xml:space="preserve"> </w:t>
+      </w:r>
+      <w:r>
+        <w:t xml:space="preserve">this survey has a comparable substrate. The cost is the well-known one: the pipeline</w:t>
       </w:r>
       <w:r>
         <w:t xml:space="preserve"> </w:t>
@@ -7879,23 +7732,7 @@
         <w:pStyle w:val="BodyText"/>
       </w:pPr>
       <w:r>
-        <w:t xml:space="preserve">The corpus’s own signature is stark:</w:t>
-      </w:r>
-      <w:r>
-        <w:t xml:space="preserve"> </w:t>
-      </w:r>
-      <w:r>
-        <w:rPr>
-          <w:b/>
-          <w:bCs/>
-        </w:rPr>
-        <w:t xml:space="preserve">one AI-tagged synthesis paper.</w:t>
-      </w:r>
-      <w:r>
-        <w:t xml:space="preserve"> </w:t>
-      </w:r>
-      <w:r>
-        <w:t xml:space="preserve">Section 6</w:t>
+        <w:t xml:space="preserve">The corpus’s own signature is stark: one AI-tagged synthesis paper. Section 6</w:t>
       </w:r>
       <w:r>
         <w:t xml:space="preserve"> </w:t>
@@ -8137,37 +7974,13 @@
         <w:t xml:space="preserve"> </w:t>
       </w:r>
       <w:r>
-        <w:t xml:space="preserve">little of it there is. Of the 10,049 on-topic preprints in the systematic seed,</w:t>
-      </w:r>
-      <w:r>
-        <w:t xml:space="preserve"> </w:t>
-      </w:r>
-      <w:r>
-        <w:rPr>
-          <w:b/>
-          <w:bCs/>
-        </w:rPr>
-        <w:t xml:space="preserve">120</w:t>
-      </w:r>
-      <w:r>
-        <w:rPr>
-          <w:b/>
-          <w:bCs/>
-        </w:rPr>
-        <w:t xml:space="preserve"> </w:t>
-      </w:r>
-      <w:r>
-        <w:rPr>
-          <w:b/>
-          <w:bCs/>
-        </w:rPr>
-        <w:t xml:space="preserve">use a machine-learning method in their own work: 1.2%.</w:t>
-      </w:r>
-      <w:r>
-        <w:t xml:space="preserve"> </w:t>
-      </w:r>
-      <w:r>
-        <w:t xml:space="preserve">The count grows across the four complete</w:t>
+        <w:t xml:space="preserve">little of it there is. Of the 10,049 on-topic preprints in the systematic seed, 120</w:t>
+      </w:r>
+      <w:r>
+        <w:t xml:space="preserve"> </w:t>
+      </w:r>
+      <w:r>
+        <w:t xml:space="preserve">use a machine-learning method in their own work: 1.2%. The count grows across the four complete</w:t>
       </w:r>
       <w:r>
         <w:t xml:space="preserve"> </w:t>
@@ -8261,37 +8074,13 @@
         <w:t xml:space="preserve"> </w:t>
       </w:r>
       <w:r>
-        <w:t xml:space="preserve">(Figure 4): 124 theory, 64 discovery, 48 characterization, 16 ab initio, and</w:t>
-      </w:r>
-      <w:r>
-        <w:t xml:space="preserve"> </w:t>
-      </w:r>
-      <w:r>
-        <w:rPr>
-          <w:b/>
-          <w:bCs/>
-        </w:rPr>
-        <w:t xml:space="preserve">1</w:t>
-      </w:r>
-      <w:r>
-        <w:rPr>
-          <w:b/>
-          <w:bCs/>
-        </w:rPr>
-        <w:t xml:space="preserve"> </w:t>
-      </w:r>
-      <w:r>
-        <w:rPr>
-          <w:b/>
-          <w:bCs/>
-        </w:rPr>
-        <w:t xml:space="preserve">synthesis.</w:t>
-      </w:r>
-      <w:r>
-        <w:t xml:space="preserve"> </w:t>
-      </w:r>
-      <w:r>
-        <w:t xml:space="preserve">Machine learning in this field is something that happens to a</w:t>
+        <w:t xml:space="preserve">(Figure 4): 124 theory, 64 discovery, 48 characterization, 16 ab initio, and 1</w:t>
+      </w:r>
+      <w:r>
+        <w:t xml:space="preserve"> </w:t>
+      </w:r>
+      <w:r>
+        <w:t xml:space="preserve">synthesis. Machine learning in this field is something that happens to a</w:t>
       </w:r>
       <w:r>
         <w:t xml:space="preserve"> </w:t>
@@ -9221,37 +9010,13 @@
         <w:t xml:space="preserve"> </w:t>
       </w:r>
       <w:r>
-        <w:t xml:space="preserve">does the thing the rest of this literature does not:</w:t>
-      </w:r>
-      <w:r>
-        <w:t xml:space="preserve"> </w:t>
-      </w:r>
-      <w:r>
-        <w:rPr>
-          <w:b/>
-          <w:bCs/>
-        </w:rPr>
-        <w:t xml:space="preserve">four proposed compounds were</w:t>
-      </w:r>
-      <w:r>
-        <w:rPr>
-          <w:b/>
-          <w:bCs/>
-        </w:rPr>
-        <w:t xml:space="preserve"> </w:t>
-      </w:r>
-      <w:r>
-        <w:rPr>
-          <w:b/>
-          <w:bCs/>
-        </w:rPr>
-        <w:t xml:space="preserve">synthesised and measured</w:t>
-      </w:r>
-      <w:r>
-        <w:t xml:space="preserve"> </w:t>
-      </w:r>
-      <w:r>
-        <w:t xml:space="preserve">– Zr</w:t>
+        <w:t xml:space="preserve">does the thing the rest of this literature does not: four proposed compounds were</w:t>
+      </w:r>
+      <w:r>
+        <w:t xml:space="preserve"> </w:t>
+      </w:r>
+      <w:r>
+        <w:t xml:space="preserve">synthesised and measured – Zr</w:t>
       </w:r>
       <m:oMath>
         <m:sSub>
@@ -10314,8 +10079,8 @@
       </w:pPr>
       <w:r>
         <w:rPr>
-          <w:b/>
-          <w:bCs/>
+          <w:i/>
+          <w:iCs/>
         </w:rPr>
         <w:t xml:space="preserve">Data availability</w:t>
       </w:r>
@@ -10329,23 +10094,7 @@
         <w:t xml:space="preserve"> </w:t>
       </w:r>
       <w:r>
-        <w:t xml:space="preserve">train or evaluate a model.</w:t>
-      </w:r>
-      <w:r>
-        <w:t xml:space="preserve"> </w:t>
-      </w:r>
-      <w:r>
-        <w:rPr>
-          <w:b/>
-          <w:bCs/>
-        </w:rPr>
-        <w:t xml:space="preserve">Benchmark maturity</w:t>
-      </w:r>
-      <w:r>
-        <w:t xml:space="preserve"> </w:t>
-      </w:r>
-      <w:r>
-        <w:t xml:space="preserve">asks whether a shared task with an</w:t>
+        <w:t xml:space="preserve">train or evaluate a model. Benchmark maturity asks whether a shared task with an</w:t>
       </w:r>
       <w:r>
         <w:t xml:space="preserve"> </w:t>
@@ -10357,23 +10106,7 @@
         <w:t xml:space="preserve"> </w:t>
       </w:r>
       <w:r>
-        <w:t xml:space="preserve">re-running each other’s pipelines.</w:t>
-      </w:r>
-      <w:r>
-        <w:t xml:space="preserve"> </w:t>
-      </w:r>
-      <w:r>
-        <w:rPr>
-          <w:b/>
-          <w:bCs/>
-        </w:rPr>
-        <w:t xml:space="preserve">Cheap validation</w:t>
-      </w:r>
-      <w:r>
-        <w:t xml:space="preserve"> </w:t>
-      </w:r>
-      <w:r>
-        <w:t xml:space="preserve">asks what it costs to find</w:t>
+        <w:t xml:space="preserve">re-running each other’s pipelines. Cheap validation asks what it costs to find</w:t>
       </w:r>
       <w:r>
         <w:t xml:space="preserve"> </w:t>
@@ -10385,23 +10118,7 @@
         <w:t xml:space="preserve"> </w:t>
       </w:r>
       <w:r>
-        <w:t xml:space="preserve">0 means a hard experiment is required. The</w:t>
-      </w:r>
-      <w:r>
-        <w:t xml:space="preserve"> </w:t>
-      </w:r>
-      <w:r>
-        <w:rPr>
-          <w:b/>
-          <w:bCs/>
-        </w:rPr>
-        <w:t xml:space="preserve">binding bottleneck</w:t>
-      </w:r>
-      <w:r>
-        <w:t xml:space="preserve"> </w:t>
-      </w:r>
-      <w:r>
-        <w:t xml:space="preserve">names which of</w:t>
+        <w:t xml:space="preserve">0 means a hard experiment is required. The binding bottleneck names which of</w:t>
       </w:r>
       <w:r>
         <w:t xml:space="preserve"> </w:t>
@@ -10533,8 +10250,8 @@
       </w:pPr>
       <w:r>
         <w:rPr>
-          <w:b/>
-          <w:bCs/>
+          <w:i/>
+          <w:iCs/>
         </w:rPr>
         <w:t xml:space="preserve">Cheap-validation cells, where progress is fastest and already visible.</w:t>
       </w:r>
@@ -10611,22 +10328,22 @@
       </w:r>
       <w:r>
         <w:rPr>
-          <w:b/>
-          <w:bCs/>
+          <w:i/>
+          <w:iCs/>
         </w:rPr>
         <w:t xml:space="preserve">machine learning has penetrated exactly those cells where a machine can grade its</w:t>
       </w:r>
       <w:r>
         <w:rPr>
-          <w:b/>
-          <w:bCs/>
-        </w:rPr>
-        <w:t xml:space="preserve"> </w:t>
-      </w:r>
-      <w:r>
-        <w:rPr>
-          <w:b/>
-          <w:bCs/>
+          <w:i/>
+          <w:iCs/>
+        </w:rPr>
+        <w:t xml:space="preserve"> </w:t>
+      </w:r>
+      <w:r>
+        <w:rPr>
+          <w:i/>
+          <w:iCs/>
         </w:rPr>
         <w:t xml:space="preserve">own homework.</w:t>
       </w:r>
@@ -10637,22 +10354,22 @@
       </w:pPr>
       <w:r>
         <w:rPr>
-          <w:b/>
-          <w:bCs/>
+          <w:i/>
+          <w:iCs/>
         </w:rPr>
         <w:t xml:space="preserve">Data-limited cells, where the obstacle is that measurements are not in a usable</w:t>
       </w:r>
       <w:r>
         <w:rPr>
-          <w:b/>
-          <w:bCs/>
-        </w:rPr>
-        <w:t xml:space="preserve"> </w:t>
-      </w:r>
-      <w:r>
-        <w:rPr>
-          <w:b/>
-          <w:bCs/>
+          <w:i/>
+          <w:iCs/>
+        </w:rPr>
+        <w:t xml:space="preserve"> </w:t>
+      </w:r>
+      <w:r>
+        <w:rPr>
+          <w:i/>
+          <w:iCs/>
         </w:rPr>
         <w:t xml:space="preserve">form.</w:t>
       </w:r>
@@ -10743,8 +10460,8 @@
       </w:pPr>
       <w:r>
         <w:rPr>
-          <w:b/>
-          <w:bCs/>
+          <w:i/>
+          <w:iCs/>
         </w:rPr>
         <w:t xml:space="preserve">Experiment-limited cells, where nothing else is the bottleneck.</w:t>
       </w:r>
@@ -11134,8 +10851,8 @@
       </w:pPr>
       <w:r>
         <w:rPr>
-          <w:b/>
-          <w:bCs/>
+          <w:i/>
+          <w:iCs/>
         </w:rPr>
         <w:t xml:space="preserve">Characterization inversion is the most under-exploited opportunity.</w:t>
       </w:r>
@@ -11182,22 +10899,22 @@
       </w:pPr>
       <w:r>
         <w:rPr>
-          <w:b/>
-          <w:bCs/>
+          <w:i/>
+          <w:iCs/>
         </w:rPr>
         <w:t xml:space="preserve">Synthesis will not yield to autonomous laboratories in this field on the current</w:t>
       </w:r>
       <w:r>
         <w:rPr>
-          <w:b/>
-          <w:bCs/>
-        </w:rPr>
-        <w:t xml:space="preserve"> </w:t>
-      </w:r>
-      <w:r>
-        <w:rPr>
-          <w:b/>
-          <w:bCs/>
+          <w:i/>
+          <w:iCs/>
+        </w:rPr>
+        <w:t xml:space="preserve"> </w:t>
+      </w:r>
+      <w:r>
+        <w:rPr>
+          <w:i/>
+          <w:iCs/>
         </w:rPr>
         <w:t xml:space="preserve">design.</w:t>
       </w:r>
@@ -11299,8 +11016,8 @@
       </w:pPr>
       <w:r>
         <w:rPr>
-          <w:b/>
-          <w:bCs/>
+          <w:i/>
+          <w:iCs/>
         </w:rPr>
         <w:t xml:space="preserve">The field needs a held-out benchmark with experimental resolution.</w:t>
       </w:r>
@@ -11867,8 +11584,8 @@
       </w:pPr>
       <w:r>
         <w:rPr>
-          <w:b/>
-          <w:bCs/>
+          <w:i/>
+          <w:iCs/>
         </w:rPr>
         <w:t xml:space="preserve">A synthesizability model trained on failures.</w:t>
       </w:r>
@@ -11938,37 +11655,13 @@
         <w:t xml:space="preserve"> </w:t>
       </w:r>
       <w:r>
-        <w:t xml:space="preserve">platforms are attractive here for a reason usually left implicit:</w:t>
-      </w:r>
-      <w:r>
-        <w:t xml:space="preserve"> </w:t>
-      </w:r>
-      <w:r>
-        <w:rPr>
-          <w:b/>
-          <w:bCs/>
-        </w:rPr>
-        <w:t xml:space="preserve">a robot has no</w:t>
-      </w:r>
-      <w:r>
-        <w:rPr>
-          <w:b/>
-          <w:bCs/>
-        </w:rPr>
-        <w:t xml:space="preserve"> </w:t>
-      </w:r>
-      <w:r>
-        <w:rPr>
-          <w:b/>
-          <w:bCs/>
-        </w:rPr>
-        <w:t xml:space="preserve">incentive to withhold a failed run.</w:t>
-      </w:r>
-      <w:r>
-        <w:t xml:space="preserve"> </w:t>
-      </w:r>
-      <w:r>
-        <w:t xml:space="preserve">Instrumented synthesis generates the negative</w:t>
+        <w:t xml:space="preserve">platforms are attractive here for a reason usually left implicit: a robot has no</w:t>
+      </w:r>
+      <w:r>
+        <w:t xml:space="preserve"> </w:t>
+      </w:r>
+      <w:r>
+        <w:t xml:space="preserve">incentive to withhold a failed run. Instrumented synthesis generates the negative</w:t>
       </w:r>
       <w:r>
         <w:t xml:space="preserve"> </w:t>
@@ -11983,8 +11676,8 @@
       </w:pPr>
       <w:r>
         <w:rPr>
-          <w:b/>
-          <w:bCs/>
+          <w:i/>
+          <w:iCs/>
         </w:rPr>
         <w:t xml:space="preserve">Instrumented characterization as a first-class output.</w:t>
       </w:r>
@@ -12037,8 +11730,8 @@
       </w:pPr>
       <w:r>
         <w:rPr>
-          <w:b/>
-          <w:bCs/>
+          <w:i/>
+          <w:iCs/>
         </w:rPr>
         <w:t xml:space="preserve">Extreme-condition autonomy, which is the hard case.</w:t>
       </w:r>
@@ -12129,8 +11822,8 @@
       </w:pPr>
       <w:r>
         <w:rPr>
-          <w:b/>
-          <w:bCs/>
+          <w:i/>
+          <w:iCs/>
         </w:rPr>
         <w:t xml:space="preserve">A benchmark with experimental resolution.</w:t>
       </w:r>
@@ -12535,8 +12228,8 @@
       </w:pPr>
       <w:r>
         <w:rPr>
-          <w:b/>
-          <w:bCs/>
+          <w:i/>
+          <w:iCs/>
         </w:rPr>
         <w:t xml:space="preserve">Instrument the experiments.</w:t>
       </w:r>
@@ -12575,8 +12268,8 @@
       </w:pPr>
       <w:r>
         <w:rPr>
-          <w:b/>
-          <w:bCs/>
+          <w:i/>
+          <w:iCs/>
         </w:rPr>
         <w:t xml:space="preserve">Build the benchmark</w:t>
       </w:r>
@@ -12600,8 +12293,8 @@
       </w:pPr>
       <w:r>
         <w:rPr>
-          <w:b/>
-          <w:bCs/>
+          <w:i/>
+          <w:iCs/>
         </w:rPr>
         <w:t xml:space="preserve">Model synthesizability</w:t>
       </w:r>
@@ -12625,8 +12318,8 @@
       </w:pPr>
       <w:r>
         <w:rPr>
-          <w:b/>
-          <w:bCs/>
+          <w:i/>
+          <w:iCs/>
         </w:rPr>
         <w:t xml:space="preserve">Attack the theory bottleneck where it is well-posed</w:t>
       </w:r>
@@ -12866,8 +12559,8 @@
       </w:pPr>
       <w:r>
         <w:rPr>
-          <w:b/>
-          <w:bCs/>
+          <w:i/>
+          <w:iCs/>
         </w:rPr>
         <w:t xml:space="preserve">The verifiability gradient.</w:t>
       </w:r>
@@ -12932,8 +12625,8 @@
       </w:pPr>
       <w:r>
         <w:rPr>
-          <w:b/>
-          <w:bCs/>
+          <w:i/>
+          <w:iCs/>
         </w:rPr>
         <w:t xml:space="preserve">The label-quality trap at the top of the range.</w:t>
       </w:r>
@@ -13138,8 +12831,8 @@
       </w:pPr>
       <w:r>
         <w:rPr>
-          <w:b/>
-          <w:bCs/>
+          <w:i/>
+          <w:iCs/>
         </w:rPr>
         <w:t xml:space="preserve">AI work is being done inside the field, not imported into it.</w:t>
       </w:r>

--- a/draft/survey_v1.docx
+++ b/draft/survey_v1.docx
@@ -129,13 +129,13 @@
         <w:t xml:space="preserve"> </w:t>
       </w:r>
       <w:r>
-        <w:t xml:space="preserve">own labels. And synthesis, which Section 3 finds to be the rate-limiting step</w:t>
-      </w:r>
-      <w:r>
-        <w:t xml:space="preserve"> </w:t>
-      </w:r>
-      <w:r>
-        <w:t xml:space="preserve">across material families, contains a single AI-tagged paper. The gap between</w:t>
+        <w:t xml:space="preserve">own labels. And synthesis, the rate-limiting step across material families,</w:t>
+      </w:r>
+      <w:r>
+        <w:t xml:space="preserve"> </w:t>
+      </w:r>
+      <w:r>
+        <w:t xml:space="preserve">contains a single AI-tagged paper. The gap between</w:t>
       </w:r>
       <w:r>
         <w:t xml:space="preserve"> </w:t>

--- a/draft/survey_v1.docx
+++ b/draft/survey_v1.docx
@@ -15,7 +15,48 @@
         <w:pStyle w:val="Author"/>
       </w:pPr>
       <w:r>
-        <w:t xml:space="preserve">Mingguang Chen — DeepGrounding — deepgroundingai@gmail.com</w:t>
+        <w:t xml:space="preserve">Mingguang Chen</w:t>
+      </w:r>
+      <w:r>
+        <w:rPr>
+          <w:vertAlign w:val="superscript"/>
+        </w:rPr>
+        <w:t xml:space="preserve">1,*</w:t>
+      </w:r>
+      <w:r>
+        <w:t xml:space="preserve">, Bo Qu</w:t>
+      </w:r>
+      <w:r>
+        <w:rPr>
+          <w:vertAlign w:val="superscript"/>
+        </w:rPr>
+        <w:t xml:space="preserve">1</w:t>
+      </w:r>
+    </w:p>
+    <w:p>
+      <w:pPr>
+        <w:pStyle w:val="Author"/>
+      </w:pPr>
+      <w:r>
+        <w:rPr>
+          <w:vertAlign w:val="superscript"/>
+        </w:rPr>
+        <w:t xml:space="preserve">1</w:t>
+      </w:r>
+      <w:r>
+        <w:t xml:space="preserve">DeepGrounding.</w:t>
+      </w:r>
+      <w:r>
+        <w:t xml:space="preserve"> </w:t>
+      </w:r>
+      <w:r>
+        <w:rPr>
+          <w:vertAlign w:val="superscript"/>
+        </w:rPr>
+        <w:t xml:space="preserve">*</w:t>
+      </w:r>
+      <w:r>
+        <w:t xml:space="preserve">Corresponding author: deepgroundingai@gmail.com</w:t>
       </w:r>
     </w:p>
     <w:p>
@@ -23,7 +64,7 @@
         <w:pStyle w:val="Date"/>
       </w:pPr>
       <w:r>
-        <w:t xml:space="preserve">2026-09-07</w:t>
+        <w:t xml:space="preserve">2026-09-09</w:t>
       </w:r>
     </w:p>
     <w:p>
@@ -51,91 +92,85 @@
         <w:t xml:space="preserve"> </w:t>
       </w:r>
       <w:r>
-        <w:t xml:space="preserve">for Science and a poorly understood one. We map the field systematically. Every</w:t>
-      </w:r>
-      <w:r>
-        <w:t xml:space="preserve"> </w:t>
-      </w:r>
-      <w:r>
-        <w:t xml:space="preserve">arXiv preprint filed under cond-mat.supr-con between September 2021 and September</w:t>
-      </w:r>
-      <w:r>
-        <w:t xml:space="preserve"> </w:t>
-      </w:r>
-      <w:r>
-        <w:t xml:space="preserve">2026 was harvested month by month, giving 10,303 records, of which 10,049 survive</w:t>
-      </w:r>
-      <w:r>
-        <w:t xml:space="preserve"> </w:t>
-      </w:r>
-      <w:r>
-        <w:t xml:space="preserve">off-topic filtering at a measured bleed rate of 2.5%; a targeted supplement adds</w:t>
-      </w:r>
-      <w:r>
-        <w:t xml:space="preserve"> </w:t>
-      </w:r>
-      <w:r>
-        <w:t xml:space="preserve">200 on-topic records on AI for materials. Each record is classified along two axes</w:t>
-      </w:r>
-      <w:r>
-        <w:t xml:space="preserve"> </w:t>
-      </w:r>
-      <w:r>
-        <w:t xml:space="preserve">– material family and mode of inquiry – by a language-model pass validated</w:t>
-      </w:r>
-      <w:r>
-        <w:t xml:space="preserve"> </w:t>
-      </w:r>
-      <w:r>
-        <w:t xml:space="preserve">against hand labels at 86.3% and 87.0% agreement, with per-class recall reported.</w:t>
-      </w:r>
-      <w:r>
-        <w:t xml:space="preserve"> </w:t>
-      </w:r>
-      <w:r>
-        <w:t xml:space="preserve">We then assess each cell of the resulting grid for data availability, benchmark</w:t>
-      </w:r>
-      <w:r>
-        <w:t xml:space="preserve"> </w:t>
-      </w:r>
-      <w:r>
-        <w:t xml:space="preserve">maturity and validation cost. Three findings emerge. Machine learning has barely</w:t>
-      </w:r>
-      <w:r>
-        <w:t xml:space="preserve"> </w:t>
-      </w:r>
-      <w:r>
-        <w:t xml:space="preserve">entered the field: 1.2% of the systematic corpus uses an AI method in its own work.</w:t>
-      </w:r>
-      <w:r>
-        <w:t xml:space="preserve"> </w:t>
-      </w:r>
-      <w:r>
-        <w:t xml:space="preserve">Adoption tracks validation cost rather than data volume or scientific stakes,</w:t>
-      </w:r>
-      <w:r>
-        <w:t xml:space="preserve"> </w:t>
-      </w:r>
-      <w:r>
-        <w:t xml:space="preserve">concentrating in ab initio screening and neural quantum states, where a calculation</w:t>
-      </w:r>
-      <w:r>
-        <w:t xml:space="preserve"> </w:t>
-      </w:r>
-      <w:r>
-        <w:t xml:space="preserve">can check a prediction, and in device metrology, where instruments generate their</w:t>
-      </w:r>
-      <w:r>
-        <w:t xml:space="preserve"> </w:t>
-      </w:r>
-      <w:r>
-        <w:t xml:space="preserve">own labels. And synthesis, the rate-limiting step across material families,</w:t>
-      </w:r>
-      <w:r>
-        <w:t xml:space="preserve"> </w:t>
-      </w:r>
-      <w:r>
-        <w:t xml:space="preserve">contains a single AI-tagged paper. The gap between</w:t>
+        <w:t xml:space="preserve">for Science and a poorly understood one. Every arXiv preprint filed under</w:t>
+      </w:r>
+      <w:r>
+        <w:t xml:space="preserve"> </w:t>
+      </w:r>
+      <w:r>
+        <w:t xml:space="preserve">cond-mat.supr-con between September 2021 and September 2026 was harvested month by</w:t>
+      </w:r>
+      <w:r>
+        <w:t xml:space="preserve"> </w:t>
+      </w:r>
+      <w:r>
+        <w:t xml:space="preserve">month, giving 10,303 records, of which 10,049 survive off-topic filtering at a</w:t>
+      </w:r>
+      <w:r>
+        <w:t xml:space="preserve"> </w:t>
+      </w:r>
+      <w:r>
+        <w:t xml:space="preserve">measured bleed rate of 2.5%; a targeted supplement adds 200 records. Each is</w:t>
+      </w:r>
+      <w:r>
+        <w:t xml:space="preserve"> </w:t>
+      </w:r>
+      <w:r>
+        <w:t xml:space="preserve">classified along two axes – material family and mode of inquiry – by a</w:t>
+      </w:r>
+      <w:r>
+        <w:t xml:space="preserve"> </w:t>
+      </w:r>
+      <w:r>
+        <w:t xml:space="preserve">language-model pass agreeing with hand labels at 86.3% and 87.0%, per-class recall</w:t>
+      </w:r>
+      <w:r>
+        <w:t xml:space="preserve"> </w:t>
+      </w:r>
+      <w:r>
+        <w:t xml:space="preserve">reported. We then assess 15 of the grid’s 45 cells for data availability, benchmark</w:t>
+      </w:r>
+      <w:r>
+        <w:t xml:space="preserve"> </w:t>
+      </w:r>
+      <w:r>
+        <w:t xml:space="preserve">maturity and validation cost. Machine learning has barely entered the field: 1.2% of</w:t>
+      </w:r>
+      <w:r>
+        <w:t xml:space="preserve"> </w:t>
+      </w:r>
+      <w:r>
+        <w:t xml:space="preserve">the seed uses an AI method in its own work. Where it has entered it clusters in ab</w:t>
+      </w:r>
+      <w:r>
+        <w:t xml:space="preserve"> </w:t>
+      </w:r>
+      <w:r>
+        <w:t xml:space="preserve">initio screening and neural quantum states, where a calculation can check a</w:t>
+      </w:r>
+      <w:r>
+        <w:t xml:space="preserve"> </w:t>
+      </w:r>
+      <w:r>
+        <w:t xml:space="preserve">prediction, and in device metrology, where instruments label their own output; we</w:t>
+      </w:r>
+      <w:r>
+        <w:t xml:space="preserve"> </w:t>
+      </w:r>
+      <w:r>
+        <w:t xml:space="preserve">offer validation cost as the hypothesis fitting that pattern, untested against data</w:t>
+      </w:r>
+      <w:r>
+        <w:t xml:space="preserve"> </w:t>
+      </w:r>
+      <w:r>
+        <w:t xml:space="preserve">volume or scientific stakes. Synthesis, the rate-limiting step across families,</w:t>
+      </w:r>
+      <w:r>
+        <w:t xml:space="preserve"> </w:t>
+      </w:r>
+      <w:r>
+        <w:t xml:space="preserve">carries no AI-tagged paper in the seed and one in the merged corpus. The gap between</w:t>
       </w:r>
       <w:r>
         <w:t xml:space="preserve"> </w:t>
@@ -147,43 +182,37 @@
         <w:t xml:space="preserve"> </w:t>
       </w:r>
       <w:r>
-        <w:t xml:space="preserve">200 K at 200 GPa, while the one closed prediction-synthesis-measurement loop in the</w:t>
-      </w:r>
-      <w:r>
-        <w:t xml:space="preserve"> </w:t>
-      </w:r>
-      <w:r>
-        <w:t xml:space="preserve">recent literature delivered intermetallics between 2.5 and 6.5 K with no applied</w:t>
-      </w:r>
-      <w:r>
-        <w:t xml:space="preserve"> </w:t>
-      </w:r>
-      <w:r>
-        <w:t xml:space="preserve">pressure reported. We conclude that the</w:t>
-      </w:r>
-      <w:r>
-        <w:t xml:space="preserve"> </w:t>
-      </w:r>
-      <w:r>
-        <w:t xml:space="preserve">highest-value interventions are releasing labelled characterization data, building</w:t>
-      </w:r>
-      <w:r>
-        <w:t xml:space="preserve"> </w:t>
-      </w:r>
-      <w:r>
-        <w:t xml:space="preserve">a time-stamped benchmark of experimentally confirmed superconductors, and modelling</w:t>
-      </w:r>
-      <w:r>
-        <w:t xml:space="preserve"> </w:t>
-      </w:r>
-      <w:r>
-        <w:t xml:space="preserve">synthesizability rather than automating synthesis. Corpus, labels and scripts are</w:t>
-      </w:r>
-      <w:r>
-        <w:t xml:space="preserve"> </w:t>
-      </w:r>
-      <w:r>
-        <w:t xml:space="preserve">released.</w:t>
+        <w:t xml:space="preserve">200 K at 200 GPa, while the closed prediction-synthesis-measurement loops found here</w:t>
+      </w:r>
+      <w:r>
+        <w:t xml:space="preserve"> </w:t>
+      </w:r>
+      <w:r>
+        <w:t xml:space="preserve">delivered low-temperature intermetallics, 2.5 to 6.5 K at ambient pressure in the</w:t>
+      </w:r>
+      <w:r>
+        <w:t xml:space="preserve"> </w:t>
+      </w:r>
+      <w:r>
+        <w:t xml:space="preserve">more recent. We conclude that the highest-value interventions are releasing labelled</w:t>
+      </w:r>
+      <w:r>
+        <w:t xml:space="preserve"> </w:t>
+      </w:r>
+      <w:r>
+        <w:t xml:space="preserve">characterization data, building a time-stamped benchmark of experimentally confirmed</w:t>
+      </w:r>
+      <w:r>
+        <w:t xml:space="preserve"> </w:t>
+      </w:r>
+      <w:r>
+        <w:t xml:space="preserve">superconductors, and modelling synthesizability rather than automating synthesis.</w:t>
+      </w:r>
+      <w:r>
+        <w:t xml:space="preserve"> </w:t>
+      </w:r>
+      <w:r>
+        <w:t xml:space="preserve">Corpus, labels and scripts are released.</w:t>
       </w:r>
     </w:p>
     <w:bookmarkStart w:id="9" w:name="introduction"/>
@@ -191,6 +220,15 @@
       <w:pPr>
         <w:pStyle w:val="Heading1"/>
       </w:pPr>
+      <w:r>
+        <w:rPr>
+          <w:rStyle w:val="SectionNumber"/>
+        </w:rPr>
+        <w:t xml:space="preserve">1</w:t>
+      </w:r>
+      <w:r>
+        <w:tab/>
+      </w:r>
       <w:r>
         <w:t xml:space="preserve">Introduction</w:t>
       </w:r>
@@ -341,13 +379,13 @@
         <w:t xml:space="preserve"> </w:t>
       </w:r>
       <w:r>
-        <w:t xml:space="preserve">and then evaluate each cell of the resulting grid for what a machine-learning method</w:t>
-      </w:r>
-      <w:r>
-        <w:t xml:space="preserve"> </w:t>
-      </w:r>
-      <w:r>
-        <w:t xml:space="preserve">could contribute to it. The corpus is 10,249 records after off-topic filtering, and</w:t>
+        <w:t xml:space="preserve">and then evaluate the cells of the resulting grid for what a machine-learning method</w:t>
+      </w:r>
+      <w:r>
+        <w:t xml:space="preserve"> </w:t>
+      </w:r>
+      <w:r>
+        <w:t xml:space="preserve">could contribute to them. The corpus is 10,249 records after off-topic filtering, and</w:t>
       </w:r>
       <w:r>
         <w:t xml:space="preserve"> </w:t>
@@ -397,13 +435,13 @@
         <w:t xml:space="preserve"> </w:t>
       </w:r>
       <w:r>
-        <w:t xml:space="preserve">And the field’s actual bottleneck is the emptiest cell: synthesis, where the</w:t>
-      </w:r>
-      <w:r>
-        <w:t xml:space="preserve"> </w:t>
-      </w:r>
-      <w:r>
-        <w:t xml:space="preserve">corpus contains a single AI-tagged paper.</w:t>
+        <w:t xml:space="preserve">And the field’s actual bottleneck is the emptiest cell: synthesis, which carries no</w:t>
+      </w:r>
+      <w:r>
+        <w:t xml:space="preserve"> </w:t>
+      </w:r>
+      <w:r>
+        <w:t xml:space="preserve">AI-tagged paper in the systematic seed at all, and one in the merged corpus.</w:t>
       </w:r>
     </w:p>
     <w:p>
@@ -453,7 +491,7 @@
         <w:t xml:space="preserve"> </w:t>
       </w:r>
       <w:r>
-        <w:t xml:space="preserve">this field, critical literature included. Section 6 gives the readiness assessment and</w:t>
+        <w:t xml:space="preserve">this field, critical literature included. Section 6 gives the readiness assessment for 15 selected cells and</w:t>
       </w:r>
       <w:r>
         <w:t xml:space="preserve"> </w:t>
@@ -487,6 +525,15 @@
         <w:pStyle w:val="Heading1"/>
       </w:pPr>
       <w:r>
+        <w:rPr>
+          <w:rStyle w:val="SectionNumber"/>
+        </w:rPr>
+        <w:t xml:space="preserve">2</w:t>
+      </w:r>
+      <w:r>
+        <w:tab/>
+      </w:r>
+      <w:r>
         <w:t xml:space="preserve">Preliminaries and taxonomy</w:t>
       </w:r>
     </w:p>
@@ -495,6 +542,15 @@
       <w:pPr>
         <w:pStyle w:val="Heading2"/>
       </w:pPr>
+      <w:r>
+        <w:rPr>
+          <w:rStyle w:val="SectionNumber"/>
+        </w:rPr>
+        <w:t xml:space="preserve">2.1</w:t>
+      </w:r>
+      <w:r>
+        <w:tab/>
+      </w:r>
       <w:r>
         <w:t xml:space="preserve">Terms this field overloads</w:t>
       </w:r>
@@ -891,6 +947,15 @@
         <w:pStyle w:val="Heading2"/>
       </w:pPr>
       <w:r>
+        <w:rPr>
+          <w:rStyle w:val="SectionNumber"/>
+        </w:rPr>
+        <w:t xml:space="preserve">2.2</w:t>
+      </w:r>
+      <w:r>
+        <w:tab/>
+      </w:r>
+      <w:r>
         <w:t xml:space="preserve">The two axes</w:t>
       </w:r>
     </w:p>
@@ -1365,7 +1430,7 @@
         <w:t xml:space="preserve"> </w:t>
       </w:r>
       <w:r>
-        <w:t xml:space="preserve">along them. Section 6 evaluates each cell for what AI can currently do in it.</w:t>
+        <w:t xml:space="preserve">along them. Section 6 evaluates 15 selected cells for what AI can currently do in them.</w:t>
       </w:r>
     </w:p>
     <w:p>
@@ -1478,6 +1543,15 @@
         <w:pStyle w:val="Heading2"/>
       </w:pPr>
       <w:r>
+        <w:rPr>
+          <w:rStyle w:val="SectionNumber"/>
+        </w:rPr>
+        <w:t xml:space="preserve">2.3</w:t>
+      </w:r>
+      <w:r>
+        <w:tab/>
+      </w:r>
+      <w:r>
         <w:t xml:space="preserve">Positioning relative to existing surveys</w:t>
       </w:r>
     </w:p>
@@ -1742,7 +1816,7 @@
         <w:t xml:space="preserve"> </w:t>
       </w:r>
       <w:r>
-        <w:t xml:space="preserve">then asks of each cell what would have to be true for a machine-learning method to</w:t>
+        <w:t xml:space="preserve">then asks of the cells it scores what would have to be true for a machine-learning method to</w:t>
       </w:r>
       <w:r>
         <w:t xml:space="preserve"> </w:t>
@@ -1783,6 +1857,15 @@
         <w:pStyle w:val="Heading2"/>
       </w:pPr>
       <w:r>
+        <w:rPr>
+          <w:rStyle w:val="SectionNumber"/>
+        </w:rPr>
+        <w:t xml:space="preserve">2.4</w:t>
+      </w:r>
+      <w:r>
+        <w:tab/>
+      </w:r>
+      <w:r>
         <w:t xml:space="preserve">Corpus construction</w:t>
       </w:r>
     </w:p>
@@ -2032,7 +2115,19 @@
         <w:t xml:space="preserve"> </w:t>
       </w:r>
       <w:r>
-        <w:t xml:space="preserve">found inadequate. Agreement with a hand-labelled 150-record stratified sample:</w:t>
+        <w:t xml:space="preserve">found inadequate. The hand-labelled sample is 150 stratified records, of which four</w:t>
+      </w:r>
+      <w:r>
+        <w:t xml:space="preserve"> </w:t>
+      </w:r>
+      <w:r>
+        <w:t xml:space="preserve">were hand-marked as query bleed and carry no mode, so both agreement figures below are</w:t>
+      </w:r>
+      <w:r>
+        <w:t xml:space="preserve"> </w:t>
+      </w:r>
+      <w:r>
+        <w:t xml:space="preserve">scored on the remaining 146 – 126 of 146 on family, 127 of 146 on mode:</w:t>
       </w:r>
     </w:p>
     <w:tbl>
@@ -2184,13 +2279,31 @@
         <w:t xml:space="preserve"> </w:t>
       </w:r>
       <w:r>
-        <w:t xml:space="preserve">percentages carry roughly the information of the counts beside them and no claim in</w:t>
-      </w:r>
-      <w:r>
-        <w:t xml:space="preserve"> </w:t>
-      </w:r>
-      <w:r>
-        <w:t xml:space="preserve">this survey rests on them. The AI lens was validated separately against 120</w:t>
+        <w:t xml:space="preserve">percentages carry roughly the information of the counts beside them. One claim in this</w:t>
+      </w:r>
+      <w:r>
+        <w:t xml:space="preserve"> </w:t>
+      </w:r>
+      <w:r>
+        <w:t xml:space="preserve">survey does rest on them, and it should be read with that in mind: the near-absence of</w:t>
+      </w:r>
+      <w:r>
+        <w:t xml:space="preserve"> </w:t>
+      </w:r>
+      <w:r>
+        <w:t xml:space="preserve">AI-tagged synthesis work depends on both synthesis recall (64%) and AI recall (77%),</w:t>
+      </w:r>
+      <w:r>
+        <w:t xml:space="preserve"> </w:t>
+      </w:r>
+      <w:r>
+        <w:t xml:space="preserve">and both errors run in the direction of undercounting. The AI lens was validated</w:t>
+      </w:r>
+      <w:r>
+        <w:t xml:space="preserve"> </w:t>
+      </w:r>
+      <w:r>
+        <w:t xml:space="preserve">separately against 120</w:t>
       </w:r>
       <w:r>
         <w:t xml:space="preserve"> </w:t>
@@ -2655,10 +2768,6 @@
               <w:jc w:val="right"/>
             </w:pPr>
             <w:r>
-              <w:rPr>
-                <w:b/>
-                <w:bCs/>
-              </w:rPr>
               <w:t xml:space="preserve">1487</w:t>
             </w:r>
           </w:p>
@@ -2757,10 +2866,6 @@
               <w:jc w:val="right"/>
             </w:pPr>
             <w:r>
-              <w:rPr>
-                <w:b/>
-                <w:bCs/>
-              </w:rPr>
               <w:t xml:space="preserve">1001</w:t>
             </w:r>
           </w:p>
@@ -2859,10 +2964,6 @@
               <w:jc w:val="right"/>
             </w:pPr>
             <w:r>
-              <w:rPr>
-                <w:b/>
-                <w:bCs/>
-              </w:rPr>
               <w:t xml:space="preserve">489</w:t>
             </w:r>
           </w:p>
@@ -2961,10 +3062,6 @@
               <w:jc w:val="right"/>
             </w:pPr>
             <w:r>
-              <w:rPr>
-                <w:b/>
-                <w:bCs/>
-              </w:rPr>
               <w:t xml:space="preserve">628</w:t>
             </w:r>
           </w:p>
@@ -3063,10 +3160,6 @@
               <w:jc w:val="right"/>
             </w:pPr>
             <w:r>
-              <w:rPr>
-                <w:b/>
-                <w:bCs/>
-              </w:rPr>
               <w:t xml:space="preserve">678</w:t>
             </w:r>
           </w:p>
@@ -3165,10 +3258,6 @@
               <w:jc w:val="right"/>
             </w:pPr>
             <w:r>
-              <w:rPr>
-                <w:b/>
-                <w:bCs/>
-              </w:rPr>
               <w:t xml:space="preserve">1329</w:t>
             </w:r>
           </w:p>
@@ -3267,10 +3356,6 @@
               <w:jc w:val="right"/>
             </w:pPr>
             <w:r>
-              <w:rPr>
-                <w:b/>
-                <w:bCs/>
-              </w:rPr>
               <w:t xml:space="preserve">1244</w:t>
             </w:r>
           </w:p>
@@ -3369,10 +3454,6 @@
               <w:jc w:val="right"/>
             </w:pPr>
             <w:r>
-              <w:rPr>
-                <w:b/>
-                <w:bCs/>
-              </w:rPr>
               <w:t xml:space="preserve">1332</w:t>
             </w:r>
           </w:p>
@@ -3471,10 +3552,6 @@
               <w:jc w:val="right"/>
             </w:pPr>
             <w:r>
-              <w:rPr>
-                <w:b/>
-                <w:bCs/>
-              </w:rPr>
               <w:t xml:space="preserve">1861</w:t>
             </w:r>
           </w:p>
@@ -3501,10 +3578,6 @@
               <w:jc w:val="left"/>
             </w:pPr>
             <w:r>
-              <w:rPr>
-                <w:b/>
-                <w:bCs/>
-              </w:rPr>
               <w:t xml:space="preserve">Total</w:t>
             </w:r>
           </w:p>
@@ -3517,10 +3590,6 @@
               <w:jc w:val="right"/>
             </w:pPr>
             <w:r>
-              <w:rPr>
-                <w:b/>
-                <w:bCs/>
-              </w:rPr>
               <w:t xml:space="preserve">5146</w:t>
             </w:r>
           </w:p>
@@ -3533,10 +3602,6 @@
               <w:jc w:val="right"/>
             </w:pPr>
             <w:r>
-              <w:rPr>
-                <w:b/>
-                <w:bCs/>
-              </w:rPr>
               <w:t xml:space="preserve">530</w:t>
             </w:r>
           </w:p>
@@ -3549,10 +3614,6 @@
               <w:jc w:val="right"/>
             </w:pPr>
             <w:r>
-              <w:rPr>
-                <w:b/>
-                <w:bCs/>
-              </w:rPr>
               <w:t xml:space="preserve">396</w:t>
             </w:r>
           </w:p>
@@ -3565,10 +3626,6 @@
               <w:jc w:val="right"/>
             </w:pPr>
             <w:r>
-              <w:rPr>
-                <w:b/>
-                <w:bCs/>
-              </w:rPr>
               <w:t xml:space="preserve">667</w:t>
             </w:r>
           </w:p>
@@ -3581,10 +3638,6 @@
               <w:jc w:val="right"/>
             </w:pPr>
             <w:r>
-              <w:rPr>
-                <w:b/>
-                <w:bCs/>
-              </w:rPr>
               <w:t xml:space="preserve">3310</w:t>
             </w:r>
           </w:p>
@@ -3597,10 +3650,6 @@
               <w:jc w:val="right"/>
             </w:pPr>
             <w:r>
-              <w:rPr>
-                <w:b/>
-                <w:bCs/>
-              </w:rPr>
               <w:t xml:space="preserve">10049</w:t>
             </w:r>
           </w:p>
@@ -3613,10 +3662,6 @@
               <w:jc w:val="right"/>
             </w:pPr>
             <w:r>
-              <w:rPr>
-                <w:b/>
-                <w:bCs/>
-              </w:rPr>
               <w:t xml:space="preserve">200</w:t>
             </w:r>
           </w:p>
@@ -3785,6 +3830,15 @@
         <w:pStyle w:val="Heading1"/>
       </w:pPr>
       <w:r>
+        <w:rPr>
+          <w:rStyle w:val="SectionNumber"/>
+        </w:rPr>
+        <w:t xml:space="preserve">3</w:t>
+      </w:r>
+      <w:r>
+        <w:tab/>
+      </w:r>
+      <w:r>
         <w:t xml:space="preserve">Material families</w:t>
       </w:r>
     </w:p>
@@ -3911,6 +3965,15 @@
         <w:pStyle w:val="Heading2"/>
       </w:pPr>
       <w:r>
+        <w:rPr>
+          <w:rStyle w:val="SectionNumber"/>
+        </w:rPr>
+        <w:t xml:space="preserve">3.1</w:t>
+      </w:r>
+      <w:r>
+        <w:tab/>
+      </w:r>
+      <w:r>
         <w:t xml:space="preserve">Nickelates: the fast-moving family</w:t>
       </w:r>
     </w:p>
@@ -4573,6 +4636,15 @@
         <w:pStyle w:val="Heading2"/>
       </w:pPr>
       <w:r>
+        <w:rPr>
+          <w:rStyle w:val="SectionNumber"/>
+        </w:rPr>
+        <w:t xml:space="preserve">3.2</w:t>
+      </w:r>
+      <w:r>
+        <w:tab/>
+      </w:r>
+      <w:r>
         <w:t xml:space="preserve">Conventional superconductors and hydrides: prediction that outruns measurement</w:t>
       </w:r>
     </w:p>
@@ -5037,6 +5109,15 @@
       <w:pPr>
         <w:pStyle w:val="Heading2"/>
       </w:pPr>
+      <w:r>
+        <w:rPr>
+          <w:rStyle w:val="SectionNumber"/>
+        </w:rPr>
+        <w:t xml:space="preserve">3.3</w:t>
+      </w:r>
+      <w:r>
+        <w:tab/>
+      </w:r>
       <w:r>
         <w:t xml:space="preserve">Cuprates: mature physics, and a cautionary spike</w:t>
       </w:r>
@@ -5184,13 +5265,67 @@
         <w:t xml:space="preserve"> </w:t>
       </w:r>
       <w:r>
-        <w:t xml:space="preserve">defensible chemically and wrong physically. The episode is visible in Figure 3a as a</w:t>
-      </w:r>
-      <w:r>
-        <w:t xml:space="preserve"> </w:t>
-      </w:r>
-      <w:r>
-        <w:t xml:space="preserve">sharp cuprate spike in 2023Q3, and it resolved quickly: phase-pure single crystals</w:t>
+        <w:t xml:space="preserve">defensible chemically and wrong physically. It is worth quantifying rather than</w:t>
+      </w:r>
+      <w:r>
+        <w:t xml:space="preserve"> </w:t>
+      </w:r>
+      <w:r>
+        <w:t xml:space="preserve">merely noting: 51 of the family’s 1,001 seed records mention LK-99 or the lead</w:t>
+      </w:r>
+      <w:r>
+        <w:t xml:space="preserve"> </w:t>
+      </w:r>
+      <w:r>
+        <w:t xml:space="preserve">apatite, and 41 of them fall in 2023Q3, which is 39% of that quarter’s 105 cuprate</w:t>
+      </w:r>
+      <w:r>
+        <w:t xml:space="preserve"> </w:t>
+      </w:r>
+      <w:r>
+        <w:t xml:space="preserve">records. The cuprate row of Table 1 is inflated by that much. The growth figure on the</w:t>
+      </w:r>
+      <w:r>
+        <w:t xml:space="preserve"> </w:t>
+      </w:r>
+      <w:r>
+        <w:t xml:space="preserve">cuprate panel of Figure 3a is not: the burst sits mid-window and misses both endpoint</w:t>
+      </w:r>
+      <w:r>
+        <w:t xml:space="preserve"> </w:t>
+      </w:r>
+      <w:r>
+        <w:t xml:space="preserve">windows, so the family’s +19% is unchanged when the 51 rows are removed. No other</w:t>
+      </w:r>
+      <w:r>
+        <w:t xml:space="preserve"> </w:t>
+      </w:r>
+      <w:r>
+        <w:t xml:space="preserve">family is measurably affected. We report the labels as the released classifier</w:t>
+      </w:r>
+      <w:r>
+        <w:t xml:space="preserve"> </w:t>
+      </w:r>
+      <w:r>
+        <w:t xml:space="preserve">produced them rather than patching them afterwards, because the agreement figures in</w:t>
+      </w:r>
+      <w:r>
+        <w:t xml:space="preserve"> </w:t>
+      </w:r>
+      <w:r>
+        <w:t xml:space="preserve">Section 2 are scored against that same label file; a reader who wants the corrected</w:t>
+      </w:r>
+      <w:r>
+        <w:t xml:space="preserve"> </w:t>
+      </w:r>
+      <w:r>
+        <w:t xml:space="preserve">cuprate series can drop those 51 rows. The</w:t>
+      </w:r>
+      <w:r>
+        <w:t xml:space="preserve"> </w:t>
+      </w:r>
+      <w:r>
+        <w:t xml:space="preserve">episode is visible in Figure 3a as a sharp cuprate spike in 2023Q3, and it resolved quickly: phase-pure single crystals</w:t>
       </w:r>
       <w:r>
         <w:t xml:space="preserve"> </w:t>
@@ -5287,6 +5422,15 @@
       <w:pPr>
         <w:pStyle w:val="Heading2"/>
       </w:pPr>
+      <w:r>
+        <w:rPr>
+          <w:rStyle w:val="SectionNumber"/>
+        </w:rPr>
+        <w:t xml:space="preserve">3.4</w:t>
+      </w:r>
+      <w:r>
+        <w:tab/>
+      </w:r>
       <w:r>
         <w:t xml:space="preserve">Iron-based superconductors: consolidation</w:t>
       </w:r>
@@ -5567,6 +5711,15 @@
         <w:pStyle w:val="Heading2"/>
       </w:pPr>
       <w:r>
+        <w:rPr>
+          <w:rStyle w:val="SectionNumber"/>
+        </w:rPr>
+        <w:t xml:space="preserve">3.5</w:t>
+      </w:r>
+      <w:r>
+        <w:tab/>
+      </w:r>
+      <w:r>
         <w:t xml:space="preserve">Two-dimensional, interface and moiré systems</w:t>
       </w:r>
     </w:p>
@@ -5575,7 +5728,13 @@
         <w:pStyle w:val="FirstParagraph"/>
       </w:pPr>
       <w:r>
-        <w:t xml:space="preserve">This family (1,329 seed records) is the corpus’s second-largest and its most</w:t>
+        <w:t xml:space="preserve">This family (1,329 seed records) is the second-largest named material family, after</w:t>
+      </w:r>
+      <w:r>
+        <w:t xml:space="preserve"> </w:t>
+      </w:r>
+      <w:r>
+        <w:t xml:space="preserve">conventional systems, and the corpus’s most</w:t>
       </w:r>
       <w:r>
         <w:t xml:space="preserve"> </w:t>
@@ -5986,6 +6145,15 @@
         <w:pStyle w:val="Heading2"/>
       </w:pPr>
       <w:r>
+        <w:rPr>
+          <w:rStyle w:val="SectionNumber"/>
+        </w:rPr>
+        <w:t xml:space="preserve">3.6</w:t>
+      </w:r>
+      <w:r>
+        <w:tab/>
+      </w:r>
+      <w:r>
         <w:t xml:space="preserve">Topological superconductivity</w:t>
       </w:r>
     </w:p>
@@ -6138,6 +6306,15 @@
       <w:pPr>
         <w:pStyle w:val="Heading2"/>
       </w:pPr>
+      <w:r>
+        <w:rPr>
+          <w:rStyle w:val="SectionNumber"/>
+        </w:rPr>
+        <w:t xml:space="preserve">3.7</w:t>
+      </w:r>
+      <w:r>
+        <w:tab/>
+      </w:r>
       <w:r>
         <w:t xml:space="preserve">Other unconventional systems</w:t>
       </w:r>
@@ -6362,6 +6539,15 @@
         <w:pStyle w:val="Heading2"/>
       </w:pPr>
       <w:r>
+        <w:rPr>
+          <w:rStyle w:val="SectionNumber"/>
+        </w:rPr>
+        <w:t xml:space="preserve">3.8</w:t>
+      </w:r>
+      <w:r>
+        <w:tab/>
+      </w:r>
+      <w:r>
         <w:t xml:space="preserve">Devices and applications</w:t>
       </w:r>
     </w:p>
@@ -6554,6 +6740,15 @@
         <w:pStyle w:val="Heading2"/>
       </w:pPr>
       <w:r>
+        <w:rPr>
+          <w:rStyle w:val="SectionNumber"/>
+        </w:rPr>
+        <w:t xml:space="preserve">3.9</w:t>
+      </w:r>
+      <w:r>
+        <w:tab/>
+      </w:r>
+      <w:r>
         <w:t xml:space="preserve">Material-agnostic theory and method</w:t>
       </w:r>
     </w:p>
@@ -6749,6 +6944,15 @@
       <w:pPr>
         <w:pStyle w:val="Heading2"/>
       </w:pPr>
+      <w:r>
+        <w:rPr>
+          <w:rStyle w:val="SectionNumber"/>
+        </w:rPr>
+        <w:t xml:space="preserve">3.10</w:t>
+      </w:r>
+      <w:r>
+        <w:tab/>
+      </w:r>
       <w:r>
         <w:t xml:space="preserve">Assessment</w:t>
       </w:r>
@@ -6848,6 +7052,15 @@
         <w:pStyle w:val="Heading1"/>
       </w:pPr>
       <w:r>
+        <w:rPr>
+          <w:rStyle w:val="SectionNumber"/>
+        </w:rPr>
+        <w:t xml:space="preserve">4</w:t>
+      </w:r>
+      <w:r>
+        <w:tab/>
+      </w:r>
+      <w:r>
         <w:t xml:space="preserve">Modes of inquiry and their data infrastructure</w:t>
       </w:r>
     </w:p>
@@ -6882,6 +7095,15 @@
       <w:pPr>
         <w:pStyle w:val="Heading2"/>
       </w:pPr>
+      <w:r>
+        <w:rPr>
+          <w:rStyle w:val="SectionNumber"/>
+        </w:rPr>
+        <w:t xml:space="preserve">4.1</w:t>
+      </w:r>
+      <w:r>
+        <w:tab/>
+      </w:r>
       <w:r>
         <w:t xml:space="preserve">Theory: 5,146 records, no target quantity</w:t>
       </w:r>
@@ -6951,19 +7173,49 @@
         <w:t xml:space="preserve"> </w:t>
       </w:r>
       <w:r>
-        <w:t xml:space="preserve">(Section 5) and nothing else in the AI literature does. The distinction matters for</w:t>
-      </w:r>
-      <w:r>
-        <w:t xml:space="preserve"> </w:t>
-      </w:r>
-      <w:r>
-        <w:t xml:space="preserve">Section 6: theory is not one cell for AI purposes but two, and only the computational</w:t>
-      </w:r>
-      <w:r>
-        <w:t xml:space="preserve"> </w:t>
-      </w:r>
-      <w:r>
-        <w:t xml:space="preserve">half is addressable today.</w:t>
+        <w:t xml:space="preserve">(Section 5). They are not the only AI work filed under it: of the 124 AI-tagged theory</w:t>
+      </w:r>
+      <w:r>
+        <w:t xml:space="preserve"> </w:t>
+      </w:r>
+      <w:r>
+        <w:t xml:space="preserve">records in the merged corpus of Figure 4, 40 are neural quantum states and the remaining 84 are surrogate</w:t>
+      </w:r>
+      <w:r>
+        <w:t xml:space="preserve"> </w:t>
+      </w:r>
+      <w:r>
+        <w:t xml:space="preserve">or regression models (67), graph networks and machine-learned potentials (8),</w:t>
+      </w:r>
+      <w:r>
+        <w:t xml:space="preserve"> </w:t>
+      </w:r>
+      <w:r>
+        <w:t xml:space="preserve">generative models (5) and language-model or agent work (4). What distinguishes the</w:t>
+      </w:r>
+      <w:r>
+        <w:t xml:space="preserve"> </w:t>
+      </w:r>
+      <w:r>
+        <w:t xml:space="preserve">neural-quantum-state thread is not that it is alone in the mode but that its output is</w:t>
+      </w:r>
+      <w:r>
+        <w:t xml:space="preserve"> </w:t>
+      </w:r>
+      <w:r>
+        <w:t xml:space="preserve">checkable inside the mode, against other solvers on the same Hamiltonian. The</w:t>
+      </w:r>
+      <w:r>
+        <w:t xml:space="preserve"> </w:t>
+      </w:r>
+      <w:r>
+        <w:t xml:space="preserve">distinction matters for Section 6: theory is not one cell for AI purposes but two, and</w:t>
+      </w:r>
+      <w:r>
+        <w:t xml:space="preserve"> </w:t>
+      </w:r>
+      <w:r>
+        <w:t xml:space="preserve">only the computational half is addressable today.</w:t>
       </w:r>
     </w:p>
     <w:bookmarkEnd w:id="35"/>
@@ -6972,6 +7224,15 @@
       <w:pPr>
         <w:pStyle w:val="Heading2"/>
       </w:pPr>
+      <w:r>
+        <w:rPr>
+          <w:rStyle w:val="SectionNumber"/>
+        </w:rPr>
+        <w:t xml:space="preserve">4.2</w:t>
+      </w:r>
+      <w:r>
+        <w:tab/>
+      </w:r>
       <w:r>
         <w:t xml:space="preserve">Ab initio: 530 records, the field’s one mature pipeline</w:t>
       </w:r>
@@ -7203,6 +7464,15 @@
         <w:pStyle w:val="Heading2"/>
       </w:pPr>
       <w:r>
+        <w:rPr>
+          <w:rStyle w:val="SectionNumber"/>
+        </w:rPr>
+        <w:t xml:space="preserve">4.3</w:t>
+      </w:r>
+      <w:r>
+        <w:tab/>
+      </w:r>
+      <w:r>
         <w:t xml:space="preserve">Discovery: 396 records, and an ambiguity that matters</w:t>
       </w:r>
     </w:p>
@@ -7611,6 +7881,15 @@
         <w:pStyle w:val="Heading2"/>
       </w:pPr>
       <w:r>
+        <w:rPr>
+          <w:rStyle w:val="SectionNumber"/>
+        </w:rPr>
+        <w:t xml:space="preserve">4.4</w:t>
+      </w:r>
+      <w:r>
+        <w:tab/>
+      </w:r>
+      <w:r>
         <w:t xml:space="preserve">Synthesis: 667 records, and almost no machine-readable trace</w:t>
       </w:r>
     </w:p>
@@ -7732,19 +8011,31 @@
         <w:pStyle w:val="BodyText"/>
       </w:pPr>
       <w:r>
-        <w:t xml:space="preserve">The corpus’s own signature is stark: one AI-tagged synthesis paper. Section 6</w:t>
-      </w:r>
-      <w:r>
-        <w:t xml:space="preserve"> </w:t>
-      </w:r>
-      <w:r>
-        <w:t xml:space="preserve">argues that the tractable target here is not automating synthesis but predicting</w:t>
-      </w:r>
-      <w:r>
-        <w:t xml:space="preserve"> </w:t>
-      </w:r>
-      <w:r>
-        <w:t xml:space="preserve">synthesizability.</w:t>
+        <w:t xml:space="preserve">The corpus’s own signature is stark. The systematic seed contains no AI-tagged</w:t>
+      </w:r>
+      <w:r>
+        <w:t xml:space="preserve"> </w:t>
+      </w:r>
+      <w:r>
+        <w:t xml:space="preserve">synthesis paper at all; the single one in the merged corpus arrived through the</w:t>
+      </w:r>
+      <w:r>
+        <w:t xml:space="preserve"> </w:t>
+      </w:r>
+      <w:r>
+        <w:t xml:space="preserve">targeted supplement, and it is a language agent bringing up a 112-qubit processor</w:t>
+      </w:r>
+      <w:r>
+        <w:t xml:space="preserve"> </w:t>
+      </w:r>
+      <w:r>
+        <w:t xml:space="preserve">rather than a materials synthesis. Section 6 argues that the tractable target here is</w:t>
+      </w:r>
+      <w:r>
+        <w:t xml:space="preserve"> </w:t>
+      </w:r>
+      <w:r>
+        <w:t xml:space="preserve">not automating synthesis but predicting synthesizability.</w:t>
       </w:r>
     </w:p>
     <w:bookmarkEnd w:id="38"/>
@@ -7754,6 +8045,15 @@
         <w:pStyle w:val="Heading2"/>
       </w:pPr>
       <w:r>
+        <w:rPr>
+          <w:rStyle w:val="SectionNumber"/>
+        </w:rPr>
+        <w:t xml:space="preserve">4.5</w:t>
+      </w:r>
+      <w:r>
+        <w:tab/>
+      </w:r>
+      <w:r>
         <w:t xml:space="preserve">Characterization: 3,310 records, abundant data in unusable form</w:t>
       </w:r>
     </w:p>
@@ -7889,6 +8189,15 @@
       <w:pPr>
         <w:pStyle w:val="Heading2"/>
       </w:pPr>
+      <w:r>
+        <w:rPr>
+          <w:rStyle w:val="SectionNumber"/>
+        </w:rPr>
+        <w:t xml:space="preserve">4.6</w:t>
+      </w:r>
+      <w:r>
+        <w:tab/>
+      </w:r>
       <w:r>
         <w:t xml:space="preserve">Assessment</w:t>
       </w:r>
@@ -7951,6 +8260,15 @@
         <w:pStyle w:val="Heading1"/>
       </w:pPr>
       <w:r>
+        <w:rPr>
+          <w:rStyle w:val="SectionNumber"/>
+        </w:rPr>
+        <w:t xml:space="preserve">5</w:t>
+      </w:r>
+      <w:r>
+        <w:tab/>
+      </w:r>
+      <w:r>
         <w:t xml:space="preserve">What AI has actually done in superconductivity</w:t>
       </w:r>
     </w:p>
@@ -7960,6 +8278,15 @@
         <w:pStyle w:val="Heading2"/>
       </w:pPr>
       <w:r>
+        <w:rPr>
+          <w:rStyle w:val="SectionNumber"/>
+        </w:rPr>
+        <w:t xml:space="preserve">5.1</w:t>
+      </w:r>
+      <w:r>
+        <w:tab/>
+      </w:r>
+      <w:r>
         <w:t xml:space="preserve">How rare it still is</w:t>
       </w:r>
     </w:p>
@@ -7980,13 +8307,25 @@
         <w:t xml:space="preserve"> </w:t>
       </w:r>
       <w:r>
-        <w:t xml:space="preserve">use a machine-learning method in their own work: 1.2%. The count grows across the four complete</w:t>
-      </w:r>
-      <w:r>
-        <w:t xml:space="preserve"> </w:t>
-      </w:r>
-      <w:r>
-        <w:t xml:space="preserve">calendar years in the window – 13 in 2022, 19 in 2023, 22 in 2024, 38 in 2025 – but</w:t>
+        <w:t xml:space="preserve">use a machine-learning method in their own work: 1.2%. The count grows across the four</w:t>
+      </w:r>
+      <w:r>
+        <w:t xml:space="preserve"> </w:t>
+      </w:r>
+      <w:r>
+        <w:t xml:space="preserve">complete calendar years in the window – 13 in 2022, 19 in 2023, 22 in 2024, 38 in</w:t>
+      </w:r>
+      <w:r>
+        <w:t xml:space="preserve"> </w:t>
+      </w:r>
+      <w:r>
+        <w:t xml:space="preserve">2025, which is 92 of the 120; the remaining 28 fall in the two partial years, September</w:t>
+      </w:r>
+      <w:r>
+        <w:t xml:space="preserve"> </w:t>
+      </w:r>
+      <w:r>
+        <w:t xml:space="preserve">to December 2021 and January to September 2026 – but</w:t>
       </w:r>
       <w:r>
         <w:t xml:space="preserve"> </w:t>
@@ -8080,13 +8419,31 @@
         <w:t xml:space="preserve"> </w:t>
       </w:r>
       <w:r>
-        <w:t xml:space="preserve">synthesis. Machine learning in this field is something that happens to a</w:t>
-      </w:r>
-      <w:r>
-        <w:t xml:space="preserve"> </w:t>
-      </w:r>
-      <w:r>
-        <w:t xml:space="preserve">calculation or to a dataset, almost never to a furnace.</w:t>
+        <w:t xml:space="preserve">synthesis. The seed alone, which is the part that can carry a rate, gives 55</w:t>
+      </w:r>
+      <w:r>
+        <w:t xml:space="preserve"> </w:t>
+      </w:r>
+      <w:r>
+        <w:t xml:space="preserve">discovery, 46 theory, 10 characterization, 9 ab initio and no synthesis; the</w:t>
+      </w:r>
+      <w:r>
+        <w:t xml:space="preserve"> </w:t>
+      </w:r>
+      <w:r>
+        <w:t xml:space="preserve">supplement’s keyword threads are what pull theory to the top of the merged count.</w:t>
+      </w:r>
+      <w:r>
+        <w:t xml:space="preserve"> </w:t>
+      </w:r>
+      <w:r>
+        <w:t xml:space="preserve">Either way, machine learning in this field is something that happens to a calculation</w:t>
+      </w:r>
+      <w:r>
+        <w:t xml:space="preserve"> </w:t>
+      </w:r>
+      <w:r>
+        <w:t xml:space="preserve">or to a dataset, almost never to a furnace.</w:t>
       </w:r>
     </w:p>
     <w:p>
@@ -8098,7 +8455,7 @@
           <wp:inline>
             <wp:extent cx="5334000" cy="2797200"/>
             <wp:effectExtent b="0" l="0" r="0" t="0"/>
-            <wp:docPr descr="Figure 4: AI-method usage by mode of inquiry across the working corpus. Synthesis carries a single record." title="" id="43" name="Picture"/>
+            <wp:docPr descr="Figure 4: AI-method usage by mode of inquiry across the working corpus. Synthesis carries a single record, and it comes from the supplement: the systematic seed has none. The figure combines 120 seed records with 133 from the targeted supplement, so 53% of it was retrieved by keyword rather than sampled systematically. It therefore describes the AI-for-superconductivity literature this survey assembled, not an adoption rate; the rate is the seed-only 1.2% quoted above." title="" id="43" name="Picture"/>
             <a:graphic>
               <a:graphicData uri="http://schemas.openxmlformats.org/drawingml/2006/picture">
                 <pic:pic>
@@ -8147,7 +8504,37 @@
         <w:t xml:space="preserve"> </w:t>
       </w:r>
       <w:r>
-        <w:t xml:space="preserve">carries a single record.</w:t>
+        <w:t xml:space="preserve">carries a single record, and it comes from the supplement: the systematic seed has</w:t>
+      </w:r>
+      <w:r>
+        <w:t xml:space="preserve"> </w:t>
+      </w:r>
+      <w:r>
+        <w:t xml:space="preserve">none. The figure combines 120 seed records with 133 from the targeted supplement, so</w:t>
+      </w:r>
+      <w:r>
+        <w:t xml:space="preserve"> </w:t>
+      </w:r>
+      <w:r>
+        <w:t xml:space="preserve">53% of it was retrieved by keyword rather than sampled systematically. It therefore</w:t>
+      </w:r>
+      <w:r>
+        <w:t xml:space="preserve"> </w:t>
+      </w:r>
+      <w:r>
+        <w:t xml:space="preserve">describes the AI-for-superconductivity literature this survey assembled, not an</w:t>
+      </w:r>
+      <w:r>
+        <w:t xml:space="preserve"> </w:t>
+      </w:r>
+      <w:r>
+        <w:t xml:space="preserve">adoption rate; the rate is the seed-only 1.2% quoted</w:t>
+      </w:r>
+      <w:r>
+        <w:t xml:space="preserve"> </w:t>
+      </w:r>
+      <w:r>
+        <w:t xml:space="preserve">above.</w:t>
       </w:r>
     </w:p>
     <w:bookmarkEnd w:id="45"/>
@@ -8156,6 +8543,15 @@
       <w:pPr>
         <w:pStyle w:val="Heading2"/>
       </w:pPr>
+      <w:r>
+        <w:rPr>
+          <w:rStyle w:val="SectionNumber"/>
+        </w:rPr>
+        <w:t xml:space="preserve">5.2</w:t>
+      </w:r>
+      <w:r>
+        <w:tab/>
+      </w:r>
       <w:r>
         <w:t xml:space="preserve">Predicting</w:t>
       </w:r>
@@ -8552,6 +8948,15 @@
         <w:pStyle w:val="Heading2"/>
       </w:pPr>
       <w:r>
+        <w:rPr>
+          <w:rStyle w:val="SectionNumber"/>
+        </w:rPr>
+        <w:t xml:space="preserve">5.3</w:t>
+      </w:r>
+      <w:r>
+        <w:tab/>
+      </w:r>
+      <w:r>
         <w:t xml:space="preserve">Generative and language-model approaches</w:t>
       </w:r>
     </w:p>
@@ -9182,19 +9587,13 @@
         <w:t xml:space="preserve"> </w:t>
       </w:r>
       <w:r>
-        <w:t xml:space="preserve">temperatures are low, and that is the point worth holding onto. The one clearly</w:t>
-      </w:r>
-      <w:r>
-        <w:t xml:space="preserve"> </w:t>
-      </w:r>
-      <w:r>
-        <w:t xml:space="preserve">closed loop in the recent literature closed on compounds an order of magnitude below</w:t>
-      </w:r>
-      <w:r>
-        <w:t xml:space="preserve"> </w:t>
-      </w:r>
-      <w:r>
-        <w:t xml:space="preserve">the temperatures the screening papers advertise.</w:t>
+        <w:t xml:space="preserve">temperatures are low, and that is the point worth holding onto. The loop closed on</w:t>
+      </w:r>
+      <w:r>
+        <w:t xml:space="preserve"> </w:t>
+      </w:r>
+      <w:r>
+        <w:t xml:space="preserve">compounds an order of magnitude below the temperatures the screening papers advertise.</w:t>
       </w:r>
     </w:p>
     <w:p>
@@ -9202,25 +9601,25 @@
         <w:pStyle w:val="BodyText"/>
       </w:pPr>
       <w:r>
-        <w:t xml:space="preserve">The earlier closed-loop demonstration is worth reading alongside it. Four cycles of</w:t>
-      </w:r>
-      <w:r>
-        <w:t xml:space="preserve"> </w:t>
-      </w:r>
-      <w:r>
-        <w:t xml:space="preserve">prediction, experimental test and retraining more than doubled the success rate of</w:t>
-      </w:r>
-      <w:r>
-        <w:t xml:space="preserve"> </w:t>
-      </w:r>
-      <w:r>
-        <w:t xml:space="preserve">superconductor discovery, found a new superconductor in the Zr-In-Ni system, and</w:t>
-      </w:r>
-      <w:r>
-        <w:t xml:space="preserve"> </w:t>
-      </w:r>
-      <w:r>
-        <w:t xml:space="preserve">recovered five superconductors absent from the training data</w:t>
+        <w:t xml:space="preserve">It is not the only closed loop in the window. Four cycles of prediction, experimental</w:t>
+      </w:r>
+      <w:r>
+        <w:t xml:space="preserve"> </w:t>
+      </w:r>
+      <w:r>
+        <w:t xml:space="preserve">test and retraining more than doubled the success rate of superconductor discovery,</w:t>
+      </w:r>
+      <w:r>
+        <w:t xml:space="preserve"> </w:t>
+      </w:r>
+      <w:r>
+        <w:t xml:space="preserve">found a new superconductor in the Zr-In-Ni system, and recovered five superconductors</w:t>
+      </w:r>
+      <w:r>
+        <w:t xml:space="preserve"> </w:t>
+      </w:r>
+      <w:r>
+        <w:t xml:space="preserve">absent from the training data</w:t>
       </w:r>
       <w:r>
         <w:t xml:space="preserve"> </w:t>
@@ -9240,13 +9639,43 @@
         <w:t xml:space="preserve">)</w:t>
       </w:r>
       <w:r>
-        <w:t xml:space="preserve">. Its</w:t>
-      </w:r>
-      <w:r>
-        <w:t xml:space="preserve"> </w:t>
-      </w:r>
-      <w:r>
-        <w:t xml:space="preserve">lesson is about feedback rather than about model class.</w:t>
+        <w:t xml:space="preserve">. That work satisfies all three parts</w:t>
+      </w:r>
+      <w:r>
+        <w:t xml:space="preserve"> </w:t>
+      </w:r>
+      <w:r>
+        <w:t xml:space="preserve">of this survey’s definition of an AI-found superconductor, and it does the one thing</w:t>
+      </w:r>
+      <w:r>
+        <w:t xml:space="preserve"> </w:t>
+      </w:r>
+      <w:r>
+        <w:t xml:space="preserve">the more recent case does not, which is feed the measurement back into the model. We</w:t>
+      </w:r>
+      <w:r>
+        <w:t xml:space="preserve"> </w:t>
+      </w:r>
+      <w:r>
+        <w:t xml:space="preserve">therefore do not claim these two are the only such loops in the field: they are the</w:t>
+      </w:r>
+      <w:r>
+        <w:t xml:space="preserve"> </w:t>
+      </w:r>
+      <w:r>
+        <w:t xml:space="preserve">ones this corpus surfaced, and no exhaustive search for closed loops was attempted.</w:t>
+      </w:r>
+      <w:r>
+        <w:t xml:space="preserve"> </w:t>
+      </w:r>
+      <w:r>
+        <w:t xml:space="preserve">What both share is the regime they closed in – low-temperature intermetallics at</w:t>
+      </w:r>
+      <w:r>
+        <w:t xml:space="preserve"> </w:t>
+      </w:r>
+      <w:r>
+        <w:t xml:space="preserve">ambient pressure, where the synthesis is routine.</w:t>
       </w:r>
     </w:p>
     <w:bookmarkEnd w:id="47"/>
@@ -9255,6 +9684,15 @@
       <w:pPr>
         <w:pStyle w:val="Heading2"/>
       </w:pPr>
+      <w:r>
+        <w:rPr>
+          <w:rStyle w:val="SectionNumber"/>
+        </w:rPr>
+        <w:t xml:space="preserve">5.4</w:t>
+      </w:r>
+      <w:r>
+        <w:tab/>
+      </w:r>
       <w:r>
         <w:t xml:space="preserve">Neural quantum states and the theory side</w:t>
       </w:r>
@@ -9458,6 +9896,15 @@
         <w:pStyle w:val="Heading2"/>
       </w:pPr>
       <w:r>
+        <w:rPr>
+          <w:rStyle w:val="SectionNumber"/>
+        </w:rPr>
+        <w:t xml:space="preserve">5.5</w:t>
+      </w:r>
+      <w:r>
+        <w:tab/>
+      </w:r>
+      <w:r>
         <w:t xml:space="preserve">Characterization: the quiet, working case</w:t>
       </w:r>
     </w:p>
@@ -9592,6 +10039,15 @@
         <w:pStyle w:val="Heading2"/>
       </w:pPr>
       <w:r>
+        <w:rPr>
+          <w:rStyle w:val="SectionNumber"/>
+        </w:rPr>
+        <w:t xml:space="preserve">5.6</w:t>
+      </w:r>
+      <w:r>
+        <w:tab/>
+      </w:r>
+      <w:r>
         <w:t xml:space="preserve">The critical literature</w:t>
       </w:r>
     </w:p>
@@ -9691,13 +10147,19 @@
         <w:t xml:space="preserve"> </w:t>
       </w:r>
       <w:r>
-        <w:t xml:space="preserve">concerns autonomous synthesis. Taking the A-Lab report of 43 autonomously discovered</w:t>
-      </w:r>
-      <w:r>
-        <w:t xml:space="preserve"> </w:t>
-      </w:r>
-      <w:r>
-        <w:t xml:space="preserve">novel materials</w:t>
+        <w:t xml:space="preserve">concerns autonomous synthesis. The A-Lab report is usually cited for a single number,</w:t>
+      </w:r>
+      <w:r>
+        <w:t xml:space="preserve"> </w:t>
+      </w:r>
+      <w:r>
+        <w:t xml:space="preserve">and the number needs care: 41 of 58 targets were realised autonomously over 17 days of</w:t>
+      </w:r>
+      <w:r>
+        <w:t xml:space="preserve"> </w:t>
+      </w:r>
+      <w:r>
+        <w:t xml:space="preserve">operation, and 43 products in total once runs with human intervention are included</w:t>
       </w:r>
       <w:r>
         <w:t xml:space="preserve"> </w:t>
@@ -9717,10 +10179,7 @@
         <w:t xml:space="preserve">)</w:t>
       </w:r>
       <w:r>
-        <w:t xml:space="preserve"> </w:t>
-      </w:r>
-      <w:r>
-        <w:t xml:space="preserve">as their example, Leeman and co-workers</w:t>
+        <w:t xml:space="preserve">. Taking that work as their example, Leeman and co-workers</w:t>
       </w:r>
       <w:r>
         <w:t xml:space="preserve"> </w:t>
@@ -9732,7 +10191,7 @@
         <w:t xml:space="preserve"> </w:t>
       </w:r>
       <w:r>
-        <w:t xml:space="preserve">analysis, and concluded that no new materials had been discovered in that work</w:t>
+        <w:t xml:space="preserve">analysis, and concluded that no new materials had been discovered in it</w:t>
       </w:r>
       <w:r>
         <w:t xml:space="preserve"> </w:t>
@@ -9752,209 +10211,331 @@
         <w:t xml:space="preserve">)</w:t>
       </w:r>
       <w:r>
-        <w:t xml:space="preserve">. Neither critique says the</w:t>
-      </w:r>
-      <w:r>
-        <w:t xml:space="preserve"> </w:t>
-      </w:r>
-      <w:r>
-        <w:t xml:space="preserve">programme is worthless. Both say the validation step is where the difficulty lives,</w:t>
-      </w:r>
-      <w:r>
-        <w:t xml:space="preserve"> </w:t>
-      </w:r>
-      <w:r>
-        <w:t xml:space="preserve">which is the same thing this survey’s corpus says about superconductivity</w:t>
-      </w:r>
-      <w:r>
-        <w:t xml:space="preserve"> </w:t>
-      </w:r>
-      <w:r>
-        <w:t xml:space="preserve">specifically.</w:t>
-      </w:r>
-    </w:p>
-    <w:p>
-      <w:pPr>
-        <w:pStyle w:val="BodyText"/>
-      </w:pPr>
-      <w:r>
-        <w:t xml:space="preserve">The third strand is superconductivity’s own reproducibility record, and it is</w:t>
-      </w:r>
-      <w:r>
-        <w:t xml:space="preserve"> </w:t>
-      </w:r>
-      <w:r>
-        <w:t xml:space="preserve">unusually harsh. Two prominent claims in this field’s recent history were retracted:</w:t>
-      </w:r>
-      <w:r>
-        <w:t xml:space="preserve"> </w:t>
-      </w:r>
-      <w:r>
-        <w:t xml:space="preserve">room-temperature superconductivity in carbonaceous sulfur hydride</w:t>
-      </w:r>
-      <w:r>
-        <w:t xml:space="preserve"> </w:t>
-      </w:r>
-      <w:r>
-        <w:t xml:space="preserve">(</w:t>
-      </w:r>
-      <w:hyperlink w:anchor="ref-snider2020retracted">
-        <w:r>
-          <w:rPr>
-            <w:rStyle w:val="Hyperlink"/>
-          </w:rPr>
-          <w:t xml:space="preserve">Snider et al. 2020</w:t>
-        </w:r>
-      </w:hyperlink>
-      <w:r>
-        <w:t xml:space="preserve">)</w:t>
-      </w:r>
-      <w:r>
-        <w:t xml:space="preserve"> </w:t>
-      </w:r>
-      <w:r>
-        <w:t xml:space="preserve">and near-ambient superconductivity in nitrogen-doped lutetium hydride</w:t>
-      </w:r>
-      <w:r>
-        <w:t xml:space="preserve"> </w:t>
-      </w:r>
-      <w:r>
-        <w:t xml:space="preserve">(</w:t>
-      </w:r>
-      <w:hyperlink w:anchor="ref-dasenbrock2023retracted">
-        <w:r>
-          <w:rPr>
-            <w:rStyle w:val="Hyperlink"/>
-          </w:rPr>
-          <w:t xml:space="preserve">Dasenbrock-Gammon et al. 2023</w:t>
-        </w:r>
-      </w:hyperlink>
-      <w:r>
-        <w:t xml:space="preserve">)</w:t>
-      </w:r>
-      <w:r>
-        <w:t xml:space="preserve">. The LK-99 episode</w:t>
-      </w:r>
-      <w:r>
-        <w:t xml:space="preserve"> </w:t>
-      </w:r>
-      <w:r>
-        <w:t xml:space="preserve">(</w:t>
-      </w:r>
-      <w:hyperlink w:anchor="ref-lee2023lk99">
-        <w:r>
-          <w:rPr>
-            <w:rStyle w:val="Hyperlink"/>
-          </w:rPr>
-          <w:t xml:space="preserve">Lee, J.-H. Kim, et al. 2023</w:t>
-        </w:r>
-      </w:hyperlink>
-      <w:r>
-        <w:t xml:space="preserve">)</w:t>
-      </w:r>
-      <w:r>
-        <w:t xml:space="preserve"> </w:t>
-      </w:r>
-      <w:r>
-        <w:t xml:space="preserve">generated a burst of</w:t>
-      </w:r>
-      <w:r>
-        <w:t xml:space="preserve"> </w:t>
-      </w:r>
-      <w:r>
-        <w:t xml:space="preserve">replication attempts visible as a spike in this corpus’s 2023Q3 activity. On the</w:t>
-      </w:r>
-      <w:r>
-        <w:t xml:space="preserve"> </w:t>
-      </w:r>
-      <w:r>
-        <w:t xml:space="preserve">theoretical side, first-principles work found no stable near-ambient phase in the</w:t>
-      </w:r>
-      <w:r>
-        <w:t xml:space="preserve"> </w:t>
-      </w:r>
-      <w:r>
-        <w:t xml:space="preserve">Lu-N-H system capable of supporting high-</w:t>
+        <w:t xml:space="preserve">. A subsequent author correction narrowed the novelty claim to</w:t>
+      </w:r>
+      <w:r>
+        <w:t xml:space="preserve"> </w:t>
+      </w:r>
+      <w:r>
+        <w:t xml:space="preserve">materials that were</w:t>
+      </w:r>
+      <w:r>
+        <w:t xml:space="preserve"> </w:t>
+      </w:r>
+      <w:r>
+        <w:t xml:space="preserve">“new to the prediction platform, not necessarily new to science”</w:t>
+      </w:r>
+      <w:r>
+        <w:t xml:space="preserve">,</w:t>
+      </w:r>
+      <w:r>
+        <w:t xml:space="preserve"> </w:t>
+      </w:r>
+      <w:r>
+        <w:t xml:space="preserve">reported that a peer-reviewed re-analysis of the diffraction data upheld 36 of 40</w:t>
+      </w:r>
+      <w:r>
+        <w:t xml:space="preserve"> </w:t>
+      </w:r>
+      <w:r>
+        <w:t xml:space="preserve">re-examined successes with four inconclusive, and removed one compound,</w:t>
+      </w:r>
+      <w:r>
+        <w:t xml:space="preserve"> </w:t>
+      </w:r>
+      <w:r>
+        <w:t xml:space="preserve">Zn</w:t>
       </w:r>
       <m:oMath>
         <m:sSub>
           <m:e>
             <m:r>
-              <m:t>T</m:t>
+              <m:t>​</m:t>
             </m:r>
           </m:e>
           <m:sub>
             <m:r>
-              <m:t>c</m:t>
+              <m:t>2</m:t>
             </m:r>
           </m:sub>
         </m:sSub>
       </m:oMath>
       <w:r>
-        <w:t xml:space="preserve"> </w:t>
-      </w:r>
-      <w:r>
-        <w:t xml:space="preserve">superconductivity, while identifying</w:t>
-      </w:r>
-      <w:r>
-        <w:t xml:space="preserve"> </w:t>
-      </w:r>
-      <w:r>
-        <w:t xml:space="preserve">metastable templates at higher pressure</w:t>
-      </w:r>
-      <w:r>
-        <w:t xml:space="preserve"> </w:t>
-      </w:r>
-      <w:r>
-        <w:t xml:space="preserve">(</w:t>
-      </w:r>
-      <w:hyperlink w:anchor="ref-fang2023assessing">
-        <w:r>
-          <w:rPr>
-            <w:rStyle w:val="Hyperlink"/>
-          </w:rPr>
-          <w:t xml:space="preserve">Fang et al. 2024</w:t>
-        </w:r>
-      </w:hyperlink>
-      <w:r>
-        <w:t xml:space="preserve">)</w:t>
-      </w:r>
-      <w:r>
-        <w:t xml:space="preserve">. The relevant point for</w:t>
-      </w:r>
-      <w:r>
-        <w:t xml:space="preserve"> </w:t>
-      </w:r>
-      <w:r>
-        <w:t xml:space="preserve">this survey is structural: a field whose flagship experimental claims have repeatedly</w:t>
-      </w:r>
-      <w:r>
-        <w:t xml:space="preserve"> </w:t>
-      </w:r>
-      <w:r>
-        <w:t xml:space="preserve">failed replication is a field where a model’s training labels are unreliable in</w:t>
-      </w:r>
-      <w:r>
-        <w:t xml:space="preserve"> </w:t>
-      </w:r>
-      <w:r>
-        <w:t xml:space="preserve">exactly the high-</w:t>
+        <w:t xml:space="preserve">Cr</w:t>
       </w:r>
       <m:oMath>
         <m:sSub>
           <m:e>
             <m:r>
-              <m:t>T</m:t>
+              <m:t>​</m:t>
             </m:r>
           </m:e>
           <m:sub>
             <m:r>
-              <m:t>c</m:t>
+              <m:t>3</m:t>
             </m:r>
           </m:sub>
         </m:sSub>
       </m:oMath>
       <w:r>
+        <w:t xml:space="preserve">FeO</w:t>
+      </w:r>
+      <m:oMath>
+        <m:sSub>
+          <m:e>
+            <m:r>
+              <m:t>​</m:t>
+            </m:r>
+          </m:e>
+          <m:sub>
+            <m:r>
+              <m:t>8</m:t>
+            </m:r>
+          </m:sub>
+        </m:sSub>
+      </m:oMath>
+      <w:r>
+        <w:t xml:space="preserve">, that had mistakenly been present in the training data</w:t>
+      </w:r>
+      <w:r>
+        <w:t xml:space="preserve"> </w:t>
+      </w:r>
+      <w:r>
+        <w:t xml:space="preserve">(</w:t>
+      </w:r>
+      <w:hyperlink w:anchor="ref-szymanski2026correction">
+        <w:r>
+          <w:rPr>
+            <w:rStyle w:val="Hyperlink"/>
+          </w:rPr>
+          <w:t xml:space="preserve">Szymanski et al. 2026</w:t>
+        </w:r>
+      </w:hyperlink>
+      <w:r>
+        <w:t xml:space="preserve">)</w:t>
+      </w:r>
+      <w:r>
+        <w:t xml:space="preserve">. The three claims – novelty, correct identification of the</w:t>
+      </w:r>
+      <w:r>
+        <w:t xml:space="preserve"> </w:t>
+      </w:r>
+      <w:r>
+        <w:t xml:space="preserve">phases made, and autonomous execution – have to be judged separately, and the</w:t>
+      </w:r>
+      <w:r>
+        <w:t xml:space="preserve"> </w:t>
+      </w:r>
+      <w:r>
+        <w:t xml:space="preserve">training-data leakage is a small instance of the label problem this survey returns to</w:t>
+      </w:r>
+      <w:r>
+        <w:t xml:space="preserve"> </w:t>
+      </w:r>
+      <w:r>
+        <w:t xml:space="preserve">below. Neither critique says the</w:t>
+      </w:r>
+      <w:r>
+        <w:t xml:space="preserve"> </w:t>
+      </w:r>
+      <w:r>
+        <w:t xml:space="preserve">programme is worthless. Both say the validation step is where the difficulty lives,</w:t>
+      </w:r>
+      <w:r>
+        <w:t xml:space="preserve"> </w:t>
+      </w:r>
+      <w:r>
+        <w:t xml:space="preserve">which is the same thing this survey’s corpus says about superconductivity</w:t>
+      </w:r>
+      <w:r>
+        <w:t xml:space="preserve"> </w:t>
+      </w:r>
+      <w:r>
+        <w:t xml:space="preserve">specifically.</w:t>
+      </w:r>
+    </w:p>
+    <w:p>
+      <w:pPr>
+        <w:pStyle w:val="BodyText"/>
+      </w:pPr>
+      <w:r>
+        <w:t xml:space="preserve">The third strand is superconductivity’s own reproducibility record, and it is</w:t>
+      </w:r>
+      <w:r>
+        <w:t xml:space="preserve"> </w:t>
+      </w:r>
+      <w:r>
+        <w:t xml:space="preserve">unusually harsh. Two prominent claims in this field’s recent history were retracted:</w:t>
+      </w:r>
+      <w:r>
+        <w:t xml:space="preserve"> </w:t>
+      </w:r>
+      <w:r>
+        <w:t xml:space="preserve">room-temperature superconductivity in carbonaceous sulfur hydride</w:t>
+      </w:r>
+      <w:r>
+        <w:t xml:space="preserve"> </w:t>
+      </w:r>
+      <w:r>
+        <w:t xml:space="preserve">(</w:t>
+      </w:r>
+      <w:hyperlink w:anchor="ref-snider2020retracted">
+        <w:r>
+          <w:rPr>
+            <w:rStyle w:val="Hyperlink"/>
+          </w:rPr>
+          <w:t xml:space="preserve">Snider et al. 2020</w:t>
+        </w:r>
+      </w:hyperlink>
+      <w:r>
+        <w:t xml:space="preserve">)</w:t>
+      </w:r>
+      <w:r>
+        <w:t xml:space="preserve"> </w:t>
+      </w:r>
+      <w:r>
+        <w:t xml:space="preserve">and near-ambient superconductivity in nitrogen-doped lutetium hydride</w:t>
+      </w:r>
+      <w:r>
+        <w:t xml:space="preserve"> </w:t>
+      </w:r>
+      <w:r>
+        <w:t xml:space="preserve">(</w:t>
+      </w:r>
+      <w:hyperlink w:anchor="ref-dasenbrock2023retracted">
+        <w:r>
+          <w:rPr>
+            <w:rStyle w:val="Hyperlink"/>
+          </w:rPr>
+          <w:t xml:space="preserve">Dasenbrock-Gammon et al. 2023</w:t>
+        </w:r>
+      </w:hyperlink>
+      <w:r>
+        <w:t xml:space="preserve">)</w:t>
+      </w:r>
+      <w:r>
+        <w:t xml:space="preserve">. The LK-99 episode</w:t>
+      </w:r>
+      <w:r>
+        <w:t xml:space="preserve"> </w:t>
+      </w:r>
+      <w:r>
+        <w:t xml:space="preserve">(</w:t>
+      </w:r>
+      <w:hyperlink w:anchor="ref-lee2023lk99">
+        <w:r>
+          <w:rPr>
+            <w:rStyle w:val="Hyperlink"/>
+          </w:rPr>
+          <w:t xml:space="preserve">Lee, J.-H. Kim, et al. 2023</w:t>
+        </w:r>
+      </w:hyperlink>
+      <w:r>
+        <w:t xml:space="preserve">)</w:t>
+      </w:r>
+      <w:r>
+        <w:t xml:space="preserve"> </w:t>
+      </w:r>
+      <w:r>
+        <w:t xml:space="preserve">generated a burst of</w:t>
+      </w:r>
+      <w:r>
+        <w:t xml:space="preserve"> </w:t>
+      </w:r>
+      <w:r>
+        <w:t xml:space="preserve">replication attempts visible as a spike in this corpus’s 2023Q3 activity. On the</w:t>
+      </w:r>
+      <w:r>
+        <w:t xml:space="preserve"> </w:t>
+      </w:r>
+      <w:r>
+        <w:t xml:space="preserve">theoretical side, first-principles work found no stable near-ambient phase in the</w:t>
+      </w:r>
+      <w:r>
+        <w:t xml:space="preserve"> </w:t>
+      </w:r>
+      <w:r>
+        <w:t xml:space="preserve">Lu-N-H system capable of supporting high-</w:t>
+      </w:r>
+      <m:oMath>
+        <m:sSub>
+          <m:e>
+            <m:r>
+              <m:t>T</m:t>
+            </m:r>
+          </m:e>
+          <m:sub>
+            <m:r>
+              <m:t>c</m:t>
+            </m:r>
+          </m:sub>
+        </m:sSub>
+      </m:oMath>
+      <w:r>
+        <w:t xml:space="preserve"> </w:t>
+      </w:r>
+      <w:r>
+        <w:t xml:space="preserve">superconductivity, while identifying</w:t>
+      </w:r>
+      <w:r>
+        <w:t xml:space="preserve"> </w:t>
+      </w:r>
+      <w:r>
+        <w:t xml:space="preserve">metastable templates at higher pressure</w:t>
+      </w:r>
+      <w:r>
+        <w:t xml:space="preserve"> </w:t>
+      </w:r>
+      <w:r>
+        <w:t xml:space="preserve">(</w:t>
+      </w:r>
+      <w:hyperlink w:anchor="ref-fang2023assessing">
+        <w:r>
+          <w:rPr>
+            <w:rStyle w:val="Hyperlink"/>
+          </w:rPr>
+          <w:t xml:space="preserve">Fang et al. 2024</w:t>
+        </w:r>
+      </w:hyperlink>
+      <w:r>
+        <w:t xml:space="preserve">)</w:t>
+      </w:r>
+      <w:r>
+        <w:t xml:space="preserve">. The relevant point for</w:t>
+      </w:r>
+      <w:r>
+        <w:t xml:space="preserve"> </w:t>
+      </w:r>
+      <w:r>
+        <w:t xml:space="preserve">this survey is structural: a field whose flagship experimental claims have repeatedly</w:t>
+      </w:r>
+      <w:r>
+        <w:t xml:space="preserve"> </w:t>
+      </w:r>
+      <w:r>
+        <w:t xml:space="preserve">failed replication is a field where a model’s training labels are unreliable in</w:t>
+      </w:r>
+      <w:r>
+        <w:t xml:space="preserve"> </w:t>
+      </w:r>
+      <w:r>
+        <w:t xml:space="preserve">exactly the high-</w:t>
+      </w:r>
+      <m:oMath>
+        <m:sSub>
+          <m:e>
+            <m:r>
+              <m:t>T</m:t>
+            </m:r>
+          </m:e>
+          <m:sub>
+            <m:r>
+              <m:t>c</m:t>
+            </m:r>
+          </m:sub>
+        </m:sSub>
+      </m:oMath>
+      <w:r>
         <w:t xml:space="preserve"> </w:t>
       </w:r>
       <w:r>
@@ -9968,6 +10549,15 @@
         <w:pStyle w:val="Heading2"/>
       </w:pPr>
       <w:r>
+        <w:rPr>
+          <w:rStyle w:val="SectionNumber"/>
+        </w:rPr>
+        <w:t xml:space="preserve">5.7</w:t>
+      </w:r>
+      <w:r>
+        <w:tab/>
+      </w:r>
+      <w:r>
         <w:t xml:space="preserve">Assessment</w:t>
       </w:r>
     </w:p>
@@ -9976,43 +10566,89 @@
         <w:pStyle w:val="FirstParagraph"/>
       </w:pPr>
       <w:r>
-        <w:t xml:space="preserve">Machine learning in superconductivity is currently a way of making expensive</w:t>
-      </w:r>
-      <w:r>
-        <w:t xml:space="preserve"> </w:t>
-      </w:r>
-      <w:r>
-        <w:t xml:space="preserve">calculations cheaper and instrument data more usable. It has not yet become a way of</w:t>
-      </w:r>
-      <w:r>
-        <w:t xml:space="preserve"> </w:t>
-      </w:r>
-      <w:r>
-        <w:t xml:space="preserve">finding superconductors. The evidence for that reading is the shape of the corpus</w:t>
-      </w:r>
-      <w:r>
-        <w:t xml:space="preserve"> </w:t>
-      </w:r>
-      <w:r>
-        <w:t xml:space="preserve">rather than any single paper: 1.2% penetration in the systematic seed, one AI-tagged</w:t>
-      </w:r>
-      <w:r>
-        <w:t xml:space="preserve"> </w:t>
-      </w:r>
-      <w:r>
-        <w:t xml:space="preserve">synthesis paper, and exactly one recent closed loop – delivering intermetallics at 2.5</w:t>
-      </w:r>
-      <w:r>
-        <w:t xml:space="preserve"> </w:t>
-      </w:r>
-      <w:r>
-        <w:t xml:space="preserve">to 6.5 K, with no applied pressure reported, while the screening literature advertises</w:t>
-      </w:r>
-      <w:r>
-        <w:t xml:space="preserve"> </w:t>
-      </w:r>
-      <w:r>
-        <w:t xml:space="preserve">predictions above 200 K at 200 GPa. The two numbers describe different regimes, and</w:t>
+        <w:t xml:space="preserve">Machine learning in superconductivity is currently, in the main, a way of making</w:t>
+      </w:r>
+      <w:r>
+        <w:t xml:space="preserve"> </w:t>
+      </w:r>
+      <w:r>
+        <w:t xml:space="preserve">expensive calculations cheaper and instrument data more usable. It has in a small</w:t>
+      </w:r>
+      <w:r>
+        <w:t xml:space="preserve"> </w:t>
+      </w:r>
+      <w:r>
+        <w:t xml:space="preserve">number of documented cases also guided the discovery of experimentally confirmed</w:t>
+      </w:r>
+      <w:r>
+        <w:t xml:space="preserve"> </w:t>
+      </w:r>
+      <w:r>
+        <w:t xml:space="preserve">superconductors</w:t>
+      </w:r>
+      <w:r>
+        <w:t xml:space="preserve"> </w:t>
+      </w:r>
+      <w:r>
+        <w:t xml:space="preserve">(</w:t>
+      </w:r>
+      <w:hyperlink w:anchor="ref-pogue2022closed">
+        <w:r>
+          <w:rPr>
+            <w:rStyle w:val="Hyperlink"/>
+          </w:rPr>
+          <w:t xml:space="preserve">Pogue et al. 2022</w:t>
+        </w:r>
+      </w:hyperlink>
+      <w:r>
+        <w:t xml:space="preserve">;</w:t>
+      </w:r>
+      <w:r>
+        <w:t xml:space="preserve"> </w:t>
+      </w:r>
+      <w:hyperlink w:anchor="ref-li2026agentic">
+        <w:r>
+          <w:rPr>
+            <w:rStyle w:val="Hyperlink"/>
+          </w:rPr>
+          <w:t xml:space="preserve">Li et al. 2026</w:t>
+        </w:r>
+      </w:hyperlink>
+      <w:r>
+        <w:t xml:space="preserve">)</w:t>
+      </w:r>
+      <w:r>
+        <w:t xml:space="preserve">, and that remains the exception</w:t>
+      </w:r>
+      <w:r>
+        <w:t xml:space="preserve"> </w:t>
+      </w:r>
+      <w:r>
+        <w:t xml:space="preserve">rather than the mode. The evidence for that reading is the shape of the corpus rather</w:t>
+      </w:r>
+      <w:r>
+        <w:t xml:space="preserve"> </w:t>
+      </w:r>
+      <w:r>
+        <w:t xml:space="preserve">than any single paper: 1.2% penetration in the systematic seed, no AI-tagged synthesis</w:t>
+      </w:r>
+      <w:r>
+        <w:t xml:space="preserve"> </w:t>
+      </w:r>
+      <w:r>
+        <w:t xml:space="preserve">paper in it, and closed loops that delivered intermetallics at 2.5 to 6.5 K with no</w:t>
+      </w:r>
+      <w:r>
+        <w:t xml:space="preserve"> </w:t>
+      </w:r>
+      <w:r>
+        <w:t xml:space="preserve">applied pressure reported, while the screening literature advertises predictions above</w:t>
+      </w:r>
+      <w:r>
+        <w:t xml:space="preserve"> </w:t>
+      </w:r>
+      <w:r>
+        <w:t xml:space="preserve">200 K at 200 GPa. The two numbers describe different regimes, and</w:t>
       </w:r>
       <w:r>
         <w:t xml:space="preserve"> </w:t>
@@ -10041,6 +10677,15 @@
         <w:pStyle w:val="Heading1"/>
       </w:pPr>
       <w:r>
+        <w:rPr>
+          <w:rStyle w:val="SectionNumber"/>
+        </w:rPr>
+        <w:t xml:space="preserve">6</w:t>
+      </w:r>
+      <w:r>
+        <w:tab/>
+      </w:r>
+      <w:r>
         <w:t xml:space="preserve">An AI-readiness assessment</w:t>
       </w:r>
     </w:p>
@@ -10050,6 +10695,15 @@
         <w:pStyle w:val="Heading2"/>
       </w:pPr>
       <w:r>
+        <w:rPr>
+          <w:rStyle w:val="SectionNumber"/>
+        </w:rPr>
+        <w:t xml:space="preserve">6.1</w:t>
+      </w:r>
+      <w:r>
+        <w:tab/>
+      </w:r>
+      <w:r>
         <w:t xml:space="preserve">What is being scored, and what it is not</w:t>
       </w:r>
     </w:p>
@@ -10058,19 +10712,37 @@
         <w:pStyle w:val="FirstParagraph"/>
       </w:pPr>
       <w:r>
-        <w:t xml:space="preserve">Section 5 described what has happened. This section asks what could. For each cell of</w:t>
-      </w:r>
-      <w:r>
-        <w:t xml:space="preserve"> </w:t>
-      </w:r>
-      <w:r>
-        <w:t xml:space="preserve">the taxonomy that the survey discusses, Figure 5 scores three properties on a 0-3</w:t>
-      </w:r>
-      <w:r>
-        <w:t xml:space="preserve"> </w:t>
-      </w:r>
-      <w:r>
-        <w:t xml:space="preserve">scale and names the constraint that currently binds.</w:t>
+        <w:t xml:space="preserve">Section 5 described what has happened. This section asks what could. Figure 5 scores</w:t>
+      </w:r>
+      <w:r>
+        <w:t xml:space="preserve"> </w:t>
+      </w:r>
+      <w:r>
+        <w:t xml:space="preserve">three properties on a 0-3 scale and names the constraint that currently binds, for 15</w:t>
+      </w:r>
+      <w:r>
+        <w:t xml:space="preserve"> </w:t>
+      </w:r>
+      <w:r>
+        <w:t xml:space="preserve">of the taxonomy’s 45 cells: the ones the preceding sections discussed at length.</w:t>
+      </w:r>
+      <w:r>
+        <w:t xml:space="preserve"> </w:t>
+      </w:r>
+      <w:r>
+        <w:t xml:space="preserve">Iron-based systems and the other unconventional families are not scored, and the</w:t>
+      </w:r>
+      <w:r>
+        <w:t xml:space="preserve"> </w:t>
+      </w:r>
+      <w:r>
+        <w:t xml:space="preserve">unscored cells should not be read as scoring zero – they are cells this survey did</w:t>
+      </w:r>
+      <w:r>
+        <w:t xml:space="preserve"> </w:t>
+      </w:r>
+      <w:r>
+        <w:t xml:space="preserve">not examine closely enough to rate.</w:t>
       </w:r>
     </w:p>
     <w:p>
@@ -10138,7 +10810,13 @@
         <w:t xml:space="preserve"> </w:t>
       </w:r>
       <w:r>
-        <w:t xml:space="preserve">a structured argument rather than as data. They are stated on a coarse scale</w:t>
+        <w:t xml:space="preserve">a structured argument rather than as data. Their unweighted sum is used to order the</w:t>
+      </w:r>
+      <w:r>
+        <w:t xml:space="preserve"> </w:t>
+      </w:r>
+      <w:r>
+        <w:t xml:space="preserve">display; it is not an estimate of scientific value or of expected return on effort. They are stated on a coarse scale</w:t>
       </w:r>
       <w:r>
         <w:t xml:space="preserve"> </w:t>
@@ -10168,7 +10846,7 @@
           <wp:inline>
             <wp:extent cx="5334000" cy="4195323"/>
             <wp:effectExtent b="0" l="0" r="0" t="0"/>
-            <wp:docPr descr="Figure 5: AI readiness by taxonomy cell. Scores are the author’s judgement on a 0-3 scale, not measurements; the appendix states the reasoning for each cell." title="" id="54" name="Picture"/>
+            <wp:docPr descr="Figure 5: AI readiness for 15 of the taxonomy’s 45 cells – the ones Sections 3 and 4 discuss at length. Scores are the author’s judgement on a 0-3 scale, not measurements; unscored cells are unrated, not zero-rated; the appendix states the reasoning for each scored cell." title="" id="54" name="Picture"/>
             <a:graphic>
               <a:graphicData uri="http://schemas.openxmlformats.org/drawingml/2006/picture">
                 <pic:pic>
@@ -10211,19 +10889,25 @@
         <w:pStyle w:val="ImageCaption"/>
       </w:pPr>
       <w:r>
-        <w:t xml:space="preserve">Figure 5: AI readiness by taxonomy cell. Scores are the author’s judgement on a</w:t>
-      </w:r>
-      <w:r>
-        <w:t xml:space="preserve"> </w:t>
-      </w:r>
-      <w:r>
-        <w:t xml:space="preserve">0-3 scale, not measurements; the appendix states the reasoning for each</w:t>
-      </w:r>
-      <w:r>
-        <w:t xml:space="preserve"> </w:t>
-      </w:r>
-      <w:r>
-        <w:t xml:space="preserve">cell.</w:t>
+        <w:t xml:space="preserve">Figure 5: AI readiness for 15 of the taxonomy’s 45 cells – the ones Sections 3 and</w:t>
+      </w:r>
+      <w:r>
+        <w:t xml:space="preserve"> </w:t>
+      </w:r>
+      <w:r>
+        <w:t xml:space="preserve">4 discuss at length. Scores are the author’s judgement on a 0-3 scale, not</w:t>
+      </w:r>
+      <w:r>
+        <w:t xml:space="preserve"> </w:t>
+      </w:r>
+      <w:r>
+        <w:t xml:space="preserve">measurements; unscored cells are unrated, not zero-rated; the appendix states the</w:t>
+      </w:r>
+      <w:r>
+        <w:t xml:space="preserve"> </w:t>
+      </w:r>
+      <w:r>
+        <w:t xml:space="preserve">reasoning for each scored cell.</w:t>
       </w:r>
     </w:p>
     <w:bookmarkEnd w:id="56"/>
@@ -10233,6 +10917,15 @@
         <w:pStyle w:val="Heading2"/>
       </w:pPr>
       <w:r>
+        <w:rPr>
+          <w:rStyle w:val="SectionNumber"/>
+        </w:rPr>
+        <w:t xml:space="preserve">6.2</w:t>
+      </w:r>
+      <w:r>
+        <w:tab/>
+      </w:r>
+      <w:r>
         <w:t xml:space="preserve">The three regimes</w:t>
       </w:r>
     </w:p>
@@ -10259,19 +10952,48 @@
         <w:t xml:space="preserve"> </w:t>
       </w:r>
       <w:r>
-        <w:t xml:space="preserve">Conventional and hydride ab initio work scores highest: the data exists in the form</w:t>
-      </w:r>
-      <w:r>
-        <w:t xml:space="preserve"> </w:t>
-      </w:r>
-      <w:r>
-        <w:t xml:space="preserve">of hundreds of thousands of electron-phonon calculations, an accepted target quantity</w:t>
-      </w:r>
-      <w:r>
-        <w:t xml:space="preserve"> </w:t>
-      </w:r>
-      <w:r>
-        <w:t xml:space="preserve">exists in the Eliashberg</w:t>
+        <w:t xml:space="preserve">Conventional and hydride ab initio work scores highest: a machine-readable training</w:t>
+      </w:r>
+      <w:r>
+        <w:t xml:space="preserve"> </w:t>
+      </w:r>
+      <w:r>
+        <w:t xml:space="preserve">set exists – about 7,000 electron-phonon calculations assembled to screen roughly</w:t>
+      </w:r>
+      <w:r>
+        <w:t xml:space="preserve"> </w:t>
+      </w:r>
+      <w:r>
+        <w:t xml:space="preserve">200,000 compounds in the largest such study</w:t>
+      </w:r>
+      <w:r>
+        <w:t xml:space="preserve"> </w:t>
+      </w:r>
+      <w:r>
+        <w:t xml:space="preserve">(</w:t>
+      </w:r>
+      <w:hyperlink w:anchor="ref-cerqueira2023sampling">
+        <w:r>
+          <w:rPr>
+            <w:rStyle w:val="Hyperlink"/>
+          </w:rPr>
+          <w:t xml:space="preserve">Cerqueira et al. 2023</w:t>
+        </w:r>
+      </w:hyperlink>
+      <w:r>
+        <w:t xml:space="preserve">)</w:t>
+      </w:r>
+      <w:r>
+        <w:t xml:space="preserve"> </w:t>
+      </w:r>
+      <w:r>
+        <w:t xml:space="preserve">– an accepted</w:t>
+      </w:r>
+      <w:r>
+        <w:t xml:space="preserve"> </w:t>
+      </w:r>
+      <w:r>
+        <w:t xml:space="preserve">target quantity exists in the Eliashberg</w:t>
       </w:r>
       <w:r>
         <w:t xml:space="preserve"> </w:t>
@@ -10291,13 +11013,13 @@
         </m:sSub>
       </m:oMath>
       <w:r>
-        <w:t xml:space="preserve">, and a prediction can be checked by running the</w:t>
-      </w:r>
-      <w:r>
-        <w:t xml:space="preserve"> </w:t>
-      </w:r>
-      <w:r>
-        <w:t xml:space="preserve">calculation the model was trained to approximate. Material-agnostic theory sits</w:t>
+        <w:t xml:space="preserve">, and a prediction can be checked by</w:t>
+      </w:r>
+      <w:r>
+        <w:t xml:space="preserve"> </w:t>
+      </w:r>
+      <w:r>
+        <w:t xml:space="preserve">running the calculation the model was trained to approximate. Material-agnostic theory sits</w:t>
       </w:r>
       <w:r>
         <w:t xml:space="preserve"> </w:t>
@@ -10389,13 +11111,31 @@
         <w:t xml:space="preserve"> </w:t>
       </w:r>
       <w:r>
-        <w:t xml:space="preserve">tunnelling, transport and neutron data – but it lives in figures inside PDFs, in</w:t>
-      </w:r>
-      <w:r>
-        <w:t xml:space="preserve"> </w:t>
-      </w:r>
-      <w:r>
-        <w:t xml:space="preserve">per-group formats, and in supplementary files without schemas. The one recent</w:t>
+        <w:t xml:space="preserve">tunnelling, transport and neutron data – but in the papers read for this survey it</w:t>
+      </w:r>
+      <w:r>
+        <w:t xml:space="preserve"> </w:t>
+      </w:r>
+      <w:r>
+        <w:t xml:space="preserve">reached the reader as figures inside PDFs, in per-group formats, and in supplementary</w:t>
+      </w:r>
+      <w:r>
+        <w:t xml:space="preserve"> </w:t>
+      </w:r>
+      <w:r>
+        <w:t xml:space="preserve">files without schemas. As Section 4 says, we did not audit data-availability practice</w:t>
+      </w:r>
+      <w:r>
+        <w:t xml:space="preserve"> </w:t>
+      </w:r>
+      <w:r>
+        <w:t xml:space="preserve">across the field, and this scoring rests on that reading rather than on a survey of</w:t>
+      </w:r>
+      <w:r>
+        <w:t xml:space="preserve"> </w:t>
+      </w:r>
+      <w:r>
+        <w:t xml:space="preserve">release policies. The one recent</w:t>
       </w:r>
       <w:r>
         <w:t xml:space="preserve"> </w:t>
@@ -10469,25 +11209,43 @@
         <w:t xml:space="preserve"> </w:t>
       </w:r>
       <w:r>
-        <w:t xml:space="preserve">Every synthesis</w:t>
-      </w:r>
-      <w:r>
-        <w:t xml:space="preserve"> </w:t>
-      </w:r>
-      <w:r>
-        <w:t xml:space="preserve">cell scores 1, 0, 0. There is no shared dataset of attempted syntheses with their</w:t>
-      </w:r>
-      <w:r>
-        <w:t xml:space="preserve"> </w:t>
-      </w:r>
-      <w:r>
-        <w:t xml:space="preserve">outcomes, no benchmark, and validation requires making the material. The corpus</w:t>
-      </w:r>
-      <w:r>
-        <w:t xml:space="preserve"> </w:t>
-      </w:r>
-      <w:r>
-        <w:t xml:space="preserve">carries the corresponding signature: one AI-tagged synthesis paper in 10,249 records.</w:t>
+        <w:t xml:space="preserve">The conventional,</w:t>
+      </w:r>
+      <w:r>
+        <w:t xml:space="preserve"> </w:t>
+      </w:r>
+      <w:r>
+        <w:t xml:space="preserve">nickelate and two-dimensional synthesis cells all score 1, 0, 0. There is no shared</w:t>
+      </w:r>
+      <w:r>
+        <w:t xml:space="preserve"> </w:t>
+      </w:r>
+      <w:r>
+        <w:t xml:space="preserve">dataset of attempted syntheses with their outcomes, no benchmark, and validation</w:t>
+      </w:r>
+      <w:r>
+        <w:t xml:space="preserve"> </w:t>
+      </w:r>
+      <w:r>
+        <w:t xml:space="preserve">requires making the material. Device synthesis is the one exception, at 2, 1, 1,</w:t>
+      </w:r>
+      <w:r>
+        <w:t xml:space="preserve"> </w:t>
+      </w:r>
+      <w:r>
+        <w:t xml:space="preserve">because semiconductor-style fabrication generates process data even where little of it</w:t>
+      </w:r>
+      <w:r>
+        <w:t xml:space="preserve"> </w:t>
+      </w:r>
+      <w:r>
+        <w:t xml:space="preserve">is published. The corpus carries the corresponding signature: no AI-tagged synthesis</w:t>
+      </w:r>
+      <w:r>
+        <w:t xml:space="preserve"> </w:t>
+      </w:r>
+      <w:r>
+        <w:t xml:space="preserve">paper in the 10,049-record seed, and one in the merged corpus of 10,249.</w:t>
       </w:r>
       <w:r>
         <w:t xml:space="preserve"> </w:t>
@@ -10573,6 +11331,15 @@
         <w:pStyle w:val="Heading2"/>
       </w:pPr>
       <w:r>
+        <w:rPr>
+          <w:rStyle w:val="SectionNumber"/>
+        </w:rPr>
+        <w:t xml:space="preserve">6.3</w:t>
+      </w:r>
+      <w:r>
+        <w:tab/>
+      </w:r>
+      <w:r>
         <w:t xml:space="preserve">Where the theory bottleneck sits</w:t>
       </w:r>
     </w:p>
@@ -10581,19 +11348,31 @@
         <w:pStyle w:val="FirstParagraph"/>
       </w:pPr>
       <w:r>
-        <w:t xml:space="preserve">Two cells are labelled theory-limited, and the label means something specific:</w:t>
-      </w:r>
-      <w:r>
-        <w:t xml:space="preserve"> </w:t>
-      </w:r>
-      <w:r>
-        <w:t xml:space="preserve">additional data would not help, because there is no target quantity a model could</w:t>
-      </w:r>
-      <w:r>
-        <w:t xml:space="preserve"> </w:t>
-      </w:r>
-      <w:r>
-        <w:t xml:space="preserve">learn to predict. Cuprate theory is the canonical case. Four decades of data have not</w:t>
+        <w:t xml:space="preserve">Two cells are labelled theory-limited, and the label means something specific: for the</w:t>
+      </w:r>
+      <w:r>
+        <w:t xml:space="preserve"> </w:t>
+      </w:r>
+      <w:r>
+        <w:t xml:space="preserve">prediction task these cells are usually asked to perform, there is no agreed target</w:t>
+      </w:r>
+      <w:r>
+        <w:t xml:space="preserve"> </w:t>
+      </w:r>
+      <w:r>
+        <w:t xml:space="preserve">quantity a model could learn to regress, so more data of the same kind does not by</w:t>
+      </w:r>
+      <w:r>
+        <w:t xml:space="preserve"> </w:t>
+      </w:r>
+      <w:r>
+        <w:t xml:space="preserve">itself define a learnable objective. That is a statement about a task, not a claim</w:t>
+      </w:r>
+      <w:r>
+        <w:t xml:space="preserve"> </w:t>
+      </w:r>
+      <w:r>
+        <w:t xml:space="preserve">that no learning objective can be defined in these cells at all. Cuprate theory is the canonical case. Four decades of data have not</w:t>
       </w:r>
       <w:r>
         <w:t xml:space="preserve"> </w:t>
@@ -10770,6 +11549,15 @@
         <w:pStyle w:val="Heading2"/>
       </w:pPr>
       <w:r>
+        <w:rPr>
+          <w:rStyle w:val="SectionNumber"/>
+        </w:rPr>
+        <w:t xml:space="preserve">6.4</w:t>
+      </w:r>
+      <w:r>
+        <w:tab/>
+      </w:r>
+      <w:r>
         <w:t xml:space="preserve">What the ranking implies</w:t>
       </w:r>
     </w:p>
@@ -10778,13 +11566,13 @@
         <w:pStyle w:val="FirstParagraph"/>
       </w:pPr>
       <w:r>
-        <w:t xml:space="preserve">Ordering the cells by summed score produces a priority list, and it is not the list</w:t>
-      </w:r>
-      <w:r>
-        <w:t xml:space="preserve"> </w:t>
-      </w:r>
-      <w:r>
-        <w:t xml:space="preserve">the field’s activity implies. The highest-scoring opportunities are ab initio</w:t>
+        <w:t xml:space="preserve">Ordering the 15 scored cells by summed score produces a priority list, and it is not</w:t>
+      </w:r>
+      <w:r>
+        <w:t xml:space="preserve"> </w:t>
+      </w:r>
+      <w:r>
+        <w:t xml:space="preserve">the list the field’s activity implies. The highest-scoring opportunities are ab initio</w:t>
       </w:r>
       <w:r>
         <w:t xml:space="preserve"> </w:t>
@@ -10836,6 +11624,50 @@
         <w:pStyle w:val="BodyText"/>
       </w:pPr>
       <w:r>
+        <w:t xml:space="preserve">The ends of that ordering are more robust than its middle. Conventional ab initio</w:t>
+      </w:r>
+      <w:r>
+        <w:t xml:space="preserve"> </w:t>
+      </w:r>
+      <w:r>
+        <w:t xml:space="preserve">scores at least as high as every other cell on all three axes, so it stays first under</w:t>
+      </w:r>
+      <w:r>
+        <w:t xml:space="preserve"> </w:t>
+      </w:r>
+      <w:r>
+        <w:t xml:space="preserve">any non-negative weighting; the synthesis cells stay last for the same reason. The</w:t>
+      </w:r>
+      <w:r>
+        <w:t xml:space="preserve"> </w:t>
+      </w:r>
+      <w:r>
+        <w:t xml:space="preserve">three cells tied at seven change places as soon as one axis is weighted above another,</w:t>
+      </w:r>
+      <w:r>
+        <w:t xml:space="preserve"> </w:t>
+      </w:r>
+      <w:r>
+        <w:t xml:space="preserve">and none of this tests the scores themselves, only what follows from them. Readiness</w:t>
+      </w:r>
+      <w:r>
+        <w:t xml:space="preserve"> </w:t>
+      </w:r>
+      <w:r>
+        <w:t xml:space="preserve">in this sense is also not the same as value: a cell can be ready and unimportant, and</w:t>
+      </w:r>
+      <w:r>
+        <w:t xml:space="preserve"> </w:t>
+      </w:r>
+      <w:r>
+        <w:t xml:space="preserve">the ordering says nothing about the cost of acting on it.</w:t>
+      </w:r>
+    </w:p>
+    <w:p>
+      <w:pPr>
+        <w:pStyle w:val="BodyText"/>
+      </w:pPr>
+      <w:r>
         <w:t xml:space="preserve">Three consequences follow, and each is a claim that could be checked rather than a</w:t>
       </w:r>
       <w:r>
@@ -11114,6 +11946,15 @@
         <w:pStyle w:val="Heading2"/>
       </w:pPr>
       <w:r>
+        <w:rPr>
+          <w:rStyle w:val="SectionNumber"/>
+        </w:rPr>
+        <w:t xml:space="preserve">6.5</w:t>
+      </w:r>
+      <w:r>
+        <w:tab/>
+      </w:r>
+      <w:r>
         <w:t xml:space="preserve">Assessment</w:t>
       </w:r>
     </w:p>
@@ -11122,13 +11963,13 @@
         <w:pStyle w:val="FirstParagraph"/>
       </w:pPr>
       <w:r>
-        <w:t xml:space="preserve">The pattern across Figure 5 is that AI adoption in this field tracks validation cost</w:t>
-      </w:r>
-      <w:r>
-        <w:t xml:space="preserve"> </w:t>
-      </w:r>
-      <w:r>
-        <w:t xml:space="preserve">far more closely than it tracks either data volume or scientific importance. Where a</w:t>
+        <w:t xml:space="preserve">The pattern across the scored cells is that AI adoption in this field lines up with</w:t>
+      </w:r>
+      <w:r>
+        <w:t xml:space="preserve"> </w:t>
+      </w:r>
+      <w:r>
+        <w:t xml:space="preserve">validation cost better than with data volume or scientific importance. Where a</w:t>
       </w:r>
       <w:r>
         <w:t xml:space="preserve"> </w:t>
@@ -11140,7 +11981,25 @@
         <w:t xml:space="preserve"> </w:t>
       </w:r>
       <w:r>
-        <w:t xml:space="preserve">needed, they have not, regardless of how much has been written about the cell. The</w:t>
+        <w:t xml:space="preserve">needed, they have not, regardless of how much has been written about the cell. This is</w:t>
+      </w:r>
+      <w:r>
+        <w:t xml:space="preserve"> </w:t>
+      </w:r>
+      <w:r>
+        <w:t xml:space="preserve">a correspondence between two things the survey observes, not a controlled comparison:</w:t>
+      </w:r>
+      <w:r>
+        <w:t xml:space="preserve"> </w:t>
+      </w:r>
+      <w:r>
+        <w:t xml:space="preserve">we did not measure validation cost independently of adoption, and Section 8 states it</w:t>
+      </w:r>
+      <w:r>
+        <w:t xml:space="preserve"> </w:t>
+      </w:r>
+      <w:r>
+        <w:t xml:space="preserve">as a hypothesis with the evidence that would test it. The</w:t>
       </w:r>
       <w:r>
         <w:t xml:space="preserve"> </w:t>
@@ -11163,6 +12022,15 @@
         <w:pStyle w:val="Heading1"/>
       </w:pPr>
       <w:r>
+        <w:rPr>
+          <w:rStyle w:val="SectionNumber"/>
+        </w:rPr>
+        <w:t xml:space="preserve">7</w:t>
+      </w:r>
+      <w:r>
+        <w:tab/>
+      </w:r>
+      <w:r>
         <w:t xml:space="preserve">Outlook: a route to the grail, and what it requires</w:t>
       </w:r>
     </w:p>
@@ -11329,13 +12197,31 @@
         <w:t xml:space="preserve"> </w:t>
       </w:r>
       <w:r>
-        <w:t xml:space="preserve">identified the instrument interface as the binding constraint in every</w:t>
-      </w:r>
-      <w:r>
-        <w:t xml:space="preserve"> </w:t>
-      </w:r>
-      <w:r>
-        <w:t xml:space="preserve">experiment-limited cell.</w:t>
+        <w:t xml:space="preserve">identified experiment as the binding constraint in every synthesis cell. That section</w:t>
+      </w:r>
+      <w:r>
+        <w:t xml:space="preserve"> </w:t>
+      </w:r>
+      <w:r>
+        <w:t xml:space="preserve">did not isolate instrument integration as the cause of that constraint, and nothing in</w:t>
+      </w:r>
+      <w:r>
+        <w:t xml:space="preserve"> </w:t>
+      </w:r>
+      <w:r>
+        <w:t xml:space="preserve">this survey measures integration cost separately from synthesis time, sample yield or</w:t>
+      </w:r>
+      <w:r>
+        <w:t xml:space="preserve"> </w:t>
+      </w:r>
+      <w:r>
+        <w:t xml:space="preserve">the cost of a failed run; the argument below is about a plausible lever on a</w:t>
+      </w:r>
+      <w:r>
+        <w:t xml:space="preserve"> </w:t>
+      </w:r>
+      <w:r>
+        <w:t xml:space="preserve">constraint the corpus does establish, not a measured one.</w:t>
       </w:r>
     </w:p>
     <w:bookmarkStart w:id="62" w:name="X09263b8d1403e95da36824b14a820a3abc7876c"/>
@@ -11343,6 +12229,15 @@
       <w:pPr>
         <w:pStyle w:val="Heading2"/>
       </w:pPr>
+      <w:r>
+        <w:rPr>
+          <w:rStyle w:val="SectionNumber"/>
+        </w:rPr>
+        <w:t xml:space="preserve">7.1</w:t>
+      </w:r>
+      <w:r>
+        <w:tab/>
+      </w:r>
       <w:r>
         <w:t xml:space="preserve">Why the missing piece is the instrument interface, not the model</w:t>
       </w:r>
@@ -11575,6 +12470,15 @@
         <w:pStyle w:val="Heading2"/>
       </w:pPr>
       <w:r>
+        <w:rPr>
+          <w:rStyle w:val="SectionNumber"/>
+        </w:rPr>
+        <w:t xml:space="preserve">7.2</w:t>
+      </w:r>
+      <w:r>
+        <w:tab/>
+      </w:r>
+      <w:r>
         <w:t xml:space="preserve">Four things that would have to be built</w:t>
       </w:r>
     </w:p>
@@ -11801,19 +12705,75 @@
         <w:t xml:space="preserve"> </w:t>
       </w:r>
       <w:r>
-        <w:t xml:space="preserve">measured in years. The diamond-anvil-cell case is the one worth attacking first: the</w:t>
-      </w:r>
-      <w:r>
-        <w:t xml:space="preserve"> </w:t>
-      </w:r>
-      <w:r>
-        <w:t xml:space="preserve">sample is tiny, the measurement is electrical, the parameter space is low-dimensional,</w:t>
-      </w:r>
-      <w:r>
-        <w:t xml:space="preserve"> </w:t>
-      </w:r>
-      <w:r>
-        <w:t xml:space="preserve">and the iteration is currently gated almost entirely by human attention.</w:t>
+        <w:t xml:space="preserve">measured in years. Hardware standardisation does not remove it either: the Model</w:t>
+      </w:r>
+      <w:r>
+        <w:t xml:space="preserve"> </w:t>
+      </w:r>
+      <w:r>
+        <w:t xml:space="preserve">Hardware Standard preview states that it does not yet work with hardware lacking a</w:t>
+      </w:r>
+      <w:r>
+        <w:t xml:space="preserve"> </w:t>
+      </w:r>
+      <w:r>
+        <w:t xml:space="preserve">programming interface</w:t>
+      </w:r>
+      <w:r>
+        <w:t xml:space="preserve"> </w:t>
+      </w:r>
+      <w:r>
+        <w:t xml:space="preserve">(</w:t>
+      </w:r>
+      <w:hyperlink w:anchor="ref-anthropic2026mhs">
+        <w:r>
+          <w:rPr>
+            <w:rStyle w:val="Hyperlink"/>
+          </w:rPr>
+          <w:t xml:space="preserve">Anthropic 2026</w:t>
+        </w:r>
+      </w:hyperlink>
+      <w:r>
+        <w:t xml:space="preserve">)</w:t>
+      </w:r>
+      <w:r>
+        <w:t xml:space="preserve">, which is a fair description of most</w:t>
+      </w:r>
+      <w:r>
+        <w:t xml:space="preserve"> </w:t>
+      </w:r>
+      <w:r>
+        <w:t xml:space="preserve">extreme-condition apparatus. We suggest, as a judgement rather than a result, that the</w:t>
+      </w:r>
+      <w:r>
+        <w:t xml:space="preserve"> </w:t>
+      </w:r>
+      <w:r>
+        <w:t xml:space="preserve">diamond-anvil-cell case is the one worth attacking first: the sample is tiny, the</w:t>
+      </w:r>
+      <w:r>
+        <w:t xml:space="preserve"> </w:t>
+      </w:r>
+      <w:r>
+        <w:t xml:space="preserve">measurement is electrical, the parameter space is low-dimensional, and the iteration</w:t>
+      </w:r>
+      <w:r>
+        <w:t xml:space="preserve"> </w:t>
+      </w:r>
+      <w:r>
+        <w:t xml:space="preserve">appears to us to be gated largely by human attention. We have not measured that, and a</w:t>
+      </w:r>
+      <w:r>
+        <w:t xml:space="preserve"> </w:t>
+      </w:r>
+      <w:r>
+        <w:t xml:space="preserve">comparison of candidate platforms would need documented integration effort, throughput</w:t>
+      </w:r>
+      <w:r>
+        <w:t xml:space="preserve"> </w:t>
+      </w:r>
+      <w:r>
+        <w:t xml:space="preserve">and failure rates.</w:t>
       </w:r>
     </w:p>
     <w:p>
@@ -11953,19 +12913,43 @@
         <w:t xml:space="preserve"> </w:t>
       </w:r>
       <w:r>
-        <w:t xml:space="preserve">Only such a benchmark can distinguish a method that generalises from one that</w:t>
-      </w:r>
-      <w:r>
-        <w:t xml:space="preserve"> </w:t>
-      </w:r>
-      <w:r>
-        <w:t xml:space="preserve">interpolates its training set, and its absence is why no cell in Figure 5 scores full</w:t>
-      </w:r>
-      <w:r>
-        <w:t xml:space="preserve"> </w:t>
-      </w:r>
-      <w:r>
-        <w:t xml:space="preserve">marks on benchmark maturity.</w:t>
+        <w:t xml:space="preserve">A benchmark of that shape tests one specific thing – whether a method’s ranking holds</w:t>
+      </w:r>
+      <w:r>
+        <w:t xml:space="preserve"> </w:t>
+      </w:r>
+      <w:r>
+        <w:t xml:space="preserve">up on materials confirmed after its predictions were fixed – which retrospective</w:t>
+      </w:r>
+      <w:r>
+        <w:t xml:space="preserve"> </w:t>
+      </w:r>
+      <w:r>
+        <w:t xml:space="preserve">scoring on a fixed dataset cannot, and its absence is why no cell in Figure 5 scores</w:t>
+      </w:r>
+      <w:r>
+        <w:t xml:space="preserve"> </w:t>
+      </w:r>
+      <w:r>
+        <w:t xml:space="preserve">full marks on benchmark maturity. Chronological separation is not the same as</w:t>
+      </w:r>
+      <w:r>
+        <w:t xml:space="preserve"> </w:t>
+      </w:r>
+      <w:r>
+        <w:t xml:space="preserve">distributional separation: a time-stamped benchmark shows that a prediction preceded</w:t>
+      </w:r>
+      <w:r>
+        <w:t xml:space="preserve"> </w:t>
+      </w:r>
+      <w:r>
+        <w:t xml:space="preserve">its confirmation, and a claim about extrapolating away from the training distribution</w:t>
+      </w:r>
+      <w:r>
+        <w:t xml:space="preserve"> </w:t>
+      </w:r>
+      <w:r>
+        <w:t xml:space="preserve">would need chemical or structural held-out splits as well.</w:t>
       </w:r>
     </w:p>
     <w:bookmarkEnd w:id="63"/>
@@ -11975,6 +12959,15 @@
         <w:pStyle w:val="Heading2"/>
       </w:pPr>
       <w:r>
+        <w:rPr>
+          <w:rStyle w:val="SectionNumber"/>
+        </w:rPr>
+        <w:t xml:space="preserve">7.3</w:t>
+      </w:r>
+      <w:r>
+        <w:tab/>
+      </w:r>
+      <w:r>
         <w:t xml:space="preserve">What would falsify the optimism</w:t>
       </w:r>
     </w:p>
@@ -12091,19 +13084,25 @@
         <w:pStyle w:val="BodyText"/>
       </w:pPr>
       <w:r>
-        <w:t xml:space="preserve">The complementary risk is that the loop closes on the wrong targets. The one clearly</w:t>
-      </w:r>
-      <w:r>
-        <w:t xml:space="preserve"> </w:t>
-      </w:r>
-      <w:r>
-        <w:t xml:space="preserve">closed prediction-synthesis-measurement loop in this literature delivered</w:t>
-      </w:r>
-      <w:r>
-        <w:t xml:space="preserve"> </w:t>
-      </w:r>
-      <w:r>
-        <w:t xml:space="preserve">intermetallics between 2.5 and 6.5 K, with no applied pressure reported</w:t>
+        <w:t xml:space="preserve">The complementary risk is that the loop closes on the wrong targets. The closed</w:t>
+      </w:r>
+      <w:r>
+        <w:t xml:space="preserve"> </w:t>
+      </w:r>
+      <w:r>
+        <w:t xml:space="preserve">prediction-synthesis-measurement loops this survey found delivered low-temperature</w:t>
+      </w:r>
+      <w:r>
+        <w:t xml:space="preserve"> </w:t>
+      </w:r>
+      <w:r>
+        <w:t xml:space="preserve">intermetallics – 2.5 to 6.5 K with no applied pressure reported in the more recent</w:t>
+      </w:r>
+      <w:r>
+        <w:t xml:space="preserve"> </w:t>
+      </w:r>
+      <w:r>
+        <w:t xml:space="preserve">case</w:t>
       </w:r>
       <w:r>
         <w:t xml:space="preserve"> </w:t>
@@ -12117,6 +13116,26 @@
             <w:rStyle w:val="Hyperlink"/>
           </w:rPr>
           <w:t xml:space="preserve">Li et al. 2026</w:t>
+        </w:r>
+      </w:hyperlink>
+      <w:r>
+        <w:t xml:space="preserve">)</w:t>
+      </w:r>
+      <w:r>
+        <w:t xml:space="preserve">, a new Zr-In-Ni compound in the earlier one</w:t>
+      </w:r>
+      <w:r>
+        <w:t xml:space="preserve"> </w:t>
+      </w:r>
+      <w:r>
+        <w:t xml:space="preserve">(</w:t>
+      </w:r>
+      <w:hyperlink w:anchor="ref-pogue2022closed">
+        <w:r>
+          <w:rPr>
+            <w:rStyle w:val="Hyperlink"/>
+          </w:rPr>
+          <w:t xml:space="preserve">Pogue et al. 2022</w:t>
         </w:r>
       </w:hyperlink>
       <w:r>
@@ -12183,6 +13202,15 @@
         <w:pStyle w:val="Heading2"/>
       </w:pPr>
       <w:r>
+        <w:rPr>
+          <w:rStyle w:val="SectionNumber"/>
+        </w:rPr>
+        <w:t xml:space="preserve">7.4</w:t>
+      </w:r>
+      <w:r>
+        <w:tab/>
+      </w:r>
+      <w:r>
         <w:t xml:space="preserve">The honest statement of the route</w:t>
       </w:r>
     </w:p>
@@ -12215,7 +13243,13 @@
         <w:t xml:space="preserve"> </w:t>
       </w:r>
       <w:r>
-        <w:t xml:space="preserve">one step placed in front of them, ordered so that each unblocks the next:</w:t>
+        <w:t xml:space="preserve">one step placed alongside them. The four can be pursued in parallel; the dependencies</w:t>
+      </w:r>
+      <w:r>
+        <w:t xml:space="preserve"> </w:t>
+      </w:r>
+      <w:r>
+        <w:t xml:space="preserve">below are about what makes each easier, not about a required order:</w:t>
       </w:r>
     </w:p>
     <w:p>
@@ -12231,31 +13265,43 @@
           <w:i/>
           <w:iCs/>
         </w:rPr>
-        <w:t xml:space="preserve">Instrument the experiments.</w:t>
-      </w:r>
-      <w:r>
-        <w:t xml:space="preserve"> </w:t>
-      </w:r>
-      <w:r>
-        <w:t xml:space="preserve">This step is new here, and it is prior to the other</w:t>
-      </w:r>
-      <w:r>
-        <w:t xml:space="preserve"> </w:t>
-      </w:r>
-      <w:r>
-        <w:t xml:space="preserve">three: machine-operated apparatus is what produces the negative results and the</w:t>
-      </w:r>
-      <w:r>
-        <w:t xml:space="preserve"> </w:t>
-      </w:r>
-      <w:r>
-        <w:t xml:space="preserve">machine-readable characterization records that the other three steps consume, and</w:t>
-      </w:r>
-      <w:r>
-        <w:t xml:space="preserve"> </w:t>
-      </w:r>
-      <w:r>
-        <w:t xml:space="preserve">nothing in current publication practice produces them.</w:t>
+        <w:t xml:space="preserve">Capture the experiments in structured form.</w:t>
+      </w:r>
+      <w:r>
+        <w:t xml:space="preserve"> </w:t>
+      </w:r>
+      <w:r>
+        <w:t xml:space="preserve">This step is new here, and it feeds</w:t>
+      </w:r>
+      <w:r>
+        <w:t xml:space="preserve"> </w:t>
+      </w:r>
+      <w:r>
+        <w:t xml:space="preserve">the other three: the negative results and the machine-readable characterization</w:t>
+      </w:r>
+      <w:r>
+        <w:t xml:space="preserve"> </w:t>
+      </w:r>
+      <w:r>
+        <w:t xml:space="preserve">records they consume have to come from somewhere, and nothing in current</w:t>
+      </w:r>
+      <w:r>
+        <w:t xml:space="preserve"> </w:t>
+      </w:r>
+      <w:r>
+        <w:t xml:space="preserve">publication practice produces them. Automation is one way to capture them</w:t>
+      </w:r>
+      <w:r>
+        <w:t xml:space="preserve"> </w:t>
+      </w:r>
+      <w:r>
+        <w:t xml:space="preserve">consistently and not the only one; manual and assisted workflows can do it too,</w:t>
+      </w:r>
+      <w:r>
+        <w:t xml:space="preserve"> </w:t>
+      </w:r>
+      <w:r>
+        <w:t xml:space="preserve">given metadata standards, quality control and a release practice.</w:t>
       </w:r>
     </w:p>
     <w:p>
@@ -12425,6 +13471,15 @@
         <w:pStyle w:val="Heading1"/>
       </w:pPr>
       <w:r>
+        <w:rPr>
+          <w:rStyle w:val="SectionNumber"/>
+        </w:rPr>
+        <w:t xml:space="preserve">8</w:t>
+      </w:r>
+      <w:r>
+        <w:tab/>
+      </w:r>
+      <w:r>
         <w:t xml:space="preserve">Discussion</w:t>
       </w:r>
     </w:p>
@@ -12433,6 +13488,15 @@
       <w:pPr>
         <w:pStyle w:val="Heading2"/>
       </w:pPr>
+      <w:r>
+        <w:rPr>
+          <w:rStyle w:val="SectionNumber"/>
+        </w:rPr>
+        <w:t xml:space="preserve">8.1</w:t>
+      </w:r>
+      <w:r>
+        <w:tab/>
+      </w:r>
       <w:r>
         <w:t xml:space="preserve">Reading the corpus’s own shape</w:t>
       </w:r>
@@ -12550,6 +13614,15 @@
         <w:pStyle w:val="Heading2"/>
       </w:pPr>
       <w:r>
+        <w:rPr>
+          <w:rStyle w:val="SectionNumber"/>
+        </w:rPr>
+        <w:t xml:space="preserve">8.2</w:t>
+      </w:r>
+      <w:r>
+        <w:tab/>
+      </w:r>
+      <w:r>
         <w:t xml:space="preserve">Three hypotheses about the field’s shape</w:t>
       </w:r>
     </w:p>
@@ -12592,7 +13665,7 @@
         <w:t xml:space="preserve"> </w:t>
       </w:r>
       <w:r>
-        <w:t xml:space="preserve">question, has one paper. The hypothesis is that adoption is governed by validation</w:t>
+        <w:t xml:space="preserve">question, has none in the seed. The hypothesis is that adoption is governed by validation</w:t>
       </w:r>
       <w:r>
         <w:t xml:space="preserve"> </w:t>
@@ -12834,7 +13907,7 @@
           <w:i/>
           <w:iCs/>
         </w:rPr>
-        <w:t xml:space="preserve">AI work is being done inside the field, not imported into it.</w:t>
+        <w:t xml:space="preserve">Category placement: AI-tagged papers are filed as superconductivity papers.</w:t>
       </w:r>
       <w:r>
         <w:t xml:space="preserve"> </w:t>
@@ -12935,69 +14008,55 @@
         <w:pStyle w:val="BodyText"/>
       </w:pPr>
       <w:r>
-        <w:t xml:space="preserve">The reading we take from this is that the people doing this work are</w:t>
-      </w:r>
-      <w:r>
-        <w:t xml:space="preserve"> </w:t>
-      </w:r>
-      <w:r>
-        <w:t xml:space="preserve">superconductivity researchers adopting methods, not methods researchers adopting</w:t>
-      </w:r>
-      <w:r>
-        <w:t xml:space="preserve"> </w:t>
-      </w:r>
-      <w:r>
-        <w:t xml:space="preserve">superconductivity. That makes the shortage one of method fluency and of usable data</w:t>
-      </w:r>
-      <w:r>
-        <w:t xml:space="preserve"> </w:t>
-      </w:r>
-      <w:r>
-        <w:t xml:space="preserve">inside the field rather than of contact between two communities, and it predicts that</w:t>
-      </w:r>
-      <w:r>
-        <w:t xml:space="preserve"> </w:t>
-      </w:r>
-      <w:r>
-        <w:t xml:space="preserve">progress comes from instrument and materials groups taking methods up internally –</w:t>
-      </w:r>
-      <w:r>
-        <w:t xml:space="preserve"> </w:t>
-      </w:r>
-      <w:r>
-        <w:t xml:space="preserve">which is what the qubit-readout literature already looks like – rather than from</w:t>
-      </w:r>
-      <w:r>
-        <w:t xml:space="preserve"> </w:t>
-      </w:r>
-      <w:r>
-        <w:t xml:space="preserve">methods groups acquiring physics data.</w:t>
-      </w:r>
-    </w:p>
-    <w:p>
-      <w:pPr>
-        <w:pStyle w:val="BodyText"/>
-      </w:pPr>
-      <w:r>
-        <w:t xml:space="preserve">We note the limit of this measurement: arXiv records carry no affiliations, so it</w:t>
-      </w:r>
-      <w:r>
-        <w:t xml:space="preserve"> </w:t>
-      </w:r>
-      <w:r>
-        <w:t xml:space="preserve">speaks to where authors file their papers, not to what department they sit in. An</w:t>
-      </w:r>
-      <w:r>
-        <w:t xml:space="preserve"> </w:t>
-      </w:r>
-      <w:r>
-        <w:t xml:space="preserve">earlier draft of this hypothesis asserted the affiliation claim directly; nothing in</w:t>
-      </w:r>
-      <w:r>
-        <w:t xml:space="preserve"> </w:t>
-      </w:r>
-      <w:r>
-        <w:t xml:space="preserve">this corpus supports that, and the category evidence points the other way.</w:t>
+        <w:t xml:space="preserve">These differences describe where authors file their papers. They do not identify</w:t>
+      </w:r>
+      <w:r>
+        <w:t xml:space="preserve"> </w:t>
+      </w:r>
+      <w:r>
+        <w:t xml:space="preserve">disciplinary background, prior expertise, or the direction in which methods travel</w:t>
+      </w:r>
+      <w:r>
+        <w:t xml:space="preserve"> </w:t>
+      </w:r>
+      <w:r>
+        <w:t xml:space="preserve">between communities: arXiv records carry no affiliations, and an earlier draft of this</w:t>
+      </w:r>
+      <w:r>
+        <w:t xml:space="preserve"> </w:t>
+      </w:r>
+      <w:r>
+        <w:t xml:space="preserve">hypothesis asserted the affiliation claim directly, which nothing in this corpus</w:t>
+      </w:r>
+      <w:r>
+        <w:t xml:space="preserve"> </w:t>
+      </w:r>
+      <w:r>
+        <w:t xml:space="preserve">supports. What the category evidence does support is the weaker statement that</w:t>
+      </w:r>
+      <w:r>
+        <w:t xml:space="preserve"> </w:t>
+      </w:r>
+      <w:r>
+        <w:t xml:space="preserve">AI-tagged superconductivity work is being filed as superconductivity work, and reaches</w:t>
+      </w:r>
+      <w:r>
+        <w:t xml:space="preserve"> </w:t>
+      </w:r>
+      <w:r>
+        <w:t xml:space="preserve">outward to computer science rather than arriving from it. Deciding whether methods are</w:t>
+      </w:r>
+      <w:r>
+        <w:t xml:space="preserve"> </w:t>
+      </w:r>
+      <w:r>
+        <w:t xml:space="preserve">taken up internally or imported would need author-level evidence this survey does not</w:t>
+      </w:r>
+      <w:r>
+        <w:t xml:space="preserve"> </w:t>
+      </w:r>
+      <w:r>
+        <w:t xml:space="preserve">have.</w:t>
       </w:r>
     </w:p>
     <w:p>
@@ -13021,6 +14080,15 @@
         <w:pStyle w:val="Heading2"/>
       </w:pPr>
       <w:r>
+        <w:rPr>
+          <w:rStyle w:val="SectionNumber"/>
+        </w:rPr>
+        <w:t xml:space="preserve">8.3</w:t>
+      </w:r>
+      <w:r>
+        <w:tab/>
+      </w:r>
+      <w:r>
         <w:t xml:space="preserve">What would change the assessment</w:t>
       </w:r>
     </w:p>
@@ -13071,7 +14139,7 @@
         <w:t xml:space="preserve"> </w:t>
       </w:r>
       <w:r>
-        <w:t xml:space="preserve">methods generalising to post-2024 experimental confirmations, then the label-quality</w:t>
+        <w:t xml:space="preserve">methods ranking post-2024 experimental confirmations well, then the label-quality</w:t>
       </w:r>
       <w:r>
         <w:t xml:space="preserve"> </w:t>
@@ -13113,6 +14181,15 @@
         <w:pStyle w:val="Heading2"/>
       </w:pPr>
       <w:r>
+        <w:rPr>
+          <w:rStyle w:val="SectionNumber"/>
+        </w:rPr>
+        <w:t xml:space="preserve">8.4</w:t>
+      </w:r>
+      <w:r>
+        <w:tab/>
+      </w:r>
+      <w:r>
         <w:t xml:space="preserve">Limitations of this survey</w:t>
       </w:r>
     </w:p>
@@ -13127,25 +14204,179 @@
         <w:t xml:space="preserve"> </w:t>
       </w:r>
       <w:r>
-        <w:t xml:space="preserve">published through IEEE venues and industrial device work that is never posted. The</w:t>
-      </w:r>
-      <w:r>
-        <w:t xml:space="preserve"> </w:t>
-      </w:r>
-      <w:r>
-        <w:t xml:space="preserve">window opens in September 2021, so pre-window developments enter only through</w:t>
-      </w:r>
-      <w:r>
-        <w:t xml:space="preserve"> </w:t>
-      </w:r>
-      <w:r>
-        <w:t xml:space="preserve">hand-verified anchor citations. Labels are single-valued where the underlying reality</w:t>
-      </w:r>
-      <w:r>
-        <w:t xml:space="preserve"> </w:t>
-      </w:r>
-      <w:r>
-        <w:t xml:space="preserve">is often multi-valued. The AI-readiness scores in Figure 5 are the author’s judgement</w:t>
+        <w:t xml:space="preserve">published through IEEE venues and industrial device work that is never posted. It is</w:t>
+      </w:r>
+      <w:r>
+        <w:t xml:space="preserve"> </w:t>
+      </w:r>
+      <w:r>
+        <w:t xml:space="preserve">also a category harvest, not a topic harvest, and relevant work filed elsewhere is</w:t>
+      </w:r>
+      <w:r>
+        <w:t xml:space="preserve"> </w:t>
+      </w:r>
+      <w:r>
+        <w:t xml:space="preserve">missed by construction: the agentic screening study discussed in Section 5 is</w:t>
+      </w:r>
+      <w:r>
+        <w:t xml:space="preserve"> </w:t>
+      </w:r>
+      <w:r>
+        <w:t xml:space="preserve">classified</w:t>
+      </w:r>
+      <w:r>
+        <w:t xml:space="preserve"> </w:t>
+      </w:r>
+      <w:r>
+        <w:rPr>
+          <w:rStyle w:val="VerbatimChar"/>
+        </w:rPr>
+        <w:t xml:space="preserve">cs.LG</w:t>
+      </w:r>
+      <w:r>
+        <w:t xml:space="preserve"> </w:t>
+      </w:r>
+      <w:r>
+        <w:t xml:space="preserve">and</w:t>
+      </w:r>
+      <w:r>
+        <w:t xml:space="preserve"> </w:t>
+      </w:r>
+      <w:r>
+        <w:rPr>
+          <w:rStyle w:val="VerbatimChar"/>
+        </w:rPr>
+        <w:t xml:space="preserve">cond-mat.mtrl-sci</w:t>
+      </w:r>
+      <w:r>
+        <w:t xml:space="preserve"> </w:t>
+      </w:r>
+      <w:r>
+        <w:t xml:space="preserve">with no</w:t>
+      </w:r>
+      <w:r>
+        <w:t xml:space="preserve"> </w:t>
+      </w:r>
+      <w:r>
+        <w:rPr>
+          <w:rStyle w:val="VerbatimChar"/>
+        </w:rPr>
+        <w:t xml:space="preserve">cond-mat.supr-con</w:t>
+      </w:r>
+      <w:r>
+        <w:t xml:space="preserve"> </w:t>
+      </w:r>
+      <w:r>
+        <w:t xml:space="preserve">listing</w:t>
+      </w:r>
+      <w:r>
+        <w:t xml:space="preserve"> </w:t>
+      </w:r>
+      <w:r>
+        <w:t xml:space="preserve">(</w:t>
+      </w:r>
+      <w:hyperlink w:anchor="ref-li2026agentic">
+        <w:r>
+          <w:rPr>
+            <w:rStyle w:val="Hyperlink"/>
+          </w:rPr>
+          <w:t xml:space="preserve">Li et al. 2026</w:t>
+        </w:r>
+      </w:hyperlink>
+      <w:r>
+        <w:t xml:space="preserve">)</w:t>
+      </w:r>
+      <w:r>
+        <w:t xml:space="preserve">, and the scanning-tunnelling study in the same section is filed under</w:t>
+      </w:r>
+      <w:r>
+        <w:t xml:space="preserve"> </w:t>
+      </w:r>
+      <w:r>
+        <w:rPr>
+          <w:rStyle w:val="VerbatimChar"/>
+        </w:rPr>
+        <w:t xml:space="preserve">cond-mat.str-el</w:t>
+      </w:r>
+      <w:r>
+        <w:t xml:space="preserve"> </w:t>
+      </w:r>
+      <w:r>
+        <w:t xml:space="preserve">(</w:t>
+      </w:r>
+      <w:hyperlink w:anchor="ref-taranto2022unsupervised">
+        <w:r>
+          <w:rPr>
+            <w:rStyle w:val="Hyperlink"/>
+          </w:rPr>
+          <w:t xml:space="preserve">Taranto et al. 2022</w:t>
+        </w:r>
+      </w:hyperlink>
+      <w:r>
+        <w:t xml:space="preserve">)</w:t>
+      </w:r>
+      <w:r>
+        <w:t xml:space="preserve">. Both entered through the targeted</w:t>
+      </w:r>
+      <w:r>
+        <w:t xml:space="preserve"> </w:t>
+      </w:r>
+      <w:r>
+        <w:t xml:space="preserve">supplement rather than the seed, which is the clearest available measure of what a</w:t>
+      </w:r>
+      <w:r>
+        <w:t xml:space="preserve"> </w:t>
+      </w:r>
+      <w:r>
+        <w:t xml:space="preserve">single-category harvest costs. The window opens in September 2021, so pre-window</w:t>
+      </w:r>
+      <w:r>
+        <w:t xml:space="preserve"> </w:t>
+      </w:r>
+      <w:r>
+        <w:t xml:space="preserve">developments enter only through hand-verified anchor citations. Labels are</w:t>
+      </w:r>
+      <w:r>
+        <w:t xml:space="preserve"> </w:t>
+      </w:r>
+      <w:r>
+        <w:t xml:space="preserve">single-valued where the underlying reality is often multi-valued, so a paper that</w:t>
+      </w:r>
+      <w:r>
+        <w:t xml:space="preserve"> </w:t>
+      </w:r>
+      <w:r>
+        <w:t xml:space="preserve">synthesises and measures a computationally proposed compound receives one label, and</w:t>
+      </w:r>
+      <w:r>
+        <w:t xml:space="preserve"> </w:t>
+      </w:r>
+      <w:r>
+        <w:t xml:space="preserve">the mode counts do not enumerate the experimental stages inside a study. The AI lens</w:t>
+      </w:r>
+      <w:r>
+        <w:t xml:space="preserve"> </w:t>
+      </w:r>
+      <w:r>
+        <w:t xml:space="preserve">has 88% precision and 77% recall on its validation sample, so the detected rate is</w:t>
+      </w:r>
+      <w:r>
+        <w:t xml:space="preserve"> </w:t>
+      </w:r>
+      <w:r>
+        <w:t xml:space="preserve">more likely to understate AI use than to overstate it; because that sample was</w:t>
+      </w:r>
+      <w:r>
+        <w:t xml:space="preserve"> </w:t>
+      </w:r>
+      <w:r>
+        <w:t xml:space="preserve">stratified on the rule-based tag rather than drawn from the population, we do not</w:t>
+      </w:r>
+      <w:r>
+        <w:t xml:space="preserve"> </w:t>
+      </w:r>
+      <w:r>
+        <w:t xml:space="preserve">report a recall-corrected rate. The AI-readiness scores in Figure 5 are the author’s judgement</w:t>
       </w:r>
       <w:r>
         <w:t xml:space="preserve"> </w:t>
@@ -13157,7 +14388,7 @@
         <w:t xml:space="preserve"> </w:t>
       </w:r>
       <w:r>
-        <w:t xml:space="preserve">states the reasoning for each cell so that individual scores can be contested. All</w:t>
+        <w:t xml:space="preserve">states the reasoning for each scored cell so that individual scores can be contested. All</w:t>
       </w:r>
       <w:r>
         <w:t xml:space="preserve"> </w:t>
@@ -13186,6 +14417,15 @@
         <w:pStyle w:val="Heading1"/>
       </w:pPr>
       <w:r>
+        <w:rPr>
+          <w:rStyle w:val="SectionNumber"/>
+        </w:rPr>
+        <w:t xml:space="preserve">9</w:t>
+      </w:r>
+      <w:r>
+        <w:tab/>
+      </w:r>
+      <w:r>
         <w:t xml:space="preserve">Conclusion</w:t>
       </w:r>
     </w:p>
@@ -13206,7 +14446,7 @@
         <w:t xml:space="preserve"> </w:t>
       </w:r>
       <w:r>
-        <w:t xml:space="preserve">then asked of each cell what a machine-learning method could contribute there.</w:t>
+        <w:t xml:space="preserve">then asked what a machine-learning method could contribute in them.</w:t>
       </w:r>
     </w:p>
     <w:p>
@@ -13244,13 +14484,13 @@
         <w:t xml:space="preserve"> </w:t>
       </w:r>
       <w:r>
-        <w:t xml:space="preserve">bottleneck, synthesis, is the cell with the least usable data and the fewest methods:</w:t>
-      </w:r>
-      <w:r>
-        <w:t xml:space="preserve"> </w:t>
-      </w:r>
-      <w:r>
-        <w:t xml:space="preserve">one AI-tagged paper in the entire corpus.</w:t>
+        <w:t xml:space="preserve">bottleneck, synthesis, is the mode with the least usable data and the fewest methods:</w:t>
+      </w:r>
+      <w:r>
+        <w:t xml:space="preserve"> </w:t>
+      </w:r>
+      <w:r>
+        <w:t xml:space="preserve">no AI-tagged paper in the seed, and one in the merged corpus.</w:t>
       </w:r>
     </w:p>
     <w:p>
@@ -13270,19 +14510,19 @@
         <w:t xml:space="preserve"> </w:t>
       </w:r>
       <w:r>
-        <w:t xml:space="preserve">200 K at 200 GPa; the one clearly closed prediction-synthesis-measurement loop in the</w:t>
-      </w:r>
-      <w:r>
-        <w:t xml:space="preserve"> </w:t>
-      </w:r>
-      <w:r>
-        <w:t xml:space="preserve">recent literature delivered intermetallics between 2.5 and 6.5 K, with no applied</w:t>
-      </w:r>
-      <w:r>
-        <w:t xml:space="preserve"> </w:t>
-      </w:r>
-      <w:r>
-        <w:t xml:space="preserve">pressure reported</w:t>
+        <w:t xml:space="preserve">200 K at 200 GPa; the closed prediction-synthesis-measurement loops this survey found</w:t>
+      </w:r>
+      <w:r>
+        <w:t xml:space="preserve"> </w:t>
+      </w:r>
+      <w:r>
+        <w:t xml:space="preserve">in the window delivered low-temperature intermetallics, 2.5 to 6.5 K with no applied</w:t>
+      </w:r>
+      <w:r>
+        <w:t xml:space="preserve"> </w:t>
+      </w:r>
+      <w:r>
+        <w:t xml:space="preserve">pressure reported in the more recent case</w:t>
       </w:r>
       <w:r>
         <w:t xml:space="preserve"> </w:t>
@@ -13299,16 +14539,36 @@
         </w:r>
       </w:hyperlink>
       <w:r>
+        <w:t xml:space="preserve">;</w:t>
+      </w:r>
+      <w:r>
+        <w:t xml:space="preserve"> </w:t>
+      </w:r>
+      <w:hyperlink w:anchor="ref-pogue2022closed">
+        <w:r>
+          <w:rPr>
+            <w:rStyle w:val="Hyperlink"/>
+          </w:rPr>
+          <w:t xml:space="preserve">Pogue et al. 2022</w:t>
+        </w:r>
+      </w:hyperlink>
+      <w:r>
         <w:t xml:space="preserve">)</w:t>
       </w:r>
       <w:r>
-        <w:t xml:space="preserve">. The two sit in different regimes, and that is the substance of the</w:t>
-      </w:r>
-      <w:r>
-        <w:t xml:space="preserve"> </w:t>
-      </w:r>
-      <w:r>
-        <w:t xml:space="preserve">gap rather than a caveat to it: the loop closed where the synthesis was easy. Both</w:t>
+        <w:t xml:space="preserve">. The two</w:t>
+      </w:r>
+      <w:r>
+        <w:t xml:space="preserve"> </w:t>
+      </w:r>
+      <w:r>
+        <w:t xml:space="preserve">sit in different regimes, and that is the substance of the gap rather than a caveat to</w:t>
+      </w:r>
+      <w:r>
+        <w:t xml:space="preserve"> </w:t>
+      </w:r>
+      <w:r>
+        <w:t xml:space="preserve">it: the loops closed where the synthesis was easy. Both</w:t>
       </w:r>
       <w:r>
         <w:t xml:space="preserve"> </w:t>
@@ -13328,13 +14588,13 @@
         <w:pStyle w:val="BodyText"/>
       </w:pPr>
       <w:r>
-        <w:t xml:space="preserve">For anyone deciding where to apply AI for Science effort in this field, the ranking</w:t>
-      </w:r>
-      <w:r>
-        <w:t xml:space="preserve"> </w:t>
-      </w:r>
-      <w:r>
-        <w:t xml:space="preserve">that follows from Figure 5 is: release labelled characterization data and build</w:t>
+        <w:t xml:space="preserve">For anyone deciding where to apply AI for Science effort in this field, the ordering</w:t>
+      </w:r>
+      <w:r>
+        <w:t xml:space="preserve"> </w:t>
+      </w:r>
+      <w:r>
+        <w:t xml:space="preserve">that follows from the 15 cells scored in Figure 5 is: release labelled characterization data and build</w:t>
       </w:r>
       <w:r>
         <w:t xml:space="preserve"> </w:t>
@@ -13366,7 +14626,7 @@
         <w:pStyle w:val="BodyText"/>
       </w:pPr>
       <w:r>
-        <w:t xml:space="preserve">Section 7 argues that the first two of these are becoming buildable for reasons</w:t>
+        <w:t xml:space="preserve">Section 7 argues that the first two of these are becoming easier to build for reasons</w:t>
       </w:r>
       <w:r>
         <w:t xml:space="preserve"> </w:t>
@@ -13384,13 +14644,19 @@
         <w:t xml:space="preserve"> </w:t>
       </w:r>
       <w:r>
-        <w:t xml:space="preserve">spectra that human publication practice does not. That makes the instrument interface,</w:t>
-      </w:r>
-      <w:r>
-        <w:t xml:space="preserve"> </w:t>
-      </w:r>
-      <w:r>
-        <w:t xml:space="preserve">rather than model capability, the variable most likely to move this assessment. It</w:t>
+        <w:t xml:space="preserve">spectra that human publication practice does not. That makes the instrument interface</w:t>
+      </w:r>
+      <w:r>
+        <w:t xml:space="preserve"> </w:t>
+      </w:r>
+      <w:r>
+        <w:t xml:space="preserve">a candidate for the variable most likely to move this assessment, ahead of model</w:t>
+      </w:r>
+      <w:r>
+        <w:t xml:space="preserve"> </w:t>
+      </w:r>
+      <w:r>
+        <w:t xml:space="preserve">capability – a prediction this survey advances rather than one it measures. It</w:t>
       </w:r>
       <w:r>
         <w:t xml:space="preserve"> </w:t>
@@ -13412,6 +14678,15 @@
         <w:pStyle w:val="Heading1"/>
       </w:pPr>
       <w:r>
+        <w:rPr>
+          <w:rStyle w:val="SectionNumber"/>
+        </w:rPr>
+        <w:t xml:space="preserve">10</w:t>
+      </w:r>
+      <w:r>
+        <w:tab/>
+      </w:r>
+      <w:r>
         <w:t xml:space="preserve">Data availability</w:t>
       </w:r>
     </w:p>
@@ -13534,11 +14809,20 @@
       </w:r>
     </w:p>
     <w:bookmarkEnd w:id="74"/>
-    <w:bookmarkStart w:id="296" w:name="X4478b5228bfecee8b22f08b71c1692fae0f8ddc"/>
+    <w:bookmarkStart w:id="298" w:name="X4478b5228bfecee8b22f08b71c1692fae0f8ddc"/>
     <w:p>
       <w:pPr>
         <w:pStyle w:val="Heading1"/>
       </w:pPr>
+      <w:r>
+        <w:rPr>
+          <w:rStyle w:val="SectionNumber"/>
+        </w:rPr>
+        <w:t xml:space="preserve">11</w:t>
+      </w:r>
+      <w:r>
+        <w:tab/>
+      </w:r>
       <w:r>
         <w:t xml:space="preserve">Appendix: reasoning behind the AI-readiness scores</w:t>
       </w:r>
@@ -13644,7 +14928,7 @@
               <w:pStyle w:val="Compact"/>
             </w:pPr>
             <w:r>
-              <w:t xml:space="preserve">Data 3: hundreds of thousands of electron-phonon calculations exist, ~7,000 of them assembled as a single training set</w:t>
+              <w:t xml:space="preserve">Data 3: ~7,000 electron-phonon calculations assembled as a single training set, used to screen roughly 200,000 compounds</w:t>
             </w:r>
             <w:r>
               <w:t xml:space="preserve"> </w:t>
@@ -13871,7 +15155,7 @@
               <w:pStyle w:val="Compact"/>
             </w:pPr>
             <w:r>
-              <w:t xml:space="preserve">Data 2: abundant spectra, almost none machine-readable. Benchmark 1, validation 2. Bottleneck data.</w:t>
+              <w:t xml:space="preserve">Data 2: abundant spectra, very little of it encountered in machine-readable form. Benchmark 1, validation 2. Bottleneck data.</w:t>
             </w:r>
           </w:p>
         </w:tc>
@@ -14112,7 +15396,7 @@
         </w:tc>
       </w:tr>
     </w:tbl>
-    <w:bookmarkStart w:id="295" w:name="refs"/>
+    <w:bookmarkStart w:id="297" w:name="refs"/>
     <w:bookmarkStart w:id="76" w:name="ref-aasen2025roadmap"/>
     <w:p>
       <w:pPr>
@@ -14396,98 +15680,170 @@
           <w:i/>
           <w:iCs/>
         </w:rPr>
-        <w:t xml:space="preserve">Evidence of Pseudogap and Absence of Spin Magnetism in the Time-Reversal-Symmetry-Breaking State of Ba$_</w:t>
-      </w:r>
-      <w:r>
-        <w:rPr>
-          <w:i/>
-          <w:iCs/>
-        </w:rPr>
-        <w:t xml:space="preserve">1-x</w:t>
-      </w:r>
-      <w:r>
-        <w:rPr>
-          <w:i/>
-          <w:iCs/>
-        </w:rPr>
-        <w:t xml:space="preserve">$k$_x$fe$_2$as$_2$</w:t>
-      </w:r>
-      <w:r>
-        <w:t xml:space="preserve">.</w:t>
-      </w:r>
-      <w:r>
-        <w:t xml:space="preserve"> </w:t>
-      </w:r>
-      <w:hyperlink r:id="rId87">
-        <w:r>
-          <w:rPr>
-            <w:rStyle w:val="Hyperlink"/>
-          </w:rPr>
-          <w:t xml:space="preserve">https://arxiv.org/abs/2501.11936</w:t>
-        </w:r>
-      </w:hyperlink>
-      <w:r>
-        <w:t xml:space="preserve">.</w:t>
-      </w:r>
-    </w:p>
-    <w:bookmarkEnd w:id="88"/>
-    <w:bookmarkStart w:id="90" w:name="ref-bednorz1986possible"/>
-    <w:p>
-      <w:pPr>
-        <w:pStyle w:val="Bibliography"/>
-      </w:pPr>
-      <w:r>
-        <w:t xml:space="preserve">Bednorz, J. G., and K. A. Müller. 1986.</w:t>
-      </w:r>
-      <w:r>
-        <w:t xml:space="preserve"> </w:t>
-      </w:r>
-      <w:r>
-        <w:t xml:space="preserve">“Possible High</w:t>
-      </w:r>
-      <w:r>
-        <w:t xml:space="preserve"> </w:t>
+        <w:t xml:space="preserve">Evidence of Pseudogap and Absence of Spin Magnetism in the Time-Reversal-Symmetry-Breaking State of Ba</w:t>
       </w:r>
       <m:oMath>
         <m:sSub>
           <m:e>
             <m:r>
-              <m:t>T</m:t>
+              <m:t>​</m:t>
             </m:r>
           </m:e>
           <m:sub>
             <m:r>
-              <m:t>c</m:t>
+              <m:t>1</m:t>
+            </m:r>
+            <m:r>
+              <m:rPr>
+                <m:sty m:val="p"/>
+              </m:rPr>
+              <m:t>−</m:t>
+            </m:r>
+            <m:r>
+              <m:t>x</m:t>
             </m:r>
           </m:sub>
         </m:sSub>
       </m:oMath>
       <w:r>
-        <w:t xml:space="preserve"> </w:t>
-      </w:r>
-      <w:r>
-        <w:t xml:space="preserve">Superconductivity in the</w:t>
-      </w:r>
-      <w:r>
-        <w:t xml:space="preserve"> </w:t>
-      </w:r>
-      <w:r>
-        <w:t xml:space="preserve">Ba-La-Cu-O</w:t>
-      </w:r>
-      <w:r>
-        <w:t xml:space="preserve"> </w:t>
-      </w:r>
-      <w:r>
-        <w:t xml:space="preserve">System.”</w:t>
-      </w:r>
-      <w:r>
-        <w:t xml:space="preserve"> </w:t>
-      </w:r>
-      <w:r>
         <w:rPr>
           <w:i/>
           <w:iCs/>
         </w:rPr>
+        <w:t xml:space="preserve">k</w:t>
+      </w:r>
+      <m:oMath>
+        <m:sSub>
+          <m:e>
+            <m:r>
+              <m:t>​</m:t>
+            </m:r>
+          </m:e>
+          <m:sub>
+            <m:r>
+              <m:t>x</m:t>
+            </m:r>
+          </m:sub>
+        </m:sSub>
+      </m:oMath>
+      <w:r>
+        <w:rPr>
+          <w:i/>
+          <w:iCs/>
+        </w:rPr>
+        <w:t xml:space="preserve">fe</w:t>
+      </w:r>
+      <m:oMath>
+        <m:sSub>
+          <m:e>
+            <m:r>
+              <m:t>​</m:t>
+            </m:r>
+          </m:e>
+          <m:sub>
+            <m:r>
+              <m:t>2</m:t>
+            </m:r>
+          </m:sub>
+        </m:sSub>
+      </m:oMath>
+      <w:r>
+        <w:rPr>
+          <w:i/>
+          <w:iCs/>
+        </w:rPr>
+        <w:t xml:space="preserve">as</w:t>
+      </w:r>
+      <m:oMath>
+        <m:sSub>
+          <m:e>
+            <m:r>
+              <m:t>​</m:t>
+            </m:r>
+          </m:e>
+          <m:sub>
+            <m:r>
+              <m:t>2</m:t>
+            </m:r>
+          </m:sub>
+        </m:sSub>
+      </m:oMath>
+      <w:r>
+        <w:t xml:space="preserve">.</w:t>
+      </w:r>
+      <w:r>
+        <w:t xml:space="preserve"> </w:t>
+      </w:r>
+      <w:hyperlink r:id="rId87">
+        <w:r>
+          <w:rPr>
+            <w:rStyle w:val="Hyperlink"/>
+          </w:rPr>
+          <w:t xml:space="preserve">https://arxiv.org/abs/2501.11936</w:t>
+        </w:r>
+      </w:hyperlink>
+      <w:r>
+        <w:t xml:space="preserve">.</w:t>
+      </w:r>
+    </w:p>
+    <w:bookmarkEnd w:id="88"/>
+    <w:bookmarkStart w:id="90" w:name="ref-bednorz1986possible"/>
+    <w:p>
+      <w:pPr>
+        <w:pStyle w:val="Bibliography"/>
+      </w:pPr>
+      <w:r>
+        <w:t xml:space="preserve">Bednorz, J. G., and K. A. Müller. 1986.</w:t>
+      </w:r>
+      <w:r>
+        <w:t xml:space="preserve"> </w:t>
+      </w:r>
+      <w:r>
+        <w:t xml:space="preserve">“Possible High</w:t>
+      </w:r>
+      <w:r>
+        <w:t xml:space="preserve"> </w:t>
+      </w:r>
+      <m:oMath>
+        <m:sSub>
+          <m:e>
+            <m:r>
+              <m:t>T</m:t>
+            </m:r>
+          </m:e>
+          <m:sub>
+            <m:r>
+              <m:t>c</m:t>
+            </m:r>
+          </m:sub>
+        </m:sSub>
+      </m:oMath>
+      <w:r>
+        <w:t xml:space="preserve"> </w:t>
+      </w:r>
+      <w:r>
+        <w:t xml:space="preserve">Superconductivity in the</w:t>
+      </w:r>
+      <w:r>
+        <w:t xml:space="preserve"> </w:t>
+      </w:r>
+      <w:r>
+        <w:t xml:space="preserve">Ba-La-Cu-O</w:t>
+      </w:r>
+      <w:r>
+        <w:t xml:space="preserve"> </w:t>
+      </w:r>
+      <w:r>
+        <w:t xml:space="preserve">System.”</w:t>
+      </w:r>
+      <w:r>
+        <w:t xml:space="preserve"> </w:t>
+      </w:r>
+      <w:r>
+        <w:rPr>
+          <w:i/>
+          <w:iCs/>
+        </w:rPr>
         <w:t xml:space="preserve">Zeitschrift Für Physik B Condensed Matter</w:t>
       </w:r>
       <w:r>
@@ -14810,12 +16166,33 @@
         </w:rPr>
         <w:t xml:space="preserve">CeH</w:t>
       </w:r>
+      <m:oMath>
+        <m:sSub>
+          <m:e>
+            <m:r>
+              <m:t>​</m:t>
+            </m:r>
+          </m:e>
+          <m:sub>
+            <m:r>
+              <m:t>9</m:t>
+            </m:r>
+          </m:sub>
+        </m:sSub>
+      </m:oMath>
       <w:r>
         <w:rPr>
           <w:i/>
           <w:iCs/>
         </w:rPr>
-        <w:t xml:space="preserve">$_9$ Under Pressure</w:t>
+        <w:t xml:space="preserve"> </w:t>
+      </w:r>
+      <w:r>
+        <w:rPr>
+          <w:i/>
+          <w:iCs/>
+        </w:rPr>
+        <w:t xml:space="preserve">Under Pressure</w:t>
       </w:r>
       <w:r>
         <w:t xml:space="preserve">.</w:t>
@@ -15765,7 +17142,58 @@
         <w:t xml:space="preserve"> </w:t>
       </w:r>
       <w:r>
-        <w:t xml:space="preserve">“Effective Model and Pairing Tendency in Bilayer Ni-Based Superconductor La$_3$ni$_2$o$_7$.”</w:t>
+        <w:t xml:space="preserve">“Effective Model and Pairing Tendency in Bilayer Ni-Based Superconductor La</w:t>
+      </w:r>
+      <m:oMath>
+        <m:sSub>
+          <m:e>
+            <m:r>
+              <m:t>​</m:t>
+            </m:r>
+          </m:e>
+          <m:sub>
+            <m:r>
+              <m:t>3</m:t>
+            </m:r>
+          </m:sub>
+        </m:sSub>
+      </m:oMath>
+      <w:r>
+        <w:t xml:space="preserve">ni</w:t>
+      </w:r>
+      <m:oMath>
+        <m:sSub>
+          <m:e>
+            <m:r>
+              <m:t>​</m:t>
+            </m:r>
+          </m:e>
+          <m:sub>
+            <m:r>
+              <m:t>2</m:t>
+            </m:r>
+          </m:sub>
+        </m:sSub>
+      </m:oMath>
+      <w:r>
+        <w:t xml:space="preserve">o</w:t>
+      </w:r>
+      <m:oMath>
+        <m:sSub>
+          <m:e>
+            <m:r>
+              <m:t>​</m:t>
+            </m:r>
+          </m:e>
+          <m:sub>
+            <m:r>
+              <m:t>7</m:t>
+            </m:r>
+          </m:sub>
+        </m:sSub>
+      </m:oMath>
+      <w:r>
+        <w:t xml:space="preserve">.”</w:t>
       </w:r>
       <w:r>
         <w:t xml:space="preserve"> </w:t>
@@ -15984,177 +17412,208 @@
         </w:rPr>
         <w:t xml:space="preserve">FeTe</w:t>
       </w:r>
+      <m:oMath>
+        <m:sSub>
+          <m:e>
+            <m:r>
+              <m:t>​</m:t>
+            </m:r>
+          </m:e>
+          <m:sub>
+            <m:r>
+              <m:t>0.55</m:t>
+            </m:r>
+          </m:sub>
+        </m:sSub>
+      </m:oMath>
       <w:r>
         <w:rPr>
           <w:i/>
           <w:iCs/>
         </w:rPr>
-        <w:t xml:space="preserve">$_</w:t>
+        <w:t xml:space="preserve">se</w:t>
+      </w:r>
+      <m:oMath>
+        <m:sSub>
+          <m:e>
+            <m:r>
+              <m:t>​</m:t>
+            </m:r>
+          </m:e>
+          <m:sub>
+            <m:r>
+              <m:t>0.45</m:t>
+            </m:r>
+          </m:sub>
+        </m:sSub>
+      </m:oMath>
+      <w:r>
+        <w:t xml:space="preserve">.</w:t>
+      </w:r>
+      <w:r>
+        <w:t xml:space="preserve"> </w:t>
+      </w:r>
+      <w:hyperlink r:id="rId149">
+        <w:r>
+          <w:rPr>
+            <w:rStyle w:val="Hyperlink"/>
+          </w:rPr>
+          <w:t xml:space="preserve">https://arxiv.org/abs/2512.01703</w:t>
+        </w:r>
+      </w:hyperlink>
+      <w:r>
+        <w:t xml:space="preserve">.</w:t>
+      </w:r>
+    </w:p>
+    <w:bookmarkEnd w:id="150"/>
+    <w:bookmarkStart w:id="152" w:name="ref-hu2022coexistence"/>
+    <w:p>
+      <w:pPr>
+        <w:pStyle w:val="Bibliography"/>
+      </w:pPr>
+      <w:r>
+        <w:t xml:space="preserve">Hu, Yong, Xianxin Wu, Brenden R. Ortiz, et al. 2022.</w:t>
+      </w:r>
+      <w:r>
+        <w:t xml:space="preserve"> </w:t>
+      </w:r>
+      <w:r>
+        <w:t xml:space="preserve">“Coexistence of Tri-Hexagonal and Star-of-David Pattern in the Charge Density Wave of the Kagome Superconductor</w:t>
+      </w:r>
+      <w:r>
+        <w:t xml:space="preserve"> </w:t>
+      </w:r>
+      <w:r>
+        <w:t xml:space="preserve">AV</w:t>
+      </w:r>
+      <m:oMath>
+        <m:sSub>
+          <m:e>
+            <m:r>
+              <m:t>​</m:t>
+            </m:r>
+          </m:e>
+          <m:sub>
+            <m:r>
+              <m:t>3</m:t>
+            </m:r>
+          </m:sub>
+        </m:sSub>
+      </m:oMath>
+      <w:r>
+        <w:t xml:space="preserve">sb</w:t>
+      </w:r>
+      <m:oMath>
+        <m:sSub>
+          <m:e>
+            <m:r>
+              <m:t>​</m:t>
+            </m:r>
+          </m:e>
+          <m:sub>
+            <m:r>
+              <m:t>5</m:t>
+            </m:r>
+          </m:sub>
+        </m:sSub>
+      </m:oMath>
+      <w:r>
+        <w:t xml:space="preserve">.”</w:t>
+      </w:r>
+      <w:r>
+        <w:t xml:space="preserve"> </w:t>
       </w:r>
       <w:r>
         <w:rPr>
           <w:i/>
           <w:iCs/>
         </w:rPr>
-        <w:t xml:space="preserve">0.55</w:t>
+        <w:t xml:space="preserve">Physical Review B</w:t>
+      </w:r>
+      <w:r>
+        <w:t xml:space="preserve"> </w:t>
+      </w:r>
+      <w:r>
+        <w:t xml:space="preserve">106: L241106.</w:t>
+      </w:r>
+      <w:r>
+        <w:t xml:space="preserve"> </w:t>
+      </w:r>
+      <w:hyperlink r:id="rId151">
+        <w:r>
+          <w:rPr>
+            <w:rStyle w:val="Hyperlink"/>
+          </w:rPr>
+          <w:t xml:space="preserve">https://doi.org/10.1103/PhysRevB.106.L241106</w:t>
+        </w:r>
+      </w:hyperlink>
+      <w:r>
+        <w:t xml:space="preserve">.</w:t>
+      </w:r>
+    </w:p>
+    <w:bookmarkEnd w:id="152"/>
+    <w:bookmarkStart w:id="154" w:name="ref-iguchi2023observation"/>
+    <w:p>
+      <w:pPr>
+        <w:pStyle w:val="Bibliography"/>
+      </w:pPr>
+      <w:r>
+        <w:t xml:space="preserve">Iguchi, Yusuke, Ruby Shi, Kunihiro Kihou, et al. 2023.</w:t>
+      </w:r>
+      <w:r>
+        <w:t xml:space="preserve"> </w:t>
+      </w:r>
+      <w:r>
+        <w:t xml:space="preserve">“Observation of Superconducting Vortices Carrying a Temperature-Dependent Fraction of the Flux Quantum.”</w:t>
+      </w:r>
+      <w:r>
+        <w:t xml:space="preserve"> </w:t>
       </w:r>
       <w:r>
         <w:rPr>
           <w:i/>
           <w:iCs/>
         </w:rPr>
-        <w:t xml:space="preserve">$se$_</w:t>
+        <w:t xml:space="preserve">Science</w:t>
+      </w:r>
+      <w:r>
+        <w:t xml:space="preserve"> </w:t>
+      </w:r>
+      <w:r>
+        <w:t xml:space="preserve">380: 1244–47.</w:t>
+      </w:r>
+      <w:r>
+        <w:t xml:space="preserve"> </w:t>
+      </w:r>
+      <w:hyperlink r:id="rId153">
+        <w:r>
+          <w:rPr>
+            <w:rStyle w:val="Hyperlink"/>
+          </w:rPr>
+          <w:t xml:space="preserve">https://doi.org/10.1126/science.abp9979</w:t>
+        </w:r>
+      </w:hyperlink>
+      <w:r>
+        <w:t xml:space="preserve">.</w:t>
+      </w:r>
+    </w:p>
+    <w:bookmarkEnd w:id="154"/>
+    <w:bookmarkStart w:id="156" w:name="ref-itani2025large"/>
+    <w:p>
+      <w:pPr>
+        <w:pStyle w:val="Bibliography"/>
+      </w:pPr>
+      <w:r>
+        <w:t xml:space="preserve">Itani, Suman, Yibo Zhang, Ranjit Itani, and Jiadong Zang. 2025.</w:t>
+      </w:r>
+      <w:r>
+        <w:t xml:space="preserve"> </w:t>
       </w:r>
       <w:r>
         <w:rPr>
           <w:i/>
           <w:iCs/>
         </w:rPr>
-        <w:t xml:space="preserve">0.45</w:t>
-      </w:r>
-      <w:r>
-        <w:rPr>
-          <w:i/>
-          <w:iCs/>
-        </w:rPr>
-        <w:t xml:space="preserve">$</w:t>
-      </w:r>
-      <w:r>
-        <w:t xml:space="preserve">.</w:t>
-      </w:r>
-      <w:r>
-        <w:t xml:space="preserve"> </w:t>
-      </w:r>
-      <w:hyperlink r:id="rId149">
-        <w:r>
-          <w:rPr>
-            <w:rStyle w:val="Hyperlink"/>
-          </w:rPr>
-          <w:t xml:space="preserve">https://arxiv.org/abs/2512.01703</w:t>
-        </w:r>
-      </w:hyperlink>
-      <w:r>
-        <w:t xml:space="preserve">.</w:t>
-      </w:r>
-    </w:p>
-    <w:bookmarkEnd w:id="150"/>
-    <w:bookmarkStart w:id="152" w:name="ref-hu2022coexistence"/>
-    <w:p>
-      <w:pPr>
-        <w:pStyle w:val="Bibliography"/>
-      </w:pPr>
-      <w:r>
-        <w:t xml:space="preserve">Hu, Yong, Xianxin Wu, Brenden R. Ortiz, et al. 2022.</w:t>
-      </w:r>
-      <w:r>
-        <w:t xml:space="preserve"> </w:t>
-      </w:r>
-      <w:r>
-        <w:t xml:space="preserve">“Coexistence of Tri-Hexagonal and Star-of-David Pattern in the Charge Density Wave of the Kagome Superconductor</w:t>
-      </w:r>
-      <w:r>
-        <w:t xml:space="preserve"> </w:t>
-      </w:r>
-      <w:r>
-        <w:t xml:space="preserve">AV</w:t>
-      </w:r>
-      <w:r>
-        <w:t xml:space="preserve">$_3$sb$_5$.”</w:t>
-      </w:r>
-      <w:r>
-        <w:t xml:space="preserve"> </w:t>
-      </w:r>
-      <w:r>
-        <w:rPr>
-          <w:i/>
-          <w:iCs/>
-        </w:rPr>
-        <w:t xml:space="preserve">Physical Review B</w:t>
-      </w:r>
-      <w:r>
-        <w:t xml:space="preserve"> </w:t>
-      </w:r>
-      <w:r>
-        <w:t xml:space="preserve">106: L241106.</w:t>
-      </w:r>
-      <w:r>
-        <w:t xml:space="preserve"> </w:t>
-      </w:r>
-      <w:hyperlink r:id="rId151">
-        <w:r>
-          <w:rPr>
-            <w:rStyle w:val="Hyperlink"/>
-          </w:rPr>
-          <w:t xml:space="preserve">https://doi.org/10.1103/PhysRevB.106.L241106</w:t>
-        </w:r>
-      </w:hyperlink>
-      <w:r>
-        <w:t xml:space="preserve">.</w:t>
-      </w:r>
-    </w:p>
-    <w:bookmarkEnd w:id="152"/>
-    <w:bookmarkStart w:id="154" w:name="ref-iguchi2023observation"/>
-    <w:p>
-      <w:pPr>
-        <w:pStyle w:val="Bibliography"/>
-      </w:pPr>
-      <w:r>
-        <w:t xml:space="preserve">Iguchi, Yusuke, Ruby Shi, Kunihiro Kihou, et al. 2023.</w:t>
-      </w:r>
-      <w:r>
-        <w:t xml:space="preserve"> </w:t>
-      </w:r>
-      <w:r>
-        <w:t xml:space="preserve">“Observation of Superconducting Vortices Carrying a Temperature-Dependent Fraction of the Flux Quantum.”</w:t>
-      </w:r>
-      <w:r>
-        <w:t xml:space="preserve"> </w:t>
-      </w:r>
-      <w:r>
-        <w:rPr>
-          <w:i/>
-          <w:iCs/>
-        </w:rPr>
-        <w:t xml:space="preserve">Science</w:t>
-      </w:r>
-      <w:r>
-        <w:t xml:space="preserve"> </w:t>
-      </w:r>
-      <w:r>
-        <w:t xml:space="preserve">380: 1244–47.</w:t>
-      </w:r>
-      <w:r>
-        <w:t xml:space="preserve"> </w:t>
-      </w:r>
-      <w:hyperlink r:id="rId153">
-        <w:r>
-          <w:rPr>
-            <w:rStyle w:val="Hyperlink"/>
-          </w:rPr>
-          <w:t xml:space="preserve">https://doi.org/10.1126/science.abp9979</w:t>
-        </w:r>
-      </w:hyperlink>
-      <w:r>
-        <w:t xml:space="preserve">.</w:t>
-      </w:r>
-    </w:p>
-    <w:bookmarkEnd w:id="154"/>
-    <w:bookmarkStart w:id="156" w:name="ref-itani2025large"/>
-    <w:p>
-      <w:pPr>
-        <w:pStyle w:val="Bibliography"/>
-      </w:pPr>
-      <w:r>
-        <w:t xml:space="preserve">Itani, Suman, Yibo Zhang, Ranjit Itani, and Jiadong Zang. 2025.</w:t>
-      </w:r>
-      <w:r>
-        <w:t xml:space="preserve"> </w:t>
-      </w:r>
-      <w:r>
-        <w:rPr>
-          <w:i/>
-          <w:iCs/>
-        </w:rPr>
         <w:t xml:space="preserve">Large Language Models for Superconductor Discovery</w:t>
       </w:r>
       <w:r>
@@ -16196,8 +17655,42 @@
       <w:r>
         <w:t xml:space="preserve">AV</w:t>
       </w:r>
-      <w:r>
-        <w:t xml:space="preserve">$_3$sb$_5$ (a=k, Rb, Cs).”</w:t>
+      <m:oMath>
+        <m:sSub>
+          <m:e>
+            <m:r>
+              <m:t>​</m:t>
+            </m:r>
+          </m:e>
+          <m:sub>
+            <m:r>
+              <m:t>3</m:t>
+            </m:r>
+          </m:sub>
+        </m:sSub>
+      </m:oMath>
+      <w:r>
+        <w:t xml:space="preserve">sb</w:t>
+      </w:r>
+      <m:oMath>
+        <m:sSub>
+          <m:e>
+            <m:r>
+              <m:t>​</m:t>
+            </m:r>
+          </m:e>
+          <m:sub>
+            <m:r>
+              <m:t>5</m:t>
+            </m:r>
+          </m:sub>
+        </m:sSub>
+      </m:oMath>
+      <w:r>
+        <w:t xml:space="preserve"> </w:t>
+      </w:r>
+      <w:r>
+        <w:t xml:space="preserve">(a=k, Rb, Cs).”</w:t>
       </w:r>
       <w:r>
         <w:t xml:space="preserve"> </w:t>
@@ -16543,7 +18036,7 @@
           <w:i/>
           <w:iCs/>
         </w:rPr>
-        <w:t xml:space="preserve">Simulating the Two-Dimensional $t-j$ Model at Finite Doping with Neural Quantum States</w:t>
+        <w:t xml:space="preserve">Simulating the Two-Dimensional t-j Model at Finite Doping with Neural Quantum States</w:t>
       </w:r>
       <w:r>
         <w:t xml:space="preserve">.</w:t>
@@ -16672,21 +18165,58 @@
           <w:i/>
           <w:iCs/>
         </w:rPr>
-        <w:t xml:space="preserve">Superconductor Pb$_</w:t>
-      </w:r>
+        <w:t xml:space="preserve">Superconductor Pb</w:t>
+      </w:r>
+      <m:oMath>
+        <m:sSub>
+          <m:e>
+            <m:r>
+              <m:t>​</m:t>
+            </m:r>
+          </m:e>
+          <m:sub>
+            <m:r>
+              <m:t>10</m:t>
+            </m:r>
+            <m:r>
+              <m:rPr>
+                <m:sty m:val="p"/>
+              </m:rPr>
+              <m:t>−</m:t>
+            </m:r>
+            <m:r>
+              <m:t>x</m:t>
+            </m:r>
+          </m:sub>
+        </m:sSub>
+      </m:oMath>
       <w:r>
         <w:rPr>
           <w:i/>
           <w:iCs/>
         </w:rPr>
-        <w:t xml:space="preserve">10-x</w:t>
-      </w:r>
+        <w:t xml:space="preserve">cu</w:t>
+      </w:r>
+      <m:oMath>
+        <m:sSub>
+          <m:e>
+            <m:r>
+              <m:t>​</m:t>
+            </m:r>
+          </m:e>
+          <m:sub>
+            <m:r>
+              <m:t>x</m:t>
+            </m:r>
+          </m:sub>
+        </m:sSub>
+      </m:oMath>
       <w:r>
         <w:rPr>
           <w:i/>
           <w:iCs/>
         </w:rPr>
-        <w:t xml:space="preserve">$cu$_x$(</w:t>
+        <w:t xml:space="preserve">(</w:t>
       </w:r>
       <w:r>
         <w:rPr>
@@ -16695,12 +18225,47 @@
         </w:rPr>
         <w:t xml:space="preserve">PO</w:t>
       </w:r>
+      <m:oMath>
+        <m:sSub>
+          <m:e>
+            <m:r>
+              <m:t>​</m:t>
+            </m:r>
+          </m:e>
+          <m:sub>
+            <m:r>
+              <m:t>4</m:t>
+            </m:r>
+          </m:sub>
+        </m:sSub>
+      </m:oMath>
       <w:r>
         <w:rPr>
           <w:i/>
           <w:iCs/>
         </w:rPr>
-        <w:t xml:space="preserve">$_4$)$_6$o Showing Levitation at Room Temperature and Atmospheric Pressure and Mechanism</w:t>
+        <w:t xml:space="preserve">)</w:t>
+      </w:r>
+      <m:oMath>
+        <m:sSub>
+          <m:e>
+            <m:r>
+              <m:t>​</m:t>
+            </m:r>
+          </m:e>
+          <m:sub>
+            <m:r>
+              <m:t>6</m:t>
+            </m:r>
+          </m:sub>
+        </m:sSub>
+      </m:oMath>
+      <w:r>
+        <w:rPr>
+          <w:i/>
+          <w:iCs/>
+        </w:rPr>
+        <w:t xml:space="preserve">o Showing Levitation at Room Temperature and Atmospheric Pressure and Mechanism</w:t>
       </w:r>
       <w:r>
         <w:t xml:space="preserve">.</w:t>
@@ -17000,7 +18565,61 @@
         <w:t xml:space="preserve"> </w:t>
       </w:r>
       <w:r>
-        <w:t xml:space="preserve">“Bilayer Two-Orbital Model of La$_3$ni$_2$o$_7$ Under Pressure.”</w:t>
+        <w:t xml:space="preserve">“Bilayer Two-Orbital Model of La</w:t>
+      </w:r>
+      <m:oMath>
+        <m:sSub>
+          <m:e>
+            <m:r>
+              <m:t>​</m:t>
+            </m:r>
+          </m:e>
+          <m:sub>
+            <m:r>
+              <m:t>3</m:t>
+            </m:r>
+          </m:sub>
+        </m:sSub>
+      </m:oMath>
+      <w:r>
+        <w:t xml:space="preserve">ni</w:t>
+      </w:r>
+      <m:oMath>
+        <m:sSub>
+          <m:e>
+            <m:r>
+              <m:t>​</m:t>
+            </m:r>
+          </m:e>
+          <m:sub>
+            <m:r>
+              <m:t>2</m:t>
+            </m:r>
+          </m:sub>
+        </m:sSub>
+      </m:oMath>
+      <w:r>
+        <w:t xml:space="preserve">o</w:t>
+      </w:r>
+      <m:oMath>
+        <m:sSub>
+          <m:e>
+            <m:r>
+              <m:t>​</m:t>
+            </m:r>
+          </m:e>
+          <m:sub>
+            <m:r>
+              <m:t>7</m:t>
+            </m:r>
+          </m:sub>
+        </m:sSub>
+      </m:oMath>
+      <w:r>
+        <w:t xml:space="preserve"> </w:t>
+      </w:r>
+      <w:r>
+        <w:t xml:space="preserve">Under Pressure.”</w:t>
       </w:r>
       <w:r>
         <w:t xml:space="preserve"> </w:t>
@@ -17351,13 +18970,44 @@
         <w:t xml:space="preserve"> </w:t>
       </w:r>
       <w:r>
-        <w:t xml:space="preserve">“High-Temperature Superconductivity in Li$_2$</w:t>
-      </w:r>
+        <w:t xml:space="preserve">“High-Temperature Superconductivity in Li</w:t>
+      </w:r>
+      <m:oMath>
+        <m:sSub>
+          <m:e>
+            <m:r>
+              <m:t>​</m:t>
+            </m:r>
+          </m:e>
+          <m:sub>
+            <m:r>
+              <m:t>2</m:t>
+            </m:r>
+          </m:sub>
+        </m:sSub>
+      </m:oMath>
       <w:r>
         <w:t xml:space="preserve">AuH</w:t>
       </w:r>
-      <w:r>
-        <w:t xml:space="preserve">$_6$ Mediated by Strong Electron-Phonon Coupling Under Ambient Pressure.”</w:t>
+      <m:oMath>
+        <m:sSub>
+          <m:e>
+            <m:r>
+              <m:t>​</m:t>
+            </m:r>
+          </m:e>
+          <m:sub>
+            <m:r>
+              <m:t>6</m:t>
+            </m:r>
+          </m:sub>
+        </m:sSub>
+      </m:oMath>
+      <w:r>
+        <w:t xml:space="preserve"> </w:t>
+      </w:r>
+      <w:r>
+        <w:t xml:space="preserve">Mediated by Strong Electron-Phonon Coupling Under Ambient Pressure.”</w:t>
       </w:r>
       <w:r>
         <w:t xml:space="preserve"> </w:t>
@@ -17411,8 +19061,39 @@
       <w:r>
         <w:t xml:space="preserve">CsCr</w:t>
       </w:r>
-      <w:r>
-        <w:t xml:space="preserve">$_3$sb$_5$.”</w:t>
+      <m:oMath>
+        <m:sSub>
+          <m:e>
+            <m:r>
+              <m:t>​</m:t>
+            </m:r>
+          </m:e>
+          <m:sub>
+            <m:r>
+              <m:t>3</m:t>
+            </m:r>
+          </m:sub>
+        </m:sSub>
+      </m:oMath>
+      <w:r>
+        <w:t xml:space="preserve">sb</w:t>
+      </w:r>
+      <m:oMath>
+        <m:sSub>
+          <m:e>
+            <m:r>
+              <m:t>​</m:t>
+            </m:r>
+          </m:e>
+          <m:sub>
+            <m:r>
+              <m:t>5</m:t>
+            </m:r>
+          </m:sub>
+        </m:sSub>
+      </m:oMath>
+      <w:r>
+        <w:t xml:space="preserve">.”</w:t>
       </w:r>
       <w:r>
         <w:t xml:space="preserve"> </w:t>
@@ -17422,7 +19103,7 @@
           <w:i/>
           <w:iCs/>
         </w:rPr>
-        <w:t xml:space="preserve">Science China Physics, Mechanics &amp;Amp; Astronomy</w:t>
+        <w:t xml:space="preserve">Science China Physics, Mechanics &amp; Astronomy</w:t>
       </w:r>
       <w:r>
         <w:t xml:space="preserve"> </w:t>
@@ -17495,19 +19176,87 @@
         <w:t xml:space="preserve"> </w:t>
       </w:r>
       <w:r>
-        <w:t xml:space="preserve">“Single Crystal Synthesis, Structure, and Magnetism of Pb$_</w:t>
-      </w:r>
-      <w:r>
-        <w:t xml:space="preserve">10-x</w:t>
-      </w:r>
-      <w:r>
-        <w:t xml:space="preserve">$cu$_x$(</w:t>
+        <w:t xml:space="preserve">“Single Crystal Synthesis, Structure, and Magnetism of Pb</w:t>
+      </w:r>
+      <m:oMath>
+        <m:sSub>
+          <m:e>
+            <m:r>
+              <m:t>​</m:t>
+            </m:r>
+          </m:e>
+          <m:sub>
+            <m:r>
+              <m:t>10</m:t>
+            </m:r>
+            <m:r>
+              <m:rPr>
+                <m:sty m:val="p"/>
+              </m:rPr>
+              <m:t>−</m:t>
+            </m:r>
+            <m:r>
+              <m:t>x</m:t>
+            </m:r>
+          </m:sub>
+        </m:sSub>
+      </m:oMath>
+      <w:r>
+        <w:t xml:space="preserve">cu</w:t>
+      </w:r>
+      <m:oMath>
+        <m:sSub>
+          <m:e>
+            <m:r>
+              <m:t>​</m:t>
+            </m:r>
+          </m:e>
+          <m:sub>
+            <m:r>
+              <m:t>x</m:t>
+            </m:r>
+          </m:sub>
+        </m:sSub>
+      </m:oMath>
+      <w:r>
+        <w:t xml:space="preserve">(</w:t>
       </w:r>
       <w:r>
         <w:t xml:space="preserve">PO</w:t>
       </w:r>
-      <w:r>
-        <w:t xml:space="preserve">$_4$)$_6$o.”</w:t>
+      <m:oMath>
+        <m:sSub>
+          <m:e>
+            <m:r>
+              <m:t>​</m:t>
+            </m:r>
+          </m:e>
+          <m:sub>
+            <m:r>
+              <m:t>4</m:t>
+            </m:r>
+          </m:sub>
+        </m:sSub>
+      </m:oMath>
+      <w:r>
+        <w:t xml:space="preserve">)</w:t>
+      </w:r>
+      <m:oMath>
+        <m:sSub>
+          <m:e>
+            <m:r>
+              <m:t>​</m:t>
+            </m:r>
+          </m:e>
+          <m:sub>
+            <m:r>
+              <m:t>6</m:t>
+            </m:r>
+          </m:sub>
+        </m:sSub>
+      </m:oMath>
+      <w:r>
+        <w:t xml:space="preserve">o.”</w:t>
       </w:r>
       <w:r>
         <w:t xml:space="preserve"> </w:t>
@@ -17603,7 +19352,7 @@
           <w:i/>
           <w:iCs/>
         </w:rPr>
-        <w:t xml:space="preserve">Superconductivity in the $t$-$t’$ Hubbard Model from Symmetry-Preserving Neural-Network Quantum States</w:t>
+        <w:t xml:space="preserve">Superconductivity in the t-t’ Hubbard Model from Symmetry-Preserving Neural-Network Quantum States</w:t>
       </w:r>
       <w:r>
         <w:t xml:space="preserve">.</w:t>
@@ -17673,7 +19422,81 @@
         <w:t xml:space="preserve"> </w:t>
       </w:r>
       <w:r>
-        <w:t xml:space="preserve">“Possible High $t_c$ Superconductivity in La$_3$ni$_2$o$_7$ Under High Pressure Through Manifestation of a Nearly-Half-Filled Bilayer Hubbard Model.”</w:t>
+        <w:t xml:space="preserve">“Possible High t</w:t>
+      </w:r>
+      <m:oMath>
+        <m:sSub>
+          <m:e>
+            <m:r>
+              <m:t>​</m:t>
+            </m:r>
+          </m:e>
+          <m:sub>
+            <m:r>
+              <m:t>c</m:t>
+            </m:r>
+          </m:sub>
+        </m:sSub>
+      </m:oMath>
+      <w:r>
+        <w:t xml:space="preserve"> </w:t>
+      </w:r>
+      <w:r>
+        <w:t xml:space="preserve">Superconductivity in La</w:t>
+      </w:r>
+      <m:oMath>
+        <m:sSub>
+          <m:e>
+            <m:r>
+              <m:t>​</m:t>
+            </m:r>
+          </m:e>
+          <m:sub>
+            <m:r>
+              <m:t>3</m:t>
+            </m:r>
+          </m:sub>
+        </m:sSub>
+      </m:oMath>
+      <w:r>
+        <w:t xml:space="preserve">ni</w:t>
+      </w:r>
+      <m:oMath>
+        <m:sSub>
+          <m:e>
+            <m:r>
+              <m:t>​</m:t>
+            </m:r>
+          </m:e>
+          <m:sub>
+            <m:r>
+              <m:t>2</m:t>
+            </m:r>
+          </m:sub>
+        </m:sSub>
+      </m:oMath>
+      <w:r>
+        <w:t xml:space="preserve">o</w:t>
+      </w:r>
+      <m:oMath>
+        <m:sSub>
+          <m:e>
+            <m:r>
+              <m:t>​</m:t>
+            </m:r>
+          </m:e>
+          <m:sub>
+            <m:r>
+              <m:t>7</m:t>
+            </m:r>
+          </m:sub>
+        </m:sSub>
+      </m:oMath>
+      <w:r>
+        <w:t xml:space="preserve"> </w:t>
+      </w:r>
+      <w:r>
+        <w:t xml:space="preserve">Under High Pressure Through Manifestation of a Nearly-Half-Filled Bilayer Hubbard Model.”</w:t>
       </w:r>
       <w:r>
         <w:t xml:space="preserve"> </w:t>
@@ -17868,8 +19691,39 @@
       <w:r>
         <w:t xml:space="preserve">CsV</w:t>
       </w:r>
-      <w:r>
-        <w:t xml:space="preserve">$_3$sb$_5$: Tests for Time Reversal Symmetry Breaking Below the Charge Order Transition.”</w:t>
+      <m:oMath>
+        <m:sSub>
+          <m:e>
+            <m:r>
+              <m:t>​</m:t>
+            </m:r>
+          </m:e>
+          <m:sub>
+            <m:r>
+              <m:t>3</m:t>
+            </m:r>
+          </m:sub>
+        </m:sSub>
+      </m:oMath>
+      <w:r>
+        <w:t xml:space="preserve">sb</w:t>
+      </w:r>
+      <m:oMath>
+        <m:sSub>
+          <m:e>
+            <m:r>
+              <m:t>​</m:t>
+            </m:r>
+          </m:e>
+          <m:sub>
+            <m:r>
+              <m:t>5</m:t>
+            </m:r>
+          </m:sub>
+        </m:sSub>
+      </m:oMath>
+      <w:r>
+        <w:t xml:space="preserve">: Tests for Time Reversal Symmetry Breaking Below the Charge Order Transition.”</w:t>
       </w:r>
       <w:r>
         <w:t xml:space="preserve"> </w:t>
@@ -17919,7 +19773,28 @@
           <w:i/>
           <w:iCs/>
         </w:rPr>
-        <w:t xml:space="preserve">Altermagnetic Superconducting Diode Effect from Non-Collinear Compensated Magnetism in Mn$_3$pt</w:t>
+        <w:t xml:space="preserve">Altermagnetic Superconducting Diode Effect from Non-Collinear Compensated Magnetism in Mn</w:t>
+      </w:r>
+      <m:oMath>
+        <m:sSub>
+          <m:e>
+            <m:r>
+              <m:t>​</m:t>
+            </m:r>
+          </m:e>
+          <m:sub>
+            <m:r>
+              <m:t>3</m:t>
+            </m:r>
+          </m:sub>
+        </m:sSub>
+      </m:oMath>
+      <w:r>
+        <w:rPr>
+          <w:i/>
+          <w:iCs/>
+        </w:rPr>
+        <w:t xml:space="preserve">pt</w:t>
       </w:r>
       <w:r>
         <w:t xml:space="preserve">.</w:t>
@@ -17972,32 +19847,150 @@
         </w:rPr>
         <w:t xml:space="preserve">CeH</w:t>
       </w:r>
+      <m:oMath>
+        <m:sSub>
+          <m:e>
+            <m:r>
+              <m:t>​</m:t>
+            </m:r>
+          </m:e>
+          <m:sub>
+            <m:r>
+              <m:t>10</m:t>
+            </m:r>
+          </m:sub>
+        </m:sSub>
+      </m:oMath>
       <w:r>
         <w:rPr>
           <w:i/>
           <w:iCs/>
         </w:rPr>
-        <w:t xml:space="preserve">$_</w:t>
+        <w:t xml:space="preserve"> </w:t>
       </w:r>
       <w:r>
         <w:rPr>
           <w:i/>
           <w:iCs/>
         </w:rPr>
-        <w:t xml:space="preserve">10</w:t>
+        <w:t xml:space="preserve">and</w:t>
       </w:r>
       <w:r>
         <w:rPr>
           <w:i/>
           <w:iCs/>
         </w:rPr>
-        <w:t xml:space="preserve">$ and</w:t>
+        <w:t xml:space="preserve"> </w:t>
       </w:r>
       <w:r>
         <w:rPr>
           <w:i/>
           <w:iCs/>
         </w:rPr>
+        <w:t xml:space="preserve">CeH</w:t>
+      </w:r>
+      <m:oMath>
+        <m:sSub>
+          <m:e>
+            <m:r>
+              <m:t>​</m:t>
+            </m:r>
+          </m:e>
+          <m:sub>
+            <m:r>
+              <m:t>9</m:t>
+            </m:r>
+          </m:sub>
+        </m:sSub>
+      </m:oMath>
+      <w:r>
+        <w:t xml:space="preserve">.</w:t>
+      </w:r>
+      <w:r>
+        <w:t xml:space="preserve"> </w:t>
+      </w:r>
+      <w:hyperlink r:id="rId229">
+        <w:r>
+          <w:rPr>
+            <w:rStyle w:val="Hyperlink"/>
+          </w:rPr>
+          <w:t xml:space="preserve">https://arxiv.org/abs/2307.11742</w:t>
+        </w:r>
+      </w:hyperlink>
+      <w:r>
+        <w:t xml:space="preserve">.</w:t>
+      </w:r>
+    </w:p>
+    <w:bookmarkEnd w:id="230"/>
+    <w:bookmarkStart w:id="232" w:name="ref-shen2023effective"/>
+    <w:p>
+      <w:pPr>
+        <w:pStyle w:val="Bibliography"/>
+      </w:pPr>
+      <w:r>
+        <w:t xml:space="preserve">Shen, Yang, Mingpu Qin, and Guang-Ming Zhang. 2023.</w:t>
+      </w:r>
+      <w:r>
+        <w:t xml:space="preserve"> </w:t>
+      </w:r>
+      <w:r>
+        <w:t xml:space="preserve">“Effective Bi-Layer Model Hamiltonian and Density-Matrix Renormalization Group Study for the High-Tc Superconductivity in La</w:t>
+      </w:r>
+      <m:oMath>
+        <m:sSub>
+          <m:e>
+            <m:r>
+              <m:t>​</m:t>
+            </m:r>
+          </m:e>
+          <m:sub>
+            <m:r>
+              <m:t>3</m:t>
+            </m:r>
+          </m:sub>
+        </m:sSub>
+      </m:oMath>
+      <w:r>
+        <w:t xml:space="preserve">ni</w:t>
+      </w:r>
+      <m:oMath>
+        <m:sSub>
+          <m:e>
+            <m:r>
+              <m:t>​</m:t>
+            </m:r>
+          </m:e>
+          <m:sub>
+            <m:r>
+              <m:t>2</m:t>
+            </m:r>
+          </m:sub>
+        </m:sSub>
+      </m:oMath>
+      <w:r>
+        <w:t xml:space="preserve">o</w:t>
+      </w:r>
+      <m:oMath>
+        <m:sSub>
+          <m:e>
+            <m:r>
+              <m:t>​</m:t>
+            </m:r>
+          </m:e>
+          <m:sub>
+            <m:r>
+              <m:t>7</m:t>
+            </m:r>
+          </m:sub>
+        </m:sSub>
+      </m:oMath>
+      <w:r>
+        <w:t xml:space="preserve"> </w:t>
+      </w:r>
+      <w:r>
+        <w:t xml:space="preserve">Under High Pressure.”</w:t>
+      </w:r>
+      <w:r>
         <w:t xml:space="preserve"> </w:t>
       </w:r>
       <w:r>
@@ -18005,65 +19998,101 @@
           <w:i/>
           <w:iCs/>
         </w:rPr>
-        <w:t xml:space="preserve">CeH</w:t>
+        <w:t xml:space="preserve">Chinese Physics Letters</w:t>
+      </w:r>
+      <w:r>
+        <w:t xml:space="preserve"> </w:t>
+      </w:r>
+      <w:r>
+        <w:t xml:space="preserve">40: 127401.</w:t>
+      </w:r>
+      <w:r>
+        <w:t xml:space="preserve"> </w:t>
+      </w:r>
+      <w:hyperlink r:id="rId231">
+        <w:r>
+          <w:rPr>
+            <w:rStyle w:val="Hyperlink"/>
+          </w:rPr>
+          <w:t xml:space="preserve">https://doi.org/10.1088/0256-307X/40/12/127401</w:t>
+        </w:r>
+      </w:hyperlink>
+      <w:r>
+        <w:t xml:space="preserve">.</w:t>
+      </w:r>
+    </w:p>
+    <w:bookmarkEnd w:id="232"/>
+    <w:bookmarkStart w:id="234" w:name="ref-snider2020retracted"/>
+    <w:p>
+      <w:pPr>
+        <w:pStyle w:val="Bibliography"/>
+      </w:pPr>
+      <w:r>
+        <w:t xml:space="preserve">Snider, Elliot, Nathan Dasenbrock-Gammon, Raymond McBride, et al. 2020.</w:t>
+      </w:r>
+      <w:r>
+        <w:t xml:space="preserve"> </w:t>
+      </w:r>
+      <w:r>
+        <w:t xml:space="preserve">“Room-Temperature Superconductivity in a Carbonaceous Sulfur Hydride.”</w:t>
+      </w:r>
+      <w:r>
+        <w:t xml:space="preserve"> </w:t>
       </w:r>
       <w:r>
         <w:rPr>
           <w:i/>
           <w:iCs/>
         </w:rPr>
-        <w:t xml:space="preserve">$_9$</w:t>
-      </w:r>
+        <w:t xml:space="preserve">Nature</w:t>
+      </w:r>
+      <w:r>
+        <w:t xml:space="preserve"> </w:t>
+      </w:r>
+      <w:r>
+        <w:t xml:space="preserve">586: 373–77.</w:t>
+      </w:r>
+      <w:r>
+        <w:t xml:space="preserve"> </w:t>
+      </w:r>
+      <w:hyperlink r:id="rId233">
+        <w:r>
+          <w:rPr>
+            <w:rStyle w:val="Hyperlink"/>
+          </w:rPr>
+          <w:t xml:space="preserve">https://doi.org/10.1038/s41586-020-2801-z</w:t>
+        </w:r>
+      </w:hyperlink>
       <w:r>
         <w:t xml:space="preserve">.</w:t>
       </w:r>
-      <w:r>
-        <w:t xml:space="preserve"> </w:t>
-      </w:r>
-      <w:hyperlink r:id="rId229">
-        <w:r>
-          <w:rPr>
-            <w:rStyle w:val="Hyperlink"/>
-          </w:rPr>
-          <w:t xml:space="preserve">https://arxiv.org/abs/2307.11742</w:t>
-        </w:r>
-      </w:hyperlink>
-      <w:r>
-        <w:t xml:space="preserve">.</w:t>
-      </w:r>
-    </w:p>
-    <w:bookmarkEnd w:id="230"/>
-    <w:bookmarkStart w:id="232" w:name="ref-shen2023effective"/>
+    </w:p>
+    <w:bookmarkEnd w:id="234"/>
+    <w:bookmarkStart w:id="236" w:name="ref-somayazulu2019evidence"/>
     <w:p>
       <w:pPr>
         <w:pStyle w:val="Bibliography"/>
       </w:pPr>
       <w:r>
-        <w:t xml:space="preserve">Shen, Yang, Mingpu Qin, and Guang-Ming Zhang. 2023.</w:t>
-      </w:r>
-      <w:r>
-        <w:t xml:space="preserve"> </w:t>
-      </w:r>
-      <w:r>
-        <w:t xml:space="preserve">“Effective Bi-Layer Model Hamiltonian and Density-Matrix Renormalization Group Study for the High-Tc Superconductivity in La$_</w:t>
-      </w:r>
-      <w:r>
-        <w:t xml:space="preserve">3</w:t>
-      </w:r>
-      <w:r>
-        <w:t xml:space="preserve">$ni$_</w:t>
-      </w:r>
-      <w:r>
-        <w:t xml:space="preserve">2</w:t>
-      </w:r>
-      <w:r>
-        <w:t xml:space="preserve">$o$_</w:t>
-      </w:r>
-      <w:r>
-        <w:t xml:space="preserve">7</w:t>
-      </w:r>
-      <w:r>
-        <w:t xml:space="preserve">$ Under High Pressure.”</w:t>
+        <w:t xml:space="preserve">Somayazulu, Maddury, Muhtar Ahart, Ajay K. Mishra, et al. 2019.</w:t>
+      </w:r>
+      <w:r>
+        <w:t xml:space="preserve"> </w:t>
+      </w:r>
+      <w:r>
+        <w:t xml:space="preserve">“Evidence for Superconductivity Above 260</w:t>
+      </w:r>
+      <w:r>
+        <w:t xml:space="preserve"> </w:t>
+      </w:r>
+      <w:r>
+        <w:t xml:space="preserve">K</w:t>
+      </w:r>
+      <w:r>
+        <w:t xml:space="preserve"> </w:t>
+      </w:r>
+      <w:r>
+        <w:t xml:space="preserve">in Lanthanum Superhydride at Megabar Pressures.”</w:t>
       </w:r>
       <w:r>
         <w:t xml:space="preserve"> </w:t>
@@ -18073,43 +20102,37 @@
           <w:i/>
           <w:iCs/>
         </w:rPr>
-        <w:t xml:space="preserve">Chinese Physics Letters</w:t>
-      </w:r>
-      <w:r>
-        <w:t xml:space="preserve"> </w:t>
-      </w:r>
-      <w:r>
-        <w:t xml:space="preserve">40: 127401.</w:t>
-      </w:r>
-      <w:r>
-        <w:t xml:space="preserve"> </w:t>
-      </w:r>
-      <w:hyperlink r:id="rId231">
-        <w:r>
-          <w:rPr>
-            <w:rStyle w:val="Hyperlink"/>
-          </w:rPr>
-          <w:t xml:space="preserve">https://doi.org/10.1088/0256-307X/40/12/127401</w:t>
+        <w:t xml:space="preserve">Physical Review Letters</w:t>
+      </w:r>
+      <w:r>
+        <w:t xml:space="preserve"> </w:t>
+      </w:r>
+      <w:r>
+        <w:t xml:space="preserve">122: 027001.</w:t>
+      </w:r>
+      <w:r>
+        <w:t xml:space="preserve"> </w:t>
+      </w:r>
+      <w:hyperlink r:id="rId235">
+        <w:r>
+          <w:rPr>
+            <w:rStyle w:val="Hyperlink"/>
+          </w:rPr>
+          <w:t xml:space="preserve">https://doi.org/10.1103/PhysRevLett.122.027001</w:t>
         </w:r>
       </w:hyperlink>
       <w:r>
         <w:t xml:space="preserve">.</w:t>
       </w:r>
     </w:p>
-    <w:bookmarkEnd w:id="232"/>
-    <w:bookmarkStart w:id="234" w:name="ref-snider2020retracted"/>
+    <w:bookmarkEnd w:id="236"/>
+    <w:bookmarkStart w:id="238" w:name="ref-sommer20223dsc"/>
     <w:p>
       <w:pPr>
         <w:pStyle w:val="Bibliography"/>
       </w:pPr>
       <w:r>
-        <w:t xml:space="preserve">Snider, Elliot, Nathan Dasenbrock-Gammon, Raymond McBride, et al. 2020.</w:t>
-      </w:r>
-      <w:r>
-        <w:t xml:space="preserve"> </w:t>
-      </w:r>
-      <w:r>
-        <w:t xml:space="preserve">“Room-Temperature Superconductivity in a Carbonaceous Sulfur Hydride.”</w:t>
+        <w:t xml:space="preserve">Sommer, Timo, Roland Willa, Jörg Schmalian, and Pascal Friederich. 2022.</w:t>
       </w:r>
       <w:r>
         <w:t xml:space="preserve"> </w:t>
@@ -18119,55 +20142,34 @@
           <w:i/>
           <w:iCs/>
         </w:rPr>
-        <w:t xml:space="preserve">Nature</w:t>
-      </w:r>
-      <w:r>
-        <w:t xml:space="preserve"> </w:t>
-      </w:r>
-      <w:r>
-        <w:t xml:space="preserve">586: 373–77.</w:t>
-      </w:r>
-      <w:r>
-        <w:t xml:space="preserve"> </w:t>
-      </w:r>
-      <w:hyperlink r:id="rId233">
-        <w:r>
-          <w:rPr>
-            <w:rStyle w:val="Hyperlink"/>
-          </w:rPr>
-          <w:t xml:space="preserve">https://doi.org/10.1038/s41586-020-2801-z</w:t>
-        </w:r>
-      </w:hyperlink>
+        <w:t xml:space="preserve">3DSC - a New Dataset of Superconductors Including Crystal Structures</w:t>
+      </w:r>
       <w:r>
         <w:t xml:space="preserve">.</w:t>
       </w:r>
-    </w:p>
-    <w:bookmarkEnd w:id="234"/>
-    <w:bookmarkStart w:id="236" w:name="ref-somayazulu2019evidence"/>
+      <w:r>
+        <w:t xml:space="preserve"> </w:t>
+      </w:r>
+      <w:hyperlink r:id="rId237">
+        <w:r>
+          <w:rPr>
+            <w:rStyle w:val="Hyperlink"/>
+          </w:rPr>
+          <w:t xml:space="preserve">https://arxiv.org/abs/2212.06071</w:t>
+        </w:r>
+      </w:hyperlink>
+      <w:r>
+        <w:t xml:space="preserve">.</w:t>
+      </w:r>
+    </w:p>
+    <w:bookmarkEnd w:id="238"/>
+    <w:bookmarkStart w:id="240" w:name="ref-song2025room"/>
     <w:p>
       <w:pPr>
         <w:pStyle w:val="Bibliography"/>
       </w:pPr>
       <w:r>
-        <w:t xml:space="preserve">Somayazulu, Maddury, Muhtar Ahart, Ajay K. Mishra, et al. 2019.</w:t>
-      </w:r>
-      <w:r>
-        <w:t xml:space="preserve"> </w:t>
-      </w:r>
-      <w:r>
-        <w:t xml:space="preserve">“Evidence for Superconductivity Above 260</w:t>
-      </w:r>
-      <w:r>
-        <w:t xml:space="preserve"> </w:t>
-      </w:r>
-      <w:r>
-        <w:t xml:space="preserve">K</w:t>
-      </w:r>
-      <w:r>
-        <w:t xml:space="preserve"> </w:t>
-      </w:r>
-      <w:r>
-        <w:t xml:space="preserve">in Lanthanum Superhydride at Megabar Pressures.”</w:t>
+        <w:t xml:space="preserve">Song, Yinggang, Chuanheng Ma, Hongbo Wang, et al. 2025.</w:t>
       </w:r>
       <w:r>
         <w:t xml:space="preserve"> </w:t>
@@ -18177,37 +20179,40 @@
           <w:i/>
           <w:iCs/>
         </w:rPr>
-        <w:t xml:space="preserve">Physical Review Letters</w:t>
-      </w:r>
-      <w:r>
-        <w:t xml:space="preserve"> </w:t>
-      </w:r>
-      <w:r>
-        <w:t xml:space="preserve">122: 027001.</w:t>
-      </w:r>
-      <w:r>
-        <w:t xml:space="preserve"> </w:t>
-      </w:r>
-      <w:hyperlink r:id="rId235">
-        <w:r>
-          <w:rPr>
-            <w:rStyle w:val="Hyperlink"/>
-          </w:rPr>
-          <w:t xml:space="preserve">https://doi.org/10.1103/PhysRevLett.122.027001</w:t>
-        </w:r>
-      </w:hyperlink>
+        <w:t xml:space="preserve">Room-Temperature Superconductivity at 298 k in Ternary La-Sc-h System at High-Pressure Conditions</w:t>
+      </w:r>
       <w:r>
         <w:t xml:space="preserve">.</w:t>
       </w:r>
-    </w:p>
-    <w:bookmarkEnd w:id="236"/>
-    <w:bookmarkStart w:id="238" w:name="ref-sommer20223dsc"/>
+      <w:r>
+        <w:t xml:space="preserve"> </w:t>
+      </w:r>
+      <w:hyperlink r:id="rId239">
+        <w:r>
+          <w:rPr>
+            <w:rStyle w:val="Hyperlink"/>
+          </w:rPr>
+          <w:t xml:space="preserve">https://arxiv.org/abs/2510.01273</w:t>
+        </w:r>
+      </w:hyperlink>
+      <w:r>
+        <w:t xml:space="preserve">.</w:t>
+      </w:r>
+    </w:p>
+    <w:bookmarkEnd w:id="240"/>
+    <w:bookmarkStart w:id="242" w:name="ref-stanev2018machine"/>
     <w:p>
       <w:pPr>
         <w:pStyle w:val="Bibliography"/>
       </w:pPr>
       <w:r>
-        <w:t xml:space="preserve">Sommer, Timo, Roland Willa, Jörg Schmalian, and Pascal Friederich. 2022.</w:t>
+        <w:t xml:space="preserve">Stanev, Valentin, Corey Oses, A. Gilad Kusne, et al. 2018.</w:t>
+      </w:r>
+      <w:r>
+        <w:t xml:space="preserve"> </w:t>
+      </w:r>
+      <w:r>
+        <w:t xml:space="preserve">“Machine Learning Modeling of Superconducting Critical Temperature.”</w:t>
       </w:r>
       <w:r>
         <w:t xml:space="preserve"> </w:t>
@@ -18217,34 +20222,55 @@
           <w:i/>
           <w:iCs/>
         </w:rPr>
-        <w:t xml:space="preserve">3DSC - a New Dataset of Superconductors Including Crystal Structures</w:t>
-      </w:r>
+        <w:t xml:space="preserve">Npj Computational Materials</w:t>
+      </w:r>
+      <w:r>
+        <w:t xml:space="preserve"> </w:t>
+      </w:r>
+      <w:r>
+        <w:t xml:space="preserve">4: 29.</w:t>
+      </w:r>
+      <w:r>
+        <w:t xml:space="preserve"> </w:t>
+      </w:r>
+      <w:hyperlink r:id="rId241">
+        <w:r>
+          <w:rPr>
+            <w:rStyle w:val="Hyperlink"/>
+          </w:rPr>
+          <w:t xml:space="preserve">https://doi.org/10.1038/s41524-018-0085-8</w:t>
+        </w:r>
+      </w:hyperlink>
       <w:r>
         <w:t xml:space="preserve">.</w:t>
       </w:r>
-      <w:r>
-        <w:t xml:space="preserve"> </w:t>
-      </w:r>
-      <w:hyperlink r:id="rId237">
-        <w:r>
-          <w:rPr>
-            <w:rStyle w:val="Hyperlink"/>
-          </w:rPr>
-          <w:t xml:space="preserve">https://arxiv.org/abs/2212.06071</w:t>
-        </w:r>
-      </w:hyperlink>
-      <w:r>
-        <w:t xml:space="preserve">.</w:t>
-      </w:r>
-    </w:p>
-    <w:bookmarkEnd w:id="238"/>
-    <w:bookmarkStart w:id="240" w:name="ref-song2025room"/>
+    </w:p>
+    <w:bookmarkEnd w:id="242"/>
+    <w:bookmarkStart w:id="244" w:name="ref-sun2023superconductivity"/>
     <w:p>
       <w:pPr>
         <w:pStyle w:val="Bibliography"/>
       </w:pPr>
       <w:r>
-        <w:t xml:space="preserve">Song, Yinggang, Chuanheng Ma, Hongbo Wang, et al. 2025.</w:t>
+        <w:t xml:space="preserve">Sun, Hualei, Mengwu Huo, Xunwu Hu, et al. 2023.</w:t>
+      </w:r>
+      <w:r>
+        <w:t xml:space="preserve"> </w:t>
+      </w:r>
+      <w:r>
+        <w:t xml:space="preserve">“Signatures of Superconductivity Near 80</w:t>
+      </w:r>
+      <w:r>
+        <w:t xml:space="preserve"> </w:t>
+      </w:r>
+      <w:r>
+        <w:t xml:space="preserve">K</w:t>
+      </w:r>
+      <w:r>
+        <w:t xml:space="preserve"> </w:t>
+      </w:r>
+      <w:r>
+        <w:t xml:space="preserve">in a Nickelate Under High Pressure.”</w:t>
       </w:r>
       <w:r>
         <w:t xml:space="preserve"> </w:t>
@@ -18254,40 +20280,43 @@
           <w:i/>
           <w:iCs/>
         </w:rPr>
-        <w:t xml:space="preserve">Room-Temperature Superconductivity at 298 k in Ternary La-Sc-h System at High-Pressure Conditions</w:t>
-      </w:r>
+        <w:t xml:space="preserve">Nature</w:t>
+      </w:r>
+      <w:r>
+        <w:t xml:space="preserve"> </w:t>
+      </w:r>
+      <w:r>
+        <w:t xml:space="preserve">621: 493–98.</w:t>
+      </w:r>
+      <w:r>
+        <w:t xml:space="preserve"> </w:t>
+      </w:r>
+      <w:hyperlink r:id="rId243">
+        <w:r>
+          <w:rPr>
+            <w:rStyle w:val="Hyperlink"/>
+          </w:rPr>
+          <w:t xml:space="preserve">https://doi.org/10.1038/s41586-023-06408-7</w:t>
+        </w:r>
+      </w:hyperlink>
       <w:r>
         <w:t xml:space="preserve">.</w:t>
       </w:r>
-      <w:r>
-        <w:t xml:space="preserve"> </w:t>
-      </w:r>
-      <w:hyperlink r:id="rId239">
-        <w:r>
-          <w:rPr>
-            <w:rStyle w:val="Hyperlink"/>
-          </w:rPr>
-          <w:t xml:space="preserve">https://arxiv.org/abs/2510.01273</w:t>
-        </w:r>
-      </w:hyperlink>
-      <w:r>
-        <w:t xml:space="preserve">.</w:t>
-      </w:r>
-    </w:p>
-    <w:bookmarkEnd w:id="240"/>
-    <w:bookmarkStart w:id="242" w:name="ref-stanev2018machine"/>
+    </w:p>
+    <w:bookmarkEnd w:id="244"/>
+    <w:bookmarkStart w:id="246" w:name="ref-szymanski2023autonomous"/>
     <w:p>
       <w:pPr>
         <w:pStyle w:val="Bibliography"/>
       </w:pPr>
       <w:r>
-        <w:t xml:space="preserve">Stanev, Valentin, Corey Oses, A. Gilad Kusne, et al. 2018.</w:t>
-      </w:r>
-      <w:r>
-        <w:t xml:space="preserve"> </w:t>
-      </w:r>
-      <w:r>
-        <w:t xml:space="preserve">“Machine Learning Modeling of Superconducting Critical Temperature.”</w:t>
+        <w:t xml:space="preserve">Szymanski, Nathan J., Bernardus Rendy, Yuxing Fei, et al. 2023.</w:t>
+      </w:r>
+      <w:r>
+        <w:t xml:space="preserve"> </w:t>
+      </w:r>
+      <w:r>
+        <w:t xml:space="preserve">“An Autonomous Laboratory for the Accelerated Synthesis of Inorganic Materials.”</w:t>
       </w:r>
       <w:r>
         <w:t xml:space="preserve"> </w:t>
@@ -18297,55 +20326,43 @@
           <w:i/>
           <w:iCs/>
         </w:rPr>
-        <w:t xml:space="preserve">Npj Computational Materials</w:t>
-      </w:r>
-      <w:r>
-        <w:t xml:space="preserve"> </w:t>
-      </w:r>
-      <w:r>
-        <w:t xml:space="preserve">4: 29.</w:t>
-      </w:r>
-      <w:r>
-        <w:t xml:space="preserve"> </w:t>
-      </w:r>
-      <w:hyperlink r:id="rId241">
-        <w:r>
-          <w:rPr>
-            <w:rStyle w:val="Hyperlink"/>
-          </w:rPr>
-          <w:t xml:space="preserve">https://doi.org/10.1038/s41524-018-0085-8</w:t>
+        <w:t xml:space="preserve">Nature</w:t>
+      </w:r>
+      <w:r>
+        <w:t xml:space="preserve"> </w:t>
+      </w:r>
+      <w:r>
+        <w:t xml:space="preserve">624: 86–91.</w:t>
+      </w:r>
+      <w:r>
+        <w:t xml:space="preserve"> </w:t>
+      </w:r>
+      <w:hyperlink r:id="rId245">
+        <w:r>
+          <w:rPr>
+            <w:rStyle w:val="Hyperlink"/>
+          </w:rPr>
+          <w:t xml:space="preserve">https://doi.org/10.1038/s41586-023-06734-w</w:t>
         </w:r>
       </w:hyperlink>
       <w:r>
         <w:t xml:space="preserve">.</w:t>
       </w:r>
     </w:p>
-    <w:bookmarkEnd w:id="242"/>
-    <w:bookmarkStart w:id="244" w:name="ref-sun2023superconductivity"/>
+    <w:bookmarkEnd w:id="246"/>
+    <w:bookmarkStart w:id="248" w:name="ref-szymanski2026correction"/>
     <w:p>
       <w:pPr>
         <w:pStyle w:val="Bibliography"/>
       </w:pPr>
       <w:r>
-        <w:t xml:space="preserve">Sun, Hualei, Mengwu Huo, Xunwu Hu, et al. 2023.</w:t>
-      </w:r>
-      <w:r>
-        <w:t xml:space="preserve"> </w:t>
-      </w:r>
-      <w:r>
-        <w:t xml:space="preserve">“Signatures of Superconductivity Near 80</w:t>
-      </w:r>
-      <w:r>
-        <w:t xml:space="preserve"> </w:t>
-      </w:r>
-      <w:r>
-        <w:t xml:space="preserve">K</w:t>
-      </w:r>
-      <w:r>
-        <w:t xml:space="preserve"> </w:t>
-      </w:r>
-      <w:r>
-        <w:t xml:space="preserve">in a Nickelate Under High Pressure.”</w:t>
+        <w:t xml:space="preserve">Szymanski, Nathan J., Bernardus Rendy, Yuxing Fei, et al. 2026.</w:t>
+      </w:r>
+      <w:r>
+        <w:t xml:space="preserve"> </w:t>
+      </w:r>
+      <w:r>
+        <w:t xml:space="preserve">“Author Correction: An Autonomous Laboratory for the Accelerated Synthesis of Inorganic Materials.”</w:t>
       </w:r>
       <w:r>
         <w:t xml:space="preserve"> </w:t>
@@ -18361,37 +20378,31 @@
         <w:t xml:space="preserve"> </w:t>
       </w:r>
       <w:r>
-        <w:t xml:space="preserve">621: 493–98.</w:t>
-      </w:r>
-      <w:r>
-        <w:t xml:space="preserve"> </w:t>
-      </w:r>
-      <w:hyperlink r:id="rId243">
-        <w:r>
-          <w:rPr>
-            <w:rStyle w:val="Hyperlink"/>
-          </w:rPr>
-          <w:t xml:space="preserve">https://doi.org/10.1038/s41586-023-06408-7</w:t>
+        <w:t xml:space="preserve">650: E1.</w:t>
+      </w:r>
+      <w:r>
+        <w:t xml:space="preserve"> </w:t>
+      </w:r>
+      <w:hyperlink r:id="rId247">
+        <w:r>
+          <w:rPr>
+            <w:rStyle w:val="Hyperlink"/>
+          </w:rPr>
+          <w:t xml:space="preserve">https://doi.org/10.1038/s41586-025-09992-y</w:t>
         </w:r>
       </w:hyperlink>
       <w:r>
         <w:t xml:space="preserve">.</w:t>
       </w:r>
     </w:p>
-    <w:bookmarkEnd w:id="244"/>
-    <w:bookmarkStart w:id="246" w:name="ref-szymanski2023autonomous"/>
+    <w:bookmarkEnd w:id="248"/>
+    <w:bookmarkStart w:id="250" w:name="ref-tallon2024flux"/>
     <w:p>
       <w:pPr>
         <w:pStyle w:val="Bibliography"/>
       </w:pPr>
       <w:r>
-        <w:t xml:space="preserve">Szymanski, Nathan J., Bernardus Rendy, Yuxing Fei, et al. 2023.</w:t>
-      </w:r>
-      <w:r>
-        <w:t xml:space="preserve"> </w:t>
-      </w:r>
-      <w:r>
-        <w:t xml:space="preserve">“An Autonomous Laboratory for the Accelerated Synthesis of Inorganic Materials.”</w:t>
+        <w:t xml:space="preserve">Tallon, Jeffery L. 2024.</w:t>
       </w:r>
       <w:r>
         <w:t xml:space="preserve"> </w:t>
@@ -18401,37 +20412,34 @@
           <w:i/>
           <w:iCs/>
         </w:rPr>
-        <w:t xml:space="preserve">Nature</w:t>
-      </w:r>
-      <w:r>
-        <w:t xml:space="preserve"> </w:t>
-      </w:r>
-      <w:r>
-        <w:t xml:space="preserve">624: 86–91.</w:t>
-      </w:r>
-      <w:r>
-        <w:t xml:space="preserve"> </w:t>
-      </w:r>
-      <w:hyperlink r:id="rId245">
-        <w:r>
-          <w:rPr>
-            <w:rStyle w:val="Hyperlink"/>
-          </w:rPr>
-          <w:t xml:space="preserve">https://doi.org/10.1038/s41586-023-06734-w</w:t>
-        </w:r>
-      </w:hyperlink>
+        <w:t xml:space="preserve">Flux-Trapping Experiments on Ultra-High Pressure Hydrides as Evidence of Superconductivity</w:t>
+      </w:r>
       <w:r>
         <w:t xml:space="preserve">.</w:t>
       </w:r>
-    </w:p>
-    <w:bookmarkEnd w:id="246"/>
-    <w:bookmarkStart w:id="248" w:name="ref-tallon2024flux"/>
+      <w:r>
+        <w:t xml:space="preserve"> </w:t>
+      </w:r>
+      <w:hyperlink r:id="rId249">
+        <w:r>
+          <w:rPr>
+            <w:rStyle w:val="Hyperlink"/>
+          </w:rPr>
+          <w:t xml:space="preserve">https://arxiv.org/abs/2409.12351</w:t>
+        </w:r>
+      </w:hyperlink>
+      <w:r>
+        <w:t xml:space="preserve">.</w:t>
+      </w:r>
+    </w:p>
+    <w:bookmarkEnd w:id="250"/>
+    <w:bookmarkStart w:id="252" w:name="ref-taranto2022unsupervised"/>
     <w:p>
       <w:pPr>
         <w:pStyle w:val="Bibliography"/>
       </w:pPr>
       <w:r>
-        <w:t xml:space="preserve">Tallon, Jeffery L. 2024.</w:t>
+        <w:t xml:space="preserve">Taranto, William, Samuel Lederer, Youngjoon Choi, et al. 2022.</w:t>
       </w:r>
       <w:r>
         <w:t xml:space="preserve"> </w:t>
@@ -18441,64 +20449,64 @@
           <w:i/>
           <w:iCs/>
         </w:rPr>
-        <w:t xml:space="preserve">Flux-Trapping Experiments on Ultra-High Pressure Hydrides as Evidence of Superconductivity</w:t>
-      </w:r>
-      <w:r>
-        <w:t xml:space="preserve">.</w:t>
-      </w:r>
-      <w:r>
-        <w:t xml:space="preserve"> </w:t>
-      </w:r>
-      <w:hyperlink r:id="rId247">
-        <w:r>
-          <w:rPr>
-            <w:rStyle w:val="Hyperlink"/>
-          </w:rPr>
-          <w:t xml:space="preserve">https://arxiv.org/abs/2409.12351</w:t>
-        </w:r>
-      </w:hyperlink>
-      <w:r>
-        <w:t xml:space="preserve">.</w:t>
-      </w:r>
-    </w:p>
-    <w:bookmarkEnd w:id="248"/>
-    <w:bookmarkStart w:id="250" w:name="ref-taranto2022unsupervised"/>
-    <w:p>
-      <w:pPr>
-        <w:pStyle w:val="Bibliography"/>
-      </w:pPr>
-      <w:r>
-        <w:t xml:space="preserve">Taranto, William, Samuel Lederer, Youngjoon Choi, et al. 2022.</w:t>
-      </w:r>
-      <w:r>
-        <w:t xml:space="preserve"> </w:t>
+        <w:t xml:space="preserve">Unsupervised Learning of Two-Component Nematicity from</w:t>
       </w:r>
       <w:r>
         <w:rPr>
           <w:i/>
           <w:iCs/>
         </w:rPr>
-        <w:t xml:space="preserve">Unsupervised Learning of Two-Component Nematicity from</w:t>
+        <w:t xml:space="preserve"> </w:t>
       </w:r>
       <w:r>
         <w:rPr>
           <w:i/>
           <w:iCs/>
         </w:rPr>
-        <w:t xml:space="preserve"> </w:t>
+        <w:t xml:space="preserve">STM</w:t>
       </w:r>
       <w:r>
         <w:rPr>
           <w:i/>
           <w:iCs/>
         </w:rPr>
-        <w:t xml:space="preserve">STM</w:t>
+        <w:t xml:space="preserve"> </w:t>
       </w:r>
       <w:r>
         <w:rPr>
           <w:i/>
           <w:iCs/>
         </w:rPr>
+        <w:t xml:space="preserve">Data on Magic Angle Bilayer Graphene</w:t>
+      </w:r>
+      <w:r>
+        <w:t xml:space="preserve">.</w:t>
+      </w:r>
+      <w:r>
+        <w:t xml:space="preserve"> </w:t>
+      </w:r>
+      <w:hyperlink r:id="rId251">
+        <w:r>
+          <w:rPr>
+            <w:rStyle w:val="Hyperlink"/>
+          </w:rPr>
+          <w:t xml:space="preserve">https://arxiv.org/abs/2203.04449</w:t>
+        </w:r>
+      </w:hyperlink>
+      <w:r>
+        <w:t xml:space="preserve">.</w:t>
+      </w:r>
+    </w:p>
+    <w:bookmarkEnd w:id="252"/>
+    <w:bookmarkStart w:id="254" w:name="ref-thorngren2023higgs"/>
+    <w:p>
+      <w:pPr>
+        <w:pStyle w:val="Bibliography"/>
+      </w:pPr>
+      <w:r>
+        <w:t xml:space="preserve">Thorngren, Ryan, Tibor Rakovszky, Ruben Verresen, and Ashvin Vishwanath. 2023.</w:t>
+      </w:r>
+      <w:r>
         <w:t xml:space="preserve"> </w:t>
       </w:r>
       <w:r>
@@ -18506,98 +20514,107 @@
           <w:i/>
           <w:iCs/>
         </w:rPr>
-        <w:t xml:space="preserve">Data on Magic Angle Bilayer Graphene</w:t>
-      </w:r>
-      <w:r>
-        <w:t xml:space="preserve">.</w:t>
-      </w:r>
-      <w:r>
-        <w:t xml:space="preserve"> </w:t>
-      </w:r>
-      <w:hyperlink r:id="rId249">
-        <w:r>
-          <w:rPr>
-            <w:rStyle w:val="Hyperlink"/>
-          </w:rPr>
-          <w:t xml:space="preserve">https://arxiv.org/abs/2203.04449</w:t>
-        </w:r>
-      </w:hyperlink>
-      <w:r>
-        <w:t xml:space="preserve">.</w:t>
-      </w:r>
-    </w:p>
-    <w:bookmarkEnd w:id="250"/>
-    <w:bookmarkStart w:id="252" w:name="ref-thorngren2023higgs"/>
-    <w:p>
-      <w:pPr>
-        <w:pStyle w:val="Bibliography"/>
-      </w:pPr>
-      <w:r>
-        <w:t xml:space="preserve">Thorngren, Ryan, Tibor Rakovszky, Ruben Verresen, and Ashvin Vishwanath. 2023.</w:t>
-      </w:r>
-      <w:r>
-        <w:t xml:space="preserve"> </w:t>
+        <w:t xml:space="preserve">Higgs Condensates Are Symmetry-Protected Topological Phases:</w:t>
       </w:r>
       <w:r>
         <w:rPr>
           <w:i/>
           <w:iCs/>
         </w:rPr>
-        <w:t xml:space="preserve">Higgs Condensates Are Symmetry-Protected Topological Phases:</w:t>
+        <w:t xml:space="preserve"> </w:t>
       </w:r>
       <w:r>
         <w:rPr>
           <w:i/>
           <w:iCs/>
         </w:rPr>
-        <w:t xml:space="preserve"> </w:t>
+        <w:t xml:space="preserve">II</w:t>
       </w:r>
       <w:r>
         <w:rPr>
           <w:i/>
           <w:iCs/>
         </w:rPr>
-        <w:t xml:space="preserve">II</w:t>
+        <w:t xml:space="preserve">. U(1) Gauge Theory and Superconductors</w:t>
+      </w:r>
+      <w:r>
+        <w:t xml:space="preserve">.</w:t>
+      </w:r>
+      <w:r>
+        <w:t xml:space="preserve"> </w:t>
+      </w:r>
+      <w:hyperlink r:id="rId253">
+        <w:r>
+          <w:rPr>
+            <w:rStyle w:val="Hyperlink"/>
+          </w:rPr>
+          <w:t xml:space="preserve">https://arxiv.org/abs/2303.08136</w:t>
+        </w:r>
+      </w:hyperlink>
+      <w:r>
+        <w:t xml:space="preserve">.</w:t>
+      </w:r>
+    </w:p>
+    <w:bookmarkEnd w:id="254"/>
+    <w:bookmarkStart w:id="256" w:name="ref-tran2025superconductor"/>
+    <w:p>
+      <w:pPr>
+        <w:pStyle w:val="Bibliography"/>
+      </w:pPr>
+      <w:r>
+        <w:t xml:space="preserve">Tran, Huan, Hieu-Chi Dam, Christopher Kuenneth, Tuoc N. Vu, and Hiori Kino. 2024.</w:t>
+      </w:r>
+      <w:r>
+        <w:t xml:space="preserve"> </w:t>
+      </w:r>
+      <w:r>
+        <w:t xml:space="preserve">“Superconductor Discovery in the Emerging Paradigm of Materials Informatics.”</w:t>
+      </w:r>
+      <w:r>
+        <w:t xml:space="preserve"> </w:t>
       </w:r>
       <w:r>
         <w:rPr>
           <w:i/>
           <w:iCs/>
         </w:rPr>
-        <w:t xml:space="preserve">. $U(1)$ Gauge Theory and Superconductors</w:t>
-      </w:r>
+        <w:t xml:space="preserve">Chemistry of Materials</w:t>
+      </w:r>
+      <w:r>
+        <w:t xml:space="preserve"> </w:t>
+      </w:r>
+      <w:r>
+        <w:t xml:space="preserve">36: 10939–66.</w:t>
+      </w:r>
+      <w:r>
+        <w:t xml:space="preserve"> </w:t>
+      </w:r>
+      <w:hyperlink r:id="rId255">
+        <w:r>
+          <w:rPr>
+            <w:rStyle w:val="Hyperlink"/>
+          </w:rPr>
+          <w:t xml:space="preserve">https://doi.org/10.1021/acs.chemmater.4c01757</w:t>
+        </w:r>
+      </w:hyperlink>
       <w:r>
         <w:t xml:space="preserve">.</w:t>
       </w:r>
-      <w:r>
-        <w:t xml:space="preserve"> </w:t>
-      </w:r>
-      <w:hyperlink r:id="rId251">
-        <w:r>
-          <w:rPr>
-            <w:rStyle w:val="Hyperlink"/>
-          </w:rPr>
-          <w:t xml:space="preserve">https://arxiv.org/abs/2303.08136</w:t>
-        </w:r>
-      </w:hyperlink>
-      <w:r>
-        <w:t xml:space="preserve">.</w:t>
-      </w:r>
-    </w:p>
-    <w:bookmarkEnd w:id="252"/>
-    <w:bookmarkStart w:id="254" w:name="ref-tran2025superconductor"/>
+    </w:p>
+    <w:bookmarkEnd w:id="256"/>
+    <w:bookmarkStart w:id="258" w:name="ref-tsintzis2023roadmap"/>
     <w:p>
       <w:pPr>
         <w:pStyle w:val="Bibliography"/>
       </w:pPr>
       <w:r>
-        <w:t xml:space="preserve">Tran, Huan, Hieu-Chi Dam, Christopher Kuenneth, Tuoc N. Vu, and Hiori Kino. 2024.</w:t>
-      </w:r>
-      <w:r>
-        <w:t xml:space="preserve"> </w:t>
-      </w:r>
-      <w:r>
-        <w:t xml:space="preserve">“Superconductor Discovery in the Emerging Paradigm of Materials Informatics.”</w:t>
+        <w:t xml:space="preserve">Tsintzis, Athanasios, Rubén Seoane Souto, Karsten Flensberg, Jeroen Danon, and Martin Leijnse. 2024.</w:t>
+      </w:r>
+      <w:r>
+        <w:t xml:space="preserve"> </w:t>
+      </w:r>
+      <w:r>
+        <w:t xml:space="preserve">“Roadmap Towards Majorana Qubits and Nonabelian Physics in Quantum Dot-Based Minimal Kitaev Chains.”</w:t>
       </w:r>
       <w:r>
         <w:t xml:space="preserve"> </w:t>
@@ -18607,43 +20624,37 @@
           <w:i/>
           <w:iCs/>
         </w:rPr>
-        <w:t xml:space="preserve">Chemistry of Materials</w:t>
-      </w:r>
-      <w:r>
-        <w:t xml:space="preserve"> </w:t>
-      </w:r>
-      <w:r>
-        <w:t xml:space="preserve">36: 10939–66.</w:t>
-      </w:r>
-      <w:r>
-        <w:t xml:space="preserve"> </w:t>
-      </w:r>
-      <w:hyperlink r:id="rId253">
-        <w:r>
-          <w:rPr>
-            <w:rStyle w:val="Hyperlink"/>
-          </w:rPr>
-          <w:t xml:space="preserve">https://doi.org/10.1021/acs.chemmater.4c01757</w:t>
+        <w:t xml:space="preserve">PRX Quantum</w:t>
+      </w:r>
+      <w:r>
+        <w:t xml:space="preserve"> </w:t>
+      </w:r>
+      <w:r>
+        <w:t xml:space="preserve">5: 010323.</w:t>
+      </w:r>
+      <w:r>
+        <w:t xml:space="preserve"> </w:t>
+      </w:r>
+      <w:hyperlink r:id="rId257">
+        <w:r>
+          <w:rPr>
+            <w:rStyle w:val="Hyperlink"/>
+          </w:rPr>
+          <w:t xml:space="preserve">https://doi.org/10.1103/PRXQuantum.5.010323</w:t>
         </w:r>
       </w:hyperlink>
       <w:r>
         <w:t xml:space="preserve">.</w:t>
       </w:r>
     </w:p>
-    <w:bookmarkEnd w:id="254"/>
-    <w:bookmarkStart w:id="256" w:name="ref-tsintzis2023roadmap"/>
+    <w:bookmarkEnd w:id="258"/>
+    <w:bookmarkStart w:id="260" w:name="ref-verresen2022higgs"/>
     <w:p>
       <w:pPr>
         <w:pStyle w:val="Bibliography"/>
       </w:pPr>
       <w:r>
-        <w:t xml:space="preserve">Tsintzis, Athanasios, Rubén Seoane Souto, Karsten Flensberg, Jeroen Danon, and Martin Leijnse. 2024.</w:t>
-      </w:r>
-      <w:r>
-        <w:t xml:space="preserve"> </w:t>
-      </w:r>
-      <w:r>
-        <w:t xml:space="preserve">“Roadmap Towards Majorana Qubits and Nonabelian Physics in Quantum Dot-Based Minimal Kitaev Chains.”</w:t>
+        <w:t xml:space="preserve">Verresen, Ruben, Umberto Borla, Ashvin Vishwanath, Sergej Moroz, and Ryan Thorngren. 2022.</w:t>
       </w:r>
       <w:r>
         <w:t xml:space="preserve"> </w:t>
@@ -18653,37 +20664,34 @@
           <w:i/>
           <w:iCs/>
         </w:rPr>
-        <w:t xml:space="preserve">PRX Quantum</w:t>
-      </w:r>
-      <w:r>
-        <w:t xml:space="preserve"> </w:t>
-      </w:r>
-      <w:r>
-        <w:t xml:space="preserve">5: 010323.</w:t>
-      </w:r>
-      <w:r>
-        <w:t xml:space="preserve"> </w:t>
-      </w:r>
-      <w:hyperlink r:id="rId255">
-        <w:r>
-          <w:rPr>
-            <w:rStyle w:val="Hyperlink"/>
-          </w:rPr>
-          <w:t xml:space="preserve">https://doi.org/10.1103/PRXQuantum.5.010323</w:t>
-        </w:r>
-      </w:hyperlink>
+        <w:t xml:space="preserve">Higgs Condensates Are Symmetry-Protected Topological Phases: I. Discrete Symmetries</w:t>
+      </w:r>
       <w:r>
         <w:t xml:space="preserve">.</w:t>
       </w:r>
-    </w:p>
-    <w:bookmarkEnd w:id="256"/>
-    <w:bookmarkStart w:id="258" w:name="ref-verresen2022higgs"/>
+      <w:r>
+        <w:t xml:space="preserve"> </w:t>
+      </w:r>
+      <w:hyperlink r:id="rId259">
+        <w:r>
+          <w:rPr>
+            <w:rStyle w:val="Hyperlink"/>
+          </w:rPr>
+          <w:t xml:space="preserve">https://arxiv.org/abs/2211.01376</w:t>
+        </w:r>
+      </w:hyperlink>
+      <w:r>
+        <w:t xml:space="preserve">.</w:t>
+      </w:r>
+    </w:p>
+    <w:bookmarkEnd w:id="260"/>
+    <w:bookmarkStart w:id="262" w:name="ref-vora2024ml"/>
     <w:p>
       <w:pPr>
         <w:pStyle w:val="Bibliography"/>
       </w:pPr>
       <w:r>
-        <w:t xml:space="preserve">Verresen, Ruben, Umberto Borla, Ashvin Vishwanath, Sergej Moroz, and Ryan Thorngren. 2022.</w:t>
+        <w:t xml:space="preserve">Vora, Neel R., Yilun Xu, Akel Hashim, et al. 2024.</w:t>
       </w:r>
       <w:r>
         <w:t xml:space="preserve"> </w:t>
@@ -18693,72 +20701,72 @@
           <w:i/>
           <w:iCs/>
         </w:rPr>
-        <w:t xml:space="preserve">Higgs Condensates Are Symmetry-Protected Topological Phases: I. Discrete Symmetries</w:t>
-      </w:r>
-      <w:r>
-        <w:t xml:space="preserve">.</w:t>
-      </w:r>
-      <w:r>
-        <w:t xml:space="preserve"> </w:t>
-      </w:r>
-      <w:hyperlink r:id="rId257">
-        <w:r>
-          <w:rPr>
-            <w:rStyle w:val="Hyperlink"/>
-          </w:rPr>
-          <w:t xml:space="preserve">https://arxiv.org/abs/2211.01376</w:t>
-        </w:r>
-      </w:hyperlink>
-      <w:r>
-        <w:t xml:space="preserve">.</w:t>
-      </w:r>
-    </w:p>
-    <w:bookmarkEnd w:id="258"/>
-    <w:bookmarkStart w:id="260" w:name="ref-vora2024ml"/>
-    <w:p>
-      <w:pPr>
-        <w:pStyle w:val="Bibliography"/>
-      </w:pPr>
-      <w:r>
-        <w:t xml:space="preserve">Vora, Neel R., Yilun Xu, Akel Hashim, et al. 2024.</w:t>
-      </w:r>
-      <w:r>
-        <w:t xml:space="preserve"> </w:t>
+        <w:t xml:space="preserve">ML</w:t>
       </w:r>
       <w:r>
         <w:rPr>
           <w:i/>
           <w:iCs/>
         </w:rPr>
-        <w:t xml:space="preserve">ML</w:t>
+        <w:t xml:space="preserve">-Powered</w:t>
       </w:r>
       <w:r>
         <w:rPr>
           <w:i/>
           <w:iCs/>
         </w:rPr>
-        <w:t xml:space="preserve">-Powered</w:t>
+        <w:t xml:space="preserve"> </w:t>
       </w:r>
       <w:r>
         <w:rPr>
           <w:i/>
           <w:iCs/>
         </w:rPr>
-        <w:t xml:space="preserve"> </w:t>
+        <w:t xml:space="preserve">FPGA</w:t>
       </w:r>
       <w:r>
         <w:rPr>
           <w:i/>
           <w:iCs/>
         </w:rPr>
-        <w:t xml:space="preserve">FPGA</w:t>
+        <w:t xml:space="preserve">-Based Real-Time Quantum State Discrimination Enabling Mid-Circuit Measurements</w:t>
+      </w:r>
+      <w:r>
+        <w:t xml:space="preserve">.</w:t>
+      </w:r>
+      <w:r>
+        <w:t xml:space="preserve"> </w:t>
+      </w:r>
+      <w:hyperlink r:id="rId261">
+        <w:r>
+          <w:rPr>
+            <w:rStyle w:val="Hyperlink"/>
+          </w:rPr>
+          <w:t xml:space="preserve">https://arxiv.org/abs/2406.18807</w:t>
+        </w:r>
+      </w:hyperlink>
+      <w:r>
+        <w:t xml:space="preserve">.</w:t>
+      </w:r>
+    </w:p>
+    <w:bookmarkEnd w:id="262"/>
+    <w:bookmarkStart w:id="264" w:name="ref-wang2022symmetry"/>
+    <w:p>
+      <w:pPr>
+        <w:pStyle w:val="Bibliography"/>
+      </w:pPr>
+      <w:r>
+        <w:t xml:space="preserve">Wang, Da, Qiang-Hua Wang, and Congjun Wu. 2022.</w:t>
+      </w:r>
+      <w:r>
+        <w:t xml:space="preserve"> </w:t>
       </w:r>
       <w:r>
         <w:rPr>
           <w:i/>
           <w:iCs/>
         </w:rPr>
-        <w:t xml:space="preserve">-Based Real-Time Quantum State Discrimination Enabling Mid-Circuit Measurements</w:t>
+        <w:t xml:space="preserve">Symmetry Constraints on Direct-Current Josephson Diodes</w:t>
       </w:r>
       <w:r>
         <w:t xml:space="preserve">.</w:t>
@@ -18766,26 +20774,41 @@
       <w:r>
         <w:t xml:space="preserve"> </w:t>
       </w:r>
-      <w:hyperlink r:id="rId259">
-        <w:r>
-          <w:rPr>
-            <w:rStyle w:val="Hyperlink"/>
-          </w:rPr>
-          <w:t xml:space="preserve">https://arxiv.org/abs/2406.18807</w:t>
+      <w:hyperlink r:id="rId263">
+        <w:r>
+          <w:rPr>
+            <w:rStyle w:val="Hyperlink"/>
+          </w:rPr>
+          <w:t xml:space="preserve">https://arxiv.org/abs/2209.12646</w:t>
         </w:r>
       </w:hyperlink>
       <w:r>
         <w:t xml:space="preserve">.</w:t>
       </w:r>
     </w:p>
-    <w:bookmarkEnd w:id="260"/>
-    <w:bookmarkStart w:id="262" w:name="ref-wang2022symmetry"/>
+    <w:bookmarkEnd w:id="264"/>
+    <w:bookmarkStart w:id="266" w:name="ref-wang2023pressurea"/>
     <w:p>
       <w:pPr>
         <w:pStyle w:val="Bibliography"/>
       </w:pPr>
       <w:r>
-        <w:t xml:space="preserve">Wang, Da, Qiang-Hua Wang, and Congjun Wu. 2022.</w:t>
+        <w:t xml:space="preserve">Wang, Gang, Ningning Wang, Jun Hou, et al. 2024.</w:t>
+      </w:r>
+      <w:r>
+        <w:t xml:space="preserve"> </w:t>
+      </w:r>
+      <w:r>
+        <w:t xml:space="preserve">“Pressure-Induced Superconductivity in Polycrystalline</w:t>
+      </w:r>
+      <w:r>
+        <w:t xml:space="preserve"> </w:t>
+      </w:r>
+      <w:r>
+        <w:t xml:space="preserve">La3Ni2O7</w:t>
+      </w:r>
+      <w:r>
+        <w:t xml:space="preserve">.”</w:t>
       </w:r>
       <w:r>
         <w:t xml:space="preserve"> </w:t>
@@ -18795,49 +20818,37 @@
           <w:i/>
           <w:iCs/>
         </w:rPr>
-        <w:t xml:space="preserve">Symmetry Constraints on Direct-Current Josephson Diodes</w:t>
-      </w:r>
+        <w:t xml:space="preserve">Physical Review X</w:t>
+      </w:r>
+      <w:r>
+        <w:t xml:space="preserve"> </w:t>
+      </w:r>
+      <w:r>
+        <w:t xml:space="preserve">14: 011040.</w:t>
+      </w:r>
+      <w:r>
+        <w:t xml:space="preserve"> </w:t>
+      </w:r>
+      <w:hyperlink r:id="rId265">
+        <w:r>
+          <w:rPr>
+            <w:rStyle w:val="Hyperlink"/>
+          </w:rPr>
+          <w:t xml:space="preserve">https://doi.org/10.1103/PhysRevX.14.011040</w:t>
+        </w:r>
+      </w:hyperlink>
       <w:r>
         <w:t xml:space="preserve">.</w:t>
       </w:r>
-      <w:r>
-        <w:t xml:space="preserve"> </w:t>
-      </w:r>
-      <w:hyperlink r:id="rId261">
-        <w:r>
-          <w:rPr>
-            <w:rStyle w:val="Hyperlink"/>
-          </w:rPr>
-          <w:t xml:space="preserve">https://arxiv.org/abs/2209.12646</w:t>
-        </w:r>
-      </w:hyperlink>
-      <w:r>
-        <w:t xml:space="preserve">.</w:t>
-      </w:r>
-    </w:p>
-    <w:bookmarkEnd w:id="262"/>
-    <w:bookmarkStart w:id="264" w:name="ref-wang2023pressurea"/>
+    </w:p>
+    <w:bookmarkEnd w:id="266"/>
+    <w:bookmarkStart w:id="268" w:name="ref-wang2025discoverya"/>
     <w:p>
       <w:pPr>
         <w:pStyle w:val="Bibliography"/>
       </w:pPr>
       <w:r>
-        <w:t xml:space="preserve">Wang, Gang, Ningning Wang, Jun Hou, et al. 2024.</w:t>
-      </w:r>
-      <w:r>
-        <w:t xml:space="preserve"> </w:t>
-      </w:r>
-      <w:r>
-        <w:t xml:space="preserve">“Pressure-Induced Superconductivity in Polycrystalline</w:t>
-      </w:r>
-      <w:r>
-        <w:t xml:space="preserve"> </w:t>
-      </w:r>
-      <w:r>
-        <w:t xml:space="preserve">La3Ni2O7</w:t>
-      </w:r>
-      <w:r>
-        <w:t xml:space="preserve">.”</w:t>
+        <w:t xml:space="preserve">Wang, Xiaoyang, Chengqian Zhang, Zhenyu Wang, et al. 2025.</w:t>
       </w:r>
       <w:r>
         <w:t xml:space="preserve"> </w:t>
@@ -18847,37 +20858,34 @@
           <w:i/>
           <w:iCs/>
         </w:rPr>
-        <w:t xml:space="preserve">Physical Review X</w:t>
-      </w:r>
-      <w:r>
-        <w:t xml:space="preserve"> </w:t>
-      </w:r>
-      <w:r>
-        <w:t xml:space="preserve">14: 011040.</w:t>
-      </w:r>
-      <w:r>
-        <w:t xml:space="preserve"> </w:t>
-      </w:r>
-      <w:hyperlink r:id="rId263">
-        <w:r>
-          <w:rPr>
-            <w:rStyle w:val="Hyperlink"/>
-          </w:rPr>
-          <w:t xml:space="preserve">https://doi.org/10.1103/PhysRevX.14.011040</w:t>
-        </w:r>
-      </w:hyperlink>
+        <w:t xml:space="preserve">Discovery of High-Temperature Superconducting Ternary Hydrides via Deep Learning</w:t>
+      </w:r>
       <w:r>
         <w:t xml:space="preserve">.</w:t>
       </w:r>
-    </w:p>
-    <w:bookmarkEnd w:id="264"/>
-    <w:bookmarkStart w:id="266" w:name="ref-wang2025discoverya"/>
+      <w:r>
+        <w:t xml:space="preserve"> </w:t>
+      </w:r>
+      <w:hyperlink r:id="rId267">
+        <w:r>
+          <w:rPr>
+            <w:rStyle w:val="Hyperlink"/>
+          </w:rPr>
+          <w:t xml:space="preserve">https://arxiv.org/abs/2502.16558</w:t>
+        </w:r>
+      </w:hyperlink>
+      <w:r>
+        <w:t xml:space="preserve">.</w:t>
+      </w:r>
+    </w:p>
+    <w:bookmarkEnd w:id="268"/>
+    <w:bookmarkStart w:id="270" w:name="ref-wang2026naturebench"/>
     <w:p>
       <w:pPr>
         <w:pStyle w:val="Bibliography"/>
       </w:pPr>
       <w:r>
-        <w:t xml:space="preserve">Wang, Xiaoyang, Chengqian Zhang, Zhenyu Wang, et al. 2025.</w:t>
+        <w:t xml:space="preserve">Wang, Yuru, Lejun Cheng, Yuxin Zuo, et al. 2026.</w:t>
       </w:r>
       <w:r>
         <w:t xml:space="preserve"> </w:t>
@@ -18887,130 +20895,151 @@
           <w:i/>
           <w:iCs/>
         </w:rPr>
-        <w:t xml:space="preserve">Discovery of High-Temperature Superconducting Ternary Hydrides via Deep Learning</w:t>
-      </w:r>
-      <w:r>
-        <w:t xml:space="preserve">.</w:t>
-      </w:r>
-      <w:r>
-        <w:t xml:space="preserve"> </w:t>
-      </w:r>
-      <w:hyperlink r:id="rId265">
-        <w:r>
-          <w:rPr>
-            <w:rStyle w:val="Hyperlink"/>
-          </w:rPr>
-          <w:t xml:space="preserve">https://arxiv.org/abs/2502.16558</w:t>
-        </w:r>
-      </w:hyperlink>
-      <w:r>
-        <w:t xml:space="preserve">.</w:t>
-      </w:r>
-    </w:p>
-    <w:bookmarkEnd w:id="266"/>
-    <w:bookmarkStart w:id="268" w:name="ref-wang2026naturebench"/>
-    <w:p>
-      <w:pPr>
-        <w:pStyle w:val="Bibliography"/>
-      </w:pPr>
-      <w:r>
-        <w:t xml:space="preserve">Wang, Yuru, Lejun Cheng, Yuxin Zuo, et al. 2026.</w:t>
-      </w:r>
-      <w:r>
-        <w:t xml:space="preserve"> </w:t>
+        <w:t xml:space="preserve">NatureBench</w:t>
       </w:r>
       <w:r>
         <w:rPr>
           <w:i/>
           <w:iCs/>
         </w:rPr>
-        <w:t xml:space="preserve">NatureBench</w:t>
+        <w:t xml:space="preserve">: Can Coding Agents Match the Published</w:t>
       </w:r>
       <w:r>
         <w:rPr>
           <w:i/>
           <w:iCs/>
         </w:rPr>
-        <w:t xml:space="preserve">: Can Coding Agents Match the Published</w:t>
+        <w:t xml:space="preserve"> </w:t>
       </w:r>
       <w:r>
         <w:rPr>
           <w:i/>
           <w:iCs/>
         </w:rPr>
-        <w:t xml:space="preserve"> </w:t>
+        <w:t xml:space="preserve">SOTA</w:t>
       </w:r>
       <w:r>
         <w:rPr>
           <w:i/>
           <w:iCs/>
         </w:rPr>
-        <w:t xml:space="preserve">SOTA</w:t>
+        <w:t xml:space="preserve"> </w:t>
       </w:r>
       <w:r>
         <w:rPr>
           <w:i/>
           <w:iCs/>
         </w:rPr>
-        <w:t xml:space="preserve"> </w:t>
+        <w:t xml:space="preserve">of</w:t>
       </w:r>
       <w:r>
         <w:rPr>
           <w:i/>
           <w:iCs/>
         </w:rPr>
-        <w:t xml:space="preserve">of</w:t>
+        <w:t xml:space="preserve"> </w:t>
       </w:r>
       <w:r>
         <w:rPr>
           <w:i/>
           <w:iCs/>
         </w:rPr>
-        <w:t xml:space="preserve"> </w:t>
+        <w:t xml:space="preserve">Nature</w:t>
       </w:r>
       <w:r>
         <w:rPr>
           <w:i/>
           <w:iCs/>
         </w:rPr>
-        <w:t xml:space="preserve">Nature</w:t>
+        <w:t xml:space="preserve">-Family Papers?</w:t>
+      </w:r>
+      <w:r>
+        <w:t xml:space="preserve"> </w:t>
+      </w:r>
+      <w:hyperlink r:id="rId269">
+        <w:r>
+          <w:rPr>
+            <w:rStyle w:val="Hyperlink"/>
+          </w:rPr>
+          <w:t xml:space="preserve">https://arxiv.org/abs/2606.24530</w:t>
+        </w:r>
+      </w:hyperlink>
+      <w:r>
+        <w:t xml:space="preserve">.</w:t>
+      </w:r>
+    </w:p>
+    <w:bookmarkEnd w:id="270"/>
+    <w:bookmarkStart w:id="272" w:name="ref-wang2025recent"/>
+    <w:p>
+      <w:pPr>
+        <w:pStyle w:val="Bibliography"/>
+      </w:pPr>
+      <w:r>
+        <w:t xml:space="preserve">Wang, Yuxin, Kun Jiang, Jianjun Ying, et al. 2025.</w:t>
+      </w:r>
+      <w:r>
+        <w:t xml:space="preserve"> </w:t>
+      </w:r>
+      <w:r>
+        <w:t xml:space="preserve">“Recent Progress in Nickelate Superconductors.”</w:t>
+      </w:r>
+      <w:r>
+        <w:t xml:space="preserve"> </w:t>
       </w:r>
       <w:r>
         <w:rPr>
           <w:i/>
           <w:iCs/>
         </w:rPr>
-        <w:t xml:space="preserve">-Family Papers?</w:t>
-      </w:r>
-      <w:r>
-        <w:t xml:space="preserve"> </w:t>
-      </w:r>
-      <w:hyperlink r:id="rId267">
-        <w:r>
-          <w:rPr>
-            <w:rStyle w:val="Hyperlink"/>
-          </w:rPr>
-          <w:t xml:space="preserve">https://arxiv.org/abs/2606.24530</w:t>
+        <w:t xml:space="preserve">National Science Review</w:t>
+      </w:r>
+      <w:r>
+        <w:t xml:space="preserve"> </w:t>
+      </w:r>
+      <w:r>
+        <w:t xml:space="preserve">12: nwaf373.</w:t>
+      </w:r>
+      <w:r>
+        <w:t xml:space="preserve"> </w:t>
+      </w:r>
+      <w:hyperlink r:id="rId271">
+        <w:r>
+          <w:rPr>
+            <w:rStyle w:val="Hyperlink"/>
+          </w:rPr>
+          <w:t xml:space="preserve">https://doi.org/10.1093/nsr/nwaf373</w:t>
         </w:r>
       </w:hyperlink>
       <w:r>
         <w:t xml:space="preserve">.</w:t>
       </w:r>
     </w:p>
-    <w:bookmarkEnd w:id="268"/>
-    <w:bookmarkStart w:id="270" w:name="ref-wang2025recent"/>
+    <w:bookmarkEnd w:id="272"/>
+    <w:bookmarkStart w:id="274" w:name="ref-wines2023recent"/>
     <w:p>
       <w:pPr>
         <w:pStyle w:val="Bibliography"/>
       </w:pPr>
       <w:r>
-        <w:t xml:space="preserve">Wang, Yuxin, Kun Jiang, Jianjun Ying, et al. 2025.</w:t>
-      </w:r>
-      <w:r>
-        <w:t xml:space="preserve"> </w:t>
-      </w:r>
-      <w:r>
-        <w:t xml:space="preserve">“Recent Progress in Nickelate Superconductors.”</w:t>
+        <w:t xml:space="preserve">Wines, Daniel, Ramya Gurunathan, Kevin F. Garrity, et al. 2023.</w:t>
+      </w:r>
+      <w:r>
+        <w:t xml:space="preserve"> </w:t>
+      </w:r>
+      <w:r>
+        <w:t xml:space="preserve">“Recent Progress in the</w:t>
+      </w:r>
+      <w:r>
+        <w:t xml:space="preserve"> </w:t>
+      </w:r>
+      <w:r>
+        <w:t xml:space="preserve">JARVIS</w:t>
+      </w:r>
+      <w:r>
+        <w:t xml:space="preserve"> </w:t>
+      </w:r>
+      <w:r>
+        <w:t xml:space="preserve">Infrastructure for Next-Generation Data-Driven Materials Design.”</w:t>
       </w:r>
       <w:r>
         <w:t xml:space="preserve"> </w:t>
@@ -19020,55 +21049,52 @@
           <w:i/>
           <w:iCs/>
         </w:rPr>
-        <w:t xml:space="preserve">National Science Review</w:t>
-      </w:r>
-      <w:r>
-        <w:t xml:space="preserve"> </w:t>
-      </w:r>
-      <w:r>
-        <w:t xml:space="preserve">12: nwaf373.</w:t>
-      </w:r>
-      <w:r>
-        <w:t xml:space="preserve"> </w:t>
-      </w:r>
-      <w:hyperlink r:id="rId269">
-        <w:r>
-          <w:rPr>
-            <w:rStyle w:val="Hyperlink"/>
-          </w:rPr>
-          <w:t xml:space="preserve">https://doi.org/10.1093/nsr/nwaf373</w:t>
+        <w:t xml:space="preserve">Applied Physics Reviews</w:t>
+      </w:r>
+      <w:r>
+        <w:t xml:space="preserve"> </w:t>
+      </w:r>
+      <w:r>
+        <w:t xml:space="preserve">10: 041302.</w:t>
+      </w:r>
+      <w:r>
+        <w:t xml:space="preserve"> </w:t>
+      </w:r>
+      <w:hyperlink r:id="rId273">
+        <w:r>
+          <w:rPr>
+            <w:rStyle w:val="Hyperlink"/>
+          </w:rPr>
+          <w:t xml:space="preserve">https://doi.org/10.1063/5.0159299</w:t>
         </w:r>
       </w:hyperlink>
       <w:r>
         <w:t xml:space="preserve">.</w:t>
       </w:r>
     </w:p>
-    <w:bookmarkEnd w:id="270"/>
-    <w:bookmarkStart w:id="272" w:name="ref-wines2023recent"/>
+    <w:bookmarkEnd w:id="274"/>
+    <w:bookmarkStart w:id="276" w:name="ref-wu2023enhanced"/>
     <w:p>
       <w:pPr>
         <w:pStyle w:val="Bibliography"/>
       </w:pPr>
       <w:r>
-        <w:t xml:space="preserve">Wines, Daniel, Ramya Gurunathan, Kevin F. Garrity, et al. 2023.</w:t>
-      </w:r>
-      <w:r>
-        <w:t xml:space="preserve"> </w:t>
-      </w:r>
-      <w:r>
-        <w:t xml:space="preserve">“Recent Progress in the</w:t>
-      </w:r>
-      <w:r>
-        <w:t xml:space="preserve"> </w:t>
-      </w:r>
-      <w:r>
-        <w:t xml:space="preserve">JARVIS</w:t>
-      </w:r>
-      <w:r>
-        <w:t xml:space="preserve"> </w:t>
-      </w:r>
-      <w:r>
-        <w:t xml:space="preserve">Infrastructure for Next-Generation Data-Driven Materials Design.”</w:t>
+        <w:t xml:space="preserve">Wu, Z., T. I. Weinberger, J. Chen, et al. 2024.</w:t>
+      </w:r>
+      <w:r>
+        <w:t xml:space="preserve"> </w:t>
+      </w:r>
+      <w:r>
+        <w:t xml:space="preserve">“Enhanced Triplet Superconductivity in Next Generation Ultraclean</w:t>
+      </w:r>
+      <w:r>
+        <w:t xml:space="preserve"> </w:t>
+      </w:r>
+      <w:r>
+        <w:t xml:space="preserve">UTe2</w:t>
+      </w:r>
+      <w:r>
+        <w:t xml:space="preserve">.”</w:t>
       </w:r>
       <w:r>
         <w:t xml:space="preserve"> </w:t>
@@ -19078,50 +21104,81 @@
           <w:i/>
           <w:iCs/>
         </w:rPr>
-        <w:t xml:space="preserve">Applied Physics Reviews</w:t>
-      </w:r>
-      <w:r>
-        <w:t xml:space="preserve"> </w:t>
-      </w:r>
-      <w:r>
-        <w:t xml:space="preserve">10: 041302.</w:t>
-      </w:r>
-      <w:r>
-        <w:t xml:space="preserve"> </w:t>
-      </w:r>
-      <w:hyperlink r:id="rId271">
-        <w:r>
-          <w:rPr>
-            <w:rStyle w:val="Hyperlink"/>
-          </w:rPr>
-          <w:t xml:space="preserve">https://doi.org/10.1063/5.0159299</w:t>
+        <w:t xml:space="preserve">Proceedings of the National Academy of Sciences</w:t>
+      </w:r>
+      <w:r>
+        <w:t xml:space="preserve"> </w:t>
+      </w:r>
+      <w:r>
+        <w:t xml:space="preserve">121: e2403067121.</w:t>
+      </w:r>
+      <w:r>
+        <w:t xml:space="preserve"> </w:t>
+      </w:r>
+      <w:hyperlink r:id="rId275">
+        <w:r>
+          <w:rPr>
+            <w:rStyle w:val="Hyperlink"/>
+          </w:rPr>
+          <w:t xml:space="preserve">https://doi.org/10.1073/pnas.2403067121</w:t>
         </w:r>
       </w:hyperlink>
       <w:r>
         <w:t xml:space="preserve">.</w:t>
       </w:r>
     </w:p>
-    <w:bookmarkEnd w:id="272"/>
-    <w:bookmarkStart w:id="274" w:name="ref-wu2023enhanced"/>
+    <w:bookmarkEnd w:id="276"/>
+    <w:bookmarkStart w:id="278" w:name="ref-xu2023altermagnetic"/>
     <w:p>
       <w:pPr>
         <w:pStyle w:val="Bibliography"/>
       </w:pPr>
       <w:r>
-        <w:t xml:space="preserve">Wu, Z., T. I. Weinberger, J. Chen, et al. 2024.</w:t>
-      </w:r>
-      <w:r>
-        <w:t xml:space="preserve"> </w:t>
-      </w:r>
-      <w:r>
-        <w:t xml:space="preserve">“Enhanced Triplet Superconductivity in Next Generation Ultraclean</w:t>
-      </w:r>
-      <w:r>
-        <w:t xml:space="preserve"> </w:t>
-      </w:r>
-      <w:r>
-        <w:t xml:space="preserve">UTe2</w:t>
-      </w:r>
+        <w:t xml:space="preserve">Xu, Chenchao, Siqi Wu, Guo-Xiang Zhi, et al. 2025.</w:t>
+      </w:r>
+      <w:r>
+        <w:t xml:space="preserve"> </w:t>
+      </w:r>
+      <w:r>
+        <w:t xml:space="preserve">“Altermagnetic Ground State in Distorted Kagome Metal</w:t>
+      </w:r>
+      <w:r>
+        <w:t xml:space="preserve"> </w:t>
+      </w:r>
+      <w:r>
+        <w:t xml:space="preserve">CsCr</w:t>
+      </w:r>
+      <m:oMath>
+        <m:sSub>
+          <m:e>
+            <m:r>
+              <m:t>​</m:t>
+            </m:r>
+          </m:e>
+          <m:sub>
+            <m:r>
+              <m:t>3</m:t>
+            </m:r>
+          </m:sub>
+        </m:sSub>
+      </m:oMath>
+      <w:r>
+        <w:t xml:space="preserve">sb</w:t>
+      </w:r>
+      <m:oMath>
+        <m:sSub>
+          <m:e>
+            <m:r>
+              <m:t>​</m:t>
+            </m:r>
+          </m:e>
+          <m:sub>
+            <m:r>
+              <m:t>5</m:t>
+            </m:r>
+          </m:sub>
+        </m:sSub>
+      </m:oMath>
       <w:r>
         <w:t xml:space="preserve">.”</w:t>
       </w:r>
@@ -19133,52 +21190,43 @@
           <w:i/>
           <w:iCs/>
         </w:rPr>
-        <w:t xml:space="preserve">Proceedings of the National Academy of Sciences</w:t>
-      </w:r>
-      <w:r>
-        <w:t xml:space="preserve"> </w:t>
-      </w:r>
-      <w:r>
-        <w:t xml:space="preserve">121: e2403067121.</w:t>
-      </w:r>
-      <w:r>
-        <w:t xml:space="preserve"> </w:t>
-      </w:r>
-      <w:hyperlink r:id="rId273">
-        <w:r>
-          <w:rPr>
-            <w:rStyle w:val="Hyperlink"/>
-          </w:rPr>
-          <w:t xml:space="preserve">https://doi.org/10.1073/pnas.2403067121</w:t>
+        <w:t xml:space="preserve">Nature Communications</w:t>
+      </w:r>
+      <w:r>
+        <w:t xml:space="preserve"> </w:t>
+      </w:r>
+      <w:r>
+        <w:t xml:space="preserve">16: 3114.</w:t>
+      </w:r>
+      <w:r>
+        <w:t xml:space="preserve"> </w:t>
+      </w:r>
+      <w:hyperlink r:id="rId277">
+        <w:r>
+          <w:rPr>
+            <w:rStyle w:val="Hyperlink"/>
+          </w:rPr>
+          <w:t xml:space="preserve">https://doi.org/10.1038/s41467-025-58446-6</w:t>
         </w:r>
       </w:hyperlink>
       <w:r>
         <w:t xml:space="preserve">.</w:t>
       </w:r>
     </w:p>
-    <w:bookmarkEnd w:id="274"/>
-    <w:bookmarkStart w:id="276" w:name="ref-xu2023altermagnetic"/>
+    <w:bookmarkEnd w:id="278"/>
+    <w:bookmarkStart w:id="280" w:name="ref-xu2023coexistence"/>
     <w:p>
       <w:pPr>
         <w:pStyle w:val="Bibliography"/>
       </w:pPr>
       <w:r>
-        <w:t xml:space="preserve">Xu, Chenchao, Siqi Wu, Guo-Xiang Zhi, et al. 2025.</w:t>
-      </w:r>
-      <w:r>
-        <w:t xml:space="preserve"> </w:t>
-      </w:r>
-      <w:r>
-        <w:t xml:space="preserve">“Altermagnetic Ground State in Distorted Kagome Metal</w:t>
-      </w:r>
-      <w:r>
-        <w:t xml:space="preserve"> </w:t>
-      </w:r>
-      <w:r>
-        <w:t xml:space="preserve">CsCr</w:t>
-      </w:r>
-      <w:r>
-        <w:t xml:space="preserve">$_3$sb$_5$.”</w:t>
+        <w:t xml:space="preserve">Xu, Hao, Chia-Min Chung, Mingpu Qin, Ulrich Schollwöck, Steven R. White, and Shiwei Zhang. 2024.</w:t>
+      </w:r>
+      <w:r>
+        <w:t xml:space="preserve"> </w:t>
+      </w:r>
+      <w:r>
+        <w:t xml:space="preserve">“Coexistence of Superconductivity with Partially Filled Stripes in the Hubbard Model.”</w:t>
       </w:r>
       <w:r>
         <w:t xml:space="preserve"> </w:t>
@@ -19188,43 +21236,52 @@
           <w:i/>
           <w:iCs/>
         </w:rPr>
-        <w:t xml:space="preserve">Nature Communications</w:t>
-      </w:r>
-      <w:r>
-        <w:t xml:space="preserve"> </w:t>
-      </w:r>
-      <w:r>
-        <w:t xml:space="preserve">16: 3114.</w:t>
-      </w:r>
-      <w:r>
-        <w:t xml:space="preserve"> </w:t>
-      </w:r>
-      <w:hyperlink r:id="rId275">
-        <w:r>
-          <w:rPr>
-            <w:rStyle w:val="Hyperlink"/>
-          </w:rPr>
-          <w:t xml:space="preserve">https://doi.org/10.1038/s41467-025-58446-6</w:t>
+        <w:t xml:space="preserve">Science</w:t>
+      </w:r>
+      <w:r>
+        <w:t xml:space="preserve"> </w:t>
+      </w:r>
+      <w:r>
+        <w:t xml:space="preserve">384: eadh7691.</w:t>
+      </w:r>
+      <w:r>
+        <w:t xml:space="preserve"> </w:t>
+      </w:r>
+      <w:hyperlink r:id="rId279">
+        <w:r>
+          <w:rPr>
+            <w:rStyle w:val="Hyperlink"/>
+          </w:rPr>
+          <w:t xml:space="preserve">https://doi.org/10.1126/science.adh7691</w:t>
         </w:r>
       </w:hyperlink>
       <w:r>
         <w:t xml:space="preserve">.</w:t>
       </w:r>
     </w:p>
-    <w:bookmarkEnd w:id="276"/>
-    <w:bookmarkStart w:id="278" w:name="ref-xu2023coexistence"/>
+    <w:bookmarkEnd w:id="280"/>
+    <w:bookmarkStart w:id="282" w:name="ref-yang2022superconductivitya"/>
     <w:p>
       <w:pPr>
         <w:pStyle w:val="Bibliography"/>
       </w:pPr>
       <w:r>
-        <w:t xml:space="preserve">Xu, Hao, Chia-Min Chung, Mingpu Qin, Ulrich Schollwöck, Steven R. White, and Shiwei Zhang. 2024.</w:t>
-      </w:r>
-      <w:r>
-        <w:t xml:space="preserve"> </w:t>
-      </w:r>
-      <w:r>
-        <w:t xml:space="preserve">“Coexistence of Superconductivity with Partially Filled Stripes in the Hubbard Model.”</w:t>
+        <w:t xml:space="preserve">Yang, Haitao, Yuhan Ye, Zhen Zhao, et al. 2024.</w:t>
+      </w:r>
+      <w:r>
+        <w:t xml:space="preserve"> </w:t>
+      </w:r>
+      <w:r>
+        <w:t xml:space="preserve">“Superconductivity and Orbital-Selective Nematic Order in a New Titanium-Based Kagome Metal</w:t>
+      </w:r>
+      <w:r>
+        <w:t xml:space="preserve"> </w:t>
+      </w:r>
+      <w:r>
+        <w:t xml:space="preserve">CsTi3Bi5</w:t>
+      </w:r>
+      <w:r>
+        <w:t xml:space="preserve">.”</w:t>
       </w:r>
       <w:r>
         <w:t xml:space="preserve"> </w:t>
@@ -19234,52 +21291,43 @@
           <w:i/>
           <w:iCs/>
         </w:rPr>
-        <w:t xml:space="preserve">Science</w:t>
-      </w:r>
-      <w:r>
-        <w:t xml:space="preserve"> </w:t>
-      </w:r>
-      <w:r>
-        <w:t xml:space="preserve">384: eadh7691.</w:t>
-      </w:r>
-      <w:r>
-        <w:t xml:space="preserve"> </w:t>
-      </w:r>
-      <w:hyperlink r:id="rId277">
-        <w:r>
-          <w:rPr>
-            <w:rStyle w:val="Hyperlink"/>
-          </w:rPr>
-          <w:t xml:space="preserve">https://doi.org/10.1126/science.adh7691</w:t>
+        <w:t xml:space="preserve">Nature Communications</w:t>
+      </w:r>
+      <w:r>
+        <w:t xml:space="preserve"> </w:t>
+      </w:r>
+      <w:r>
+        <w:t xml:space="preserve">15: 9626.</w:t>
+      </w:r>
+      <w:r>
+        <w:t xml:space="preserve"> </w:t>
+      </w:r>
+      <w:hyperlink r:id="rId281">
+        <w:r>
+          <w:rPr>
+            <w:rStyle w:val="Hyperlink"/>
+          </w:rPr>
+          <w:t xml:space="preserve">https://doi.org/10.1038/s41467-024-53870-6</w:t>
         </w:r>
       </w:hyperlink>
       <w:r>
         <w:t xml:space="preserve">.</w:t>
       </w:r>
     </w:p>
-    <w:bookmarkEnd w:id="278"/>
-    <w:bookmarkStart w:id="280" w:name="ref-yang2022superconductivitya"/>
+    <w:bookmarkEnd w:id="282"/>
+    <w:bookmarkStart w:id="284" w:name="ref-yu2023nontrivial"/>
     <w:p>
       <w:pPr>
         <w:pStyle w:val="Bibliography"/>
       </w:pPr>
       <w:r>
-        <w:t xml:space="preserve">Yang, Haitao, Yuhan Ye, Zhen Zhao, et al. 2024.</w:t>
-      </w:r>
-      <w:r>
-        <w:t xml:space="preserve"> </w:t>
-      </w:r>
-      <w:r>
-        <w:t xml:space="preserve">“Superconductivity and Orbital-Selective Nematic Order in a New Titanium-Based Kagome Metal</w:t>
-      </w:r>
-      <w:r>
-        <w:t xml:space="preserve"> </w:t>
-      </w:r>
-      <w:r>
-        <w:t xml:space="preserve">CsTi3Bi5</w:t>
-      </w:r>
-      <w:r>
-        <w:t xml:space="preserve">.”</w:t>
+        <w:t xml:space="preserve">Yu, Jiabin, Christopher J. Ciccarino, Raffaello Bianco, Ion Errea, Prineha Narang, and B. Andrei Bernevig. 2024.</w:t>
+      </w:r>
+      <w:r>
+        <w:t xml:space="preserve"> </w:t>
+      </w:r>
+      <w:r>
+        <w:t xml:space="preserve">“Nontrivial Quantum Geometry and the Strength of Electron-Phonon Coupling.”</w:t>
       </w:r>
       <w:r>
         <w:t xml:space="preserve"> </w:t>
@@ -19289,43 +21337,43 @@
           <w:i/>
           <w:iCs/>
         </w:rPr>
-        <w:t xml:space="preserve">Nature Communications</w:t>
-      </w:r>
-      <w:r>
-        <w:t xml:space="preserve"> </w:t>
-      </w:r>
-      <w:r>
-        <w:t xml:space="preserve">15: 9626.</w:t>
-      </w:r>
-      <w:r>
-        <w:t xml:space="preserve"> </w:t>
-      </w:r>
-      <w:hyperlink r:id="rId279">
-        <w:r>
-          <w:rPr>
-            <w:rStyle w:val="Hyperlink"/>
-          </w:rPr>
-          <w:t xml:space="preserve">https://doi.org/10.1038/s41467-024-53870-6</w:t>
+        <w:t xml:space="preserve">Nature Physics</w:t>
+      </w:r>
+      <w:r>
+        <w:t xml:space="preserve"> </w:t>
+      </w:r>
+      <w:r>
+        <w:t xml:space="preserve">20: 1262–68.</w:t>
+      </w:r>
+      <w:r>
+        <w:t xml:space="preserve"> </w:t>
+      </w:r>
+      <w:hyperlink r:id="rId283">
+        <w:r>
+          <w:rPr>
+            <w:rStyle w:val="Hyperlink"/>
+          </w:rPr>
+          <w:t xml:space="preserve">https://doi.org/10.1038/s41567-024-02486-0</w:t>
         </w:r>
       </w:hyperlink>
       <w:r>
         <w:t xml:space="preserve">.</w:t>
       </w:r>
     </w:p>
-    <w:bookmarkEnd w:id="280"/>
-    <w:bookmarkStart w:id="282" w:name="ref-yu2023nontrivial"/>
+    <w:bookmarkEnd w:id="284"/>
+    <w:bookmarkStart w:id="286" w:name="ref-zeni2025mattergen"/>
     <w:p>
       <w:pPr>
         <w:pStyle w:val="Bibliography"/>
       </w:pPr>
       <w:r>
-        <w:t xml:space="preserve">Yu, Jiabin, Christopher J. Ciccarino, Raffaello Bianco, Ion Errea, Prineha Narang, and B. Andrei Bernevig. 2024.</w:t>
-      </w:r>
-      <w:r>
-        <w:t xml:space="preserve"> </w:t>
-      </w:r>
-      <w:r>
-        <w:t xml:space="preserve">“Nontrivial Quantum Geometry and the Strength of Electron-Phonon Coupling.”</w:t>
+        <w:t xml:space="preserve">Zeni, Claudio, Robert Pinsler, Daniel Zügner, et al. 2025.</w:t>
+      </w:r>
+      <w:r>
+        <w:t xml:space="preserve"> </w:t>
+      </w:r>
+      <w:r>
+        <w:t xml:space="preserve">“A Generative Model for Inorganic Materials Design.”</w:t>
       </w:r>
       <w:r>
         <w:t xml:space="preserve"> </w:t>
@@ -19335,43 +21383,103 @@
           <w:i/>
           <w:iCs/>
         </w:rPr>
-        <w:t xml:space="preserve">Nature Physics</w:t>
-      </w:r>
-      <w:r>
-        <w:t xml:space="preserve"> </w:t>
-      </w:r>
-      <w:r>
-        <w:t xml:space="preserve">20: 1262–68.</w:t>
-      </w:r>
-      <w:r>
-        <w:t xml:space="preserve"> </w:t>
-      </w:r>
-      <w:hyperlink r:id="rId281">
-        <w:r>
-          <w:rPr>
-            <w:rStyle w:val="Hyperlink"/>
-          </w:rPr>
-          <w:t xml:space="preserve">https://doi.org/10.1038/s41567-024-02486-0</w:t>
+        <w:t xml:space="preserve">Nature</w:t>
+      </w:r>
+      <w:r>
+        <w:t xml:space="preserve"> </w:t>
+      </w:r>
+      <w:r>
+        <w:t xml:space="preserve">639: 624–32.</w:t>
+      </w:r>
+      <w:r>
+        <w:t xml:space="preserve"> </w:t>
+      </w:r>
+      <w:hyperlink r:id="rId285">
+        <w:r>
+          <w:rPr>
+            <w:rStyle w:val="Hyperlink"/>
+          </w:rPr>
+          <w:t xml:space="preserve">https://doi.org/10.1038/s41586-025-08628-5</w:t>
         </w:r>
       </w:hyperlink>
       <w:r>
         <w:t xml:space="preserve">.</w:t>
       </w:r>
     </w:p>
-    <w:bookmarkEnd w:id="282"/>
-    <w:bookmarkStart w:id="284" w:name="ref-zeni2025mattergen"/>
+    <w:bookmarkEnd w:id="286"/>
+    <w:bookmarkStart w:id="288" w:name="ref-zhang2023high"/>
     <w:p>
       <w:pPr>
         <w:pStyle w:val="Bibliography"/>
       </w:pPr>
       <w:r>
-        <w:t xml:space="preserve">Zeni, Claudio, Robert Pinsler, Daniel Zügner, et al. 2025.</w:t>
-      </w:r>
-      <w:r>
-        <w:t xml:space="preserve"> </w:t>
-      </w:r>
-      <w:r>
-        <w:t xml:space="preserve">“A Generative Model for Inorganic Materials Design.”</w:t>
+        <w:t xml:space="preserve">Zhang, Yanan, Dajun Su, Yanen Huang, et al. 2024.</w:t>
+      </w:r>
+      <w:r>
+        <w:t xml:space="preserve"> </w:t>
+      </w:r>
+      <w:r>
+        <w:t xml:space="preserve">“High-Temperature Superconductivity with Zero-Resistance and Strange Metal Behavior in La</w:t>
+      </w:r>
+      <m:oMath>
+        <m:sSub>
+          <m:e>
+            <m:r>
+              <m:t>​</m:t>
+            </m:r>
+          </m:e>
+          <m:sub>
+            <m:r>
+              <m:t>3</m:t>
+            </m:r>
+          </m:sub>
+        </m:sSub>
+      </m:oMath>
+      <w:r>
+        <w:t xml:space="preserve">ni</w:t>
+      </w:r>
+      <m:oMath>
+        <m:sSub>
+          <m:e>
+            <m:r>
+              <m:t>​</m:t>
+            </m:r>
+          </m:e>
+          <m:sub>
+            <m:r>
+              <m:t>2</m:t>
+            </m:r>
+          </m:sub>
+        </m:sSub>
+      </m:oMath>
+      <w:r>
+        <w:t xml:space="preserve">o</w:t>
+      </w:r>
+      <m:oMath>
+        <m:sSub>
+          <m:e>
+            <m:r>
+              <m:t>​</m:t>
+            </m:r>
+          </m:e>
+          <m:sub>
+            <m:r>
+              <m:t>7</m:t>
+            </m:r>
+            <m:r>
+              <m:rPr>
+                <m:sty m:val="p"/>
+              </m:rPr>
+              <m:t>−</m:t>
+            </m:r>
+            <m:r>
+              <m:t>δ</m:t>
+            </m:r>
+          </m:sub>
+        </m:sSub>
+      </m:oMath>
+      <w:r>
+        <w:t xml:space="preserve">.”</w:t>
       </w:r>
       <w:r>
         <w:t xml:space="preserve"> </w:t>
@@ -19381,66 +21489,37 @@
           <w:i/>
           <w:iCs/>
         </w:rPr>
-        <w:t xml:space="preserve">Nature</w:t>
-      </w:r>
-      <w:r>
-        <w:t xml:space="preserve"> </w:t>
-      </w:r>
-      <w:r>
-        <w:t xml:space="preserve">639: 624–32.</w:t>
-      </w:r>
-      <w:r>
-        <w:t xml:space="preserve"> </w:t>
-      </w:r>
-      <w:hyperlink r:id="rId283">
-        <w:r>
-          <w:rPr>
-            <w:rStyle w:val="Hyperlink"/>
-          </w:rPr>
-          <w:t xml:space="preserve">https://doi.org/10.1038/s41586-025-08628-5</w:t>
+        <w:t xml:space="preserve">Nature Physics</w:t>
+      </w:r>
+      <w:r>
+        <w:t xml:space="preserve"> </w:t>
+      </w:r>
+      <w:r>
+        <w:t xml:space="preserve">20: 1269–73.</w:t>
+      </w:r>
+      <w:r>
+        <w:t xml:space="preserve"> </w:t>
+      </w:r>
+      <w:hyperlink r:id="rId287">
+        <w:r>
+          <w:rPr>
+            <w:rStyle w:val="Hyperlink"/>
+          </w:rPr>
+          <w:t xml:space="preserve">https://doi.org/10.1038/s41567-024-02515-y</w:t>
         </w:r>
       </w:hyperlink>
       <w:r>
         <w:t xml:space="preserve">.</w:t>
       </w:r>
     </w:p>
-    <w:bookmarkEnd w:id="284"/>
-    <w:bookmarkStart w:id="286" w:name="ref-zhang2023high"/>
+    <w:bookmarkEnd w:id="288"/>
+    <w:bookmarkStart w:id="290" w:name="ref-zhang2026superconductivity"/>
     <w:p>
       <w:pPr>
         <w:pStyle w:val="Bibliography"/>
       </w:pPr>
       <w:r>
-        <w:t xml:space="preserve">Zhang, Yanan, Dajun Su, Yanen Huang, et al. 2024.</w:t>
-      </w:r>
-      <w:r>
-        <w:t xml:space="preserve"> </w:t>
-      </w:r>
-      <w:r>
-        <w:t xml:space="preserve">“High-Temperature Superconductivity with Zero-Resistance and Strange Metal Behavior in La$_</w:t>
-      </w:r>
-      <w:r>
-        <w:t xml:space="preserve">3</w:t>
-      </w:r>
-      <w:r>
-        <w:t xml:space="preserve">$ni$_</w:t>
-      </w:r>
-      <w:r>
-        <w:t xml:space="preserve">2</w:t>
-      </w:r>
-      <w:r>
-        <w:t xml:space="preserve">$o$_</w:t>
-      </w:r>
-      <w:r>
-        <w:t xml:space="preserve">7-</w:t>
-      </w:r>
-      <m:oMath>
-        <m:r>
-          <m:t>δ</m:t>
-        </m:r>
-      </m:oMath>
-      <w:r>
-        <w:t xml:space="preserve">$.”</w:t>
+        <w:t xml:space="preserve">Zhang, Yang, Ling-Fang Lin, Thomas A. Maier, and Elbio Dagotto. 2026.</w:t>
       </w:r>
       <w:r>
         <w:t xml:space="preserve"> </w:t>
@@ -19450,37 +21529,40 @@
           <w:i/>
           <w:iCs/>
         </w:rPr>
-        <w:t xml:space="preserve">Nature Physics</w:t>
-      </w:r>
-      <w:r>
-        <w:t xml:space="preserve"> </w:t>
-      </w:r>
-      <w:r>
-        <w:t xml:space="preserve">20: 1269–73.</w:t>
-      </w:r>
-      <w:r>
-        <w:t xml:space="preserve"> </w:t>
-      </w:r>
-      <w:hyperlink r:id="rId285">
-        <w:r>
-          <w:rPr>
-            <w:rStyle w:val="Hyperlink"/>
-          </w:rPr>
-          <w:t xml:space="preserve">https://doi.org/10.1038/s41567-024-02515-y</w:t>
-        </w:r>
-      </w:hyperlink>
+        <w:t xml:space="preserve">Superconductivity in Ruddlesden-Popper Nickelates: A Review of Recent Progress, Focusing on Thin Films</w:t>
+      </w:r>
       <w:r>
         <w:t xml:space="preserve">.</w:t>
       </w:r>
-    </w:p>
-    <w:bookmarkEnd w:id="286"/>
-    <w:bookmarkStart w:id="288" w:name="ref-zhang2026superconductivity"/>
+      <w:r>
+        <w:t xml:space="preserve"> </w:t>
+      </w:r>
+      <w:hyperlink r:id="rId289">
+        <w:r>
+          <w:rPr>
+            <w:rStyle w:val="Hyperlink"/>
+          </w:rPr>
+          <w:t xml:space="preserve">https://arxiv.org/abs/2604.18385</w:t>
+        </w:r>
+      </w:hyperlink>
+      <w:r>
+        <w:t xml:space="preserve">.</w:t>
+      </w:r>
+    </w:p>
+    <w:bookmarkEnd w:id="290"/>
+    <w:bookmarkStart w:id="292" w:name="ref-zhou2024ambient"/>
     <w:p>
       <w:pPr>
         <w:pStyle w:val="Bibliography"/>
       </w:pPr>
       <w:r>
-        <w:t xml:space="preserve">Zhang, Yang, Ling-Fang Lin, Thomas A. Maier, and Elbio Dagotto. 2026.</w:t>
+        <w:t xml:space="preserve">Zhou, Guangdi, Wei Lv, Heng Wang, et al. 2025.</w:t>
+      </w:r>
+      <w:r>
+        <w:t xml:space="preserve"> </w:t>
+      </w:r>
+      <w:r>
+        <w:t xml:space="preserve">“Ambient-Pressure Superconductivity Onset Above 40 k in Bilayer Nickelate Ultrathin Films.”</w:t>
       </w:r>
       <w:r>
         <w:t xml:space="preserve"> </w:t>
@@ -19490,40 +21572,43 @@
           <w:i/>
           <w:iCs/>
         </w:rPr>
-        <w:t xml:space="preserve">Superconductivity in Ruddlesden-Popper Nickelates: A Review of Recent Progress, Focusing on Thin Films</w:t>
-      </w:r>
+        <w:t xml:space="preserve">Nature</w:t>
+      </w:r>
+      <w:r>
+        <w:t xml:space="preserve"> </w:t>
+      </w:r>
+      <w:r>
+        <w:t xml:space="preserve">640: 641–46.</w:t>
+      </w:r>
+      <w:r>
+        <w:t xml:space="preserve"> </w:t>
+      </w:r>
+      <w:hyperlink r:id="rId291">
+        <w:r>
+          <w:rPr>
+            <w:rStyle w:val="Hyperlink"/>
+          </w:rPr>
+          <w:t xml:space="preserve">https://doi.org/10.1038/s41586-025-08755-z</w:t>
+        </w:r>
+      </w:hyperlink>
       <w:r>
         <w:t xml:space="preserve">.</w:t>
       </w:r>
-      <w:r>
-        <w:t xml:space="preserve"> </w:t>
-      </w:r>
-      <w:hyperlink r:id="rId287">
-        <w:r>
-          <w:rPr>
-            <w:rStyle w:val="Hyperlink"/>
-          </w:rPr>
-          <w:t xml:space="preserve">https://arxiv.org/abs/2604.18385</w:t>
-        </w:r>
-      </w:hyperlink>
-      <w:r>
-        <w:t xml:space="preserve">.</w:t>
-      </w:r>
-    </w:p>
-    <w:bookmarkEnd w:id="288"/>
-    <w:bookmarkStart w:id="290" w:name="ref-zhou2024ambient"/>
+    </w:p>
+    <w:bookmarkEnd w:id="292"/>
+    <w:bookmarkStart w:id="294" w:name="ref-zhou2025superconductivity"/>
     <w:p>
       <w:pPr>
         <w:pStyle w:val="Bibliography"/>
       </w:pPr>
       <w:r>
-        <w:t xml:space="preserve">Zhou, Guangdi, Wei Lv, Heng Wang, et al. 2025.</w:t>
-      </w:r>
-      <w:r>
-        <w:t xml:space="preserve"> </w:t>
-      </w:r>
-      <w:r>
-        <w:t xml:space="preserve">“Ambient-Pressure Superconductivity Onset Above 40 k in Bilayer Nickelate Ultrathin Films.”</w:t>
+        <w:t xml:space="preserve">Zhou, Guangdi, Heng Wang, Haoliang Huang, et al. 2026.</w:t>
+      </w:r>
+      <w:r>
+        <w:t xml:space="preserve"> </w:t>
+      </w:r>
+      <w:r>
+        <w:t xml:space="preserve">“Superconductivity Onset Above 60 k in Ambient-Pressure Nickelate Films.”</w:t>
       </w:r>
       <w:r>
         <w:t xml:space="preserve"> </w:t>
@@ -19533,43 +21618,37 @@
           <w:i/>
           <w:iCs/>
         </w:rPr>
-        <w:t xml:space="preserve">Nature</w:t>
-      </w:r>
-      <w:r>
-        <w:t xml:space="preserve"> </w:t>
-      </w:r>
-      <w:r>
-        <w:t xml:space="preserve">640: 641–46.</w:t>
-      </w:r>
-      <w:r>
-        <w:t xml:space="preserve"> </w:t>
-      </w:r>
-      <w:hyperlink r:id="rId289">
-        <w:r>
-          <w:rPr>
-            <w:rStyle w:val="Hyperlink"/>
-          </w:rPr>
-          <w:t xml:space="preserve">https://doi.org/10.1038/s41586-025-08755-z</w:t>
+        <w:t xml:space="preserve">National Science Review</w:t>
+      </w:r>
+      <w:r>
+        <w:t xml:space="preserve"> </w:t>
+      </w:r>
+      <w:r>
+        <w:t xml:space="preserve">13: nwag151.</w:t>
+      </w:r>
+      <w:r>
+        <w:t xml:space="preserve"> </w:t>
+      </w:r>
+      <w:hyperlink r:id="rId293">
+        <w:r>
+          <w:rPr>
+            <w:rStyle w:val="Hyperlink"/>
+          </w:rPr>
+          <w:t xml:space="preserve">https://doi.org/10.1093/nsr/nwag151</w:t>
         </w:r>
       </w:hyperlink>
       <w:r>
         <w:t xml:space="preserve">.</w:t>
       </w:r>
     </w:p>
-    <w:bookmarkEnd w:id="290"/>
-    <w:bookmarkStart w:id="292" w:name="ref-zhou2025superconductivity"/>
+    <w:bookmarkEnd w:id="294"/>
+    <w:bookmarkStart w:id="296" w:name="ref-zhou2023investigations"/>
     <w:p>
       <w:pPr>
         <w:pStyle w:val="Bibliography"/>
       </w:pPr>
       <w:r>
-        <w:t xml:space="preserve">Zhou, Guangdi, Heng Wang, Haoliang Huang, et al. 2026.</w:t>
-      </w:r>
-      <w:r>
-        <w:t xml:space="preserve"> </w:t>
-      </w:r>
-      <w:r>
-        <w:t xml:space="preserve">“Superconductivity Onset Above 60 k in Ambient-Pressure Nickelate Films.”</w:t>
+        <w:t xml:space="preserve">Zhou, Yazhou, Jing Guo, Shu Cai, et al. 2023.</w:t>
       </w:r>
       <w:r>
         <w:t xml:space="preserve"> </w:t>
@@ -19579,60 +21658,20 @@
           <w:i/>
           <w:iCs/>
         </w:rPr>
-        <w:t xml:space="preserve">National Science Review</w:t>
-      </w:r>
-      <w:r>
-        <w:t xml:space="preserve"> </w:t>
-      </w:r>
-      <w:r>
-        <w:t xml:space="preserve">13: nwag151.</w:t>
-      </w:r>
-      <w:r>
-        <w:t xml:space="preserve"> </w:t>
-      </w:r>
-      <w:hyperlink r:id="rId291">
-        <w:r>
-          <w:rPr>
-            <w:rStyle w:val="Hyperlink"/>
-          </w:rPr>
-          <w:t xml:space="preserve">https://doi.org/10.1093/nsr/nwag151</w:t>
-        </w:r>
-      </w:hyperlink>
-      <w:r>
-        <w:t xml:space="preserve">.</w:t>
-      </w:r>
-    </w:p>
-    <w:bookmarkEnd w:id="292"/>
-    <w:bookmarkStart w:id="294" w:name="ref-zhou2023investigations"/>
-    <w:p>
-      <w:pPr>
-        <w:pStyle w:val="Bibliography"/>
-      </w:pPr>
-      <w:r>
-        <w:t xml:space="preserve">Zhou, Yazhou, Jing Guo, Shu Cai, et al. 2023.</w:t>
-      </w:r>
-      <w:r>
-        <w:t xml:space="preserve"> </w:t>
+        <w:t xml:space="preserve">Investigations of Key Issues on the Reproducibility of High-Tc Superconductivity Emerging from Compressed</w:t>
       </w:r>
       <w:r>
         <w:rPr>
           <w:i/>
           <w:iCs/>
         </w:rPr>
-        <w:t xml:space="preserve">Investigations of Key Issues on the Reproducibility of High-Tc Superconductivity Emerging from Compressed</w:t>
+        <w:t xml:space="preserve"> </w:t>
       </w:r>
       <w:r>
         <w:rPr>
           <w:i/>
           <w:iCs/>
         </w:rPr>
-        <w:t xml:space="preserve"> </w:t>
-      </w:r>
-      <w:r>
-        <w:rPr>
-          <w:i/>
-          <w:iCs/>
-        </w:rPr>
         <w:t xml:space="preserve">La3Ni2O7</w:t>
       </w:r>
       <w:r>
@@ -19641,7 +21680,7 @@
       <w:r>
         <w:t xml:space="preserve"> </w:t>
       </w:r>
-      <w:hyperlink r:id="rId293">
+      <w:hyperlink r:id="rId295">
         <w:r>
           <w:rPr>
             <w:rStyle w:val="Hyperlink"/>
@@ -19653,9 +21692,9 @@
         <w:t xml:space="preserve">.</w:t>
       </w:r>
     </w:p>
-    <w:bookmarkEnd w:id="294"/>
-    <w:bookmarkEnd w:id="295"/>
     <w:bookmarkEnd w:id="296"/>
+    <w:bookmarkEnd w:id="297"/>
+    <w:bookmarkEnd w:id="298"/>
     <w:sectPr>
       <w:footnotePr>
         <w:numRestart w:val="eachSect"/>
